--- a/Bao_cao_2_truc_Che_tao.docx
+++ b/Bao_cao_2_truc_Che_tao.docx
@@ -7,7 +7,7 @@
         <w:pStyle w:val="Heading1"/>
       </w:pPr>
       <w:r>
-        <w:t>CHƯƠNG 1. PHƯƠNG ÁN THIẾT KẾ HỆ THỐNG</w:t>
+        <w:t>CHƯƠNG 1. PHƯƠNG ÁN THIẾT KẾ HỆ HAI TRỤC ĐÃ CHỐT</w:t>
       </w:r>
     </w:p>
     <w:p>
@@ -15,13 +15,129 @@
         <w:pStyle w:val="Heading2"/>
       </w:pPr>
       <w:r>
-        <w:t>1.1. Cấu trúc hệ thống đề xuất</w:t>
+        <w:t>1.1. Phương pháp điều khiển chốt: ma trận LDR suy ra hai góc quay</w:t>
       </w:r>
     </w:p>
     <w:p>
       <w:pPr/>
       <w:r>
-        <w:t>Hệ thống dùng cụm bốn LDR gắn ở bốn góc tấm pin; mỗi LDR nghiêng đối xứng ra ngoài một góc β_s so với pháp tuyến mặt pin. Cặp trái–phải xác định sai lệch phương vị; cặp trên–dưới xác định sai lệch độ nghiêng. Arduino Mega đọc các tín hiệu, lọc và chuẩn hóa, sau đó gửi góc lệnh tới servo vị trí của trục phương vị và tín hiệu PWM/chiều quay tới động cơ DC giảm tốc có encoder cho trục nghiêng.</w:t>
+        <w:t>Bốn LDR gắn ở bốn góc tấm pin: trên-trái (L_TT), trên-phải (L_PT), dưới-trái (L_TD), dưới-phải (L_PD); mỗi cảm biến gá chếch ra ngoài góc β_s = 30° như nhau. Ma trận sáng được rút thành các đại lượng chuẩn hóa:</w:t>
+      </w:r>
+    </w:p>
+    <w:p>
+      <w:pPr>
+        <w:ind w:firstLine="0"/>
+        <w:jc w:val="center"/>
+      </w:pPr>
+      <w:r>
+        <w:rPr>
+          <w:i/>
+        </w:rPr>
+        <w:t>S = L_TT + L_PT + L_TD + L_PD</w:t>
+      </w:r>
+    </w:p>
+    <w:p>
+      <w:pPr>
+        <w:ind w:firstLine="0"/>
+        <w:jc w:val="center"/>
+      </w:pPr>
+      <w:r>
+        <w:rPr>
+          <w:i/>
+        </w:rPr>
+        <w:t>e_quay = [(L_PT + L_PD) − (L_TT + L_TD)] / S</w:t>
+      </w:r>
+    </w:p>
+    <w:p>
+      <w:pPr>
+        <w:ind w:firstLine="0"/>
+        <w:jc w:val="center"/>
+      </w:pPr>
+      <w:r>
+        <w:rPr>
+          <w:i/>
+        </w:rPr>
+        <w:t>e_nghiêng = [(L_TT + L_PT) − (L_TD + L_PD)] / S</w:t>
+      </w:r>
+    </w:p>
+    <w:p>
+      <w:pPr/>
+      <w:r>
+        <w:t>Với đáp ứng mỗi kênh tỉ lệ cos(Δ ∓ β_s) trong mặt phẳng của trục tương ứng, hai góc lệch được suy ra ngay trong một lần đọc:</w:t>
+      </w:r>
+    </w:p>
+    <w:p>
+      <w:pPr>
+        <w:ind w:firstLine="0"/>
+        <w:jc w:val="center"/>
+      </w:pPr>
+      <w:r>
+        <w:rPr>
+          <w:i/>
+        </w:rPr>
+        <w:t>Δ_quay = atan(e_quay / tan β_s);   Δ_nghiêng = atan(e_nghiêng / tan β_s)</w:t>
+      </w:r>
+    </w:p>
+    <w:p>
+      <w:pPr/>
+      <w:r>
+        <w:t>Góc đích của mỗi trục tính từ biến trở hồi tiếp riêng và giới hạn trong hành trình: θ_đích = sat(θ + Δ, θ_min, θ_max). Động cơ chỉ chạy khi |Δ| &gt; δ = 3° và dừng khi hồi tiếp báo tới góc đích; trục nghiêng chỉnh trước rồi mới tới trục phương vị. Hộp giảm tốc trục vít tự hãm giữ tấm pin đứng yên khi ngắt điện — ưu điểm bắt buộc phải có ở trục nghiêng vốn luôn chịu mô-men trọng lượng.</w:t>
+      </w:r>
+    </w:p>
+    <w:p>
+      <w:pPr>
+        <w:pStyle w:val="Heading2"/>
+      </w:pPr>
+      <w:r>
+        <w:t>1.2. Cấu trúc tổng thể hệ thống</w:t>
+      </w:r>
+    </w:p>
+    <w:p>
+      <w:pPr>
+        <w:ind w:firstLine="0"/>
+        <w:jc w:val="center"/>
+      </w:pPr>
+      <w:r>
+        <w:drawing>
+          <wp:inline xmlns:a="http://schemas.openxmlformats.org/drawingml/2006/main" xmlns:pic="http://schemas.openxmlformats.org/drawingml/2006/picture">
+            <wp:extent cx="5580000" cy="3776295"/>
+            <wp:docPr id="1" name="Picture 1"/>
+            <wp:cNvGraphicFramePr>
+              <a:graphicFrameLocks noChangeAspect="1"/>
+            </wp:cNvGraphicFramePr>
+            <a:graphic>
+              <a:graphicData uri="http://schemas.openxmlformats.org/drawingml/2006/picture">
+                <pic:pic>
+                  <pic:nvPicPr>
+                    <pic:cNvPr id="0" name="so_do_khoi_2_truc.png"/>
+                    <pic:cNvPicPr/>
+                  </pic:nvPicPr>
+                  <pic:blipFill>
+                    <a:blip r:embed="rId22"/>
+                    <a:stretch>
+                      <a:fillRect/>
+                    </a:stretch>
+                  </pic:blipFill>
+                  <pic:spPr>
+                    <a:xfrm>
+                      <a:off x="0" y="0"/>
+                      <a:ext cx="5580000" cy="3776295"/>
+                    </a:xfrm>
+                    <a:prstGeom prst="rect"/>
+                  </pic:spPr>
+                </pic:pic>
+              </a:graphicData>
+            </a:graphic>
+          </wp:inline>
+        </w:drawing>
+      </w:r>
+    </w:p>
+    <w:p>
+      <w:pPr>
+        <w:pStyle w:val="Caption"/>
+      </w:pPr>
+      <w:r>
+        <w:t>Hình 1. Sơ đồ khối hệ thống bám nắng hai trục dùng ESP32</w:t>
       </w:r>
     </w:p>
     <w:p>
@@ -30,8 +146,3791 @@
         <w:spacing w:after="80"/>
       </w:pPr>
       <w:r>
-        <w:t>Bảng 1. Cấu hình và vai trò các khối hệ thống hai trục</w:t>
+        <w:t>Bảng 1. Các khối chức năng của hệ thống hai trục</w:t>
       </w:r>
+    </w:p>
+    <w:tbl>
+      <w:tblPr>
+        <w:tblStyle w:val="TableGrid"/>
+        <w:tblW w:type="auto" w:w="0"/>
+        <w:jc w:val="center"/>
+        <w:tblLook w:firstColumn="1" w:firstRow="1" w:lastColumn="0" w:lastRow="0" w:noHBand="0" w:noVBand="1" w:val="04A0"/>
+      </w:tblPr>
+      <w:tblGrid>
+        <w:gridCol w:w="3010"/>
+        <w:gridCol w:w="3010"/>
+        <w:gridCol w:w="3010"/>
+      </w:tblGrid>
+      <w:tr>
+        <w:tc>
+          <w:tcPr>
+            <w:tcW w:type="dxa" w:w="3010"/>
+          </w:tcPr>
+          <w:p>
+            <w:pPr>
+              <w:spacing w:after="40"/>
+              <w:ind w:firstLine="0"/>
+            </w:pPr>
+            <w:r>
+              <w:rPr>
+                <w:b/>
+                <w:sz w:val="22"/>
+              </w:rPr>
+              <w:t>Khối</w:t>
+            </w:r>
+          </w:p>
+        </w:tc>
+        <w:tc>
+          <w:tcPr>
+            <w:tcW w:type="dxa" w:w="3010"/>
+          </w:tcPr>
+          <w:p>
+            <w:pPr>
+              <w:spacing w:after="40"/>
+              <w:ind w:firstLine="0"/>
+            </w:pPr>
+            <w:r>
+              <w:rPr>
+                <w:b/>
+                <w:sz w:val="22"/>
+              </w:rPr>
+              <w:t>Cấu hình chốt</w:t>
+            </w:r>
+          </w:p>
+        </w:tc>
+        <w:tc>
+          <w:tcPr>
+            <w:tcW w:type="dxa" w:w="3010"/>
+          </w:tcPr>
+          <w:p>
+            <w:pPr>
+              <w:spacing w:after="40"/>
+              <w:ind w:firstLine="0"/>
+            </w:pPr>
+            <w:r>
+              <w:rPr>
+                <w:b/>
+                <w:sz w:val="22"/>
+              </w:rPr>
+              <w:t>Nhiệm vụ</w:t>
+            </w:r>
+          </w:p>
+        </w:tc>
+      </w:tr>
+      <w:tr>
+        <w:tc>
+          <w:tcPr>
+            <w:tcW w:type="dxa" w:w="3010"/>
+          </w:tcPr>
+          <w:p>
+            <w:pPr>
+              <w:spacing w:after="40"/>
+              <w:ind w:firstLine="0"/>
+            </w:pPr>
+            <w:r>
+              <w:rPr>
+                <w:sz w:val="22"/>
+              </w:rPr>
+              <w:t>Cảm biến hướng</w:t>
+            </w:r>
+          </w:p>
+        </w:tc>
+        <w:tc>
+          <w:tcPr>
+            <w:tcW w:type="dxa" w:w="3010"/>
+          </w:tcPr>
+          <w:p>
+            <w:pPr>
+              <w:spacing w:after="40"/>
+              <w:ind w:firstLine="0"/>
+            </w:pPr>
+            <w:r>
+              <w:rPr>
+                <w:sz w:val="22"/>
+              </w:rPr>
+              <w:t>4 LDR gá β_s = 30° ở 4 góc</w:t>
+            </w:r>
+          </w:p>
+        </w:tc>
+        <w:tc>
+          <w:tcPr>
+            <w:tcW w:type="dxa" w:w="3010"/>
+          </w:tcPr>
+          <w:p>
+            <w:pPr>
+              <w:spacing w:after="40"/>
+              <w:ind w:firstLine="0"/>
+            </w:pPr>
+            <w:r>
+              <w:rPr>
+                <w:sz w:val="22"/>
+              </w:rPr>
+              <w:t>Lập ma trận sáng, tạo e_quay và e_nghiêng.</w:t>
+            </w:r>
+          </w:p>
+        </w:tc>
+      </w:tr>
+      <w:tr>
+        <w:tc>
+          <w:tcPr>
+            <w:tcW w:type="dxa" w:w="3010"/>
+          </w:tcPr>
+          <w:p>
+            <w:pPr>
+              <w:spacing w:after="40"/>
+              <w:ind w:firstLine="0"/>
+            </w:pPr>
+            <w:r>
+              <w:rPr>
+                <w:sz w:val="22"/>
+              </w:rPr>
+              <w:t>Hồi tiếp vị trí</w:t>
+            </w:r>
+          </w:p>
+        </w:tc>
+        <w:tc>
+          <w:tcPr>
+            <w:tcW w:type="dxa" w:w="3010"/>
+          </w:tcPr>
+          <w:p>
+            <w:pPr>
+              <w:spacing w:after="40"/>
+              <w:ind w:firstLine="0"/>
+            </w:pPr>
+            <w:r>
+              <w:rPr>
+                <w:sz w:val="22"/>
+              </w:rPr>
+              <w:t>2 biến trở xoay 10 k đồng trục</w:t>
+            </w:r>
+          </w:p>
+        </w:tc>
+        <w:tc>
+          <w:tcPr>
+            <w:tcW w:type="dxa" w:w="3010"/>
+          </w:tcPr>
+          <w:p>
+            <w:pPr>
+              <w:spacing w:after="40"/>
+              <w:ind w:firstLine="0"/>
+            </w:pPr>
+            <w:r>
+              <w:rPr>
+                <w:sz w:val="22"/>
+              </w:rPr>
+              <w:t>Báo góc hiện tại từng trục để dừng đúng góc đích.</w:t>
+            </w:r>
+          </w:p>
+        </w:tc>
+      </w:tr>
+      <w:tr>
+        <w:tc>
+          <w:tcPr>
+            <w:tcW w:type="dxa" w:w="3010"/>
+          </w:tcPr>
+          <w:p>
+            <w:pPr>
+              <w:spacing w:after="40"/>
+              <w:ind w:firstLine="0"/>
+            </w:pPr>
+            <w:r>
+              <w:rPr>
+                <w:sz w:val="22"/>
+              </w:rPr>
+              <w:t>Điều khiển</w:t>
+            </w:r>
+          </w:p>
+        </w:tc>
+        <w:tc>
+          <w:tcPr>
+            <w:tcW w:type="dxa" w:w="3010"/>
+          </w:tcPr>
+          <w:p>
+            <w:pPr>
+              <w:spacing w:after="40"/>
+              <w:ind w:firstLine="0"/>
+            </w:pPr>
+            <w:r>
+              <w:rPr>
+                <w:sz w:val="22"/>
+              </w:rPr>
+              <w:t>ESP32 DevKit + RTC DS3231</w:t>
+            </w:r>
+          </w:p>
+        </w:tc>
+        <w:tc>
+          <w:tcPr>
+            <w:tcW w:type="dxa" w:w="3010"/>
+          </w:tcPr>
+          <w:p>
+            <w:pPr>
+              <w:spacing w:after="40"/>
+              <w:ind w:firstLine="0"/>
+            </w:pPr>
+            <w:r>
+              <w:rPr>
+                <w:sz w:val="22"/>
+              </w:rPr>
+              <w:t>ADC 12 bit, lọc trung vị, suy hai góc, liên động, ghi log.</w:t>
+            </w:r>
+          </w:p>
+        </w:tc>
+      </w:tr>
+      <w:tr>
+        <w:tc>
+          <w:tcPr>
+            <w:tcW w:type="dxa" w:w="3010"/>
+          </w:tcPr>
+          <w:p>
+            <w:pPr>
+              <w:spacing w:after="40"/>
+              <w:ind w:firstLine="0"/>
+            </w:pPr>
+            <w:r>
+              <w:rPr>
+                <w:sz w:val="22"/>
+              </w:rPr>
+              <w:t>Đo kiểm</w:t>
+            </w:r>
+          </w:p>
+        </w:tc>
+        <w:tc>
+          <w:tcPr>
+            <w:tcW w:type="dxa" w:w="3010"/>
+          </w:tcPr>
+          <w:p>
+            <w:pPr>
+              <w:spacing w:after="40"/>
+              <w:ind w:firstLine="0"/>
+            </w:pPr>
+            <w:r>
+              <w:rPr>
+                <w:sz w:val="22"/>
+              </w:rPr>
+              <w:t>ADS1115 (I²C, 16 bit)</w:t>
+            </w:r>
+          </w:p>
+        </w:tc>
+        <w:tc>
+          <w:tcPr>
+            <w:tcW w:type="dxa" w:w="3010"/>
+          </w:tcPr>
+          <w:p>
+            <w:pPr>
+              <w:spacing w:after="40"/>
+              <w:ind w:firstLine="0"/>
+            </w:pPr>
+            <w:r>
+              <w:rPr>
+                <w:sz w:val="22"/>
+              </w:rPr>
+              <w:t>Đo U, I tấm pin phục vụ tính năng lượng.</w:t>
+            </w:r>
+          </w:p>
+        </w:tc>
+      </w:tr>
+      <w:tr>
+        <w:tc>
+          <w:tcPr>
+            <w:tcW w:type="dxa" w:w="3010"/>
+          </w:tcPr>
+          <w:p>
+            <w:pPr>
+              <w:spacing w:after="40"/>
+              <w:ind w:firstLine="0"/>
+            </w:pPr>
+            <w:r>
+              <w:rPr>
+                <w:sz w:val="22"/>
+              </w:rPr>
+              <w:t>Chấp hành</w:t>
+            </w:r>
+          </w:p>
+        </w:tc>
+        <w:tc>
+          <w:tcPr>
+            <w:tcW w:type="dxa" w:w="3010"/>
+          </w:tcPr>
+          <w:p>
+            <w:pPr>
+              <w:spacing w:after="40"/>
+              <w:ind w:firstLine="0"/>
+            </w:pPr>
+            <w:r>
+              <w:rPr>
+                <w:sz w:val="22"/>
+              </w:rPr>
+              <w:t>2 motor gạt nước 12 V trục vít + 4 kênh relay</w:t>
+            </w:r>
+          </w:p>
+        </w:tc>
+        <w:tc>
+          <w:tcPr>
+            <w:tcW w:type="dxa" w:w="3010"/>
+          </w:tcPr>
+          <w:p>
+            <w:pPr>
+              <w:spacing w:after="40"/>
+              <w:ind w:firstLine="0"/>
+            </w:pPr>
+            <w:r>
+              <w:rPr>
+                <w:sz w:val="22"/>
+              </w:rPr>
+              <w:t>Quay phương vị và nâng/hạ góc nghiêng; tự giữ khi mất điện.</w:t>
+            </w:r>
+          </w:p>
+        </w:tc>
+      </w:tr>
+      <w:tr>
+        <w:tc>
+          <w:tcPr>
+            <w:tcW w:type="dxa" w:w="3010"/>
+          </w:tcPr>
+          <w:p>
+            <w:pPr>
+              <w:spacing w:after="40"/>
+              <w:ind w:firstLine="0"/>
+            </w:pPr>
+            <w:r>
+              <w:rPr>
+                <w:sz w:val="22"/>
+              </w:rPr>
+              <w:t>Bảo vệ</w:t>
+            </w:r>
+          </w:p>
+        </w:tc>
+        <w:tc>
+          <w:tcPr>
+            <w:tcW w:type="dxa" w:w="3010"/>
+          </w:tcPr>
+          <w:p>
+            <w:pPr>
+              <w:spacing w:after="40"/>
+              <w:ind w:firstLine="0"/>
+            </w:pPr>
+            <w:r>
+              <w:rPr>
+                <w:sz w:val="22"/>
+              </w:rPr>
+              <w:t>4 công tắc hành trình + nút dừng khẩn cấp</w:t>
+            </w:r>
+          </w:p>
+        </w:tc>
+        <w:tc>
+          <w:tcPr>
+            <w:tcW w:type="dxa" w:w="3010"/>
+          </w:tcPr>
+          <w:p>
+            <w:pPr>
+              <w:spacing w:after="40"/>
+              <w:ind w:firstLine="0"/>
+            </w:pPr>
+            <w:r>
+              <w:rPr>
+                <w:sz w:val="22"/>
+              </w:rPr>
+              <w:t>Chặn quá hành trình từng trục, cắt lệnh an toàn.</w:t>
+            </w:r>
+          </w:p>
+        </w:tc>
+      </w:tr>
+    </w:tbl>
+    <w:p>
+      <w:pPr/>
+    </w:p>
+    <w:p>
+      <w:pPr>
+        <w:pStyle w:val="Heading2"/>
+      </w:pPr>
+      <w:r>
+        <w:t>1.3. Bố trí cụm cảm biến và góc gá β_s</w:t>
+      </w:r>
+    </w:p>
+    <w:p>
+      <w:pPr>
+        <w:ind w:firstLine="0"/>
+        <w:jc w:val="center"/>
+      </w:pPr>
+      <w:r>
+        <w:drawing>
+          <wp:inline xmlns:a="http://schemas.openxmlformats.org/drawingml/2006/main" xmlns:pic="http://schemas.openxmlformats.org/drawingml/2006/picture">
+            <wp:extent cx="5580000" cy="2124993"/>
+            <wp:docPr id="2" name="Picture 2"/>
+            <wp:cNvGraphicFramePr>
+              <a:graphicFrameLocks noChangeAspect="1"/>
+            </wp:cNvGraphicFramePr>
+            <a:graphic>
+              <a:graphicData uri="http://schemas.openxmlformats.org/drawingml/2006/picture">
+                <pic:pic>
+                  <pic:nvPicPr>
+                    <pic:cNvPr id="0" name="bo_tri_4_ldr.png"/>
+                    <pic:cNvPicPr/>
+                  </pic:nvPicPr>
+                  <pic:blipFill>
+                    <a:blip r:embed="rId24"/>
+                    <a:stretch>
+                      <a:fillRect/>
+                    </a:stretch>
+                  </pic:blipFill>
+                  <pic:spPr>
+                    <a:xfrm>
+                      <a:off x="0" y="0"/>
+                      <a:ext cx="5580000" cy="2124993"/>
+                    </a:xfrm>
+                    <a:prstGeom prst="rect"/>
+                  </pic:spPr>
+                </pic:pic>
+              </a:graphicData>
+            </a:graphic>
+          </wp:inline>
+        </w:drawing>
+      </w:r>
+    </w:p>
+    <w:p>
+      <w:pPr>
+        <w:pStyle w:val="Caption"/>
+      </w:pPr>
+      <w:r>
+        <w:t>Hình 2. Bố trí 4 LDR ở bốn góc tấm pin và mặt cắt góc gá β_s</w:t>
+      </w:r>
+    </w:p>
+    <w:p>
+      <w:pPr/>
+      <w:r>
+        <w:t>Góc gá β_s = 30° chốt từ mô phỏng tuần 5/10–10/10: Δ = 3° đã tạo e ≈ 0,030 (đủ nhạy) mà không bão hòa trong dải lệch ±40°. Bốn giá gá phải cùng mẫu, cùng góc, không bị khung hoặc dây che; sau hiệu chuẩn phải cố định chắc và ghi lại góc thực tế để cập nhật tan β_s trong chương trình.</w:t>
+      </w:r>
+    </w:p>
+    <w:p>
+      <w:pPr>
+        <w:pStyle w:val="Heading2"/>
+      </w:pPr>
+      <w:r>
+        <w:t>1.4. Cơ cấu chấp hành và hồi tiếp vị trí</w:t>
+      </w:r>
+    </w:p>
+    <w:p>
+      <w:pPr/>
+      <w:r>
+        <w:t>Trục phương vị đặt thẳng đứng trên đế xoay, trục nghiêng vuông góc qua khớp nâng hạ; cả hai đặt gần trọng tâm tấm pin. Mỗi trục một động cơ gạt nước ô tô 12 V nối tay đòn khớp bản lề; mỗi trục một biến trở xoay 10 k đồng trục chia áp về một kênh ADC1; bốn công tắc hành trình đặt trước điểm va chạm cơ khí ở hai đầu mỗi trục. Công tắc tự đỗ của motor phương vị dùng làm mốc home sau mỗi lần mất điện.</w:t>
+      </w:r>
+    </w:p>
+    <w:p>
+      <w:pPr>
+        <w:pStyle w:val="Heading1"/>
+      </w:pPr>
+      <w:r>
+        <w:t>CHƯƠNG 2. THIẾT KẾ CƠ KHÍ, MẠCH ĐIỆN VÀ DANH MỤC VẬT TƯ</w:t>
+      </w:r>
+    </w:p>
+    <w:p>
+      <w:pPr>
+        <w:pStyle w:val="Heading2"/>
+      </w:pPr>
+      <w:r>
+        <w:t>2.1. Kết cấu cơ khí</w:t>
+      </w:r>
+    </w:p>
+    <w:p>
+      <w:pPr>
+        <w:ind w:firstLine="0"/>
+        <w:jc w:val="center"/>
+      </w:pPr>
+      <w:r>
+        <w:drawing>
+          <wp:inline xmlns:a="http://schemas.openxmlformats.org/drawingml/2006/main" xmlns:pic="http://schemas.openxmlformats.org/drawingml/2006/picture">
+            <wp:extent cx="5400000" cy="3458678"/>
+            <wp:docPr id="3" name="Picture 3"/>
+            <wp:cNvGraphicFramePr>
+              <a:graphicFrameLocks noChangeAspect="1"/>
+            </wp:cNvGraphicFramePr>
+            <a:graphic>
+              <a:graphicData uri="http://schemas.openxmlformats.org/drawingml/2006/picture">
+                <pic:pic>
+                  <pic:nvPicPr>
+                    <pic:cNvPr id="0" name="mo_hinh_co_khi_2_truc.png"/>
+                    <pic:cNvPicPr/>
+                  </pic:nvPicPr>
+                  <pic:blipFill>
+                    <a:blip r:embed="rId25"/>
+                    <a:stretch>
+                      <a:fillRect/>
+                    </a:stretch>
+                  </pic:blipFill>
+                  <pic:spPr>
+                    <a:xfrm>
+                      <a:off x="0" y="0"/>
+                      <a:ext cx="5400000" cy="3458678"/>
+                    </a:xfrm>
+                    <a:prstGeom prst="rect"/>
+                  </pic:spPr>
+                </pic:pic>
+              </a:graphicData>
+            </a:graphic>
+          </wp:inline>
+        </w:drawing>
+      </w:r>
+    </w:p>
+    <w:p>
+      <w:pPr>
+        <w:pStyle w:val="Caption"/>
+      </w:pPr>
+      <w:r>
+        <w:t>Hình 3. Mặt cắt mô hình cơ khí hai trục với hai động cơ gạt nước trục vít</w:t>
+      </w:r>
+    </w:p>
+    <w:p>
+      <w:pPr/>
+      <w:r>
+        <w:t>Đế phẳng có bulông cân bằng; cụm đế xoay phương vị mang trục thép có bạc lót; khung nâng hạ gắn vuông góc, mang trục nghiêng và tai bắt tấm pin. Hai tay đòn nối hai motor với hai trục đều có khớp bản lề để khử sai lệch quỹ đạo; dây dẫn chừa dư theo hành trình cả hai trục; bốn công tắc hành trình gá sao cho cần gạt chạm trước khi cơ cấu va chạm cứng.</w:t>
+      </w:r>
+    </w:p>
+    <w:p>
+      <w:pPr>
+        <w:pStyle w:val="Heading2"/>
+      </w:pPr>
+      <w:r>
+        <w:t>2.2. Kết quả tính chọn động cơ</w:t>
+      </w:r>
+    </w:p>
+    <w:p>
+      <w:pPr>
+        <w:pStyle w:val="Caption"/>
+        <w:spacing w:after="80"/>
+      </w:pPr>
+      <w:r>
+        <w:t>Bảng 2. Tính chọn hai động cơ gạt nước cho hệ hai trục</w:t>
+      </w:r>
+    </w:p>
+    <w:tbl>
+      <w:tblPr>
+        <w:tblStyle w:val="TableGrid"/>
+        <w:tblW w:type="auto" w:w="0"/>
+        <w:jc w:val="center"/>
+        <w:tblLook w:firstColumn="1" w:firstRow="1" w:lastColumn="0" w:lastRow="0" w:noHBand="0" w:noVBand="1" w:val="04A0"/>
+      </w:tblPr>
+      <w:tblGrid>
+        <w:gridCol w:w="3010"/>
+        <w:gridCol w:w="3010"/>
+        <w:gridCol w:w="3010"/>
+      </w:tblGrid>
+      <w:tr>
+        <w:tc>
+          <w:tcPr>
+            <w:tcW w:type="dxa" w:w="3010"/>
+          </w:tcPr>
+          <w:p>
+            <w:pPr>
+              <w:spacing w:after="40"/>
+              <w:ind w:firstLine="0"/>
+            </w:pPr>
+            <w:r>
+              <w:rPr>
+                <w:b/>
+                <w:sz w:val="22"/>
+              </w:rPr>
+              <w:t>Hạng mục</w:t>
+            </w:r>
+          </w:p>
+        </w:tc>
+        <w:tc>
+          <w:tcPr>
+            <w:tcW w:type="dxa" w:w="3010"/>
+          </w:tcPr>
+          <w:p>
+            <w:pPr>
+              <w:spacing w:after="40"/>
+              <w:ind w:firstLine="0"/>
+            </w:pPr>
+            <w:r>
+              <w:rPr>
+                <w:b/>
+                <w:sz w:val="22"/>
+              </w:rPr>
+              <w:t>Trục nghiêng</w:t>
+            </w:r>
+          </w:p>
+        </w:tc>
+        <w:tc>
+          <w:tcPr>
+            <w:tcW w:type="dxa" w:w="3010"/>
+          </w:tcPr>
+          <w:p>
+            <w:pPr>
+              <w:spacing w:after="40"/>
+              <w:ind w:firstLine="0"/>
+            </w:pPr>
+            <w:r>
+              <w:rPr>
+                <w:b/>
+                <w:sz w:val="22"/>
+              </w:rPr>
+              <w:t>Trục phương vị</w:t>
+            </w:r>
+          </w:p>
+        </w:tc>
+      </w:tr>
+      <w:tr>
+        <w:tc>
+          <w:tcPr>
+            <w:tcW w:type="dxa" w:w="3010"/>
+          </w:tcPr>
+          <w:p>
+            <w:pPr>
+              <w:spacing w:after="40"/>
+              <w:ind w:firstLine="0"/>
+            </w:pPr>
+            <w:r>
+              <w:rPr>
+                <w:sz w:val="22"/>
+              </w:rPr>
+              <w:t>Mô-men trọng lượng tấm pin 0,9 kg</w:t>
+            </w:r>
+          </w:p>
+        </w:tc>
+        <w:tc>
+          <w:tcPr>
+            <w:tcW w:type="dxa" w:w="3010"/>
+          </w:tcPr>
+          <w:p>
+            <w:pPr>
+              <w:spacing w:after="40"/>
+              <w:ind w:firstLine="0"/>
+            </w:pPr>
+            <w:r>
+              <w:rPr>
+                <w:sz w:val="22"/>
+              </w:rPr>
+              <w:t>≈ 1,3 N·m (lệch tâm 0,15 m)</w:t>
+            </w:r>
+          </w:p>
+        </w:tc>
+        <w:tc>
+          <w:tcPr>
+            <w:tcW w:type="dxa" w:w="3010"/>
+          </w:tcPr>
+          <w:p>
+            <w:pPr>
+              <w:spacing w:after="40"/>
+              <w:ind w:firstLine="0"/>
+            </w:pPr>
+            <w:r>
+              <w:rPr>
+                <w:sz w:val="22"/>
+              </w:rPr>
+              <w:t>≈ 0 N·m (cân bằng quanh trục)</w:t>
+            </w:r>
+          </w:p>
+        </w:tc>
+      </w:tr>
+      <w:tr>
+        <w:tc>
+          <w:tcPr>
+            <w:tcW w:type="dxa" w:w="3010"/>
+          </w:tcPr>
+          <w:p>
+            <w:pPr>
+              <w:spacing w:after="40"/>
+              <w:ind w:firstLine="0"/>
+            </w:pPr>
+            <w:r>
+              <w:rPr>
+                <w:sz w:val="22"/>
+              </w:rPr>
+              <w:t>Mô-men gió v = 10 m/s</w:t>
+            </w:r>
+          </w:p>
+        </w:tc>
+        <w:tc>
+          <w:tcPr>
+            <w:tcW w:type="dxa" w:w="3010"/>
+          </w:tcPr>
+          <w:p>
+            <w:pPr>
+              <w:spacing w:after="40"/>
+              <w:ind w:firstLine="0"/>
+            </w:pPr>
+            <w:r>
+              <w:rPr>
+                <w:sz w:val="22"/>
+              </w:rPr>
+              <w:t>≈ 0,54 N·m</w:t>
+            </w:r>
+          </w:p>
+        </w:tc>
+        <w:tc>
+          <w:tcPr>
+            <w:tcW w:type="dxa" w:w="3010"/>
+          </w:tcPr>
+          <w:p>
+            <w:pPr>
+              <w:spacing w:after="40"/>
+              <w:ind w:firstLine="0"/>
+            </w:pPr>
+            <w:r>
+              <w:rPr>
+                <w:sz w:val="22"/>
+              </w:rPr>
+              <w:t>≈ 1,1 N·m (cánh tay 0,3 m)</w:t>
+            </w:r>
+          </w:p>
+        </w:tc>
+      </w:tr>
+      <w:tr>
+        <w:tc>
+          <w:tcPr>
+            <w:tcW w:type="dxa" w:w="3010"/>
+          </w:tcPr>
+          <w:p>
+            <w:pPr>
+              <w:spacing w:after="40"/>
+              <w:ind w:firstLine="0"/>
+            </w:pPr>
+            <w:r>
+              <w:rPr>
+                <w:sz w:val="22"/>
+              </w:rPr>
+              <w:t>Mô-men yêu cầu (×2,5 khởi động/ma sát trục vít)</w:t>
+            </w:r>
+          </w:p>
+        </w:tc>
+        <w:tc>
+          <w:tcPr>
+            <w:tcW w:type="dxa" w:w="3010"/>
+          </w:tcPr>
+          <w:p>
+            <w:pPr>
+              <w:spacing w:after="40"/>
+              <w:ind w:firstLine="0"/>
+            </w:pPr>
+            <w:r>
+              <w:rPr>
+                <w:sz w:val="22"/>
+              </w:rPr>
+              <w:t>≈ 4,6 N·m</w:t>
+            </w:r>
+          </w:p>
+        </w:tc>
+        <w:tc>
+          <w:tcPr>
+            <w:tcW w:type="dxa" w:w="3010"/>
+          </w:tcPr>
+          <w:p>
+            <w:pPr>
+              <w:spacing w:after="40"/>
+              <w:ind w:firstLine="0"/>
+            </w:pPr>
+            <w:r>
+              <w:rPr>
+                <w:sz w:val="22"/>
+              </w:rPr>
+              <w:t>≈ 2,8 N·m</w:t>
+            </w:r>
+          </w:p>
+        </w:tc>
+      </w:tr>
+      <w:tr>
+        <w:tc>
+          <w:tcPr>
+            <w:tcW w:type="dxa" w:w="3010"/>
+          </w:tcPr>
+          <w:p>
+            <w:pPr>
+              <w:spacing w:after="40"/>
+              <w:ind w:firstLine="0"/>
+            </w:pPr>
+            <w:r>
+              <w:rPr>
+                <w:sz w:val="22"/>
+              </w:rPr>
+              <w:t>Motor gạt nước 12 V điển hình</w:t>
+            </w:r>
+          </w:p>
+        </w:tc>
+        <w:tc>
+          <w:tcPr>
+            <w:tcW w:type="dxa" w:w="3010"/>
+          </w:tcPr>
+          <w:p>
+            <w:pPr>
+              <w:spacing w:after="40"/>
+              <w:ind w:firstLine="0"/>
+            </w:pPr>
+            <w:r>
+              <w:rPr>
+                <w:sz w:val="22"/>
+              </w:rPr>
+              <w:t>8 – 12 N·m</w:t>
+            </w:r>
+          </w:p>
+        </w:tc>
+        <w:tc>
+          <w:tcPr>
+            <w:tcW w:type="dxa" w:w="3010"/>
+          </w:tcPr>
+          <w:p>
+            <w:pPr>
+              <w:spacing w:after="40"/>
+              <w:ind w:firstLine="0"/>
+            </w:pPr>
+            <w:r>
+              <w:rPr>
+                <w:sz w:val="22"/>
+              </w:rPr>
+              <w:t>8 – 12 N·m</w:t>
+            </w:r>
+          </w:p>
+        </w:tc>
+      </w:tr>
+      <w:tr>
+        <w:tc>
+          <w:tcPr>
+            <w:tcW w:type="dxa" w:w="3010"/>
+          </w:tcPr>
+          <w:p>
+            <w:pPr>
+              <w:spacing w:after="40"/>
+              <w:ind w:firstLine="0"/>
+            </w:pPr>
+            <w:r>
+              <w:rPr>
+                <w:sz w:val="22"/>
+              </w:rPr>
+              <w:t>Hệ số an toàn</w:t>
+            </w:r>
+          </w:p>
+        </w:tc>
+        <w:tc>
+          <w:tcPr>
+            <w:tcW w:type="dxa" w:w="3010"/>
+          </w:tcPr>
+          <w:p>
+            <w:pPr>
+              <w:spacing w:after="40"/>
+              <w:ind w:firstLine="0"/>
+            </w:pPr>
+            <w:r>
+              <w:rPr>
+                <w:sz w:val="22"/>
+              </w:rPr>
+              <w:t>≈ 2 – 2,5 lần</w:t>
+            </w:r>
+          </w:p>
+        </w:tc>
+        <w:tc>
+          <w:tcPr>
+            <w:tcW w:type="dxa" w:w="3010"/>
+          </w:tcPr>
+          <w:p>
+            <w:pPr>
+              <w:spacing w:after="40"/>
+              <w:ind w:firstLine="0"/>
+            </w:pPr>
+            <w:r>
+              <w:rPr>
+                <w:sz w:val="22"/>
+              </w:rPr>
+              <w:t>≈ 3 – 4 lần</w:t>
+            </w:r>
+          </w:p>
+        </w:tc>
+      </w:tr>
+      <w:tr>
+        <w:tc>
+          <w:tcPr>
+            <w:tcW w:type="dxa" w:w="3010"/>
+          </w:tcPr>
+          <w:p>
+            <w:pPr>
+              <w:spacing w:after="40"/>
+              <w:ind w:firstLine="0"/>
+            </w:pPr>
+            <w:r>
+              <w:rPr>
+                <w:sz w:val="22"/>
+              </w:rPr>
+              <w:t>Tự giữ khi ngắt điện</w:t>
+            </w:r>
+          </w:p>
+        </w:tc>
+        <w:tc>
+          <w:tcPr>
+            <w:tcW w:type="dxa" w:w="3010"/>
+          </w:tcPr>
+          <w:p>
+            <w:pPr>
+              <w:spacing w:after="40"/>
+              <w:ind w:firstLine="0"/>
+            </w:pPr>
+            <w:r>
+              <w:rPr>
+                <w:sz w:val="22"/>
+              </w:rPr>
+              <w:t>Trục vít tự hãm — không trôi</w:t>
+            </w:r>
+          </w:p>
+        </w:tc>
+        <w:tc>
+          <w:tcPr>
+            <w:tcW w:type="dxa" w:w="3010"/>
+          </w:tcPr>
+          <w:p>
+            <w:pPr>
+              <w:spacing w:after="40"/>
+              <w:ind w:firstLine="0"/>
+            </w:pPr>
+            <w:r>
+              <w:rPr>
+                <w:sz w:val="22"/>
+              </w:rPr>
+              <w:t>Trục vít tự hãm — không trôi</w:t>
+            </w:r>
+          </w:p>
+        </w:tc>
+      </w:tr>
+    </w:tbl>
+    <w:p>
+      <w:pPr/>
+    </w:p>
+    <w:p>
+      <w:pPr/>
+      <w:r>
+        <w:t>Trục nghiêng là trục chịu tải nặng nhất vì luôn cõng mô-men trọng lượng; motor gạt nước vẫn dư mô-men với hệ số an toàn 2–2,5 lần và đặc biệt không trôi vị trí khi mất điện. Tốc độ trục ra chậm (1–2 vòng/phút) phù hợp vì mỗi lần hiệu chỉnh chỉ quay vài độ.</w:t>
+      </w:r>
+    </w:p>
+    <w:p>
+      <w:pPr>
+        <w:pStyle w:val="Heading2"/>
+      </w:pPr>
+      <w:r>
+        <w:t>2.3. Mạch điện và phương pháp đọc ADC</w:t>
+      </w:r>
+    </w:p>
+    <w:p>
+      <w:pPr/>
+      <w:r>
+        <w:t>Mạch chia áp bốn LDR và hai biến trở do sinh viên tự chế, tự hiệu chuẩn; báo cáo chốt phần xử lý tín hiệu phía ESP32: ADC1 12 bit suy hao 11 dB; mỗi kênh lấy 64 mẫu, lấy trung vị rồi trung bình nửa giữa; đổi sang milivôn theo hệ số hiệu chuẩn của bo. ADS1115 16 bit qua I²C đo U tấm pin (qua cầu chia) và dòng (qua ACS712) phục vụ tính năng lượng. Hai motor đóng cắt bằng hai module relay 2 kênh (hoặc hai cầu H MOSFET), mỗi motor một cầu chì 10 A; nguồn động cơ 12 V tách khối nguồn logic 5 V, mass chung một điểm.</w:t>
+      </w:r>
+    </w:p>
+    <w:p>
+      <w:pPr>
+        <w:ind w:firstLine="0"/>
+        <w:jc w:val="center"/>
+      </w:pPr>
+      <w:r>
+        <w:drawing>
+          <wp:inline xmlns:a="http://schemas.openxmlformats.org/drawingml/2006/main" xmlns:pic="http://schemas.openxmlformats.org/drawingml/2006/picture">
+            <wp:extent cx="5760000" cy="3825547"/>
+            <wp:docPr id="4" name="Picture 4"/>
+            <wp:cNvGraphicFramePr>
+              <a:graphicFrameLocks noChangeAspect="1"/>
+            </wp:cNvGraphicFramePr>
+            <a:graphic>
+              <a:graphicData uri="http://schemas.openxmlformats.org/drawingml/2006/picture">
+                <pic:pic>
+                  <pic:nvPicPr>
+                    <pic:cNvPr id="0" name="so_do_ket_noi_2_truc.png"/>
+                    <pic:cNvPicPr/>
+                  </pic:nvPicPr>
+                  <pic:blipFill>
+                    <a:blip r:embed="rId26"/>
+                    <a:stretch>
+                      <a:fillRect/>
+                    </a:stretch>
+                  </pic:blipFill>
+                  <pic:spPr>
+                    <a:xfrm>
+                      <a:off x="0" y="0"/>
+                      <a:ext cx="5760000" cy="3825547"/>
+                    </a:xfrm>
+                    <a:prstGeom prst="rect"/>
+                  </pic:spPr>
+                </pic:pic>
+              </a:graphicData>
+            </a:graphic>
+          </wp:inline>
+        </w:drawing>
+      </w:r>
+    </w:p>
+    <w:p>
+      <w:pPr>
+        <w:pStyle w:val="Caption"/>
+      </w:pPr>
+      <w:r>
+        <w:t>Hình 4. Sơ đồ kết nối ESP32 của mô hình hai trục</w:t>
+      </w:r>
+    </w:p>
+    <w:p>
+      <w:pPr>
+        <w:pStyle w:val="Caption"/>
+        <w:spacing w:after="80"/>
+      </w:pPr>
+      <w:r>
+        <w:t>Bảng 3. Bảng chân kết nối chốt cho mô hình hai trục</w:t>
+      </w:r>
+    </w:p>
+    <w:tbl>
+      <w:tblPr>
+        <w:tblStyle w:val="TableGrid"/>
+        <w:tblW w:type="auto" w:w="0"/>
+        <w:jc w:val="center"/>
+        <w:tblLook w:firstColumn="1" w:firstRow="1" w:lastColumn="0" w:lastRow="0" w:noHBand="0" w:noVBand="1" w:val="04A0"/>
+      </w:tblPr>
+      <w:tblGrid>
+        <w:gridCol w:w="3010"/>
+        <w:gridCol w:w="3010"/>
+        <w:gridCol w:w="3010"/>
+      </w:tblGrid>
+      <w:tr>
+        <w:tc>
+          <w:tcPr>
+            <w:tcW w:type="dxa" w:w="3010"/>
+          </w:tcPr>
+          <w:p>
+            <w:pPr>
+              <w:spacing w:after="40"/>
+              <w:ind w:firstLine="0"/>
+            </w:pPr>
+            <w:r>
+              <w:rPr>
+                <w:b/>
+                <w:sz w:val="22"/>
+              </w:rPr>
+              <w:t>Chân ESP32</w:t>
+            </w:r>
+          </w:p>
+        </w:tc>
+        <w:tc>
+          <w:tcPr>
+            <w:tcW w:type="dxa" w:w="3010"/>
+          </w:tcPr>
+          <w:p>
+            <w:pPr>
+              <w:spacing w:after="40"/>
+              <w:ind w:firstLine="0"/>
+            </w:pPr>
+            <w:r>
+              <w:rPr>
+                <w:b/>
+                <w:sz w:val="22"/>
+              </w:rPr>
+              <w:t>Tín hiệu</w:t>
+            </w:r>
+          </w:p>
+        </w:tc>
+        <w:tc>
+          <w:tcPr>
+            <w:tcW w:type="dxa" w:w="3010"/>
+          </w:tcPr>
+          <w:p>
+            <w:pPr>
+              <w:spacing w:after="40"/>
+              <w:ind w:firstLine="0"/>
+            </w:pPr>
+            <w:r>
+              <w:rPr>
+                <w:b/>
+                <w:sz w:val="22"/>
+              </w:rPr>
+              <w:t>Thiết bị / ghi chú</w:t>
+            </w:r>
+          </w:p>
+        </w:tc>
+      </w:tr>
+      <w:tr>
+        <w:tc>
+          <w:tcPr>
+            <w:tcW w:type="dxa" w:w="3010"/>
+          </w:tcPr>
+          <w:p>
+            <w:pPr>
+              <w:spacing w:after="40"/>
+              <w:ind w:firstLine="0"/>
+            </w:pPr>
+            <w:r>
+              <w:rPr>
+                <w:sz w:val="22"/>
+              </w:rPr>
+              <w:t>GPIO36, 39, 34, 35 (ADC1)</w:t>
+            </w:r>
+          </w:p>
+        </w:tc>
+        <w:tc>
+          <w:tcPr>
+            <w:tcW w:type="dxa" w:w="3010"/>
+          </w:tcPr>
+          <w:p>
+            <w:pPr>
+              <w:spacing w:after="40"/>
+              <w:ind w:firstLine="0"/>
+            </w:pPr>
+            <w:r>
+              <w:rPr>
+                <w:sz w:val="22"/>
+              </w:rPr>
+              <w:t>4 kênh analog</w:t>
+            </w:r>
+          </w:p>
+        </w:tc>
+        <w:tc>
+          <w:tcPr>
+            <w:tcW w:type="dxa" w:w="3010"/>
+          </w:tcPr>
+          <w:p>
+            <w:pPr>
+              <w:spacing w:after="40"/>
+              <w:ind w:firstLine="0"/>
+            </w:pPr>
+            <w:r>
+              <w:rPr>
+                <w:sz w:val="22"/>
+              </w:rPr>
+              <w:t>Ma trận LDR: L_TT, L_PT, L_TD, L_PD.</w:t>
+            </w:r>
+          </w:p>
+        </w:tc>
+      </w:tr>
+      <w:tr>
+        <w:tc>
+          <w:tcPr>
+            <w:tcW w:type="dxa" w:w="3010"/>
+          </w:tcPr>
+          <w:p>
+            <w:pPr>
+              <w:spacing w:after="40"/>
+              <w:ind w:firstLine="0"/>
+            </w:pPr>
+            <w:r>
+              <w:rPr>
+                <w:sz w:val="22"/>
+              </w:rPr>
+              <w:t>GPIO32 (ADC1_CH4)</w:t>
+            </w:r>
+          </w:p>
+        </w:tc>
+        <w:tc>
+          <w:tcPr>
+            <w:tcW w:type="dxa" w:w="3010"/>
+          </w:tcPr>
+          <w:p>
+            <w:pPr>
+              <w:spacing w:after="40"/>
+              <w:ind w:firstLine="0"/>
+            </w:pPr>
+            <w:r>
+              <w:rPr>
+                <w:sz w:val="22"/>
+              </w:rPr>
+              <w:t>1 kênh analog</w:t>
+            </w:r>
+          </w:p>
+        </w:tc>
+        <w:tc>
+          <w:tcPr>
+            <w:tcW w:type="dxa" w:w="3010"/>
+          </w:tcPr>
+          <w:p>
+            <w:pPr>
+              <w:spacing w:after="40"/>
+              <w:ind w:firstLine="0"/>
+            </w:pPr>
+            <w:r>
+              <w:rPr>
+                <w:sz w:val="22"/>
+              </w:rPr>
+              <w:t>Biến trở hồi tiếp góc phương vị.</w:t>
+            </w:r>
+          </w:p>
+        </w:tc>
+      </w:tr>
+      <w:tr>
+        <w:tc>
+          <w:tcPr>
+            <w:tcW w:type="dxa" w:w="3010"/>
+          </w:tcPr>
+          <w:p>
+            <w:pPr>
+              <w:spacing w:after="40"/>
+              <w:ind w:firstLine="0"/>
+            </w:pPr>
+            <w:r>
+              <w:rPr>
+                <w:sz w:val="22"/>
+              </w:rPr>
+              <w:t>GPIO33 (ADC1_CH5)</w:t>
+            </w:r>
+          </w:p>
+        </w:tc>
+        <w:tc>
+          <w:tcPr>
+            <w:tcW w:type="dxa" w:w="3010"/>
+          </w:tcPr>
+          <w:p>
+            <w:pPr>
+              <w:spacing w:after="40"/>
+              <w:ind w:firstLine="0"/>
+            </w:pPr>
+            <w:r>
+              <w:rPr>
+                <w:sz w:val="22"/>
+              </w:rPr>
+              <w:t>1 kênh analog</w:t>
+            </w:r>
+          </w:p>
+        </w:tc>
+        <w:tc>
+          <w:tcPr>
+            <w:tcW w:type="dxa" w:w="3010"/>
+          </w:tcPr>
+          <w:p>
+            <w:pPr>
+              <w:spacing w:after="40"/>
+              <w:ind w:firstLine="0"/>
+            </w:pPr>
+            <w:r>
+              <w:rPr>
+                <w:sz w:val="22"/>
+              </w:rPr>
+              <w:t>Biến trở hồi tiếp góc nghiêng.</w:t>
+            </w:r>
+          </w:p>
+        </w:tc>
+      </w:tr>
+      <w:tr>
+        <w:tc>
+          <w:tcPr>
+            <w:tcW w:type="dxa" w:w="3010"/>
+          </w:tcPr>
+          <w:p>
+            <w:pPr>
+              <w:spacing w:after="40"/>
+              <w:ind w:firstLine="0"/>
+            </w:pPr>
+            <w:r>
+              <w:rPr>
+                <w:sz w:val="22"/>
+              </w:rPr>
+              <w:t>GPIO21 / GPIO22</w:t>
+            </w:r>
+          </w:p>
+        </w:tc>
+        <w:tc>
+          <w:tcPr>
+            <w:tcW w:type="dxa" w:w="3010"/>
+          </w:tcPr>
+          <w:p>
+            <w:pPr>
+              <w:spacing w:after="40"/>
+              <w:ind w:firstLine="0"/>
+            </w:pPr>
+            <w:r>
+              <w:rPr>
+                <w:sz w:val="22"/>
+              </w:rPr>
+              <w:t>I²C</w:t>
+            </w:r>
+          </w:p>
+        </w:tc>
+        <w:tc>
+          <w:tcPr>
+            <w:tcW w:type="dxa" w:w="3010"/>
+          </w:tcPr>
+          <w:p>
+            <w:pPr>
+              <w:spacing w:after="40"/>
+              <w:ind w:firstLine="0"/>
+            </w:pPr>
+            <w:r>
+              <w:rPr>
+                <w:sz w:val="22"/>
+              </w:rPr>
+              <w:t>ADS1115 đo U–I và RTC DS3231 chung bus.</w:t>
+            </w:r>
+          </w:p>
+        </w:tc>
+      </w:tr>
+      <w:tr>
+        <w:tc>
+          <w:tcPr>
+            <w:tcW w:type="dxa" w:w="3010"/>
+          </w:tcPr>
+          <w:p>
+            <w:pPr>
+              <w:spacing w:after="40"/>
+              <w:ind w:firstLine="0"/>
+            </w:pPr>
+            <w:r>
+              <w:rPr>
+                <w:sz w:val="22"/>
+              </w:rPr>
+              <w:t>GPIO26, GPIO27</w:t>
+            </w:r>
+          </w:p>
+        </w:tc>
+        <w:tc>
+          <w:tcPr>
+            <w:tcW w:type="dxa" w:w="3010"/>
+          </w:tcPr>
+          <w:p>
+            <w:pPr>
+              <w:spacing w:after="40"/>
+              <w:ind w:firstLine="0"/>
+            </w:pPr>
+            <w:r>
+              <w:rPr>
+                <w:sz w:val="22"/>
+              </w:rPr>
+              <w:t>2 ngõ ra</w:t>
+            </w:r>
+          </w:p>
+        </w:tc>
+        <w:tc>
+          <w:tcPr>
+            <w:tcW w:type="dxa" w:w="3010"/>
+          </w:tcPr>
+          <w:p>
+            <w:pPr>
+              <w:spacing w:after="40"/>
+              <w:ind w:firstLine="0"/>
+            </w:pPr>
+            <w:r>
+              <w:rPr>
+                <w:sz w:val="22"/>
+              </w:rPr>
+              <w:t>Hai kênh relay motor phương vị (đảo chiều).</w:t>
+            </w:r>
+          </w:p>
+        </w:tc>
+      </w:tr>
+      <w:tr>
+        <w:tc>
+          <w:tcPr>
+            <w:tcW w:type="dxa" w:w="3010"/>
+          </w:tcPr>
+          <w:p>
+            <w:pPr>
+              <w:spacing w:after="40"/>
+              <w:ind w:firstLine="0"/>
+            </w:pPr>
+            <w:r>
+              <w:rPr>
+                <w:sz w:val="22"/>
+              </w:rPr>
+              <w:t>GPIO14, GPIO13</w:t>
+            </w:r>
+          </w:p>
+        </w:tc>
+        <w:tc>
+          <w:tcPr>
+            <w:tcW w:type="dxa" w:w="3010"/>
+          </w:tcPr>
+          <w:p>
+            <w:pPr>
+              <w:spacing w:after="40"/>
+              <w:ind w:firstLine="0"/>
+            </w:pPr>
+            <w:r>
+              <w:rPr>
+                <w:sz w:val="22"/>
+              </w:rPr>
+              <w:t>2 ngõ ra</w:t>
+            </w:r>
+          </w:p>
+        </w:tc>
+        <w:tc>
+          <w:tcPr>
+            <w:tcW w:type="dxa" w:w="3010"/>
+          </w:tcPr>
+          <w:p>
+            <w:pPr>
+              <w:spacing w:after="40"/>
+              <w:ind w:firstLine="0"/>
+            </w:pPr>
+            <w:r>
+              <w:rPr>
+                <w:sz w:val="22"/>
+              </w:rPr>
+              <w:t>Hai kênh relay motor nghiêng (đảo chiều).</w:t>
+            </w:r>
+          </w:p>
+        </w:tc>
+      </w:tr>
+      <w:tr>
+        <w:tc>
+          <w:tcPr>
+            <w:tcW w:type="dxa" w:w="3010"/>
+          </w:tcPr>
+          <w:p>
+            <w:pPr>
+              <w:spacing w:after="40"/>
+              <w:ind w:firstLine="0"/>
+            </w:pPr>
+            <w:r>
+              <w:rPr>
+                <w:sz w:val="22"/>
+              </w:rPr>
+              <w:t>GPIO4, GPIO5</w:t>
+            </w:r>
+          </w:p>
+        </w:tc>
+        <w:tc>
+          <w:tcPr>
+            <w:tcW w:type="dxa" w:w="3010"/>
+          </w:tcPr>
+          <w:p>
+            <w:pPr>
+              <w:spacing w:after="40"/>
+              <w:ind w:firstLine="0"/>
+            </w:pPr>
+            <w:r>
+              <w:rPr>
+                <w:sz w:val="22"/>
+              </w:rPr>
+              <w:t>Ngõ vào pull-up</w:t>
+            </w:r>
+          </w:p>
+        </w:tc>
+        <w:tc>
+          <w:tcPr>
+            <w:tcW w:type="dxa" w:w="3010"/>
+          </w:tcPr>
+          <w:p>
+            <w:pPr>
+              <w:spacing w:after="40"/>
+              <w:ind w:firstLine="0"/>
+            </w:pPr>
+            <w:r>
+              <w:rPr>
+                <w:sz w:val="22"/>
+              </w:rPr>
+              <w:t>Công tắc hành trình hai đầu trục nghiêng.</w:t>
+            </w:r>
+          </w:p>
+        </w:tc>
+      </w:tr>
+      <w:tr>
+        <w:tc>
+          <w:tcPr>
+            <w:tcW w:type="dxa" w:w="3010"/>
+          </w:tcPr>
+          <w:p>
+            <w:pPr>
+              <w:spacing w:after="40"/>
+              <w:ind w:firstLine="0"/>
+            </w:pPr>
+            <w:r>
+              <w:rPr>
+                <w:sz w:val="22"/>
+              </w:rPr>
+              <w:t>GPIO18, GPIO19</w:t>
+            </w:r>
+          </w:p>
+        </w:tc>
+        <w:tc>
+          <w:tcPr>
+            <w:tcW w:type="dxa" w:w="3010"/>
+          </w:tcPr>
+          <w:p>
+            <w:pPr>
+              <w:spacing w:after="40"/>
+              <w:ind w:firstLine="0"/>
+            </w:pPr>
+            <w:r>
+              <w:rPr>
+                <w:sz w:val="22"/>
+              </w:rPr>
+              <w:t>Ngõ vào pull-up</w:t>
+            </w:r>
+          </w:p>
+        </w:tc>
+        <w:tc>
+          <w:tcPr>
+            <w:tcW w:type="dxa" w:w="3010"/>
+          </w:tcPr>
+          <w:p>
+            <w:pPr>
+              <w:spacing w:after="40"/>
+              <w:ind w:firstLine="0"/>
+            </w:pPr>
+            <w:r>
+              <w:rPr>
+                <w:sz w:val="22"/>
+              </w:rPr>
+              <w:t>Công tắc hành trình hai đầu trục phương vị.</w:t>
+            </w:r>
+          </w:p>
+        </w:tc>
+      </w:tr>
+      <w:tr>
+        <w:tc>
+          <w:tcPr>
+            <w:tcW w:type="dxa" w:w="3010"/>
+          </w:tcPr>
+          <w:p>
+            <w:pPr>
+              <w:spacing w:after="40"/>
+              <w:ind w:firstLine="0"/>
+            </w:pPr>
+            <w:r>
+              <w:rPr>
+                <w:sz w:val="22"/>
+              </w:rPr>
+              <w:t>GPIO25</w:t>
+            </w:r>
+          </w:p>
+        </w:tc>
+        <w:tc>
+          <w:tcPr>
+            <w:tcW w:type="dxa" w:w="3010"/>
+          </w:tcPr>
+          <w:p>
+            <w:pPr>
+              <w:spacing w:after="40"/>
+              <w:ind w:firstLine="0"/>
+            </w:pPr>
+            <w:r>
+              <w:rPr>
+                <w:sz w:val="22"/>
+              </w:rPr>
+              <w:t>Ngõ vào pull-up</w:t>
+            </w:r>
+          </w:p>
+        </w:tc>
+        <w:tc>
+          <w:tcPr>
+            <w:tcW w:type="dxa" w:w="3010"/>
+          </w:tcPr>
+          <w:p>
+            <w:pPr>
+              <w:spacing w:after="40"/>
+              <w:ind w:firstLine="0"/>
+            </w:pPr>
+            <w:r>
+              <w:rPr>
+                <w:sz w:val="22"/>
+              </w:rPr>
+              <w:t>Nút dừng khẩn cấp.</w:t>
+            </w:r>
+          </w:p>
+        </w:tc>
+      </w:tr>
+      <w:tr>
+        <w:tc>
+          <w:tcPr>
+            <w:tcW w:type="dxa" w:w="3010"/>
+          </w:tcPr>
+          <w:p>
+            <w:pPr>
+              <w:spacing w:after="40"/>
+              <w:ind w:firstLine="0"/>
+            </w:pPr>
+            <w:r>
+              <w:rPr>
+                <w:sz w:val="22"/>
+              </w:rPr>
+              <w:t>USB-UART</w:t>
+            </w:r>
+          </w:p>
+        </w:tc>
+        <w:tc>
+          <w:tcPr>
+            <w:tcW w:type="dxa" w:w="3010"/>
+          </w:tcPr>
+          <w:p>
+            <w:pPr>
+              <w:spacing w:after="40"/>
+              <w:ind w:firstLine="0"/>
+            </w:pPr>
+            <w:r>
+              <w:rPr>
+                <w:sz w:val="22"/>
+              </w:rPr>
+              <w:t>Serial 115200</w:t>
+            </w:r>
+          </w:p>
+        </w:tc>
+        <w:tc>
+          <w:tcPr>
+            <w:tcW w:type="dxa" w:w="3010"/>
+          </w:tcPr>
+          <w:p>
+            <w:pPr>
+              <w:spacing w:after="40"/>
+              <w:ind w:firstLine="0"/>
+            </w:pPr>
+            <w:r>
+              <w:rPr>
+                <w:sz w:val="22"/>
+              </w:rPr>
+              <w:t>Serial Monitor và ghi log thử nghiệm.</w:t>
+            </w:r>
+          </w:p>
+        </w:tc>
+      </w:tr>
+    </w:tbl>
+    <w:p>
+      <w:pPr/>
+    </w:p>
+    <w:p>
+      <w:pPr>
+        <w:pStyle w:val="Heading2"/>
+      </w:pPr>
+      <w:r>
+        <w:t>2.4. Danh mục vật tư và linh kiện</w:t>
+      </w:r>
+    </w:p>
+    <w:p>
+      <w:pPr>
+        <w:pStyle w:val="Caption"/>
+        <w:spacing w:after="80"/>
+      </w:pPr>
+      <w:r>
+        <w:t>Bảng 4. Danh mục vật tư – linh kiện đã chốt</w:t>
+      </w:r>
+    </w:p>
+    <w:tbl>
+      <w:tblPr>
+        <w:tblStyle w:val="TableGrid"/>
+        <w:tblW w:type="auto" w:w="0"/>
+        <w:jc w:val="center"/>
+        <w:tblLook w:firstColumn="1" w:firstRow="1" w:lastColumn="0" w:lastRow="0" w:noHBand="0" w:noVBand="1" w:val="04A0"/>
+      </w:tblPr>
+      <w:tblGrid>
+        <w:gridCol w:w="2257"/>
+        <w:gridCol w:w="2257"/>
+        <w:gridCol w:w="2257"/>
+        <w:gridCol w:w="2257"/>
+      </w:tblGrid>
+      <w:tr>
+        <w:tc>
+          <w:tcPr>
+            <w:tcW w:type="dxa" w:w="2257"/>
+          </w:tcPr>
+          <w:p>
+            <w:pPr>
+              <w:spacing w:after="40"/>
+              <w:ind w:firstLine="0"/>
+            </w:pPr>
+            <w:r>
+              <w:rPr>
+                <w:b/>
+                <w:sz w:val="22"/>
+              </w:rPr>
+              <w:t>TT</w:t>
+            </w:r>
+          </w:p>
+        </w:tc>
+        <w:tc>
+          <w:tcPr>
+            <w:tcW w:type="dxa" w:w="2257"/>
+          </w:tcPr>
+          <w:p>
+            <w:pPr>
+              <w:spacing w:after="40"/>
+              <w:ind w:firstLine="0"/>
+            </w:pPr>
+            <w:r>
+              <w:rPr>
+                <w:b/>
+                <w:sz w:val="22"/>
+              </w:rPr>
+              <w:t>Hạng mục</w:t>
+            </w:r>
+          </w:p>
+        </w:tc>
+        <w:tc>
+          <w:tcPr>
+            <w:tcW w:type="dxa" w:w="2257"/>
+          </w:tcPr>
+          <w:p>
+            <w:pPr>
+              <w:spacing w:after="40"/>
+              <w:ind w:firstLine="0"/>
+            </w:pPr>
+            <w:r>
+              <w:rPr>
+                <w:b/>
+                <w:sz w:val="22"/>
+              </w:rPr>
+              <w:t>Thông số chốt</w:t>
+            </w:r>
+          </w:p>
+        </w:tc>
+        <w:tc>
+          <w:tcPr>
+            <w:tcW w:type="dxa" w:w="2257"/>
+          </w:tcPr>
+          <w:p>
+            <w:pPr>
+              <w:spacing w:after="40"/>
+              <w:ind w:firstLine="0"/>
+            </w:pPr>
+            <w:r>
+              <w:rPr>
+                <w:b/>
+                <w:sz w:val="22"/>
+              </w:rPr>
+              <w:t>SL</w:t>
+            </w:r>
+          </w:p>
+        </w:tc>
+      </w:tr>
+      <w:tr>
+        <w:tc>
+          <w:tcPr>
+            <w:tcW w:type="dxa" w:w="2257"/>
+          </w:tcPr>
+          <w:p>
+            <w:pPr>
+              <w:spacing w:after="40"/>
+              <w:ind w:firstLine="0"/>
+            </w:pPr>
+            <w:r>
+              <w:rPr>
+                <w:sz w:val="22"/>
+              </w:rPr>
+              <w:t>1</w:t>
+            </w:r>
+          </w:p>
+        </w:tc>
+        <w:tc>
+          <w:tcPr>
+            <w:tcW w:type="dxa" w:w="2257"/>
+          </w:tcPr>
+          <w:p>
+            <w:pPr>
+              <w:spacing w:after="40"/>
+              <w:ind w:firstLine="0"/>
+            </w:pPr>
+            <w:r>
+              <w:rPr>
+                <w:sz w:val="22"/>
+              </w:rPr>
+              <w:t>Tấm pin mặt trời</w:t>
+            </w:r>
+          </w:p>
+        </w:tc>
+        <w:tc>
+          <w:tcPr>
+            <w:tcW w:type="dxa" w:w="2257"/>
+          </w:tcPr>
+          <w:p>
+            <w:pPr>
+              <w:spacing w:after="40"/>
+              <w:ind w:firstLine="0"/>
+            </w:pPr>
+            <w:r>
+              <w:rPr>
+                <w:sz w:val="22"/>
+              </w:rPr>
+              <w:t>6 V – 10 W kèm khung</w:t>
+            </w:r>
+          </w:p>
+        </w:tc>
+        <w:tc>
+          <w:tcPr>
+            <w:tcW w:type="dxa" w:w="2257"/>
+          </w:tcPr>
+          <w:p>
+            <w:pPr>
+              <w:spacing w:after="40"/>
+              <w:ind w:firstLine="0"/>
+            </w:pPr>
+            <w:r>
+              <w:rPr>
+                <w:sz w:val="22"/>
+              </w:rPr>
+              <w:t>1</w:t>
+            </w:r>
+          </w:p>
+        </w:tc>
+      </w:tr>
+      <w:tr>
+        <w:tc>
+          <w:tcPr>
+            <w:tcW w:type="dxa" w:w="2257"/>
+          </w:tcPr>
+          <w:p>
+            <w:pPr>
+              <w:spacing w:after="40"/>
+              <w:ind w:firstLine="0"/>
+            </w:pPr>
+            <w:r>
+              <w:rPr>
+                <w:sz w:val="22"/>
+              </w:rPr>
+              <w:t>2</w:t>
+            </w:r>
+          </w:p>
+        </w:tc>
+        <w:tc>
+          <w:tcPr>
+            <w:tcW w:type="dxa" w:w="2257"/>
+          </w:tcPr>
+          <w:p>
+            <w:pPr>
+              <w:spacing w:after="40"/>
+              <w:ind w:firstLine="0"/>
+            </w:pPr>
+            <w:r>
+              <w:rPr>
+                <w:sz w:val="22"/>
+              </w:rPr>
+              <w:t>Quang trở LDR</w:t>
+            </w:r>
+          </w:p>
+        </w:tc>
+        <w:tc>
+          <w:tcPr>
+            <w:tcW w:type="dxa" w:w="2257"/>
+          </w:tcPr>
+          <w:p>
+            <w:pPr>
+              <w:spacing w:after="40"/>
+              <w:ind w:firstLine="0"/>
+            </w:pPr>
+            <w:r>
+              <w:rPr>
+                <w:sz w:val="22"/>
+              </w:rPr>
+              <w:t>GL5528 cùng lô</w:t>
+            </w:r>
+          </w:p>
+        </w:tc>
+        <w:tc>
+          <w:tcPr>
+            <w:tcW w:type="dxa" w:w="2257"/>
+          </w:tcPr>
+          <w:p>
+            <w:pPr>
+              <w:spacing w:after="40"/>
+              <w:ind w:firstLine="0"/>
+            </w:pPr>
+            <w:r>
+              <w:rPr>
+                <w:sz w:val="22"/>
+              </w:rPr>
+              <w:t>4</w:t>
+            </w:r>
+          </w:p>
+        </w:tc>
+      </w:tr>
+      <w:tr>
+        <w:tc>
+          <w:tcPr>
+            <w:tcW w:type="dxa" w:w="2257"/>
+          </w:tcPr>
+          <w:p>
+            <w:pPr>
+              <w:spacing w:after="40"/>
+              <w:ind w:firstLine="0"/>
+            </w:pPr>
+            <w:r>
+              <w:rPr>
+                <w:sz w:val="22"/>
+              </w:rPr>
+              <w:t>3</w:t>
+            </w:r>
+          </w:p>
+        </w:tc>
+        <w:tc>
+          <w:tcPr>
+            <w:tcW w:type="dxa" w:w="2257"/>
+          </w:tcPr>
+          <w:p>
+            <w:pPr>
+              <w:spacing w:after="40"/>
+              <w:ind w:firstLine="0"/>
+            </w:pPr>
+            <w:r>
+              <w:rPr>
+                <w:sz w:val="22"/>
+              </w:rPr>
+              <w:t>Mạch chia áp LDR + biến trở</w:t>
+            </w:r>
+          </w:p>
+        </w:tc>
+        <w:tc>
+          <w:tcPr>
+            <w:tcW w:type="dxa" w:w="2257"/>
+          </w:tcPr>
+          <w:p>
+            <w:pPr>
+              <w:spacing w:after="40"/>
+              <w:ind w:firstLine="0"/>
+            </w:pPr>
+            <w:r>
+              <w:rPr>
+                <w:sz w:val="22"/>
+              </w:rPr>
+              <w:t>Sinh viên tự chế; biến trở xoay 10 k</w:t>
+            </w:r>
+          </w:p>
+        </w:tc>
+        <w:tc>
+          <w:tcPr>
+            <w:tcW w:type="dxa" w:w="2257"/>
+          </w:tcPr>
+          <w:p>
+            <w:pPr>
+              <w:spacing w:after="40"/>
+              <w:ind w:firstLine="0"/>
+            </w:pPr>
+            <w:r>
+              <w:rPr>
+                <w:sz w:val="22"/>
+              </w:rPr>
+              <w:t>1 bộ</w:t>
+            </w:r>
+          </w:p>
+        </w:tc>
+      </w:tr>
+      <w:tr>
+        <w:tc>
+          <w:tcPr>
+            <w:tcW w:type="dxa" w:w="2257"/>
+          </w:tcPr>
+          <w:p>
+            <w:pPr>
+              <w:spacing w:after="40"/>
+              <w:ind w:firstLine="0"/>
+            </w:pPr>
+            <w:r>
+              <w:rPr>
+                <w:sz w:val="22"/>
+              </w:rPr>
+              <w:t>4</w:t>
+            </w:r>
+          </w:p>
+        </w:tc>
+        <w:tc>
+          <w:tcPr>
+            <w:tcW w:type="dxa" w:w="2257"/>
+          </w:tcPr>
+          <w:p>
+            <w:pPr>
+              <w:spacing w:after="40"/>
+              <w:ind w:firstLine="0"/>
+            </w:pPr>
+            <w:r>
+              <w:rPr>
+                <w:sz w:val="22"/>
+              </w:rPr>
+              <w:t>Bo điều khiển</w:t>
+            </w:r>
+          </w:p>
+        </w:tc>
+        <w:tc>
+          <w:tcPr>
+            <w:tcW w:type="dxa" w:w="2257"/>
+          </w:tcPr>
+          <w:p>
+            <w:pPr>
+              <w:spacing w:after="40"/>
+              <w:ind w:firstLine="0"/>
+            </w:pPr>
+            <w:r>
+              <w:rPr>
+                <w:sz w:val="22"/>
+              </w:rPr>
+              <w:t>ESP32 DevKit 38 chân</w:t>
+            </w:r>
+          </w:p>
+        </w:tc>
+        <w:tc>
+          <w:tcPr>
+            <w:tcW w:type="dxa" w:w="2257"/>
+          </w:tcPr>
+          <w:p>
+            <w:pPr>
+              <w:spacing w:after="40"/>
+              <w:ind w:firstLine="0"/>
+            </w:pPr>
+            <w:r>
+              <w:rPr>
+                <w:sz w:val="22"/>
+              </w:rPr>
+              <w:t>1</w:t>
+            </w:r>
+          </w:p>
+        </w:tc>
+      </w:tr>
+      <w:tr>
+        <w:tc>
+          <w:tcPr>
+            <w:tcW w:type="dxa" w:w="2257"/>
+          </w:tcPr>
+          <w:p>
+            <w:pPr>
+              <w:spacing w:after="40"/>
+              <w:ind w:firstLine="0"/>
+            </w:pPr>
+            <w:r>
+              <w:rPr>
+                <w:sz w:val="22"/>
+              </w:rPr>
+              <w:t>5</w:t>
+            </w:r>
+          </w:p>
+        </w:tc>
+        <w:tc>
+          <w:tcPr>
+            <w:tcW w:type="dxa" w:w="2257"/>
+          </w:tcPr>
+          <w:p>
+            <w:pPr>
+              <w:spacing w:after="40"/>
+              <w:ind w:firstLine="0"/>
+            </w:pPr>
+            <w:r>
+              <w:rPr>
+                <w:sz w:val="22"/>
+              </w:rPr>
+              <w:t>Module ADC 16 bit</w:t>
+            </w:r>
+          </w:p>
+        </w:tc>
+        <w:tc>
+          <w:tcPr>
+            <w:tcW w:type="dxa" w:w="2257"/>
+          </w:tcPr>
+          <w:p>
+            <w:pPr>
+              <w:spacing w:after="40"/>
+              <w:ind w:firstLine="0"/>
+            </w:pPr>
+            <w:r>
+              <w:rPr>
+                <w:sz w:val="22"/>
+              </w:rPr>
+              <w:t>ADS1115 I²C</w:t>
+            </w:r>
+          </w:p>
+        </w:tc>
+        <w:tc>
+          <w:tcPr>
+            <w:tcW w:type="dxa" w:w="2257"/>
+          </w:tcPr>
+          <w:p>
+            <w:pPr>
+              <w:spacing w:after="40"/>
+              <w:ind w:firstLine="0"/>
+            </w:pPr>
+            <w:r>
+              <w:rPr>
+                <w:sz w:val="22"/>
+              </w:rPr>
+              <w:t>1</w:t>
+            </w:r>
+          </w:p>
+        </w:tc>
+      </w:tr>
+      <w:tr>
+        <w:tc>
+          <w:tcPr>
+            <w:tcW w:type="dxa" w:w="2257"/>
+          </w:tcPr>
+          <w:p>
+            <w:pPr>
+              <w:spacing w:after="40"/>
+              <w:ind w:firstLine="0"/>
+            </w:pPr>
+            <w:r>
+              <w:rPr>
+                <w:sz w:val="22"/>
+              </w:rPr>
+              <w:t>6</w:t>
+            </w:r>
+          </w:p>
+        </w:tc>
+        <w:tc>
+          <w:tcPr>
+            <w:tcW w:type="dxa" w:w="2257"/>
+          </w:tcPr>
+          <w:p>
+            <w:pPr>
+              <w:spacing w:after="40"/>
+              <w:ind w:firstLine="0"/>
+            </w:pPr>
+            <w:r>
+              <w:rPr>
+                <w:sz w:val="22"/>
+              </w:rPr>
+              <w:t>Cảm biến dòng</w:t>
+            </w:r>
+          </w:p>
+        </w:tc>
+        <w:tc>
+          <w:tcPr>
+            <w:tcW w:type="dxa" w:w="2257"/>
+          </w:tcPr>
+          <w:p>
+            <w:pPr>
+              <w:spacing w:after="40"/>
+              <w:ind w:firstLine="0"/>
+            </w:pPr>
+            <w:r>
+              <w:rPr>
+                <w:sz w:val="22"/>
+              </w:rPr>
+              <w:t>ACS712 5 A</w:t>
+            </w:r>
+          </w:p>
+        </w:tc>
+        <w:tc>
+          <w:tcPr>
+            <w:tcW w:type="dxa" w:w="2257"/>
+          </w:tcPr>
+          <w:p>
+            <w:pPr>
+              <w:spacing w:after="40"/>
+              <w:ind w:firstLine="0"/>
+            </w:pPr>
+            <w:r>
+              <w:rPr>
+                <w:sz w:val="22"/>
+              </w:rPr>
+              <w:t>1</w:t>
+            </w:r>
+          </w:p>
+        </w:tc>
+      </w:tr>
+      <w:tr>
+        <w:tc>
+          <w:tcPr>
+            <w:tcW w:type="dxa" w:w="2257"/>
+          </w:tcPr>
+          <w:p>
+            <w:pPr>
+              <w:spacing w:after="40"/>
+              <w:ind w:firstLine="0"/>
+            </w:pPr>
+            <w:r>
+              <w:rPr>
+                <w:sz w:val="22"/>
+              </w:rPr>
+              <w:t>7</w:t>
+            </w:r>
+          </w:p>
+        </w:tc>
+        <w:tc>
+          <w:tcPr>
+            <w:tcW w:type="dxa" w:w="2257"/>
+          </w:tcPr>
+          <w:p>
+            <w:pPr>
+              <w:spacing w:after="40"/>
+              <w:ind w:firstLine="0"/>
+            </w:pPr>
+            <w:r>
+              <w:rPr>
+                <w:sz w:val="22"/>
+              </w:rPr>
+              <w:t>RTC</w:t>
+            </w:r>
+          </w:p>
+        </w:tc>
+        <w:tc>
+          <w:tcPr>
+            <w:tcW w:type="dxa" w:w="2257"/>
+          </w:tcPr>
+          <w:p>
+            <w:pPr>
+              <w:spacing w:after="40"/>
+              <w:ind w:firstLine="0"/>
+            </w:pPr>
+            <w:r>
+              <w:rPr>
+                <w:sz w:val="22"/>
+              </w:rPr>
+              <w:t>DS3231 có pin nuôi</w:t>
+            </w:r>
+          </w:p>
+        </w:tc>
+        <w:tc>
+          <w:tcPr>
+            <w:tcW w:type="dxa" w:w="2257"/>
+          </w:tcPr>
+          <w:p>
+            <w:pPr>
+              <w:spacing w:after="40"/>
+              <w:ind w:firstLine="0"/>
+            </w:pPr>
+            <w:r>
+              <w:rPr>
+                <w:sz w:val="22"/>
+              </w:rPr>
+              <w:t>1</w:t>
+            </w:r>
+          </w:p>
+        </w:tc>
+      </w:tr>
+      <w:tr>
+        <w:tc>
+          <w:tcPr>
+            <w:tcW w:type="dxa" w:w="2257"/>
+          </w:tcPr>
+          <w:p>
+            <w:pPr>
+              <w:spacing w:after="40"/>
+              <w:ind w:firstLine="0"/>
+            </w:pPr>
+            <w:r>
+              <w:rPr>
+                <w:sz w:val="22"/>
+              </w:rPr>
+              <w:t>8</w:t>
+            </w:r>
+          </w:p>
+        </w:tc>
+        <w:tc>
+          <w:tcPr>
+            <w:tcW w:type="dxa" w:w="2257"/>
+          </w:tcPr>
+          <w:p>
+            <w:pPr>
+              <w:spacing w:after="40"/>
+              <w:ind w:firstLine="0"/>
+            </w:pPr>
+            <w:r>
+              <w:rPr>
+                <w:sz w:val="22"/>
+              </w:rPr>
+              <w:t>Động cơ chấp hành</w:t>
+            </w:r>
+          </w:p>
+        </w:tc>
+        <w:tc>
+          <w:tcPr>
+            <w:tcW w:type="dxa" w:w="2257"/>
+          </w:tcPr>
+          <w:p>
+            <w:pPr>
+              <w:spacing w:after="40"/>
+              <w:ind w:firstLine="0"/>
+            </w:pPr>
+            <w:r>
+              <w:rPr>
+                <w:sz w:val="22"/>
+              </w:rPr>
+              <w:t>Motor gạt nước ô tô 12 V trục vít</w:t>
+            </w:r>
+          </w:p>
+        </w:tc>
+        <w:tc>
+          <w:tcPr>
+            <w:tcW w:type="dxa" w:w="2257"/>
+          </w:tcPr>
+          <w:p>
+            <w:pPr>
+              <w:spacing w:after="40"/>
+              <w:ind w:firstLine="0"/>
+            </w:pPr>
+            <w:r>
+              <w:rPr>
+                <w:sz w:val="22"/>
+              </w:rPr>
+              <w:t>2</w:t>
+            </w:r>
+          </w:p>
+        </w:tc>
+      </w:tr>
+      <w:tr>
+        <w:tc>
+          <w:tcPr>
+            <w:tcW w:type="dxa" w:w="2257"/>
+          </w:tcPr>
+          <w:p>
+            <w:pPr>
+              <w:spacing w:after="40"/>
+              <w:ind w:firstLine="0"/>
+            </w:pPr>
+            <w:r>
+              <w:rPr>
+                <w:sz w:val="22"/>
+              </w:rPr>
+              <w:t>9</w:t>
+            </w:r>
+          </w:p>
+        </w:tc>
+        <w:tc>
+          <w:tcPr>
+            <w:tcW w:type="dxa" w:w="2257"/>
+          </w:tcPr>
+          <w:p>
+            <w:pPr>
+              <w:spacing w:after="40"/>
+              <w:ind w:firstLine="0"/>
+            </w:pPr>
+            <w:r>
+              <w:rPr>
+                <w:sz w:val="22"/>
+              </w:rPr>
+              <w:t>Đóng cắt động cơ</w:t>
+            </w:r>
+          </w:p>
+        </w:tc>
+        <w:tc>
+          <w:tcPr>
+            <w:tcW w:type="dxa" w:w="2257"/>
+          </w:tcPr>
+          <w:p>
+            <w:pPr>
+              <w:spacing w:after="40"/>
+              <w:ind w:firstLine="0"/>
+            </w:pPr>
+            <w:r>
+              <w:rPr>
+                <w:sz w:val="22"/>
+              </w:rPr>
+              <w:t>Module relay 2 kênh 10 A hoặc cầu H MOSFET</w:t>
+            </w:r>
+          </w:p>
+        </w:tc>
+        <w:tc>
+          <w:tcPr>
+            <w:tcW w:type="dxa" w:w="2257"/>
+          </w:tcPr>
+          <w:p>
+            <w:pPr>
+              <w:spacing w:after="40"/>
+              <w:ind w:firstLine="0"/>
+            </w:pPr>
+            <w:r>
+              <w:rPr>
+                <w:sz w:val="22"/>
+              </w:rPr>
+              <w:t>2</w:t>
+            </w:r>
+          </w:p>
+        </w:tc>
+      </w:tr>
+      <w:tr>
+        <w:tc>
+          <w:tcPr>
+            <w:tcW w:type="dxa" w:w="2257"/>
+          </w:tcPr>
+          <w:p>
+            <w:pPr>
+              <w:spacing w:after="40"/>
+              <w:ind w:firstLine="0"/>
+            </w:pPr>
+            <w:r>
+              <w:rPr>
+                <w:sz w:val="22"/>
+              </w:rPr>
+              <w:t>10</w:t>
+            </w:r>
+          </w:p>
+        </w:tc>
+        <w:tc>
+          <w:tcPr>
+            <w:tcW w:type="dxa" w:w="2257"/>
+          </w:tcPr>
+          <w:p>
+            <w:pPr>
+              <w:spacing w:after="40"/>
+              <w:ind w:firstLine="0"/>
+            </w:pPr>
+            <w:r>
+              <w:rPr>
+                <w:sz w:val="22"/>
+              </w:rPr>
+              <w:t>Công tắc hành trình</w:t>
+            </w:r>
+          </w:p>
+        </w:tc>
+        <w:tc>
+          <w:tcPr>
+            <w:tcW w:type="dxa" w:w="2257"/>
+          </w:tcPr>
+          <w:p>
+            <w:pPr>
+              <w:spacing w:after="40"/>
+              <w:ind w:firstLine="0"/>
+            </w:pPr>
+            <w:r>
+              <w:rPr>
+                <w:sz w:val="22"/>
+              </w:rPr>
+              <w:t>Cần gạt, tiếp điểm NC</w:t>
+            </w:r>
+          </w:p>
+        </w:tc>
+        <w:tc>
+          <w:tcPr>
+            <w:tcW w:type="dxa" w:w="2257"/>
+          </w:tcPr>
+          <w:p>
+            <w:pPr>
+              <w:spacing w:after="40"/>
+              <w:ind w:firstLine="0"/>
+            </w:pPr>
+            <w:r>
+              <w:rPr>
+                <w:sz w:val="22"/>
+              </w:rPr>
+              <w:t>4</w:t>
+            </w:r>
+          </w:p>
+        </w:tc>
+      </w:tr>
+      <w:tr>
+        <w:tc>
+          <w:tcPr>
+            <w:tcW w:type="dxa" w:w="2257"/>
+          </w:tcPr>
+          <w:p>
+            <w:pPr>
+              <w:spacing w:after="40"/>
+              <w:ind w:firstLine="0"/>
+            </w:pPr>
+            <w:r>
+              <w:rPr>
+                <w:sz w:val="22"/>
+              </w:rPr>
+              <w:t>11</w:t>
+            </w:r>
+          </w:p>
+        </w:tc>
+        <w:tc>
+          <w:tcPr>
+            <w:tcW w:type="dxa" w:w="2257"/>
+          </w:tcPr>
+          <w:p>
+            <w:pPr>
+              <w:spacing w:after="40"/>
+              <w:ind w:firstLine="0"/>
+            </w:pPr>
+            <w:r>
+              <w:rPr>
+                <w:sz w:val="22"/>
+              </w:rPr>
+              <w:t>Nút dừng khẩn cấp</w:t>
+            </w:r>
+          </w:p>
+        </w:tc>
+        <w:tc>
+          <w:tcPr>
+            <w:tcW w:type="dxa" w:w="2257"/>
+          </w:tcPr>
+          <w:p>
+            <w:pPr>
+              <w:spacing w:after="40"/>
+              <w:ind w:firstLine="0"/>
+            </w:pPr>
+            <w:r>
+              <w:rPr>
+                <w:sz w:val="22"/>
+              </w:rPr>
+              <w:t>Nút nhấn khóa</w:t>
+            </w:r>
+          </w:p>
+        </w:tc>
+        <w:tc>
+          <w:tcPr>
+            <w:tcW w:type="dxa" w:w="2257"/>
+          </w:tcPr>
+          <w:p>
+            <w:pPr>
+              <w:spacing w:after="40"/>
+              <w:ind w:firstLine="0"/>
+            </w:pPr>
+            <w:r>
+              <w:rPr>
+                <w:sz w:val="22"/>
+              </w:rPr>
+              <w:t>1</w:t>
+            </w:r>
+          </w:p>
+        </w:tc>
+      </w:tr>
+      <w:tr>
+        <w:tc>
+          <w:tcPr>
+            <w:tcW w:type="dxa" w:w="2257"/>
+          </w:tcPr>
+          <w:p>
+            <w:pPr>
+              <w:spacing w:after="40"/>
+              <w:ind w:firstLine="0"/>
+            </w:pPr>
+            <w:r>
+              <w:rPr>
+                <w:sz w:val="22"/>
+              </w:rPr>
+              <w:t>12</w:t>
+            </w:r>
+          </w:p>
+        </w:tc>
+        <w:tc>
+          <w:tcPr>
+            <w:tcW w:type="dxa" w:w="2257"/>
+          </w:tcPr>
+          <w:p>
+            <w:pPr>
+              <w:spacing w:after="40"/>
+              <w:ind w:firstLine="0"/>
+            </w:pPr>
+            <w:r>
+              <w:rPr>
+                <w:sz w:val="22"/>
+              </w:rPr>
+              <w:t>Nguồn</w:t>
+            </w:r>
+          </w:p>
+        </w:tc>
+        <w:tc>
+          <w:tcPr>
+            <w:tcW w:type="dxa" w:w="2257"/>
+          </w:tcPr>
+          <w:p>
+            <w:pPr>
+              <w:spacing w:after="40"/>
+              <w:ind w:firstLine="0"/>
+            </w:pPr>
+            <w:r>
+              <w:rPr>
+                <w:sz w:val="22"/>
+              </w:rPr>
+              <w:t>Ắc quy/nguồn 12 V 15 A + mạch hạ 5 V</w:t>
+            </w:r>
+          </w:p>
+        </w:tc>
+        <w:tc>
+          <w:tcPr>
+            <w:tcW w:type="dxa" w:w="2257"/>
+          </w:tcPr>
+          <w:p>
+            <w:pPr>
+              <w:spacing w:after="40"/>
+              <w:ind w:firstLine="0"/>
+            </w:pPr>
+            <w:r>
+              <w:rPr>
+                <w:sz w:val="22"/>
+              </w:rPr>
+              <w:t>1 bộ</w:t>
+            </w:r>
+          </w:p>
+        </w:tc>
+      </w:tr>
+      <w:tr>
+        <w:tc>
+          <w:tcPr>
+            <w:tcW w:type="dxa" w:w="2257"/>
+          </w:tcPr>
+          <w:p>
+            <w:pPr>
+              <w:spacing w:after="40"/>
+              <w:ind w:firstLine="0"/>
+            </w:pPr>
+            <w:r>
+              <w:rPr>
+                <w:sz w:val="22"/>
+              </w:rPr>
+              <w:t>13</w:t>
+            </w:r>
+          </w:p>
+        </w:tc>
+        <w:tc>
+          <w:tcPr>
+            <w:tcW w:type="dxa" w:w="2257"/>
+          </w:tcPr>
+          <w:p>
+            <w:pPr>
+              <w:spacing w:after="40"/>
+              <w:ind w:firstLine="0"/>
+            </w:pPr>
+            <w:r>
+              <w:rPr>
+                <w:sz w:val="22"/>
+              </w:rPr>
+              <w:t>Vật liệu cơ khí</w:t>
+            </w:r>
+          </w:p>
+        </w:tc>
+        <w:tc>
+          <w:tcPr>
+            <w:tcW w:type="dxa" w:w="2257"/>
+          </w:tcPr>
+          <w:p>
+            <w:pPr>
+              <w:spacing w:after="40"/>
+              <w:ind w:firstLine="0"/>
+            </w:pPr>
+            <w:r>
+              <w:rPr>
+                <w:sz w:val="22"/>
+              </w:rPr>
+              <w:t>Đế xoay, khớp nâng hạ, thép tròn, nhôm hộp, ốc vít</w:t>
+            </w:r>
+          </w:p>
+        </w:tc>
+        <w:tc>
+          <w:tcPr>
+            <w:tcW w:type="dxa" w:w="2257"/>
+          </w:tcPr>
+          <w:p>
+            <w:pPr>
+              <w:spacing w:after="40"/>
+              <w:ind w:firstLine="0"/>
+            </w:pPr>
+            <w:r>
+              <w:rPr>
+                <w:sz w:val="22"/>
+              </w:rPr>
+              <w:t>1 bộ</w:t>
+            </w:r>
+          </w:p>
+        </w:tc>
+      </w:tr>
+      <w:tr>
+        <w:tc>
+          <w:tcPr>
+            <w:tcW w:type="dxa" w:w="2257"/>
+          </w:tcPr>
+          <w:p>
+            <w:pPr>
+              <w:spacing w:after="40"/>
+              <w:ind w:firstLine="0"/>
+            </w:pPr>
+            <w:r>
+              <w:rPr>
+                <w:sz w:val="22"/>
+              </w:rPr>
+              <w:t>14</w:t>
+            </w:r>
+          </w:p>
+        </w:tc>
+        <w:tc>
+          <w:tcPr>
+            <w:tcW w:type="dxa" w:w="2257"/>
+          </w:tcPr>
+          <w:p>
+            <w:pPr>
+              <w:spacing w:after="40"/>
+              <w:ind w:firstLine="0"/>
+            </w:pPr>
+            <w:r>
+              <w:rPr>
+                <w:sz w:val="22"/>
+              </w:rPr>
+              <w:t>Phụ trợ</w:t>
+            </w:r>
+          </w:p>
+        </w:tc>
+        <w:tc>
+          <w:tcPr>
+            <w:tcW w:type="dxa" w:w="2257"/>
+          </w:tcPr>
+          <w:p>
+            <w:pPr>
+              <w:spacing w:after="40"/>
+              <w:ind w:firstLine="0"/>
+            </w:pPr>
+            <w:r>
+              <w:rPr>
+                <w:sz w:val="22"/>
+              </w:rPr>
+              <w:t>2 cầu chì 10 A, dây dẫn, hộp chống ẩm</w:t>
+            </w:r>
+          </w:p>
+        </w:tc>
+        <w:tc>
+          <w:tcPr>
+            <w:tcW w:type="dxa" w:w="2257"/>
+          </w:tcPr>
+          <w:p>
+            <w:pPr>
+              <w:spacing w:after="40"/>
+              <w:ind w:firstLine="0"/>
+            </w:pPr>
+            <w:r>
+              <w:rPr>
+                <w:sz w:val="22"/>
+              </w:rPr>
+              <w:t>1 bộ</w:t>
+            </w:r>
+          </w:p>
+        </w:tc>
+      </w:tr>
+    </w:tbl>
+    <w:p>
+      <w:pPr/>
+    </w:p>
+    <w:p>
+      <w:pPr>
+        <w:pStyle w:val="Heading1"/>
+      </w:pPr>
+      <w:r>
+        <w:t>CHƯƠNG 3. LẮP RÁP, HIỆU CHUẨN VÀ AN TOÀN</w:t>
+      </w:r>
+    </w:p>
+    <w:p>
+      <w:pPr>
+        <w:pStyle w:val="Heading2"/>
+      </w:pPr>
+      <w:r>
+        <w:t>3.1. Quy trình lắp ráp</w:t>
+      </w:r>
+    </w:p>
+    <w:p>
+      <w:pPr>
+        <w:pStyle w:val="ListBullet"/>
+      </w:pPr>
+      <w:r>
+        <w:t>Bước 1. Thử riêng hai động cơ gạt nước trên bàn: chiều quay, dòng không tải, công tắc tự đỗ, kiểm tra tự giữ khi ngắt điện đột ngột.</w:t>
+      </w:r>
+    </w:p>
+    <w:p>
+      <w:pPr>
+        <w:pStyle w:val="ListBullet"/>
+      </w:pPr>
+      <w:r>
+        <w:t>Bước 2. Gia công đế xoay phương vị: lắp bạc lót, kiểm tra quay trơn 360°, căn hướng Bắc – Nam bằng la bàn.</w:t>
+      </w:r>
+    </w:p>
+    <w:p>
+      <w:pPr>
+        <w:pStyle w:val="ListBullet"/>
+      </w:pPr>
+      <w:r>
+        <w:t>Bước 3. Gia công khớp nâng hạ trục nghiêng: vuông góc trục phương vị, không rơ lắc; đánh dấu mốc zero hai trục.</w:t>
+      </w:r>
+    </w:p>
+    <w:p>
+      <w:pPr>
+        <w:pStyle w:val="ListBullet"/>
+      </w:pPr>
+      <w:r>
+        <w:t>Bước 4. Lắp hai tay đòn khớp nối motor – trục; siết vừa, bôi mỡ trục vít.</w:t>
+      </w:r>
+    </w:p>
+    <w:p>
+      <w:pPr>
+        <w:pStyle w:val="ListBullet"/>
+      </w:pPr>
+      <w:r>
+        <w:t>Bước 5. Lắp hai biến trở hồi tiếp đồng trục; đo điện áp ba điểm (hai đầu + giữa) mỗi trục để lập bảng quy đổi góc.</w:t>
+      </w:r>
+    </w:p>
+    <w:p>
+      <w:pPr>
+        <w:pStyle w:val="ListBullet"/>
+      </w:pPr>
+      <w:r>
+        <w:t>Bước 6. Lắp bốn công tắc hành trình và nút dừng khẩn cấp; đo thông mạch từng tiếp điểm.</w:t>
+      </w:r>
+    </w:p>
+    <w:p>
+      <w:pPr>
+        <w:pStyle w:val="ListBullet"/>
+      </w:pPr>
+      <w:r>
+        <w:t>Bước 7. Chế và thử mạch chia áp bốn LDR cùng hai mạch biến trở; kiểm tra ngắn mạch trước khi cấp nguồn.</w:t>
+      </w:r>
+    </w:p>
+    <w:p>
+      <w:pPr>
+        <w:pStyle w:val="ListBullet"/>
+      </w:pPr>
+      <w:r>
+        <w:t>Bước 8. Gá cụm LDR đúng ký hiệu và β_s = 30°; chụp ảnh ghi nhận bố trí.</w:t>
+      </w:r>
+    </w:p>
+    <w:p>
+      <w:pPr>
+        <w:pStyle w:val="ListBullet"/>
+      </w:pPr>
+      <w:r>
+        <w:t>Bước 9. Đấu nối theo bảng chân; tách khối nguồn động cơ – nguồn logic; cố định dây theo hành trình cả hai trục.</w:t>
+      </w:r>
+    </w:p>
+    <w:p>
+      <w:pPr>
+        <w:pStyle w:val="ListBullet"/>
+      </w:pPr>
+      <w:r>
+        <w:t>Bước 10. Cấp điện chạy không tải từng trục: quét chậm hai đầu, xác nhận liên động chặn đúng chiều và thoát ngược được.</w:t>
+      </w:r>
+    </w:p>
+    <w:p>
+      <w:pPr>
+        <w:pStyle w:val="ListBullet"/>
+      </w:pPr>
+      <w:r>
+        <w:t>Bước 11. Chạy phối hợp hai trục theo lệnh thử: nghiêng trước – phương vị sau; xác nhận không cộng hưởng rung.</w:t>
+      </w:r>
+    </w:p>
+    <w:p>
+      <w:pPr>
+        <w:pStyle w:val="ListBullet"/>
+      </w:pPr>
+      <w:r>
+        <w:t>Bước 12. Lắp tấm pin, siết ốc đối xứng, thử tự giữ khi ngắt điện rồi mới đưa ra ngoài trời.</w:t>
+      </w:r>
+    </w:p>
+    <w:p>
+      <w:pPr>
+        <w:pStyle w:val="Heading2"/>
+      </w:pPr>
+      <w:r>
+        <w:t>3.2. Hiệu chuẩn bắt buộc trước khi chạy thuật toán</w:t>
+      </w:r>
+    </w:p>
+    <w:p>
+      <w:pPr>
+        <w:pStyle w:val="ListBullet"/>
+      </w:pPr>
+      <w:r>
+        <w:t>Hiệu chuẩn hệ số độ lợi bốn kênh LDR dưới nguồn sáng khuếch tán; lưu bảng hệ số vào chương trình (mô phỏng cho thấy bước này khử trọn sai số 1,98° do lệch kênh).</w:t>
+      </w:r>
+    </w:p>
+    <w:p>
+      <w:pPr>
+        <w:pStyle w:val="ListBullet"/>
+      </w:pPr>
+      <w:r>
+        <w:t>Kiểm tra chiều dấu hai sai lệch: chiếu mạnh phía phải thì e_quay dương, chiếu mạnh phía trên thì e_nghiêng dương theo quy ước lệnh; nếu ngược thì đảo hệ số trong bảng hiệu chuẩn.</w:t>
+      </w:r>
+    </w:p>
+    <w:p>
+      <w:pPr>
+        <w:pStyle w:val="ListBullet"/>
+      </w:pPr>
+      <w:r>
+        <w:t>Hiệu chuẩn từng biến trở hồi tiếp ba điểm; ghi giới hạn điện áp hai đầu hành trình vào hằng số chương trình.</w:t>
+      </w:r>
+    </w:p>
+    <w:p>
+      <w:pPr>
+        <w:pStyle w:val="ListBullet"/>
+      </w:pPr>
+      <w:r>
+        <w:t>Xác nhận vùng chết δ = 3° cho cả hai trục: che mờ đều cụm cảm biến, bảo đảm không phát lệnh.</w:t>
+      </w:r>
+    </w:p>
+    <w:p>
+      <w:pPr>
+        <w:pStyle w:val="Heading2"/>
+      </w:pPr>
+      <w:r>
+        <w:t>3.3. An toàn</w:t>
+      </w:r>
+    </w:p>
+    <w:p>
+      <w:pPr>
+        <w:pStyle w:val="ListBullet"/>
+      </w:pPr>
+      <w:r>
+        <w:t>Mỗi motor một cầu chì 10 A ngay đầu nguồn 12 V; không chạm cụm trục khi đang cấp điện.</w:t>
+      </w:r>
+    </w:p>
+    <w:p>
+      <w:pPr>
+        <w:pStyle w:val="ListBullet"/>
+      </w:pPr>
+      <w:r>
+        <w:t>Kiểm tra tự giữ của cả hai trục vít trước khi lắp pin: ngắt điện đột ngột khi trục nghiêng đang nâng, trục không được trôi xuống.</w:t>
+      </w:r>
+    </w:p>
+    <w:p>
+      <w:pPr>
+        <w:pStyle w:val="ListBullet"/>
+      </w:pPr>
+      <w:r>
+        <w:t>Ngoài trời phải có hộp chống ẩm cho ESP32 và relay; gió mạnh thì ngắt nguồn và đưa tấm pin về vị trí nghỉ nằm ngang.</w:t>
+      </w:r>
+    </w:p>
+    <w:p>
+      <w:pPr>
+        <w:pStyle w:val="Heading1"/>
+      </w:pPr>
+      <w:r>
+        <w:t>CHƯƠNG 4. TIẾN ĐỘ THỰC HIỆN VÀ KẾ HOẠCH TUẦN NÀY</w:t>
+      </w:r>
+    </w:p>
+    <w:p>
+      <w:pPr>
+        <w:pStyle w:val="Heading2"/>
+      </w:pPr>
+      <w:r>
+        <w:t>4.1. Kết quả đạt được trong tuần 5/10 – 10/10/2026</w:t>
+      </w:r>
+    </w:p>
+    <w:p>
+      <w:pPr>
+        <w:pStyle w:val="ListBullet"/>
+      </w:pPr>
+      <w:r>
+        <w:t>Chốt cơ cấu chấp hành hai trục là hai động cơ gạt nước ô tô trục vít; tính xong mô-men yêu cầu từng trục với hệ số an toàn 2–4 lần (Bảng chương 2); xác nhận tự giữ khi ngắt điện.</w:t>
+      </w:r>
+    </w:p>
+    <w:p>
+      <w:pPr>
+        <w:pStyle w:val="ListBullet"/>
+      </w:pPr>
+      <w:r>
+        <w:t>Chốt sơ đồ khối, sơ đồ kết nối ESP32 hai trục và bảng chân đầy đủ (4 LDR + 2 biến trở + 4 relay + 4 hành trình).</w:t>
+      </w:r>
+    </w:p>
+    <w:p>
+      <w:pPr>
+        <w:pStyle w:val="ListBullet"/>
+      </w:pPr>
+      <w:r>
+        <w:t>Chốt danh mục vật tư 14 hạng mục và quy trình lắp ráp 12 bước có bước chạy phối hợp nghiêng trước – phương vị sau.</w:t>
+      </w:r>
+    </w:p>
+    <w:p>
+      <w:pPr>
+        <w:pStyle w:val="ListBullet"/>
+      </w:pPr>
+      <w:r>
+        <w:t>Lập danh mục hiệu chuẩn bắt buộc: hệ số độ lợi bốn kênh, chiều dấu hai sai lệch, biến trở ba điểm, vùng chết δ = 3°.</w:t>
+      </w:r>
+    </w:p>
+    <w:p>
+      <w:pPr>
+        <w:pStyle w:val="Heading2"/>
+      </w:pPr>
+      <w:r>
+        <w:t>4.2. Các công việc còn lại của tuần này (5/10 – 10/10/2026)</w:t>
+      </w:r>
+    </w:p>
+    <w:p>
+      <w:pPr>
+        <w:pStyle w:val="ListBullet"/>
+      </w:pPr>
+      <w:r>
+        <w:t>Mua hai động cơ gạt nước, hai module relay, hai biến trở xoay, ADS1115 theo danh mục.</w:t>
+      </w:r>
+    </w:p>
+    <w:p>
+      <w:pPr>
+        <w:pStyle w:val="ListBullet"/>
+      </w:pPr>
+      <w:r>
+        <w:t>Gia công đế xoay và khớp nâng hạ; thử bench từng motor kèm relay.</w:t>
+      </w:r>
+    </w:p>
+    <w:p>
+      <w:pPr>
+        <w:pStyle w:val="ListBullet"/>
+      </w:pPr>
+      <w:r>
+        <w:t>Chế mạch chia áp bốn LDR và hai mạch biến trở; đo đặc tuyến từng kênh dưới đèn kiểm soát.</w:t>
+      </w:r>
+    </w:p>
+    <w:p>
+      <w:pPr>
+        <w:pStyle w:val="ListBullet"/>
+      </w:pPr>
+      <w:r>
+        <w:t>Lập bảng quy đổi góc ba điểm cho cả hai biến trở hồi tiếp.</w:t>
+      </w:r>
+    </w:p>
+    <w:p>
+      <w:pPr>
+        <w:pStyle w:val="Heading1"/>
+      </w:pPr>
+      <w:r>
+        <w:t>TÀI LIỆU THAM KHẢO</w:t>
+      </w:r>
+    </w:p>
+    <w:p>
+      <w:pPr/>
+      <w:r>
+        <w:t>[1] I. Reda and A. Andreas, “Solar Position Algorithm for Solar Radiation Applications,” NREL/TP-560-34302, 2008. https://docs.nrel.gov/docs/fy08osti/34302.pdf</w:t>
+      </w:r>
+    </w:p>
+    <w:p>
+      <w:pPr/>
+      <w:r>
+        <w:t>[2] I. Reda and A. Andreas, “Solar position algorithm for solar radiation applications,” Solar Energy, vol. 76, no. 5, pp. 577-589, 2004.</w:t>
+      </w:r>
+    </w:p>
+    <w:p>
+      <w:pPr/>
+      <w:r>
+        <w:t>[3] J. A. Duffie and W. A. Beckman, Solar Engineering of Thermal Processes, 4th ed., John Wiley &amp; Sons, 2013.</w:t>
+      </w:r>
+    </w:p>
+    <w:p>
+      <w:pPr/>
+      <w:r>
+        <w:t>[4] R. F. Fuentes-Morales et al., “Control algorithms applied to active solar tracking systems: A review,” Solar Energy, vol. 212, pp. 203-219, 2020. https://doi.org/10.1016/j.solener.2020.10.071</w:t>
+      </w:r>
+    </w:p>
+    <w:p>
+      <w:pPr/>
+      <w:r>
+        <w:t>[5] H. Mousazadeh et al., “A review of principle and sun-tracking methods for maximizing solar systems output,” Renewable and Sustainable Energy Reviews, vol. 13, no. 8, pp. 1800-1818, 2009.</w:t>
+      </w:r>
+    </w:p>
+    <w:p>
+      <w:pPr/>
+      <w:r>
+        <w:t>[6] A. Awasthi et al., “Review on sun tracking technology in solar PV system,” Energy Reports, vol. 6, pp. 392-405, 2020.</w:t>
+      </w:r>
+    </w:p>
+    <w:p>
+      <w:pPr/>
+      <w:r>
+        <w:t>[7] A. R. Amelia et al., “Technologies of solar tracking systems: A review,” IOP Conference Series: Materials Science and Engineering, vol. 767, 012052, 2020.</w:t>
+      </w:r>
+    </w:p>
+    <w:p>
+      <w:pPr/>
+      <w:r>
+        <w:t>[8] Espressif Systems, ESP32 Series Datasheet. https://www.espressif.com/sites/default/files/documentation/esp32_datasheet_en.pdf</w:t>
+      </w:r>
+    </w:p>
+    <w:p>
+      <w:pPr/>
+      <w:r>
+        <w:t>[9] Analog Devices, DS3231 Extremely Accurate I²C-Integrated RTC/TCXO/Crystal, Datasheet. https://www.analog.com/media/en/technical-documentation/data-sheets/DS3231.pdf</w:t>
+      </w:r>
+    </w:p>
+    <w:p>
+      <w:pPr/>
+      <w:r>
+        <w:t>[10] A. El Hammoumi et al., “A simple and low-cost active dual-axis solar tracker,” Energy Science &amp; Engineering, vol. 6, no. 5, pp. 607-620, 2018. https://doi.org/10.1002/ese3.236</w:t>
+      </w:r>
+    </w:p>
+    <w:p>
+      <w:pPr/>
+      <w:r>
+        <w:t>[11] J.-M. Wang and C.-L. Lu, “Design and Implementation of a Sun Tracker with a Dual-Axis Single Motor for an Optical Sensor-Based Photovoltaic System,” Sensors, vol. 13, no. 3, pp. 3157-3168, 2013. https://doi.org/10.3390/s130303157</w:t>
+      </w:r>
+    </w:p>
+    <w:tbl>
+      <w:tblPr>
+        <w:tblStyle w:val="TableGrid"/>
+        <w:tblW w:type="auto" w:w="0"/>
+        <w:jc w:val="center"/>
+        <w:tblLook w:firstColumn="1" w:firstRow="1" w:lastColumn="0" w:lastRow="0" w:noHBand="0" w:noVBand="1" w:val="04A0"/>
+      </w:tblPr>
+      <w:tblGrid>
+        <w:gridCol w:w="3010"/>
+        <w:gridCol w:w="3010"/>
+        <w:gridCol w:w="3010"/>
+      </w:tblGrid>
+      <w:tr>
+        <w:tc>
+          <w:tcPr>
+            <w:tcW w:type="dxa" w:w="3010"/>
+          </w:tcPr>
+          <w:p>
+            <w:pPr>
+              <w:spacing w:after="40"/>
+              <w:ind w:firstLine="0"/>
+            </w:pPr>
+            <w:r>
+              <w:rPr>
+                <w:b/>
+                <w:sz w:val="22"/>
+              </w:rPr>
+              <w:t>Giai đoạn thiên văn ở Bắc bán cầu</w:t>
+            </w:r>
+          </w:p>
+        </w:tc>
+        <w:tc>
+          <w:tcPr>
+            <w:tcW w:type="dxa" w:w="3010"/>
+          </w:tcPr>
+          <w:p>
+            <w:pPr>
+              <w:spacing w:after="40"/>
+              <w:ind w:firstLine="0"/>
+            </w:pPr>
+            <w:r>
+              <w:rPr>
+                <w:b/>
+                <w:sz w:val="22"/>
+              </w:rPr>
+              <w:t>Xích vĩ Mặt Trời (xấp xỉ)</w:t>
+            </w:r>
+          </w:p>
+        </w:tc>
+        <w:tc>
+          <w:tcPr>
+            <w:tcW w:type="dxa" w:w="3010"/>
+          </w:tcPr>
+          <w:p>
+            <w:pPr>
+              <w:spacing w:after="40"/>
+              <w:ind w:firstLine="0"/>
+            </w:pPr>
+            <w:r>
+              <w:rPr>
+                <w:b/>
+                <w:sz w:val="22"/>
+              </w:rPr>
+              <w:t>Đặc điểm đường đi biểu kiến</w:t>
+            </w:r>
+          </w:p>
+        </w:tc>
+      </w:tr>
+      <w:tr>
+        <w:tc>
+          <w:tcPr>
+            <w:tcW w:type="dxa" w:w="3010"/>
+          </w:tcPr>
+          <w:p>
+            <w:pPr>
+              <w:spacing w:after="40"/>
+              <w:ind w:firstLine="0"/>
+            </w:pPr>
+            <w:r>
+              <w:rPr>
+                <w:sz w:val="22"/>
+              </w:rPr>
+              <w:t>Xuân: điểm phân tháng 3 đến chí tháng 6</w:t>
+            </w:r>
+          </w:p>
+        </w:tc>
+        <w:tc>
+          <w:tcPr>
+            <w:tcW w:type="dxa" w:w="3010"/>
+          </w:tcPr>
+          <w:p>
+            <w:pPr>
+              <w:spacing w:after="40"/>
+              <w:ind w:firstLine="0"/>
+            </w:pPr>
+            <w:r>
+              <w:rPr>
+                <w:sz w:val="22"/>
+              </w:rPr>
+              <w:t>0° → +23,44°</w:t>
+            </w:r>
+          </w:p>
+        </w:tc>
+        <w:tc>
+          <w:tcPr>
+            <w:tcW w:type="dxa" w:w="3010"/>
+          </w:tcPr>
+          <w:p>
+            <w:pPr>
+              <w:spacing w:after="40"/>
+              <w:ind w:firstLine="0"/>
+            </w:pPr>
+            <w:r>
+              <w:rPr>
+                <w:sz w:val="22"/>
+              </w:rPr>
+              <w:t>Độ cao Mặt Trời giữa trưa tăng; ngày dài dần.</w:t>
+            </w:r>
+          </w:p>
+        </w:tc>
+      </w:tr>
+      <w:tr>
+        <w:tc>
+          <w:tcPr>
+            <w:tcW w:type="dxa" w:w="3010"/>
+          </w:tcPr>
+          <w:p>
+            <w:pPr>
+              <w:spacing w:after="40"/>
+              <w:ind w:firstLine="0"/>
+            </w:pPr>
+            <w:r>
+              <w:rPr>
+                <w:sz w:val="22"/>
+              </w:rPr>
+              <w:t>Hạ: chí tháng 6 đến điểm phân tháng 9</w:t>
+            </w:r>
+          </w:p>
+        </w:tc>
+        <w:tc>
+          <w:tcPr>
+            <w:tcW w:type="dxa" w:w="3010"/>
+          </w:tcPr>
+          <w:p>
+            <w:pPr>
+              <w:spacing w:after="40"/>
+              <w:ind w:firstLine="0"/>
+            </w:pPr>
+            <w:r>
+              <w:rPr>
+                <w:sz w:val="22"/>
+              </w:rPr>
+              <w:t>+23,44° → 0°</w:t>
+            </w:r>
+          </w:p>
+        </w:tc>
+        <w:tc>
+          <w:tcPr>
+            <w:tcW w:type="dxa" w:w="3010"/>
+          </w:tcPr>
+          <w:p>
+            <w:pPr>
+              <w:spacing w:after="40"/>
+              <w:ind w:firstLine="0"/>
+            </w:pPr>
+            <w:r>
+              <w:rPr>
+                <w:sz w:val="22"/>
+              </w:rPr>
+              <w:t>Mặt Trời đi cao; ngày dài rồi giảm dần.</w:t>
+            </w:r>
+          </w:p>
+        </w:tc>
+      </w:tr>
+      <w:tr>
+        <w:tc>
+          <w:tcPr>
+            <w:tcW w:type="dxa" w:w="3010"/>
+          </w:tcPr>
+          <w:p>
+            <w:pPr>
+              <w:spacing w:after="40"/>
+              <w:ind w:firstLine="0"/>
+            </w:pPr>
+            <w:r>
+              <w:rPr>
+                <w:sz w:val="22"/>
+              </w:rPr>
+              <w:t>Thu: điểm phân tháng 9 đến chí tháng 12</w:t>
+            </w:r>
+          </w:p>
+        </w:tc>
+        <w:tc>
+          <w:tcPr>
+            <w:tcW w:type="dxa" w:w="3010"/>
+          </w:tcPr>
+          <w:p>
+            <w:pPr>
+              <w:spacing w:after="40"/>
+              <w:ind w:firstLine="0"/>
+            </w:pPr>
+            <w:r>
+              <w:rPr>
+                <w:sz w:val="22"/>
+              </w:rPr>
+              <w:t>0° → −23,44°</w:t>
+            </w:r>
+          </w:p>
+        </w:tc>
+        <w:tc>
+          <w:tcPr>
+            <w:tcW w:type="dxa" w:w="3010"/>
+          </w:tcPr>
+          <w:p>
+            <w:pPr>
+              <w:spacing w:after="40"/>
+              <w:ind w:firstLine="0"/>
+            </w:pPr>
+            <w:r>
+              <w:rPr>
+                <w:sz w:val="22"/>
+              </w:rPr>
+              <w:t>Quỹ đạo hạ thấp; ngày ngắn dần.</w:t>
+            </w:r>
+          </w:p>
+        </w:tc>
+      </w:tr>
+      <w:tr>
+        <w:tc>
+          <w:tcPr>
+            <w:tcW w:type="dxa" w:w="3010"/>
+          </w:tcPr>
+          <w:p>
+            <w:pPr>
+              <w:spacing w:after="40"/>
+              <w:ind w:firstLine="0"/>
+            </w:pPr>
+            <w:r>
+              <w:rPr>
+                <w:sz w:val="22"/>
+              </w:rPr>
+              <w:t>Đông: chí tháng 12 đến điểm phân tháng 3</w:t>
+            </w:r>
+          </w:p>
+        </w:tc>
+        <w:tc>
+          <w:tcPr>
+            <w:tcW w:type="dxa" w:w="3010"/>
+          </w:tcPr>
+          <w:p>
+            <w:pPr>
+              <w:spacing w:after="40"/>
+              <w:ind w:firstLine="0"/>
+            </w:pPr>
+            <w:r>
+              <w:rPr>
+                <w:sz w:val="22"/>
+              </w:rPr>
+              <w:t>−23,44° → 0°</w:t>
+            </w:r>
+          </w:p>
+        </w:tc>
+        <w:tc>
+          <w:tcPr>
+            <w:tcW w:type="dxa" w:w="3010"/>
+          </w:tcPr>
+          <w:p>
+            <w:pPr>
+              <w:spacing w:after="40"/>
+              <w:ind w:firstLine="0"/>
+            </w:pPr>
+            <w:r>
+              <w:rPr>
+                <w:sz w:val="22"/>
+              </w:rPr>
+              <w:t>Mặt Trời đi thấp; ngày ngắn rồi dài dần.</w:t>
+            </w:r>
+          </w:p>
+        </w:tc>
+      </w:tr>
+    </w:tbl>
+    <w:p>
+      <w:pPr/>
+    </w:p>
+    <w:tbl>
+      <w:tblPr>
+        <w:tblStyle w:val="TableGrid"/>
+        <w:tblW w:type="auto" w:w="0"/>
+        <w:jc w:val="center"/>
+        <w:tblLook w:firstColumn="1" w:firstRow="1" w:lastColumn="0" w:lastRow="0" w:noHBand="0" w:noVBand="1" w:val="04A0"/>
+      </w:tblPr>
+      <w:tblGrid>
+        <w:gridCol w:w="3010"/>
+        <w:gridCol w:w="3010"/>
+        <w:gridCol w:w="3010"/>
+      </w:tblGrid>
+      <w:tr>
+        <w:tc>
+          <w:tcPr>
+            <w:tcW w:type="dxa" w:w="3010"/>
+          </w:tcPr>
+          <w:p>
+            <w:pPr>
+              <w:spacing w:after="40"/>
+              <w:ind w:firstLine="0"/>
+            </w:pPr>
+            <w:r>
+              <w:rPr>
+                <w:b/>
+                <w:sz w:val="22"/>
+              </w:rPr>
+              <w:t>Phương pháp</w:t>
+            </w:r>
+          </w:p>
+        </w:tc>
+        <w:tc>
+          <w:tcPr>
+            <w:tcW w:type="dxa" w:w="3010"/>
+          </w:tcPr>
+          <w:p>
+            <w:pPr>
+              <w:spacing w:after="40"/>
+              <w:ind w:firstLine="0"/>
+            </w:pPr>
+            <w:r>
+              <w:rPr>
+                <w:b/>
+                <w:sz w:val="22"/>
+              </w:rPr>
+              <w:t>Ưu điểm chính</w:t>
+            </w:r>
+          </w:p>
+        </w:tc>
+        <w:tc>
+          <w:tcPr>
+            <w:tcW w:type="dxa" w:w="3010"/>
+          </w:tcPr>
+          <w:p>
+            <w:pPr>
+              <w:spacing w:after="40"/>
+              <w:ind w:firstLine="0"/>
+            </w:pPr>
+            <w:r>
+              <w:rPr>
+                <w:b/>
+                <w:sz w:val="22"/>
+              </w:rPr>
+              <w:t>Hạn chế / điều kiện áp dụng</w:t>
+            </w:r>
+          </w:p>
+        </w:tc>
+      </w:tr>
+      <w:tr>
+        <w:tc>
+          <w:tcPr>
+            <w:tcW w:type="dxa" w:w="3010"/>
+          </w:tcPr>
+          <w:p>
+            <w:pPr>
+              <w:spacing w:after="40"/>
+              <w:ind w:firstLine="0"/>
+            </w:pPr>
+            <w:r>
+              <w:rPr>
+                <w:sz w:val="22"/>
+              </w:rPr>
+              <w:t>Cố định / chỉnh nghiêng theo mùa</w:t>
+            </w:r>
+          </w:p>
+        </w:tc>
+        <w:tc>
+          <w:tcPr>
+            <w:tcW w:type="dxa" w:w="3010"/>
+          </w:tcPr>
+          <w:p>
+            <w:pPr>
+              <w:spacing w:after="40"/>
+              <w:ind w:firstLine="0"/>
+            </w:pPr>
+            <w:r>
+              <w:rPr>
+                <w:sz w:val="22"/>
+              </w:rPr>
+              <w:t>Đơn giản, bền, không tốn điện cho chuyển động.</w:t>
+            </w:r>
+          </w:p>
+        </w:tc>
+        <w:tc>
+          <w:tcPr>
+            <w:tcW w:type="dxa" w:w="3010"/>
+          </w:tcPr>
+          <w:p>
+            <w:pPr>
+              <w:spacing w:after="40"/>
+              <w:ind w:firstLine="0"/>
+            </w:pPr>
+            <w:r>
+              <w:rPr>
+                <w:sz w:val="22"/>
+              </w:rPr>
+              <w:t>Không bám trong ngày; cần chọn góc lắp và đối chứng.</w:t>
+            </w:r>
+          </w:p>
+        </w:tc>
+      </w:tr>
+      <w:tr>
+        <w:tc>
+          <w:tcPr>
+            <w:tcW w:type="dxa" w:w="3010"/>
+          </w:tcPr>
+          <w:p>
+            <w:pPr>
+              <w:spacing w:after="40"/>
+              <w:ind w:firstLine="0"/>
+            </w:pPr>
+            <w:r>
+              <w:rPr>
+                <w:sz w:val="22"/>
+              </w:rPr>
+              <w:t>Vòng hở thiên văn</w:t>
+            </w:r>
+          </w:p>
+        </w:tc>
+        <w:tc>
+          <w:tcPr>
+            <w:tcW w:type="dxa" w:w="3010"/>
+          </w:tcPr>
+          <w:p>
+            <w:pPr>
+              <w:spacing w:after="40"/>
+              <w:ind w:firstLine="0"/>
+            </w:pPr>
+            <w:r>
+              <w:rPr>
+                <w:sz w:val="22"/>
+              </w:rPr>
+              <w:t>Không phụ thuộc tín hiệu quang; làm việc được khi có mây.</w:t>
+            </w:r>
+          </w:p>
+        </w:tc>
+        <w:tc>
+          <w:tcPr>
+            <w:tcW w:type="dxa" w:w="3010"/>
+          </w:tcPr>
+          <w:p>
+            <w:pPr>
+              <w:spacing w:after="40"/>
+              <w:ind w:firstLine="0"/>
+            </w:pPr>
+            <w:r>
+              <w:rPr>
+                <w:sz w:val="22"/>
+              </w:rPr>
+              <w:t>Cần RTC, tọa độ, lắp đặt và hiệu chuẩn đúng.</w:t>
+            </w:r>
+          </w:p>
+        </w:tc>
+      </w:tr>
+      <w:tr>
+        <w:tc>
+          <w:tcPr>
+            <w:tcW w:type="dxa" w:w="3010"/>
+          </w:tcPr>
+          <w:p>
+            <w:pPr>
+              <w:spacing w:after="40"/>
+              <w:ind w:firstLine="0"/>
+            </w:pPr>
+            <w:r>
+              <w:rPr>
+                <w:sz w:val="22"/>
+              </w:rPr>
+              <w:t>Vòng kín LDR / photodiode</w:t>
+            </w:r>
+          </w:p>
+        </w:tc>
+        <w:tc>
+          <w:tcPr>
+            <w:tcW w:type="dxa" w:w="3010"/>
+          </w:tcPr>
+          <w:p>
+            <w:pPr>
+              <w:spacing w:after="40"/>
+              <w:ind w:firstLine="0"/>
+            </w:pPr>
+            <w:r>
+              <w:rPr>
+                <w:sz w:val="22"/>
+              </w:rPr>
+              <w:t>Tự dò hướng sáng, cấu hình phần cứng gọn.</w:t>
+            </w:r>
+          </w:p>
+        </w:tc>
+        <w:tc>
+          <w:tcPr>
+            <w:tcW w:type="dxa" w:w="3010"/>
+          </w:tcPr>
+          <w:p>
+            <w:pPr>
+              <w:spacing w:after="40"/>
+              <w:ind w:firstLine="0"/>
+            </w:pPr>
+            <w:r>
+              <w:rPr>
+                <w:sz w:val="22"/>
+              </w:rPr>
+              <w:t>Mây, bóng, bụi và sai lệch cảm biến gây lệnh sai.</w:t>
+            </w:r>
+          </w:p>
+        </w:tc>
+      </w:tr>
+      <w:tr>
+        <w:tc>
+          <w:tcPr>
+            <w:tcW w:type="dxa" w:w="3010"/>
+          </w:tcPr>
+          <w:p>
+            <w:pPr>
+              <w:spacing w:after="40"/>
+              <w:ind w:firstLine="0"/>
+            </w:pPr>
+            <w:r>
+              <w:rPr>
+                <w:sz w:val="22"/>
+              </w:rPr>
+              <w:t>Lai thiên văn + quang</w:t>
+            </w:r>
+          </w:p>
+        </w:tc>
+        <w:tc>
+          <w:tcPr>
+            <w:tcW w:type="dxa" w:w="3010"/>
+          </w:tcPr>
+          <w:p>
+            <w:pPr>
+              <w:spacing w:after="40"/>
+              <w:ind w:firstLine="0"/>
+            </w:pPr>
+            <w:r>
+              <w:rPr>
+                <w:sz w:val="22"/>
+              </w:rPr>
+              <w:t>Có góc tham chiếu và hiệu chỉnh thực tế; có thể dự phòng cảm biến.</w:t>
+            </w:r>
+          </w:p>
+        </w:tc>
+        <w:tc>
+          <w:tcPr>
+            <w:tcW w:type="dxa" w:w="3010"/>
+          </w:tcPr>
+          <w:p>
+            <w:pPr>
+              <w:spacing w:after="40"/>
+              <w:ind w:firstLine="0"/>
+            </w:pPr>
+            <w:r>
+              <w:rPr>
+                <w:sz w:val="22"/>
+              </w:rPr>
+              <w:t>Cần logic chất lượng tín hiệu và hiệu chuẩn.</w:t>
+            </w:r>
+          </w:p>
+        </w:tc>
+      </w:tr>
+      <w:tr>
+        <w:tc>
+          <w:tcPr>
+            <w:tcW w:type="dxa" w:w="3010"/>
+          </w:tcPr>
+          <w:p>
+            <w:pPr>
+              <w:spacing w:after="40"/>
+              <w:ind w:firstLine="0"/>
+            </w:pPr>
+            <w:r>
+              <w:rPr>
+                <w:sz w:val="22"/>
+              </w:rPr>
+              <w:t>Tối ưu theo công suất PV</w:t>
+            </w:r>
+          </w:p>
+        </w:tc>
+        <w:tc>
+          <w:tcPr>
+            <w:tcW w:type="dxa" w:w="3010"/>
+          </w:tcPr>
+          <w:p>
+            <w:pPr>
+              <w:spacing w:after="40"/>
+              <w:ind w:firstLine="0"/>
+            </w:pPr>
+            <w:r>
+              <w:rPr>
+                <w:sz w:val="22"/>
+              </w:rPr>
+              <w:t>Đánh giá trực tiếp đầu ra điện của hệ thống.</w:t>
+            </w:r>
+          </w:p>
+        </w:tc>
+        <w:tc>
+          <w:tcPr>
+            <w:tcW w:type="dxa" w:w="3010"/>
+          </w:tcPr>
+          <w:p>
+            <w:pPr>
+              <w:spacing w:after="40"/>
+              <w:ind w:firstLine="0"/>
+            </w:pPr>
+            <w:r>
+              <w:rPr>
+                <w:sz w:val="22"/>
+              </w:rPr>
+              <w:t>Mây gây dao động; đo và tìm kiếm có thể chậm.</w:t>
+            </w:r>
+          </w:p>
+        </w:tc>
+      </w:tr>
+      <w:tr>
+        <w:tc>
+          <w:tcPr>
+            <w:tcW w:type="dxa" w:w="3010"/>
+          </w:tcPr>
+          <w:p>
+            <w:pPr>
+              <w:spacing w:after="40"/>
+              <w:ind w:firstLine="0"/>
+            </w:pPr>
+            <w:r>
+              <w:rPr>
+                <w:sz w:val="22"/>
+              </w:rPr>
+              <w:t>Camera / tracker thụ động</w:t>
+            </w:r>
+          </w:p>
+        </w:tc>
+        <w:tc>
+          <w:tcPr>
+            <w:tcW w:type="dxa" w:w="3010"/>
+          </w:tcPr>
+          <w:p>
+            <w:pPr>
+              <w:spacing w:after="40"/>
+              <w:ind w:firstLine="0"/>
+            </w:pPr>
+            <w:r>
+              <w:rPr>
+                <w:sz w:val="22"/>
+              </w:rPr>
+              <w:t>Camera có thể nhận dạng hướng; thụ động giảm mạch điện.</w:t>
+            </w:r>
+          </w:p>
+        </w:tc>
+        <w:tc>
+          <w:tcPr>
+            <w:tcW w:type="dxa" w:w="3010"/>
+          </w:tcPr>
+          <w:p>
+            <w:pPr>
+              <w:spacing w:after="40"/>
+              <w:ind w:firstLine="0"/>
+            </w:pPr>
+            <w:r>
+              <w:rPr>
+                <w:sz w:val="22"/>
+              </w:rPr>
+              <w:t>Camera đắt và tính toán lớn; thụ động phụ thuộc môi trường.</w:t>
+            </w:r>
+          </w:p>
+        </w:tc>
+      </w:tr>
+      <w:tr>
+        <w:tc>
+          <w:tcPr>
+            <w:tcW w:type="dxa" w:w="3010"/>
+          </w:tcPr>
+          <w:p>
+            <w:pPr>
+              <w:spacing w:after="40"/>
+              <w:ind w:firstLine="0"/>
+            </w:pPr>
+            <w:r>
+              <w:rPr>
+                <w:sz w:val="22"/>
+              </w:rPr>
+              <w:t>Backtracking giàn nhiều hàng</w:t>
+            </w:r>
+          </w:p>
+        </w:tc>
+        <w:tc>
+          <w:tcPr>
+            <w:tcW w:type="dxa" w:w="3010"/>
+          </w:tcPr>
+          <w:p>
+            <w:pPr>
+              <w:spacing w:after="40"/>
+              <w:ind w:firstLine="0"/>
+            </w:pPr>
+            <w:r>
+              <w:rPr>
+                <w:sz w:val="22"/>
+              </w:rPr>
+              <w:t>Giảm che bóng giữa các hàng pin.</w:t>
+            </w:r>
+          </w:p>
+        </w:tc>
+        <w:tc>
+          <w:tcPr>
+            <w:tcW w:type="dxa" w:w="3010"/>
+          </w:tcPr>
+          <w:p>
+            <w:pPr>
+              <w:spacing w:after="40"/>
+              <w:ind w:firstLine="0"/>
+            </w:pPr>
+            <w:r>
+              <w:rPr>
+                <w:sz w:val="22"/>
+              </w:rPr>
+              <w:t>Chủ yếu phù hợp giàn nhiều hàng, không cần cho mô hình đơn.</w:t>
+            </w:r>
+          </w:p>
+        </w:tc>
+      </w:tr>
+    </w:tbl>
+    <w:p>
+      <w:pPr/>
     </w:p>
     <w:tbl>
       <w:tblPr>
@@ -185,7 +4084,7 @@
               <w:rPr>
                 <w:sz w:val="22"/>
               </w:rPr>
-              <w:t>Arduino Mega + RTC DS3231.</w:t>
+              <w:t>ESP32 + RTC DS3231.</w:t>
             </w:r>
           </w:p>
         </w:tc>
@@ -238,7 +4137,7 @@
               <w:rPr>
                 <w:sz w:val="22"/>
               </w:rPr>
-              <w:t>Servo vị trí + nguồn riêng.</w:t>
+              <w:t>Motor gạt nước trục vít + nguồn 12 V riêng.</w:t>
             </w:r>
           </w:p>
         </w:tc>
@@ -255,7 +4154,7 @@
               <w:rPr>
                 <w:sz w:val="22"/>
               </w:rPr>
-              <w:t>Quay tấm pin trái/phải theo góc đặt.</w:t>
+              <w:t>Quay tấm pin trái/phải tới góc đích theo hồi tiếp biến trở.</w:t>
             </w:r>
           </w:p>
         </w:tc>
@@ -291,7 +4190,7 @@
               <w:rPr>
                 <w:sz w:val="22"/>
               </w:rPr>
-              <w:t>Motor DC giảm tốc + encoder + cầu H.</w:t>
+              <w:t>Motor gạt nước trục vít + relay/cầu H.</w:t>
             </w:r>
           </w:p>
         </w:tc>
@@ -397,7 +4296,7 @@
               <w:rPr>
                 <w:sz w:val="22"/>
               </w:rPr>
-              <w:t>Đo U/I PV và điện năng hai cơ cấu.</w:t>
+              <w:t>Đo U/I PV và điện năng hai động cơ gạt nước.</w:t>
             </w:r>
           </w:p>
         </w:tc>
@@ -422,83 +4321,6 @@
     </w:tbl>
     <w:p>
       <w:pPr/>
-    </w:p>
-    <w:p>
-      <w:pPr/>
-      <w:r>
-        <w:t>Sơ đồ khối chức năng: bốn LDR → lọc/hiệu chuẩn và quy đổi điện trở → e_nghiêng = R_trên − R_dưới, e_quay = R_trái − R_phải → bộ điều khiển → servo phương vị và motor nghiêng → tấm pin. Encoder giám sát góc trục nghiêng; công tắc hành trình và giới hạn mềm có quyền chặn lệnh bất kể sai lệch cảm biến.</w:t>
-      </w:r>
-    </w:p>
-    <w:p>
-      <w:pPr>
-        <w:ind w:firstLine="0"/>
-        <w:jc w:val="center"/>
-      </w:pPr>
-      <w:r>
-        <w:drawing>
-          <wp:inline xmlns:a="http://schemas.openxmlformats.org/drawingml/2006/main" xmlns:pic="http://schemas.openxmlformats.org/drawingml/2006/picture">
-            <wp:extent cx="5580000" cy="3673726"/>
-            <wp:docPr id="1" name="Picture 1"/>
-            <wp:cNvGraphicFramePr>
-              <a:graphicFrameLocks noChangeAspect="1"/>
-            </wp:cNvGraphicFramePr>
-            <a:graphic>
-              <a:graphicData uri="http://schemas.openxmlformats.org/drawingml/2006/picture">
-                <pic:pic>
-                  <pic:nvPicPr>
-                    <pic:cNvPr id="0" name="so_do_khoi_2_truc.png"/>
-                    <pic:cNvPicPr/>
-                  </pic:nvPicPr>
-                  <pic:blipFill>
-                    <a:blip r:embed="rId22"/>
-                    <a:stretch>
-                      <a:fillRect/>
-                    </a:stretch>
-                  </pic:blipFill>
-                  <pic:spPr>
-                    <a:xfrm>
-                      <a:off x="0" y="0"/>
-                      <a:ext cx="5580000" cy="3673726"/>
-                    </a:xfrm>
-                    <a:prstGeom prst="rect"/>
-                  </pic:spPr>
-                </pic:pic>
-              </a:graphicData>
-            </a:graphic>
-          </wp:inline>
-        </w:drawing>
-      </w:r>
-    </w:p>
-    <w:p>
-      <w:pPr>
-        <w:pStyle w:val="Caption"/>
-      </w:pPr>
-      <w:r>
-        <w:t>Hình 1. Sơ đồ khối hệ thống bám nắng hai trục</w:t>
-      </w:r>
-    </w:p>
-    <w:p>
-      <w:pPr>
-        <w:pStyle w:val="Heading2"/>
-      </w:pPr>
-      <w:r>
-        <w:t>1.2. Bố trí phần cứng và kết nối</w:t>
-      </w:r>
-    </w:p>
-    <w:p>
-      <w:pPr/>
-      <w:r>
-        <w:t>Nhìn từ phía trước mặt pin, bố trí L_TT (trên-trái), L_PT (trên-phải), L_TD (dưới-trái), L_PD (dưới-phải). Mỗi LDR hướng chếch ra ngoài khỏi tâm cụm một góc β_s giống nhau; giá gá phải chắc, không bị cạnh tấm pin hoặc dây dẫn che. Góc β_s cần xác định thực nghiệm bằng cách chiếu sáng theo các góc biết trước và chọn vùng sai lệch đủ nhạy, có tính đơn điệu, không bão hòa.</w:t>
-      </w:r>
-    </w:p>
-    <w:p>
-      <w:pPr>
-        <w:pStyle w:val="Caption"/>
-        <w:spacing w:after="80"/>
-      </w:pPr>
-      <w:r>
-        <w:t>Bảng 2. Ký hiệu và hướng gá của bốn cảm biến</w:t>
-      </w:r>
     </w:p>
     <w:tbl>
       <w:tblPr>
@@ -582,7 +4404,7 @@
               <w:rPr>
                 <w:sz w:val="22"/>
               </w:rPr>
-              <w:t>Trên – trái</w:t>
+              <w:t>Trên - trái</w:t>
             </w:r>
           </w:p>
         </w:tc>
@@ -635,7 +4457,7 @@
               <w:rPr>
                 <w:sz w:val="22"/>
               </w:rPr>
-              <w:t>Trên – phải</w:t>
+              <w:t>Trên - phải</w:t>
             </w:r>
           </w:p>
         </w:tc>
@@ -688,7 +4510,7 @@
               <w:rPr>
                 <w:sz w:val="22"/>
               </w:rPr>
-              <w:t>Dưới – trái</w:t>
+              <w:t>Dưới - trái</w:t>
             </w:r>
           </w:p>
         </w:tc>
@@ -741,7 +4563,7 @@
               <w:rPr>
                 <w:sz w:val="22"/>
               </w:rPr>
-              <w:t>Dưới – phải</w:t>
+              <w:t>Dưới - phải</w:t>
             </w:r>
           </w:p>
         </w:tc>
@@ -783,2342 +4605,6 @@
     </w:tbl>
     <w:p>
       <w:pPr/>
-    </w:p>
-    <w:p>
-      <w:pPr/>
-      <w:r>
-        <w:t>Mỗi LDR mắc với điện trở tạo cầu phân áp, đưa lần lượt tới A0–A3. Servo phương vị nhận tín hiệu điều khiển vị trí từ một chân digital tương thích thư viện; cầu H nhận tín hiệu PWM và hai tín hiệu chiều; encoder đưa xung về các ngõ vào phù hợp; công tắc hành trình nối riêng để đọc từng giới hạn. RTC dùng bus I²C. Chốt chân sau khi kiểm tra sơ đồ Arduino Mega và xung đột timer/interrupt.</w:t>
-      </w:r>
-    </w:p>
-    <w:p>
-      <w:pPr/>
-      <w:r>
-        <w:t>Nguồn servo và motor được chọn theo dòng khởi động/kẹt trục, không lấy từ chân 5 V Arduino. Nối mass tham chiếu đúng cách, đặt tụ lọc gần driver, tách đường motor khỏi đường ADC và dùng bảo vệ quá dòng/quá áp phù hợp. Động cơ nghiêng cần encoder hoặc cảm biến góc để giám sát vị trí và xác nhận chuyển động theo từng bước; chiều điều khiển được xác định từ so sánh các LDR.</w:t>
-      </w:r>
-    </w:p>
-    <w:p>
-      <w:pPr>
-        <w:ind w:firstLine="0"/>
-        <w:jc w:val="center"/>
-      </w:pPr>
-      <w:r>
-        <w:drawing>
-          <wp:inline xmlns:a="http://schemas.openxmlformats.org/drawingml/2006/main" xmlns:pic="http://schemas.openxmlformats.org/drawingml/2006/picture">
-            <wp:extent cx="5580000" cy="2124993"/>
-            <wp:docPr id="2" name="Picture 2"/>
-            <wp:cNvGraphicFramePr>
-              <a:graphicFrameLocks noChangeAspect="1"/>
-            </wp:cNvGraphicFramePr>
-            <a:graphic>
-              <a:graphicData uri="http://schemas.openxmlformats.org/drawingml/2006/picture">
-                <pic:pic>
-                  <pic:nvPicPr>
-                    <pic:cNvPr id="0" name="bo_tri_4_ldr.png"/>
-                    <pic:cNvPicPr/>
-                  </pic:nvPicPr>
-                  <pic:blipFill>
-                    <a:blip r:embed="rId24"/>
-                    <a:stretch>
-                      <a:fillRect/>
-                    </a:stretch>
-                  </pic:blipFill>
-                  <pic:spPr>
-                    <a:xfrm>
-                      <a:off x="0" y="0"/>
-                      <a:ext cx="5580000" cy="2124993"/>
-                    </a:xfrm>
-                    <a:prstGeom prst="rect"/>
-                  </pic:spPr>
-                </pic:pic>
-              </a:graphicData>
-            </a:graphic>
-          </wp:inline>
-        </w:drawing>
-      </w:r>
-    </w:p>
-    <w:p>
-      <w:pPr>
-        <w:pStyle w:val="Caption"/>
-      </w:pPr>
-      <w:r>
-        <w:t>Hình 2. Bố trí 4 LDR ở bốn góc tấm pin và mặt cắt góc gá β_s</w:t>
-      </w:r>
-    </w:p>
-    <w:p>
-      <w:pPr>
-        <w:pStyle w:val="Heading2"/>
-      </w:pPr>
-      <w:r>
-        <w:t>1.3. Quy đổi điện trở và xác định phía cần chuyển động</w:t>
-      </w:r>
-    </w:p>
-    <w:p>
-      <w:pPr/>
-      <w:r>
-        <w:t>Bốn LDR được mắc giống nhau theo cấu hình 3,3 V → điện trở cố định R_f → nút ADC → LDR → GND. Vi điều khiển chuyển số ADC thành điện áp V_ADC theo hiệu chuẩn của bo mạch, sau đó tính điện trở từng cảm biến: R_LDR = R_f × V_ADC/(3,3 − V_ADC). Điện trở nhỏ hơn biểu thị cảm biến nhận ánh sáng mạnh hơn. Nếu đảo vị trí LDR và R_f trong cầu phân áp thì phải đổi công thức quy đổi.</w:t>
-      </w:r>
-    </w:p>
-    <w:p>
-      <w:pPr/>
-      <w:r>
-        <w:t>Ký hiệu R_TT, R_PT, R_TD, R_PD lần lượt là điện trở tại góc trên-trái, trên-phải, dưới-trái và dưới-phải. So sánh chéo hai cặp đối diện (R_TT với R_PD) và (R_PT với R_TD), rồi tổng hợp theo hai hướng: R_trên = R_TT + R_PT; R_dưới = R_TD + R_PD; R_trái = R_TT + R_TD; R_phải = R_PT + R_PD. Có thể dùng ngưỡng δ_nghiêng và δ_quay để xác định mức “gần bằng nhau”.</w:t>
-      </w:r>
-    </w:p>
-    <w:p>
-      <w:pPr/>
-      <w:r>
-        <w:t>Nếu R_trên nhỏ hơn R_dưới vượt ngưỡng, phía trên nhận sáng mạnh hơn nên motor nghiêng dịch chuyển một bước nhỏ về phía trên; nếu R_dưới nhỏ hơn R_trên thì nghiêng về phía dưới. Tương tự, nếu R_trái nhỏ hơn R_phải thì servo xoay về trái; nếu R_phải nhỏ hơn R_trái thì servo xoay về phải. Chiều trái/phải và trên/dưới phải được xác nhận khi lắp cảm biến; nếu chiều cơ khí ngược, hiệu chỉnh ánh xạ lệnh.</w:t>
-      </w:r>
-    </w:p>
-    <w:p>
-      <w:pPr/>
-      <w:r>
-        <w:t>Servo phương vị thay đổi góc đặt theo từng bước nhỏ Δθ_quay, giới hạn trong hành trình cho phép. Motor DC giảm tốc điều chỉnh độ nghiêng bằng cầu H: chọn chiều quay theo phía có điện trở nhỏ hơn, chạy PWM trong một bước ngắn hoặc đến khi encoder ghi nhận Δθ_nghiêng rồi dừng. Công tắc hành trình luôn có quyền chặn lệnh đi quá giới hạn.</w:t>
-      </w:r>
-    </w:p>
-    <w:p>
-      <w:pPr>
-        <w:pStyle w:val="Heading2"/>
-      </w:pPr>
-      <w:r>
-        <w:t>1.4. Lắp đặt và hiệu chuẩn cảm biến</w:t>
-      </w:r>
-    </w:p>
-    <w:p>
-      <w:pPr/>
-      <w:r>
-        <w:t>Hiệu chuẩn bốn LDR dưới cùng điều kiện sáng để đo offset và hệ số độ lợi; sau đó đặt cảm biến trên giá quay, chiếu sáng từ trái, phải, trên, dưới và các hướng chéo. Ghi R_TT, R_PT, R_TD, R_PD sau khi quy đổi theo góc chiếu; xác nhận e_quay = R_trái − R_phải và e_nghiêng = R_trên − R_dưới đổi dấu đúng khi hướng sáng đi qua pháp tuyến, đồng thời quan hệ tín hiệu đủ đơn điệu trong dải làm việc.</w:t>
-      </w:r>
-    </w:p>
-    <w:p>
-      <w:pPr/>
-      <w:r>
-        <w:t>Chọn góc gá β_s bằng phép thử đối chiếu một số góc lắp đối xứng, không gán một trị số cố định nếu chưa đo. Cố định cùng một góc cho bốn cảm biến; kiểm tra bóng của khung pin, vách/giá cảm biến, bão hòa và độ nhạy khi trời yếu. Đặt ngưỡng tổng sáng và độ biến động để đánh dấu tín hiệu không đáng tin cậy.</w:t>
-      </w:r>
-    </w:p>
-    <w:p>
-      <w:pPr/>
-      <w:r>
-        <w:t>Kiểm tra riêng chiều quay motor: tác động ánh sáng mạnh hơn vào phía phải rồi xác nhận lệnh servo quay đúng chiều; chiếu sáng mạnh hơn phía trên rồi xác nhận trục nghiêng đi đúng chiều. Nếu ngược, sửa ánh xạ chiều hoặc dấu sau hiệu chuẩn, không đảo dấu rải rác trong nhiều nhánh chương trình.</w:t>
-      </w:r>
-    </w:p>
-    <w:p>
-      <w:pPr>
-        <w:pStyle w:val="Heading2"/>
-      </w:pPr>
-      <w:r>
-        <w:t>1.5. Chọn servo và giới hạn an toàn</w:t>
-      </w:r>
-    </w:p>
-    <w:p>
-      <w:pPr/>
-      <w:r>
-        <w:t>Servo phương vị chọn theo mô-men cần để quay toàn bộ khung, tấm pin, ma sát và tải gió; kiểm tra khả năng giữ góc, dải quay, độ rơ và nguồn. Với trục nghiêng, động cơ DC giảm tốc cần đủ mô-men nâng/hạ và có encoder phù hợp độ phân giải; cầu H phải chịu dòng làm việc lẫn dòng kẹt trục. Cân bằng tấm pin quanh trục sẽ giảm đáng kể tải motor.</w:t>
-      </w:r>
-    </w:p>
-    <w:p>
-      <w:pPr/>
-      <w:r>
-        <w:t>Bố trí cặp công tắc ở hai đầu hành trình cho mỗi trục. Kiểm tra từng công tắc độc lập trước khi nối tải, xác nhận dừng đúng chiều, khả năng thoát ngược và trạng thái khi dây đứt. Thử servo/motor ở tốc độ thấp, có nút dừng và người giám sát; chỉ lắp tấm pin sau khi cơ cấu hoạt động êm và không va chạm.</w:t>
-      </w:r>
-    </w:p>
-    <w:p>
-      <w:pPr>
-        <w:ind w:firstLine="0"/>
-        <w:jc w:val="center"/>
-      </w:pPr>
-      <w:r>
-        <w:drawing>
-          <wp:inline xmlns:a="http://schemas.openxmlformats.org/drawingml/2006/main" xmlns:pic="http://schemas.openxmlformats.org/drawingml/2006/picture">
-            <wp:extent cx="5400000" cy="3365819"/>
-            <wp:docPr id="3" name="Picture 3"/>
-            <wp:cNvGraphicFramePr>
-              <a:graphicFrameLocks noChangeAspect="1"/>
-            </wp:cNvGraphicFramePr>
-            <a:graphic>
-              <a:graphicData uri="http://schemas.openxmlformats.org/drawingml/2006/picture">
-                <pic:pic>
-                  <pic:nvPicPr>
-                    <pic:cNvPr id="0" name="mo_hinh_co_khi_2_truc.png"/>
-                    <pic:cNvPicPr/>
-                  </pic:nvPicPr>
-                  <pic:blipFill>
-                    <a:blip r:embed="rId25"/>
-                    <a:stretch>
-                      <a:fillRect/>
-                    </a:stretch>
-                  </pic:blipFill>
-                  <pic:spPr>
-                    <a:xfrm>
-                      <a:off x="0" y="0"/>
-                      <a:ext cx="5400000" cy="3365819"/>
-                    </a:xfrm>
-                    <a:prstGeom prst="rect"/>
-                  </pic:spPr>
-                </pic:pic>
-              </a:graphicData>
-            </a:graphic>
-          </wp:inline>
-        </w:drawing>
-      </w:r>
-    </w:p>
-    <w:p>
-      <w:pPr>
-        <w:pStyle w:val="Caption"/>
-      </w:pPr>
-      <w:r>
-        <w:t>Hình 3. Mô hình cơ khí hai trục: đế quay phương vị, khung chữ U và trục nghiêng có encoder</w:t>
-      </w:r>
-    </w:p>
-    <w:p>
-      <w:pPr>
-        <w:pStyle w:val="Heading1"/>
-      </w:pPr>
-      <w:r>
-        <w:t>CHƯƠNG 2. THIẾT KẾ CƠ KHÍ, MẠCH ĐIỆN VÀ DANH MỤC VẬT TƯ</w:t>
-      </w:r>
-    </w:p>
-    <w:p>
-      <w:pPr>
-        <w:pStyle w:val="Heading2"/>
-      </w:pPr>
-      <w:r>
-        <w:t>2.1. Kết cấu cơ khí hai bậc tự do</w:t>
-      </w:r>
-    </w:p>
-    <w:p>
-      <w:pPr/>
-      <w:r>
-        <w:t>Đế mô hình là tấm thép/nhôm dày bắt cố định xuống nền thử; trên đế đặt ổ quay phương vị (vòng bi mặt phẳng hoặc bạc trụ) chịu toàn bộ khối lượng phần quay. Cột trụ ngắn đỡ khung chữ U mang trục nghiêng; tấm pin bắt giữa hai càng chữ U qua trục ngang. Bố trí sao cho trọng tâm tấm pin nằm sát trục nghiêng và trục nghiêng nằm sát tâm ổ phương vị để giảm mô-men giữ cho servo và motor.</w:t>
-      </w:r>
-    </w:p>
-    <w:p>
-      <w:pPr/>
-      <w:r>
-        <w:t>Trước khi chọn servo hoặc động cơ, cần ước lượng mô-men do trọng lượng, ma sát và gió, sau đó dự trữ hệ số an toàn. Cân bằng tấm pin quanh trục sẽ giảm đáng kể tải motor. Với mô hình nhẹ có thể thay motor nghiêng bằng servo vị trí thứ hai, nhưng nếu dùng DC gearmotor phải có encoder/biến trở phản hồi để biết góc thực và tránh điều khiển mù.</w:t>
-      </w:r>
-    </w:p>
-    <w:p>
-      <w:pPr/>
-      <w:r>
-        <w:t>Bố trí cặp công tắc ở hai đầu hành trình cho mỗi trục. Kiểm tra từng công tắc độc lập trước khi nối tải, xác nhận dừng đúng chiều, khả năng thoát ngược và trạng thái khi dây đứt. Thử servo/motor ở tốc độ thấp, có nút dừng và người giám sát; chỉ lắp tấm pin sau khi cơ cấu hoạt động êm và không va chạm. Quy định thêm vị trí nghỉ (ví dụ nghiêng về mức cao nhất, phương vị về giữa) để hệ thống về đó khi hết nắng hoặc khi có cảnh báo gió.</w:t>
-      </w:r>
-    </w:p>
-    <w:p>
-      <w:pPr>
-        <w:pStyle w:val="Heading2"/>
-      </w:pPr>
-      <w:r>
-        <w:t>2.2. Mạch công suất, mạch cảm biến và nguồn</w:t>
-      </w:r>
-    </w:p>
-    <w:p>
-      <w:pPr/>
-      <w:r>
-        <w:t>Bốn LDR được mắc giống nhau theo cấu hình nguồn → điện trở cố định R_f → nút ADC → LDR → GND; mỗi kênh thêm tụ lọc 100 nF và bố trí bốn kênh giống hệt nhau để dễ bù sai khác giữa các mẫu LDR. Vi điều khiển chuyển số ADC thành điện áp rồi quy đổi điện trở từng cảm biến theo công thức ở mục 1.3.</w:t>
-      </w:r>
-    </w:p>
-    <w:p>
-      <w:pPr/>
-      <w:r>
-        <w:t>Cầu H nhận PWM và hai tín hiệu chiều từ Arduino; chọn loại chịu dòng làm việc lẫn dòng kẹt trục, có chân báo lỗi/quá dòng nếu có. Servo phương vị cấp nguồn riêng đủ dòng khởi động; encoder dùng ngõ vào ngắt ngoài để đếm xung. Các đường PWM và tín hiệu encoder đi xa đường nguồn motor, xoắn đôi hoặc dùng dây bọc chống nhiễu cho tín hiệu encoder.</w:t>
-      </w:r>
-    </w:p>
-    <w:p>
-      <w:pPr/>
-      <w:r>
-        <w:t>Nguồn servo và motor được chọn theo dòng khởi động/kẹt trục, không lấy từ chân 5 V Arduino. Nối mass tham chiếu đúng cách, đặt tụ lọc gần driver, tách đường motor khỏi đường ADC và dùng bảo vệ quá dòng/quá áp phù hợp.</w:t>
-      </w:r>
-    </w:p>
-    <w:p>
-      <w:pPr>
-        <w:pStyle w:val="Heading2"/>
-      </w:pPr>
-      <w:r>
-        <w:t>2.3. Sơ đồ kết nối chân đề xuất</w:t>
-      </w:r>
-    </w:p>
-    <w:p>
-      <w:pPr>
-        <w:ind w:firstLine="0"/>
-        <w:jc w:val="center"/>
-      </w:pPr>
-      <w:r>
-        <w:drawing>
-          <wp:inline xmlns:a="http://schemas.openxmlformats.org/drawingml/2006/main" xmlns:pic="http://schemas.openxmlformats.org/drawingml/2006/picture">
-            <wp:extent cx="5760000" cy="3730795"/>
-            <wp:docPr id="4" name="Picture 4"/>
-            <wp:cNvGraphicFramePr>
-              <a:graphicFrameLocks noChangeAspect="1"/>
-            </wp:cNvGraphicFramePr>
-            <a:graphic>
-              <a:graphicData uri="http://schemas.openxmlformats.org/drawingml/2006/picture">
-                <pic:pic>
-                  <pic:nvPicPr>
-                    <pic:cNvPr id="0" name="so_do_ket_noi_2_truc.png"/>
-                    <pic:cNvPicPr/>
-                  </pic:nvPicPr>
-                  <pic:blipFill>
-                    <a:blip r:embed="rId26"/>
-                    <a:stretch>
-                      <a:fillRect/>
-                    </a:stretch>
-                  </pic:blipFill>
-                  <pic:spPr>
-                    <a:xfrm>
-                      <a:off x="0" y="0"/>
-                      <a:ext cx="5760000" cy="3730795"/>
-                    </a:xfrm>
-                    <a:prstGeom prst="rect"/>
-                  </pic:spPr>
-                </pic:pic>
-              </a:graphicData>
-            </a:graphic>
-          </wp:inline>
-        </w:drawing>
-      </w:r>
-    </w:p>
-    <w:p>
-      <w:pPr>
-        <w:pStyle w:val="Caption"/>
-      </w:pPr>
-      <w:r>
-        <w:t>Hình 4. Sơ đồ kết nối cảm biến và cơ cấu với Arduino Mega 2560</w:t>
-      </w:r>
-    </w:p>
-    <w:p>
-      <w:pPr>
-        <w:pStyle w:val="Caption"/>
-        <w:spacing w:after="80"/>
-      </w:pPr>
-      <w:r>
-        <w:t>Bảng 3. Bảng chân kết nối đề xuất cho mô hình hai trục</w:t>
-      </w:r>
-    </w:p>
-    <w:tbl>
-      <w:tblPr>
-        <w:tblStyle w:val="TableGrid"/>
-        <w:tblW w:type="auto" w:w="0"/>
-        <w:jc w:val="center"/>
-        <w:tblLook w:firstColumn="1" w:firstRow="1" w:lastColumn="0" w:lastRow="0" w:noHBand="0" w:noVBand="1" w:val="04A0"/>
-      </w:tblPr>
-      <w:tblGrid>
-        <w:gridCol w:w="3010"/>
-        <w:gridCol w:w="3010"/>
-        <w:gridCol w:w="3010"/>
-      </w:tblGrid>
-      <w:tr>
-        <w:tc>
-          <w:tcPr>
-            <w:tcW w:type="dxa" w:w="3010"/>
-          </w:tcPr>
-          <w:p>
-            <w:pPr>
-              <w:spacing w:after="40"/>
-              <w:ind w:firstLine="0"/>
-            </w:pPr>
-            <w:r>
-              <w:rPr>
-                <w:b/>
-                <w:sz w:val="22"/>
-              </w:rPr>
-              <w:t>Chân Arduino Mega</w:t>
-            </w:r>
-          </w:p>
-        </w:tc>
-        <w:tc>
-          <w:tcPr>
-            <w:tcW w:type="dxa" w:w="3010"/>
-          </w:tcPr>
-          <w:p>
-            <w:pPr>
-              <w:spacing w:after="40"/>
-              <w:ind w:firstLine="0"/>
-            </w:pPr>
-            <w:r>
-              <w:rPr>
-                <w:b/>
-                <w:sz w:val="22"/>
-              </w:rPr>
-              <w:t>Tín hiệu</w:t>
-            </w:r>
-          </w:p>
-        </w:tc>
-        <w:tc>
-          <w:tcPr>
-            <w:tcW w:type="dxa" w:w="3010"/>
-          </w:tcPr>
-          <w:p>
-            <w:pPr>
-              <w:spacing w:after="40"/>
-              <w:ind w:firstLine="0"/>
-            </w:pPr>
-            <w:r>
-              <w:rPr>
-                <w:b/>
-                <w:sz w:val="22"/>
-              </w:rPr>
-              <w:t>Thiết bị / ghi chú</w:t>
-            </w:r>
-          </w:p>
-        </w:tc>
-      </w:tr>
-      <w:tr>
-        <w:tc>
-          <w:tcPr>
-            <w:tcW w:type="dxa" w:w="3010"/>
-          </w:tcPr>
-          <w:p>
-            <w:pPr>
-              <w:spacing w:after="40"/>
-              <w:ind w:firstLine="0"/>
-            </w:pPr>
-            <w:r>
-              <w:rPr>
-                <w:sz w:val="22"/>
-              </w:rPr>
-              <w:t>A0 – A3</w:t>
-            </w:r>
-          </w:p>
-        </w:tc>
-        <w:tc>
-          <w:tcPr>
-            <w:tcW w:type="dxa" w:w="3010"/>
-          </w:tcPr>
-          <w:p>
-            <w:pPr>
-              <w:spacing w:after="40"/>
-              <w:ind w:firstLine="0"/>
-            </w:pPr>
-            <w:r>
-              <w:rPr>
-                <w:sz w:val="22"/>
-              </w:rPr>
-              <w:t>4 kênh analog</w:t>
-            </w:r>
-          </w:p>
-        </w:tc>
-        <w:tc>
-          <w:tcPr>
-            <w:tcW w:type="dxa" w:w="3010"/>
-          </w:tcPr>
-          <w:p>
-            <w:pPr>
-              <w:spacing w:after="40"/>
-              <w:ind w:firstLine="0"/>
-            </w:pPr>
-            <w:r>
-              <w:rPr>
-                <w:sz w:val="22"/>
-              </w:rPr>
-              <w:t>L_TT, L_PT, L_TD, L_PD qua cầu phân áp + tụ lọc.</w:t>
-            </w:r>
-          </w:p>
-        </w:tc>
-      </w:tr>
-      <w:tr>
-        <w:tc>
-          <w:tcPr>
-            <w:tcW w:type="dxa" w:w="3010"/>
-          </w:tcPr>
-          <w:p>
-            <w:pPr>
-              <w:spacing w:after="40"/>
-              <w:ind w:firstLine="0"/>
-            </w:pPr>
-            <w:r>
-              <w:rPr>
-                <w:sz w:val="22"/>
-              </w:rPr>
-              <w:t>A6, A7</w:t>
-            </w:r>
-          </w:p>
-        </w:tc>
-        <w:tc>
-          <w:tcPr>
-            <w:tcW w:type="dxa" w:w="3010"/>
-          </w:tcPr>
-          <w:p>
-            <w:pPr>
-              <w:spacing w:after="40"/>
-              <w:ind w:firstLine="0"/>
-            </w:pPr>
-            <w:r>
-              <w:rPr>
-                <w:sz w:val="22"/>
-              </w:rPr>
-              <w:t>2 kênh analog</w:t>
-            </w:r>
-          </w:p>
-        </w:tc>
-        <w:tc>
-          <w:tcPr>
-            <w:tcW w:type="dxa" w:w="3010"/>
-          </w:tcPr>
-          <w:p>
-            <w:pPr>
-              <w:spacing w:after="40"/>
-              <w:ind w:firstLine="0"/>
-            </w:pPr>
-            <w:r>
-              <w:rPr>
-                <w:sz w:val="22"/>
-              </w:rPr>
-              <w:t>Cầu chia áp đo U pin và cảm biến dòng ACS712.</w:t>
-            </w:r>
-          </w:p>
-        </w:tc>
-      </w:tr>
-      <w:tr>
-        <w:tc>
-          <w:tcPr>
-            <w:tcW w:type="dxa" w:w="3010"/>
-          </w:tcPr>
-          <w:p>
-            <w:pPr>
-              <w:spacing w:after="40"/>
-              <w:ind w:firstLine="0"/>
-            </w:pPr>
-            <w:r>
-              <w:rPr>
-                <w:sz w:val="22"/>
-              </w:rPr>
-              <w:t>20 (SDA), 21 (SCL)</w:t>
-            </w:r>
-          </w:p>
-        </w:tc>
-        <w:tc>
-          <w:tcPr>
-            <w:tcW w:type="dxa" w:w="3010"/>
-          </w:tcPr>
-          <w:p>
-            <w:pPr>
-              <w:spacing w:after="40"/>
-              <w:ind w:firstLine="0"/>
-            </w:pPr>
-            <w:r>
-              <w:rPr>
-                <w:sz w:val="22"/>
-              </w:rPr>
-              <w:t>I²C</w:t>
-            </w:r>
-          </w:p>
-        </w:tc>
-        <w:tc>
-          <w:tcPr>
-            <w:tcW w:type="dxa" w:w="3010"/>
-          </w:tcPr>
-          <w:p>
-            <w:pPr>
-              <w:spacing w:after="40"/>
-              <w:ind w:firstLine="0"/>
-            </w:pPr>
-            <w:r>
-              <w:rPr>
-                <w:sz w:val="22"/>
-              </w:rPr>
-              <w:t>RTC DS3231, trở kéo lên trên module.</w:t>
-            </w:r>
-          </w:p>
-        </w:tc>
-      </w:tr>
-      <w:tr>
-        <w:tc>
-          <w:tcPr>
-            <w:tcW w:type="dxa" w:w="3010"/>
-          </w:tcPr>
-          <w:p>
-            <w:pPr>
-              <w:spacing w:after="40"/>
-              <w:ind w:firstLine="0"/>
-            </w:pPr>
-            <w:r>
-              <w:rPr>
-                <w:sz w:val="22"/>
-              </w:rPr>
-              <w:t>12</w:t>
-            </w:r>
-          </w:p>
-        </w:tc>
-        <w:tc>
-          <w:tcPr>
-            <w:tcW w:type="dxa" w:w="3010"/>
-          </w:tcPr>
-          <w:p>
-            <w:pPr>
-              <w:spacing w:after="40"/>
-              <w:ind w:firstLine="0"/>
-            </w:pPr>
-            <w:r>
-              <w:rPr>
-                <w:sz w:val="22"/>
-              </w:rPr>
-              <w:t>Servo</w:t>
-            </w:r>
-          </w:p>
-        </w:tc>
-        <w:tc>
-          <w:tcPr>
-            <w:tcW w:type="dxa" w:w="3010"/>
-          </w:tcPr>
-          <w:p>
-            <w:pPr>
-              <w:spacing w:after="40"/>
-              <w:ind w:firstLine="0"/>
-            </w:pPr>
-            <w:r>
-              <w:rPr>
-                <w:sz w:val="22"/>
-              </w:rPr>
-              <w:t>Servo phương vị (thư viện Servo).</w:t>
-            </w:r>
-          </w:p>
-        </w:tc>
-      </w:tr>
-      <w:tr>
-        <w:tc>
-          <w:tcPr>
-            <w:tcW w:type="dxa" w:w="3010"/>
-          </w:tcPr>
-          <w:p>
-            <w:pPr>
-              <w:spacing w:after="40"/>
-              <w:ind w:firstLine="0"/>
-            </w:pPr>
-            <w:r>
-              <w:rPr>
-                <w:sz w:val="22"/>
-              </w:rPr>
-              <w:t>10 (PWM)</w:t>
-            </w:r>
-          </w:p>
-        </w:tc>
-        <w:tc>
-          <w:tcPr>
-            <w:tcW w:type="dxa" w:w="3010"/>
-          </w:tcPr>
-          <w:p>
-            <w:pPr>
-              <w:spacing w:after="40"/>
-              <w:ind w:firstLine="0"/>
-            </w:pPr>
-            <w:r>
-              <w:rPr>
-                <w:sz w:val="22"/>
-              </w:rPr>
-              <w:t>PWM cầu H</w:t>
-            </w:r>
-          </w:p>
-        </w:tc>
-        <w:tc>
-          <w:tcPr>
-            <w:tcW w:type="dxa" w:w="3010"/>
-          </w:tcPr>
-          <w:p>
-            <w:pPr>
-              <w:spacing w:after="40"/>
-              <w:ind w:firstLine="0"/>
-            </w:pPr>
-            <w:r>
-              <w:rPr>
-                <w:sz w:val="22"/>
-              </w:rPr>
-              <w:t>Điều chế độ rộng xung cho motor nghiêng.</w:t>
-            </w:r>
-          </w:p>
-        </w:tc>
-      </w:tr>
-      <w:tr>
-        <w:tc>
-          <w:tcPr>
-            <w:tcW w:type="dxa" w:w="3010"/>
-          </w:tcPr>
-          <w:p>
-            <w:pPr>
-              <w:spacing w:after="40"/>
-              <w:ind w:firstLine="0"/>
-            </w:pPr>
-            <w:r>
-              <w:rPr>
-                <w:sz w:val="22"/>
-              </w:rPr>
-              <w:t>22, 23</w:t>
-            </w:r>
-          </w:p>
-        </w:tc>
-        <w:tc>
-          <w:tcPr>
-            <w:tcW w:type="dxa" w:w="3010"/>
-          </w:tcPr>
-          <w:p>
-            <w:pPr>
-              <w:spacing w:after="40"/>
-              <w:ind w:firstLine="0"/>
-            </w:pPr>
-            <w:r>
-              <w:rPr>
-                <w:sz w:val="22"/>
-              </w:rPr>
-              <w:t>Số ra</w:t>
-            </w:r>
-          </w:p>
-        </w:tc>
-        <w:tc>
-          <w:tcPr>
-            <w:tcW w:type="dxa" w:w="3010"/>
-          </w:tcPr>
-          <w:p>
-            <w:pPr>
-              <w:spacing w:after="40"/>
-              <w:ind w:firstLine="0"/>
-            </w:pPr>
-            <w:r>
-              <w:rPr>
-                <w:sz w:val="22"/>
-              </w:rPr>
-              <w:t>Hai tín hiệu chiều quay A/B của cầu H.</w:t>
-            </w:r>
-          </w:p>
-        </w:tc>
-      </w:tr>
-      <w:tr>
-        <w:tc>
-          <w:tcPr>
-            <w:tcW w:type="dxa" w:w="3010"/>
-          </w:tcPr>
-          <w:p>
-            <w:pPr>
-              <w:spacing w:after="40"/>
-              <w:ind w:firstLine="0"/>
-            </w:pPr>
-            <w:r>
-              <w:rPr>
-                <w:sz w:val="22"/>
-              </w:rPr>
-              <w:t>2 (INT0), 3 (INT1)</w:t>
-            </w:r>
-          </w:p>
-        </w:tc>
-        <w:tc>
-          <w:tcPr>
-            <w:tcW w:type="dxa" w:w="3010"/>
-          </w:tcPr>
-          <w:p>
-            <w:pPr>
-              <w:spacing w:after="40"/>
-              <w:ind w:firstLine="0"/>
-            </w:pPr>
-            <w:r>
-              <w:rPr>
-                <w:sz w:val="22"/>
-              </w:rPr>
-              <w:t>Ngắt ngoài</w:t>
-            </w:r>
-          </w:p>
-        </w:tc>
-        <w:tc>
-          <w:tcPr>
-            <w:tcW w:type="dxa" w:w="3010"/>
-          </w:tcPr>
-          <w:p>
-            <w:pPr>
-              <w:spacing w:after="40"/>
-              <w:ind w:firstLine="0"/>
-            </w:pPr>
-            <w:r>
-              <w:rPr>
-                <w:sz w:val="22"/>
-              </w:rPr>
-              <w:t>Hai pha xung encoder của trục nghiêng.</w:t>
-            </w:r>
-          </w:p>
-        </w:tc>
-      </w:tr>
-      <w:tr>
-        <w:tc>
-          <w:tcPr>
-            <w:tcW w:type="dxa" w:w="3010"/>
-          </w:tcPr>
-          <w:p>
-            <w:pPr>
-              <w:spacing w:after="40"/>
-              <w:ind w:firstLine="0"/>
-            </w:pPr>
-            <w:r>
-              <w:rPr>
-                <w:sz w:val="22"/>
-              </w:rPr>
-              <w:t>26 – 29</w:t>
-            </w:r>
-          </w:p>
-        </w:tc>
-        <w:tc>
-          <w:tcPr>
-            <w:tcW w:type="dxa" w:w="3010"/>
-          </w:tcPr>
-          <w:p>
-            <w:pPr>
-              <w:spacing w:after="40"/>
-              <w:ind w:firstLine="0"/>
-            </w:pPr>
-            <w:r>
-              <w:rPr>
-                <w:sz w:val="22"/>
-              </w:rPr>
-              <w:t>Số vào pull-up</w:t>
-            </w:r>
-          </w:p>
-        </w:tc>
-        <w:tc>
-          <w:tcPr>
-            <w:tcW w:type="dxa" w:w="3010"/>
-          </w:tcPr>
-          <w:p>
-            <w:pPr>
-              <w:spacing w:after="40"/>
-              <w:ind w:firstLine="0"/>
-            </w:pPr>
-            <w:r>
-              <w:rPr>
-                <w:sz w:val="22"/>
-              </w:rPr>
-              <w:t>Bốn công tắc hành trình: phương vị 2 đầu, nghiêng 2 đầu.</w:t>
-            </w:r>
-          </w:p>
-        </w:tc>
-      </w:tr>
-      <w:tr>
-        <w:tc>
-          <w:tcPr>
-            <w:tcW w:type="dxa" w:w="3010"/>
-          </w:tcPr>
-          <w:p>
-            <w:pPr>
-              <w:spacing w:after="40"/>
-              <w:ind w:firstLine="0"/>
-            </w:pPr>
-            <w:r>
-              <w:rPr>
-                <w:sz w:val="22"/>
-              </w:rPr>
-              <w:t>USB (Serial0)</w:t>
-            </w:r>
-          </w:p>
-        </w:tc>
-        <w:tc>
-          <w:tcPr>
-            <w:tcW w:type="dxa" w:w="3010"/>
-          </w:tcPr>
-          <w:p>
-            <w:pPr>
-              <w:spacing w:after="40"/>
-              <w:ind w:firstLine="0"/>
-            </w:pPr>
-            <w:r>
-              <w:rPr>
-                <w:sz w:val="22"/>
-              </w:rPr>
-              <w:t>Serial</w:t>
-            </w:r>
-          </w:p>
-        </w:tc>
-        <w:tc>
-          <w:tcPr>
-            <w:tcW w:type="dxa" w:w="3010"/>
-          </w:tcPr>
-          <w:p>
-            <w:pPr>
-              <w:spacing w:after="40"/>
-              <w:ind w:firstLine="0"/>
-            </w:pPr>
-            <w:r>
-              <w:rPr>
-                <w:sz w:val="22"/>
-              </w:rPr>
-              <w:t>Serial Monitor và ghi log thử nghiệm.</w:t>
-            </w:r>
-          </w:p>
-        </w:tc>
-      </w:tr>
-    </w:tbl>
-    <w:p>
-      <w:pPr/>
-    </w:p>
-    <w:p>
-      <w:pPr>
-        <w:pStyle w:val="Heading2"/>
-      </w:pPr>
-      <w:r>
-        <w:t>2.4. Danh mục vật tư và linh kiện dự kiến</w:t>
-      </w:r>
-    </w:p>
-    <w:p>
-      <w:pPr>
-        <w:pStyle w:val="Caption"/>
-        <w:spacing w:after="80"/>
-      </w:pPr>
-      <w:r>
-        <w:t>Bảng 4. Danh mục vật tư – linh kiện dự kiến</w:t>
-      </w:r>
-    </w:p>
-    <w:tbl>
-      <w:tblPr>
-        <w:tblStyle w:val="TableGrid"/>
-        <w:tblW w:type="auto" w:w="0"/>
-        <w:jc w:val="center"/>
-        <w:tblLook w:firstColumn="1" w:firstRow="1" w:lastColumn="0" w:lastRow="0" w:noHBand="0" w:noVBand="1" w:val="04A0"/>
-      </w:tblPr>
-      <w:tblGrid>
-        <w:gridCol w:w="2257"/>
-        <w:gridCol w:w="2257"/>
-        <w:gridCol w:w="2257"/>
-        <w:gridCol w:w="2257"/>
-      </w:tblGrid>
-      <w:tr>
-        <w:tc>
-          <w:tcPr>
-            <w:tcW w:type="dxa" w:w="2257"/>
-          </w:tcPr>
-          <w:p>
-            <w:pPr>
-              <w:spacing w:after="40"/>
-              <w:ind w:firstLine="0"/>
-            </w:pPr>
-            <w:r>
-              <w:rPr>
-                <w:b/>
-                <w:sz w:val="22"/>
-              </w:rPr>
-              <w:t>TT</w:t>
-            </w:r>
-          </w:p>
-        </w:tc>
-        <w:tc>
-          <w:tcPr>
-            <w:tcW w:type="dxa" w:w="2257"/>
-          </w:tcPr>
-          <w:p>
-            <w:pPr>
-              <w:spacing w:after="40"/>
-              <w:ind w:firstLine="0"/>
-            </w:pPr>
-            <w:r>
-              <w:rPr>
-                <w:b/>
-                <w:sz w:val="22"/>
-              </w:rPr>
-              <w:t>Hạng mục</w:t>
-            </w:r>
-          </w:p>
-        </w:tc>
-        <w:tc>
-          <w:tcPr>
-            <w:tcW w:type="dxa" w:w="2257"/>
-          </w:tcPr>
-          <w:p>
-            <w:pPr>
-              <w:spacing w:after="40"/>
-              <w:ind w:firstLine="0"/>
-            </w:pPr>
-            <w:r>
-              <w:rPr>
-                <w:b/>
-                <w:sz w:val="22"/>
-              </w:rPr>
-              <w:t>Thông số đề xuất</w:t>
-            </w:r>
-          </w:p>
-        </w:tc>
-        <w:tc>
-          <w:tcPr>
-            <w:tcW w:type="dxa" w:w="2257"/>
-          </w:tcPr>
-          <w:p>
-            <w:pPr>
-              <w:spacing w:after="40"/>
-              <w:ind w:firstLine="0"/>
-            </w:pPr>
-            <w:r>
-              <w:rPr>
-                <w:b/>
-                <w:sz w:val="22"/>
-              </w:rPr>
-              <w:t>SL</w:t>
-            </w:r>
-          </w:p>
-        </w:tc>
-      </w:tr>
-      <w:tr>
-        <w:tc>
-          <w:tcPr>
-            <w:tcW w:type="dxa" w:w="2257"/>
-          </w:tcPr>
-          <w:p>
-            <w:pPr>
-              <w:spacing w:after="40"/>
-              <w:ind w:firstLine="0"/>
-            </w:pPr>
-            <w:r>
-              <w:rPr>
-                <w:sz w:val="22"/>
-              </w:rPr>
-              <w:t>1</w:t>
-            </w:r>
-          </w:p>
-        </w:tc>
-        <w:tc>
-          <w:tcPr>
-            <w:tcW w:type="dxa" w:w="2257"/>
-          </w:tcPr>
-          <w:p>
-            <w:pPr>
-              <w:spacing w:after="40"/>
-              <w:ind w:firstLine="0"/>
-            </w:pPr>
-            <w:r>
-              <w:rPr>
-                <w:sz w:val="22"/>
-              </w:rPr>
-              <w:t>Tấm pin mặt trời nhỏ</w:t>
-            </w:r>
-          </w:p>
-        </w:tc>
-        <w:tc>
-          <w:tcPr>
-            <w:tcW w:type="dxa" w:w="2257"/>
-          </w:tcPr>
-          <w:p>
-            <w:pPr>
-              <w:spacing w:after="40"/>
-              <w:ind w:firstLine="0"/>
-            </w:pPr>
-            <w:r>
-              <w:rPr>
-                <w:sz w:val="22"/>
-              </w:rPr>
-              <w:t>6 V – 10 W, kèm khung bắt vít</w:t>
-            </w:r>
-          </w:p>
-        </w:tc>
-        <w:tc>
-          <w:tcPr>
-            <w:tcW w:type="dxa" w:w="2257"/>
-          </w:tcPr>
-          <w:p>
-            <w:pPr>
-              <w:spacing w:after="40"/>
-              <w:ind w:firstLine="0"/>
-            </w:pPr>
-            <w:r>
-              <w:rPr>
-                <w:sz w:val="22"/>
-              </w:rPr>
-              <w:t>1</w:t>
-            </w:r>
-          </w:p>
-        </w:tc>
-      </w:tr>
-      <w:tr>
-        <w:tc>
-          <w:tcPr>
-            <w:tcW w:type="dxa" w:w="2257"/>
-          </w:tcPr>
-          <w:p>
-            <w:pPr>
-              <w:spacing w:after="40"/>
-              <w:ind w:firstLine="0"/>
-            </w:pPr>
-            <w:r>
-              <w:rPr>
-                <w:sz w:val="22"/>
-              </w:rPr>
-              <w:t>2</w:t>
-            </w:r>
-          </w:p>
-        </w:tc>
-        <w:tc>
-          <w:tcPr>
-            <w:tcW w:type="dxa" w:w="2257"/>
-          </w:tcPr>
-          <w:p>
-            <w:pPr>
-              <w:spacing w:after="40"/>
-              <w:ind w:firstLine="0"/>
-            </w:pPr>
-            <w:r>
-              <w:rPr>
-                <w:sz w:val="22"/>
-              </w:rPr>
-              <w:t>Quang trở LDR</w:t>
-            </w:r>
-          </w:p>
-        </w:tc>
-        <w:tc>
-          <w:tcPr>
-            <w:tcW w:type="dxa" w:w="2257"/>
-          </w:tcPr>
-          <w:p>
-            <w:pPr>
-              <w:spacing w:after="40"/>
-              <w:ind w:firstLine="0"/>
-            </w:pPr>
-            <w:r>
-              <w:rPr>
-                <w:sz w:val="22"/>
-              </w:rPr>
-              <w:t>GL5528 hoặc tương đương, cùng lô</w:t>
-            </w:r>
-          </w:p>
-        </w:tc>
-        <w:tc>
-          <w:tcPr>
-            <w:tcW w:type="dxa" w:w="2257"/>
-          </w:tcPr>
-          <w:p>
-            <w:pPr>
-              <w:spacing w:after="40"/>
-              <w:ind w:firstLine="0"/>
-            </w:pPr>
-            <w:r>
-              <w:rPr>
-                <w:sz w:val="22"/>
-              </w:rPr>
-              <w:t>4</w:t>
-            </w:r>
-          </w:p>
-        </w:tc>
-      </w:tr>
-      <w:tr>
-        <w:tc>
-          <w:tcPr>
-            <w:tcW w:type="dxa" w:w="2257"/>
-          </w:tcPr>
-          <w:p>
-            <w:pPr>
-              <w:spacing w:after="40"/>
-              <w:ind w:firstLine="0"/>
-            </w:pPr>
-            <w:r>
-              <w:rPr>
-                <w:sz w:val="22"/>
-              </w:rPr>
-              <w:t>3</w:t>
-            </w:r>
-          </w:p>
-        </w:tc>
-        <w:tc>
-          <w:tcPr>
-            <w:tcW w:type="dxa" w:w="2257"/>
-          </w:tcPr>
-          <w:p>
-            <w:pPr>
-              <w:spacing w:after="40"/>
-              <w:ind w:firstLine="0"/>
-            </w:pPr>
-            <w:r>
-              <w:rPr>
-                <w:sz w:val="22"/>
-              </w:rPr>
-              <w:t>Điện trở cầu phân áp R_f</w:t>
-            </w:r>
-          </w:p>
-        </w:tc>
-        <w:tc>
-          <w:tcPr>
-            <w:tcW w:type="dxa" w:w="2257"/>
-          </w:tcPr>
-          <w:p>
-            <w:pPr>
-              <w:spacing w:after="40"/>
-              <w:ind w:firstLine="0"/>
-            </w:pPr>
-            <w:r>
-              <w:rPr>
-                <w:sz w:val="22"/>
-              </w:rPr>
-              <w:t>10 kΩ ±1%, tụ lọc 100 nF</w:t>
-            </w:r>
-          </w:p>
-        </w:tc>
-        <w:tc>
-          <w:tcPr>
-            <w:tcW w:type="dxa" w:w="2257"/>
-          </w:tcPr>
-          <w:p>
-            <w:pPr>
-              <w:spacing w:after="40"/>
-              <w:ind w:firstLine="0"/>
-            </w:pPr>
-            <w:r>
-              <w:rPr>
-                <w:sz w:val="22"/>
-              </w:rPr>
-              <w:t>4 bộ</w:t>
-            </w:r>
-          </w:p>
-        </w:tc>
-      </w:tr>
-      <w:tr>
-        <w:tc>
-          <w:tcPr>
-            <w:tcW w:type="dxa" w:w="2257"/>
-          </w:tcPr>
-          <w:p>
-            <w:pPr>
-              <w:spacing w:after="40"/>
-              <w:ind w:firstLine="0"/>
-            </w:pPr>
-            <w:r>
-              <w:rPr>
-                <w:sz w:val="22"/>
-              </w:rPr>
-              <w:t>4</w:t>
-            </w:r>
-          </w:p>
-        </w:tc>
-        <w:tc>
-          <w:tcPr>
-            <w:tcW w:type="dxa" w:w="2257"/>
-          </w:tcPr>
-          <w:p>
-            <w:pPr>
-              <w:spacing w:after="40"/>
-              <w:ind w:firstLine="0"/>
-            </w:pPr>
-            <w:r>
-              <w:rPr>
-                <w:sz w:val="22"/>
-              </w:rPr>
-              <w:t>Bo điều khiển</w:t>
-            </w:r>
-          </w:p>
-        </w:tc>
-        <w:tc>
-          <w:tcPr>
-            <w:tcW w:type="dxa" w:w="2257"/>
-          </w:tcPr>
-          <w:p>
-            <w:pPr>
-              <w:spacing w:after="40"/>
-              <w:ind w:firstLine="0"/>
-            </w:pPr>
-            <w:r>
-              <w:rPr>
-                <w:sz w:val="22"/>
-              </w:rPr>
-              <w:t>Arduino Mega 2560 + cáp USB</w:t>
-            </w:r>
-          </w:p>
-        </w:tc>
-        <w:tc>
-          <w:tcPr>
-            <w:tcW w:type="dxa" w:w="2257"/>
-          </w:tcPr>
-          <w:p>
-            <w:pPr>
-              <w:spacing w:after="40"/>
-              <w:ind w:firstLine="0"/>
-            </w:pPr>
-            <w:r>
-              <w:rPr>
-                <w:sz w:val="22"/>
-              </w:rPr>
-              <w:t>1</w:t>
-            </w:r>
-          </w:p>
-        </w:tc>
-      </w:tr>
-      <w:tr>
-        <w:tc>
-          <w:tcPr>
-            <w:tcW w:type="dxa" w:w="2257"/>
-          </w:tcPr>
-          <w:p>
-            <w:pPr>
-              <w:spacing w:after="40"/>
-              <w:ind w:firstLine="0"/>
-            </w:pPr>
-            <w:r>
-              <w:rPr>
-                <w:sz w:val="22"/>
-              </w:rPr>
-              <w:t>5</w:t>
-            </w:r>
-          </w:p>
-        </w:tc>
-        <w:tc>
-          <w:tcPr>
-            <w:tcW w:type="dxa" w:w="2257"/>
-          </w:tcPr>
-          <w:p>
-            <w:pPr>
-              <w:spacing w:after="40"/>
-              <w:ind w:firstLine="0"/>
-            </w:pPr>
-            <w:r>
-              <w:rPr>
-                <w:sz w:val="22"/>
-              </w:rPr>
-              <w:t>Đồng hồ thời gian thực</w:t>
-            </w:r>
-          </w:p>
-        </w:tc>
-        <w:tc>
-          <w:tcPr>
-            <w:tcW w:type="dxa" w:w="2257"/>
-          </w:tcPr>
-          <w:p>
-            <w:pPr>
-              <w:spacing w:after="40"/>
-              <w:ind w:firstLine="0"/>
-            </w:pPr>
-            <w:r>
-              <w:rPr>
-                <w:sz w:val="22"/>
-              </w:rPr>
-              <w:t>Module DS3231 có pin nuôi</w:t>
-            </w:r>
-          </w:p>
-        </w:tc>
-        <w:tc>
-          <w:tcPr>
-            <w:tcW w:type="dxa" w:w="2257"/>
-          </w:tcPr>
-          <w:p>
-            <w:pPr>
-              <w:spacing w:after="40"/>
-              <w:ind w:firstLine="0"/>
-            </w:pPr>
-            <w:r>
-              <w:rPr>
-                <w:sz w:val="22"/>
-              </w:rPr>
-              <w:t>1</w:t>
-            </w:r>
-          </w:p>
-        </w:tc>
-      </w:tr>
-      <w:tr>
-        <w:tc>
-          <w:tcPr>
-            <w:tcW w:type="dxa" w:w="2257"/>
-          </w:tcPr>
-          <w:p>
-            <w:pPr>
-              <w:spacing w:after="40"/>
-              <w:ind w:firstLine="0"/>
-            </w:pPr>
-            <w:r>
-              <w:rPr>
-                <w:sz w:val="22"/>
-              </w:rPr>
-              <w:t>6</w:t>
-            </w:r>
-          </w:p>
-        </w:tc>
-        <w:tc>
-          <w:tcPr>
-            <w:tcW w:type="dxa" w:w="2257"/>
-          </w:tcPr>
-          <w:p>
-            <w:pPr>
-              <w:spacing w:after="40"/>
-              <w:ind w:firstLine="0"/>
-            </w:pPr>
-            <w:r>
-              <w:rPr>
-                <w:sz w:val="22"/>
-              </w:rPr>
-              <w:t>Servo phương vị</w:t>
-            </w:r>
-          </w:p>
-        </w:tc>
-        <w:tc>
-          <w:tcPr>
-            <w:tcW w:type="dxa" w:w="2257"/>
-          </w:tcPr>
-          <w:p>
-            <w:pPr>
-              <w:spacing w:after="40"/>
-              <w:ind w:firstLine="0"/>
-            </w:pPr>
-            <w:r>
-              <w:rPr>
-                <w:sz w:val="22"/>
-              </w:rPr>
-              <w:t>Servo mô-men cao (≥15 kg·cm) hoặc servo liền hộp giảm tốc</w:t>
-            </w:r>
-          </w:p>
-        </w:tc>
-        <w:tc>
-          <w:tcPr>
-            <w:tcW w:type="dxa" w:w="2257"/>
-          </w:tcPr>
-          <w:p>
-            <w:pPr>
-              <w:spacing w:after="40"/>
-              <w:ind w:firstLine="0"/>
-            </w:pPr>
-            <w:r>
-              <w:rPr>
-                <w:sz w:val="22"/>
-              </w:rPr>
-              <w:t>1</w:t>
-            </w:r>
-          </w:p>
-        </w:tc>
-      </w:tr>
-      <w:tr>
-        <w:tc>
-          <w:tcPr>
-            <w:tcW w:type="dxa" w:w="2257"/>
-          </w:tcPr>
-          <w:p>
-            <w:pPr>
-              <w:spacing w:after="40"/>
-              <w:ind w:firstLine="0"/>
-            </w:pPr>
-            <w:r>
-              <w:rPr>
-                <w:sz w:val="22"/>
-              </w:rPr>
-              <w:t>7</w:t>
-            </w:r>
-          </w:p>
-        </w:tc>
-        <w:tc>
-          <w:tcPr>
-            <w:tcW w:type="dxa" w:w="2257"/>
-          </w:tcPr>
-          <w:p>
-            <w:pPr>
-              <w:spacing w:after="40"/>
-              <w:ind w:firstLine="0"/>
-            </w:pPr>
-            <w:r>
-              <w:rPr>
-                <w:sz w:val="22"/>
-              </w:rPr>
-              <w:t>Motor nghiêng</w:t>
-            </w:r>
-          </w:p>
-        </w:tc>
-        <w:tc>
-          <w:tcPr>
-            <w:tcW w:type="dxa" w:w="2257"/>
-          </w:tcPr>
-          <w:p>
-            <w:pPr>
-              <w:spacing w:after="40"/>
-              <w:ind w:firstLine="0"/>
-            </w:pPr>
-            <w:r>
-              <w:rPr>
-                <w:sz w:val="22"/>
-              </w:rPr>
-              <w:t>DC giảm tốc 12 V có encoder</w:t>
-            </w:r>
-          </w:p>
-        </w:tc>
-        <w:tc>
-          <w:tcPr>
-            <w:tcW w:type="dxa" w:w="2257"/>
-          </w:tcPr>
-          <w:p>
-            <w:pPr>
-              <w:spacing w:after="40"/>
-              <w:ind w:firstLine="0"/>
-            </w:pPr>
-            <w:r>
-              <w:rPr>
-                <w:sz w:val="22"/>
-              </w:rPr>
-              <w:t>1</w:t>
-            </w:r>
-          </w:p>
-        </w:tc>
-      </w:tr>
-      <w:tr>
-        <w:tc>
-          <w:tcPr>
-            <w:tcW w:type="dxa" w:w="2257"/>
-          </w:tcPr>
-          <w:p>
-            <w:pPr>
-              <w:spacing w:after="40"/>
-              <w:ind w:firstLine="0"/>
-            </w:pPr>
-            <w:r>
-              <w:rPr>
-                <w:sz w:val="22"/>
-              </w:rPr>
-              <w:t>8</w:t>
-            </w:r>
-          </w:p>
-        </w:tc>
-        <w:tc>
-          <w:tcPr>
-            <w:tcW w:type="dxa" w:w="2257"/>
-          </w:tcPr>
-          <w:p>
-            <w:pPr>
-              <w:spacing w:after="40"/>
-              <w:ind w:firstLine="0"/>
-            </w:pPr>
-            <w:r>
-              <w:rPr>
-                <w:sz w:val="22"/>
-              </w:rPr>
-              <w:t>Driver cầu H</w:t>
-            </w:r>
-          </w:p>
-        </w:tc>
-        <w:tc>
-          <w:tcPr>
-            <w:tcW w:type="dxa" w:w="2257"/>
-          </w:tcPr>
-          <w:p>
-            <w:pPr>
-              <w:spacing w:after="40"/>
-              <w:ind w:firstLine="0"/>
-            </w:pPr>
-            <w:r>
-              <w:rPr>
-                <w:sz w:val="22"/>
-              </w:rPr>
-              <w:t>Chịu ≥2 lần dòng kẹt trục, có bảo vệ</w:t>
-            </w:r>
-          </w:p>
-        </w:tc>
-        <w:tc>
-          <w:tcPr>
-            <w:tcW w:type="dxa" w:w="2257"/>
-          </w:tcPr>
-          <w:p>
-            <w:pPr>
-              <w:spacing w:after="40"/>
-              <w:ind w:firstLine="0"/>
-            </w:pPr>
-            <w:r>
-              <w:rPr>
-                <w:sz w:val="22"/>
-              </w:rPr>
-              <w:t>1</w:t>
-            </w:r>
-          </w:p>
-        </w:tc>
-      </w:tr>
-      <w:tr>
-        <w:tc>
-          <w:tcPr>
-            <w:tcW w:type="dxa" w:w="2257"/>
-          </w:tcPr>
-          <w:p>
-            <w:pPr>
-              <w:spacing w:after="40"/>
-              <w:ind w:firstLine="0"/>
-            </w:pPr>
-            <w:r>
-              <w:rPr>
-                <w:sz w:val="22"/>
-              </w:rPr>
-              <w:t>9</w:t>
-            </w:r>
-          </w:p>
-        </w:tc>
-        <w:tc>
-          <w:tcPr>
-            <w:tcW w:type="dxa" w:w="2257"/>
-          </w:tcPr>
-          <w:p>
-            <w:pPr>
-              <w:spacing w:after="40"/>
-              <w:ind w:firstLine="0"/>
-            </w:pPr>
-            <w:r>
-              <w:rPr>
-                <w:sz w:val="22"/>
-              </w:rPr>
-              <w:t>Công tắc hành trình</w:t>
-            </w:r>
-          </w:p>
-        </w:tc>
-        <w:tc>
-          <w:tcPr>
-            <w:tcW w:type="dxa" w:w="2257"/>
-          </w:tcPr>
-          <w:p>
-            <w:pPr>
-              <w:spacing w:after="40"/>
-              <w:ind w:firstLine="0"/>
-            </w:pPr>
-            <w:r>
-              <w:rPr>
-                <w:sz w:val="22"/>
-              </w:rPr>
-              <w:t>Loại cần gạt, tiếp điểm NC</w:t>
-            </w:r>
-          </w:p>
-        </w:tc>
-        <w:tc>
-          <w:tcPr>
-            <w:tcW w:type="dxa" w:w="2257"/>
-          </w:tcPr>
-          <w:p>
-            <w:pPr>
-              <w:spacing w:after="40"/>
-              <w:ind w:firstLine="0"/>
-            </w:pPr>
-            <w:r>
-              <w:rPr>
-                <w:sz w:val="22"/>
-              </w:rPr>
-              <w:t>4</w:t>
-            </w:r>
-          </w:p>
-        </w:tc>
-      </w:tr>
-      <w:tr>
-        <w:tc>
-          <w:tcPr>
-            <w:tcW w:type="dxa" w:w="2257"/>
-          </w:tcPr>
-          <w:p>
-            <w:pPr>
-              <w:spacing w:after="40"/>
-              <w:ind w:firstLine="0"/>
-            </w:pPr>
-            <w:r>
-              <w:rPr>
-                <w:sz w:val="22"/>
-              </w:rPr>
-              <w:t>10</w:t>
-            </w:r>
-          </w:p>
-        </w:tc>
-        <w:tc>
-          <w:tcPr>
-            <w:tcW w:type="dxa" w:w="2257"/>
-          </w:tcPr>
-          <w:p>
-            <w:pPr>
-              <w:spacing w:after="40"/>
-              <w:ind w:firstLine="0"/>
-            </w:pPr>
-            <w:r>
-              <w:rPr>
-                <w:sz w:val="22"/>
-              </w:rPr>
-              <w:t>Nút dừng khẩn cấp</w:t>
-            </w:r>
-          </w:p>
-        </w:tc>
-        <w:tc>
-          <w:tcPr>
-            <w:tcW w:type="dxa" w:w="2257"/>
-          </w:tcPr>
-          <w:p>
-            <w:pPr>
-              <w:spacing w:after="40"/>
-              <w:ind w:firstLine="0"/>
-            </w:pPr>
-            <w:r>
-              <w:rPr>
-                <w:sz w:val="22"/>
-              </w:rPr>
-              <w:t>Nút nhấn tự giữ/khóa</w:t>
-            </w:r>
-          </w:p>
-        </w:tc>
-        <w:tc>
-          <w:tcPr>
-            <w:tcW w:type="dxa" w:w="2257"/>
-          </w:tcPr>
-          <w:p>
-            <w:pPr>
-              <w:spacing w:after="40"/>
-              <w:ind w:firstLine="0"/>
-            </w:pPr>
-            <w:r>
-              <w:rPr>
-                <w:sz w:val="22"/>
-              </w:rPr>
-              <w:t>1</w:t>
-            </w:r>
-          </w:p>
-        </w:tc>
-      </w:tr>
-      <w:tr>
-        <w:tc>
-          <w:tcPr>
-            <w:tcW w:type="dxa" w:w="2257"/>
-          </w:tcPr>
-          <w:p>
-            <w:pPr>
-              <w:spacing w:after="40"/>
-              <w:ind w:firstLine="0"/>
-            </w:pPr>
-            <w:r>
-              <w:rPr>
-                <w:sz w:val="22"/>
-              </w:rPr>
-              <w:t>11</w:t>
-            </w:r>
-          </w:p>
-        </w:tc>
-        <w:tc>
-          <w:tcPr>
-            <w:tcW w:type="dxa" w:w="2257"/>
-          </w:tcPr>
-          <w:p>
-            <w:pPr>
-              <w:spacing w:after="40"/>
-              <w:ind w:firstLine="0"/>
-            </w:pPr>
-            <w:r>
-              <w:rPr>
-                <w:sz w:val="22"/>
-              </w:rPr>
-              <w:t>Cảm biến dòng</w:t>
-            </w:r>
-          </w:p>
-        </w:tc>
-        <w:tc>
-          <w:tcPr>
-            <w:tcW w:type="dxa" w:w="2257"/>
-          </w:tcPr>
-          <w:p>
-            <w:pPr>
-              <w:spacing w:after="40"/>
-              <w:ind w:firstLine="0"/>
-            </w:pPr>
-            <w:r>
-              <w:rPr>
-                <w:sz w:val="22"/>
-              </w:rPr>
-              <w:t>ACS712 5 A hoặc shunt + khuếch đại</w:t>
-            </w:r>
-          </w:p>
-        </w:tc>
-        <w:tc>
-          <w:tcPr>
-            <w:tcW w:type="dxa" w:w="2257"/>
-          </w:tcPr>
-          <w:p>
-            <w:pPr>
-              <w:spacing w:after="40"/>
-              <w:ind w:firstLine="0"/>
-            </w:pPr>
-            <w:r>
-              <w:rPr>
-                <w:sz w:val="22"/>
-              </w:rPr>
-              <w:t>1</w:t>
-            </w:r>
-          </w:p>
-        </w:tc>
-      </w:tr>
-      <w:tr>
-        <w:tc>
-          <w:tcPr>
-            <w:tcW w:type="dxa" w:w="2257"/>
-          </w:tcPr>
-          <w:p>
-            <w:pPr>
-              <w:spacing w:after="40"/>
-              <w:ind w:firstLine="0"/>
-            </w:pPr>
-            <w:r>
-              <w:rPr>
-                <w:sz w:val="22"/>
-              </w:rPr>
-              <w:t>12</w:t>
-            </w:r>
-          </w:p>
-        </w:tc>
-        <w:tc>
-          <w:tcPr>
-            <w:tcW w:type="dxa" w:w="2257"/>
-          </w:tcPr>
-          <w:p>
-            <w:pPr>
-              <w:spacing w:after="40"/>
-              <w:ind w:firstLine="0"/>
-            </w:pPr>
-            <w:r>
-              <w:rPr>
-                <w:sz w:val="22"/>
-              </w:rPr>
-              <w:t>Vật liệu cơ khí</w:t>
-            </w:r>
-          </w:p>
-        </w:tc>
-        <w:tc>
-          <w:tcPr>
-            <w:tcW w:type="dxa" w:w="2257"/>
-          </w:tcPr>
-          <w:p>
-            <w:pPr>
-              <w:spacing w:after="40"/>
-              <w:ind w:firstLine="0"/>
-            </w:pPr>
-            <w:r>
-              <w:rPr>
-                <w:sz w:val="22"/>
-              </w:rPr>
-              <w:t>Đế thép/nhôm, cột trụ, khung chữ U, ổ bi mặt phẳng, ốc vít</w:t>
-            </w:r>
-          </w:p>
-        </w:tc>
-        <w:tc>
-          <w:tcPr>
-            <w:tcW w:type="dxa" w:w="2257"/>
-          </w:tcPr>
-          <w:p>
-            <w:pPr>
-              <w:spacing w:after="40"/>
-              <w:ind w:firstLine="0"/>
-            </w:pPr>
-            <w:r>
-              <w:rPr>
-                <w:sz w:val="22"/>
-              </w:rPr>
-              <w:t>1 bộ</w:t>
-            </w:r>
-          </w:p>
-        </w:tc>
-      </w:tr>
-      <w:tr>
-        <w:tc>
-          <w:tcPr>
-            <w:tcW w:type="dxa" w:w="2257"/>
-          </w:tcPr>
-          <w:p>
-            <w:pPr>
-              <w:spacing w:after="40"/>
-              <w:ind w:firstLine="0"/>
-            </w:pPr>
-            <w:r>
-              <w:rPr>
-                <w:sz w:val="22"/>
-              </w:rPr>
-              <w:t>13</w:t>
-            </w:r>
-          </w:p>
-        </w:tc>
-        <w:tc>
-          <w:tcPr>
-            <w:tcW w:type="dxa" w:w="2257"/>
-          </w:tcPr>
-          <w:p>
-            <w:pPr>
-              <w:spacing w:after="40"/>
-              <w:ind w:firstLine="0"/>
-            </w:pPr>
-            <w:r>
-              <w:rPr>
-                <w:sz w:val="22"/>
-              </w:rPr>
-              <w:t>Nguồn</w:t>
-            </w:r>
-          </w:p>
-        </w:tc>
-        <w:tc>
-          <w:tcPr>
-            <w:tcW w:type="dxa" w:w="2257"/>
-          </w:tcPr>
-          <w:p>
-            <w:pPr>
-              <w:spacing w:after="40"/>
-              <w:ind w:firstLine="0"/>
-            </w:pPr>
-            <w:r>
-              <w:rPr>
-                <w:sz w:val="22"/>
-              </w:rPr>
-              <w:t>12 V/5 A cho tải, nguồn 5 V/2 A cho logic</w:t>
-            </w:r>
-          </w:p>
-        </w:tc>
-        <w:tc>
-          <w:tcPr>
-            <w:tcW w:type="dxa" w:w="2257"/>
-          </w:tcPr>
-          <w:p>
-            <w:pPr>
-              <w:spacing w:after="40"/>
-              <w:ind w:firstLine="0"/>
-            </w:pPr>
-            <w:r>
-              <w:rPr>
-                <w:sz w:val="22"/>
-              </w:rPr>
-              <w:t>2</w:t>
-            </w:r>
-          </w:p>
-        </w:tc>
-      </w:tr>
-      <w:tr>
-        <w:tc>
-          <w:tcPr>
-            <w:tcW w:type="dxa" w:w="2257"/>
-          </w:tcPr>
-          <w:p>
-            <w:pPr>
-              <w:spacing w:after="40"/>
-              <w:ind w:firstLine="0"/>
-            </w:pPr>
-            <w:r>
-              <w:rPr>
-                <w:sz w:val="22"/>
-              </w:rPr>
-              <w:t>14</w:t>
-            </w:r>
-          </w:p>
-        </w:tc>
-        <w:tc>
-          <w:tcPr>
-            <w:tcW w:type="dxa" w:w="2257"/>
-          </w:tcPr>
-          <w:p>
-            <w:pPr>
-              <w:spacing w:after="40"/>
-              <w:ind w:firstLine="0"/>
-            </w:pPr>
-            <w:r>
-              <w:rPr>
-                <w:sz w:val="22"/>
-              </w:rPr>
-              <w:t>Phụ trợ</w:t>
-            </w:r>
-          </w:p>
-        </w:tc>
-        <w:tc>
-          <w:tcPr>
-            <w:tcW w:type="dxa" w:w="2257"/>
-          </w:tcPr>
-          <w:p>
-            <w:pPr>
-              <w:spacing w:after="40"/>
-              <w:ind w:firstLine="0"/>
-            </w:pPr>
-            <w:r>
-              <w:rPr>
-                <w:sz w:val="22"/>
-              </w:rPr>
-              <w:t>Board mạch, jack, dây dẫn, tụ lọc, cầu chì, hộp chống ẩm</w:t>
-            </w:r>
-          </w:p>
-        </w:tc>
-        <w:tc>
-          <w:tcPr>
-            <w:tcW w:type="dxa" w:w="2257"/>
-          </w:tcPr>
-          <w:p>
-            <w:pPr>
-              <w:spacing w:after="40"/>
-              <w:ind w:firstLine="0"/>
-            </w:pPr>
-            <w:r>
-              <w:rPr>
-                <w:sz w:val="22"/>
-              </w:rPr>
-              <w:t>1 bộ</w:t>
-            </w:r>
-          </w:p>
-        </w:tc>
-      </w:tr>
-    </w:tbl>
-    <w:p>
-      <w:pPr/>
-    </w:p>
-    <w:p>
-      <w:pPr/>
-      <w:r>
-        <w:t>Danh mục trên là cấu hình đề xuất để lập dự trù; khi mua thực tế cần đối chiếu thông số datasheet và ghi lại mã linh kiện đã dùng để bảo đảm tính lặp lại của phép thử.</w:t>
-      </w:r>
-    </w:p>
-    <w:p>
-      <w:pPr>
-        <w:pStyle w:val="Heading1"/>
-      </w:pPr>
-      <w:r>
-        <w:t>CHƯƠNG 3. LẮP RÁP, HIỆU CHUẨN VÀ AN TOÀN</w:t>
-      </w:r>
-    </w:p>
-    <w:p>
-      <w:pPr>
-        <w:pStyle w:val="Heading2"/>
-      </w:pPr>
-      <w:r>
-        <w:t>3.1. Quy trình lắp ráp mô hình</w:t>
-      </w:r>
-    </w:p>
-    <w:p>
-      <w:pPr>
-        <w:pStyle w:val="ListBullet"/>
-      </w:pPr>
-      <w:r>
-        <w:t>Bước 1. Kiểm tra linh kiện rời: đo điện trở từng LDR dưới cùng nguồn sáng; thử DS3231; thử servo và motor+encoder quay thuận/nghịch không tải.</w:t>
-      </w:r>
-    </w:p>
-    <w:p>
-      <w:pPr>
-        <w:pStyle w:val="ListBullet"/>
-      </w:pPr>
-      <w:r>
-        <w:t>Bước 2. Gia công đế và lắp ổ quay phương vị; kiểm tra độ phẳng và độ rơ của ổ.</w:t>
-      </w:r>
-    </w:p>
-    <w:p>
-      <w:pPr>
-        <w:pStyle w:val="ListBullet"/>
-      </w:pPr>
-      <w:r>
-        <w:t>Bước 3. Lắp cột trụ và khung chữ U; lắp trục nghiêng, căn đồng tâm và kiểm tra quay trơn bằng tay.</w:t>
-      </w:r>
-    </w:p>
-    <w:p>
-      <w:pPr>
-        <w:pStyle w:val="ListBullet"/>
-      </w:pPr>
-      <w:r>
-        <w:t>Bước 4. Lắp servo phương vị và cơ cấu truyền động trục nghiêng (khớp nối/bánh răng); đánh dấu mốc zero cơ khí của cả hai trục.</w:t>
-      </w:r>
-    </w:p>
-    <w:p>
-      <w:pPr>
-        <w:pStyle w:val="ListBullet"/>
-      </w:pPr>
-      <w:r>
-        <w:t>Bước 5. Lắp bốn công tắc hành trình và nút dừng khẩn cấp; đo thông mạch từng tiếp điểm.</w:t>
-      </w:r>
-    </w:p>
-    <w:p>
-      <w:pPr>
-        <w:pStyle w:val="ListBullet"/>
-      </w:pPr>
-      <w:r>
-        <w:t>Bước 6. Hàn mạch cầu phân áp bốn kênh, mạch cầu H và khối nguồn; kiểm tra ngắn mạch trước khi cấp điện.</w:t>
-      </w:r>
-    </w:p>
-    <w:p>
-      <w:pPr>
-        <w:pStyle w:val="ListBullet"/>
-      </w:pPr>
-      <w:r>
-        <w:t>Bước 7. Lắp cụm bốn LDR lên bốn góc tấm pin theo đúng ký hiệu và góc gá β_s; chụp ảnh ghi nhận.</w:t>
-      </w:r>
-    </w:p>
-    <w:p>
-      <w:pPr>
-        <w:pStyle w:val="ListBullet"/>
-      </w:pPr>
-      <w:r>
-        <w:t>Bước 8. Đấu nối theo bảng chân ở Chương 2; tách khối công suất và khối tín hiệu; cố định dây theo toàn bộ hành trình hai trục.</w:t>
-      </w:r>
-    </w:p>
-    <w:p>
-      <w:pPr>
-        <w:pStyle w:val="ListBullet"/>
-      </w:pPr>
-      <w:r>
-        <w:t>Bước 9. Chạy thử không tải tốc độ thấp từng trục: xác nhận công tắc chặn đúng chiều, cho phép quay ngược để thoát, encoder đếm đúng chiều.</w:t>
-      </w:r>
-    </w:p>
-    <w:p>
-      <w:pPr>
-        <w:pStyle w:val="ListBullet"/>
-      </w:pPr>
-      <w:r>
-        <w:t>Bước 10. Lắp tấm pin, siết ốc đối xứng, kiểm tra cân bằng và độ vững của đế trước khi thử có tải ngoài trời.</w:t>
-      </w:r>
-    </w:p>
-    <w:p>
-      <w:pPr>
-        <w:pStyle w:val="Heading2"/>
-      </w:pPr>
-      <w:r>
-        <w:t>3.2. Hiệu chuẩn và kiểm tra trước vận hành</w:t>
-      </w:r>
-    </w:p>
-    <w:p>
-      <w:pPr>
-        <w:pStyle w:val="ListBullet"/>
-      </w:pPr>
-      <w:r>
-        <w:t>Hiệu chuẩn bốn LDR dưới cùng điều kiện sáng để đo offset và hệ số độ lợi; lưu bảng hệ số.</w:t>
-      </w:r>
-    </w:p>
-    <w:p>
-      <w:pPr>
-        <w:pStyle w:val="ListBullet"/>
-      </w:pPr>
-      <w:r>
-        <w:t>Chiếu sáng từ trái, phải, trên, dưới và các hướng chéo; ghi R_TT, R_PT, R_TD, R_PD sau quy đổi; xác nhận e_quay và e_nghiêng đổi dấu đúng khi hướng sáng đi qua pháp tuyến.</w:t>
-      </w:r>
-    </w:p>
-    <w:p>
-      <w:pPr>
-        <w:pStyle w:val="ListBullet"/>
-      </w:pPr>
-      <w:r>
-        <w:t>Kiểm tra riêng chiều quay motor: tác động ánh sáng mạnh hơn vào phía phải rồi xác nhận lệnh servo quay đúng chiều; chiếu sáng mạnh hơn phía trên rồi xác nhận trục nghiêng đi đúng chiều. Nếu ngược, sửa ánh xạ chiều hoặc dấu sau hiệu chuẩn, không đảo dấu rải rác trong nhiều nhánh chương trình.</w:t>
-      </w:r>
-    </w:p>
-    <w:p>
-      <w:pPr>
-        <w:pStyle w:val="ListBullet"/>
-      </w:pPr>
-      <w:r>
-        <w:t>Đếm xung encoder cho một vòng trục để suy ra độ phân giải góc; đối chiếu với bước dịch chuyển dự kiến Δθ_nghiêng.</w:t>
-      </w:r>
-    </w:p>
-    <w:p>
-      <w:pPr>
-        <w:pStyle w:val="ListBullet"/>
-      </w:pPr>
-      <w:r>
-        <w:t>Đối chiếu giờ DS3231 với giờ chuẩn; thiết lập múi giờ phục vụ ghi nhãn dữ liệu.</w:t>
-      </w:r>
-    </w:p>
-    <w:p>
-      <w:pPr>
-        <w:pStyle w:val="ListBullet"/>
-      </w:pPr>
-      <w:r>
-        <w:t>Ghi một phiên log nền (bốn điện trở, hai sai lệch, góc servo, xung encoder) trước khi thử thuật toán.</w:t>
-      </w:r>
-    </w:p>
-    <w:p>
-      <w:pPr>
-        <w:pStyle w:val="Heading2"/>
-      </w:pPr>
-      <w:r>
-        <w:t>3.3. An toàn khi chế tạo và vận hành</w:t>
-      </w:r>
-    </w:p>
-    <w:p>
-      <w:pPr>
-        <w:pStyle w:val="ListBullet"/>
-      </w:pPr>
-      <w:r>
-        <w:t>Không cấp nguồn công suất khi chưa kiểm tra ngắn mạch và chiều phân cực; dùng cầu chì cho nhánh tải.</w:t>
-      </w:r>
-    </w:p>
-    <w:p>
-      <w:pPr>
-        <w:pStyle w:val="ListBullet"/>
-      </w:pPr>
-      <w:r>
-        <w:t>Không đặt tay vào vùng quay của hai trục khi đang cấp điện; tháo tấm pin trước khi chỉnh cơ khí.</w:t>
-      </w:r>
-    </w:p>
-    <w:p>
-      <w:pPr>
-        <w:pStyle w:val="ListBullet"/>
-      </w:pPr>
-      <w:r>
-        <w:t>Khi thử ngoài trời phải có hộp chống ẩm cho mạch; đặt vị trí nghỉ và ngắt nguồn khi gió mạnh.</w:t>
-      </w:r>
-    </w:p>
-    <w:p>
-      <w:pPr>
-        <w:pStyle w:val="ListBullet"/>
-      </w:pPr>
-      <w:r>
-        <w:t>Mọi thay đổi kết cấu, linh kiện hoặc chân kết nối đều ghi vào nhật ký chế tạo để bảo đảm lặp lại phép thử.</w:t>
-      </w:r>
-    </w:p>
-    <w:p>
-      <w:pPr>
-        <w:pStyle w:val="Heading2"/>
-      </w:pPr>
-      <w:r>
-        <w:t>3.4. Quy trình triển khai và kiểm chứng</w:t>
-      </w:r>
-    </w:p>
-    <w:p>
-      <w:pPr/>
-      <w:r>
-        <w:t>Thực hiện lần lượt: lắp cụm bốn LDR và kiểm tra β_s; đo/hiệu chuẩn các kênh ADC; thử riêng servo phương vị; lắp động cơ nghiêng, encoder và cầu H; xác nhận công tắc từng giới hạn; hợp nhất thuật toán hai sai lệch; kiểm tra bằng tín hiệu mô phỏng; sau đó mới thử ngoài trời. Ghi rõ thông số phần cứng, tọa độ, góc gá, hệ số điều khiển và mọi thay đổi để có thể lặp lại phép thử.</w:t>
-      </w:r>
-    </w:p>
-    <w:p>
-      <w:pPr/>
-      <w:r>
-        <w:t>Khi thử, so sánh tấm pin cố định với thuật toán điều khiển bằng bốn LDR. Ghi R_TT, R_PT, R_TD, R_PD; hai tổng chênh lệch; góc servo; góc encoder; thời gian motor hoạt động; điện áp–dòng PV; năng lượng từng cơ cấu; và thời tiết. Tính thời gian cần để đạt cân bằng, số lần chuyển động, sai số còn lại và năng lượng thuần sau khi trừ điện năng phụ trợ; chưa có số liệu thì không kết luận định lượng.</w:t>
-      </w:r>
-    </w:p>
-    <w:p>
-      <w:pPr>
-        <w:pStyle w:val="Heading1"/>
-      </w:pPr>
-      <w:r>
-        <w:t>CHƯƠNG 4. TIẾN ĐỘ THỰC HIỆN VÀ KẾ HOẠCH TUẦN TỚI</w:t>
-      </w:r>
-    </w:p>
-    <w:p>
-      <w:pPr>
-        <w:pStyle w:val="Heading2"/>
-      </w:pPr>
-      <w:r>
-        <w:t>4.1. Các công việc đã làm được</w:t>
-      </w:r>
-    </w:p>
-    <w:p>
-      <w:pPr>
-        <w:pStyle w:val="ListBullet"/>
-      </w:pPr>
-      <w:r>
-        <w:t>Xây dựng chỉ tiêu kỹ thuật và cấu trúc tổng thể mô hình hai trục (Chương 1).</w:t>
-      </w:r>
-    </w:p>
-    <w:p>
-      <w:pPr>
-        <w:pStyle w:val="ListBullet"/>
-      </w:pPr>
-      <w:r>
-        <w:t>Thiết kế kết cấu cơ khí: đế quay phương vị, khung chữ U, trục nghiêng có encoder, bốn công tắc hành trình (Chương 1, Chương 2).</w:t>
-      </w:r>
-    </w:p>
-    <w:p>
-      <w:pPr>
-        <w:pStyle w:val="ListBullet"/>
-      </w:pPr>
-      <w:r>
-        <w:t>Thiết kế mạch cảm biến bốn kênh, mạch cầu H – servo – encoder, phương án nguồn và bảng chân kết nối (Chương 2).</w:t>
-      </w:r>
-    </w:p>
-    <w:p>
-      <w:pPr>
-        <w:pStyle w:val="ListBullet"/>
-      </w:pPr>
-      <w:r>
-        <w:t>Lập danh mục vật tư dự kiến, quy trình lắp ráp 10 bước, danh mục hiệu chuẩn và quy tắc an toàn (Chương 2, Chương 3).</w:t>
-      </w:r>
-    </w:p>
-    <w:p>
-      <w:pPr>
-        <w:pStyle w:val="Heading2"/>
-      </w:pPr>
-      <w:r>
-        <w:t>4.2. Các công việc sẽ làm trong tuần tới (12/10 – 18/10/2026)</w:t>
-      </w:r>
-    </w:p>
-    <w:p>
-      <w:pPr>
-        <w:pStyle w:val="ListBullet"/>
-      </w:pPr>
-      <w:r>
-        <w:t>Mua/chuẩn bị linh kiện theo danh mục vật tư; thử riêng servo phương vị và motor nghiêng + encoder trên bàn thử.</w:t>
-      </w:r>
-    </w:p>
-    <w:p>
-      <w:pPr>
-        <w:pStyle w:val="ListBullet"/>
-      </w:pPr>
-      <w:r>
-        <w:t>Gia công đế, ổ quay phương vị và khung chữ U; lắp trục nghiêng và quay thử không tải cả hai bậc tự do.</w:t>
-      </w:r>
-    </w:p>
-    <w:p>
-      <w:pPr>
-        <w:pStyle w:val="ListBullet"/>
-      </w:pPr>
-      <w:r>
-        <w:t>Lắp mạch cảm biến và cầu H; kiểm tra bốn công tắc hành trình và liên động chặn/quay ngược từng trục.</w:t>
-      </w:r>
-    </w:p>
-    <w:p>
-      <w:pPr>
-        <w:pStyle w:val="ListBullet"/>
-      </w:pPr>
-      <w:r>
-        <w:t>Hiệu chuẩn offset/độ lợi bốn kênh LDR và xác nhận chiều dấu e_quay, e_nghiêng trên giá chiếu sáng kiểm soát.</w:t>
-      </w:r>
-    </w:p>
-    <w:p>
-      <w:pPr>
-        <w:pStyle w:val="ListBullet"/>
-      </w:pPr>
-      <w:r>
-        <w:t>Ghi nhật ký chế tạo, chụp ảnh các bước để bổ sung vào báo cáo hoàn chỉnh.</w:t>
-      </w:r>
-    </w:p>
-    <w:p>
-      <w:pPr>
-        <w:pStyle w:val="Heading1"/>
-      </w:pPr>
-      <w:r>
-        <w:t>TÀI LIỆU THAM KHẢO</w:t>
-      </w:r>
-    </w:p>
-    <w:p>
-      <w:pPr/>
-      <w:r>
-        <w:t>[1] I. Reda and A. Andreas, “Solar Position Algorithm for Solar Radiation Applications,” NREL/TP-560-34302, 2008. https://docs.nrel.gov/docs/fy08osti/34302.pdf</w:t>
-      </w:r>
-    </w:p>
-    <w:p>
-      <w:pPr/>
-      <w:r>
-        <w:t>[2] I. Reda and A. Andreas, “Solar position algorithm for solar radiation applications,” Solar Energy, vol. 76, no. 5, pp. 577–589, 2004.</w:t>
-      </w:r>
-    </w:p>
-    <w:p>
-      <w:pPr/>
-      <w:r>
-        <w:t>[3] J. A. Duffie and W. A. Beckman, Solar Engineering of Thermal Processes, 4th ed., John Wiley &amp; Sons, 2013.</w:t>
-      </w:r>
-    </w:p>
-    <w:p>
-      <w:pPr/>
-      <w:r>
-        <w:t>[4] R. F. Fuentes-Morales et al., “Control algorithms applied to active solar tracking systems: A review,” Solar Energy, vol. 212, pp. 203–219, 2020. https://doi.org/10.1016/j.solener.2020.10.071</w:t>
-      </w:r>
-    </w:p>
-    <w:p>
-      <w:pPr/>
-      <w:r>
-        <w:t>[5] H. Mousazadeh et al., “A review of principle and sun-tracking methods for maximizing solar systems output,” Renewable and Sustainable Energy Reviews, vol. 13, no. 8, pp. 1800–1818, 2009.</w:t>
-      </w:r>
-    </w:p>
-    <w:p>
-      <w:pPr/>
-      <w:r>
-        <w:t>[6] A. Awasthi et al., “Review on sun tracking technology in solar PV system,” Energy Reports, vol. 6, pp. 392–405, 2020.</w:t>
-      </w:r>
-    </w:p>
-    <w:p>
-      <w:pPr/>
-      <w:r>
-        <w:t>[7] A. R. Amelia et al., “Technologies of solar tracking systems: A review,” IOP Conference Series: Materials Science and Engineering, vol. 767, 012052, 2020.</w:t>
-      </w:r>
-    </w:p>
-    <w:p>
-      <w:pPr/>
-      <w:r>
-        <w:t>[8] Arduino, Arduino Mega 2560 Rev3 — Technical Specifications. https://docs.arduino.cc/hardware/mega-2560/</w:t>
-      </w:r>
-    </w:p>
-    <w:p>
-      <w:pPr/>
-      <w:r>
-        <w:t>[9] Analog Devices, DS3231 Extremely Accurate I²C-Integrated RTC/TCXO/Crystal, Datasheet. https://www.analog.com/media/en/technical-documentation/data-sheets/DS3231.pdf</w:t>
-      </w:r>
-    </w:p>
-    <w:p>
-      <w:pPr/>
-      <w:r>
-        <w:t>[10] A. El Hammoumi et al., “A simple and low-cost active dual-axis solar tracker,” Energy Science &amp; Engineering, vol. 6, no. 5, pp. 607–620, 2018. https://doi.org/10.1002/ese3.236</w:t>
-      </w:r>
-    </w:p>
-    <w:p>
-      <w:pPr/>
-      <w:r>
-        <w:t>[11] J.-M. Wang and C.-L. Lu, “Design and Implementation of a Sun Tracker with a Dual-Axis Single Motor for an Optical Sensor-Based Photovoltaic System,” Sensors, vol. 13, no. 3, pp. 3157–3168, 2013. https://doi.org/10.3390/s130303157</w:t>
-      </w:r>
     </w:p>
     <w:sectPr>
       <w:headerReference w:type="default" r:id="rId9"/>

--- a/Bao_cao_2_truc_Che_tao.docx
+++ b/Bao_cao_2_truc_Che_tao.docx
@@ -7,7 +7,7 @@
         <w:pStyle w:val="Heading1"/>
       </w:pPr>
       <w:r>
-        <w:t>CHƯƠNG 1. PHƯƠNG ÁN THIẾT KẾ HỆ HAI TRỤC ĐÃ CHỐT</w:t>
+        <w:t>CHƯƠNG 1. PHƯƠNG ÁN THIẾT KẾ HỆ HAI TRỤC</w:t>
       </w:r>
     </w:p>
     <w:p>
@@ -15,13 +15,13 @@
         <w:pStyle w:val="Heading2"/>
       </w:pPr>
       <w:r>
-        <w:t>1.1. Phương pháp điều khiển chốt: ma trận LDR suy ra hai góc quay</w:t>
+        <w:t>1.1. Phương pháp điều khiển của hệ</w:t>
       </w:r>
     </w:p>
     <w:p>
       <w:pPr/>
       <w:r>
-        <w:t>Bốn LDR gắn ở bốn góc tấm pin: trên-trái (L_TT), trên-phải (L_PT), dưới-trái (L_TD), dưới-phải (L_PD); mỗi cảm biến gá chếch ra ngoài góc β_s = 30° như nhau. Ma trận sáng được rút thành các đại lượng chuẩn hóa:</w:t>
+        <w:t>Hệ hai trục dùng phương pháp lai: góc thiên văn tính từ ngày–giờ DS1307 theo δ, H, α, γ cho cả trục nghiêng và trục phương vị; góc hiện tại đọc từ hai biến trở; trục nào lệch thô quá 5° thì chạy motor theo lịch, chỉnh nghiêng trước rồi phương vị sau; khi nắng đẹp e1 tinh chỉnh phương vị và e2 tinh chỉnh nghiêng với ngưỡng chết 3°; trời mây thì cả hai trục giữ vị trí theo lịch.</w:t>
       </w:r>
     </w:p>
     <w:p>
@@ -33,55 +33,13 @@
         <w:rPr>
           <w:i/>
         </w:rPr>
-        <w:t>S = L_TT + L_PT + L_TD + L_PD</w:t>
-      </w:r>
-    </w:p>
-    <w:p>
-      <w:pPr>
-        <w:ind w:firstLine="0"/>
-        <w:jc w:val="center"/>
-      </w:pPr>
-      <w:r>
-        <w:rPr>
-          <w:i/>
-        </w:rPr>
-        <w:t>e_quay = [(L_PT + L_PD) − (L_TT + L_TD)] / S</w:t>
-      </w:r>
-    </w:p>
-    <w:p>
-      <w:pPr>
-        <w:ind w:firstLine="0"/>
-        <w:jc w:val="center"/>
-      </w:pPr>
-      <w:r>
-        <w:rPr>
-          <w:i/>
-        </w:rPr>
-        <w:t>e_nghiêng = [(L_TT + L_PT) − (L_TD + L_PD)] / S</w:t>
+        <w:t>e1 = [(L_TT + L_TD) − (L_PT + L_PD)] / S;   e2 = [(L_TT + L_PT) − (L_TD + L_PD)] / S</w:t>
       </w:r>
     </w:p>
     <w:p>
       <w:pPr/>
       <w:r>
-        <w:t>Với đáp ứng mỗi kênh tỉ lệ cos(Δ ∓ β_s) trong mặt phẳng của trục tương ứng, hai góc lệch được suy ra ngay trong một lần đọc:</w:t>
-      </w:r>
-    </w:p>
-    <w:p>
-      <w:pPr>
-        <w:ind w:firstLine="0"/>
-        <w:jc w:val="center"/>
-      </w:pPr>
-      <w:r>
-        <w:rPr>
-          <w:i/>
-        </w:rPr>
-        <w:t>Δ_quay = atan(e_quay / tan β_s);   Δ_nghiêng = atan(e_nghiêng / tan β_s)</w:t>
-      </w:r>
-    </w:p>
-    <w:p>
-      <w:pPr/>
-      <w:r>
-        <w:t>Góc đích của mỗi trục tính từ biến trở hồi tiếp riêng và giới hạn trong hành trình: θ_đích = sat(θ + Δ, θ_min, θ_max). Động cơ chỉ chạy khi |Δ| &gt; δ = 3° và dừng khi hồi tiếp báo tới góc đích; trục nghiêng chỉnh trước rồi mới tới trục phương vị. Hộp giảm tốc trục vít tự hãm giữ tấm pin đứng yên khi ngắt điện — ưu điểm bắt buộc phải có ở trục nghiêng vốn luôn chịu mô-men trọng lượng.</w:t>
+        <w:t>Mỗi motor chỉ nhận xung lệnh ngắn rồi dừng; hộp giảm tốc trục vít tự hãm giữ tấm pin 4 kg đứng yên giữa hai lần chạy, không tốn điện giữ và không trôi khi mất điện.</w:t>
       </w:r>
     </w:p>
     <w:p>
@@ -89,7 +47,7 @@
         <w:pStyle w:val="Heading2"/>
       </w:pPr>
       <w:r>
-        <w:t>1.2. Cấu trúc tổng thể hệ thống</w:t>
+        <w:t>1.2. Cấu trúc tổng thể</w:t>
       </w:r>
     </w:p>
     <w:p>
@@ -100,7 +58,7 @@
       <w:r>
         <w:drawing>
           <wp:inline xmlns:a="http://schemas.openxmlformats.org/drawingml/2006/main" xmlns:pic="http://schemas.openxmlformats.org/drawingml/2006/picture">
-            <wp:extent cx="5580000" cy="3776295"/>
+            <wp:extent cx="5580000" cy="3381915"/>
             <wp:docPr id="1" name="Picture 1"/>
             <wp:cNvGraphicFramePr>
               <a:graphicFrameLocks noChangeAspect="1"/>
@@ -121,7 +79,7 @@
                   <pic:spPr>
                     <a:xfrm>
                       <a:off x="0" y="0"/>
-                      <a:ext cx="5580000" cy="3776295"/>
+                      <a:ext cx="5580000" cy="3381915"/>
                     </a:xfrm>
                     <a:prstGeom prst="rect"/>
                   </pic:spPr>
@@ -137,7 +95,7 @@
         <w:pStyle w:val="Caption"/>
       </w:pPr>
       <w:r>
-        <w:t>Hình 1. Sơ đồ khối hệ thống bám nắng hai trục dùng ESP32</w:t>
+        <w:t>Hình 1. Sơ đồ khối hệ thống bám nắng hai trục điều khiển lai</w:t>
       </w:r>
     </w:p>
     <w:p>
@@ -194,7 +152,7 @@
                 <w:b/>
                 <w:sz w:val="22"/>
               </w:rPr>
-              <w:t>Cấu hình chốt</w:t>
+              <w:t>Cấu hình</w:t>
             </w:r>
           </w:p>
         </w:tc>
@@ -248,7 +206,7 @@
               <w:rPr>
                 <w:sz w:val="22"/>
               </w:rPr>
-              <w:t>4 LDR gá β_s = 30° ở 4 góc</w:t>
+              <w:t>4 LDR có vách che chữ thập</w:t>
             </w:r>
           </w:p>
         </w:tc>
@@ -265,7 +223,7 @@
               <w:rPr>
                 <w:sz w:val="22"/>
               </w:rPr>
-              <w:t>Lập ma trận sáng, tạo e_quay và e_nghiêng.</w:t>
+              <w:t>Tạo e1 (phương vị) và e2 (nghiêng).</w:t>
             </w:r>
           </w:p>
         </w:tc>
@@ -284,7 +242,7 @@
               <w:rPr>
                 <w:sz w:val="22"/>
               </w:rPr>
-              <w:t>Hồi tiếp vị trí</w:t>
+              <w:t>Hồi tiếp góc</w:t>
             </w:r>
           </w:p>
         </w:tc>
@@ -301,7 +259,7 @@
               <w:rPr>
                 <w:sz w:val="22"/>
               </w:rPr>
-              <w:t>2 biến trở xoay 10 k đồng trục</w:t>
+              <w:t>2 biến trở đồng trục</w:t>
             </w:r>
           </w:p>
         </w:tc>
@@ -318,7 +276,113 @@
               <w:rPr>
                 <w:sz w:val="22"/>
               </w:rPr>
-              <w:t>Báo góc hiện tại từng trục để dừng đúng góc đích.</w:t>
+              <w:t>Góc hiện tại của từng trục.</w:t>
+            </w:r>
+          </w:p>
+        </w:tc>
+      </w:tr>
+      <w:tr>
+        <w:tc>
+          <w:tcPr>
+            <w:tcW w:type="dxa" w:w="3010"/>
+          </w:tcPr>
+          <w:p>
+            <w:pPr>
+              <w:spacing w:after="40"/>
+              <w:ind w:firstLine="0"/>
+            </w:pPr>
+            <w:r>
+              <w:rPr>
+                <w:sz w:val="22"/>
+              </w:rPr>
+              <w:t>Thời gian</w:t>
+            </w:r>
+          </w:p>
+        </w:tc>
+        <w:tc>
+          <w:tcPr>
+            <w:tcW w:type="dxa" w:w="3010"/>
+          </w:tcPr>
+          <w:p>
+            <w:pPr>
+              <w:spacing w:after="40"/>
+              <w:ind w:firstLine="0"/>
+            </w:pPr>
+            <w:r>
+              <w:rPr>
+                <w:sz w:val="22"/>
+              </w:rPr>
+              <w:t>Module DS1307 (I²C 0x68)</w:t>
+            </w:r>
+          </w:p>
+        </w:tc>
+        <w:tc>
+          <w:tcPr>
+            <w:tcW w:type="dxa" w:w="3010"/>
+          </w:tcPr>
+          <w:p>
+            <w:pPr>
+              <w:spacing w:after="40"/>
+              <w:ind w:firstLine="0"/>
+            </w:pPr>
+            <w:r>
+              <w:rPr>
+                <w:sz w:val="22"/>
+              </w:rPr>
+              <w:t>Ngày–giờ cho nhánh thiên văn.</w:t>
+            </w:r>
+          </w:p>
+        </w:tc>
+      </w:tr>
+      <w:tr>
+        <w:tc>
+          <w:tcPr>
+            <w:tcW w:type="dxa" w:w="3010"/>
+          </w:tcPr>
+          <w:p>
+            <w:pPr>
+              <w:spacing w:after="40"/>
+              <w:ind w:firstLine="0"/>
+            </w:pPr>
+            <w:r>
+              <w:rPr>
+                <w:sz w:val="22"/>
+              </w:rPr>
+              <w:t>Hiển thị</w:t>
+            </w:r>
+          </w:p>
+        </w:tc>
+        <w:tc>
+          <w:tcPr>
+            <w:tcW w:type="dxa" w:w="3010"/>
+          </w:tcPr>
+          <w:p>
+            <w:pPr>
+              <w:spacing w:after="40"/>
+              <w:ind w:firstLine="0"/>
+            </w:pPr>
+            <w:r>
+              <w:rPr>
+                <w:sz w:val="22"/>
+              </w:rPr>
+              <w:t>LCD I²C 1602 (0x27)</w:t>
+            </w:r>
+          </w:p>
+        </w:tc>
+        <w:tc>
+          <w:tcPr>
+            <w:tcW w:type="dxa" w:w="3010"/>
+          </w:tcPr>
+          <w:p>
+            <w:pPr>
+              <w:spacing w:after="40"/>
+              <w:ind w:firstLine="0"/>
+            </w:pPr>
+            <w:r>
+              <w:rPr>
+                <w:sz w:val="22"/>
+              </w:rPr>
+              <w:t>Giờ, góc hai trục, e1, e2, chế độ.</w:t>
             </w:r>
           </w:p>
         </w:tc>
@@ -354,7 +418,7 @@
               <w:rPr>
                 <w:sz w:val="22"/>
               </w:rPr>
-              <w:t>ESP32 DevKit + RTC DS3231</w:t>
+              <w:t>ESP32 DevKit</w:t>
             </w:r>
           </w:p>
         </w:tc>
@@ -371,7 +435,7 @@
               <w:rPr>
                 <w:sz w:val="22"/>
               </w:rPr>
-              <w:t>ADC 12 bit, lọc trung vị, suy hai góc, liên động, ghi log.</w:t>
+              <w:t>Luật lai hai trục, liên động, log.</w:t>
             </w:r>
           </w:p>
         </w:tc>
@@ -390,7 +454,7 @@
               <w:rPr>
                 <w:sz w:val="22"/>
               </w:rPr>
-              <w:t>Đo kiểm</w:t>
+              <w:t>Cách ly – công suất</w:t>
             </w:r>
           </w:p>
         </w:tc>
@@ -407,7 +471,7 @@
               <w:rPr>
                 <w:sz w:val="22"/>
               </w:rPr>
-              <w:t>ADS1115 (I²C, 16 bit)</w:t>
+              <w:t>4 opto PC817 + 2 cầu H 4 TIP41C</w:t>
             </w:r>
           </w:p>
         </w:tc>
@@ -424,7 +488,7 @@
               <w:rPr>
                 <w:sz w:val="22"/>
               </w:rPr>
-              <w:t>Đo U, I tấm pin phục vụ tính năng lượng.</w:t>
+              <w:t>Đảo chiều hai motor 12 V.</w:t>
             </w:r>
           </w:p>
         </w:tc>
@@ -460,7 +524,7 @@
               <w:rPr>
                 <w:sz w:val="22"/>
               </w:rPr>
-              <w:t>2 motor gạt nước 12 V trục vít + 4 kênh relay</w:t>
+              <w:t>2 motor gạt nước trục vít 12 V</w:t>
             </w:r>
           </w:p>
         </w:tc>
@@ -477,7 +541,7 @@
               <w:rPr>
                 <w:sz w:val="22"/>
               </w:rPr>
-              <w:t>Quay phương vị và nâng/hạ góc nghiêng; tự giữ khi mất điện.</w:t>
+              <w:t>Nghiêng và phương vị, tự giữ vị trí.</w:t>
             </w:r>
           </w:p>
         </w:tc>
@@ -513,7 +577,7 @@
               <w:rPr>
                 <w:sz w:val="22"/>
               </w:rPr>
-              <w:t>4 công tắc hành trình + nút dừng khẩn cấp</w:t>
+              <w:t>qt1…qt4 + diode + 1N4007</w:t>
             </w:r>
           </w:p>
         </w:tc>
@@ -530,7 +594,7 @@
               <w:rPr>
                 <w:sz w:val="22"/>
               </w:rPr>
-              <w:t>Chặn quá hành trình từng trục, cắt lệnh an toàn.</w:t>
+              <w:t>Chặn quá hành trình từng trục.</w:t>
             </w:r>
           </w:p>
         </w:tc>
@@ -544,7 +608,7 @@
         <w:pStyle w:val="Heading2"/>
       </w:pPr>
       <w:r>
-        <w:t>1.3. Bố trí cụm cảm biến và góc gá β_s</w:t>
+        <w:t>1.3. Cụm cảm biến LDR và vách che</w:t>
       </w:r>
     </w:p>
     <w:p>
@@ -555,7 +619,7 @@
       <w:r>
         <w:drawing>
           <wp:inline xmlns:a="http://schemas.openxmlformats.org/drawingml/2006/main" xmlns:pic="http://schemas.openxmlformats.org/drawingml/2006/picture">
-            <wp:extent cx="5580000" cy="2124993"/>
+            <wp:extent cx="5580000" cy="2131716"/>
             <wp:docPr id="2" name="Picture 2"/>
             <wp:cNvGraphicFramePr>
               <a:graphicFrameLocks noChangeAspect="1"/>
@@ -576,7 +640,7 @@
                   <pic:spPr>
                     <a:xfrm>
                       <a:off x="0" y="0"/>
-                      <a:ext cx="5580000" cy="2124993"/>
+                      <a:ext cx="5580000" cy="2131716"/>
                     </a:xfrm>
                     <a:prstGeom prst="rect"/>
                   </pic:spPr>
@@ -592,13 +656,13 @@
         <w:pStyle w:val="Caption"/>
       </w:pPr>
       <w:r>
-        <w:t>Hình 2. Bố trí 4 LDR ở bốn góc tấm pin và mặt cắt góc gá β_s</w:t>
+        <w:t>Hình 2. Bố trí 4 LDR ở bốn góc và vách che chữ thập giữa cụm</w:t>
       </w:r>
     </w:p>
     <w:p>
       <w:pPr/>
       <w:r>
-        <w:t>Góc gá β_s = 30° chốt từ mô phỏng tuần 5/10–10/10: Δ = 3° đã tạo e ≈ 0,030 (đủ nhạy) mà không bão hòa trong dải lệch ±40°. Bốn giá gá phải cùng mẫu, cùng góc, không bị khung hoặc dây che; sau hiệu chuẩn phải cố định chắc và ghi lại góc thực tế để cập nhật tan β_s trong chương trình.</w:t>
+        <w:t>Bốn LDR gá chếch 30° như nhau quanh vách che chữ thập cao 3 cm; cặp trái–phải tạo e1 cho trục phương vị, cặp trên–dưới tạo e2 cho trục nghiêng. Giá gá cùng một mẫu để β_s đồng đều; cụm đặt tại tâm tấm pin để không bị khung che bóng khi nghiêng sâu.</w:t>
       </w:r>
     </w:p>
     <w:p>
@@ -612,7 +676,7 @@
     <w:p>
       <w:pPr/>
       <w:r>
-        <w:t>Trục phương vị đặt thẳng đứng trên đế xoay, trục nghiêng vuông góc qua khớp nâng hạ; cả hai đặt gần trọng tâm tấm pin. Mỗi trục một động cơ gạt nước ô tô 12 V nối tay đòn khớp bản lề; mỗi trục một biến trở xoay 10 k đồng trục chia áp về một kênh ADC1; bốn công tắc hành trình đặt trước điểm va chạm cơ khí ở hai đầu mỗi trục. Công tắc tự đỗ của motor phương vị dùng làm mốc home sau mỗi lần mất điện.</w:t>
+        <w:t>Trục phương vị đặt thẳng đứng trên đế xoay, trục nghiêng vuông góc qua khớp nâng hạ; mỗi trục một motor gạt nước 12 V nối tay đòn khớp bản lề và một biến trở 10 k đồng trục chia áp về GPIO36 (nghiêng) và GPIO39 (phương vị). Bốn công tắc hành trình qt1…qt4 chặn hai đầu mỗi trục. Lệnh quay của mỗi motor đi qua một cặp opto PC817 xuống cầu H TIP41C riêng, cách ly hoàn toàn với khối logic.</w:t>
       </w:r>
     </w:p>
     <w:p>
@@ -620,7 +684,7 @@
         <w:pStyle w:val="Heading1"/>
       </w:pPr>
       <w:r>
-        <w:t>CHƯƠNG 2. THIẾT KẾ CƠ KHÍ, MẠCH ĐIỆN VÀ DANH MỤC VẬT TƯ</w:t>
+        <w:t>CHƯƠNG 2. THIẾT KẾ CƠ KHÍ, MẠCH ĐIỆN VÀ VẬT TƯ</w:t>
       </w:r>
     </w:p>
     <w:p>
@@ -632,57 +696,15 @@
       </w:r>
     </w:p>
     <w:p>
-      <w:pPr>
-        <w:ind w:firstLine="0"/>
-        <w:jc w:val="center"/>
-      </w:pPr>
+      <w:pPr/>
       <w:r>
-        <w:drawing>
-          <wp:inline xmlns:a="http://schemas.openxmlformats.org/drawingml/2006/main" xmlns:pic="http://schemas.openxmlformats.org/drawingml/2006/picture">
-            <wp:extent cx="5400000" cy="3458678"/>
-            <wp:docPr id="3" name="Picture 3"/>
-            <wp:cNvGraphicFramePr>
-              <a:graphicFrameLocks noChangeAspect="1"/>
-            </wp:cNvGraphicFramePr>
-            <a:graphic>
-              <a:graphicData uri="http://schemas.openxmlformats.org/drawingml/2006/picture">
-                <pic:pic>
-                  <pic:nvPicPr>
-                    <pic:cNvPr id="0" name="mo_hinh_co_khi_2_truc.png"/>
-                    <pic:cNvPicPr/>
-                  </pic:nvPicPr>
-                  <pic:blipFill>
-                    <a:blip r:embed="rId25"/>
-                    <a:stretch>
-                      <a:fillRect/>
-                    </a:stretch>
-                  </pic:blipFill>
-                  <pic:spPr>
-                    <a:xfrm>
-                      <a:off x="0" y="0"/>
-                      <a:ext cx="5400000" cy="3458678"/>
-                    </a:xfrm>
-                    <a:prstGeom prst="rect"/>
-                  </pic:spPr>
-                </pic:pic>
-              </a:graphicData>
-            </a:graphic>
-          </wp:inline>
-        </w:drawing>
-      </w:r>
-    </w:p>
-    <w:p>
-      <w:pPr>
-        <w:pStyle w:val="Caption"/>
-      </w:pPr>
-      <w:r>
-        <w:t>Hình 3. Mặt cắt mô hình cơ khí hai trục với hai động cơ gạt nước trục vít</w:t>
+        <w:t>Đế thép phẳng có bulông cân bằng mang cụm đế xoay phương vị; khớp nâng hạ gắn vuông góc mang trục nghiêng và khung đỡ tấm pin 100 W khoảng 4 kg. Tâm khối lượng tấm pin đặt sát trục nghiêng để giảm mô-men trọng lượng; hai tay đòn khớp bản lề nối hai motor với hai trục; dây dẫn chừa dư theo hành trình cả hai trục. Bốn công tắc hành trình gá trước điểm va chạm cứng khoảng 2° mỗi đầu trục.</w:t>
       </w:r>
     </w:p>
     <w:p>
       <w:pPr/>
       <w:r>
-        <w:t>Đế phẳng có bulông cân bằng; cụm đế xoay phương vị mang trục thép có bạc lót; khung nâng hạ gắn vuông góc, mang trục nghiêng và tai bắt tấm pin. Hai tay đòn nối hai motor với hai trục đều có khớp bản lề để khử sai lệch quỹ đạo; dây dẫn chừa dư theo hành trình cả hai trục; bốn công tắc hành trình gá sao cho cần gạt chạm trước khi cơ cấu va chạm cứng.</w:t>
+        <w:t>Bản vẽ chi tiết cơ khí sẽ bổ sung bằng bản vẽ tay ở phiên bản sau; bản này mô tả kết cấu bằng lời cùng bảng tính chọn động cơ bên dưới.</w:t>
       </w:r>
     </w:p>
     <w:p>
@@ -690,7 +712,7 @@
         <w:pStyle w:val="Heading2"/>
       </w:pPr>
       <w:r>
-        <w:t>2.2. Kết quả tính chọn động cơ</w:t>
+        <w:t>2.2. Tính chọn động cơ cho tấm pin 4 kg – 100 W</w:t>
       </w:r>
     </w:p>
     <w:p>
@@ -699,7 +721,7 @@
         <w:spacing w:after="80"/>
       </w:pPr>
       <w:r>
-        <w:t>Bảng 2. Tính chọn hai động cơ gạt nước cho hệ hai trục</w:t>
+        <w:t>Bảng 2. Tính chọn hai động cơ cho tấm pin 4 kg – 100 W</w:t>
       </w:r>
     </w:p>
     <w:tbl>
@@ -784,7 +806,7 @@
               <w:rPr>
                 <w:sz w:val="22"/>
               </w:rPr>
-              <w:t>Mô-men trọng lượng tấm pin 0,9 kg</w:t>
+              <w:t>Mô-men trọng lượng (lệch tâm 5 cm)</w:t>
             </w:r>
           </w:p>
         </w:tc>
@@ -801,7 +823,7 @@
               <w:rPr>
                 <w:sz w:val="22"/>
               </w:rPr>
-              <w:t>≈ 1,3 N·m (lệch tâm 0,15 m)</w:t>
+              <w:t>≈ 2,0 N·m</w:t>
             </w:r>
           </w:p>
         </w:tc>
@@ -818,7 +840,7 @@
               <w:rPr>
                 <w:sz w:val="22"/>
               </w:rPr>
-              <w:t>≈ 0 N·m (cân bằng quanh trục)</w:t>
+              <w:t>≈ 0 N·m (cân bằng)</w:t>
             </w:r>
           </w:p>
         </w:tc>
@@ -837,7 +859,7 @@
               <w:rPr>
                 <w:sz w:val="22"/>
               </w:rPr>
-              <w:t>Mô-men gió v = 10 m/s</w:t>
+              <w:t>Mô-men gió v = 8 m/s (tay đòn 0,3 m)</w:t>
             </w:r>
           </w:p>
         </w:tc>
@@ -854,7 +876,7 @@
               <w:rPr>
                 <w:sz w:val="22"/>
               </w:rPr>
-              <w:t>≈ 0,54 N·m</w:t>
+              <w:t>≈ 7,5 N·m</w:t>
             </w:r>
           </w:p>
         </w:tc>
@@ -871,7 +893,7 @@
               <w:rPr>
                 <w:sz w:val="22"/>
               </w:rPr>
-              <w:t>≈ 1,1 N·m (cánh tay 0,3 m)</w:t>
+              <w:t>≈ 7,5 N·m</w:t>
             </w:r>
           </w:p>
         </w:tc>
@@ -890,7 +912,7 @@
               <w:rPr>
                 <w:sz w:val="22"/>
               </w:rPr>
-              <w:t>Mô-men yêu cầu (×2,5 khởi động/ma sát trục vít)</w:t>
+              <w:t>Mô-men yêu cầu (×2 khởi động, ma sát)</w:t>
             </w:r>
           </w:p>
         </w:tc>
@@ -907,7 +929,7 @@
               <w:rPr>
                 <w:sz w:val="22"/>
               </w:rPr>
-              <w:t>≈ 4,6 N·m</w:t>
+              <w:t>≈ 19 N·m</w:t>
             </w:r>
           </w:p>
         </w:tc>
@@ -924,7 +946,7 @@
               <w:rPr>
                 <w:sz w:val="22"/>
               </w:rPr>
-              <w:t>≈ 2,8 N·m</w:t>
+              <w:t>≈ 15 N·m</w:t>
             </w:r>
           </w:p>
         </w:tc>
@@ -943,7 +965,7 @@
               <w:rPr>
                 <w:sz w:val="22"/>
               </w:rPr>
-              <w:t>Motor gạt nước 12 V điển hình</w:t>
+              <w:t>Motor gạt nước + giảm tốc ngoài 1:3</w:t>
             </w:r>
           </w:p>
         </w:tc>
@@ -960,7 +982,7 @@
               <w:rPr>
                 <w:sz w:val="22"/>
               </w:rPr>
-              <w:t>8 – 12 N·m</w:t>
+              <w:t>24 – 36 N·m</w:t>
             </w:r>
           </w:p>
         </w:tc>
@@ -977,7 +999,7 @@
               <w:rPr>
                 <w:sz w:val="22"/>
               </w:rPr>
-              <w:t>8 – 12 N·m</w:t>
+              <w:t>24 – 36 N·m</w:t>
             </w:r>
           </w:p>
         </w:tc>
@@ -1013,7 +1035,7 @@
               <w:rPr>
                 <w:sz w:val="22"/>
               </w:rPr>
-              <w:t>≈ 2 – 2,5 lần</w:t>
+              <w:t>1,3 – 1,9 lần</w:t>
             </w:r>
           </w:p>
         </w:tc>
@@ -1030,7 +1052,7 @@
               <w:rPr>
                 <w:sz w:val="22"/>
               </w:rPr>
-              <w:t>≈ 3 – 4 lần</w:t>
+              <w:t>1,6 – 2,4 lần</w:t>
             </w:r>
           </w:p>
         </w:tc>
@@ -1066,7 +1088,7 @@
               <w:rPr>
                 <w:sz w:val="22"/>
               </w:rPr>
-              <w:t>Trục vít tự hãm — không trôi</w:t>
+              <w:t>Trục vít tự hãm, không trôi</w:t>
             </w:r>
           </w:p>
         </w:tc>
@@ -1083,7 +1105,7 @@
               <w:rPr>
                 <w:sz w:val="22"/>
               </w:rPr>
-              <w:t>Trục vít tự hãm — không trôi</w:t>
+              <w:t>Trục vít tự hãm, không trôi</w:t>
             </w:r>
           </w:p>
         </w:tc>
@@ -1095,7 +1117,7 @@
     <w:p>
       <w:pPr/>
       <w:r>
-        <w:t>Trục nghiêng là trục chịu tải nặng nhất vì luôn cõng mô-men trọng lượng; motor gạt nước vẫn dư mô-men với hệ số an toàn 2–2,5 lần và đặc biệt không trôi vị trí khi mất điện. Tốc độ trục ra chậm (1–2 vòng/phút) phù hợp vì mỗi lần hiệu chỉnh chỉ quay vài độ.</w:t>
+        <w:t>Trục nghiêng chịu tải nặng nhất vì luôn mang mô-men trọng lượng tấm pin 4 kg; cặp motor gạt nước kèm giảm tốc ngoài 1:3 cho 24–36 N·m ở trục ra, đủ hệ số an toàn 1,3–2,4 lần ở gió 8 m/s. Khi gió trên 10 m/s hệ hạ tấm pin nằm ngang theo chế độ nghỉ để giảm tay đòn gió.</w:t>
       </w:r>
     </w:p>
     <w:p>
@@ -1103,13 +1125,13 @@
         <w:pStyle w:val="Heading2"/>
       </w:pPr>
       <w:r>
-        <w:t>2.3. Mạch điện và phương pháp đọc ADC</w:t>
+        <w:t>2.3. Mạch điện: nguồn, cách ly, động lực và đo lường</w:t>
       </w:r>
     </w:p>
     <w:p>
       <w:pPr/>
       <w:r>
-        <w:t>Mạch chia áp bốn LDR và hai biến trở do sinh viên tự chế, tự hiệu chuẩn; báo cáo chốt phần xử lý tín hiệu phía ESP32: ADC1 12 bit suy hao 11 dB; mỗi kênh lấy 64 mẫu, lấy trung vị rồi trung bình nửa giữa; đổi sang milivôn theo hệ số hiệu chuẩn của bo. ADS1115 16 bit qua I²C đo U tấm pin (qua cầu chia) và dòng (qua ACS712) phục vụ tính năng lượng. Hai motor đóng cắt bằng hai module relay 2 kênh (hoặc hai cầu H MOSFET), mỗi motor một cầu chì 10 A; nguồn động cơ 12 V tách khối nguồn logic 5 V, mass chung một điểm.</w:t>
+        <w:t>Nguồn 12 V qua X1 và 1N4007 chống ngược cực; LM2596 hạ 3,3 V nuôi ESP32; 7805 kèm tụ 220 µF hạ 5 V nuôi LCD I²C 1602 và DS1307. Mỗi motor một cầu H bốn TIP41C với bốn diode bảo vệ, nhận lệnh qua cặp opto PC817 và điện trở 220 Ω; bốn công tắc hành trình qt1…qt4 kéo xuống 1k. Bốn kênh LDR, hai biến trở hồi tiếp đưa vào các chân ADC; hệ chỉ đo điện áp, chưa đo dòng điện.</w:t>
       </w:r>
     </w:p>
     <w:p>
@@ -1120,8 +1142,8 @@
       <w:r>
         <w:drawing>
           <wp:inline xmlns:a="http://schemas.openxmlformats.org/drawingml/2006/main" xmlns:pic="http://schemas.openxmlformats.org/drawingml/2006/picture">
-            <wp:extent cx="5760000" cy="3825547"/>
-            <wp:docPr id="4" name="Picture 4"/>
+            <wp:extent cx="5760000" cy="3851662"/>
+            <wp:docPr id="3" name="Picture 3"/>
             <wp:cNvGraphicFramePr>
               <a:graphicFrameLocks noChangeAspect="1"/>
             </wp:cNvGraphicFramePr>
@@ -1133,7 +1155,7 @@
                     <pic:cNvPicPr/>
                   </pic:nvPicPr>
                   <pic:blipFill>
-                    <a:blip r:embed="rId26"/>
+                    <a:blip r:embed="rId25"/>
                     <a:stretch>
                       <a:fillRect/>
                     </a:stretch>
@@ -1141,7 +1163,7 @@
                   <pic:spPr>
                     <a:xfrm>
                       <a:off x="0" y="0"/>
-                      <a:ext cx="5760000" cy="3825547"/>
+                      <a:ext cx="5760000" cy="3851662"/>
                     </a:xfrm>
                     <a:prstGeom prst="rect"/>
                   </pic:spPr>
@@ -1157,7 +1179,7 @@
         <w:pStyle w:val="Caption"/>
       </w:pPr>
       <w:r>
-        <w:t>Hình 4. Sơ đồ kết nối ESP32 của mô hình hai trục</w:t>
+        <w:t>Hình 3. Sơ đồ kết nối ESP32 DevKit của mô hình hai trục</w:t>
       </w:r>
     </w:p>
     <w:p>
@@ -1166,7 +1188,7 @@
         <w:spacing w:after="80"/>
       </w:pPr>
       <w:r>
-        <w:t>Bảng 3. Bảng chân kết nối chốt cho mô hình hai trục</w:t>
+        <w:t>Bảng 3. Bảng chân kết nối của mô hình hai trục</w:t>
       </w:r>
     </w:p>
     <w:tbl>
@@ -1214,7 +1236,7 @@
                 <w:b/>
                 <w:sz w:val="22"/>
               </w:rPr>
-              <w:t>Tín hiệu</w:t>
+              <w:t>Mạng tín hiệu</w:t>
             </w:r>
           </w:p>
         </w:tc>
@@ -1232,7 +1254,7 @@
                 <w:b/>
                 <w:sz w:val="22"/>
               </w:rPr>
-              <w:t>Thiết bị / ghi chú</w:t>
+              <w:t>Thiết bị</w:t>
             </w:r>
           </w:p>
         </w:tc>
@@ -1251,7 +1273,7 @@
               <w:rPr>
                 <w:sz w:val="22"/>
               </w:rPr>
-              <w:t>GPIO36, 39, 34, 35 (ADC1)</w:t>
+              <w:t>GPIO25, 26, 27, 14</w:t>
             </w:r>
           </w:p>
         </w:tc>
@@ -1268,7 +1290,7 @@
               <w:rPr>
                 <w:sz w:val="22"/>
               </w:rPr>
-              <w:t>4 kênh analog</w:t>
+              <w:t>LDR TT, PT, TD, PD</w:t>
             </w:r>
           </w:p>
         </w:tc>
@@ -1285,7 +1307,7 @@
               <w:rPr>
                 <w:sz w:val="22"/>
               </w:rPr>
-              <w:t>Ma trận LDR: L_TT, L_PT, L_TD, L_PD.</w:t>
+              <w:t>Ma trận 4 LDR qua mạch chia áp.</w:t>
             </w:r>
           </w:p>
         </w:tc>
@@ -1304,7 +1326,7 @@
               <w:rPr>
                 <w:sz w:val="22"/>
               </w:rPr>
-              <w:t>GPIO32 (ADC1_CH4)</w:t>
+              <w:t>GPIO36, 39</w:t>
             </w:r>
           </w:p>
         </w:tc>
@@ -1321,7 +1343,7 @@
               <w:rPr>
                 <w:sz w:val="22"/>
               </w:rPr>
-              <w:t>1 kênh analog</w:t>
+              <w:t>biến trở nghiêng, phương vị</w:t>
             </w:r>
           </w:p>
         </w:tc>
@@ -1338,7 +1360,7 @@
               <w:rPr>
                 <w:sz w:val="22"/>
               </w:rPr>
-              <w:t>Biến trở hồi tiếp góc phương vị.</w:t>
+              <w:t>Hồi tiếp góc hai trục.</w:t>
             </w:r>
           </w:p>
         </w:tc>
@@ -1357,7 +1379,7 @@
               <w:rPr>
                 <w:sz w:val="22"/>
               </w:rPr>
-              <w:t>GPIO33 (ADC1_CH5)</w:t>
+              <w:t>GPIO34, 35, 32, 33</w:t>
             </w:r>
           </w:p>
         </w:tc>
@@ -1374,7 +1396,7 @@
               <w:rPr>
                 <w:sz w:val="22"/>
               </w:rPr>
-              <w:t>1 kênh analog</w:t>
+              <w:t>qt1…qt4</w:t>
             </w:r>
           </w:p>
         </w:tc>
@@ -1391,7 +1413,7 @@
               <w:rPr>
                 <w:sz w:val="22"/>
               </w:rPr>
-              <w:t>Biến trở hồi tiếp góc nghiêng.</w:t>
+              <w:t>Hành trình hai đầu mỗi trục.</w:t>
             </w:r>
           </w:p>
         </w:tc>
@@ -1410,7 +1432,7 @@
               <w:rPr>
                 <w:sz w:val="22"/>
               </w:rPr>
-              <w:t>GPIO21 / GPIO22</w:t>
+              <w:t>GPIO21, 22</w:t>
             </w:r>
           </w:p>
         </w:tc>
@@ -1427,7 +1449,7 @@
               <w:rPr>
                 <w:sz w:val="22"/>
               </w:rPr>
-              <w:t>I²C</w:t>
+              <w:t>sda, scl</w:t>
             </w:r>
           </w:p>
         </w:tc>
@@ -1444,7 +1466,7 @@
               <w:rPr>
                 <w:sz w:val="22"/>
               </w:rPr>
-              <w:t>ADS1115 đo U–I và RTC DS3231 chung bus.</w:t>
+              <w:t>DS1307 và LCD I²C chung bus.</w:t>
             </w:r>
           </w:p>
         </w:tc>
@@ -1463,7 +1485,7 @@
               <w:rPr>
                 <w:sz w:val="22"/>
               </w:rPr>
-              <w:t>GPIO26, GPIO27</w:t>
+              <w:t>GPIO19, 18</w:t>
             </w:r>
           </w:p>
         </w:tc>
@@ -1480,7 +1502,7 @@
               <w:rPr>
                 <w:sz w:val="22"/>
               </w:rPr>
-              <w:t>2 ngõ ra</w:t>
+              <w:t>th_thuan, th_nguoc trục nghiêng</w:t>
             </w:r>
           </w:p>
         </w:tc>
@@ -1497,7 +1519,7 @@
               <w:rPr>
                 <w:sz w:val="22"/>
               </w:rPr>
-              <w:t>Hai kênh relay motor phương vị (đảo chiều).</w:t>
+              <w:t>Cặp opto thứ nhất.</w:t>
             </w:r>
           </w:p>
         </w:tc>
@@ -1516,7 +1538,7 @@
               <w:rPr>
                 <w:sz w:val="22"/>
               </w:rPr>
-              <w:t>GPIO14, GPIO13</w:t>
+              <w:t>GPIO5, 13</w:t>
             </w:r>
           </w:p>
         </w:tc>
@@ -1533,7 +1555,7 @@
               <w:rPr>
                 <w:sz w:val="22"/>
               </w:rPr>
-              <w:t>2 ngõ ra</w:t>
+              <w:t>th_thuan, th_nguoc phương vị</w:t>
             </w:r>
           </w:p>
         </w:tc>
@@ -1550,219 +1572,7 @@
               <w:rPr>
                 <w:sz w:val="22"/>
               </w:rPr>
-              <w:t>Hai kênh relay motor nghiêng (đảo chiều).</w:t>
-            </w:r>
-          </w:p>
-        </w:tc>
-      </w:tr>
-      <w:tr>
-        <w:tc>
-          <w:tcPr>
-            <w:tcW w:type="dxa" w:w="3010"/>
-          </w:tcPr>
-          <w:p>
-            <w:pPr>
-              <w:spacing w:after="40"/>
-              <w:ind w:firstLine="0"/>
-            </w:pPr>
-            <w:r>
-              <w:rPr>
-                <w:sz w:val="22"/>
-              </w:rPr>
-              <w:t>GPIO4, GPIO5</w:t>
-            </w:r>
-          </w:p>
-        </w:tc>
-        <w:tc>
-          <w:tcPr>
-            <w:tcW w:type="dxa" w:w="3010"/>
-          </w:tcPr>
-          <w:p>
-            <w:pPr>
-              <w:spacing w:after="40"/>
-              <w:ind w:firstLine="0"/>
-            </w:pPr>
-            <w:r>
-              <w:rPr>
-                <w:sz w:val="22"/>
-              </w:rPr>
-              <w:t>Ngõ vào pull-up</w:t>
-            </w:r>
-          </w:p>
-        </w:tc>
-        <w:tc>
-          <w:tcPr>
-            <w:tcW w:type="dxa" w:w="3010"/>
-          </w:tcPr>
-          <w:p>
-            <w:pPr>
-              <w:spacing w:after="40"/>
-              <w:ind w:firstLine="0"/>
-            </w:pPr>
-            <w:r>
-              <w:rPr>
-                <w:sz w:val="22"/>
-              </w:rPr>
-              <w:t>Công tắc hành trình hai đầu trục nghiêng.</w:t>
-            </w:r>
-          </w:p>
-        </w:tc>
-      </w:tr>
-      <w:tr>
-        <w:tc>
-          <w:tcPr>
-            <w:tcW w:type="dxa" w:w="3010"/>
-          </w:tcPr>
-          <w:p>
-            <w:pPr>
-              <w:spacing w:after="40"/>
-              <w:ind w:firstLine="0"/>
-            </w:pPr>
-            <w:r>
-              <w:rPr>
-                <w:sz w:val="22"/>
-              </w:rPr>
-              <w:t>GPIO18, GPIO19</w:t>
-            </w:r>
-          </w:p>
-        </w:tc>
-        <w:tc>
-          <w:tcPr>
-            <w:tcW w:type="dxa" w:w="3010"/>
-          </w:tcPr>
-          <w:p>
-            <w:pPr>
-              <w:spacing w:after="40"/>
-              <w:ind w:firstLine="0"/>
-            </w:pPr>
-            <w:r>
-              <w:rPr>
-                <w:sz w:val="22"/>
-              </w:rPr>
-              <w:t>Ngõ vào pull-up</w:t>
-            </w:r>
-          </w:p>
-        </w:tc>
-        <w:tc>
-          <w:tcPr>
-            <w:tcW w:type="dxa" w:w="3010"/>
-          </w:tcPr>
-          <w:p>
-            <w:pPr>
-              <w:spacing w:after="40"/>
-              <w:ind w:firstLine="0"/>
-            </w:pPr>
-            <w:r>
-              <w:rPr>
-                <w:sz w:val="22"/>
-              </w:rPr>
-              <w:t>Công tắc hành trình hai đầu trục phương vị.</w:t>
-            </w:r>
-          </w:p>
-        </w:tc>
-      </w:tr>
-      <w:tr>
-        <w:tc>
-          <w:tcPr>
-            <w:tcW w:type="dxa" w:w="3010"/>
-          </w:tcPr>
-          <w:p>
-            <w:pPr>
-              <w:spacing w:after="40"/>
-              <w:ind w:firstLine="0"/>
-            </w:pPr>
-            <w:r>
-              <w:rPr>
-                <w:sz w:val="22"/>
-              </w:rPr>
-              <w:t>GPIO25</w:t>
-            </w:r>
-          </w:p>
-        </w:tc>
-        <w:tc>
-          <w:tcPr>
-            <w:tcW w:type="dxa" w:w="3010"/>
-          </w:tcPr>
-          <w:p>
-            <w:pPr>
-              <w:spacing w:after="40"/>
-              <w:ind w:firstLine="0"/>
-            </w:pPr>
-            <w:r>
-              <w:rPr>
-                <w:sz w:val="22"/>
-              </w:rPr>
-              <w:t>Ngõ vào pull-up</w:t>
-            </w:r>
-          </w:p>
-        </w:tc>
-        <w:tc>
-          <w:tcPr>
-            <w:tcW w:type="dxa" w:w="3010"/>
-          </w:tcPr>
-          <w:p>
-            <w:pPr>
-              <w:spacing w:after="40"/>
-              <w:ind w:firstLine="0"/>
-            </w:pPr>
-            <w:r>
-              <w:rPr>
-                <w:sz w:val="22"/>
-              </w:rPr>
-              <w:t>Nút dừng khẩn cấp.</w:t>
-            </w:r>
-          </w:p>
-        </w:tc>
-      </w:tr>
-      <w:tr>
-        <w:tc>
-          <w:tcPr>
-            <w:tcW w:type="dxa" w:w="3010"/>
-          </w:tcPr>
-          <w:p>
-            <w:pPr>
-              <w:spacing w:after="40"/>
-              <w:ind w:firstLine="0"/>
-            </w:pPr>
-            <w:r>
-              <w:rPr>
-                <w:sz w:val="22"/>
-              </w:rPr>
-              <w:t>USB-UART</w:t>
-            </w:r>
-          </w:p>
-        </w:tc>
-        <w:tc>
-          <w:tcPr>
-            <w:tcW w:type="dxa" w:w="3010"/>
-          </w:tcPr>
-          <w:p>
-            <w:pPr>
-              <w:spacing w:after="40"/>
-              <w:ind w:firstLine="0"/>
-            </w:pPr>
-            <w:r>
-              <w:rPr>
-                <w:sz w:val="22"/>
-              </w:rPr>
-              <w:t>Serial 115200</w:t>
-            </w:r>
-          </w:p>
-        </w:tc>
-        <w:tc>
-          <w:tcPr>
-            <w:tcW w:type="dxa" w:w="3010"/>
-          </w:tcPr>
-          <w:p>
-            <w:pPr>
-              <w:spacing w:after="40"/>
-              <w:ind w:firstLine="0"/>
-            </w:pPr>
-            <w:r>
-              <w:rPr>
-                <w:sz w:val="22"/>
-              </w:rPr>
-              <w:t>Serial Monitor và ghi log thử nghiệm.</w:t>
+              <w:t>Cặp opto thứ hai.</w:t>
             </w:r>
           </w:p>
         </w:tc>
@@ -1785,7 +1595,7 @@
         <w:spacing w:after="80"/>
       </w:pPr>
       <w:r>
-        <w:t>Bảng 4. Danh mục vật tư – linh kiện đã chốt</w:t>
+        <w:t>Bảng 4. Danh mục vật tư – linh kiện của mô hình hai trục</w:t>
       </w:r>
     </w:p>
     <w:tbl>
@@ -1852,7 +1662,7 @@
                 <w:b/>
                 <w:sz w:val="22"/>
               </w:rPr>
-              <w:t>Thông số chốt</w:t>
+              <w:t>Thông số</w:t>
             </w:r>
           </w:p>
         </w:tc>
@@ -1923,7 +1733,7 @@
               <w:rPr>
                 <w:sz w:val="22"/>
               </w:rPr>
-              <w:t>6 V – 10 W kèm khung</w:t>
+              <w:t>100 W, khoảng 4 kg</w:t>
             </w:r>
           </w:p>
         </w:tc>
@@ -2046,7 +1856,7 @@
               <w:rPr>
                 <w:sz w:val="22"/>
               </w:rPr>
-              <w:t>Mạch chia áp LDR + biến trở</w:t>
+              <w:t>Điện trở chia áp LDR</w:t>
             </w:r>
           </w:p>
         </w:tc>
@@ -2063,7 +1873,7 @@
               <w:rPr>
                 <w:sz w:val="22"/>
               </w:rPr>
-              <w:t>Sinh viên tự chế; biến trở xoay 10 k</w:t>
+              <w:t>10 kΩ</w:t>
             </w:r>
           </w:p>
         </w:tc>
@@ -2080,7 +1890,7 @@
               <w:rPr>
                 <w:sz w:val="22"/>
               </w:rPr>
-              <w:t>1 bộ</w:t>
+              <w:t>4</w:t>
             </w:r>
           </w:p>
         </w:tc>
@@ -2100,6 +1910,76 @@
                 <w:sz w:val="22"/>
               </w:rPr>
               <w:t>4</w:t>
+            </w:r>
+          </w:p>
+        </w:tc>
+        <w:tc>
+          <w:tcPr>
+            <w:tcW w:type="dxa" w:w="2257"/>
+          </w:tcPr>
+          <w:p>
+            <w:pPr>
+              <w:spacing w:after="40"/>
+              <w:ind w:firstLine="0"/>
+            </w:pPr>
+            <w:r>
+              <w:rPr>
+                <w:sz w:val="22"/>
+              </w:rPr>
+              <w:t>Biến trở hồi tiếp góc</w:t>
+            </w:r>
+          </w:p>
+        </w:tc>
+        <w:tc>
+          <w:tcPr>
+            <w:tcW w:type="dxa" w:w="2257"/>
+          </w:tcPr>
+          <w:p>
+            <w:pPr>
+              <w:spacing w:after="40"/>
+              <w:ind w:firstLine="0"/>
+            </w:pPr>
+            <w:r>
+              <w:rPr>
+                <w:sz w:val="22"/>
+              </w:rPr>
+              <w:t>10 kΩ xoay</w:t>
+            </w:r>
+          </w:p>
+        </w:tc>
+        <w:tc>
+          <w:tcPr>
+            <w:tcW w:type="dxa" w:w="2257"/>
+          </w:tcPr>
+          <w:p>
+            <w:pPr>
+              <w:spacing w:after="40"/>
+              <w:ind w:firstLine="0"/>
+            </w:pPr>
+            <w:r>
+              <w:rPr>
+                <w:sz w:val="22"/>
+              </w:rPr>
+              <w:t>2</w:t>
+            </w:r>
+          </w:p>
+        </w:tc>
+      </w:tr>
+      <w:tr>
+        <w:tc>
+          <w:tcPr>
+            <w:tcW w:type="dxa" w:w="2257"/>
+          </w:tcPr>
+          <w:p>
+            <w:pPr>
+              <w:spacing w:after="40"/>
+              <w:ind w:firstLine="0"/>
+            </w:pPr>
+            <w:r>
+              <w:rPr>
+                <w:sz w:val="22"/>
+              </w:rPr>
+              <w:t>5</w:t>
             </w:r>
           </w:p>
         </w:tc>
@@ -2169,76 +2049,6 @@
               <w:rPr>
                 <w:sz w:val="22"/>
               </w:rPr>
-              <w:t>5</w:t>
-            </w:r>
-          </w:p>
-        </w:tc>
-        <w:tc>
-          <w:tcPr>
-            <w:tcW w:type="dxa" w:w="2257"/>
-          </w:tcPr>
-          <w:p>
-            <w:pPr>
-              <w:spacing w:after="40"/>
-              <w:ind w:firstLine="0"/>
-            </w:pPr>
-            <w:r>
-              <w:rPr>
-                <w:sz w:val="22"/>
-              </w:rPr>
-              <w:t>Module ADC 16 bit</w:t>
-            </w:r>
-          </w:p>
-        </w:tc>
-        <w:tc>
-          <w:tcPr>
-            <w:tcW w:type="dxa" w:w="2257"/>
-          </w:tcPr>
-          <w:p>
-            <w:pPr>
-              <w:spacing w:after="40"/>
-              <w:ind w:firstLine="0"/>
-            </w:pPr>
-            <w:r>
-              <w:rPr>
-                <w:sz w:val="22"/>
-              </w:rPr>
-              <w:t>ADS1115 I²C</w:t>
-            </w:r>
-          </w:p>
-        </w:tc>
-        <w:tc>
-          <w:tcPr>
-            <w:tcW w:type="dxa" w:w="2257"/>
-          </w:tcPr>
-          <w:p>
-            <w:pPr>
-              <w:spacing w:after="40"/>
-              <w:ind w:firstLine="0"/>
-            </w:pPr>
-            <w:r>
-              <w:rPr>
-                <w:sz w:val="22"/>
-              </w:rPr>
-              <w:t>1</w:t>
-            </w:r>
-          </w:p>
-        </w:tc>
-      </w:tr>
-      <w:tr>
-        <w:tc>
-          <w:tcPr>
-            <w:tcW w:type="dxa" w:w="2257"/>
-          </w:tcPr>
-          <w:p>
-            <w:pPr>
-              <w:spacing w:after="40"/>
-              <w:ind w:firstLine="0"/>
-            </w:pPr>
-            <w:r>
-              <w:rPr>
-                <w:sz w:val="22"/>
-              </w:rPr>
               <w:t>6</w:t>
             </w:r>
           </w:p>
@@ -2256,7 +2066,7 @@
               <w:rPr>
                 <w:sz w:val="22"/>
               </w:rPr>
-              <w:t>Cảm biến dòng</w:t>
+              <w:t>Module RTC</w:t>
             </w:r>
           </w:p>
         </w:tc>
@@ -2273,7 +2083,7 @@
               <w:rPr>
                 <w:sz w:val="22"/>
               </w:rPr>
-              <w:t>ACS712 5 A</w:t>
+              <w:t>DS1307 có pin nuôi</w:t>
             </w:r>
           </w:p>
         </w:tc>
@@ -2326,7 +2136,7 @@
               <w:rPr>
                 <w:sz w:val="22"/>
               </w:rPr>
-              <w:t>RTC</w:t>
+              <w:t>Màn hình</w:t>
             </w:r>
           </w:p>
         </w:tc>
@@ -2343,7 +2153,7 @@
               <w:rPr>
                 <w:sz w:val="22"/>
               </w:rPr>
-              <w:t>DS3231 có pin nuôi</w:t>
+              <w:t>LCD 1602 kèm mạch I²C</w:t>
             </w:r>
           </w:p>
         </w:tc>
@@ -2396,7 +2206,7 @@
               <w:rPr>
                 <w:sz w:val="22"/>
               </w:rPr>
-              <w:t>Động cơ chấp hành</w:t>
+              <w:t>Transistor công suất</w:t>
             </w:r>
           </w:p>
         </w:tc>
@@ -2413,7 +2223,287 @@
               <w:rPr>
                 <w:sz w:val="22"/>
               </w:rPr>
-              <w:t>Motor gạt nước ô tô 12 V trục vít</w:t>
+              <w:t>TIP41C</w:t>
+            </w:r>
+          </w:p>
+        </w:tc>
+        <w:tc>
+          <w:tcPr>
+            <w:tcW w:type="dxa" w:w="2257"/>
+          </w:tcPr>
+          <w:p>
+            <w:pPr>
+              <w:spacing w:after="40"/>
+              <w:ind w:firstLine="0"/>
+            </w:pPr>
+            <w:r>
+              <w:rPr>
+                <w:sz w:val="22"/>
+              </w:rPr>
+              <w:t>8</w:t>
+            </w:r>
+          </w:p>
+        </w:tc>
+      </w:tr>
+      <w:tr>
+        <w:tc>
+          <w:tcPr>
+            <w:tcW w:type="dxa" w:w="2257"/>
+          </w:tcPr>
+          <w:p>
+            <w:pPr>
+              <w:spacing w:after="40"/>
+              <w:ind w:firstLine="0"/>
+            </w:pPr>
+            <w:r>
+              <w:rPr>
+                <w:sz w:val="22"/>
+              </w:rPr>
+              <w:t>9</w:t>
+            </w:r>
+          </w:p>
+        </w:tc>
+        <w:tc>
+          <w:tcPr>
+            <w:tcW w:type="dxa" w:w="2257"/>
+          </w:tcPr>
+          <w:p>
+            <w:pPr>
+              <w:spacing w:after="40"/>
+              <w:ind w:firstLine="0"/>
+            </w:pPr>
+            <w:r>
+              <w:rPr>
+                <w:sz w:val="22"/>
+              </w:rPr>
+              <w:t>Opto cách ly</w:t>
+            </w:r>
+          </w:p>
+        </w:tc>
+        <w:tc>
+          <w:tcPr>
+            <w:tcW w:type="dxa" w:w="2257"/>
+          </w:tcPr>
+          <w:p>
+            <w:pPr>
+              <w:spacing w:after="40"/>
+              <w:ind w:firstLine="0"/>
+            </w:pPr>
+            <w:r>
+              <w:rPr>
+                <w:sz w:val="22"/>
+              </w:rPr>
+              <w:t>PC817C</w:t>
+            </w:r>
+          </w:p>
+        </w:tc>
+        <w:tc>
+          <w:tcPr>
+            <w:tcW w:type="dxa" w:w="2257"/>
+          </w:tcPr>
+          <w:p>
+            <w:pPr>
+              <w:spacing w:after="40"/>
+              <w:ind w:firstLine="0"/>
+            </w:pPr>
+            <w:r>
+              <w:rPr>
+                <w:sz w:val="22"/>
+              </w:rPr>
+              <w:t>4</w:t>
+            </w:r>
+          </w:p>
+        </w:tc>
+      </w:tr>
+      <w:tr>
+        <w:tc>
+          <w:tcPr>
+            <w:tcW w:type="dxa" w:w="2257"/>
+          </w:tcPr>
+          <w:p>
+            <w:pPr>
+              <w:spacing w:after="40"/>
+              <w:ind w:firstLine="0"/>
+            </w:pPr>
+            <w:r>
+              <w:rPr>
+                <w:sz w:val="22"/>
+              </w:rPr>
+              <w:t>10</w:t>
+            </w:r>
+          </w:p>
+        </w:tc>
+        <w:tc>
+          <w:tcPr>
+            <w:tcW w:type="dxa" w:w="2257"/>
+          </w:tcPr>
+          <w:p>
+            <w:pPr>
+              <w:spacing w:after="40"/>
+              <w:ind w:firstLine="0"/>
+            </w:pPr>
+            <w:r>
+              <w:rPr>
+                <w:sz w:val="22"/>
+              </w:rPr>
+              <w:t>Diode</w:t>
+            </w:r>
+          </w:p>
+        </w:tc>
+        <w:tc>
+          <w:tcPr>
+            <w:tcW w:type="dxa" w:w="2257"/>
+          </w:tcPr>
+          <w:p>
+            <w:pPr>
+              <w:spacing w:after="40"/>
+              <w:ind w:firstLine="0"/>
+            </w:pPr>
+            <w:r>
+              <w:rPr>
+                <w:sz w:val="22"/>
+              </w:rPr>
+              <w:t>1N4007 và 8 diode bảo vệ cầu H</w:t>
+            </w:r>
+          </w:p>
+        </w:tc>
+        <w:tc>
+          <w:tcPr>
+            <w:tcW w:type="dxa" w:w="2257"/>
+          </w:tcPr>
+          <w:p>
+            <w:pPr>
+              <w:spacing w:after="40"/>
+              <w:ind w:firstLine="0"/>
+            </w:pPr>
+            <w:r>
+              <w:rPr>
+                <w:sz w:val="22"/>
+              </w:rPr>
+              <w:t>1 bộ</w:t>
+            </w:r>
+          </w:p>
+        </w:tc>
+      </w:tr>
+      <w:tr>
+        <w:tc>
+          <w:tcPr>
+            <w:tcW w:type="dxa" w:w="2257"/>
+          </w:tcPr>
+          <w:p>
+            <w:pPr>
+              <w:spacing w:after="40"/>
+              <w:ind w:firstLine="0"/>
+            </w:pPr>
+            <w:r>
+              <w:rPr>
+                <w:sz w:val="22"/>
+              </w:rPr>
+              <w:t>11</w:t>
+            </w:r>
+          </w:p>
+        </w:tc>
+        <w:tc>
+          <w:tcPr>
+            <w:tcW w:type="dxa" w:w="2257"/>
+          </w:tcPr>
+          <w:p>
+            <w:pPr>
+              <w:spacing w:after="40"/>
+              <w:ind w:firstLine="0"/>
+            </w:pPr>
+            <w:r>
+              <w:rPr>
+                <w:sz w:val="22"/>
+              </w:rPr>
+              <w:t>Ổn áp</w:t>
+            </w:r>
+          </w:p>
+        </w:tc>
+        <w:tc>
+          <w:tcPr>
+            <w:tcW w:type="dxa" w:w="2257"/>
+          </w:tcPr>
+          <w:p>
+            <w:pPr>
+              <w:spacing w:after="40"/>
+              <w:ind w:firstLine="0"/>
+            </w:pPr>
+            <w:r>
+              <w:rPr>
+                <w:sz w:val="22"/>
+              </w:rPr>
+              <w:t>LM2596 (3,3 V) và 7805 (5 V)</w:t>
+            </w:r>
+          </w:p>
+        </w:tc>
+        <w:tc>
+          <w:tcPr>
+            <w:tcW w:type="dxa" w:w="2257"/>
+          </w:tcPr>
+          <w:p>
+            <w:pPr>
+              <w:spacing w:after="40"/>
+              <w:ind w:firstLine="0"/>
+            </w:pPr>
+            <w:r>
+              <w:rPr>
+                <w:sz w:val="22"/>
+              </w:rPr>
+              <w:t>1 bộ</w:t>
+            </w:r>
+          </w:p>
+        </w:tc>
+      </w:tr>
+      <w:tr>
+        <w:tc>
+          <w:tcPr>
+            <w:tcW w:type="dxa" w:w="2257"/>
+          </w:tcPr>
+          <w:p>
+            <w:pPr>
+              <w:spacing w:after="40"/>
+              <w:ind w:firstLine="0"/>
+            </w:pPr>
+            <w:r>
+              <w:rPr>
+                <w:sz w:val="22"/>
+              </w:rPr>
+              <w:t>12</w:t>
+            </w:r>
+          </w:p>
+        </w:tc>
+        <w:tc>
+          <w:tcPr>
+            <w:tcW w:type="dxa" w:w="2257"/>
+          </w:tcPr>
+          <w:p>
+            <w:pPr>
+              <w:spacing w:after="40"/>
+              <w:ind w:firstLine="0"/>
+            </w:pPr>
+            <w:r>
+              <w:rPr>
+                <w:sz w:val="22"/>
+              </w:rPr>
+              <w:t>Tụ lọc</w:t>
+            </w:r>
+          </w:p>
+        </w:tc>
+        <w:tc>
+          <w:tcPr>
+            <w:tcW w:type="dxa" w:w="2257"/>
+          </w:tcPr>
+          <w:p>
+            <w:pPr>
+              <w:spacing w:after="40"/>
+              <w:ind w:firstLine="0"/>
+            </w:pPr>
+            <w:r>
+              <w:rPr>
+                <w:sz w:val="22"/>
+              </w:rPr>
+              <w:t>220 µF/25 V</w:t>
             </w:r>
           </w:p>
         </w:tc>
@@ -2449,286 +2539,6 @@
               <w:rPr>
                 <w:sz w:val="22"/>
               </w:rPr>
-              <w:t>9</w:t>
-            </w:r>
-          </w:p>
-        </w:tc>
-        <w:tc>
-          <w:tcPr>
-            <w:tcW w:type="dxa" w:w="2257"/>
-          </w:tcPr>
-          <w:p>
-            <w:pPr>
-              <w:spacing w:after="40"/>
-              <w:ind w:firstLine="0"/>
-            </w:pPr>
-            <w:r>
-              <w:rPr>
-                <w:sz w:val="22"/>
-              </w:rPr>
-              <w:t>Đóng cắt động cơ</w:t>
-            </w:r>
-          </w:p>
-        </w:tc>
-        <w:tc>
-          <w:tcPr>
-            <w:tcW w:type="dxa" w:w="2257"/>
-          </w:tcPr>
-          <w:p>
-            <w:pPr>
-              <w:spacing w:after="40"/>
-              <w:ind w:firstLine="0"/>
-            </w:pPr>
-            <w:r>
-              <w:rPr>
-                <w:sz w:val="22"/>
-              </w:rPr>
-              <w:t>Module relay 2 kênh 10 A hoặc cầu H MOSFET</w:t>
-            </w:r>
-          </w:p>
-        </w:tc>
-        <w:tc>
-          <w:tcPr>
-            <w:tcW w:type="dxa" w:w="2257"/>
-          </w:tcPr>
-          <w:p>
-            <w:pPr>
-              <w:spacing w:after="40"/>
-              <w:ind w:firstLine="0"/>
-            </w:pPr>
-            <w:r>
-              <w:rPr>
-                <w:sz w:val="22"/>
-              </w:rPr>
-              <w:t>2</w:t>
-            </w:r>
-          </w:p>
-        </w:tc>
-      </w:tr>
-      <w:tr>
-        <w:tc>
-          <w:tcPr>
-            <w:tcW w:type="dxa" w:w="2257"/>
-          </w:tcPr>
-          <w:p>
-            <w:pPr>
-              <w:spacing w:after="40"/>
-              <w:ind w:firstLine="0"/>
-            </w:pPr>
-            <w:r>
-              <w:rPr>
-                <w:sz w:val="22"/>
-              </w:rPr>
-              <w:t>10</w:t>
-            </w:r>
-          </w:p>
-        </w:tc>
-        <w:tc>
-          <w:tcPr>
-            <w:tcW w:type="dxa" w:w="2257"/>
-          </w:tcPr>
-          <w:p>
-            <w:pPr>
-              <w:spacing w:after="40"/>
-              <w:ind w:firstLine="0"/>
-            </w:pPr>
-            <w:r>
-              <w:rPr>
-                <w:sz w:val="22"/>
-              </w:rPr>
-              <w:t>Công tắc hành trình</w:t>
-            </w:r>
-          </w:p>
-        </w:tc>
-        <w:tc>
-          <w:tcPr>
-            <w:tcW w:type="dxa" w:w="2257"/>
-          </w:tcPr>
-          <w:p>
-            <w:pPr>
-              <w:spacing w:after="40"/>
-              <w:ind w:firstLine="0"/>
-            </w:pPr>
-            <w:r>
-              <w:rPr>
-                <w:sz w:val="22"/>
-              </w:rPr>
-              <w:t>Cần gạt, tiếp điểm NC</w:t>
-            </w:r>
-          </w:p>
-        </w:tc>
-        <w:tc>
-          <w:tcPr>
-            <w:tcW w:type="dxa" w:w="2257"/>
-          </w:tcPr>
-          <w:p>
-            <w:pPr>
-              <w:spacing w:after="40"/>
-              <w:ind w:firstLine="0"/>
-            </w:pPr>
-            <w:r>
-              <w:rPr>
-                <w:sz w:val="22"/>
-              </w:rPr>
-              <w:t>4</w:t>
-            </w:r>
-          </w:p>
-        </w:tc>
-      </w:tr>
-      <w:tr>
-        <w:tc>
-          <w:tcPr>
-            <w:tcW w:type="dxa" w:w="2257"/>
-          </w:tcPr>
-          <w:p>
-            <w:pPr>
-              <w:spacing w:after="40"/>
-              <w:ind w:firstLine="0"/>
-            </w:pPr>
-            <w:r>
-              <w:rPr>
-                <w:sz w:val="22"/>
-              </w:rPr>
-              <w:t>11</w:t>
-            </w:r>
-          </w:p>
-        </w:tc>
-        <w:tc>
-          <w:tcPr>
-            <w:tcW w:type="dxa" w:w="2257"/>
-          </w:tcPr>
-          <w:p>
-            <w:pPr>
-              <w:spacing w:after="40"/>
-              <w:ind w:firstLine="0"/>
-            </w:pPr>
-            <w:r>
-              <w:rPr>
-                <w:sz w:val="22"/>
-              </w:rPr>
-              <w:t>Nút dừng khẩn cấp</w:t>
-            </w:r>
-          </w:p>
-        </w:tc>
-        <w:tc>
-          <w:tcPr>
-            <w:tcW w:type="dxa" w:w="2257"/>
-          </w:tcPr>
-          <w:p>
-            <w:pPr>
-              <w:spacing w:after="40"/>
-              <w:ind w:firstLine="0"/>
-            </w:pPr>
-            <w:r>
-              <w:rPr>
-                <w:sz w:val="22"/>
-              </w:rPr>
-              <w:t>Nút nhấn khóa</w:t>
-            </w:r>
-          </w:p>
-        </w:tc>
-        <w:tc>
-          <w:tcPr>
-            <w:tcW w:type="dxa" w:w="2257"/>
-          </w:tcPr>
-          <w:p>
-            <w:pPr>
-              <w:spacing w:after="40"/>
-              <w:ind w:firstLine="0"/>
-            </w:pPr>
-            <w:r>
-              <w:rPr>
-                <w:sz w:val="22"/>
-              </w:rPr>
-              <w:t>1</w:t>
-            </w:r>
-          </w:p>
-        </w:tc>
-      </w:tr>
-      <w:tr>
-        <w:tc>
-          <w:tcPr>
-            <w:tcW w:type="dxa" w:w="2257"/>
-          </w:tcPr>
-          <w:p>
-            <w:pPr>
-              <w:spacing w:after="40"/>
-              <w:ind w:firstLine="0"/>
-            </w:pPr>
-            <w:r>
-              <w:rPr>
-                <w:sz w:val="22"/>
-              </w:rPr>
-              <w:t>12</w:t>
-            </w:r>
-          </w:p>
-        </w:tc>
-        <w:tc>
-          <w:tcPr>
-            <w:tcW w:type="dxa" w:w="2257"/>
-          </w:tcPr>
-          <w:p>
-            <w:pPr>
-              <w:spacing w:after="40"/>
-              <w:ind w:firstLine="0"/>
-            </w:pPr>
-            <w:r>
-              <w:rPr>
-                <w:sz w:val="22"/>
-              </w:rPr>
-              <w:t>Nguồn</w:t>
-            </w:r>
-          </w:p>
-        </w:tc>
-        <w:tc>
-          <w:tcPr>
-            <w:tcW w:type="dxa" w:w="2257"/>
-          </w:tcPr>
-          <w:p>
-            <w:pPr>
-              <w:spacing w:after="40"/>
-              <w:ind w:firstLine="0"/>
-            </w:pPr>
-            <w:r>
-              <w:rPr>
-                <w:sz w:val="22"/>
-              </w:rPr>
-              <w:t>Ắc quy/nguồn 12 V 15 A + mạch hạ 5 V</w:t>
-            </w:r>
-          </w:p>
-        </w:tc>
-        <w:tc>
-          <w:tcPr>
-            <w:tcW w:type="dxa" w:w="2257"/>
-          </w:tcPr>
-          <w:p>
-            <w:pPr>
-              <w:spacing w:after="40"/>
-              <w:ind w:firstLine="0"/>
-            </w:pPr>
-            <w:r>
-              <w:rPr>
-                <w:sz w:val="22"/>
-              </w:rPr>
-              <w:t>1 bộ</w:t>
-            </w:r>
-          </w:p>
-        </w:tc>
-      </w:tr>
-      <w:tr>
-        <w:tc>
-          <w:tcPr>
-            <w:tcW w:type="dxa" w:w="2257"/>
-          </w:tcPr>
-          <w:p>
-            <w:pPr>
-              <w:spacing w:after="40"/>
-              <w:ind w:firstLine="0"/>
-            </w:pPr>
-            <w:r>
-              <w:rPr>
-                <w:sz w:val="22"/>
-              </w:rPr>
               <w:t>13</w:t>
             </w:r>
           </w:p>
@@ -2746,7 +2556,7 @@
               <w:rPr>
                 <w:sz w:val="22"/>
               </w:rPr>
-              <w:t>Vật liệu cơ khí</w:t>
+              <w:t>Điện trở tín hiệu</w:t>
             </w:r>
           </w:p>
         </w:tc>
@@ -2763,7 +2573,7 @@
               <w:rPr>
                 <w:sz w:val="22"/>
               </w:rPr>
-              <w:t>Đế xoay, khớp nâng hạ, thép tròn, nhôm hộp, ốc vít</w:t>
+              <w:t>220 Ω (opto), 1 kΩ (hành trình)</w:t>
             </w:r>
           </w:p>
         </w:tc>
@@ -2816,7 +2626,7 @@
               <w:rPr>
                 <w:sz w:val="22"/>
               </w:rPr>
-              <w:t>Phụ trợ</w:t>
+              <w:t>Công tắc hành trình</w:t>
             </w:r>
           </w:p>
         </w:tc>
@@ -2833,7 +2643,287 @@
               <w:rPr>
                 <w:sz w:val="22"/>
               </w:rPr>
-              <w:t>2 cầu chì 10 A, dây dẫn, hộp chống ẩm</w:t>
+              <w:t>Loại cần gạt</w:t>
+            </w:r>
+          </w:p>
+        </w:tc>
+        <w:tc>
+          <w:tcPr>
+            <w:tcW w:type="dxa" w:w="2257"/>
+          </w:tcPr>
+          <w:p>
+            <w:pPr>
+              <w:spacing w:after="40"/>
+              <w:ind w:firstLine="0"/>
+            </w:pPr>
+            <w:r>
+              <w:rPr>
+                <w:sz w:val="22"/>
+              </w:rPr>
+              <w:t>4</w:t>
+            </w:r>
+          </w:p>
+        </w:tc>
+      </w:tr>
+      <w:tr>
+        <w:tc>
+          <w:tcPr>
+            <w:tcW w:type="dxa" w:w="2257"/>
+          </w:tcPr>
+          <w:p>
+            <w:pPr>
+              <w:spacing w:after="40"/>
+              <w:ind w:firstLine="0"/>
+            </w:pPr>
+            <w:r>
+              <w:rPr>
+                <w:sz w:val="22"/>
+              </w:rPr>
+              <w:t>15</w:t>
+            </w:r>
+          </w:p>
+        </w:tc>
+        <w:tc>
+          <w:tcPr>
+            <w:tcW w:type="dxa" w:w="2257"/>
+          </w:tcPr>
+          <w:p>
+            <w:pPr>
+              <w:spacing w:after="40"/>
+              <w:ind w:firstLine="0"/>
+            </w:pPr>
+            <w:r>
+              <w:rPr>
+                <w:sz w:val="22"/>
+              </w:rPr>
+              <w:t>Động cơ chấp hành</w:t>
+            </w:r>
+          </w:p>
+        </w:tc>
+        <w:tc>
+          <w:tcPr>
+            <w:tcW w:type="dxa" w:w="2257"/>
+          </w:tcPr>
+          <w:p>
+            <w:pPr>
+              <w:spacing w:after="40"/>
+              <w:ind w:firstLine="0"/>
+            </w:pPr>
+            <w:r>
+              <w:rPr>
+                <w:sz w:val="22"/>
+              </w:rPr>
+              <w:t>Motor gạt nước 12 V trục vít</w:t>
+            </w:r>
+          </w:p>
+        </w:tc>
+        <w:tc>
+          <w:tcPr>
+            <w:tcW w:type="dxa" w:w="2257"/>
+          </w:tcPr>
+          <w:p>
+            <w:pPr>
+              <w:spacing w:after="40"/>
+              <w:ind w:firstLine="0"/>
+            </w:pPr>
+            <w:r>
+              <w:rPr>
+                <w:sz w:val="22"/>
+              </w:rPr>
+              <w:t>2</w:t>
+            </w:r>
+          </w:p>
+        </w:tc>
+      </w:tr>
+      <w:tr>
+        <w:tc>
+          <w:tcPr>
+            <w:tcW w:type="dxa" w:w="2257"/>
+          </w:tcPr>
+          <w:p>
+            <w:pPr>
+              <w:spacing w:after="40"/>
+              <w:ind w:firstLine="0"/>
+            </w:pPr>
+            <w:r>
+              <w:rPr>
+                <w:sz w:val="22"/>
+              </w:rPr>
+              <w:t>16</w:t>
+            </w:r>
+          </w:p>
+        </w:tc>
+        <w:tc>
+          <w:tcPr>
+            <w:tcW w:type="dxa" w:w="2257"/>
+          </w:tcPr>
+          <w:p>
+            <w:pPr>
+              <w:spacing w:after="40"/>
+              <w:ind w:firstLine="0"/>
+            </w:pPr>
+            <w:r>
+              <w:rPr>
+                <w:sz w:val="22"/>
+              </w:rPr>
+              <w:t>Giảm tốc ngoài</w:t>
+            </w:r>
+          </w:p>
+        </w:tc>
+        <w:tc>
+          <w:tcPr>
+            <w:tcW w:type="dxa" w:w="2257"/>
+          </w:tcPr>
+          <w:p>
+            <w:pPr>
+              <w:spacing w:after="40"/>
+              <w:ind w:firstLine="0"/>
+            </w:pPr>
+            <w:r>
+              <w:rPr>
+                <w:sz w:val="22"/>
+              </w:rPr>
+              <w:t>Tỷ số 1:3 mỗi trục</w:t>
+            </w:r>
+          </w:p>
+        </w:tc>
+        <w:tc>
+          <w:tcPr>
+            <w:tcW w:type="dxa" w:w="2257"/>
+          </w:tcPr>
+          <w:p>
+            <w:pPr>
+              <w:spacing w:after="40"/>
+              <w:ind w:firstLine="0"/>
+            </w:pPr>
+            <w:r>
+              <w:rPr>
+                <w:sz w:val="22"/>
+              </w:rPr>
+              <w:t>2</w:t>
+            </w:r>
+          </w:p>
+        </w:tc>
+      </w:tr>
+      <w:tr>
+        <w:tc>
+          <w:tcPr>
+            <w:tcW w:type="dxa" w:w="2257"/>
+          </w:tcPr>
+          <w:p>
+            <w:pPr>
+              <w:spacing w:after="40"/>
+              <w:ind w:firstLine="0"/>
+            </w:pPr>
+            <w:r>
+              <w:rPr>
+                <w:sz w:val="22"/>
+              </w:rPr>
+              <w:t>17</w:t>
+            </w:r>
+          </w:p>
+        </w:tc>
+        <w:tc>
+          <w:tcPr>
+            <w:tcW w:type="dxa" w:w="2257"/>
+          </w:tcPr>
+          <w:p>
+            <w:pPr>
+              <w:spacing w:after="40"/>
+              <w:ind w:firstLine="0"/>
+            </w:pPr>
+            <w:r>
+              <w:rPr>
+                <w:sz w:val="22"/>
+              </w:rPr>
+              <w:t>Nguồn</w:t>
+            </w:r>
+          </w:p>
+        </w:tc>
+        <w:tc>
+          <w:tcPr>
+            <w:tcW w:type="dxa" w:w="2257"/>
+          </w:tcPr>
+          <w:p>
+            <w:pPr>
+              <w:spacing w:after="40"/>
+              <w:ind w:firstLine="0"/>
+            </w:pPr>
+            <w:r>
+              <w:rPr>
+                <w:sz w:val="22"/>
+              </w:rPr>
+              <w:t>12 V 15 A kèm đầu nối X1</w:t>
+            </w:r>
+          </w:p>
+        </w:tc>
+        <w:tc>
+          <w:tcPr>
+            <w:tcW w:type="dxa" w:w="2257"/>
+          </w:tcPr>
+          <w:p>
+            <w:pPr>
+              <w:spacing w:after="40"/>
+              <w:ind w:firstLine="0"/>
+            </w:pPr>
+            <w:r>
+              <w:rPr>
+                <w:sz w:val="22"/>
+              </w:rPr>
+              <w:t>1</w:t>
+            </w:r>
+          </w:p>
+        </w:tc>
+      </w:tr>
+      <w:tr>
+        <w:tc>
+          <w:tcPr>
+            <w:tcW w:type="dxa" w:w="2257"/>
+          </w:tcPr>
+          <w:p>
+            <w:pPr>
+              <w:spacing w:after="40"/>
+              <w:ind w:firstLine="0"/>
+            </w:pPr>
+            <w:r>
+              <w:rPr>
+                <w:sz w:val="22"/>
+              </w:rPr>
+              <w:t>18</w:t>
+            </w:r>
+          </w:p>
+        </w:tc>
+        <w:tc>
+          <w:tcPr>
+            <w:tcW w:type="dxa" w:w="2257"/>
+          </w:tcPr>
+          <w:p>
+            <w:pPr>
+              <w:spacing w:after="40"/>
+              <w:ind w:firstLine="0"/>
+            </w:pPr>
+            <w:r>
+              <w:rPr>
+                <w:sz w:val="22"/>
+              </w:rPr>
+              <w:t>Cơ khí và phụ trợ</w:t>
+            </w:r>
+          </w:p>
+        </w:tc>
+        <w:tc>
+          <w:tcPr>
+            <w:tcW w:type="dxa" w:w="2257"/>
+          </w:tcPr>
+          <w:p>
+            <w:pPr>
+              <w:spacing w:after="40"/>
+              <w:ind w:firstLine="0"/>
+            </w:pPr>
+            <w:r>
+              <w:rPr>
+                <w:sz w:val="22"/>
+              </w:rPr>
+              <w:t>Đế xoay, khớp nâng hạ, trục, ốc vít, dây</w:t>
             </w:r>
           </w:p>
         </w:tc>
@@ -2864,7 +2954,7 @@
         <w:pStyle w:val="Heading1"/>
       </w:pPr>
       <w:r>
-        <w:t>CHƯƠNG 3. LẮP RÁP, HIỆU CHUẨN VÀ AN TOÀN</w:t>
+        <w:t>CHƯƠNG 3. CHẾ TẠO MẠCH, HIỆU CHUẨN VÀ ĐO ĐẠC</w:t>
       </w:r>
     </w:p>
     <w:p>
@@ -2872,7 +2962,357 @@
         <w:pStyle w:val="Heading2"/>
       </w:pPr>
       <w:r>
-        <w:t>3.1. Quy trình lắp ráp</w:t>
+        <w:t>3.1. Thiết kế mạch trên EasyEDA</w:t>
+      </w:r>
+    </w:p>
+    <w:p>
+      <w:pPr/>
+      <w:r>
+        <w:t>Mạch hai trục được vẽ trên EasyEDA theo cùng bảy khối của bản một trục, riêng khối động lực và khối opto nhân đôi cho hai motor. Các hình dưới đây là bản vẽ lại của bảy khối đó.</w:t>
+      </w:r>
+    </w:p>
+    <w:p>
+      <w:pPr>
+        <w:ind w:firstLine="0"/>
+        <w:jc w:val="center"/>
+      </w:pPr>
+      <w:r>
+        <w:drawing>
+          <wp:inline xmlns:a="http://schemas.openxmlformats.org/drawingml/2006/main" xmlns:pic="http://schemas.openxmlformats.org/drawingml/2006/picture">
+            <wp:extent cx="5400000" cy="3071620"/>
+            <wp:docPr id="4" name="Picture 4"/>
+            <wp:cNvGraphicFramePr>
+              <a:graphicFrameLocks noChangeAspect="1"/>
+            </wp:cNvGraphicFramePr>
+            <a:graphic>
+              <a:graphicData uri="http://schemas.openxmlformats.org/drawingml/2006/picture">
+                <pic:pic>
+                  <pic:nvPicPr>
+                    <pic:cNvPr id="0" name="mach_nguon_lm2596.png"/>
+                    <pic:cNvPicPr/>
+                  </pic:nvPicPr>
+                  <pic:blipFill>
+                    <a:blip r:embed="rId26"/>
+                    <a:stretch>
+                      <a:fillRect/>
+                    </a:stretch>
+                  </pic:blipFill>
+                  <pic:spPr>
+                    <a:xfrm>
+                      <a:off x="0" y="0"/>
+                      <a:ext cx="5400000" cy="3071620"/>
+                    </a:xfrm>
+                    <a:prstGeom prst="rect"/>
+                  </pic:spPr>
+                </pic:pic>
+              </a:graphicData>
+            </a:graphic>
+          </wp:inline>
+        </w:drawing>
+      </w:r>
+    </w:p>
+    <w:p>
+      <w:pPr>
+        <w:pStyle w:val="Caption"/>
+      </w:pPr>
+      <w:r>
+        <w:t>Hình 4. Khối nguồn: chống ngược cực 1N4007 và hạ áp LM2596 xuống 3,3 V</w:t>
+      </w:r>
+    </w:p>
+    <w:p>
+      <w:pPr>
+        <w:ind w:firstLine="0"/>
+        <w:jc w:val="center"/>
+      </w:pPr>
+      <w:r>
+        <w:drawing>
+          <wp:inline xmlns:a="http://schemas.openxmlformats.org/drawingml/2006/main" xmlns:pic="http://schemas.openxmlformats.org/drawingml/2006/picture">
+            <wp:extent cx="5400000" cy="3374178"/>
+            <wp:docPr id="5" name="Picture 5"/>
+            <wp:cNvGraphicFramePr>
+              <a:graphicFrameLocks noChangeAspect="1"/>
+            </wp:cNvGraphicFramePr>
+            <a:graphic>
+              <a:graphicData uri="http://schemas.openxmlformats.org/drawingml/2006/picture">
+                <pic:pic>
+                  <pic:nvPicPr>
+                    <pic:cNvPr id="0" name="mach_7805_lcd_i2c.png"/>
+                    <pic:cNvPicPr/>
+                  </pic:nvPicPr>
+                  <pic:blipFill>
+                    <a:blip r:embed="rId27"/>
+                    <a:stretch>
+                      <a:fillRect/>
+                    </a:stretch>
+                  </pic:blipFill>
+                  <pic:spPr>
+                    <a:xfrm>
+                      <a:off x="0" y="0"/>
+                      <a:ext cx="5400000" cy="3374178"/>
+                    </a:xfrm>
+                    <a:prstGeom prst="rect"/>
+                  </pic:spPr>
+                </pic:pic>
+              </a:graphicData>
+            </a:graphic>
+          </wp:inline>
+        </w:drawing>
+      </w:r>
+    </w:p>
+    <w:p>
+      <w:pPr>
+        <w:pStyle w:val="Caption"/>
+      </w:pPr>
+      <w:r>
+        <w:t>Hình 5. Nhánh 5 V: ổn áp 7805 và màn hình LCD I²C 1602</w:t>
+      </w:r>
+    </w:p>
+    <w:p>
+      <w:pPr>
+        <w:ind w:firstLine="0"/>
+        <w:jc w:val="center"/>
+      </w:pPr>
+      <w:r>
+        <w:drawing>
+          <wp:inline xmlns:a="http://schemas.openxmlformats.org/drawingml/2006/main" xmlns:pic="http://schemas.openxmlformats.org/drawingml/2006/picture">
+            <wp:extent cx="4860000" cy="2928542"/>
+            <wp:docPr id="6" name="Picture 6"/>
+            <wp:cNvGraphicFramePr>
+              <a:graphicFrameLocks noChangeAspect="1"/>
+            </wp:cNvGraphicFramePr>
+            <a:graphic>
+              <a:graphicData uri="http://schemas.openxmlformats.org/drawingml/2006/picture">
+                <pic:pic>
+                  <pic:nvPicPr>
+                    <pic:cNvPr id="0" name="mach_ds1307.png"/>
+                    <pic:cNvPicPr/>
+                  </pic:nvPicPr>
+                  <pic:blipFill>
+                    <a:blip r:embed="rId28"/>
+                    <a:stretch>
+                      <a:fillRect/>
+                    </a:stretch>
+                  </pic:blipFill>
+                  <pic:spPr>
+                    <a:xfrm>
+                      <a:off x="0" y="0"/>
+                      <a:ext cx="4860000" cy="2928542"/>
+                    </a:xfrm>
+                    <a:prstGeom prst="rect"/>
+                  </pic:spPr>
+                </pic:pic>
+              </a:graphicData>
+            </a:graphic>
+          </wp:inline>
+        </w:drawing>
+      </w:r>
+    </w:p>
+    <w:p>
+      <w:pPr>
+        <w:pStyle w:val="Caption"/>
+      </w:pPr>
+      <w:r>
+        <w:t>Hình 6. Module thời gian thực DS1307 nối chung bus I²C</w:t>
+      </w:r>
+    </w:p>
+    <w:p>
+      <w:pPr>
+        <w:ind w:firstLine="0"/>
+        <w:jc w:val="center"/>
+      </w:pPr>
+      <w:r>
+        <w:drawing>
+          <wp:inline xmlns:a="http://schemas.openxmlformats.org/drawingml/2006/main" xmlns:pic="http://schemas.openxmlformats.org/drawingml/2006/picture">
+            <wp:extent cx="4860000" cy="3894271"/>
+            <wp:docPr id="7" name="Picture 7"/>
+            <wp:cNvGraphicFramePr>
+              <a:graphicFrameLocks noChangeAspect="1"/>
+            </wp:cNvGraphicFramePr>
+            <a:graphic>
+              <a:graphicData uri="http://schemas.openxmlformats.org/drawingml/2006/picture">
+                <pic:pic>
+                  <pic:nvPicPr>
+                    <pic:cNvPr id="0" name="mach_esp32_devkit.png"/>
+                    <pic:cNvPicPr/>
+                  </pic:nvPicPr>
+                  <pic:blipFill>
+                    <a:blip r:embed="rId29"/>
+                    <a:stretch>
+                      <a:fillRect/>
+                    </a:stretch>
+                  </pic:blipFill>
+                  <pic:spPr>
+                    <a:xfrm>
+                      <a:off x="0" y="0"/>
+                      <a:ext cx="4860000" cy="3894271"/>
+                    </a:xfrm>
+                    <a:prstGeom prst="rect"/>
+                  </pic:spPr>
+                </pic:pic>
+              </a:graphicData>
+            </a:graphic>
+          </wp:inline>
+        </w:drawing>
+      </w:r>
+    </w:p>
+    <w:p>
+      <w:pPr>
+        <w:pStyle w:val="Caption"/>
+      </w:pPr>
+      <w:r>
+        <w:t>Hình 7. Khối ESP32 DevKit với các mạng tín hiệu hai trục</w:t>
+      </w:r>
+    </w:p>
+    <w:p>
+      <w:pPr>
+        <w:ind w:firstLine="0"/>
+        <w:jc w:val="center"/>
+      </w:pPr>
+      <w:r>
+        <w:drawing>
+          <wp:inline xmlns:a="http://schemas.openxmlformats.org/drawingml/2006/main" xmlns:pic="http://schemas.openxmlformats.org/drawingml/2006/picture">
+            <wp:extent cx="5220000" cy="3360256"/>
+            <wp:docPr id="8" name="Picture 8"/>
+            <wp:cNvGraphicFramePr>
+              <a:graphicFrameLocks noChangeAspect="1"/>
+            </wp:cNvGraphicFramePr>
+            <a:graphic>
+              <a:graphicData uri="http://schemas.openxmlformats.org/drawingml/2006/picture">
+                <pic:pic>
+                  <pic:nvPicPr>
+                    <pic:cNvPr id="0" name="mach_opto_pc817.png"/>
+                    <pic:cNvPicPr/>
+                  </pic:nvPicPr>
+                  <pic:blipFill>
+                    <a:blip r:embed="rId30"/>
+                    <a:stretch>
+                      <a:fillRect/>
+                    </a:stretch>
+                  </pic:blipFill>
+                  <pic:spPr>
+                    <a:xfrm>
+                      <a:off x="0" y="0"/>
+                      <a:ext cx="5220000" cy="3360256"/>
+                    </a:xfrm>
+                    <a:prstGeom prst="rect"/>
+                  </pic:spPr>
+                </pic:pic>
+              </a:graphicData>
+            </a:graphic>
+          </wp:inline>
+        </w:drawing>
+      </w:r>
+    </w:p>
+    <w:p>
+      <w:pPr>
+        <w:pStyle w:val="Caption"/>
+      </w:pPr>
+      <w:r>
+        <w:t>Hình 8. Một cặp opto PC817C; trục thứ hai dùng cặp giống hệt</w:t>
+      </w:r>
+    </w:p>
+    <w:p>
+      <w:pPr>
+        <w:ind w:firstLine="0"/>
+        <w:jc w:val="center"/>
+      </w:pPr>
+      <w:r>
+        <w:drawing>
+          <wp:inline xmlns:a="http://schemas.openxmlformats.org/drawingml/2006/main" xmlns:pic="http://schemas.openxmlformats.org/drawingml/2006/picture">
+            <wp:extent cx="5400000" cy="3769107"/>
+            <wp:docPr id="9" name="Picture 9"/>
+            <wp:cNvGraphicFramePr>
+              <a:graphicFrameLocks noChangeAspect="1"/>
+            </wp:cNvGraphicFramePr>
+            <a:graphic>
+              <a:graphicData uri="http://schemas.openxmlformats.org/drawingml/2006/picture">
+                <pic:pic>
+                  <pic:nvPicPr>
+                    <pic:cNvPr id="0" name="mach_dong_luc_cau_h_tip41c.png"/>
+                    <pic:cNvPicPr/>
+                  </pic:nvPicPr>
+                  <pic:blipFill>
+                    <a:blip r:embed="rId31"/>
+                    <a:stretch>
+                      <a:fillRect/>
+                    </a:stretch>
+                  </pic:blipFill>
+                  <pic:spPr>
+                    <a:xfrm>
+                      <a:off x="0" y="0"/>
+                      <a:ext cx="5400000" cy="3769107"/>
+                    </a:xfrm>
+                    <a:prstGeom prst="rect"/>
+                  </pic:spPr>
+                </pic:pic>
+              </a:graphicData>
+            </a:graphic>
+          </wp:inline>
+        </w:drawing>
+      </w:r>
+    </w:p>
+    <w:p>
+      <w:pPr>
+        <w:pStyle w:val="Caption"/>
+      </w:pPr>
+      <w:r>
+        <w:t>Hình 9. Một cầu H bốn TIP41C; mỗi motor một cầu giống hệt</w:t>
+      </w:r>
+    </w:p>
+    <w:p>
+      <w:pPr>
+        <w:ind w:firstLine="0"/>
+        <w:jc w:val="center"/>
+      </w:pPr>
+      <w:r>
+        <w:drawing>
+          <wp:inline xmlns:a="http://schemas.openxmlformats.org/drawingml/2006/main" xmlns:pic="http://schemas.openxmlformats.org/drawingml/2006/picture">
+            <wp:extent cx="5400000" cy="3680024"/>
+            <wp:docPr id="10" name="Picture 10"/>
+            <wp:cNvGraphicFramePr>
+              <a:graphicFrameLocks noChangeAspect="1"/>
+            </wp:cNvGraphicFramePr>
+            <a:graphic>
+              <a:graphicData uri="http://schemas.openxmlformats.org/drawingml/2006/picture">
+                <pic:pic>
+                  <pic:nvPicPr>
+                    <pic:cNvPr id="0" name="mach_cong_tac_hanh_trinh.png"/>
+                    <pic:cNvPicPr/>
+                  </pic:nvPicPr>
+                  <pic:blipFill>
+                    <a:blip r:embed="rId32"/>
+                    <a:stretch>
+                      <a:fillRect/>
+                    </a:stretch>
+                  </pic:blipFill>
+                  <pic:spPr>
+                    <a:xfrm>
+                      <a:off x="0" y="0"/>
+                      <a:ext cx="5400000" cy="3680024"/>
+                    </a:xfrm>
+                    <a:prstGeom prst="rect"/>
+                  </pic:spPr>
+                </pic:pic>
+              </a:graphicData>
+            </a:graphic>
+          </wp:inline>
+        </w:drawing>
+      </w:r>
+    </w:p>
+    <w:p>
+      <w:pPr>
+        <w:pStyle w:val="Caption"/>
+      </w:pPr>
+      <w:r>
+        <w:t>Hình 10. Bốn công tắc hành trình qt1…qt4 kéo xuống 1 kΩ</w:t>
+      </w:r>
+    </w:p>
+    <w:p>
+      <w:pPr>
+        <w:pStyle w:val="Heading2"/>
+      </w:pPr>
+      <w:r>
+        <w:t>3.2. Chế tạo mạch</w:t>
       </w:r>
     </w:p>
     <w:p>
@@ -2880,7 +3320,7 @@
         <w:pStyle w:val="ListBullet"/>
       </w:pPr>
       <w:r>
-        <w:t>Bước 1. Thử riêng hai động cơ gạt nước trên bàn: chiều quay, dòng không tải, công tắc tự đỗ, kiểm tra tự giữ khi ngắt điện đột ngột.</w:t>
+        <w:t>Hoàn thành khối nguồn: LM2596 đạt 3,3 V ± 0,1 V và 7805 đạt 5,0 V khi ESP32, LCD và DS1307 hoạt động đồng thời.</w:t>
       </w:r>
     </w:p>
     <w:p>
@@ -2888,7 +3328,7 @@
         <w:pStyle w:val="ListBullet"/>
       </w:pPr>
       <w:r>
-        <w:t>Bước 2. Gia công đế xoay phương vị: lắp bạc lót, kiểm tra quay trơn 360°, căn hướng Bắc – Nam bằng la bàn.</w:t>
+        <w:t>Hoàn thành hai khối cầu H – opto: thử không tải từng kênh, sụt áp nhánh dưới 0,9 V ở 1 A; tám TIP41C gắn cánh tản nhiệt riêng.</w:t>
       </w:r>
     </w:p>
     <w:p>
@@ -2896,7 +3336,7 @@
         <w:pStyle w:val="ListBullet"/>
       </w:pPr>
       <w:r>
-        <w:t>Bước 3. Gia công khớp nâng hạ trục nghiêng: vuông góc trục phương vị, không rơ lắc; đánh dấu mốc zero hai trục.</w:t>
+        <w:t>Hoàn thành khối hành trình bốn kênh và cụm chia áp LDR, hai biến trở: điện áp ra thay đổi tuyến tính toàn hành trình.</w:t>
       </w:r>
     </w:p>
     <w:p>
@@ -2904,7 +3344,7 @@
         <w:pStyle w:val="ListBullet"/>
       </w:pPr>
       <w:r>
-        <w:t>Bước 4. Lắp hai tay đòn khớp nối motor – trục; siết vừa, bôi mỡ trục vít.</w:t>
+        <w:t>Hoàn thành ráp DS1307 và LCD lên bus I²C: quét bus thấy đúng địa chỉ 0x68 và 0x27.</w:t>
       </w:r>
     </w:p>
     <w:p>
@@ -2912,7 +3352,15 @@
         <w:pStyle w:val="ListBullet"/>
       </w:pPr>
       <w:r>
-        <w:t>Bước 5. Lắp hai biến trở hồi tiếp đồng trục; đo điện áp ba điểm (hai đầu + giữa) mỗi trục để lập bảng quy đổi góc.</w:t>
+        <w:t>Hoàn thành kiểm tra cách ly hai khối công suất với khối logic bằng đo trở kháng mass.</w:t>
+      </w:r>
+    </w:p>
+    <w:p>
+      <w:pPr>
+        <w:pStyle w:val="Heading2"/>
+      </w:pPr>
+      <w:r>
+        <w:t>3.3. Chế tạo cơ khí</w:t>
       </w:r>
     </w:p>
     <w:p>
@@ -2920,7 +3368,7 @@
         <w:pStyle w:val="ListBullet"/>
       </w:pPr>
       <w:r>
-        <w:t>Bước 6. Lắp bốn công tắc hành trình và nút dừng khẩn cấp; đo thông mạch từng tiếp điểm.</w:t>
+        <w:t>Hoàn thành đế xoay phương vị: quay trơn 360°, căn hướng Bắc–Nam bằng la bàn.</w:t>
       </w:r>
     </w:p>
     <w:p>
@@ -2928,7 +3376,7 @@
         <w:pStyle w:val="ListBullet"/>
       </w:pPr>
       <w:r>
-        <w:t>Bước 7. Chế và thử mạch chia áp bốn LDR cùng hai mạch biến trở; kiểm tra ngắn mạch trước khi cấp nguồn.</w:t>
+        <w:t>Hoàn thành khớp nâng hạ trục nghiêng vuông góc trục phương vị, không rơ lắc.</w:t>
       </w:r>
     </w:p>
     <w:p>
@@ -2936,7 +3384,7 @@
         <w:pStyle w:val="ListBullet"/>
       </w:pPr>
       <w:r>
-        <w:t>Bước 8. Gá cụm LDR đúng ký hiệu và β_s = 30°; chụp ảnh ghi nhận bố trí.</w:t>
+        <w:t>Hoàn thành gá tấm pin 4 kg, tâm khối lượng sát trục nghiêng trong phạm vi 2 cm.</w:t>
       </w:r>
     </w:p>
     <w:p>
@@ -2944,7 +3392,7 @@
         <w:pStyle w:val="ListBullet"/>
       </w:pPr>
       <w:r>
-        <w:t>Bước 9. Đấu nối theo bảng chân; tách khối nguồn động cơ – nguồn logic; cố định dây theo hành trình cả hai trục.</w:t>
+        <w:t>Hoàn thành hai tay đòn, hai giảm tốc ngoài 1:3, cụm LDR có vách che và hai biến trở đồng trục.</w:t>
       </w:r>
     </w:p>
     <w:p>
@@ -2952,23 +3400,7 @@
         <w:pStyle w:val="ListBullet"/>
       </w:pPr>
       <w:r>
-        <w:t>Bước 10. Cấp điện chạy không tải từng trục: quét chậm hai đầu, xác nhận liên động chặn đúng chiều và thoát ngược được.</w:t>
-      </w:r>
-    </w:p>
-    <w:p>
-      <w:pPr>
-        <w:pStyle w:val="ListBullet"/>
-      </w:pPr>
-      <w:r>
-        <w:t>Bước 11. Chạy phối hợp hai trục theo lệnh thử: nghiêng trước – phương vị sau; xác nhận không cộng hưởng rung.</w:t>
-      </w:r>
-    </w:p>
-    <w:p>
-      <w:pPr>
-        <w:pStyle w:val="ListBullet"/>
-      </w:pPr>
-      <w:r>
-        <w:t>Bước 12. Lắp tấm pin, siết ốc đối xứng, thử tự giữ khi ngắt điện rồi mới đưa ra ngoài trời.</w:t>
+        <w:t>Chưa hoàn thành: bản vẽ cơ khí chi tiết và ảnh mô hình sẽ bổ sung ở phiên bản sau.</w:t>
       </w:r>
     </w:p>
     <w:p>
@@ -2976,72 +3408,700 @@
         <w:pStyle w:val="Heading2"/>
       </w:pPr>
       <w:r>
-        <w:t>3.2. Hiệu chuẩn bắt buộc trước khi chạy thuật toán</w:t>
+        <w:t>3.4. Hiệu chuẩn và đo đạc</w:t>
       </w:r>
     </w:p>
     <w:p>
       <w:pPr>
-        <w:pStyle w:val="ListBullet"/>
+        <w:pStyle w:val="Caption"/>
+        <w:spacing w:after="80"/>
       </w:pPr>
       <w:r>
-        <w:t>Hiệu chuẩn hệ số độ lợi bốn kênh LDR dưới nguồn sáng khuếch tán; lưu bảng hệ số vào chương trình (mô phỏng cho thấy bước này khử trọn sai số 1,98° do lệch kênh).</w:t>
+        <w:t>Bảng 5. Kết quả hiệu chuẩn cảm biến và hồi tiếp hai trục</w:t>
       </w:r>
+    </w:p>
+    <w:tbl>
+      <w:tblPr>
+        <w:tblStyle w:val="TableGrid"/>
+        <w:tblW w:type="auto" w:w="0"/>
+        <w:jc w:val="center"/>
+        <w:tblLook w:firstColumn="1" w:firstRow="1" w:lastColumn="0" w:lastRow="0" w:noHBand="0" w:noVBand="1" w:val="04A0"/>
+      </w:tblPr>
+      <w:tblGrid>
+        <w:gridCol w:w="3010"/>
+        <w:gridCol w:w="3010"/>
+        <w:gridCol w:w="3010"/>
+      </w:tblGrid>
+      <w:tr>
+        <w:tc>
+          <w:tcPr>
+            <w:tcW w:type="dxa" w:w="3010"/>
+          </w:tcPr>
+          <w:p>
+            <w:pPr>
+              <w:spacing w:after="40"/>
+              <w:ind w:firstLine="0"/>
+            </w:pPr>
+            <w:r>
+              <w:rPr>
+                <w:b/>
+                <w:sz w:val="22"/>
+              </w:rPr>
+              <w:t>Hạng mục hiệu chuẩn</w:t>
+            </w:r>
+          </w:p>
+        </w:tc>
+        <w:tc>
+          <w:tcPr>
+            <w:tcW w:type="dxa" w:w="3010"/>
+          </w:tcPr>
+          <w:p>
+            <w:pPr>
+              <w:spacing w:after="40"/>
+              <w:ind w:firstLine="0"/>
+            </w:pPr>
+            <w:r>
+              <w:rPr>
+                <w:b/>
+                <w:sz w:val="22"/>
+              </w:rPr>
+              <w:t>Cách làm</w:t>
+            </w:r>
+          </w:p>
+        </w:tc>
+        <w:tc>
+          <w:tcPr>
+            <w:tcW w:type="dxa" w:w="3010"/>
+          </w:tcPr>
+          <w:p>
+            <w:pPr>
+              <w:spacing w:after="40"/>
+              <w:ind w:firstLine="0"/>
+            </w:pPr>
+            <w:r>
+              <w:rPr>
+                <w:b/>
+                <w:sz w:val="22"/>
+              </w:rPr>
+              <w:t>Kết quả</w:t>
+            </w:r>
+          </w:p>
+        </w:tc>
+      </w:tr>
+      <w:tr>
+        <w:tc>
+          <w:tcPr>
+            <w:tcW w:type="dxa" w:w="3010"/>
+          </w:tcPr>
+          <w:p>
+            <w:pPr>
+              <w:spacing w:after="40"/>
+              <w:ind w:firstLine="0"/>
+            </w:pPr>
+            <w:r>
+              <w:rPr>
+                <w:sz w:val="22"/>
+              </w:rPr>
+              <w:t>Cân bằng 4 kênh LDR</w:t>
+            </w:r>
+          </w:p>
+        </w:tc>
+        <w:tc>
+          <w:tcPr>
+            <w:tcW w:type="dxa" w:w="3010"/>
+          </w:tcPr>
+          <w:p>
+            <w:pPr>
+              <w:spacing w:after="40"/>
+              <w:ind w:firstLine="0"/>
+            </w:pPr>
+            <w:r>
+              <w:rPr>
+                <w:sz w:val="22"/>
+              </w:rPr>
+              <w:t>Che đều, chỉnh hệ số kênh trong code</w:t>
+            </w:r>
+          </w:p>
+        </w:tc>
+        <w:tc>
+          <w:tcPr>
+            <w:tcW w:type="dxa" w:w="3010"/>
+          </w:tcPr>
+          <w:p>
+            <w:pPr>
+              <w:spacing w:after="40"/>
+              <w:ind w:firstLine="0"/>
+            </w:pPr>
+            <w:r>
+              <w:rPr>
+                <w:sz w:val="22"/>
+              </w:rPr>
+              <w:t>Bốn kênh lệch dưới 2%</w:t>
+            </w:r>
+          </w:p>
+        </w:tc>
+      </w:tr>
+      <w:tr>
+        <w:tc>
+          <w:tcPr>
+            <w:tcW w:type="dxa" w:w="3010"/>
+          </w:tcPr>
+          <w:p>
+            <w:pPr>
+              <w:spacing w:after="40"/>
+              <w:ind w:firstLine="0"/>
+            </w:pPr>
+            <w:r>
+              <w:rPr>
+                <w:sz w:val="22"/>
+              </w:rPr>
+              <w:t>Biến trở nghiêng</w:t>
+            </w:r>
+          </w:p>
+        </w:tc>
+        <w:tc>
+          <w:tcPr>
+            <w:tcW w:type="dxa" w:w="3010"/>
+          </w:tcPr>
+          <w:p>
+            <w:pPr>
+              <w:spacing w:after="40"/>
+              <w:ind w:firstLine="0"/>
+            </w:pPr>
+            <w:r>
+              <w:rPr>
+                <w:sz w:val="22"/>
+              </w:rPr>
+              <w:t>Quay 0°, 45°, 90° ghi điện áp</w:t>
+            </w:r>
+          </w:p>
+        </w:tc>
+        <w:tc>
+          <w:tcPr>
+            <w:tcW w:type="dxa" w:w="3010"/>
+          </w:tcPr>
+          <w:p>
+            <w:pPr>
+              <w:spacing w:after="40"/>
+              <w:ind w:firstLine="0"/>
+            </w:pPr>
+            <w:r>
+              <w:rPr>
+                <w:sz w:val="22"/>
+              </w:rPr>
+              <w:t>0,32 / 1,66 / 2,98 V</w:t>
+            </w:r>
+          </w:p>
+        </w:tc>
+      </w:tr>
+      <w:tr>
+        <w:tc>
+          <w:tcPr>
+            <w:tcW w:type="dxa" w:w="3010"/>
+          </w:tcPr>
+          <w:p>
+            <w:pPr>
+              <w:spacing w:after="40"/>
+              <w:ind w:firstLine="0"/>
+            </w:pPr>
+            <w:r>
+              <w:rPr>
+                <w:sz w:val="22"/>
+              </w:rPr>
+              <w:t>Biến trở phương vị</w:t>
+            </w:r>
+          </w:p>
+        </w:tc>
+        <w:tc>
+          <w:tcPr>
+            <w:tcW w:type="dxa" w:w="3010"/>
+          </w:tcPr>
+          <w:p>
+            <w:pPr>
+              <w:spacing w:after="40"/>
+              <w:ind w:firstLine="0"/>
+            </w:pPr>
+            <w:r>
+              <w:rPr>
+                <w:sz w:val="22"/>
+              </w:rPr>
+              <w:t>Quay −60°, 0°, +60°</w:t>
+            </w:r>
+          </w:p>
+        </w:tc>
+        <w:tc>
+          <w:tcPr>
+            <w:tcW w:type="dxa" w:w="3010"/>
+          </w:tcPr>
+          <w:p>
+            <w:pPr>
+              <w:spacing w:after="40"/>
+              <w:ind w:firstLine="0"/>
+            </w:pPr>
+            <w:r>
+              <w:rPr>
+                <w:sz w:val="22"/>
+              </w:rPr>
+              <w:t>0,35 / 1,65 / 2,95 V</w:t>
+            </w:r>
+          </w:p>
+        </w:tc>
+      </w:tr>
+      <w:tr>
+        <w:tc>
+          <w:tcPr>
+            <w:tcW w:type="dxa" w:w="3010"/>
+          </w:tcPr>
+          <w:p>
+            <w:pPr>
+              <w:spacing w:after="40"/>
+              <w:ind w:firstLine="0"/>
+            </w:pPr>
+            <w:r>
+              <w:rPr>
+                <w:sz w:val="22"/>
+              </w:rPr>
+              <w:t>Dấu lệnh e1, e2</w:t>
+            </w:r>
+          </w:p>
+        </w:tc>
+        <w:tc>
+          <w:tcPr>
+            <w:tcW w:type="dxa" w:w="3010"/>
+          </w:tcPr>
+          <w:p>
+            <w:pPr>
+              <w:spacing w:after="40"/>
+              <w:ind w:firstLine="0"/>
+            </w:pPr>
+            <w:r>
+              <w:rPr>
+                <w:sz w:val="22"/>
+              </w:rPr>
+              <w:t>Che từng phía của cụm</w:t>
+            </w:r>
+          </w:p>
+        </w:tc>
+        <w:tc>
+          <w:tcPr>
+            <w:tcW w:type="dxa" w:w="3010"/>
+          </w:tcPr>
+          <w:p>
+            <w:pPr>
+              <w:spacing w:after="40"/>
+              <w:ind w:firstLine="0"/>
+            </w:pPr>
+            <w:r>
+              <w:rPr>
+                <w:sz w:val="22"/>
+              </w:rPr>
+              <w:t>Cả hai dấu đổi đúng chiều quay</w:t>
+            </w:r>
+          </w:p>
+        </w:tc>
+      </w:tr>
+      <w:tr>
+        <w:tc>
+          <w:tcPr>
+            <w:tcW w:type="dxa" w:w="3010"/>
+          </w:tcPr>
+          <w:p>
+            <w:pPr>
+              <w:spacing w:after="40"/>
+              <w:ind w:firstLine="0"/>
+            </w:pPr>
+            <w:r>
+              <w:rPr>
+                <w:sz w:val="22"/>
+              </w:rPr>
+              <w:t>Hành trình</w:t>
+            </w:r>
+          </w:p>
+        </w:tc>
+        <w:tc>
+          <w:tcPr>
+            <w:tcW w:type="dxa" w:w="3010"/>
+          </w:tcPr>
+          <w:p>
+            <w:pPr>
+              <w:spacing w:after="40"/>
+              <w:ind w:firstLine="0"/>
+            </w:pPr>
+            <w:r>
+              <w:rPr>
+                <w:sz w:val="22"/>
+              </w:rPr>
+              <w:t>Kéo tay chạm qt1…qt4</w:t>
+            </w:r>
+          </w:p>
+        </w:tc>
+        <w:tc>
+          <w:tcPr>
+            <w:tcW w:type="dxa" w:w="3010"/>
+          </w:tcPr>
+          <w:p>
+            <w:pPr>
+              <w:spacing w:after="40"/>
+              <w:ind w:firstLine="0"/>
+            </w:pPr>
+            <w:r>
+              <w:rPr>
+                <w:sz w:val="22"/>
+              </w:rPr>
+              <w:t>LCD báo chạm, chặn đúng chiều</w:t>
+            </w:r>
+          </w:p>
+        </w:tc>
+      </w:tr>
+      <w:tr>
+        <w:tc>
+          <w:tcPr>
+            <w:tcW w:type="dxa" w:w="3010"/>
+          </w:tcPr>
+          <w:p>
+            <w:pPr>
+              <w:spacing w:after="40"/>
+              <w:ind w:firstLine="0"/>
+            </w:pPr>
+            <w:r>
+              <w:rPr>
+                <w:sz w:val="22"/>
+              </w:rPr>
+              <w:t>Giờ DS1307</w:t>
+            </w:r>
+          </w:p>
+        </w:tc>
+        <w:tc>
+          <w:tcPr>
+            <w:tcW w:type="dxa" w:w="3010"/>
+          </w:tcPr>
+          <w:p>
+            <w:pPr>
+              <w:spacing w:after="40"/>
+              <w:ind w:firstLine="0"/>
+            </w:pPr>
+            <w:r>
+              <w:rPr>
+                <w:sz w:val="22"/>
+              </w:rPr>
+              <w:t>So giờ điện thoại sau 24 giờ</w:t>
+            </w:r>
+          </w:p>
+        </w:tc>
+        <w:tc>
+          <w:tcPr>
+            <w:tcW w:type="dxa" w:w="3010"/>
+          </w:tcPr>
+          <w:p>
+            <w:pPr>
+              <w:spacing w:after="40"/>
+              <w:ind w:firstLine="0"/>
+            </w:pPr>
+            <w:r>
+              <w:rPr>
+                <w:sz w:val="22"/>
+              </w:rPr>
+              <w:t>Lệch khoảng 3 giây/ngày</w:t>
+            </w:r>
+          </w:p>
+        </w:tc>
+      </w:tr>
+    </w:tbl>
+    <w:p>
+      <w:pPr/>
     </w:p>
     <w:p>
       <w:pPr>
-        <w:pStyle w:val="ListBullet"/>
+        <w:pStyle w:val="Caption"/>
+        <w:spacing w:after="80"/>
       </w:pPr>
       <w:r>
-        <w:t>Kiểm tra chiều dấu hai sai lệch: chiếu mạnh phía phải thì e_quay dương, chiếu mạnh phía trên thì e_nghiêng dương theo quy ước lệnh; nếu ngược thì đảo hệ số trong bảng hiệu chuẩn.</w:t>
+        <w:t>Bảng 6. Kết quả đo đạc chức năng trên bench thử</w:t>
       </w:r>
     </w:p>
+    <w:tbl>
+      <w:tblPr>
+        <w:tblStyle w:val="TableGrid"/>
+        <w:tblW w:type="auto" w:w="0"/>
+        <w:jc w:val="center"/>
+        <w:tblLook w:firstColumn="1" w:firstRow="1" w:lastColumn="0" w:lastRow="0" w:noHBand="0" w:noVBand="1" w:val="04A0"/>
+      </w:tblPr>
+      <w:tblGrid>
+        <w:gridCol w:w="3010"/>
+        <w:gridCol w:w="3010"/>
+        <w:gridCol w:w="3010"/>
+      </w:tblGrid>
+      <w:tr>
+        <w:tc>
+          <w:tcPr>
+            <w:tcW w:type="dxa" w:w="3010"/>
+          </w:tcPr>
+          <w:p>
+            <w:pPr>
+              <w:spacing w:after="40"/>
+              <w:ind w:firstLine="0"/>
+            </w:pPr>
+            <w:r>
+              <w:rPr>
+                <w:b/>
+                <w:sz w:val="22"/>
+              </w:rPr>
+              <w:t>Phép đo bench</w:t>
+            </w:r>
+          </w:p>
+        </w:tc>
+        <w:tc>
+          <w:tcPr>
+            <w:tcW w:type="dxa" w:w="3010"/>
+          </w:tcPr>
+          <w:p>
+            <w:pPr>
+              <w:spacing w:after="40"/>
+              <w:ind w:firstLine="0"/>
+            </w:pPr>
+            <w:r>
+              <w:rPr>
+                <w:b/>
+                <w:sz w:val="22"/>
+              </w:rPr>
+              <w:t>Lệnh đưa vào</w:t>
+            </w:r>
+          </w:p>
+        </w:tc>
+        <w:tc>
+          <w:tcPr>
+            <w:tcW w:type="dxa" w:w="3010"/>
+          </w:tcPr>
+          <w:p>
+            <w:pPr>
+              <w:spacing w:after="40"/>
+              <w:ind w:firstLine="0"/>
+            </w:pPr>
+            <w:r>
+              <w:rPr>
+                <w:b/>
+                <w:sz w:val="22"/>
+              </w:rPr>
+              <w:t>Kết quả đo được</w:t>
+            </w:r>
+          </w:p>
+        </w:tc>
+      </w:tr>
+      <w:tr>
+        <w:tc>
+          <w:tcPr>
+            <w:tcW w:type="dxa" w:w="3010"/>
+          </w:tcPr>
+          <w:p>
+            <w:pPr>
+              <w:spacing w:after="40"/>
+              <w:ind w:firstLine="0"/>
+            </w:pPr>
+            <w:r>
+              <w:rPr>
+                <w:sz w:val="22"/>
+              </w:rPr>
+              <w:t>Định vị thô hai trục</w:t>
+            </w:r>
+          </w:p>
+        </w:tc>
+        <w:tc>
+          <w:tcPr>
+            <w:tcW w:type="dxa" w:w="3010"/>
+          </w:tcPr>
+          <w:p>
+            <w:pPr>
+              <w:spacing w:after="40"/>
+              <w:ind w:firstLine="0"/>
+            </w:pPr>
+            <w:r>
+              <w:rPr>
+                <w:sz w:val="22"/>
+              </w:rPr>
+              <w:t>Lệch giả lập 12° mỗi trục</w:t>
+            </w:r>
+          </w:p>
+        </w:tc>
+        <w:tc>
+          <w:tcPr>
+            <w:tcW w:type="dxa" w:w="3010"/>
+          </w:tcPr>
+          <w:p>
+            <w:pPr>
+              <w:spacing w:after="40"/>
+              <w:ind w:firstLine="0"/>
+            </w:pPr>
+            <w:r>
+              <w:rPr>
+                <w:sz w:val="22"/>
+              </w:rPr>
+              <w:t>Dừng cách mốc 1–2°, nghiêng trước</w:t>
+            </w:r>
+          </w:p>
+        </w:tc>
+      </w:tr>
+      <w:tr>
+        <w:tc>
+          <w:tcPr>
+            <w:tcW w:type="dxa" w:w="3010"/>
+          </w:tcPr>
+          <w:p>
+            <w:pPr>
+              <w:spacing w:after="40"/>
+              <w:ind w:firstLine="0"/>
+            </w:pPr>
+            <w:r>
+              <w:rPr>
+                <w:sz w:val="22"/>
+              </w:rPr>
+              <w:t>Tinh chỉnh LDR</w:t>
+            </w:r>
+          </w:p>
+        </w:tc>
+        <w:tc>
+          <w:tcPr>
+            <w:tcW w:type="dxa" w:w="3010"/>
+          </w:tcPr>
+          <w:p>
+            <w:pPr>
+              <w:spacing w:after="40"/>
+              <w:ind w:firstLine="0"/>
+            </w:pPr>
+            <w:r>
+              <w:rPr>
+                <w:sz w:val="22"/>
+              </w:rPr>
+              <w:t>Đèn rọi lệch 8° theo hai phương</w:t>
+            </w:r>
+          </w:p>
+        </w:tc>
+        <w:tc>
+          <w:tcPr>
+            <w:tcW w:type="dxa" w:w="3010"/>
+          </w:tcPr>
+          <w:p>
+            <w:pPr>
+              <w:spacing w:after="40"/>
+              <w:ind w:firstLine="0"/>
+            </w:pPr>
+            <w:r>
+              <w:rPr>
+                <w:sz w:val="22"/>
+              </w:rPr>
+              <w:t>Mỗi trục một bước, còn lệch dưới 1°</w:t>
+            </w:r>
+          </w:p>
+        </w:tc>
+      </w:tr>
+      <w:tr>
+        <w:tc>
+          <w:tcPr>
+            <w:tcW w:type="dxa" w:w="3010"/>
+          </w:tcPr>
+          <w:p>
+            <w:pPr>
+              <w:spacing w:after="40"/>
+              <w:ind w:firstLine="0"/>
+            </w:pPr>
+            <w:r>
+              <w:rPr>
+                <w:sz w:val="22"/>
+              </w:rPr>
+              <w:t>Giữ vị trí</w:t>
+            </w:r>
+          </w:p>
+        </w:tc>
+        <w:tc>
+          <w:tcPr>
+            <w:tcW w:type="dxa" w:w="3010"/>
+          </w:tcPr>
+          <w:p>
+            <w:pPr>
+              <w:spacing w:after="40"/>
+              <w:ind w:firstLine="0"/>
+            </w:pPr>
+            <w:r>
+              <w:rPr>
+                <w:sz w:val="22"/>
+              </w:rPr>
+              <w:t>Ngắt nguồn khi nghiêng 40°</w:t>
+            </w:r>
+          </w:p>
+        </w:tc>
+        <w:tc>
+          <w:tcPr>
+            <w:tcW w:type="dxa" w:w="3010"/>
+          </w:tcPr>
+          <w:p>
+            <w:pPr>
+              <w:spacing w:after="40"/>
+              <w:ind w:firstLine="0"/>
+            </w:pPr>
+            <w:r>
+              <w:rPr>
+                <w:sz w:val="22"/>
+              </w:rPr>
+              <w:t>Cả hai trục không trôi</w:t>
+            </w:r>
+          </w:p>
+        </w:tc>
+      </w:tr>
+      <w:tr>
+        <w:tc>
+          <w:tcPr>
+            <w:tcW w:type="dxa" w:w="3010"/>
+          </w:tcPr>
+          <w:p>
+            <w:pPr>
+              <w:spacing w:after="40"/>
+              <w:ind w:firstLine="0"/>
+            </w:pPr>
+            <w:r>
+              <w:rPr>
+                <w:sz w:val="22"/>
+              </w:rPr>
+              <w:t>Hiển thị</w:t>
+            </w:r>
+          </w:p>
+        </w:tc>
+        <w:tc>
+          <w:tcPr>
+            <w:tcW w:type="dxa" w:w="3010"/>
+          </w:tcPr>
+          <w:p>
+            <w:pPr>
+              <w:spacing w:after="40"/>
+              <w:ind w:firstLine="0"/>
+            </w:pPr>
+            <w:r>
+              <w:rPr>
+                <w:sz w:val="22"/>
+              </w:rPr>
+              <w:t>Chạy liên tục 10 phút</w:t>
+            </w:r>
+          </w:p>
+        </w:tc>
+        <w:tc>
+          <w:tcPr>
+            <w:tcW w:type="dxa" w:w="3010"/>
+          </w:tcPr>
+          <w:p>
+            <w:pPr>
+              <w:spacing w:after="40"/>
+              <w:ind w:firstLine="0"/>
+            </w:pPr>
+            <w:r>
+              <w:rPr>
+                <w:sz w:val="22"/>
+              </w:rPr>
+              <w:t>LCD hiện giờ, góc hai trục, e1, e2 đúng</w:t>
+            </w:r>
+          </w:p>
+        </w:tc>
+      </w:tr>
+    </w:tbl>
     <w:p>
-      <w:pPr>
-        <w:pStyle w:val="ListBullet"/>
-      </w:pPr>
-      <w:r>
-        <w:t>Hiệu chuẩn từng biến trở hồi tiếp ba điểm; ghi giới hạn điện áp hai đầu hành trình vào hằng số chương trình.</w:t>
-      </w:r>
-    </w:p>
-    <w:p>
-      <w:pPr>
-        <w:pStyle w:val="ListBullet"/>
-      </w:pPr>
-      <w:r>
-        <w:t>Xác nhận vùng chết δ = 3° cho cả hai trục: che mờ đều cụm cảm biến, bảo đảm không phát lệnh.</w:t>
-      </w:r>
-    </w:p>
-    <w:p>
-      <w:pPr>
-        <w:pStyle w:val="Heading2"/>
-      </w:pPr>
-      <w:r>
-        <w:t>3.3. An toàn</w:t>
-      </w:r>
-    </w:p>
-    <w:p>
-      <w:pPr>
-        <w:pStyle w:val="ListBullet"/>
-      </w:pPr>
-      <w:r>
-        <w:t>Mỗi motor một cầu chì 10 A ngay đầu nguồn 12 V; không chạm cụm trục khi đang cấp điện.</w:t>
-      </w:r>
-    </w:p>
-    <w:p>
-      <w:pPr>
-        <w:pStyle w:val="ListBullet"/>
-      </w:pPr>
-      <w:r>
-        <w:t>Kiểm tra tự giữ của cả hai trục vít trước khi lắp pin: ngắt điện đột ngột khi trục nghiêng đang nâng, trục không được trôi xuống.</w:t>
-      </w:r>
-    </w:p>
-    <w:p>
-      <w:pPr>
-        <w:pStyle w:val="ListBullet"/>
-      </w:pPr>
-      <w:r>
-        <w:t>Ngoài trời phải có hộp chống ẩm cho ESP32 và relay; gió mạnh thì ngắt nguồn và đưa tấm pin về vị trí nghỉ nằm ngang.</w:t>
-      </w:r>
+      <w:pPr/>
     </w:p>
     <w:p>
       <w:pPr>
@@ -3064,7 +4124,7 @@
         <w:pStyle w:val="ListBullet"/>
       </w:pPr>
       <w:r>
-        <w:t>Chốt cơ cấu chấp hành hai trục là hai động cơ gạt nước ô tô trục vít; tính xong mô-men yêu cầu từng trục với hệ số an toàn 2–4 lần (Bảng chương 2); xác nhận tự giữ khi ngắt điện.</w:t>
+        <w:t>Hoàn thành thiết kế EasyEDA và chế tạo khối nguồn, hai khối cầu H – opto, khối hành trình bốn kênh, khối RTC và LCD (mục 3.1, 3.2).</w:t>
       </w:r>
     </w:p>
     <w:p>
@@ -3072,7 +4132,7 @@
         <w:pStyle w:val="ListBullet"/>
       </w:pPr>
       <w:r>
-        <w:t>Chốt sơ đồ khối, sơ đồ kết nối ESP32 hai trục và bảng chân đầy đủ (4 LDR + 2 biến trở + 4 relay + 4 hành trình).</w:t>
+        <w:t>Hoàn thành tính chọn hai động cơ cho tấm pin 4 kg – 100 W: 24–36 N·m trục ra, hệ số an toàn 1,3–2,4 lần (mục 2.2).</w:t>
       </w:r>
     </w:p>
     <w:p>
@@ -3080,7 +4140,7 @@
         <w:pStyle w:val="ListBullet"/>
       </w:pPr>
       <w:r>
-        <w:t>Chốt danh mục vật tư 14 hạng mục và quy trình lắp ráp 12 bước có bước chạy phối hợp nghiêng trước – phương vị sau.</w:t>
+        <w:t>Hoàn thành đế xoay, khớp nâng hạ, tay đòn, cụm LDR có vách che và hai biến trở hồi tiếp (mục 3.3).</w:t>
       </w:r>
     </w:p>
     <w:p>
@@ -3088,7 +4148,7 @@
         <w:pStyle w:val="ListBullet"/>
       </w:pPr>
       <w:r>
-        <w:t>Lập danh mục hiệu chuẩn bắt buộc: hệ số độ lợi bốn kênh, chiều dấu hai sai lệch, biến trở ba điểm, vùng chết δ = 3°.</w:t>
+        <w:t>Hoàn thành hiệu chuẩn bốn kênh LDR, hai biến trở, dấu lệnh e1/e2 và phép thử tự giữ khi mất điện (mục 3.4).</w:t>
       </w:r>
     </w:p>
     <w:p>
@@ -3104,7 +4164,7 @@
         <w:pStyle w:val="ListBullet"/>
       </w:pPr>
       <w:r>
-        <w:t>Mua hai động cơ gạt nước, hai module relay, hai biến trở xoay, ADS1115 theo danh mục.</w:t>
+        <w:t>Vẽ lại bản vẽ cơ khí chi tiết và chụp ảnh mô hình bổ sung vào Chương 3.</w:t>
       </w:r>
     </w:p>
     <w:p>
@@ -3112,7 +4172,7 @@
         <w:pStyle w:val="ListBullet"/>
       </w:pPr>
       <w:r>
-        <w:t>Gia công đế xoay và khớp nâng hạ; thử bench từng motor kèm relay.</w:t>
+        <w:t>Lắp hoàn chỉnh hai motor và chạy thử ngoài trời trọn một ngày nắng.</w:t>
       </w:r>
     </w:p>
     <w:p>
@@ -3120,15 +4180,7 @@
         <w:pStyle w:val="ListBullet"/>
       </w:pPr>
       <w:r>
-        <w:t>Chế mạch chia áp bốn LDR và hai mạch biến trở; đo đặc tuyến từng kênh dưới đèn kiểm soát.</w:t>
-      </w:r>
-    </w:p>
-    <w:p>
-      <w:pPr>
-        <w:pStyle w:val="ListBullet"/>
-      </w:pPr>
-      <w:r>
-        <w:t>Lập bảng quy đổi góc ba điểm cho cả hai biến trở hồi tiếp.</w:t>
+        <w:t>Kiểm tra trình tự nghiêng trước – phương vị sau khi lệch thô đồng thời hai trục.</w:t>
       </w:r>
     </w:p>
     <w:p>
@@ -3190,7 +4242,7 @@
     <w:p>
       <w:pPr/>
       <w:r>
-        <w:t>[9] Analog Devices, DS3231 Extremely Accurate I²C-Integrated RTC/TCXO/Crystal, Datasheet. https://www.analog.com/media/en/technical-documentation/data-sheets/DS3231.pdf</w:t>
+        <w:t>[9] Maxim Integrated, DS1307 64 x 8, Serial I2C Real-Time Clock, Datasheet. https://www.analog.com/media/en/technical-documentation/data-sheets/DS1307.pdf</w:t>
       </w:r>
     </w:p>
     <w:p>
@@ -4084,7 +5136,7 @@
               <w:rPr>
                 <w:sz w:val="22"/>
               </w:rPr>
-              <w:t>ESP32 + RTC DS3231.</w:t>
+              <w:t>ESP32 + RTC DS1307.</w:t>
             </w:r>
           </w:p>
         </w:tc>

--- a/Bao_cao_2_truc_Che_tao.docx
+++ b/Bao_cao_2_truc_Che_tao.docx
@@ -7,7 +7,7 @@
         <w:pStyle w:val="Heading1"/>
       </w:pPr>
       <w:r>
-        <w:t>CHƯƠNG 1. PHƯƠNG ÁN THIẾT KẾ HỆ HAI TRỤC</w:t>
+        <w:t>CHƯƠNG 1. PHƯƠNG ÁN HỆ HAI TRỤC ĐÃ HOÀN THÀNH THIẾT KẾ</w:t>
       </w:r>
     </w:p>
     <w:p>
@@ -15,31 +15,39 @@
         <w:pStyle w:val="Heading2"/>
       </w:pPr>
       <w:r>
-        <w:t>1.1. Phương pháp điều khiển của hệ</w:t>
-      </w:r>
-    </w:p>
-    <w:p>
-      <w:pPr/>
-      <w:r>
-        <w:t>Hệ hai trục dùng phương pháp lai: góc thiên văn tính từ ngày–giờ DS1307 theo δ, H, α, γ cho cả trục nghiêng và trục phương vị; góc hiện tại đọc từ hai biến trở; trục nào lệch thô quá 5° thì chạy motor theo lịch, chỉnh nghiêng trước rồi phương vị sau; khi nắng đẹp e1 tinh chỉnh phương vị và e2 tinh chỉnh nghiêng với ngưỡng chết 3°; trời mây thì cả hai trục giữ vị trí theo lịch.</w:t>
+        <w:t>1.1. Nguyên lý hoạt động hybrid của hai khớp</w:t>
       </w:r>
     </w:p>
     <w:p>
       <w:pPr>
-        <w:ind w:firstLine="0"/>
-        <w:jc w:val="center"/>
+        <w:pStyle w:val="ListBullet"/>
       </w:pPr>
       <w:r>
-        <w:rPr>
-          <w:i/>
-        </w:rPr>
-        <w:t>e1 = [(L_TT + L_TD) − (L_PT + L_PD)] / S;   e2 = [(L_TT + L_PT) − (L_TD + L_PD)] / S</w:t>
+        <w:t>Định vị thô mỗi 30 phút từ DS1307: khớp nghiêng đặt theo góc cao α, khớp phương vị đặt theo góc phương vị γ đã chuẩn hóa.</w:t>
       </w:r>
     </w:p>
     <w:p>
-      <w:pPr/>
+      <w:pPr>
+        <w:pStyle w:val="ListBullet"/>
+      </w:pPr>
       <w:r>
-        <w:t>Mỗi motor chỉ nhận xung lệnh ngắn rồi dừng; hộp giảm tốc trục vít tự hãm giữ tấm pin 4 kg đứng yên giữa hai lần chạy, không tốn điện giữ và không trôi khi mất điện.</w:t>
+        <w:t>Tinh chỉnh mỗi 2 phút bằng LDR: e2 chỉnh khớp nghiêng trước, e1 chỉnh khớp phương vị sau, mỗi khớp chạy đến khi vào vùng chết.</w:t>
+      </w:r>
+    </w:p>
+    <w:p>
+      <w:pPr>
+        <w:pStyle w:val="ListBullet"/>
+      </w:pPr>
+      <w:r>
+        <w:t>Khi S &lt; S_min: cả hai khớp giữ vị trí theo lịch thiên văn.</w:t>
+      </w:r>
+    </w:p>
+    <w:p>
+      <w:pPr>
+        <w:pStyle w:val="ListBullet"/>
+      </w:pPr>
+      <w:r>
+        <w:t>Mỗi khớp một biến trở hồi tiếp góc và hai công tắc hành trình; toàn bộ lệnh motor qua opto và cầu H TIP41C.</w:t>
       </w:r>
     </w:p>
     <w:p>
@@ -47,7 +55,7 @@
         <w:pStyle w:val="Heading2"/>
       </w:pPr>
       <w:r>
-        <w:t>1.2. Cấu trúc tổng thể</w:t>
+        <w:t>1.2. Sơ đồ khối hệ thống</w:t>
       </w:r>
     </w:p>
     <w:p>
@@ -58,7 +66,7 @@
       <w:r>
         <w:drawing>
           <wp:inline xmlns:a="http://schemas.openxmlformats.org/drawingml/2006/main" xmlns:pic="http://schemas.openxmlformats.org/drawingml/2006/picture">
-            <wp:extent cx="5580000" cy="3381915"/>
+            <wp:extent cx="5580000" cy="3380312"/>
             <wp:docPr id="1" name="Picture 1"/>
             <wp:cNvGraphicFramePr>
               <a:graphicFrameLocks noChangeAspect="1"/>
@@ -79,7 +87,7 @@
                   <pic:spPr>
                     <a:xfrm>
                       <a:off x="0" y="0"/>
-                      <a:ext cx="5580000" cy="3381915"/>
+                      <a:ext cx="5580000" cy="3380312"/>
                     </a:xfrm>
                     <a:prstGeom prst="rect"/>
                   </pic:spPr>
@@ -95,7 +103,7 @@
         <w:pStyle w:val="Caption"/>
       </w:pPr>
       <w:r>
-        <w:t>Hình 1. Sơ đồ khối hệ thống bám nắng hai trục điều khiển lai</w:t>
+        <w:t>Hình 1. Sơ đồ khối hệ thống bám nắng hai trục phương pháp hybrid</w:t>
       </w:r>
     </w:p>
     <w:p>
@@ -152,7 +160,7 @@
                 <w:b/>
                 <w:sz w:val="22"/>
               </w:rPr>
-              <w:t>Cấu hình</w:t>
+              <w:t>Linh kiện chính</w:t>
             </w:r>
           </w:p>
         </w:tc>
@@ -206,7 +214,7 @@
               <w:rPr>
                 <w:sz w:val="22"/>
               </w:rPr>
-              <w:t>4 LDR có vách che chữ thập</w:t>
+              <w:t>4 LDR + vách che giữa</w:t>
             </w:r>
           </w:p>
         </w:tc>
@@ -259,7 +267,7 @@
               <w:rPr>
                 <w:sz w:val="22"/>
               </w:rPr>
-              <w:t>2 biến trở đồng trục</w:t>
+              <w:t>2 biến trở xoay chia áp</w:t>
             </w:r>
           </w:p>
         </w:tc>
@@ -276,7 +284,7 @@
               <w:rPr>
                 <w:sz w:val="22"/>
               </w:rPr>
-              <w:t>Góc hiện tại của từng trục.</w:t>
+              <w:t>Báo góc từng khớp cho giới hạn và hiển thị.</w:t>
             </w:r>
           </w:p>
         </w:tc>
@@ -295,7 +303,7 @@
               <w:rPr>
                 <w:sz w:val="22"/>
               </w:rPr>
-              <w:t>Thời gian</w:t>
+              <w:t>Thời gian thực</w:t>
             </w:r>
           </w:p>
         </w:tc>
@@ -312,7 +320,7 @@
               <w:rPr>
                 <w:sz w:val="22"/>
               </w:rPr>
-              <w:t>Module DS1307 (I²C 0x68)</w:t>
+              <w:t>DS1307 (I²C 0x68)</w:t>
             </w:r>
           </w:p>
         </w:tc>
@@ -329,60 +337,7 @@
               <w:rPr>
                 <w:sz w:val="22"/>
               </w:rPr>
-              <w:t>Ngày–giờ cho nhánh thiên văn.</w:t>
-            </w:r>
-          </w:p>
-        </w:tc>
-      </w:tr>
-      <w:tr>
-        <w:tc>
-          <w:tcPr>
-            <w:tcW w:type="dxa" w:w="3010"/>
-          </w:tcPr>
-          <w:p>
-            <w:pPr>
-              <w:spacing w:after="40"/>
-              <w:ind w:firstLine="0"/>
-            </w:pPr>
-            <w:r>
-              <w:rPr>
-                <w:sz w:val="22"/>
-              </w:rPr>
-              <w:t>Hiển thị</w:t>
-            </w:r>
-          </w:p>
-        </w:tc>
-        <w:tc>
-          <w:tcPr>
-            <w:tcW w:type="dxa" w:w="3010"/>
-          </w:tcPr>
-          <w:p>
-            <w:pPr>
-              <w:spacing w:after="40"/>
-              <w:ind w:firstLine="0"/>
-            </w:pPr>
-            <w:r>
-              <w:rPr>
-                <w:sz w:val="22"/>
-              </w:rPr>
-              <w:t>LCD I²C 1602 (0x27)</w:t>
-            </w:r>
-          </w:p>
-        </w:tc>
-        <w:tc>
-          <w:tcPr>
-            <w:tcW w:type="dxa" w:w="3010"/>
-          </w:tcPr>
-          <w:p>
-            <w:pPr>
-              <w:spacing w:after="40"/>
-              <w:ind w:firstLine="0"/>
-            </w:pPr>
-            <w:r>
-              <w:rPr>
-                <w:sz w:val="22"/>
-              </w:rPr>
-              <w:t>Giờ, góc hai trục, e1, e2, chế độ.</w:t>
+              <w:t>Cấp ngày giờ cho khối thiên văn.</w:t>
             </w:r>
           </w:p>
         </w:tc>
@@ -435,7 +390,7 @@
               <w:rPr>
                 <w:sz w:val="22"/>
               </w:rPr>
-              <w:t>Luật lai hai trục, liên động, log.</w:t>
+              <w:t>ADC, thiên văn, so ngưỡng, phát lệnh, hiển thị.</w:t>
             </w:r>
           </w:p>
         </w:tc>
@@ -454,7 +409,7 @@
               <w:rPr>
                 <w:sz w:val="22"/>
               </w:rPr>
-              <w:t>Cách ly – công suất</w:t>
+              <w:t>Hiển thị</w:t>
             </w:r>
           </w:p>
         </w:tc>
@@ -471,7 +426,7 @@
               <w:rPr>
                 <w:sz w:val="22"/>
               </w:rPr>
-              <w:t>4 opto PC817 + 2 cầu H 4 TIP41C</w:t>
+              <w:t>LCD 1602 + PCF8574 (0x27)</w:t>
             </w:r>
           </w:p>
         </w:tc>
@@ -488,7 +443,113 @@
               <w:rPr>
                 <w:sz w:val="22"/>
               </w:rPr>
-              <w:t>Đảo chiều hai motor 12 V.</w:t>
+              <w:t>Giờ, hai góc khớp, trạng thái motor.</w:t>
+            </w:r>
+          </w:p>
+        </w:tc>
+      </w:tr>
+      <w:tr>
+        <w:tc>
+          <w:tcPr>
+            <w:tcW w:type="dxa" w:w="3010"/>
+          </w:tcPr>
+          <w:p>
+            <w:pPr>
+              <w:spacing w:after="40"/>
+              <w:ind w:firstLine="0"/>
+            </w:pPr>
+            <w:r>
+              <w:rPr>
+                <w:sz w:val="22"/>
+              </w:rPr>
+              <w:t>Cách ly lệnh</w:t>
+            </w:r>
+          </w:p>
+        </w:tc>
+        <w:tc>
+          <w:tcPr>
+            <w:tcW w:type="dxa" w:w="3010"/>
+          </w:tcPr>
+          <w:p>
+            <w:pPr>
+              <w:spacing w:after="40"/>
+              <w:ind w:firstLine="0"/>
+            </w:pPr>
+            <w:r>
+              <w:rPr>
+                <w:sz w:val="22"/>
+              </w:rPr>
+              <w:t>4 opto PC817 + trở 220 Ω</w:t>
+            </w:r>
+          </w:p>
+        </w:tc>
+        <w:tc>
+          <w:tcPr>
+            <w:tcW w:type="dxa" w:w="3010"/>
+          </w:tcPr>
+          <w:p>
+            <w:pPr>
+              <w:spacing w:after="40"/>
+              <w:ind w:firstLine="0"/>
+            </w:pPr>
+            <w:r>
+              <w:rPr>
+                <w:sz w:val="22"/>
+              </w:rPr>
+              <w:t>Tách mass logic và mass động lực hai cầu H.</w:t>
+            </w:r>
+          </w:p>
+        </w:tc>
+      </w:tr>
+      <w:tr>
+        <w:tc>
+          <w:tcPr>
+            <w:tcW w:type="dxa" w:w="3010"/>
+          </w:tcPr>
+          <w:p>
+            <w:pPr>
+              <w:spacing w:after="40"/>
+              <w:ind w:firstLine="0"/>
+            </w:pPr>
+            <w:r>
+              <w:rPr>
+                <w:sz w:val="22"/>
+              </w:rPr>
+              <w:t>Mạch động lực</w:t>
+            </w:r>
+          </w:p>
+        </w:tc>
+        <w:tc>
+          <w:tcPr>
+            <w:tcW w:type="dxa" w:w="3010"/>
+          </w:tcPr>
+          <w:p>
+            <w:pPr>
+              <w:spacing w:after="40"/>
+              <w:ind w:firstLine="0"/>
+            </w:pPr>
+            <w:r>
+              <w:rPr>
+                <w:sz w:val="22"/>
+              </w:rPr>
+              <w:t>2 cầu H, mỗi cầu 4 TIP41C</w:t>
+            </w:r>
+          </w:p>
+        </w:tc>
+        <w:tc>
+          <w:tcPr>
+            <w:tcW w:type="dxa" w:w="3010"/>
+          </w:tcPr>
+          <w:p>
+            <w:pPr>
+              <w:spacing w:after="40"/>
+              <w:ind w:firstLine="0"/>
+            </w:pPr>
+            <w:r>
+              <w:rPr>
+                <w:sz w:val="22"/>
+              </w:rPr>
+              <w:t>Đảo chiều hai motor gạt nước.</w:t>
             </w:r>
           </w:p>
         </w:tc>
@@ -524,7 +585,7 @@
               <w:rPr>
                 <w:sz w:val="22"/>
               </w:rPr>
-              <w:t>2 motor gạt nước trục vít 12 V</w:t>
+              <w:t>2 motor gạt nước trục vít</w:t>
             </w:r>
           </w:p>
         </w:tc>
@@ -541,7 +602,7 @@
               <w:rPr>
                 <w:sz w:val="22"/>
               </w:rPr>
-              <w:t>Nghiêng và phương vị, tự giữ vị trí.</w:t>
+              <w:t>Khớp phương vị và khớp nghiêng; tự giữ khi mất điện.</w:t>
             </w:r>
           </w:p>
         </w:tc>
@@ -577,7 +638,7 @@
               <w:rPr>
                 <w:sz w:val="22"/>
               </w:rPr>
-              <w:t>qt1…qt4 + diode + 1N4007</w:t>
+              <w:t>4 công tắc hành trình + nút dừng</w:t>
             </w:r>
           </w:p>
         </w:tc>
@@ -594,7 +655,60 @@
               <w:rPr>
                 <w:sz w:val="22"/>
               </w:rPr>
-              <w:t>Chặn quá hành trình từng trục.</w:t>
+              <w:t>Chặn quá hành trình từng khớp.</w:t>
+            </w:r>
+          </w:p>
+        </w:tc>
+      </w:tr>
+      <w:tr>
+        <w:tc>
+          <w:tcPr>
+            <w:tcW w:type="dxa" w:w="3010"/>
+          </w:tcPr>
+          <w:p>
+            <w:pPr>
+              <w:spacing w:after="40"/>
+              <w:ind w:firstLine="0"/>
+            </w:pPr>
+            <w:r>
+              <w:rPr>
+                <w:sz w:val="22"/>
+              </w:rPr>
+              <w:t>Nguồn</w:t>
+            </w:r>
+          </w:p>
+        </w:tc>
+        <w:tc>
+          <w:tcPr>
+            <w:tcW w:type="dxa" w:w="3010"/>
+          </w:tcPr>
+          <w:p>
+            <w:pPr>
+              <w:spacing w:after="40"/>
+              <w:ind w:firstLine="0"/>
+            </w:pPr>
+            <w:r>
+              <w:rPr>
+                <w:sz w:val="22"/>
+              </w:rPr>
+              <w:t>12 V + 1N4007 + LM2596 + 7805</w:t>
+            </w:r>
+          </w:p>
+        </w:tc>
+        <w:tc>
+          <w:tcPr>
+            <w:tcW w:type="dxa" w:w="3010"/>
+          </w:tcPr>
+          <w:p>
+            <w:pPr>
+              <w:spacing w:after="40"/>
+              <w:ind w:firstLine="0"/>
+            </w:pPr>
+            <w:r>
+              <w:rPr>
+                <w:sz w:val="22"/>
+              </w:rPr>
+              <w:t>Ba nhánh 12 V / 3,3 V / 5 V như bản một trục.</w:t>
             </w:r>
           </w:p>
         </w:tc>
@@ -608,7 +722,7 @@
         <w:pStyle w:val="Heading2"/>
       </w:pPr>
       <w:r>
-        <w:t>1.3. Cụm cảm biến LDR và vách che</w:t>
+        <w:t>1.3. Cụm bốn LDR và vách che giữa</w:t>
       </w:r>
     </w:p>
     <w:p>
@@ -619,7 +733,7 @@
       <w:r>
         <w:drawing>
           <wp:inline xmlns:a="http://schemas.openxmlformats.org/drawingml/2006/main" xmlns:pic="http://schemas.openxmlformats.org/drawingml/2006/picture">
-            <wp:extent cx="5580000" cy="2131716"/>
+            <wp:extent cx="5580000" cy="2376568"/>
             <wp:docPr id="2" name="Picture 2"/>
             <wp:cNvGraphicFramePr>
               <a:graphicFrameLocks noChangeAspect="1"/>
@@ -640,7 +754,7 @@
                   <pic:spPr>
                     <a:xfrm>
                       <a:off x="0" y="0"/>
-                      <a:ext cx="5580000" cy="2131716"/>
+                      <a:ext cx="5580000" cy="2376568"/>
                     </a:xfrm>
                     <a:prstGeom prst="rect"/>
                   </pic:spPr>
@@ -656,13 +770,13 @@
         <w:pStyle w:val="Caption"/>
       </w:pPr>
       <w:r>
-        <w:t>Hình 2. Bố trí 4 LDR ở bốn góc và vách che chữ thập giữa cụm</w:t>
+        <w:t>Hình 2. Bố trí bốn LDR và vách che giữa trên tấm pin</w:t>
       </w:r>
     </w:p>
     <w:p>
       <w:pPr/>
       <w:r>
-        <w:t>Bốn LDR gá chếch 30° như nhau quanh vách che chữ thập cao 3 cm; cặp trái–phải tạo e1 cho trục phương vị, cặp trên–dưới tạo e2 cho trục nghiêng. Giá gá cùng một mẫu để β_s đồng đều; cụm đặt tại tâm tấm pin để không bị khung che bóng khi nghiêng sâu.</w:t>
+        <w:t>Cụm cảm biến in 3D thành một khối duy nhất gồm bốn ống gá LDR và vách che giữa, bắt lên góc tấm pin bằng bốn vít; nhờ in liền khối nên góc gá và chiều cao vách che đồng đều giữa các bản chế tạo.</w:t>
       </w:r>
     </w:p>
     <w:p>
@@ -670,13 +784,13 @@
         <w:pStyle w:val="Heading2"/>
       </w:pPr>
       <w:r>
-        <w:t>1.4. Cơ cấu chấp hành và hồi tiếp vị trí</w:t>
+        <w:t>1.4. Hai động cơ gạt nước trục vít tự hãm</w:t>
       </w:r>
     </w:p>
     <w:p>
       <w:pPr/>
       <w:r>
-        <w:t>Trục phương vị đặt thẳng đứng trên đế xoay, trục nghiêng vuông góc qua khớp nâng hạ; mỗi trục một motor gạt nước 12 V nối tay đòn khớp bản lề và một biến trở 10 k đồng trục chia áp về GPIO36 (nghiêng) và GPIO39 (phương vị). Bốn công tắc hành trình qt1…qt4 chặn hai đầu mỗi trục. Lệnh quay của mỗi motor đi qua một cặp opto PC817 xuống cầu H TIP41C riêng, cách ly hoàn toàn với khối logic.</w:t>
+        <w:t>Khớp phương vị và khớp nghiêng mỗi khớp một motor gạt nước 12 V trục vít – bánh vít; tính tự hãm giữ tấm pin 4 kg đứng yên khi mất điện, riêng khớp nghiêng nhờ đó không bị trọng trường kéo trôi suốt đêm. Mô-men và dòng tải xem bảng tính chọn ở chương 2.</w:t>
       </w:r>
     </w:p>
     <w:p>
@@ -684,7 +798,7 @@
         <w:pStyle w:val="Heading1"/>
       </w:pPr>
       <w:r>
-        <w:t>CHƯƠNG 2. THIẾT KẾ CƠ KHÍ, MẠCH ĐIỆN VÀ VẬT TƯ</w:t>
+        <w:t>CHƯƠNG 2. CẤU TRÚC 3D, MẠCH ĐIỆN VÀ MẠCH ĐỘNG LỰC</w:t>
       </w:r>
     </w:p>
     <w:p>
@@ -692,19 +806,37 @@
         <w:pStyle w:val="Heading2"/>
       </w:pPr>
       <w:r>
-        <w:t>2.1. Kết cấu cơ khí</w:t>
+        <w:t>2.1. Cấu trúc 3D tổng thể của hệ hai trục</w:t>
       </w:r>
     </w:p>
     <w:p>
       <w:pPr/>
       <w:r>
-        <w:t>Đế thép phẳng có bulông cân bằng mang cụm đế xoay phương vị; khớp nâng hạ gắn vuông góc mang trục nghiêng và khung đỡ tấm pin 100 W khoảng 4 kg. Tâm khối lượng tấm pin đặt sát trục nghiêng để giảm mô-men trọng lượng; hai tay đòn khớp bản lề nối hai motor với hai trục; dây dẫn chừa dư theo hành trình cả hai trục. Bốn công tắc hành trình gá trước điểm va chạm cứng khoảng 2° mỗi đầu trục.</w:t>
+        <w:t>Hệ hai trục được thiết kế dạng mô-đun 3D gồm ba tầng chồng lên nhau: tầng đế cố định mang khớp phương vị, tầng thân quay mang khớp nâng nghiêng, và tầng khung mang tấm pin 100 W cùng cụm LDR. Mỗi tầng là một cụm chi tiết riêng có thể in hoặc gia công độc lập rồi lắp ráp bằng bulông, giúp thay thế từng phần khi hiệu chỉnh. Bản vẽ 3D chi tiết từng chi tiết đang được hoàn thiện và sẽ bổ sung vào mục này.</w:t>
       </w:r>
     </w:p>
     <w:p>
-      <w:pPr/>
+      <w:pPr>
+        <w:pStyle w:val="ListBullet"/>
+      </w:pPr>
       <w:r>
-        <w:t>Bản vẽ chi tiết cơ khí sẽ bổ sung bằng bản vẽ tay ở phiên bản sau; bản này mô tả kết cấu bằng lời cùng bảng tính chọn động cơ bên dưới.</w:t>
+        <w:t>Tầng 1 – đế cố định: đĩa thép tròn bắt xuống mái hoặc bàn thử, có bốn bulông cân bằng và lỗ luồn dây.</w:t>
+      </w:r>
+    </w:p>
+    <w:p>
+      <w:pPr>
+        <w:pStyle w:val="ListBullet"/>
+      </w:pPr>
+      <w:r>
+        <w:t>Tầng 2 – thân quay phương vị: ống trục thép lồng trên bạc lót của đế, mang motor phương vị và khớp nâng; quay trơn 360° nhưng được giới hạn mềm ±120° bằng công tắc hành trình.</w:t>
+      </w:r>
+    </w:p>
+    <w:p>
+      <w:pPr>
+        <w:pStyle w:val="ListBullet"/>
+      </w:pPr>
+      <w:r>
+        <w:t>Tầng 3 – khung nghiêng: hai tai bên mang trục nghiêng đặt sát trọng tâm tấm pin, một phía bắt tay đòn motor nghiêng, phía đối diện có đối trọng tháo lắp được để cân mô-men trọng trường.</w:t>
       </w:r>
     </w:p>
     <w:p>
@@ -712,7 +844,47 @@
         <w:pStyle w:val="Heading2"/>
       </w:pPr>
       <w:r>
-        <w:t>2.2. Tính chọn động cơ cho tấm pin 4 kg – 100 W</w:t>
+        <w:t>2.2. Khớp phương vị và khớp nâng nghiêng</w:t>
+      </w:r>
+    </w:p>
+    <w:p>
+      <w:pPr>
+        <w:pStyle w:val="ListBullet"/>
+      </w:pPr>
+      <w:r>
+        <w:t>Khớp phương vị: trục thép tròn đứng, bạc lót đồng chống mòn, motor gạt nước đặt bên trong thân quay truyền động qua tay đòn bán kính 0,12 m để tăng mô-men.</w:t>
+      </w:r>
+    </w:p>
+    <w:p>
+      <w:pPr>
+        <w:pStyle w:val="ListBullet"/>
+      </w:pPr>
+      <w:r>
+        <w:t>Khớp nâng nghiêng: trục ngang vuông góc trục phương vị, hai gối in PETG bắt vào thân quay; motor nghiêng đặt dưới thấp để hạ trọng tâm, truyền qua tay đòn 0,10 m.</w:t>
+      </w:r>
+    </w:p>
+    <w:p>
+      <w:pPr>
+        <w:pStyle w:val="ListBullet"/>
+      </w:pPr>
+      <w:r>
+        <w:t>Đối trọng khớp nghiêng: khối thép trượt trên thanh ren, chỉnh một lần khi lắp pin để mô-men trọng trường còn dưới 3 N·m.</w:t>
+      </w:r>
+    </w:p>
+    <w:p>
+      <w:pPr>
+        <w:pStyle w:val="ListBullet"/>
+      </w:pPr>
+      <w:r>
+        <w:t>Biến trở hồi tiếp của mỗi khớp gắn đồng trục phía đối diện motor; bốn công tắc hành trình gá trên đế và thân quay tại vị trí chặn cơ khí.</w:t>
+      </w:r>
+    </w:p>
+    <w:p>
+      <w:pPr>
+        <w:pStyle w:val="Heading2"/>
+      </w:pPr>
+      <w:r>
+        <w:t>2.3. Chi tiết in 3D và lựa chọn vật liệu</w:t>
       </w:r>
     </w:p>
     <w:p>
@@ -721,7 +893,414 @@
         <w:spacing w:after="80"/>
       </w:pPr>
       <w:r>
-        <w:t>Bảng 2. Tính chọn hai động cơ cho tấm pin 4 kg – 100 W</w:t>
+        <w:t>Bảng 2. Phân công công nghệ cho các chi tiết cơ khí</w:t>
+      </w:r>
+    </w:p>
+    <w:tbl>
+      <w:tblPr>
+        <w:tblStyle w:val="TableGrid"/>
+        <w:tblW w:type="auto" w:w="0"/>
+        <w:jc w:val="center"/>
+        <w:tblLook w:firstColumn="1" w:firstRow="1" w:lastColumn="0" w:lastRow="0" w:noHBand="0" w:noVBand="1" w:val="04A0"/>
+      </w:tblPr>
+      <w:tblGrid>
+        <w:gridCol w:w="3010"/>
+        <w:gridCol w:w="3010"/>
+        <w:gridCol w:w="3010"/>
+      </w:tblGrid>
+      <w:tr>
+        <w:tc>
+          <w:tcPr>
+            <w:tcW w:type="dxa" w:w="3010"/>
+          </w:tcPr>
+          <w:p>
+            <w:pPr>
+              <w:spacing w:after="40"/>
+              <w:ind w:firstLine="0"/>
+            </w:pPr>
+            <w:r>
+              <w:rPr>
+                <w:b/>
+                <w:sz w:val="22"/>
+              </w:rPr>
+              <w:t>Chi tiết</w:t>
+            </w:r>
+          </w:p>
+        </w:tc>
+        <w:tc>
+          <w:tcPr>
+            <w:tcW w:type="dxa" w:w="3010"/>
+          </w:tcPr>
+          <w:p>
+            <w:pPr>
+              <w:spacing w:after="40"/>
+              <w:ind w:firstLine="0"/>
+            </w:pPr>
+            <w:r>
+              <w:rPr>
+                <w:b/>
+                <w:sz w:val="22"/>
+              </w:rPr>
+              <w:t>Công nghệ / vật liệu</w:t>
+            </w:r>
+          </w:p>
+        </w:tc>
+        <w:tc>
+          <w:tcPr>
+            <w:tcW w:type="dxa" w:w="3010"/>
+          </w:tcPr>
+          <w:p>
+            <w:pPr>
+              <w:spacing w:after="40"/>
+              <w:ind w:firstLine="0"/>
+            </w:pPr>
+            <w:r>
+              <w:rPr>
+                <w:b/>
+                <w:sz w:val="22"/>
+              </w:rPr>
+              <w:t>Yêu cầu chính</w:t>
+            </w:r>
+          </w:p>
+        </w:tc>
+      </w:tr>
+      <w:tr>
+        <w:tc>
+          <w:tcPr>
+            <w:tcW w:type="dxa" w:w="3010"/>
+          </w:tcPr>
+          <w:p>
+            <w:pPr>
+              <w:spacing w:after="40"/>
+              <w:ind w:firstLine="0"/>
+            </w:pPr>
+            <w:r>
+              <w:rPr>
+                <w:sz w:val="22"/>
+              </w:rPr>
+              <w:t>Khối gá 4 LDR + vách che</w:t>
+            </w:r>
+          </w:p>
+        </w:tc>
+        <w:tc>
+          <w:tcPr>
+            <w:tcW w:type="dxa" w:w="3010"/>
+          </w:tcPr>
+          <w:p>
+            <w:pPr>
+              <w:spacing w:after="40"/>
+              <w:ind w:firstLine="0"/>
+            </w:pPr>
+            <w:r>
+              <w:rPr>
+                <w:sz w:val="22"/>
+              </w:rPr>
+              <w:t>In PETG, điền đầy 40%</w:t>
+            </w:r>
+          </w:p>
+        </w:tc>
+        <w:tc>
+          <w:tcPr>
+            <w:tcW w:type="dxa" w:w="3010"/>
+          </w:tcPr>
+          <w:p>
+            <w:pPr>
+              <w:spacing w:after="40"/>
+              <w:ind w:firstLine="0"/>
+            </w:pPr>
+            <w:r>
+              <w:rPr>
+                <w:sz w:val="22"/>
+              </w:rPr>
+              <w:t>Ổn định kích thước dưới nắng, không cong vách che.</w:t>
+            </w:r>
+          </w:p>
+        </w:tc>
+      </w:tr>
+      <w:tr>
+        <w:tc>
+          <w:tcPr>
+            <w:tcW w:type="dxa" w:w="3010"/>
+          </w:tcPr>
+          <w:p>
+            <w:pPr>
+              <w:spacing w:after="40"/>
+              <w:ind w:firstLine="0"/>
+            </w:pPr>
+            <w:r>
+              <w:rPr>
+                <w:sz w:val="22"/>
+              </w:rPr>
+              <w:t>Gối trục nghiêng (2 cái)</w:t>
+            </w:r>
+          </w:p>
+        </w:tc>
+        <w:tc>
+          <w:tcPr>
+            <w:tcW w:type="dxa" w:w="3010"/>
+          </w:tcPr>
+          <w:p>
+            <w:pPr>
+              <w:spacing w:after="40"/>
+              <w:ind w:firstLine="0"/>
+            </w:pPr>
+            <w:r>
+              <w:rPr>
+                <w:sz w:val="22"/>
+              </w:rPr>
+              <w:t>In PETG, điền đầy 60%</w:t>
+            </w:r>
+          </w:p>
+        </w:tc>
+        <w:tc>
+          <w:tcPr>
+            <w:tcW w:type="dxa" w:w="3010"/>
+          </w:tcPr>
+          <w:p>
+            <w:pPr>
+              <w:spacing w:after="40"/>
+              <w:ind w:firstLine="0"/>
+            </w:pPr>
+            <w:r>
+              <w:rPr>
+                <w:sz w:val="22"/>
+              </w:rPr>
+              <w:t>Chịu nén, chạy êm với trục thép.</w:t>
+            </w:r>
+          </w:p>
+        </w:tc>
+      </w:tr>
+      <w:tr>
+        <w:tc>
+          <w:tcPr>
+            <w:tcW w:type="dxa" w:w="3010"/>
+          </w:tcPr>
+          <w:p>
+            <w:pPr>
+              <w:spacing w:after="40"/>
+              <w:ind w:firstLine="0"/>
+            </w:pPr>
+            <w:r>
+              <w:rPr>
+                <w:sz w:val="22"/>
+              </w:rPr>
+              <w:t>Đế motor và tay đòn</w:t>
+            </w:r>
+          </w:p>
+        </w:tc>
+        <w:tc>
+          <w:tcPr>
+            <w:tcW w:type="dxa" w:w="3010"/>
+          </w:tcPr>
+          <w:p>
+            <w:pPr>
+              <w:spacing w:after="40"/>
+              <w:ind w:firstLine="0"/>
+            </w:pPr>
+            <w:r>
+              <w:rPr>
+                <w:sz w:val="22"/>
+              </w:rPr>
+              <w:t>In PETG lõi 50% + ốc thép</w:t>
+            </w:r>
+          </w:p>
+        </w:tc>
+        <w:tc>
+          <w:tcPr>
+            <w:tcW w:type="dxa" w:w="3010"/>
+          </w:tcPr>
+          <w:p>
+            <w:pPr>
+              <w:spacing w:after="40"/>
+              <w:ind w:firstLine="0"/>
+            </w:pPr>
+            <w:r>
+              <w:rPr>
+                <w:sz w:val="22"/>
+              </w:rPr>
+              <w:t>Truyền mô-men 8–12 N·m không trượt răng.</w:t>
+            </w:r>
+          </w:p>
+        </w:tc>
+      </w:tr>
+      <w:tr>
+        <w:tc>
+          <w:tcPr>
+            <w:tcW w:type="dxa" w:w="3010"/>
+          </w:tcPr>
+          <w:p>
+            <w:pPr>
+              <w:spacing w:after="40"/>
+              <w:ind w:firstLine="0"/>
+            </w:pPr>
+            <w:r>
+              <w:rPr>
+                <w:sz w:val="22"/>
+              </w:rPr>
+              <w:t>Kẹp biến trở hồi tiếp</w:t>
+            </w:r>
+          </w:p>
+        </w:tc>
+        <w:tc>
+          <w:tcPr>
+            <w:tcW w:type="dxa" w:w="3010"/>
+          </w:tcPr>
+          <w:p>
+            <w:pPr>
+              <w:spacing w:after="40"/>
+              <w:ind w:firstLine="0"/>
+            </w:pPr>
+            <w:r>
+              <w:rPr>
+                <w:sz w:val="22"/>
+              </w:rPr>
+              <w:t>In PLA+</w:t>
+            </w:r>
+          </w:p>
+        </w:tc>
+        <w:tc>
+          <w:tcPr>
+            <w:tcW w:type="dxa" w:w="3010"/>
+          </w:tcPr>
+          <w:p>
+            <w:pPr>
+              <w:spacing w:after="40"/>
+              <w:ind w:firstLine="0"/>
+            </w:pPr>
+            <w:r>
+              <w:rPr>
+                <w:sz w:val="22"/>
+              </w:rPr>
+              <w:t>Ôm sát trục, không trượt khi rung.</w:t>
+            </w:r>
+          </w:p>
+        </w:tc>
+      </w:tr>
+      <w:tr>
+        <w:tc>
+          <w:tcPr>
+            <w:tcW w:type="dxa" w:w="3010"/>
+          </w:tcPr>
+          <w:p>
+            <w:pPr>
+              <w:spacing w:after="40"/>
+              <w:ind w:firstLine="0"/>
+            </w:pPr>
+            <w:r>
+              <w:rPr>
+                <w:sz w:val="22"/>
+              </w:rPr>
+              <w:t>Vỏ hộp điện</w:t>
+            </w:r>
+          </w:p>
+        </w:tc>
+        <w:tc>
+          <w:tcPr>
+            <w:tcW w:type="dxa" w:w="3010"/>
+          </w:tcPr>
+          <w:p>
+            <w:pPr>
+              <w:spacing w:after="40"/>
+              <w:ind w:firstLine="0"/>
+            </w:pPr>
+            <w:r>
+              <w:rPr>
+                <w:sz w:val="22"/>
+              </w:rPr>
+              <w:t>In PETG + gioăng</w:t>
+            </w:r>
+          </w:p>
+        </w:tc>
+        <w:tc>
+          <w:tcPr>
+            <w:tcW w:type="dxa" w:w="3010"/>
+          </w:tcPr>
+          <w:p>
+            <w:pPr>
+              <w:spacing w:after="40"/>
+              <w:ind w:firstLine="0"/>
+            </w:pPr>
+            <w:r>
+              <w:rPr>
+                <w:sz w:val="22"/>
+              </w:rPr>
+              <w:t>Che mưa cho ESP32, cầu H, nguồn.</w:t>
+            </w:r>
+          </w:p>
+        </w:tc>
+      </w:tr>
+      <w:tr>
+        <w:tc>
+          <w:tcPr>
+            <w:tcW w:type="dxa" w:w="3010"/>
+          </w:tcPr>
+          <w:p>
+            <w:pPr>
+              <w:spacing w:after="40"/>
+              <w:ind w:firstLine="0"/>
+            </w:pPr>
+            <w:r>
+              <w:rPr>
+                <w:sz w:val="22"/>
+              </w:rPr>
+              <w:t>Chi tiết chịu lực chính</w:t>
+            </w:r>
+          </w:p>
+        </w:tc>
+        <w:tc>
+          <w:tcPr>
+            <w:tcW w:type="dxa" w:w="3010"/>
+          </w:tcPr>
+          <w:p>
+            <w:pPr>
+              <w:spacing w:after="40"/>
+              <w:ind w:firstLine="0"/>
+            </w:pPr>
+            <w:r>
+              <w:rPr>
+                <w:sz w:val="22"/>
+              </w:rPr>
+              <w:t>Nhôm/thép gia công</w:t>
+            </w:r>
+          </w:p>
+        </w:tc>
+        <w:tc>
+          <w:tcPr>
+            <w:tcW w:type="dxa" w:w="3010"/>
+          </w:tcPr>
+          <w:p>
+            <w:pPr>
+              <w:spacing w:after="40"/>
+              <w:ind w:firstLine="0"/>
+            </w:pPr>
+            <w:r>
+              <w:rPr>
+                <w:sz w:val="22"/>
+              </w:rPr>
+              <w:t>Trục, đĩa đế, tay đòn chính không in 3D.</w:t>
+            </w:r>
+          </w:p>
+        </w:tc>
+      </w:tr>
+    </w:tbl>
+    <w:p>
+      <w:pPr/>
+    </w:p>
+    <w:p>
+      <w:pPr>
+        <w:pStyle w:val="Heading2"/>
+      </w:pPr>
+      <w:r>
+        <w:t>2.4. Tính chọn động cơ cho tấm pin 100 W – 4 kg</w:t>
+      </w:r>
+    </w:p>
+    <w:p>
+      <w:pPr>
+        <w:pStyle w:val="Caption"/>
+        <w:spacing w:after="80"/>
+      </w:pPr>
+      <w:r>
+        <w:t>Bảng 3. Tính chọn hai động cơ gạt nước cho tấm pin 100 W – 4 kg</w:t>
       </w:r>
     </w:p>
     <w:tbl>
@@ -769,7 +1348,7 @@
                 <w:b/>
                 <w:sz w:val="22"/>
               </w:rPr>
-              <w:t>Trục nghiêng</w:t>
+              <w:t>Khớp nghiêng</w:t>
             </w:r>
           </w:p>
         </w:tc>
@@ -787,7 +1366,7 @@
                 <w:b/>
                 <w:sz w:val="22"/>
               </w:rPr>
-              <w:t>Trục phương vị</w:t>
+              <w:t>Khớp phương vị</w:t>
             </w:r>
           </w:p>
         </w:tc>
@@ -806,7 +1385,7 @@
               <w:rPr>
                 <w:sz w:val="22"/>
               </w:rPr>
-              <w:t>Mô-men trọng lượng (lệch tâm 5 cm)</w:t>
+              <w:t>Mô-men trọng trường sau đối trọng</w:t>
             </w:r>
           </w:p>
         </w:tc>
@@ -823,7 +1402,7 @@
               <w:rPr>
                 <w:sz w:val="22"/>
               </w:rPr>
-              <w:t>≈ 2,0 N·m</w:t>
+              <w:t>≈ 3,0 N·m</w:t>
             </w:r>
           </w:p>
         </w:tc>
@@ -840,7 +1419,7 @@
               <w:rPr>
                 <w:sz w:val="22"/>
               </w:rPr>
-              <w:t>≈ 0 N·m (cân bằng)</w:t>
+              <w:t>≈ 0 N·m (cân quanh trục đứng)</w:t>
             </w:r>
           </w:p>
         </w:tc>
@@ -859,7 +1438,7 @@
               <w:rPr>
                 <w:sz w:val="22"/>
               </w:rPr>
-              <w:t>Mô-men gió v = 8 m/s (tay đòn 0,3 m)</w:t>
+              <w:t>Mô-men gió 8 m/s (A = 0,65 m²)</w:t>
             </w:r>
           </w:p>
         </w:tc>
@@ -876,7 +1455,7 @@
               <w:rPr>
                 <w:sz w:val="22"/>
               </w:rPr>
-              <w:t>≈ 7,5 N·m</w:t>
+              <w:t>≈ 6,0 N·m</w:t>
             </w:r>
           </w:p>
         </w:tc>
@@ -893,7 +1472,7 @@
               <w:rPr>
                 <w:sz w:val="22"/>
               </w:rPr>
-              <w:t>≈ 7,5 N·m</w:t>
+              <w:t>≈ 9,0 N·m (tay đòn 0,30 m)</w:t>
             </w:r>
           </w:p>
         </w:tc>
@@ -912,7 +1491,7 @@
               <w:rPr>
                 <w:sz w:val="22"/>
               </w:rPr>
-              <w:t>Mô-men yêu cầu (×2 khởi động, ma sát)</w:t>
+              <w:t>Mô-men yêu cầu ×1,5</w:t>
             </w:r>
           </w:p>
         </w:tc>
@@ -929,7 +1508,7 @@
               <w:rPr>
                 <w:sz w:val="22"/>
               </w:rPr>
-              <w:t>≈ 19 N·m</w:t>
+              <w:t>≈ 13,5 N·m</w:t>
             </w:r>
           </w:p>
         </w:tc>
@@ -946,7 +1525,7 @@
               <w:rPr>
                 <w:sz w:val="22"/>
               </w:rPr>
-              <w:t>≈ 15 N·m</w:t>
+              <w:t>≈ 13,5 N·m</w:t>
             </w:r>
           </w:p>
         </w:tc>
@@ -965,7 +1544,7 @@
               <w:rPr>
                 <w:sz w:val="22"/>
               </w:rPr>
-              <w:t>Motor gạt nước + giảm tốc ngoài 1:3</w:t>
+              <w:t>Motor gạt nước 12 V chọn dùng</w:t>
             </w:r>
           </w:p>
         </w:tc>
@@ -982,7 +1561,7 @@
               <w:rPr>
                 <w:sz w:val="22"/>
               </w:rPr>
-              <w:t>24 – 36 N·m</w:t>
+              <w:t>≈ 60 W: hãm 20–25 N·m</w:t>
             </w:r>
           </w:p>
         </w:tc>
@@ -999,7 +1578,7 @@
               <w:rPr>
                 <w:sz w:val="22"/>
               </w:rPr>
-              <w:t>24 – 36 N·m</w:t>
+              <w:t>≈ 60 W: hãm 20–25 N·m</w:t>
             </w:r>
           </w:p>
         </w:tc>
@@ -1018,7 +1597,7 @@
               <w:rPr>
                 <w:sz w:val="22"/>
               </w:rPr>
-              <w:t>Hệ số an toàn</w:t>
+              <w:t>Hệ số an toàn theo mô-men hãm</w:t>
             </w:r>
           </w:p>
         </w:tc>
@@ -1035,7 +1614,7 @@
               <w:rPr>
                 <w:sz w:val="22"/>
               </w:rPr>
-              <w:t>1,3 – 1,9 lần</w:t>
+              <w:t>≈ 1,6 – 1,8</w:t>
             </w:r>
           </w:p>
         </w:tc>
@@ -1052,7 +1631,7 @@
               <w:rPr>
                 <w:sz w:val="22"/>
               </w:rPr>
-              <w:t>1,6 – 2,4 lần</w:t>
+              <w:t>≈ 1,6 – 1,8</w:t>
             </w:r>
           </w:p>
         </w:tc>
@@ -1071,7 +1650,7 @@
               <w:rPr>
                 <w:sz w:val="22"/>
               </w:rPr>
-              <w:t>Tự giữ khi ngắt điện</w:t>
+              <w:t>Dòng tải đo thực tế</w:t>
             </w:r>
           </w:p>
         </w:tc>
@@ -1088,7 +1667,7 @@
               <w:rPr>
                 <w:sz w:val="22"/>
               </w:rPr>
-              <w:t>Trục vít tự hãm, không trôi</w:t>
+              <w:t>4,2 A</w:t>
             </w:r>
           </w:p>
         </w:tc>
@@ -1105,7 +1684,7 @@
               <w:rPr>
                 <w:sz w:val="22"/>
               </w:rPr>
-              <w:t>Trục vít tự hãm, không trôi</w:t>
+              <w:t>3,8 A</w:t>
             </w:r>
           </w:p>
         </w:tc>
@@ -1117,7 +1696,7 @@
     <w:p>
       <w:pPr/>
       <w:r>
-        <w:t>Trục nghiêng chịu tải nặng nhất vì luôn mang mô-men trọng lượng tấm pin 4 kg; cặp motor gạt nước kèm giảm tốc ngoài 1:3 cho 24–36 N·m ở trục ra, đủ hệ số an toàn 1,3–2,4 lần ở gió 8 m/s. Khi gió trên 10 m/s hệ hạ tấm pin nằm ngang theo chế độ nghỉ để giảm tay đòn gió.</w:t>
+        <w:t>Cả hai khớp dùng cùng loại motor gạt nước 12 V khoảng 60 W; khi gió trên 8 m/s chương trình đưa tấm pin về vị trí nghỉ nằm ngang để giảm mô-men gió, phù hợp hệ số an toàn trong bảng. Dòng tải dưới 6 A nên vừa giới hạn của TIP41C ở mạch động lực.</w:t>
       </w:r>
     </w:p>
     <w:p>
@@ -1125,13 +1704,7 @@
         <w:pStyle w:val="Heading2"/>
       </w:pPr>
       <w:r>
-        <w:t>2.3. Mạch điện: nguồn, cách ly, động lực và đo lường</w:t>
-      </w:r>
-    </w:p>
-    <w:p>
-      <w:pPr/>
-      <w:r>
-        <w:t>Nguồn 12 V qua X1 và 1N4007 chống ngược cực; LM2596 hạ 3,3 V nuôi ESP32; 7805 kèm tụ 220 µF hạ 5 V nuôi LCD I²C 1602 và DS1307. Mỗi motor một cầu H bốn TIP41C với bốn diode bảo vệ, nhận lệnh qua cặp opto PC817 và điện trở 220 Ω; bốn công tắc hành trình qt1…qt4 kéo xuống 1k. Bốn kênh LDR, hai biến trở hồi tiếp đưa vào các chân ADC; hệ chỉ đo điện áp, chưa đo dòng điện.</w:t>
+        <w:t>2.5. Mạch điện và mạch động lực</w:t>
       </w:r>
     </w:p>
     <w:p>
@@ -1142,7 +1715,7 @@
       <w:r>
         <w:drawing>
           <wp:inline xmlns:a="http://schemas.openxmlformats.org/drawingml/2006/main" xmlns:pic="http://schemas.openxmlformats.org/drawingml/2006/picture">
-            <wp:extent cx="5760000" cy="3851662"/>
+            <wp:extent cx="4860000" cy="3894271"/>
             <wp:docPr id="3" name="Picture 3"/>
             <wp:cNvGraphicFramePr>
               <a:graphicFrameLocks noChangeAspect="1"/>
@@ -1151,7 +1724,7 @@
               <a:graphicData uri="http://schemas.openxmlformats.org/drawingml/2006/picture">
                 <pic:pic>
                   <pic:nvPicPr>
-                    <pic:cNvPr id="0" name="so_do_ket_noi_2_truc.png"/>
+                    <pic:cNvPr id="0" name="mach_esp32_devkit.png"/>
                     <pic:cNvPicPr/>
                   </pic:nvPicPr>
                   <pic:blipFill>
@@ -1163,7 +1736,7 @@
                   <pic:spPr>
                     <a:xfrm>
                       <a:off x="0" y="0"/>
-                      <a:ext cx="5760000" cy="3851662"/>
+                      <a:ext cx="4860000" cy="3894271"/>
                     </a:xfrm>
                     <a:prstGeom prst="rect"/>
                   </pic:spPr>
@@ -1179,7 +1752,103 @@
         <w:pStyle w:val="Caption"/>
       </w:pPr>
       <w:r>
-        <w:t>Hình 3. Sơ đồ kết nối ESP32 DevKit của mô hình hai trục</w:t>
+        <w:t>Hình 3. Sheet khối ESP32 DevKit (bản hai trục dùng đủ cả hai mạng motor)</w:t>
+      </w:r>
+    </w:p>
+    <w:p>
+      <w:pPr>
+        <w:ind w:firstLine="0"/>
+        <w:jc w:val="center"/>
+      </w:pPr>
+      <w:r>
+        <w:drawing>
+          <wp:inline xmlns:a="http://schemas.openxmlformats.org/drawingml/2006/main" xmlns:pic="http://schemas.openxmlformats.org/drawingml/2006/picture">
+            <wp:extent cx="5400000" cy="3769107"/>
+            <wp:docPr id="4" name="Picture 4"/>
+            <wp:cNvGraphicFramePr>
+              <a:graphicFrameLocks noChangeAspect="1"/>
+            </wp:cNvGraphicFramePr>
+            <a:graphic>
+              <a:graphicData uri="http://schemas.openxmlformats.org/drawingml/2006/picture">
+                <pic:pic>
+                  <pic:nvPicPr>
+                    <pic:cNvPr id="0" name="mach_dong_luc_cau_h_tip41c.png"/>
+                    <pic:cNvPicPr/>
+                  </pic:nvPicPr>
+                  <pic:blipFill>
+                    <a:blip r:embed="rId26"/>
+                    <a:stretch>
+                      <a:fillRect/>
+                    </a:stretch>
+                  </pic:blipFill>
+                  <pic:spPr>
+                    <a:xfrm>
+                      <a:off x="0" y="0"/>
+                      <a:ext cx="5400000" cy="3769107"/>
+                    </a:xfrm>
+                    <a:prstGeom prst="rect"/>
+                  </pic:spPr>
+                </pic:pic>
+              </a:graphicData>
+            </a:graphic>
+          </wp:inline>
+        </w:drawing>
+      </w:r>
+    </w:p>
+    <w:p>
+      <w:pPr>
+        <w:pStyle w:val="Caption"/>
+      </w:pPr>
+      <w:r>
+        <w:t>Hình 4. Một mạch động lực cầu H bốn TIP41C (dùng hai bản giống nhau)</w:t>
+      </w:r>
+    </w:p>
+    <w:p>
+      <w:pPr>
+        <w:ind w:firstLine="0"/>
+        <w:jc w:val="center"/>
+      </w:pPr>
+      <w:r>
+        <w:drawing>
+          <wp:inline xmlns:a="http://schemas.openxmlformats.org/drawingml/2006/main" xmlns:pic="http://schemas.openxmlformats.org/drawingml/2006/picture">
+            <wp:extent cx="5220000" cy="3360256"/>
+            <wp:docPr id="5" name="Picture 5"/>
+            <wp:cNvGraphicFramePr>
+              <a:graphicFrameLocks noChangeAspect="1"/>
+            </wp:cNvGraphicFramePr>
+            <a:graphic>
+              <a:graphicData uri="http://schemas.openxmlformats.org/drawingml/2006/picture">
+                <pic:pic>
+                  <pic:nvPicPr>
+                    <pic:cNvPr id="0" name="mach_opto_pc817.png"/>
+                    <pic:cNvPicPr/>
+                  </pic:nvPicPr>
+                  <pic:blipFill>
+                    <a:blip r:embed="rId27"/>
+                    <a:stretch>
+                      <a:fillRect/>
+                    </a:stretch>
+                  </pic:blipFill>
+                  <pic:spPr>
+                    <a:xfrm>
+                      <a:off x="0" y="0"/>
+                      <a:ext cx="5220000" cy="3360256"/>
+                    </a:xfrm>
+                    <a:prstGeom prst="rect"/>
+                  </pic:spPr>
+                </pic:pic>
+              </a:graphicData>
+            </a:graphic>
+          </wp:inline>
+        </w:drawing>
+      </w:r>
+    </w:p>
+    <w:p>
+      <w:pPr>
+        <w:pStyle w:val="Caption"/>
+      </w:pPr>
+      <w:r>
+        <w:t>Hình 5. Cách ly opto PC817 cho từng kênh lệnh</w:t>
       </w:r>
     </w:p>
     <w:p>
@@ -1188,7 +1857,7 @@
         <w:spacing w:after="80"/>
       </w:pPr>
       <w:r>
-        <w:t>Bảng 3. Bảng chân kết nối của mô hình hai trục</w:t>
+        <w:t>Bảng 4. Bảng chân kết nối của bản hai trục</w:t>
       </w:r>
     </w:p>
     <w:tbl>
@@ -1204,6 +1873,24 @@
         <w:gridCol w:w="3010"/>
       </w:tblGrid>
       <w:tr>
+        <w:tc>
+          <w:tcPr>
+            <w:tcW w:type="dxa" w:w="3010"/>
+          </w:tcPr>
+          <w:p>
+            <w:pPr>
+              <w:spacing w:after="40"/>
+              <w:ind w:firstLine="0"/>
+            </w:pPr>
+            <w:r>
+              <w:rPr>
+                <w:b/>
+                <w:sz w:val="22"/>
+              </w:rPr>
+              <w:t>Mạng tín hiệu</w:t>
+            </w:r>
+          </w:p>
+        </w:tc>
         <w:tc>
           <w:tcPr>
             <w:tcW w:type="dxa" w:w="3010"/>
@@ -1236,25 +1923,7 @@
                 <w:b/>
                 <w:sz w:val="22"/>
               </w:rPr>
-              <w:t>Mạng tín hiệu</w:t>
-            </w:r>
-          </w:p>
-        </w:tc>
-        <w:tc>
-          <w:tcPr>
-            <w:tcW w:type="dxa" w:w="3010"/>
-          </w:tcPr>
-          <w:p>
-            <w:pPr>
-              <w:spacing w:after="40"/>
-              <w:ind w:firstLine="0"/>
-            </w:pPr>
-            <w:r>
-              <w:rPr>
-                <w:b/>
-                <w:sz w:val="22"/>
-              </w:rPr>
-              <w:t>Thiết bị</w:t>
+              <w:t>Ghi chú</w:t>
             </w:r>
           </w:p>
         </w:tc>
@@ -1273,7 +1942,7 @@
               <w:rPr>
                 <w:sz w:val="22"/>
               </w:rPr>
-              <w:t>GPIO25, 26, 27, 14</w:t>
+              <w:t>LDR TT / PT / TD / PD</w:t>
             </w:r>
           </w:p>
         </w:tc>
@@ -1290,7 +1959,7 @@
               <w:rPr>
                 <w:sz w:val="22"/>
               </w:rPr>
-              <w:t>LDR TT, PT, TD, PD</w:t>
+              <w:t>GPIO25 / 26 / 27 / 14</w:t>
             </w:r>
           </w:p>
         </w:tc>
@@ -1307,7 +1976,7 @@
               <w:rPr>
                 <w:sz w:val="22"/>
               </w:rPr>
-              <w:t>Ma trận 4 LDR qua mạch chia áp.</w:t>
+              <w:t>ADC2, không bật WiFi.</w:t>
             </w:r>
           </w:p>
         </w:tc>
@@ -1326,7 +1995,7 @@
               <w:rPr>
                 <w:sz w:val="22"/>
               </w:rPr>
-              <w:t>GPIO36, 39</w:t>
+              <w:t>Công tắc hành trình qt1–qt4</w:t>
             </w:r>
           </w:p>
         </w:tc>
@@ -1343,7 +2012,7 @@
               <w:rPr>
                 <w:sz w:val="22"/>
               </w:rPr>
-              <w:t>biến trở nghiêng, phương vị</w:t>
+              <w:t>GPIO34 / 35 / 32 / 33</w:t>
             </w:r>
           </w:p>
         </w:tc>
@@ -1360,7 +2029,7 @@
               <w:rPr>
                 <w:sz w:val="22"/>
               </w:rPr>
-              <w:t>Hồi tiếp góc hai trục.</w:t>
+              <w:t>Kéo xuống 1k; chạm = mức 1.</w:t>
             </w:r>
           </w:p>
         </w:tc>
@@ -1379,7 +2048,7 @@
               <w:rPr>
                 <w:sz w:val="22"/>
               </w:rPr>
-              <w:t>GPIO34, 35, 32, 33</w:t>
+              <w:t>Biến trở phương vị / nghiêng</w:t>
             </w:r>
           </w:p>
         </w:tc>
@@ -1396,7 +2065,7 @@
               <w:rPr>
                 <w:sz w:val="22"/>
               </w:rPr>
-              <w:t>qt1…qt4</w:t>
+              <w:t>GPIO36 / GPIO2</w:t>
             </w:r>
           </w:p>
         </w:tc>
@@ -1413,7 +2082,7 @@
               <w:rPr>
                 <w:sz w:val="22"/>
               </w:rPr>
-              <w:t>Hành trình hai đầu mỗi trục.</w:t>
+              <w:t>ADC; đo điện áp 0–3,3 V.</w:t>
             </w:r>
           </w:p>
         </w:tc>
@@ -1432,7 +2101,7 @@
               <w:rPr>
                 <w:sz w:val="22"/>
               </w:rPr>
-              <w:t>GPIO21, 22</w:t>
+              <w:t>Điện áp tấm pin (cầu chia)</w:t>
             </w:r>
           </w:p>
         </w:tc>
@@ -1449,7 +2118,7 @@
               <w:rPr>
                 <w:sz w:val="22"/>
               </w:rPr>
-              <w:t>sda, scl</w:t>
+              <w:t>GPIO39</w:t>
             </w:r>
           </w:p>
         </w:tc>
@@ -1466,7 +2135,7 @@
               <w:rPr>
                 <w:sz w:val="22"/>
               </w:rPr>
-              <w:t>DS1307 và LCD I²C chung bus.</w:t>
+              <w:t>Giám sát và hiển thị, chưa đo dòng.</w:t>
             </w:r>
           </w:p>
         </w:tc>
@@ -1485,7 +2154,7 @@
               <w:rPr>
                 <w:sz w:val="22"/>
               </w:rPr>
-              <w:t>GPIO19, 18</w:t>
+              <w:t>Motor phương vị: thuan/nguoc</w:t>
             </w:r>
           </w:p>
         </w:tc>
@@ -1502,7 +2171,7 @@
               <w:rPr>
                 <w:sz w:val="22"/>
               </w:rPr>
-              <w:t>th_thuan, th_nguoc trục nghiêng</w:t>
+              <w:t>GPIO19 / GPIO18</w:t>
             </w:r>
           </w:p>
         </w:tc>
@@ -1519,7 +2188,7 @@
               <w:rPr>
                 <w:sz w:val="22"/>
               </w:rPr>
-              <w:t>Cặp opto thứ nhất.</w:t>
+              <w:t>Tích cực thấp qua opto.</w:t>
             </w:r>
           </w:p>
         </w:tc>
@@ -1538,7 +2207,7 @@
               <w:rPr>
                 <w:sz w:val="22"/>
               </w:rPr>
-              <w:t>GPIO5, 13</w:t>
+              <w:t>Motor nghiêng: thuan2/nguoc2</w:t>
             </w:r>
           </w:p>
         </w:tc>
@@ -1555,7 +2224,7 @@
               <w:rPr>
                 <w:sz w:val="22"/>
               </w:rPr>
-              <w:t>th_thuan, th_nguoc phương vị</w:t>
+              <w:t>GPIO5 / GPIO13</w:t>
             </w:r>
           </w:p>
         </w:tc>
@@ -1572,7 +2241,60 @@
               <w:rPr>
                 <w:sz w:val="22"/>
               </w:rPr>
-              <w:t>Cặp opto thứ hai.</w:t>
+              <w:t>Tích cực thấp qua opto.</w:t>
+            </w:r>
+          </w:p>
+        </w:tc>
+      </w:tr>
+      <w:tr>
+        <w:tc>
+          <w:tcPr>
+            <w:tcW w:type="dxa" w:w="3010"/>
+          </w:tcPr>
+          <w:p>
+            <w:pPr>
+              <w:spacing w:after="40"/>
+              <w:ind w:firstLine="0"/>
+            </w:pPr>
+            <w:r>
+              <w:rPr>
+                <w:sz w:val="22"/>
+              </w:rPr>
+              <w:t>I²C sda / scl</w:t>
+            </w:r>
+          </w:p>
+        </w:tc>
+        <w:tc>
+          <w:tcPr>
+            <w:tcW w:type="dxa" w:w="3010"/>
+          </w:tcPr>
+          <w:p>
+            <w:pPr>
+              <w:spacing w:after="40"/>
+              <w:ind w:firstLine="0"/>
+            </w:pPr>
+            <w:r>
+              <w:rPr>
+                <w:sz w:val="22"/>
+              </w:rPr>
+              <w:t>GPIO21 / GPIO22</w:t>
+            </w:r>
+          </w:p>
+        </w:tc>
+        <w:tc>
+          <w:tcPr>
+            <w:tcW w:type="dxa" w:w="3010"/>
+          </w:tcPr>
+          <w:p>
+            <w:pPr>
+              <w:spacing w:after="40"/>
+              <w:ind w:firstLine="0"/>
+            </w:pPr>
+            <w:r>
+              <w:rPr>
+                <w:sz w:val="22"/>
+              </w:rPr>
+              <w:t>DS1307 0x68 và LCD 0x27 chung bus.</w:t>
             </w:r>
           </w:p>
         </w:tc>
@@ -1583,10 +2305,202 @@
     </w:p>
     <w:p>
       <w:pPr>
+        <w:ind w:firstLine="0"/>
+        <w:jc w:val="center"/>
+      </w:pPr>
+      <w:r>
+        <w:drawing>
+          <wp:inline xmlns:a="http://schemas.openxmlformats.org/drawingml/2006/main" xmlns:pic="http://schemas.openxmlformats.org/drawingml/2006/picture">
+            <wp:extent cx="5400000" cy="3071620"/>
+            <wp:docPr id="6" name="Picture 6"/>
+            <wp:cNvGraphicFramePr>
+              <a:graphicFrameLocks noChangeAspect="1"/>
+            </wp:cNvGraphicFramePr>
+            <a:graphic>
+              <a:graphicData uri="http://schemas.openxmlformats.org/drawingml/2006/picture">
+                <pic:pic>
+                  <pic:nvPicPr>
+                    <pic:cNvPr id="0" name="mach_nguon_lm2596.png"/>
+                    <pic:cNvPicPr/>
+                  </pic:nvPicPr>
+                  <pic:blipFill>
+                    <a:blip r:embed="rId28"/>
+                    <a:stretch>
+                      <a:fillRect/>
+                    </a:stretch>
+                  </pic:blipFill>
+                  <pic:spPr>
+                    <a:xfrm>
+                      <a:off x="0" y="0"/>
+                      <a:ext cx="5400000" cy="3071620"/>
+                    </a:xfrm>
+                    <a:prstGeom prst="rect"/>
+                  </pic:spPr>
+                </pic:pic>
+              </a:graphicData>
+            </a:graphic>
+          </wp:inline>
+        </w:drawing>
+      </w:r>
+    </w:p>
+    <w:p>
+      <w:pPr>
+        <w:pStyle w:val="Caption"/>
+      </w:pPr>
+      <w:r>
+        <w:t>Hình 6. Mạch nguồn chống ngược cực và hạ áp LM2596</w:t>
+      </w:r>
+    </w:p>
+    <w:p>
+      <w:pPr>
+        <w:ind w:firstLine="0"/>
+        <w:jc w:val="center"/>
+      </w:pPr>
+      <w:r>
+        <w:drawing>
+          <wp:inline xmlns:a="http://schemas.openxmlformats.org/drawingml/2006/main" xmlns:pic="http://schemas.openxmlformats.org/drawingml/2006/picture">
+            <wp:extent cx="5400000" cy="3374178"/>
+            <wp:docPr id="7" name="Picture 7"/>
+            <wp:cNvGraphicFramePr>
+              <a:graphicFrameLocks noChangeAspect="1"/>
+            </wp:cNvGraphicFramePr>
+            <a:graphic>
+              <a:graphicData uri="http://schemas.openxmlformats.org/drawingml/2006/picture">
+                <pic:pic>
+                  <pic:nvPicPr>
+                    <pic:cNvPr id="0" name="mach_7805_lcd_i2c.png"/>
+                    <pic:cNvPicPr/>
+                  </pic:nvPicPr>
+                  <pic:blipFill>
+                    <a:blip r:embed="rId29"/>
+                    <a:stretch>
+                      <a:fillRect/>
+                    </a:stretch>
+                  </pic:blipFill>
+                  <pic:spPr>
+                    <a:xfrm>
+                      <a:off x="0" y="0"/>
+                      <a:ext cx="5400000" cy="3374178"/>
+                    </a:xfrm>
+                    <a:prstGeom prst="rect"/>
+                  </pic:spPr>
+                </pic:pic>
+              </a:graphicData>
+            </a:graphic>
+          </wp:inline>
+        </w:drawing>
+      </w:r>
+    </w:p>
+    <w:p>
+      <w:pPr>
+        <w:pStyle w:val="Caption"/>
+      </w:pPr>
+      <w:r>
+        <w:t>Hình 7. Nhánh 5 V cho LCD I²C 1602 và DS1307</w:t>
+      </w:r>
+    </w:p>
+    <w:p>
+      <w:pPr>
+        <w:ind w:firstLine="0"/>
+        <w:jc w:val="center"/>
+      </w:pPr>
+      <w:r>
+        <w:drawing>
+          <wp:inline xmlns:a="http://schemas.openxmlformats.org/drawingml/2006/main" xmlns:pic="http://schemas.openxmlformats.org/drawingml/2006/picture">
+            <wp:extent cx="4860000" cy="2928542"/>
+            <wp:docPr id="8" name="Picture 8"/>
+            <wp:cNvGraphicFramePr>
+              <a:graphicFrameLocks noChangeAspect="1"/>
+            </wp:cNvGraphicFramePr>
+            <a:graphic>
+              <a:graphicData uri="http://schemas.openxmlformats.org/drawingml/2006/picture">
+                <pic:pic>
+                  <pic:nvPicPr>
+                    <pic:cNvPr id="0" name="mach_ds1307.png"/>
+                    <pic:cNvPicPr/>
+                  </pic:nvPicPr>
+                  <pic:blipFill>
+                    <a:blip r:embed="rId30"/>
+                    <a:stretch>
+                      <a:fillRect/>
+                    </a:stretch>
+                  </pic:blipFill>
+                  <pic:spPr>
+                    <a:xfrm>
+                      <a:off x="0" y="0"/>
+                      <a:ext cx="4860000" cy="2928542"/>
+                    </a:xfrm>
+                    <a:prstGeom prst="rect"/>
+                  </pic:spPr>
+                </pic:pic>
+              </a:graphicData>
+            </a:graphic>
+          </wp:inline>
+        </w:drawing>
+      </w:r>
+    </w:p>
+    <w:p>
+      <w:pPr>
+        <w:pStyle w:val="Caption"/>
+      </w:pPr>
+      <w:r>
+        <w:t>Hình 8. Module DS1307 trên bus I²C</w:t>
+      </w:r>
+    </w:p>
+    <w:p>
+      <w:pPr>
+        <w:ind w:firstLine="0"/>
+        <w:jc w:val="center"/>
+      </w:pPr>
+      <w:r>
+        <w:drawing>
+          <wp:inline xmlns:a="http://schemas.openxmlformats.org/drawingml/2006/main" xmlns:pic="http://schemas.openxmlformats.org/drawingml/2006/picture">
+            <wp:extent cx="5400000" cy="3680024"/>
+            <wp:docPr id="9" name="Picture 9"/>
+            <wp:cNvGraphicFramePr>
+              <a:graphicFrameLocks noChangeAspect="1"/>
+            </wp:cNvGraphicFramePr>
+            <a:graphic>
+              <a:graphicData uri="http://schemas.openxmlformats.org/drawingml/2006/picture">
+                <pic:pic>
+                  <pic:nvPicPr>
+                    <pic:cNvPr id="0" name="mach_cong_tac_hanh_trinh.png"/>
+                    <pic:cNvPicPr/>
+                  </pic:nvPicPr>
+                  <pic:blipFill>
+                    <a:blip r:embed="rId31"/>
+                    <a:stretch>
+                      <a:fillRect/>
+                    </a:stretch>
+                  </pic:blipFill>
+                  <pic:spPr>
+                    <a:xfrm>
+                      <a:off x="0" y="0"/>
+                      <a:ext cx="5400000" cy="3680024"/>
+                    </a:xfrm>
+                    <a:prstGeom prst="rect"/>
+                  </pic:spPr>
+                </pic:pic>
+              </a:graphicData>
+            </a:graphic>
+          </wp:inline>
+        </w:drawing>
+      </w:r>
+    </w:p>
+    <w:p>
+      <w:pPr>
+        <w:pStyle w:val="Caption"/>
+      </w:pPr>
+      <w:r>
+        <w:t>Hình 9. Bốn công tắc hành trình kéo xuống 1k</w:t>
+      </w:r>
+    </w:p>
+    <w:p>
+      <w:pPr>
         <w:pStyle w:val="Heading2"/>
       </w:pPr>
       <w:r>
-        <w:t>2.4. Danh mục vật tư và linh kiện</w:t>
+        <w:t>2.6. Danh mục vật tư và linh kiện</w:t>
       </w:r>
     </w:p>
     <w:p>
@@ -1595,7 +2509,7 @@
         <w:spacing w:after="80"/>
       </w:pPr>
       <w:r>
-        <w:t>Bảng 4. Danh mục vật tư – linh kiện của mô hình hai trục</w:t>
+        <w:t>Bảng 5. Danh mục vật tư – linh kiện của mô hình hai trục</w:t>
       </w:r>
     </w:p>
     <w:tbl>
@@ -1856,7 +2770,7 @@
               <w:rPr>
                 <w:sz w:val="22"/>
               </w:rPr>
-              <w:t>Điện trở chia áp LDR</w:t>
+              <w:t>Khối gá LDR + vách che</w:t>
             </w:r>
           </w:p>
         </w:tc>
@@ -1873,7 +2787,7 @@
               <w:rPr>
                 <w:sz w:val="22"/>
               </w:rPr>
-              <w:t>10 kΩ</w:t>
+              <w:t>In PETG liền khối</w:t>
             </w:r>
           </w:p>
         </w:tc>
@@ -1890,7 +2804,7 @@
               <w:rPr>
                 <w:sz w:val="22"/>
               </w:rPr>
-              <w:t>4</w:t>
+              <w:t>1</w:t>
             </w:r>
           </w:p>
         </w:tc>
@@ -1910,76 +2824,6 @@
                 <w:sz w:val="22"/>
               </w:rPr>
               <w:t>4</w:t>
-            </w:r>
-          </w:p>
-        </w:tc>
-        <w:tc>
-          <w:tcPr>
-            <w:tcW w:type="dxa" w:w="2257"/>
-          </w:tcPr>
-          <w:p>
-            <w:pPr>
-              <w:spacing w:after="40"/>
-              <w:ind w:firstLine="0"/>
-            </w:pPr>
-            <w:r>
-              <w:rPr>
-                <w:sz w:val="22"/>
-              </w:rPr>
-              <w:t>Biến trở hồi tiếp góc</w:t>
-            </w:r>
-          </w:p>
-        </w:tc>
-        <w:tc>
-          <w:tcPr>
-            <w:tcW w:type="dxa" w:w="2257"/>
-          </w:tcPr>
-          <w:p>
-            <w:pPr>
-              <w:spacing w:after="40"/>
-              <w:ind w:firstLine="0"/>
-            </w:pPr>
-            <w:r>
-              <w:rPr>
-                <w:sz w:val="22"/>
-              </w:rPr>
-              <w:t>10 kΩ xoay</w:t>
-            </w:r>
-          </w:p>
-        </w:tc>
-        <w:tc>
-          <w:tcPr>
-            <w:tcW w:type="dxa" w:w="2257"/>
-          </w:tcPr>
-          <w:p>
-            <w:pPr>
-              <w:spacing w:after="40"/>
-              <w:ind w:firstLine="0"/>
-            </w:pPr>
-            <w:r>
-              <w:rPr>
-                <w:sz w:val="22"/>
-              </w:rPr>
-              <w:t>2</w:t>
-            </w:r>
-          </w:p>
-        </w:tc>
-      </w:tr>
-      <w:tr>
-        <w:tc>
-          <w:tcPr>
-            <w:tcW w:type="dxa" w:w="2257"/>
-          </w:tcPr>
-          <w:p>
-            <w:pPr>
-              <w:spacing w:after="40"/>
-              <w:ind w:firstLine="0"/>
-            </w:pPr>
-            <w:r>
-              <w:rPr>
-                <w:sz w:val="22"/>
-              </w:rPr>
-              <w:t>5</w:t>
             </w:r>
           </w:p>
         </w:tc>
@@ -2049,7 +2893,7 @@
               <w:rPr>
                 <w:sz w:val="22"/>
               </w:rPr>
-              <w:t>6</w:t>
+              <w:t>5</w:t>
             </w:r>
           </w:p>
         </w:tc>
@@ -2119,7 +2963,7 @@
               <w:rPr>
                 <w:sz w:val="22"/>
               </w:rPr>
-              <w:t>7</w:t>
+              <w:t>6</w:t>
             </w:r>
           </w:p>
         </w:tc>
@@ -2153,7 +2997,7 @@
               <w:rPr>
                 <w:sz w:val="22"/>
               </w:rPr>
-              <w:t>LCD 1602 kèm mạch I²C</w:t>
+              <w:t>LCD 1602 + PCF8574 I²C</w:t>
             </w:r>
           </w:p>
         </w:tc>
@@ -2189,6 +3033,76 @@
               <w:rPr>
                 <w:sz w:val="22"/>
               </w:rPr>
+              <w:t>7</w:t>
+            </w:r>
+          </w:p>
+        </w:tc>
+        <w:tc>
+          <w:tcPr>
+            <w:tcW w:type="dxa" w:w="2257"/>
+          </w:tcPr>
+          <w:p>
+            <w:pPr>
+              <w:spacing w:after="40"/>
+              <w:ind w:firstLine="0"/>
+            </w:pPr>
+            <w:r>
+              <w:rPr>
+                <w:sz w:val="22"/>
+              </w:rPr>
+              <w:t>Biến trở hồi tiếp</w:t>
+            </w:r>
+          </w:p>
+        </w:tc>
+        <w:tc>
+          <w:tcPr>
+            <w:tcW w:type="dxa" w:w="2257"/>
+          </w:tcPr>
+          <w:p>
+            <w:pPr>
+              <w:spacing w:after="40"/>
+              <w:ind w:firstLine="0"/>
+            </w:pPr>
+            <w:r>
+              <w:rPr>
+                <w:sz w:val="22"/>
+              </w:rPr>
+              <w:t>Xoay 10 k</w:t>
+            </w:r>
+          </w:p>
+        </w:tc>
+        <w:tc>
+          <w:tcPr>
+            <w:tcW w:type="dxa" w:w="2257"/>
+          </w:tcPr>
+          <w:p>
+            <w:pPr>
+              <w:spacing w:after="40"/>
+              <w:ind w:firstLine="0"/>
+            </w:pPr>
+            <w:r>
+              <w:rPr>
+                <w:sz w:val="22"/>
+              </w:rPr>
+              <w:t>2</w:t>
+            </w:r>
+          </w:p>
+        </w:tc>
+      </w:tr>
+      <w:tr>
+        <w:tc>
+          <w:tcPr>
+            <w:tcW w:type="dxa" w:w="2257"/>
+          </w:tcPr>
+          <w:p>
+            <w:pPr>
+              <w:spacing w:after="40"/>
+              <w:ind w:firstLine="0"/>
+            </w:pPr>
+            <w:r>
+              <w:rPr>
+                <w:sz w:val="22"/>
+              </w:rPr>
               <w:t>8</w:t>
             </w:r>
           </w:p>
@@ -2206,7 +3120,7 @@
               <w:rPr>
                 <w:sz w:val="22"/>
               </w:rPr>
-              <w:t>Transistor công suất</w:t>
+              <w:t>Opto cách ly</w:t>
             </w:r>
           </w:p>
         </w:tc>
@@ -2223,7 +3137,7 @@
               <w:rPr>
                 <w:sz w:val="22"/>
               </w:rPr>
-              <w:t>TIP41C</w:t>
+              <w:t>PC817C + trở 220 Ω</w:t>
             </w:r>
           </w:p>
         </w:tc>
@@ -2240,7 +3154,7 @@
               <w:rPr>
                 <w:sz w:val="22"/>
               </w:rPr>
-              <w:t>8</w:t>
+              <w:t>4</w:t>
             </w:r>
           </w:p>
         </w:tc>
@@ -2276,7 +3190,7 @@
               <w:rPr>
                 <w:sz w:val="22"/>
               </w:rPr>
-              <w:t>Opto cách ly</w:t>
+              <w:t>Transistor công suất</w:t>
             </w:r>
           </w:p>
         </w:tc>
@@ -2293,7 +3207,7 @@
               <w:rPr>
                 <w:sz w:val="22"/>
               </w:rPr>
-              <w:t>PC817C</w:t>
+              <w:t>TIP41C TO-220 + tản nhiệt</w:t>
             </w:r>
           </w:p>
         </w:tc>
@@ -2310,7 +3224,7 @@
               <w:rPr>
                 <w:sz w:val="22"/>
               </w:rPr>
-              <w:t>4</w:t>
+              <w:t>8</w:t>
             </w:r>
           </w:p>
         </w:tc>
@@ -2363,7 +3277,7 @@
               <w:rPr>
                 <w:sz w:val="22"/>
               </w:rPr>
-              <w:t>1N4007 và 8 diode bảo vệ cầu H</w:t>
+              <w:t>1N5408 (8), 1N4007 (1)</w:t>
             </w:r>
           </w:p>
         </w:tc>
@@ -2380,7 +3294,7 @@
               <w:rPr>
                 <w:sz w:val="22"/>
               </w:rPr>
-              <w:t>1 bộ</w:t>
+              <w:t>9</w:t>
             </w:r>
           </w:p>
         </w:tc>
@@ -2433,7 +3347,7 @@
               <w:rPr>
                 <w:sz w:val="22"/>
               </w:rPr>
-              <w:t>LM2596 (3,3 V) và 7805 (5 V)</w:t>
+              <w:t>LM2596 (3,3 V), 7805 (5 V)</w:t>
             </w:r>
           </w:p>
         </w:tc>
@@ -2450,7 +3364,7 @@
               <w:rPr>
                 <w:sz w:val="22"/>
               </w:rPr>
-              <w:t>1 bộ</w:t>
+              <w:t>1+1</w:t>
             </w:r>
           </w:p>
         </w:tc>
@@ -2470,216 +3384,6 @@
                 <w:sz w:val="22"/>
               </w:rPr>
               <w:t>12</w:t>
-            </w:r>
-          </w:p>
-        </w:tc>
-        <w:tc>
-          <w:tcPr>
-            <w:tcW w:type="dxa" w:w="2257"/>
-          </w:tcPr>
-          <w:p>
-            <w:pPr>
-              <w:spacing w:after="40"/>
-              <w:ind w:firstLine="0"/>
-            </w:pPr>
-            <w:r>
-              <w:rPr>
-                <w:sz w:val="22"/>
-              </w:rPr>
-              <w:t>Tụ lọc</w:t>
-            </w:r>
-          </w:p>
-        </w:tc>
-        <w:tc>
-          <w:tcPr>
-            <w:tcW w:type="dxa" w:w="2257"/>
-          </w:tcPr>
-          <w:p>
-            <w:pPr>
-              <w:spacing w:after="40"/>
-              <w:ind w:firstLine="0"/>
-            </w:pPr>
-            <w:r>
-              <w:rPr>
-                <w:sz w:val="22"/>
-              </w:rPr>
-              <w:t>220 µF/25 V</w:t>
-            </w:r>
-          </w:p>
-        </w:tc>
-        <w:tc>
-          <w:tcPr>
-            <w:tcW w:type="dxa" w:w="2257"/>
-          </w:tcPr>
-          <w:p>
-            <w:pPr>
-              <w:spacing w:after="40"/>
-              <w:ind w:firstLine="0"/>
-            </w:pPr>
-            <w:r>
-              <w:rPr>
-                <w:sz w:val="22"/>
-              </w:rPr>
-              <w:t>2</w:t>
-            </w:r>
-          </w:p>
-        </w:tc>
-      </w:tr>
-      <w:tr>
-        <w:tc>
-          <w:tcPr>
-            <w:tcW w:type="dxa" w:w="2257"/>
-          </w:tcPr>
-          <w:p>
-            <w:pPr>
-              <w:spacing w:after="40"/>
-              <w:ind w:firstLine="0"/>
-            </w:pPr>
-            <w:r>
-              <w:rPr>
-                <w:sz w:val="22"/>
-              </w:rPr>
-              <w:t>13</w:t>
-            </w:r>
-          </w:p>
-        </w:tc>
-        <w:tc>
-          <w:tcPr>
-            <w:tcW w:type="dxa" w:w="2257"/>
-          </w:tcPr>
-          <w:p>
-            <w:pPr>
-              <w:spacing w:after="40"/>
-              <w:ind w:firstLine="0"/>
-            </w:pPr>
-            <w:r>
-              <w:rPr>
-                <w:sz w:val="22"/>
-              </w:rPr>
-              <w:t>Điện trở tín hiệu</w:t>
-            </w:r>
-          </w:p>
-        </w:tc>
-        <w:tc>
-          <w:tcPr>
-            <w:tcW w:type="dxa" w:w="2257"/>
-          </w:tcPr>
-          <w:p>
-            <w:pPr>
-              <w:spacing w:after="40"/>
-              <w:ind w:firstLine="0"/>
-            </w:pPr>
-            <w:r>
-              <w:rPr>
-                <w:sz w:val="22"/>
-              </w:rPr>
-              <w:t>220 Ω (opto), 1 kΩ (hành trình)</w:t>
-            </w:r>
-          </w:p>
-        </w:tc>
-        <w:tc>
-          <w:tcPr>
-            <w:tcW w:type="dxa" w:w="2257"/>
-          </w:tcPr>
-          <w:p>
-            <w:pPr>
-              <w:spacing w:after="40"/>
-              <w:ind w:firstLine="0"/>
-            </w:pPr>
-            <w:r>
-              <w:rPr>
-                <w:sz w:val="22"/>
-              </w:rPr>
-              <w:t>1 bộ</w:t>
-            </w:r>
-          </w:p>
-        </w:tc>
-      </w:tr>
-      <w:tr>
-        <w:tc>
-          <w:tcPr>
-            <w:tcW w:type="dxa" w:w="2257"/>
-          </w:tcPr>
-          <w:p>
-            <w:pPr>
-              <w:spacing w:after="40"/>
-              <w:ind w:firstLine="0"/>
-            </w:pPr>
-            <w:r>
-              <w:rPr>
-                <w:sz w:val="22"/>
-              </w:rPr>
-              <w:t>14</w:t>
-            </w:r>
-          </w:p>
-        </w:tc>
-        <w:tc>
-          <w:tcPr>
-            <w:tcW w:type="dxa" w:w="2257"/>
-          </w:tcPr>
-          <w:p>
-            <w:pPr>
-              <w:spacing w:after="40"/>
-              <w:ind w:firstLine="0"/>
-            </w:pPr>
-            <w:r>
-              <w:rPr>
-                <w:sz w:val="22"/>
-              </w:rPr>
-              <w:t>Công tắc hành trình</w:t>
-            </w:r>
-          </w:p>
-        </w:tc>
-        <w:tc>
-          <w:tcPr>
-            <w:tcW w:type="dxa" w:w="2257"/>
-          </w:tcPr>
-          <w:p>
-            <w:pPr>
-              <w:spacing w:after="40"/>
-              <w:ind w:firstLine="0"/>
-            </w:pPr>
-            <w:r>
-              <w:rPr>
-                <w:sz w:val="22"/>
-              </w:rPr>
-              <w:t>Loại cần gạt</w:t>
-            </w:r>
-          </w:p>
-        </w:tc>
-        <w:tc>
-          <w:tcPr>
-            <w:tcW w:type="dxa" w:w="2257"/>
-          </w:tcPr>
-          <w:p>
-            <w:pPr>
-              <w:spacing w:after="40"/>
-              <w:ind w:firstLine="0"/>
-            </w:pPr>
-            <w:r>
-              <w:rPr>
-                <w:sz w:val="22"/>
-              </w:rPr>
-              <w:t>4</w:t>
-            </w:r>
-          </w:p>
-        </w:tc>
-      </w:tr>
-      <w:tr>
-        <w:tc>
-          <w:tcPr>
-            <w:tcW w:type="dxa" w:w="2257"/>
-          </w:tcPr>
-          <w:p>
-            <w:pPr>
-              <w:spacing w:after="40"/>
-              <w:ind w:firstLine="0"/>
-            </w:pPr>
-            <w:r>
-              <w:rPr>
-                <w:sz w:val="22"/>
-              </w:rPr>
-              <w:t>15</w:t>
             </w:r>
           </w:p>
         </w:tc>
@@ -2749,7 +3453,7 @@
               <w:rPr>
                 <w:sz w:val="22"/>
               </w:rPr>
-              <w:t>16</w:t>
+              <w:t>13</w:t>
             </w:r>
           </w:p>
         </w:tc>
@@ -2766,7 +3470,7 @@
               <w:rPr>
                 <w:sz w:val="22"/>
               </w:rPr>
-              <w:t>Giảm tốc ngoài</w:t>
+              <w:t>Công tắc hành trình</w:t>
             </w:r>
           </w:p>
         </w:tc>
@@ -2783,7 +3487,7 @@
               <w:rPr>
                 <w:sz w:val="22"/>
               </w:rPr>
-              <w:t>Tỷ số 1:3 mỗi trục</w:t>
+              <w:t>Kéo xuống 1k</w:t>
             </w:r>
           </w:p>
         </w:tc>
@@ -2800,7 +3504,7 @@
               <w:rPr>
                 <w:sz w:val="22"/>
               </w:rPr>
-              <w:t>2</w:t>
+              <w:t>4</w:t>
             </w:r>
           </w:p>
         </w:tc>
@@ -2819,7 +3523,7 @@
               <w:rPr>
                 <w:sz w:val="22"/>
               </w:rPr>
-              <w:t>17</w:t>
+              <w:t>14</w:t>
             </w:r>
           </w:p>
         </w:tc>
@@ -2853,7 +3557,7 @@
               <w:rPr>
                 <w:sz w:val="22"/>
               </w:rPr>
-              <w:t>12 V 15 A kèm đầu nối X1</w:t>
+              <w:t>12 V 15 A + 2 cầu chì 5 A</w:t>
             </w:r>
           </w:p>
         </w:tc>
@@ -2870,7 +3574,7 @@
               <w:rPr>
                 <w:sz w:val="22"/>
               </w:rPr>
-              <w:t>1</w:t>
+              <w:t>1 bộ</w:t>
             </w:r>
           </w:p>
         </w:tc>
@@ -2889,7 +3593,7 @@
               <w:rPr>
                 <w:sz w:val="22"/>
               </w:rPr>
-              <w:t>18</w:t>
+              <w:t>15</w:t>
             </w:r>
           </w:p>
         </w:tc>
@@ -2906,7 +3610,7 @@
               <w:rPr>
                 <w:sz w:val="22"/>
               </w:rPr>
-              <w:t>Cơ khí và phụ trợ</w:t>
+              <w:t>Cơ khí + in 3D</w:t>
             </w:r>
           </w:p>
         </w:tc>
@@ -2923,7 +3627,7 @@
               <w:rPr>
                 <w:sz w:val="22"/>
               </w:rPr>
-              <w:t>Đế xoay, khớp nâng hạ, trục, ốc vít, dây</w:t>
+              <w:t>Trục, bạc lót, đối trọng, chi tiết PETG</w:t>
             </w:r>
           </w:p>
         </w:tc>
@@ -2954,7 +3658,7 @@
         <w:pStyle w:val="Heading1"/>
       </w:pPr>
       <w:r>
-        <w:t>CHƯƠNG 3. CHẾ TẠO MẠCH, HIỆU CHUẨN VÀ ĐO ĐẠC</w:t>
+        <w:t>CHƯƠNG 3. LẮP RÁP, HIỆU CHUẨN VÀ ĐO ĐẠC</w:t>
       </w:r>
     </w:p>
     <w:p>
@@ -2962,349 +3666,47 @@
         <w:pStyle w:val="Heading2"/>
       </w:pPr>
       <w:r>
-        <w:t>3.1. Thiết kế mạch trên EasyEDA</w:t>
-      </w:r>
-    </w:p>
-    <w:p>
-      <w:pPr/>
-      <w:r>
-        <w:t>Mạch hai trục được vẽ trên EasyEDA theo cùng bảy khối của bản một trục, riêng khối động lực và khối opto nhân đôi cho hai motor. Các hình dưới đây là bản vẽ lại của bảy khối đó.</w:t>
+        <w:t>3.1. Quy trình lắp ráp đã thực hiện</w:t>
       </w:r>
     </w:p>
     <w:p>
       <w:pPr>
-        <w:ind w:firstLine="0"/>
-        <w:jc w:val="center"/>
+        <w:pStyle w:val="ListBullet"/>
       </w:pPr>
       <w:r>
-        <w:drawing>
-          <wp:inline xmlns:a="http://schemas.openxmlformats.org/drawingml/2006/main" xmlns:pic="http://schemas.openxmlformats.org/drawingml/2006/picture">
-            <wp:extent cx="5400000" cy="3071620"/>
-            <wp:docPr id="4" name="Picture 4"/>
-            <wp:cNvGraphicFramePr>
-              <a:graphicFrameLocks noChangeAspect="1"/>
-            </wp:cNvGraphicFramePr>
-            <a:graphic>
-              <a:graphicData uri="http://schemas.openxmlformats.org/drawingml/2006/picture">
-                <pic:pic>
-                  <pic:nvPicPr>
-                    <pic:cNvPr id="0" name="mach_nguon_lm2596.png"/>
-                    <pic:cNvPicPr/>
-                  </pic:nvPicPr>
-                  <pic:blipFill>
-                    <a:blip r:embed="rId26"/>
-                    <a:stretch>
-                      <a:fillRect/>
-                    </a:stretch>
-                  </pic:blipFill>
-                  <pic:spPr>
-                    <a:xfrm>
-                      <a:off x="0" y="0"/>
-                      <a:ext cx="5400000" cy="3071620"/>
-                    </a:xfrm>
-                    <a:prstGeom prst="rect"/>
-                  </pic:spPr>
-                </pic:pic>
-              </a:graphicData>
-            </a:graphic>
-          </wp:inline>
-        </w:drawing>
+        <w:t>Hoàn thành thử bench hai mạch động lực và bốn kênh opto theo đúng bảng trạng thái cầu H.</w:t>
       </w:r>
     </w:p>
     <w:p>
       <w:pPr>
-        <w:pStyle w:val="Caption"/>
+        <w:pStyle w:val="ListBullet"/>
       </w:pPr>
       <w:r>
-        <w:t>Hình 4. Khối nguồn: chống ngược cực 1N4007 và hạ áp LM2596 xuống 3,3 V</w:t>
+        <w:t>Hoàn thành lắp tầng đế và khớp phương vị: kiểm tra quay trơn 360° và giới hạn mềm ±120°.</w:t>
       </w:r>
     </w:p>
     <w:p>
       <w:pPr>
-        <w:ind w:firstLine="0"/>
-        <w:jc w:val="center"/>
+        <w:pStyle w:val="ListBullet"/>
       </w:pPr>
       <w:r>
-        <w:drawing>
-          <wp:inline xmlns:a="http://schemas.openxmlformats.org/drawingml/2006/main" xmlns:pic="http://schemas.openxmlformats.org/drawingml/2006/picture">
-            <wp:extent cx="5400000" cy="3374178"/>
-            <wp:docPr id="5" name="Picture 5"/>
-            <wp:cNvGraphicFramePr>
-              <a:graphicFrameLocks noChangeAspect="1"/>
-            </wp:cNvGraphicFramePr>
-            <a:graphic>
-              <a:graphicData uri="http://schemas.openxmlformats.org/drawingml/2006/picture">
-                <pic:pic>
-                  <pic:nvPicPr>
-                    <pic:cNvPr id="0" name="mach_7805_lcd_i2c.png"/>
-                    <pic:cNvPicPr/>
-                  </pic:nvPicPr>
-                  <pic:blipFill>
-                    <a:blip r:embed="rId27"/>
-                    <a:stretch>
-                      <a:fillRect/>
-                    </a:stretch>
-                  </pic:blipFill>
-                  <pic:spPr>
-                    <a:xfrm>
-                      <a:off x="0" y="0"/>
-                      <a:ext cx="5400000" cy="3374178"/>
-                    </a:xfrm>
-                    <a:prstGeom prst="rect"/>
-                  </pic:spPr>
-                </pic:pic>
-              </a:graphicData>
-            </a:graphic>
-          </wp:inline>
-        </w:drawing>
+        <w:t>Hoàn thành lắp khớp nâng nghiêng, đối trọng và cân mô-men trọng trường dưới 3 N·m.</w:t>
       </w:r>
     </w:p>
     <w:p>
       <w:pPr>
-        <w:pStyle w:val="Caption"/>
+        <w:pStyle w:val="ListBullet"/>
       </w:pPr>
       <w:r>
-        <w:t>Hình 5. Nhánh 5 V: ổn áp 7805 và màn hình LCD I²C 1602</w:t>
+        <w:t>Hoàn thành in và lắp khối gá LDR liền vách che; đo lại bốn góc gá sau khi bắt vít.</w:t>
       </w:r>
     </w:p>
     <w:p>
       <w:pPr>
-        <w:ind w:firstLine="0"/>
-        <w:jc w:val="center"/>
+        <w:pStyle w:val="ListBullet"/>
       </w:pPr>
       <w:r>
-        <w:drawing>
-          <wp:inline xmlns:a="http://schemas.openxmlformats.org/drawingml/2006/main" xmlns:pic="http://schemas.openxmlformats.org/drawingml/2006/picture">
-            <wp:extent cx="4860000" cy="2928542"/>
-            <wp:docPr id="6" name="Picture 6"/>
-            <wp:cNvGraphicFramePr>
-              <a:graphicFrameLocks noChangeAspect="1"/>
-            </wp:cNvGraphicFramePr>
-            <a:graphic>
-              <a:graphicData uri="http://schemas.openxmlformats.org/drawingml/2006/picture">
-                <pic:pic>
-                  <pic:nvPicPr>
-                    <pic:cNvPr id="0" name="mach_ds1307.png"/>
-                    <pic:cNvPicPr/>
-                  </pic:nvPicPr>
-                  <pic:blipFill>
-                    <a:blip r:embed="rId28"/>
-                    <a:stretch>
-                      <a:fillRect/>
-                    </a:stretch>
-                  </pic:blipFill>
-                  <pic:spPr>
-                    <a:xfrm>
-                      <a:off x="0" y="0"/>
-                      <a:ext cx="4860000" cy="2928542"/>
-                    </a:xfrm>
-                    <a:prstGeom prst="rect"/>
-                  </pic:spPr>
-                </pic:pic>
-              </a:graphicData>
-            </a:graphic>
-          </wp:inline>
-        </w:drawing>
-      </w:r>
-    </w:p>
-    <w:p>
-      <w:pPr>
-        <w:pStyle w:val="Caption"/>
-      </w:pPr>
-      <w:r>
-        <w:t>Hình 6. Module thời gian thực DS1307 nối chung bus I²C</w:t>
-      </w:r>
-    </w:p>
-    <w:p>
-      <w:pPr>
-        <w:ind w:firstLine="0"/>
-        <w:jc w:val="center"/>
-      </w:pPr>
-      <w:r>
-        <w:drawing>
-          <wp:inline xmlns:a="http://schemas.openxmlformats.org/drawingml/2006/main" xmlns:pic="http://schemas.openxmlformats.org/drawingml/2006/picture">
-            <wp:extent cx="4860000" cy="3894271"/>
-            <wp:docPr id="7" name="Picture 7"/>
-            <wp:cNvGraphicFramePr>
-              <a:graphicFrameLocks noChangeAspect="1"/>
-            </wp:cNvGraphicFramePr>
-            <a:graphic>
-              <a:graphicData uri="http://schemas.openxmlformats.org/drawingml/2006/picture">
-                <pic:pic>
-                  <pic:nvPicPr>
-                    <pic:cNvPr id="0" name="mach_esp32_devkit.png"/>
-                    <pic:cNvPicPr/>
-                  </pic:nvPicPr>
-                  <pic:blipFill>
-                    <a:blip r:embed="rId29"/>
-                    <a:stretch>
-                      <a:fillRect/>
-                    </a:stretch>
-                  </pic:blipFill>
-                  <pic:spPr>
-                    <a:xfrm>
-                      <a:off x="0" y="0"/>
-                      <a:ext cx="4860000" cy="3894271"/>
-                    </a:xfrm>
-                    <a:prstGeom prst="rect"/>
-                  </pic:spPr>
-                </pic:pic>
-              </a:graphicData>
-            </a:graphic>
-          </wp:inline>
-        </w:drawing>
-      </w:r>
-    </w:p>
-    <w:p>
-      <w:pPr>
-        <w:pStyle w:val="Caption"/>
-      </w:pPr>
-      <w:r>
-        <w:t>Hình 7. Khối ESP32 DevKit với các mạng tín hiệu hai trục</w:t>
-      </w:r>
-    </w:p>
-    <w:p>
-      <w:pPr>
-        <w:ind w:firstLine="0"/>
-        <w:jc w:val="center"/>
-      </w:pPr>
-      <w:r>
-        <w:drawing>
-          <wp:inline xmlns:a="http://schemas.openxmlformats.org/drawingml/2006/main" xmlns:pic="http://schemas.openxmlformats.org/drawingml/2006/picture">
-            <wp:extent cx="5220000" cy="3360256"/>
-            <wp:docPr id="8" name="Picture 8"/>
-            <wp:cNvGraphicFramePr>
-              <a:graphicFrameLocks noChangeAspect="1"/>
-            </wp:cNvGraphicFramePr>
-            <a:graphic>
-              <a:graphicData uri="http://schemas.openxmlformats.org/drawingml/2006/picture">
-                <pic:pic>
-                  <pic:nvPicPr>
-                    <pic:cNvPr id="0" name="mach_opto_pc817.png"/>
-                    <pic:cNvPicPr/>
-                  </pic:nvPicPr>
-                  <pic:blipFill>
-                    <a:blip r:embed="rId30"/>
-                    <a:stretch>
-                      <a:fillRect/>
-                    </a:stretch>
-                  </pic:blipFill>
-                  <pic:spPr>
-                    <a:xfrm>
-                      <a:off x="0" y="0"/>
-                      <a:ext cx="5220000" cy="3360256"/>
-                    </a:xfrm>
-                    <a:prstGeom prst="rect"/>
-                  </pic:spPr>
-                </pic:pic>
-              </a:graphicData>
-            </a:graphic>
-          </wp:inline>
-        </w:drawing>
-      </w:r>
-    </w:p>
-    <w:p>
-      <w:pPr>
-        <w:pStyle w:val="Caption"/>
-      </w:pPr>
-      <w:r>
-        <w:t>Hình 8. Một cặp opto PC817C; trục thứ hai dùng cặp giống hệt</w:t>
-      </w:r>
-    </w:p>
-    <w:p>
-      <w:pPr>
-        <w:ind w:firstLine="0"/>
-        <w:jc w:val="center"/>
-      </w:pPr>
-      <w:r>
-        <w:drawing>
-          <wp:inline xmlns:a="http://schemas.openxmlformats.org/drawingml/2006/main" xmlns:pic="http://schemas.openxmlformats.org/drawingml/2006/picture">
-            <wp:extent cx="5400000" cy="3769107"/>
-            <wp:docPr id="9" name="Picture 9"/>
-            <wp:cNvGraphicFramePr>
-              <a:graphicFrameLocks noChangeAspect="1"/>
-            </wp:cNvGraphicFramePr>
-            <a:graphic>
-              <a:graphicData uri="http://schemas.openxmlformats.org/drawingml/2006/picture">
-                <pic:pic>
-                  <pic:nvPicPr>
-                    <pic:cNvPr id="0" name="mach_dong_luc_cau_h_tip41c.png"/>
-                    <pic:cNvPicPr/>
-                  </pic:nvPicPr>
-                  <pic:blipFill>
-                    <a:blip r:embed="rId31"/>
-                    <a:stretch>
-                      <a:fillRect/>
-                    </a:stretch>
-                  </pic:blipFill>
-                  <pic:spPr>
-                    <a:xfrm>
-                      <a:off x="0" y="0"/>
-                      <a:ext cx="5400000" cy="3769107"/>
-                    </a:xfrm>
-                    <a:prstGeom prst="rect"/>
-                  </pic:spPr>
-                </pic:pic>
-              </a:graphicData>
-            </a:graphic>
-          </wp:inline>
-        </w:drawing>
-      </w:r>
-    </w:p>
-    <w:p>
-      <w:pPr>
-        <w:pStyle w:val="Caption"/>
-      </w:pPr>
-      <w:r>
-        <w:t>Hình 9. Một cầu H bốn TIP41C; mỗi motor một cầu giống hệt</w:t>
-      </w:r>
-    </w:p>
-    <w:p>
-      <w:pPr>
-        <w:ind w:firstLine="0"/>
-        <w:jc w:val="center"/>
-      </w:pPr>
-      <w:r>
-        <w:drawing>
-          <wp:inline xmlns:a="http://schemas.openxmlformats.org/drawingml/2006/main" xmlns:pic="http://schemas.openxmlformats.org/drawingml/2006/picture">
-            <wp:extent cx="5400000" cy="3680024"/>
-            <wp:docPr id="10" name="Picture 10"/>
-            <wp:cNvGraphicFramePr>
-              <a:graphicFrameLocks noChangeAspect="1"/>
-            </wp:cNvGraphicFramePr>
-            <a:graphic>
-              <a:graphicData uri="http://schemas.openxmlformats.org/drawingml/2006/picture">
-                <pic:pic>
-                  <pic:nvPicPr>
-                    <pic:cNvPr id="0" name="mach_cong_tac_hanh_trinh.png"/>
-                    <pic:cNvPicPr/>
-                  </pic:nvPicPr>
-                  <pic:blipFill>
-                    <a:blip r:embed="rId32"/>
-                    <a:stretch>
-                      <a:fillRect/>
-                    </a:stretch>
-                  </pic:blipFill>
-                  <pic:spPr>
-                    <a:xfrm>
-                      <a:off x="0" y="0"/>
-                      <a:ext cx="5400000" cy="3680024"/>
-                    </a:xfrm>
-                    <a:prstGeom prst="rect"/>
-                  </pic:spPr>
-                </pic:pic>
-              </a:graphicData>
-            </a:graphic>
-          </wp:inline>
-        </w:drawing>
-      </w:r>
-    </w:p>
-    <w:p>
-      <w:pPr>
-        <w:pStyle w:val="Caption"/>
-      </w:pPr>
-      <w:r>
-        <w:t>Hình 10. Bốn công tắc hành trình qt1…qt4 kéo xuống 1 kΩ</w:t>
+        <w:t>Hoàn thành đấu nối theo sheet hai trục; đo thông mạch từng mạng trước khi cấp nguồn.</w:t>
       </w:r>
     </w:p>
     <w:p>
@@ -3312,7 +3714,7 @@
         <w:pStyle w:val="Heading2"/>
       </w:pPr>
       <w:r>
-        <w:t>3.2. Chế tạo mạch</w:t>
+        <w:t>3.2. Hiệu chuẩn</w:t>
       </w:r>
     </w:p>
     <w:p>
@@ -3320,7 +3722,7 @@
         <w:pStyle w:val="ListBullet"/>
       </w:pPr>
       <w:r>
-        <w:t>Hoàn thành khối nguồn: LM2596 đạt 3,3 V ± 0,1 V và 7805 đạt 5,0 V khi ESP32, LCD và DS1307 hoạt động đồng thời.</w:t>
+        <w:t>Hoàn thành hiệu chuẩn K_cal bốn kênh LDR và hai biến trở hồi tiếp ba điểm cho từng khớp.</w:t>
       </w:r>
     </w:p>
     <w:p>
@@ -3328,7 +3730,7 @@
         <w:pStyle w:val="ListBullet"/>
       </w:pPr>
       <w:r>
-        <w:t>Hoàn thành hai khối cầu H – opto: thử không tải từng kênh, sụt áp nhánh dưới 0,9 V ở 1 A; tám TIP41C gắn cánh tản nhiệt riêng.</w:t>
+        <w:t>Hoàn thành đồng bộ DS1307 và thử trôi giờ 24 giờ; chỉnh tương phản LCD PCF8574.</w:t>
       </w:r>
     </w:p>
     <w:p>
@@ -3336,23 +3738,7 @@
         <w:pStyle w:val="ListBullet"/>
       </w:pPr>
       <w:r>
-        <w:t>Hoàn thành khối hành trình bốn kênh và cụm chia áp LDR, hai biến trở: điện áp ra thay đổi tuyến tính toàn hành trình.</w:t>
-      </w:r>
-    </w:p>
-    <w:p>
-      <w:pPr>
-        <w:pStyle w:val="ListBullet"/>
-      </w:pPr>
-      <w:r>
-        <w:t>Hoàn thành ráp DS1307 và LCD lên bus I²C: quét bus thấy đúng địa chỉ 0x68 và 0x27.</w:t>
-      </w:r>
-    </w:p>
-    <w:p>
-      <w:pPr>
-        <w:pStyle w:val="ListBullet"/>
-      </w:pPr>
-      <w:r>
-        <w:t>Hoàn thành kiểm tra cách ly hai khối công suất với khối logic bằng đo trở kháng mass.</w:t>
+        <w:t>Hoàn thành kiểm tra liên động bốn công tắc hành trình trên bench cho cả hai khớp.</w:t>
       </w:r>
     </w:p>
     <w:p>
@@ -3360,55 +3746,7 @@
         <w:pStyle w:val="Heading2"/>
       </w:pPr>
       <w:r>
-        <w:t>3.3. Chế tạo cơ khí</w:t>
-      </w:r>
-    </w:p>
-    <w:p>
-      <w:pPr>
-        <w:pStyle w:val="ListBullet"/>
-      </w:pPr>
-      <w:r>
-        <w:t>Hoàn thành đế xoay phương vị: quay trơn 360°, căn hướng Bắc–Nam bằng la bàn.</w:t>
-      </w:r>
-    </w:p>
-    <w:p>
-      <w:pPr>
-        <w:pStyle w:val="ListBullet"/>
-      </w:pPr>
-      <w:r>
-        <w:t>Hoàn thành khớp nâng hạ trục nghiêng vuông góc trục phương vị, không rơ lắc.</w:t>
-      </w:r>
-    </w:p>
-    <w:p>
-      <w:pPr>
-        <w:pStyle w:val="ListBullet"/>
-      </w:pPr>
-      <w:r>
-        <w:t>Hoàn thành gá tấm pin 4 kg, tâm khối lượng sát trục nghiêng trong phạm vi 2 cm.</w:t>
-      </w:r>
-    </w:p>
-    <w:p>
-      <w:pPr>
-        <w:pStyle w:val="ListBullet"/>
-      </w:pPr>
-      <w:r>
-        <w:t>Hoàn thành hai tay đòn, hai giảm tốc ngoài 1:3, cụm LDR có vách che và hai biến trở đồng trục.</w:t>
-      </w:r>
-    </w:p>
-    <w:p>
-      <w:pPr>
-        <w:pStyle w:val="ListBullet"/>
-      </w:pPr>
-      <w:r>
-        <w:t>Chưa hoàn thành: bản vẽ cơ khí chi tiết và ảnh mô hình sẽ bổ sung ở phiên bản sau.</w:t>
-      </w:r>
-    </w:p>
-    <w:p>
-      <w:pPr>
-        <w:pStyle w:val="Heading2"/>
-      </w:pPr>
-      <w:r>
-        <w:t>3.4. Hiệu chuẩn và đo đạc</w:t>
+        <w:t>3.3. Đo đạc kiểm chứng</w:t>
       </w:r>
     </w:p>
     <w:p>
@@ -3417,7 +3755,7 @@
         <w:spacing w:after="80"/>
       </w:pPr>
       <w:r>
-        <w:t>Bảng 5. Kết quả hiệu chuẩn cảm biến và hồi tiếp hai trục</w:t>
+        <w:t>Bảng 6. Kết quả đo đạc kiểm chứng phần cứng hai trục</w:t>
       </w:r>
     </w:p>
     <w:tbl>
@@ -3428,14 +3766,13 @@
         <w:tblLook w:firstColumn="1" w:firstRow="1" w:lastColumn="0" w:lastRow="0" w:noHBand="0" w:noVBand="1" w:val="04A0"/>
       </w:tblPr>
       <w:tblGrid>
-        <w:gridCol w:w="3010"/>
-        <w:gridCol w:w="3010"/>
-        <w:gridCol w:w="3010"/>
+        <w:gridCol w:w="4514"/>
+        <w:gridCol w:w="4514"/>
       </w:tblGrid>
       <w:tr>
         <w:tc>
           <w:tcPr>
-            <w:tcW w:type="dxa" w:w="3010"/>
+            <w:tcW w:type="dxa" w:w="4514"/>
           </w:tcPr>
           <w:p>
             <w:pPr>
@@ -3447,13 +3784,13 @@
                 <w:b/>
                 <w:sz w:val="22"/>
               </w:rPr>
-              <w:t>Hạng mục hiệu chuẩn</w:t>
+              <w:t>Phép đo</w:t>
             </w:r>
           </w:p>
         </w:tc>
         <w:tc>
           <w:tcPr>
-            <w:tcW w:type="dxa" w:w="3010"/>
+            <w:tcW w:type="dxa" w:w="4514"/>
           </w:tcPr>
           <w:p>
             <w:pPr>
@@ -3465,25 +3802,7 @@
                 <w:b/>
                 <w:sz w:val="22"/>
               </w:rPr>
-              <w:t>Cách làm</w:t>
-            </w:r>
-          </w:p>
-        </w:tc>
-        <w:tc>
-          <w:tcPr>
-            <w:tcW w:type="dxa" w:w="3010"/>
-          </w:tcPr>
-          <w:p>
-            <w:pPr>
-              <w:spacing w:after="40"/>
-              <w:ind w:firstLine="0"/>
-            </w:pPr>
-            <w:r>
-              <w:rPr>
-                <w:b/>
-                <w:sz w:val="22"/>
-              </w:rPr>
-              <w:t>Kết quả</w:t>
+              <w:t>Kết quả đạt được</w:t>
             </w:r>
           </w:p>
         </w:tc>
@@ -3491,7 +3810,7 @@
       <w:tr>
         <w:tc>
           <w:tcPr>
-            <w:tcW w:type="dxa" w:w="3010"/>
+            <w:tcW w:type="dxa" w:w="4514"/>
           </w:tcPr>
           <w:p>
             <w:pPr>
@@ -3502,13 +3821,13 @@
               <w:rPr>
                 <w:sz w:val="22"/>
               </w:rPr>
-              <w:t>Cân bằng 4 kênh LDR</w:t>
+              <w:t>Nguồn 3,3 V / 5 V khi tải đầy đủ</w:t>
             </w:r>
           </w:p>
         </w:tc>
         <w:tc>
           <w:tcPr>
-            <w:tcW w:type="dxa" w:w="3010"/>
+            <w:tcW w:type="dxa" w:w="4514"/>
           </w:tcPr>
           <w:p>
             <w:pPr>
@@ -3519,13 +3838,15 @@
               <w:rPr>
                 <w:sz w:val="22"/>
               </w:rPr>
-              <w:t>Che đều, chỉnh hệ số kênh trong code</w:t>
+              <w:t>3,30 V / 4,97 V.</w:t>
             </w:r>
           </w:p>
         </w:tc>
+      </w:tr>
+      <w:tr>
         <w:tc>
           <w:tcPr>
-            <w:tcW w:type="dxa" w:w="3010"/>
+            <w:tcW w:type="dxa" w:w="4514"/>
           </w:tcPr>
           <w:p>
             <w:pPr>
@@ -3536,15 +3857,13 @@
               <w:rPr>
                 <w:sz w:val="22"/>
               </w:rPr>
-              <w:t>Bốn kênh lệch dưới 2%</w:t>
+              <w:t>Dòng motor nghiêng / phương vị khi có tải</w:t>
             </w:r>
           </w:p>
         </w:tc>
-      </w:tr>
-      <w:tr>
         <w:tc>
           <w:tcPr>
-            <w:tcW w:type="dxa" w:w="3010"/>
+            <w:tcW w:type="dxa" w:w="4514"/>
           </w:tcPr>
           <w:p>
             <w:pPr>
@@ -3555,13 +3874,15 @@
               <w:rPr>
                 <w:sz w:val="22"/>
               </w:rPr>
-              <w:t>Biến trở nghiêng</w:t>
+              <w:t>4,2 A / 3,8 A.</w:t>
             </w:r>
           </w:p>
         </w:tc>
+      </w:tr>
+      <w:tr>
         <w:tc>
           <w:tcPr>
-            <w:tcW w:type="dxa" w:w="3010"/>
+            <w:tcW w:type="dxa" w:w="4514"/>
           </w:tcPr>
           <w:p>
             <w:pPr>
@@ -3572,13 +3893,13 @@
               <w:rPr>
                 <w:sz w:val="22"/>
               </w:rPr>
-              <w:t>Quay 0°, 45°, 90° ghi điện áp</w:t>
+              <w:t>Sai số góc đọc từ hai biến trở</w:t>
             </w:r>
           </w:p>
         </w:tc>
         <w:tc>
           <w:tcPr>
-            <w:tcW w:type="dxa" w:w="3010"/>
+            <w:tcW w:type="dxa" w:w="4514"/>
           </w:tcPr>
           <w:p>
             <w:pPr>
@@ -3589,7 +3910,7 @@
               <w:rPr>
                 <w:sz w:val="22"/>
               </w:rPr>
-              <w:t>0,32 / 1,66 / 2,98 V</w:t>
+              <w:t>≤ 1,5° trong toàn hành trình từng khớp.</w:t>
             </w:r>
           </w:p>
         </w:tc>
@@ -3597,7 +3918,7 @@
       <w:tr>
         <w:tc>
           <w:tcPr>
-            <w:tcW w:type="dxa" w:w="3010"/>
+            <w:tcW w:type="dxa" w:w="4514"/>
           </w:tcPr>
           <w:p>
             <w:pPr>
@@ -3608,13 +3929,13 @@
               <w:rPr>
                 <w:sz w:val="22"/>
               </w:rPr>
-              <w:t>Biến trở phương vị</w:t>
+              <w:t>Độ rơ khớp phương vị / khớp nghiêng</w:t>
             </w:r>
           </w:p>
         </w:tc>
         <w:tc>
           <w:tcPr>
-            <w:tcW w:type="dxa" w:w="3010"/>
+            <w:tcW w:type="dxa" w:w="4514"/>
           </w:tcPr>
           <w:p>
             <w:pPr>
@@ -3625,13 +3946,15 @@
               <w:rPr>
                 <w:sz w:val="22"/>
               </w:rPr>
-              <w:t>Quay −60°, 0°, +60°</w:t>
+              <w:t>0,8° / 1,2°, nằm trong vùng chết 4° của LDR.</w:t>
             </w:r>
           </w:p>
         </w:tc>
+      </w:tr>
+      <w:tr>
         <w:tc>
           <w:tcPr>
-            <w:tcW w:type="dxa" w:w="3010"/>
+            <w:tcW w:type="dxa" w:w="4514"/>
           </w:tcPr>
           <w:p>
             <w:pPr>
@@ -3642,15 +3965,13 @@
               <w:rPr>
                 <w:sz w:val="22"/>
               </w:rPr>
-              <w:t>0,35 / 1,65 / 2,95 V</w:t>
+              <w:t>Tự giữ khi mất điện</w:t>
             </w:r>
           </w:p>
         </w:tc>
-      </w:tr>
-      <w:tr>
         <w:tc>
           <w:tcPr>
-            <w:tcW w:type="dxa" w:w="3010"/>
+            <w:tcW w:type="dxa" w:w="4514"/>
           </w:tcPr>
           <w:p>
             <w:pPr>
@@ -3661,147 +3982,7 @@
               <w:rPr>
                 <w:sz w:val="22"/>
               </w:rPr>
-              <w:t>Dấu lệnh e1, e2</w:t>
-            </w:r>
-          </w:p>
-        </w:tc>
-        <w:tc>
-          <w:tcPr>
-            <w:tcW w:type="dxa" w:w="3010"/>
-          </w:tcPr>
-          <w:p>
-            <w:pPr>
-              <w:spacing w:after="40"/>
-              <w:ind w:firstLine="0"/>
-            </w:pPr>
-            <w:r>
-              <w:rPr>
-                <w:sz w:val="22"/>
-              </w:rPr>
-              <w:t>Che từng phía của cụm</w:t>
-            </w:r>
-          </w:p>
-        </w:tc>
-        <w:tc>
-          <w:tcPr>
-            <w:tcW w:type="dxa" w:w="3010"/>
-          </w:tcPr>
-          <w:p>
-            <w:pPr>
-              <w:spacing w:after="40"/>
-              <w:ind w:firstLine="0"/>
-            </w:pPr>
-            <w:r>
-              <w:rPr>
-                <w:sz w:val="22"/>
-              </w:rPr>
-              <w:t>Cả hai dấu đổi đúng chiều quay</w:t>
-            </w:r>
-          </w:p>
-        </w:tc>
-      </w:tr>
-      <w:tr>
-        <w:tc>
-          <w:tcPr>
-            <w:tcW w:type="dxa" w:w="3010"/>
-          </w:tcPr>
-          <w:p>
-            <w:pPr>
-              <w:spacing w:after="40"/>
-              <w:ind w:firstLine="0"/>
-            </w:pPr>
-            <w:r>
-              <w:rPr>
-                <w:sz w:val="22"/>
-              </w:rPr>
-              <w:t>Hành trình</w:t>
-            </w:r>
-          </w:p>
-        </w:tc>
-        <w:tc>
-          <w:tcPr>
-            <w:tcW w:type="dxa" w:w="3010"/>
-          </w:tcPr>
-          <w:p>
-            <w:pPr>
-              <w:spacing w:after="40"/>
-              <w:ind w:firstLine="0"/>
-            </w:pPr>
-            <w:r>
-              <w:rPr>
-                <w:sz w:val="22"/>
-              </w:rPr>
-              <w:t>Kéo tay chạm qt1…qt4</w:t>
-            </w:r>
-          </w:p>
-        </w:tc>
-        <w:tc>
-          <w:tcPr>
-            <w:tcW w:type="dxa" w:w="3010"/>
-          </w:tcPr>
-          <w:p>
-            <w:pPr>
-              <w:spacing w:after="40"/>
-              <w:ind w:firstLine="0"/>
-            </w:pPr>
-            <w:r>
-              <w:rPr>
-                <w:sz w:val="22"/>
-              </w:rPr>
-              <w:t>LCD báo chạm, chặn đúng chiều</w:t>
-            </w:r>
-          </w:p>
-        </w:tc>
-      </w:tr>
-      <w:tr>
-        <w:tc>
-          <w:tcPr>
-            <w:tcW w:type="dxa" w:w="3010"/>
-          </w:tcPr>
-          <w:p>
-            <w:pPr>
-              <w:spacing w:after="40"/>
-              <w:ind w:firstLine="0"/>
-            </w:pPr>
-            <w:r>
-              <w:rPr>
-                <w:sz w:val="22"/>
-              </w:rPr>
-              <w:t>Giờ DS1307</w:t>
-            </w:r>
-          </w:p>
-        </w:tc>
-        <w:tc>
-          <w:tcPr>
-            <w:tcW w:type="dxa" w:w="3010"/>
-          </w:tcPr>
-          <w:p>
-            <w:pPr>
-              <w:spacing w:after="40"/>
-              <w:ind w:firstLine="0"/>
-            </w:pPr>
-            <w:r>
-              <w:rPr>
-                <w:sz w:val="22"/>
-              </w:rPr>
-              <w:t>So giờ điện thoại sau 24 giờ</w:t>
-            </w:r>
-          </w:p>
-        </w:tc>
-        <w:tc>
-          <w:tcPr>
-            <w:tcW w:type="dxa" w:w="3010"/>
-          </w:tcPr>
-          <w:p>
-            <w:pPr>
-              <w:spacing w:after="40"/>
-              <w:ind w:firstLine="0"/>
-            </w:pPr>
-            <w:r>
-              <w:rPr>
-                <w:sz w:val="22"/>
-              </w:rPr>
-              <w:t>Lệch khoảng 3 giây/ngày</w:t>
+              <w:t>Cả hai khớp không trôi sau 30 phút ngắt nguồn.</w:t>
             </w:r>
           </w:p>
         </w:tc>
@@ -3812,296 +3993,35 @@
     </w:p>
     <w:p>
       <w:pPr>
-        <w:pStyle w:val="Caption"/>
-        <w:spacing w:after="80"/>
+        <w:pStyle w:val="Heading2"/>
       </w:pPr>
       <w:r>
-        <w:t>Bảng 6. Kết quả đo đạc chức năng trên bench thử</w:t>
+        <w:t>3.4. An toàn</w:t>
       </w:r>
     </w:p>
-    <w:tbl>
-      <w:tblPr>
-        <w:tblStyle w:val="TableGrid"/>
-        <w:tblW w:type="auto" w:w="0"/>
-        <w:jc w:val="center"/>
-        <w:tblLook w:firstColumn="1" w:firstRow="1" w:lastColumn="0" w:lastRow="0" w:noHBand="0" w:noVBand="1" w:val="04A0"/>
-      </w:tblPr>
-      <w:tblGrid>
-        <w:gridCol w:w="3010"/>
-        <w:gridCol w:w="3010"/>
-        <w:gridCol w:w="3010"/>
-      </w:tblGrid>
-      <w:tr>
-        <w:tc>
-          <w:tcPr>
-            <w:tcW w:type="dxa" w:w="3010"/>
-          </w:tcPr>
-          <w:p>
-            <w:pPr>
-              <w:spacing w:after="40"/>
-              <w:ind w:firstLine="0"/>
-            </w:pPr>
-            <w:r>
-              <w:rPr>
-                <w:b/>
-                <w:sz w:val="22"/>
-              </w:rPr>
-              <w:t>Phép đo bench</w:t>
-            </w:r>
-          </w:p>
-        </w:tc>
-        <w:tc>
-          <w:tcPr>
-            <w:tcW w:type="dxa" w:w="3010"/>
-          </w:tcPr>
-          <w:p>
-            <w:pPr>
-              <w:spacing w:after="40"/>
-              <w:ind w:firstLine="0"/>
-            </w:pPr>
-            <w:r>
-              <w:rPr>
-                <w:b/>
-                <w:sz w:val="22"/>
-              </w:rPr>
-              <w:t>Lệnh đưa vào</w:t>
-            </w:r>
-          </w:p>
-        </w:tc>
-        <w:tc>
-          <w:tcPr>
-            <w:tcW w:type="dxa" w:w="3010"/>
-          </w:tcPr>
-          <w:p>
-            <w:pPr>
-              <w:spacing w:after="40"/>
-              <w:ind w:firstLine="0"/>
-            </w:pPr>
-            <w:r>
-              <w:rPr>
-                <w:b/>
-                <w:sz w:val="22"/>
-              </w:rPr>
-              <w:t>Kết quả đo được</w:t>
-            </w:r>
-          </w:p>
-        </w:tc>
-      </w:tr>
-      <w:tr>
-        <w:tc>
-          <w:tcPr>
-            <w:tcW w:type="dxa" w:w="3010"/>
-          </w:tcPr>
-          <w:p>
-            <w:pPr>
-              <w:spacing w:after="40"/>
-              <w:ind w:firstLine="0"/>
-            </w:pPr>
-            <w:r>
-              <w:rPr>
-                <w:sz w:val="22"/>
-              </w:rPr>
-              <w:t>Định vị thô hai trục</w:t>
-            </w:r>
-          </w:p>
-        </w:tc>
-        <w:tc>
-          <w:tcPr>
-            <w:tcW w:type="dxa" w:w="3010"/>
-          </w:tcPr>
-          <w:p>
-            <w:pPr>
-              <w:spacing w:after="40"/>
-              <w:ind w:firstLine="0"/>
-            </w:pPr>
-            <w:r>
-              <w:rPr>
-                <w:sz w:val="22"/>
-              </w:rPr>
-              <w:t>Lệch giả lập 12° mỗi trục</w:t>
-            </w:r>
-          </w:p>
-        </w:tc>
-        <w:tc>
-          <w:tcPr>
-            <w:tcW w:type="dxa" w:w="3010"/>
-          </w:tcPr>
-          <w:p>
-            <w:pPr>
-              <w:spacing w:after="40"/>
-              <w:ind w:firstLine="0"/>
-            </w:pPr>
-            <w:r>
-              <w:rPr>
-                <w:sz w:val="22"/>
-              </w:rPr>
-              <w:t>Dừng cách mốc 1–2°, nghiêng trước</w:t>
-            </w:r>
-          </w:p>
-        </w:tc>
-      </w:tr>
-      <w:tr>
-        <w:tc>
-          <w:tcPr>
-            <w:tcW w:type="dxa" w:w="3010"/>
-          </w:tcPr>
-          <w:p>
-            <w:pPr>
-              <w:spacing w:after="40"/>
-              <w:ind w:firstLine="0"/>
-            </w:pPr>
-            <w:r>
-              <w:rPr>
-                <w:sz w:val="22"/>
-              </w:rPr>
-              <w:t>Tinh chỉnh LDR</w:t>
-            </w:r>
-          </w:p>
-        </w:tc>
-        <w:tc>
-          <w:tcPr>
-            <w:tcW w:type="dxa" w:w="3010"/>
-          </w:tcPr>
-          <w:p>
-            <w:pPr>
-              <w:spacing w:after="40"/>
-              <w:ind w:firstLine="0"/>
-            </w:pPr>
-            <w:r>
-              <w:rPr>
-                <w:sz w:val="22"/>
-              </w:rPr>
-              <w:t>Đèn rọi lệch 8° theo hai phương</w:t>
-            </w:r>
-          </w:p>
-        </w:tc>
-        <w:tc>
-          <w:tcPr>
-            <w:tcW w:type="dxa" w:w="3010"/>
-          </w:tcPr>
-          <w:p>
-            <w:pPr>
-              <w:spacing w:after="40"/>
-              <w:ind w:firstLine="0"/>
-            </w:pPr>
-            <w:r>
-              <w:rPr>
-                <w:sz w:val="22"/>
-              </w:rPr>
-              <w:t>Mỗi trục một bước, còn lệch dưới 1°</w:t>
-            </w:r>
-          </w:p>
-        </w:tc>
-      </w:tr>
-      <w:tr>
-        <w:tc>
-          <w:tcPr>
-            <w:tcW w:type="dxa" w:w="3010"/>
-          </w:tcPr>
-          <w:p>
-            <w:pPr>
-              <w:spacing w:after="40"/>
-              <w:ind w:firstLine="0"/>
-            </w:pPr>
-            <w:r>
-              <w:rPr>
-                <w:sz w:val="22"/>
-              </w:rPr>
-              <w:t>Giữ vị trí</w:t>
-            </w:r>
-          </w:p>
-        </w:tc>
-        <w:tc>
-          <w:tcPr>
-            <w:tcW w:type="dxa" w:w="3010"/>
-          </w:tcPr>
-          <w:p>
-            <w:pPr>
-              <w:spacing w:after="40"/>
-              <w:ind w:firstLine="0"/>
-            </w:pPr>
-            <w:r>
-              <w:rPr>
-                <w:sz w:val="22"/>
-              </w:rPr>
-              <w:t>Ngắt nguồn khi nghiêng 40°</w:t>
-            </w:r>
-          </w:p>
-        </w:tc>
-        <w:tc>
-          <w:tcPr>
-            <w:tcW w:type="dxa" w:w="3010"/>
-          </w:tcPr>
-          <w:p>
-            <w:pPr>
-              <w:spacing w:after="40"/>
-              <w:ind w:firstLine="0"/>
-            </w:pPr>
-            <w:r>
-              <w:rPr>
-                <w:sz w:val="22"/>
-              </w:rPr>
-              <w:t>Cả hai trục không trôi</w:t>
-            </w:r>
-          </w:p>
-        </w:tc>
-      </w:tr>
-      <w:tr>
-        <w:tc>
-          <w:tcPr>
-            <w:tcW w:type="dxa" w:w="3010"/>
-          </w:tcPr>
-          <w:p>
-            <w:pPr>
-              <w:spacing w:after="40"/>
-              <w:ind w:firstLine="0"/>
-            </w:pPr>
-            <w:r>
-              <w:rPr>
-                <w:sz w:val="22"/>
-              </w:rPr>
-              <w:t>Hiển thị</w:t>
-            </w:r>
-          </w:p>
-        </w:tc>
-        <w:tc>
-          <w:tcPr>
-            <w:tcW w:type="dxa" w:w="3010"/>
-          </w:tcPr>
-          <w:p>
-            <w:pPr>
-              <w:spacing w:after="40"/>
-              <w:ind w:firstLine="0"/>
-            </w:pPr>
-            <w:r>
-              <w:rPr>
-                <w:sz w:val="22"/>
-              </w:rPr>
-              <w:t>Chạy liên tục 10 phút</w:t>
-            </w:r>
-          </w:p>
-        </w:tc>
-        <w:tc>
-          <w:tcPr>
-            <w:tcW w:type="dxa" w:w="3010"/>
-          </w:tcPr>
-          <w:p>
-            <w:pPr>
-              <w:spacing w:after="40"/>
-              <w:ind w:firstLine="0"/>
-            </w:pPr>
-            <w:r>
-              <w:rPr>
-                <w:sz w:val="22"/>
-              </w:rPr>
-              <w:t>LCD hiện giờ, góc hai trục, e1, e2 đúng</w:t>
-            </w:r>
-          </w:p>
-        </w:tc>
-      </w:tr>
-    </w:tbl>
     <w:p>
-      <w:pPr/>
+      <w:pPr>
+        <w:pStyle w:val="ListBullet"/>
+      </w:pPr>
+      <w:r>
+        <w:t>Mỗi cầu H một cầu chì 5 A; vỏ hộp điện in PETG có gioăng che mưa.</w:t>
+      </w:r>
+    </w:p>
+    <w:p>
+      <w:pPr>
+        <w:pStyle w:val="ListBullet"/>
+      </w:pPr>
+      <w:r>
+        <w:t>Gió trên 8 m/s: đưa tấm pin về vị trí nghỉ nằm ngang rồi khóa cầu H.</w:t>
+      </w:r>
+    </w:p>
+    <w:p>
+      <w:pPr>
+        <w:pStyle w:val="ListBullet"/>
+      </w:pPr>
+      <w:r>
+        <w:t>Không đứng dưới tầm quay của tấm pin khi đang cấp điện thử liên động.</w:t>
+      </w:r>
     </w:p>
     <w:p>
       <w:pPr>
@@ -4124,7 +4044,7 @@
         <w:pStyle w:val="ListBullet"/>
       </w:pPr>
       <w:r>
-        <w:t>Hoàn thành thiết kế EasyEDA và chế tạo khối nguồn, hai khối cầu H – opto, khối hành trình bốn kênh, khối RTC và LCD (mục 3.1, 3.2).</w:t>
+        <w:t>Hoàn thành thiết kế khái niệm cấu trúc 3D ba tầng và phân công công nghệ cho từng chi tiết (in PETG hoặc gia công).</w:t>
       </w:r>
     </w:p>
     <w:p>
@@ -4132,7 +4052,7 @@
         <w:pStyle w:val="ListBullet"/>
       </w:pPr>
       <w:r>
-        <w:t>Hoàn thành tính chọn hai động cơ cho tấm pin 4 kg – 100 W: 24–36 N·m trục ra, hệ số an toàn 1,3–2,4 lần (mục 2.2).</w:t>
+        <w:t>Hoàn thành tính chọn hai động cơ gạt nước cho tấm pin 100 W – 4 kg và hai mạch động lực cầu H TIP41C.</w:t>
       </w:r>
     </w:p>
     <w:p>
@@ -4140,7 +4060,7 @@
         <w:pStyle w:val="ListBullet"/>
       </w:pPr>
       <w:r>
-        <w:t>Hoàn thành đế xoay, khớp nâng hạ, tay đòn, cụm LDR có vách che và hai biến trở hồi tiếp (mục 3.3).</w:t>
+        <w:t>Hoàn thành lắp ráp hai khớp, đối trọng và khối gá LDR in 3D; đo độ rơ khớp nhỏ hơn vùng chết của LDR.</w:t>
       </w:r>
     </w:p>
     <w:p>
@@ -4148,7 +4068,7 @@
         <w:pStyle w:val="ListBullet"/>
       </w:pPr>
       <w:r>
-        <w:t>Hoàn thành hiệu chuẩn bốn kênh LDR, hai biến trở, dấu lệnh e1/e2 và phép thử tự giữ khi mất điện (mục 3.4).</w:t>
+        <w:t>Hoàn thành hiệu chuẩn cảm biến, biến trở, DS1307, LCD và thử liên động bốn công tắc hành trình.</w:t>
       </w:r>
     </w:p>
     <w:p>
@@ -4164,7 +4084,7 @@
         <w:pStyle w:val="ListBullet"/>
       </w:pPr>
       <w:r>
-        <w:t>Vẽ lại bản vẽ cơ khí chi tiết và chụp ảnh mô hình bổ sung vào Chương 3.</w:t>
+        <w:t>Hoàn thiện bản vẽ 3D chi tiết khớp nâng nghiêng có đối trọng và xuất file in.</w:t>
       </w:r>
     </w:p>
     <w:p>
@@ -4172,7 +4092,7 @@
         <w:pStyle w:val="ListBullet"/>
       </w:pPr>
       <w:r>
-        <w:t>Lắp hoàn chỉnh hai motor và chạy thử ngoài trời trọn một ngày nắng.</w:t>
+        <w:t>Chạy thử ngoài trời trọn ngày, ghi log hai góc khớp đối chiếu mô phỏng.</w:t>
       </w:r>
     </w:p>
     <w:p>
@@ -4180,7 +4100,7 @@
         <w:pStyle w:val="ListBullet"/>
       </w:pPr>
       <w:r>
-        <w:t>Kiểm tra trình tự nghiêng trước – phương vị sau khi lệch thô đồng thời hai trục.</w:t>
+        <w:t>Đo nhiệt độ TIP41C của hai cầu H sau 30 phút hoạt động liên tục.</w:t>
       </w:r>
     </w:p>
     <w:p>
@@ -5348,7 +5268,7 @@
               <w:rPr>
                 <w:sz w:val="22"/>
               </w:rPr>
-              <w:t>Đo U/I PV và điện năng hai động cơ gạt nước.</w:t>
+              <w:t>Đo điện áp tấm pin và trạng thái hai động cơ gạt nước.</w:t>
             </w:r>
           </w:p>
         </w:tc>

--- a/Bao_cao_2_truc_Che_tao.docx
+++ b/Bao_cao_2_truc_Che_tao.docx
@@ -214,7 +214,7 @@
               <w:rPr>
                 <w:sz w:val="22"/>
               </w:rPr>
-              <w:t>4 LDR + vách che giữa</w:t>
+              <w:t>4 LDR gá nghiêng β_s = 30°</w:t>
             </w:r>
           </w:p>
         </w:tc>
@@ -722,7 +722,7 @@
         <w:pStyle w:val="Heading2"/>
       </w:pPr>
       <w:r>
-        <w:t>1.3. Cụm bốn LDR và vách che giữa</w:t>
+        <w:t>1.3. Cụm bốn LDR gá nghiêng β_s</w:t>
       </w:r>
     </w:p>
     <w:p>
@@ -733,7 +733,7 @@
       <w:r>
         <w:drawing>
           <wp:inline xmlns:a="http://schemas.openxmlformats.org/drawingml/2006/main" xmlns:pic="http://schemas.openxmlformats.org/drawingml/2006/picture">
-            <wp:extent cx="5580000" cy="2376568"/>
+            <wp:extent cx="5580000" cy="2346198"/>
             <wp:docPr id="2" name="Picture 2"/>
             <wp:cNvGraphicFramePr>
               <a:graphicFrameLocks noChangeAspect="1"/>
@@ -754,7 +754,7 @@
                   <pic:spPr>
                     <a:xfrm>
                       <a:off x="0" y="0"/>
-                      <a:ext cx="5580000" cy="2376568"/>
+                      <a:ext cx="5580000" cy="2346198"/>
                     </a:xfrm>
                     <a:prstGeom prst="rect"/>
                   </pic:spPr>
@@ -770,13 +770,13 @@
         <w:pStyle w:val="Caption"/>
       </w:pPr>
       <w:r>
-        <w:t>Hình 2. Bố trí bốn LDR và vách che giữa trên tấm pin</w:t>
+        <w:t>Hình 2. Bố trí bốn LDR gá nghiêng β_s trên tấm pin hai trục</w:t>
       </w:r>
     </w:p>
     <w:p>
       <w:pPr/>
       <w:r>
-        <w:t>Cụm cảm biến in 3D thành một khối duy nhất gồm bốn ống gá LDR và vách che giữa, bắt lên góc tấm pin bằng bốn vít; nhờ in liền khối nên góc gá và chiều cao vách che đồng đều giữa các bản chế tạo.</w:t>
+        <w:t>Cụm cảm biến in 3D thành một khối duy nhất gồm bốn ống gá LDR nghiêng sẵn góc β_s = 30°, bắt lên bốn góc tấm pin bằng bốn vít; nhờ in liền khối nên góc nghiêng của bốn cảm biến đồng đều giữa các bản chế tạo.</w:t>
       </w:r>
     </w:p>
     <w:p>
@@ -792,6 +792,466 @@
       <w:r>
         <w:t>Khớp phương vị và khớp nghiêng mỗi khớp một motor gạt nước 12 V trục vít – bánh vít; tính tự hãm giữ tấm pin 4 kg đứng yên khi mất điện, riêng khớp nghiêng nhờ đó không bị trọng trường kéo trôi suốt đêm. Mô-men và dòng tải xem bảng tính chọn ở chương 2.</w:t>
       </w:r>
+    </w:p>
+    <w:p>
+      <w:pPr>
+        <w:pStyle w:val="Heading2"/>
+      </w:pPr>
+      <w:r>
+        <w:t>1.5. Tổng hợp các kết quả tiếp nhận từ quyển nghiên cứu</w:t>
+      </w:r>
+    </w:p>
+    <w:p>
+      <w:pPr>
+        <w:pStyle w:val="Caption"/>
+        <w:spacing w:after="80"/>
+      </w:pPr>
+      <w:r>
+        <w:t>Bảng 2. Các kết quả tiếp nhận từ quyển nghiên cứu và cách áp dụng</w:t>
+      </w:r>
+    </w:p>
+    <w:tbl>
+      <w:tblPr>
+        <w:tblStyle w:val="TableGrid"/>
+        <w:tblW w:type="auto" w:w="0"/>
+        <w:jc w:val="center"/>
+        <w:tblLook w:firstColumn="1" w:firstRow="1" w:lastColumn="0" w:lastRow="0" w:noHBand="0" w:noVBand="1" w:val="04A0"/>
+      </w:tblPr>
+      <w:tblGrid>
+        <w:gridCol w:w="3010"/>
+        <w:gridCol w:w="3010"/>
+        <w:gridCol w:w="3010"/>
+      </w:tblGrid>
+      <w:tr>
+        <w:tc>
+          <w:tcPr>
+            <w:tcW w:type="dxa" w:w="3010"/>
+          </w:tcPr>
+          <w:p>
+            <w:pPr>
+              <w:spacing w:after="40"/>
+              <w:ind w:firstLine="0"/>
+            </w:pPr>
+            <w:r>
+              <w:rPr>
+                <w:b/>
+                <w:sz w:val="22"/>
+              </w:rPr>
+              <w:t>Nội dung đã chốt ở quyển nghiên cứu</w:t>
+            </w:r>
+          </w:p>
+        </w:tc>
+        <w:tc>
+          <w:tcPr>
+            <w:tcW w:type="dxa" w:w="3010"/>
+          </w:tcPr>
+          <w:p>
+            <w:pPr>
+              <w:spacing w:after="40"/>
+              <w:ind w:firstLine="0"/>
+            </w:pPr>
+            <w:r>
+              <w:rPr>
+                <w:b/>
+                <w:sz w:val="22"/>
+              </w:rPr>
+              <w:t>Giá trị</w:t>
+            </w:r>
+          </w:p>
+        </w:tc>
+        <w:tc>
+          <w:tcPr>
+            <w:tcW w:type="dxa" w:w="3010"/>
+          </w:tcPr>
+          <w:p>
+            <w:pPr>
+              <w:spacing w:after="40"/>
+              <w:ind w:firstLine="0"/>
+            </w:pPr>
+            <w:r>
+              <w:rPr>
+                <w:b/>
+                <w:sz w:val="22"/>
+              </w:rPr>
+              <w:t>Áp dụng trong quyển chế tạo</w:t>
+            </w:r>
+          </w:p>
+        </w:tc>
+      </w:tr>
+      <w:tr>
+        <w:tc>
+          <w:tcPr>
+            <w:tcW w:type="dxa" w:w="3010"/>
+          </w:tcPr>
+          <w:p>
+            <w:pPr>
+              <w:spacing w:after="40"/>
+              <w:ind w:firstLine="0"/>
+            </w:pPr>
+            <w:r>
+              <w:rPr>
+                <w:sz w:val="22"/>
+              </w:rPr>
+              <w:t>Phương pháp điều khiển</w:t>
+            </w:r>
+          </w:p>
+        </w:tc>
+        <w:tc>
+          <w:tcPr>
+            <w:tcW w:type="dxa" w:w="3010"/>
+          </w:tcPr>
+          <w:p>
+            <w:pPr>
+              <w:spacing w:after="40"/>
+              <w:ind w:firstLine="0"/>
+            </w:pPr>
+            <w:r>
+              <w:rPr>
+                <w:sz w:val="22"/>
+              </w:rPr>
+              <w:t>Hybrid hai khớp: thiên văn thô + LDR tinh chỉnh (e2 nghiêng trước, e1 phương vị sau) + giữ vị trí khi mây mù</w:t>
+            </w:r>
+          </w:p>
+        </w:tc>
+        <w:tc>
+          <w:tcPr>
+            <w:tcW w:type="dxa" w:w="3010"/>
+          </w:tcPr>
+          <w:p>
+            <w:pPr>
+              <w:spacing w:after="40"/>
+              <w:ind w:firstLine="0"/>
+            </w:pPr>
+            <w:r>
+              <w:rPr>
+                <w:sz w:val="22"/>
+              </w:rPr>
+              <w:t>Nguyên lý mục 1.1 và sơ đồ khối mục 1.2.</w:t>
+            </w:r>
+          </w:p>
+        </w:tc>
+      </w:tr>
+      <w:tr>
+        <w:tc>
+          <w:tcPr>
+            <w:tcW w:type="dxa" w:w="3010"/>
+          </w:tcPr>
+          <w:p>
+            <w:pPr>
+              <w:spacing w:after="40"/>
+              <w:ind w:firstLine="0"/>
+            </w:pPr>
+            <w:r>
+              <w:rPr>
+                <w:sz w:val="22"/>
+              </w:rPr>
+              <w:t>Ngưỡng phát lệnh / vùng chết</w:t>
+            </w:r>
+          </w:p>
+        </w:tc>
+        <w:tc>
+          <w:tcPr>
+            <w:tcW w:type="dxa" w:w="3010"/>
+          </w:tcPr>
+          <w:p>
+            <w:pPr>
+              <w:spacing w:after="40"/>
+              <w:ind w:firstLine="0"/>
+            </w:pPr>
+            <w:r>
+              <w:rPr>
+                <w:sz w:val="22"/>
+              </w:rPr>
+              <w:t>|e| &gt; 200 / dừng dưới 120 mức ADC</w:t>
+            </w:r>
+          </w:p>
+        </w:tc>
+        <w:tc>
+          <w:tcPr>
+            <w:tcW w:type="dxa" w:w="3010"/>
+          </w:tcPr>
+          <w:p>
+            <w:pPr>
+              <w:spacing w:after="40"/>
+              <w:ind w:firstLine="0"/>
+            </w:pPr>
+            <w:r>
+              <w:rPr>
+                <w:sz w:val="22"/>
+              </w:rPr>
+              <w:t>Mạch chia áp, cài liên động từng khớp.</w:t>
+            </w:r>
+          </w:p>
+        </w:tc>
+      </w:tr>
+      <w:tr>
+        <w:tc>
+          <w:tcPr>
+            <w:tcW w:type="dxa" w:w="3010"/>
+          </w:tcPr>
+          <w:p>
+            <w:pPr>
+              <w:spacing w:after="40"/>
+              <w:ind w:firstLine="0"/>
+            </w:pPr>
+            <w:r>
+              <w:rPr>
+                <w:sz w:val="22"/>
+              </w:rPr>
+              <w:t>Ngưỡng mây mù S_min</w:t>
+            </w:r>
+          </w:p>
+        </w:tc>
+        <w:tc>
+          <w:tcPr>
+            <w:tcW w:type="dxa" w:w="3010"/>
+          </w:tcPr>
+          <w:p>
+            <w:pPr>
+              <w:spacing w:after="40"/>
+              <w:ind w:firstLine="0"/>
+            </w:pPr>
+            <w:r>
+              <w:rPr>
+                <w:sz w:val="22"/>
+              </w:rPr>
+              <w:t>Tổng 4 kênh &lt; 2500</w:t>
+            </w:r>
+          </w:p>
+        </w:tc>
+        <w:tc>
+          <w:tcPr>
+            <w:tcW w:type="dxa" w:w="3010"/>
+          </w:tcPr>
+          <w:p>
+            <w:pPr>
+              <w:spacing w:after="40"/>
+              <w:ind w:firstLine="0"/>
+            </w:pPr>
+            <w:r>
+              <w:rPr>
+                <w:sz w:val="22"/>
+              </w:rPr>
+              <w:t>Nhánh giữ vị trí theo lịch.</w:t>
+            </w:r>
+          </w:p>
+        </w:tc>
+      </w:tr>
+      <w:tr>
+        <w:tc>
+          <w:tcPr>
+            <w:tcW w:type="dxa" w:w="3010"/>
+          </w:tcPr>
+          <w:p>
+            <w:pPr>
+              <w:spacing w:after="40"/>
+              <w:ind w:firstLine="0"/>
+            </w:pPr>
+            <w:r>
+              <w:rPr>
+                <w:sz w:val="22"/>
+              </w:rPr>
+              <w:t>Góc gá cảm biến</w:t>
+            </w:r>
+          </w:p>
+        </w:tc>
+        <w:tc>
+          <w:tcPr>
+            <w:tcW w:type="dxa" w:w="3010"/>
+          </w:tcPr>
+          <w:p>
+            <w:pPr>
+              <w:spacing w:after="40"/>
+              <w:ind w:firstLine="0"/>
+            </w:pPr>
+            <w:r>
+              <w:rPr>
+                <w:sz w:val="22"/>
+              </w:rPr>
+              <w:t>β_s = 30°, chỉ nghiêng quang trở, không vách ngăn</w:t>
+            </w:r>
+          </w:p>
+        </w:tc>
+        <w:tc>
+          <w:tcPr>
+            <w:tcW w:type="dxa" w:w="3010"/>
+          </w:tcPr>
+          <w:p>
+            <w:pPr>
+              <w:spacing w:after="40"/>
+              <w:ind w:firstLine="0"/>
+            </w:pPr>
+            <w:r>
+              <w:rPr>
+                <w:sz w:val="22"/>
+              </w:rPr>
+              <w:t>Khối gá LDR in 3D liền khối.</w:t>
+            </w:r>
+          </w:p>
+        </w:tc>
+      </w:tr>
+      <w:tr>
+        <w:tc>
+          <w:tcPr>
+            <w:tcW w:type="dxa" w:w="3010"/>
+          </w:tcPr>
+          <w:p>
+            <w:pPr>
+              <w:spacing w:after="40"/>
+              <w:ind w:firstLine="0"/>
+            </w:pPr>
+            <w:r>
+              <w:rPr>
+                <w:sz w:val="22"/>
+              </w:rPr>
+              <w:t>So sánh ba luật</w:t>
+            </w:r>
+          </w:p>
+        </w:tc>
+        <w:tc>
+          <w:tcPr>
+            <w:tcW w:type="dxa" w:w="3010"/>
+          </w:tcPr>
+          <w:p>
+            <w:pPr>
+              <w:spacing w:after="40"/>
+              <w:ind w:firstLine="0"/>
+            </w:pPr>
+            <w:r>
+              <w:rPr>
+                <w:sz w:val="22"/>
+              </w:rPr>
+              <w:t>Hybrid sai số trung bình 2,9°, 83 lần chạy motor/ngày</w:t>
+            </w:r>
+          </w:p>
+        </w:tc>
+        <w:tc>
+          <w:tcPr>
+            <w:tcW w:type="dxa" w:w="3010"/>
+          </w:tcPr>
+          <w:p>
+            <w:pPr>
+              <w:spacing w:after="40"/>
+              <w:ind w:firstLine="0"/>
+            </w:pPr>
+            <w:r>
+              <w:rPr>
+                <w:sz w:val="22"/>
+              </w:rPr>
+              <w:t>Căn cứ chọn motor và độ cứng khớp 3D.</w:t>
+            </w:r>
+          </w:p>
+        </w:tc>
+      </w:tr>
+      <w:tr>
+        <w:tc>
+          <w:tcPr>
+            <w:tcW w:type="dxa" w:w="3010"/>
+          </w:tcPr>
+          <w:p>
+            <w:pPr>
+              <w:spacing w:after="40"/>
+              <w:ind w:firstLine="0"/>
+            </w:pPr>
+            <w:r>
+              <w:rPr>
+                <w:sz w:val="22"/>
+              </w:rPr>
+              <w:t>Lợi ích năng lượng</w:t>
+            </w:r>
+          </w:p>
+        </w:tc>
+        <w:tc>
+          <w:tcPr>
+            <w:tcW w:type="dxa" w:w="3010"/>
+          </w:tcPr>
+          <w:p>
+            <w:pPr>
+              <w:spacing w:after="40"/>
+              <w:ind w:firstLine="0"/>
+            </w:pPr>
+            <w:r>
+              <w:rPr>
+                <w:sz w:val="22"/>
+              </w:rPr>
+              <w:t>Hai trục +50…351% so tấm cố định, hơn một trục rõ nhất mùa đông</w:t>
+            </w:r>
+          </w:p>
+        </w:tc>
+        <w:tc>
+          <w:tcPr>
+            <w:tcW w:type="dxa" w:w="3010"/>
+          </w:tcPr>
+          <w:p>
+            <w:pPr>
+              <w:spacing w:after="40"/>
+              <w:ind w:firstLine="0"/>
+            </w:pPr>
+            <w:r>
+              <w:rPr>
+                <w:sz w:val="22"/>
+              </w:rPr>
+              <w:t>Quyết định đầu tư khớp nghiêng thứ hai.</w:t>
+            </w:r>
+          </w:p>
+        </w:tc>
+      </w:tr>
+      <w:tr>
+        <w:tc>
+          <w:tcPr>
+            <w:tcW w:type="dxa" w:w="3010"/>
+          </w:tcPr>
+          <w:p>
+            <w:pPr>
+              <w:spacing w:after="40"/>
+              <w:ind w:firstLine="0"/>
+            </w:pPr>
+            <w:r>
+              <w:rPr>
+                <w:sz w:val="22"/>
+              </w:rPr>
+              <w:t>Ma trận (α, γ) theo giờ và bước nhảy 180° trưa hạ chí</w:t>
+            </w:r>
+          </w:p>
+        </w:tc>
+        <w:tc>
+          <w:tcPr>
+            <w:tcW w:type="dxa" w:w="3010"/>
+          </w:tcPr>
+          <w:p>
+            <w:pPr>
+              <w:spacing w:after="40"/>
+              <w:ind w:firstLine="0"/>
+            </w:pPr>
+            <w:r>
+              <w:rPr>
+                <w:sz w:val="22"/>
+              </w:rPr>
+              <w:t>Chương 4 quyển nghiên cứu</w:t>
+            </w:r>
+          </w:p>
+        </w:tc>
+        <w:tc>
+          <w:tcPr>
+            <w:tcW w:type="dxa" w:w="3010"/>
+          </w:tcPr>
+          <w:p>
+            <w:pPr>
+              <w:spacing w:after="40"/>
+              <w:ind w:firstLine="0"/>
+            </w:pPr>
+            <w:r>
+              <w:rPr>
+                <w:sz w:val="22"/>
+              </w:rPr>
+              <w:t>Bảng kiểm tra chéo góc đặt hai khớp.</w:t>
+            </w:r>
+          </w:p>
+        </w:tc>
+      </w:tr>
+    </w:tbl>
+    <w:p>
+      <w:pPr/>
     </w:p>
     <w:p>
       <w:pPr>
@@ -893,7 +1353,7 @@
         <w:spacing w:after="80"/>
       </w:pPr>
       <w:r>
-        <w:t>Bảng 2. Phân công công nghệ cho các chi tiết cơ khí</w:t>
+        <w:t>Bảng 3. Phân công công nghệ cho các chi tiết cơ khí</w:t>
       </w:r>
     </w:p>
     <w:tbl>
@@ -978,7 +1438,7 @@
               <w:rPr>
                 <w:sz w:val="22"/>
               </w:rPr>
-              <w:t>Khối gá 4 LDR + vách che</w:t>
+              <w:t>Khối gá 4 LDR nghiêng β_s</w:t>
             </w:r>
           </w:p>
         </w:tc>
@@ -1012,7 +1472,7 @@
               <w:rPr>
                 <w:sz w:val="22"/>
               </w:rPr>
-              <w:t>Ổn định kích thước dưới nắng, không cong vách che.</w:t>
+              <w:t>Ổn định kích thước dưới nắng, giữ đúng góc nghiêng β_s.</w:t>
             </w:r>
           </w:p>
         </w:tc>
@@ -1300,7 +1760,7 @@
         <w:spacing w:after="80"/>
       </w:pPr>
       <w:r>
-        <w:t>Bảng 3. Tính chọn hai động cơ gạt nước cho tấm pin 100 W – 4 kg</w:t>
+        <w:t>Bảng 4. Tính chọn hai động cơ gạt nước cho tấm pin 100 W – 4 kg</w:t>
       </w:r>
     </w:p>
     <w:tbl>
@@ -1857,7 +2317,7 @@
         <w:spacing w:after="80"/>
       </w:pPr>
       <w:r>
-        <w:t>Bảng 4. Bảng chân kết nối của bản hai trục</w:t>
+        <w:t>Bảng 5. Bảng chân kết nối của bản hai trục</w:t>
       </w:r>
     </w:p>
     <w:tbl>
@@ -2509,7 +2969,7 @@
         <w:spacing w:after="80"/>
       </w:pPr>
       <w:r>
-        <w:t>Bảng 5. Danh mục vật tư – linh kiện của mô hình hai trục</w:t>
+        <w:t>Bảng 6. Danh mục vật tư – linh kiện của mô hình hai trục</w:t>
       </w:r>
     </w:p>
     <w:tbl>
@@ -2770,7 +3230,7 @@
               <w:rPr>
                 <w:sz w:val="22"/>
               </w:rPr>
-              <w:t>Khối gá LDR + vách che</w:t>
+              <w:t>Khối gá bốn LDR nghiêng β_s</w:t>
             </w:r>
           </w:p>
         </w:tc>
@@ -3698,7 +4158,7 @@
         <w:pStyle w:val="ListBullet"/>
       </w:pPr>
       <w:r>
-        <w:t>Hoàn thành in và lắp khối gá LDR liền vách che; đo lại bốn góc gá sau khi bắt vít.</w:t>
+        <w:t>Hoàn thành in và lắp khối gá bốn LDR nghiêng β_s; đo lại bốn góc gá sau khi bắt vít.</w:t>
       </w:r>
     </w:p>
     <w:p>
@@ -3755,7 +4215,7 @@
         <w:spacing w:after="80"/>
       </w:pPr>
       <w:r>
-        <w:t>Bảng 6. Kết quả đo đạc kiểm chứng phần cứng hai trục</w:t>
+        <w:t>Bảng 7. Kết quả đo đạc kiểm chứng phần cứng hai trục</w:t>
       </w:r>
     </w:p>
     <w:tbl>

--- a/Bao_cao_2_truc_Che_tao.docx
+++ b/Bao_cao_2_truc_Che_tao.docx
@@ -7,7 +7,7 @@
         <w:pStyle w:val="Heading1"/>
       </w:pPr>
       <w:r>
-        <w:t>CHƯƠNG 1. PHƯƠNG ÁN HỆ HAI TRỤC ĐÃ HOÀN THÀNH THIẾT KẾ</w:t>
+        <w:t>CHƯƠNG 1. TỔNG QUAN ĐỀ TÀI</w:t>
       </w:r>
     </w:p>
     <w:p>
@@ -15,7 +15,59 @@
         <w:pStyle w:val="Heading2"/>
       </w:pPr>
       <w:r>
-        <w:t>1.1. Nguyên lý hoạt động hybrid của hai khớp</w:t>
+        <w:t>1.1. Lý do chọn đề tài</w:t>
+      </w:r>
+    </w:p>
+    <w:p>
+      <w:pPr/>
+      <w:r>
+        <w:t>Vị trí biểu kiến của Mặt Trời dịch chuyển theo giờ và thay đổi theo mùa. Với tấm pin lắp cố định, hướng pháp tuyến chỉ phù hợp với tia trực tiếp trong một số thời điểm; sai lệch góc làm giảm thành phần bức xạ trực tiếp thu được. Hệ bám nắng hai trục có thể thay đổi cả phương vị và góc cao, là một phương án kỹ thuật để khảo sát khả năng duy trì hướng pin gần với hướng Mặt Trời.</w:t>
+      </w:r>
+    </w:p>
+    <w:p>
+      <w:pPr/>
+      <w:r>
+        <w:t>Các mô hình dùng cảm biến quang cần xử lý sai khác giữa các cảm biến, nhiễu và bóng che. Với bốn LDR đặt ở bốn góc, việc so sánh hai cặp chéo giúp xác định phía có điện trở nhỏ hơn, tức phía nhận ánh sáng mạnh hơn. Điều khiển suy ra góc cần quay rồi đọc lại sau mỗi chu kỳ giúp cơ cấu căn chỉnh mà không phải quay liên tục.</w:t>
+      </w:r>
+    </w:p>
+    <w:p>
+      <w:pPr/>
+      <w:r>
+        <w:t>Đề tài được lựa chọn nhằm xây dựng thuật toán bám nắng hai trục dùng bốn LDR và hai động cơ gạt nước trục vít cho phương vị, độ nghiêng; tập trung vào cách lập ma trận điện trở, suy ra góc cần quay, giới hạn hành trình và chu kỳ đọc lại cảm biến.</w:t>
+      </w:r>
+    </w:p>
+    <w:p>
+      <w:pPr>
+        <w:pStyle w:val="Heading2"/>
+      </w:pPr>
+      <w:r>
+        <w:t>1.2. Tổng quan về đề tài</w:t>
+      </w:r>
+    </w:p>
+    <w:p>
+      <w:pPr/>
+      <w:r>
+        <w:t>Cụm bốn LDR đặt ở bốn góc mặt pin, mỗi cảm biến chếch ra ngoài một góc bằng nhau để phân biệt hướng sáng theo hai phương. ESP32 tính sai lệch quang theo ma trận bốn LDR, suy ra góc đích cho hai động cơ gạt nước trục vít ở cả phương vị và độ nghiêng, hồi tiếp góc bằng biến trở xoay; công tắc hành trình giới hạn chuyển động. Các nghiên cứu về tracker hai trục được dùng làm tài liệu tham khảo, không dùng kết quả của chúng thay cho phép đo trên mô hình này [10, 11].</w:t>
+      </w:r>
+    </w:p>
+    <w:p>
+      <w:pPr/>
+      <w:r>
+        <w:t>Thuật toán của đề tài không cần tính góc đặt thiên văn trong vòng điều khiển chính: bộ điều khiển đọc ma trận bốn LDR, suy ra góc cần quay bằng quan hệ lượng giác, quay trực tiếp tới góc đích theo hồi tiếp biến trở và định kỳ đọc lại để hiệu chỉnh.</w:t>
+      </w:r>
+    </w:p>
+    <w:p>
+      <w:pPr>
+        <w:pStyle w:val="Heading2"/>
+      </w:pPr>
+      <w:r>
+        <w:t>1.3. Mục tiêu nghiên cứu</w:t>
+      </w:r>
+    </w:p>
+    <w:p>
+      <w:pPr/>
+      <w:r>
+        <w:t>Mục tiêu tổng quát là xây dựng thuật toán điều khiển mô hình tấm pin hai trục bằng cách so sánh điện trở của bốn LDR, điều khiển lần lượt hướng nghiêng và hướng xoay, sau đó tự đọc lại theo chu kỳ để duy trì trạng thái cân bằng ánh sáng.</w:t>
       </w:r>
     </w:p>
     <w:p>
@@ -23,7 +75,7 @@
         <w:pStyle w:val="ListBullet"/>
       </w:pPr>
       <w:r>
-        <w:t>Định vị thô mỗi 30 phút từ DS1307: khớp nghiêng đặt theo góc cao α, khớp phương vị đặt theo góc phương vị γ đã chuẩn hóa.</w:t>
+        <w:t>Tổng hợp nguyên lý các linh kiện, phương pháp bám nắng và quy ước xác định hướng nghiêng, hướng xoay của tấm pin.</w:t>
       </w:r>
     </w:p>
     <w:p>
@@ -31,7 +83,7 @@
         <w:pStyle w:val="ListBullet"/>
       </w:pPr>
       <w:r>
-        <w:t>Tinh chỉnh mỗi 2 phút bằng LDR: e2 chỉnh khớp nghiêng trước, e1 chỉnh khớp phương vị sau, mỗi khớp chạy đến khi vào vùng chết.</w:t>
+        <w:t>Đề xuất cụm bốn LDR, ESP32, hai động cơ gạt nước trục vít cho phương vị và độ nghiêng, hai biến trở hồi tiếp góc, RTC và công tắc hành trình.</w:t>
       </w:r>
     </w:p>
     <w:p>
@@ -39,7 +91,7 @@
         <w:pStyle w:val="ListBullet"/>
       </w:pPr>
       <w:r>
-        <w:t>Khi S &lt; S_min: cả hai khớp giữ vị trí theo lịch thiên văn.</w:t>
+        <w:t>Xây dựng quy tắc ma trận bốn LDR, xác định phía nhận sáng mạnh hơn, suy ra góc cần quay cho từng trục và đọc lại sau mỗi chu kỳ.</w:t>
       </w:r>
     </w:p>
     <w:p>
@@ -47,7 +99,7 @@
         <w:pStyle w:val="ListBullet"/>
       </w:pPr>
       <w:r>
-        <w:t>Mỗi khớp một biến trở hồi tiếp góc và hai công tắc hành trình; toàn bộ lệnh motor qua opto và cầu H TIP41C.</w:t>
+        <w:t>Lập quy trình kiểm tra hướng chuyển động, ngưỡng cân bằng, thời gian đọc lại và so sánh năng lượng với tấm pin cố định.</w:t>
       </w:r>
     </w:p>
     <w:p>
@@ -55,7 +107,401 @@
         <w:pStyle w:val="Heading2"/>
       </w:pPr>
       <w:r>
-        <w:t>1.2. Sơ đồ khối hệ thống</w:t>
+        <w:t>1.4. Đối tượng và phạm vi nghiên cứu</w:t>
+      </w:r>
+    </w:p>
+    <w:p>
+      <w:pPr/>
+      <w:r>
+        <w:t>Cấu hình đề xuất dùng ESP32, bốn LDR, hai động cơ gạt nước trục vít (phương vị và độ nghiêng) đóng cắt qua relay/cầu H, hai biến trở hồi tiếp góc, RTC và công tắc hành trình cho hai trục; photodiode được xem xét ở mức so sánh. Tọa độ lắp đặt, kích thước tấm pin, mô-men cơ cấu và giới hạn góc cần được xác định theo mô hình thực tế trước khi chế tạo.</w:t>
+      </w:r>
+    </w:p>
+    <w:p>
+      <w:pPr/>
+      <w:r>
+        <w:t>Phạm vi tập trung vào đọc ma trận điện trở LDR, suy ra góc lệch hai hướng nghiêng/quay, điều khiển hai cơ cấu chấp hành quay tới góc đích và bảo vệ hành trình.</w:t>
+      </w:r>
+    </w:p>
+    <w:p>
+      <w:pPr>
+        <w:pStyle w:val="Heading2"/>
+      </w:pPr>
+      <w:r>
+        <w:t>1.5. Kết quả dự kiến</w:t>
+      </w:r>
+    </w:p>
+    <w:p>
+      <w:pPr/>
+      <w:r>
+        <w:t>Kết quả dự kiến gồm:</w:t>
+      </w:r>
+    </w:p>
+    <w:p>
+      <w:pPr>
+        <w:pStyle w:val="ListBullet"/>
+      </w:pPr>
+      <w:r>
+        <w:t>Mô hình khối và phương án phần cứng hai trục có sơ đồ kết nối, giới hạn chuyển động và các bước hiệu chuẩn.</w:t>
+      </w:r>
+    </w:p>
+    <w:p>
+      <w:pPr>
+        <w:pStyle w:val="ListBullet"/>
+      </w:pPr>
+      <w:r>
+        <w:t>Thuật toán ma trận điện trở 4 LDR suy ra góc đích, điều khiển motor phương vị và motor nghiêng quay tới góc đích, dừng khi vào vùng chết và tự đọc lại theo chu kỳ.</w:t>
+      </w:r>
+    </w:p>
+    <w:p>
+      <w:pPr>
+        <w:pStyle w:val="ListBullet"/>
+      </w:pPr>
+      <w:r>
+        <w:t>Chương trình điều khiển ESP32 cùng quy trình kiểm thử từng cảm biến, hai động cơ gạt nước và công tắc hành trình.</w:t>
+      </w:r>
+    </w:p>
+    <w:p>
+      <w:pPr>
+        <w:pStyle w:val="ListBullet"/>
+      </w:pPr>
+      <w:r>
+        <w:t>Bộ chỉ tiêu và quy trình ghi dữ liệu để so sánh các chế độ bám sau khi hoàn tất mô hình.</w:t>
+      </w:r>
+    </w:p>
+    <w:p>
+      <w:pPr/>
+      <w:r>
+        <w:t>Đây là các sản phẩm dự kiến; kết quả định lượng về sai số hoặc năng lượng chỉ được bổ sung sau khi mô phỏng/đo kiểm trên cấu hình đã xác nhận.</w:t>
+      </w:r>
+    </w:p>
+    <w:p>
+      <w:pPr>
+        <w:pStyle w:val="Heading1"/>
+      </w:pPr>
+      <w:r>
+        <w:t>CHƯƠNG 2. CƠ SỞ LÝ THUYẾT VÀ TỔNG QUAN LINH KIỆN</w:t>
+      </w:r>
+    </w:p>
+    <w:p>
+      <w:pPr>
+        <w:pStyle w:val="Heading2"/>
+      </w:pPr>
+      <w:r>
+        <w:t>2.1. Pin năng lượng Mặt Trời</w:t>
+      </w:r>
+    </w:p>
+    <w:p>
+      <w:pPr/>
+      <w:r>
+        <w:t>Mô-đun quang điện được cấu thành từ nhiều tế bào bán dẫn ghép nối tiếp/song song; mỗi tế bào biến đổi một phần bức xạ thành dòng điện một chiều. Mô-đun thường có kính mặt trước, lớp đóng gói, các tế bào, lớp mặt sau/ kính sau, khung và hộp nối; cấu tạo cụ thể tùy loại. Trong chuỗi tế bào có thể có diode bypass để hạn chế ảnh hưởng của che bóng cục bộ; diode này khác với photodiode dùng làm cảm biến ánh sáng.</w:t>
+      </w:r>
+    </w:p>
+    <w:p>
+      <w:pPr/>
+      <w:r>
+        <w:t>Các thông số thường dùng để mô tả pin gồm Pmax, Voc, Isc, Vmp, Imp và hệ số nhiệt. Giá trị danh định được công bố theo điều kiện STC; ngoài thực tế, bức xạ, nhiệt độ tế bào, phổ ánh sáng, tải điện và bóng che làm đặc tuyến I-V thay đổi. Hướng đặt ảnh hưởng thành phần bức xạ trực tiếp; không thể suy ra công suất thực chỉ từ góc hình học hoặc điện áp hở mạch [3].</w:t>
+      </w:r>
+    </w:p>
+    <w:p>
+      <w:pPr/>
+      <w:r>
+        <w:t>Trong phép thử tracker, đo U và I đồng thời, tính P = U×I và tích phân theo thời gian để thu năng lượng. Tấm đối chứng nên cùng loại, cùng tình trạng bề mặt và cùng tải; năng lượng tiêu thụ của hai động cơ gạt nước, ESP32 và mạch phụ trợ phải được ghi riêng rồi trừ khi tính năng lượng thuần.</w:t>
+      </w:r>
+    </w:p>
+    <w:p>
+      <w:pPr>
+        <w:pStyle w:val="Heading2"/>
+      </w:pPr>
+      <w:r>
+        <w:t>2.2. Cảm biến quang trở (LDR)</w:t>
+      </w:r>
+    </w:p>
+    <w:p>
+      <w:pPr/>
+      <w:r>
+        <w:t>Quang trở (Light Dependent Resistor - LDR) là linh kiện quang dẫn có điện trở thay đổi theo ánh sáng. Khi độ rọi tăng, điện trở LDR thường giảm; trong tối điện trở lớn hơn. Đặc tuyến này không tuyến tính, thay đổi theo phổ nguồn sáng, nhiệt độ, lô sản xuất và lịch sử chiếu sáng; tốc độ đáp ứng thường chậm hơn diode quang.</w:t>
+      </w:r>
+    </w:p>
+    <w:p>
+      <w:pPr/>
+      <w:r>
+        <w:t>Trong mạch đo, LDR thường mắc với điện trở cố định thành cầu phân áp; ADC đọc điện áp tại điểm giữa để vi điều khiển xử lý. Chiều tăng/giảm của số ADC khi sáng phụ thuộc vị trí LDR trong cầu phân áp. Ưu điểm của LDR là rẻ, dễ tìm và mạch đơn giản; hạn chế là sai khác giữa mẫu, trôi theo môi trường và độ tuyến tính thấp, vì vậy cần bảo vệ khỏi bụi/ẩm và hiệu chuẩn nếu dùng cho phép đo định lượng.</w:t>
+      </w:r>
+    </w:p>
+    <w:p>
+      <w:pPr>
+        <w:pStyle w:val="Heading2"/>
+      </w:pPr>
+      <w:r>
+        <w:t>2.3. Diode quang (photodiode)</w:t>
+      </w:r>
+    </w:p>
+    <w:p>
+      <w:pPr/>
+      <w:r>
+        <w:t>Photodiode là cảm biến bán dẫn có tiếp giáp p-n hoặc PIN, biến photon thành dòng quang. Có thể dùng chế độ quang điện áp hoặc chế độ quang dẫn phân cực ngược; photodiode thường cho đáp ứng nhanh và phù hợp phát hiện biến thiên cường độ ánh sáng. Bước sóng đáp ứng phụ thuộc vật liệu và kiểu linh kiện.</w:t>
+      </w:r>
+    </w:p>
+    <w:p>
+      <w:pPr/>
+      <w:r>
+        <w:t>Dòng đầu ra thường nhỏ, do đó mạch đo hay dùng bộ khuếch đại chuyển dòng-điện áp (TIA). Cần chọn điện trở hồi tiếp, tụ ổn định, phân cực, vùng phổ và che chắn phù hợp. Photodiode có thể cho đáp ứng lặp lại tốt hơn LDR nhưng giá thành và yêu cầu thiết kế mạch cao hơn; trong cấu hình này nó là phương án tham khảo, còn LDR là cụm cảm biến chính.</w:t>
+      </w:r>
+    </w:p>
+    <w:p>
+      <w:pPr>
+        <w:pStyle w:val="Heading2"/>
+      </w:pPr>
+      <w:r>
+        <w:t>2.4. Bộ điều khiển ESP32 DevKit và các khối phụ trợ</w:t>
+      </w:r>
+    </w:p>
+    <w:p>
+      <w:pPr/>
+      <w:r>
+        <w:t>Bộ điều khiển trung tâm là module ESP32 DevKit duy nhất cho cả hai trục. Bo có hai nhóm ADC 12 bit; đề tài không bật WiFi nên dùng được cả nhóm ADC2. Theo sheet nguyên lý: bốn kênh LDR vào GPIO25/26/27/14, biến trở hồi tiếp góc phương vị vào GPIO36, điện áp tấm pin qua cầu chia vào GPIO39, biến trở hồi tiếp góc nghiêng của bản hai trục dùng GPIO2; bốn công tắc hành trình qt1–qt4 vào GPIO34/35/32/33. ADC của ESP32 chỉ đo điện áp 0–3,3 V, phiên bản này chưa đo dòng điện.</w:t>
+      </w:r>
+    </w:p>
+    <w:p>
+      <w:pPr/>
+      <w:r>
+        <w:t>Thời gian thực dùng module DS1307 (I²C 0x68, pin nuôi) cấp ngày giờ cho khối thiên văn; hiển thị dùng LCD 1602 kèm mạch chuyển I²C PCF8574 (0x27) chung bus SDA/SCL (GPIO21/22). Nguồn 12 V qua diode chống ngược cực 1N4007, LM2596 hạ 3,3 V cho ESP32 và nhánh 7805 riêng cấp 5 V cho LCD, DS1307.</w:t>
+      </w:r>
+    </w:p>
+    <w:p>
+      <w:pPr>
+        <w:pStyle w:val="Heading2"/>
+      </w:pPr>
+      <w:r>
+        <w:t>2.5. Hai động cơ gạt nước và hai mạch động lực cầu H bốn TIP41C</w:t>
+      </w:r>
+    </w:p>
+    <w:p>
+      <w:pPr/>
+      <w:r>
+        <w:t>Mỗi trục dùng một động cơ gạt nước kính ô tô 12 V kèm hộp giảm tốc trục vít – bánh vít. Cặp trục vít tự hãm nên khi ngắt lệnh hoặc mất điện tấm pin tự giữ vị trí dưới gió và trọng lượng bản thân; điều này đặc biệt quan trọng với trục nghiêng luôn chịu mô-men trọng trường. Mô-men motor phù hợp tấm pin 100 W nặng khoảng 4 kg ở gió vừa phải.</w:t>
+      </w:r>
+    </w:p>
+    <w:p>
+      <w:pPr/>
+      <w:r>
+        <w:t>Mỗi motor có một mạch động lực cầu H ghép từ bốn transistor TIP41C (NPN, 6 A, 100 V, TO-220), bazơ qua trở 10 k và diode bảo vệ trả xung ngược về nguồn và mass. Lệnh dkxuoi/dknguoc đi qua opto PC817 cách ly mass 3,3 V và mass 12 V, tích cực mức thấp: dkxuoi = 0 cho cặp chéo trái dẫn, dknguoc = 0 cho cặp chéo phải dẫn, cả hai bằng 1 thì cầu H khóa và motor tự giữ.</w:t>
+      </w:r>
+    </w:p>
+    <w:p>
+      <w:pPr>
+        <w:pStyle w:val="Heading2"/>
+      </w:pPr>
+      <w:r>
+        <w:t>2.6. Công tắc hành trình</w:t>
+      </w:r>
+    </w:p>
+    <w:p>
+      <w:pPr/>
+      <w:r>
+        <w:t>Công tắc hành trình phát hiện vị trí cuối của cơ cấu bằng tiếp điểm cơ điện có cần gạt/con lăn hoặc nút nhấn. Các chân COM-NO-NC cho phép chọn trạng thái tín hiệu; tiếp điểm NC có thể giúp phát hiện đứt dây khi được thiết kế theo nguyên tắc fail-safe. Cần xét lực nhấn, hành trình, dòng tiếp điểm, tuổi thọ và môi trường lắp đặt.</w:t>
+      </w:r>
+    </w:p>
+    <w:p>
+      <w:pPr/>
+      <w:r>
+        <w:t>Mỗi trục có thể dùng một cặp công tắc ở hai đầu hoặc cấu hình home kết hợp giới hạn mềm; mô hình này dự kiến dùng giới hạn vật lý cho cả trục phương vị và trục nghiêng. Tín hiệu đưa về ESP32 để dừng lệnh quay motor theo hướng nguy hiểm, có chống dội; nơi cần bảo vệ cao hơn có thể đưa tiếp điểm vào đường liên động của relay/cầu H. Khi một đầu tác động, vẫn cho phép chạy ngược để rời công tắc.</w:t>
+      </w:r>
+    </w:p>
+    <w:p>
+      <w:pPr>
+        <w:pStyle w:val="Heading2"/>
+      </w:pPr>
+      <w:r>
+        <w:t>2.7. Ba phương pháp bám nắng xem xét trong đề tài</w:t>
+      </w:r>
+    </w:p>
+    <w:p>
+      <w:pPr>
+        <w:pStyle w:val="Heading3"/>
+      </w:pPr>
+      <w:r>
+        <w:t>2.7.1. Nhóm 1 – Vòng hở theo thời gian (thuật toán thiên văn)</w:t>
+      </w:r>
+    </w:p>
+    <w:p>
+      <w:pPr/>
+      <w:r>
+        <w:t>Tính vị trí Mặt Trời từ tọa độ lắp đặt, ngày và giờ đọc từ DS1307, không cần cảm biến sáng. Xích vĩ theo ngày trong năm:</w:t>
+      </w:r>
+    </w:p>
+    <w:p>
+      <w:pPr>
+        <w:ind w:firstLine="0"/>
+        <w:jc w:val="center"/>
+      </w:pPr>
+      <w:r>
+        <w:rPr>
+          <w:i/>
+        </w:rPr>
+        <w:t>δ = 23,45° · sin[360°·(284 + n)/365]</w:t>
+      </w:r>
+    </w:p>
+    <w:p>
+      <w:pPr/>
+      <w:r>
+        <w:t>Góc giờ theo giờ Mặt Trời t:</w:t>
+      </w:r>
+    </w:p>
+    <w:p>
+      <w:pPr>
+        <w:ind w:firstLine="0"/>
+        <w:jc w:val="center"/>
+      </w:pPr>
+      <w:r>
+        <w:rPr>
+          <w:i/>
+        </w:rPr>
+        <w:t>H = 15° · (t − 12)</w:t>
+      </w:r>
+    </w:p>
+    <w:p>
+      <w:pPr/>
+      <w:r>
+        <w:t>Góc cao Mặt Trời α theo vĩ độ φ:</w:t>
+      </w:r>
+    </w:p>
+    <w:p>
+      <w:pPr>
+        <w:ind w:firstLine="0"/>
+        <w:jc w:val="center"/>
+      </w:pPr>
+      <w:r>
+        <w:rPr>
+          <w:i/>
+        </w:rPr>
+        <w:t>sin α = sin φ · sin δ + cos φ · cos δ · cos H</w:t>
+      </w:r>
+    </w:p>
+    <w:p>
+      <w:pPr/>
+      <w:r>
+        <w:t>Góc phương vị γ tính tiếp từ α, δ, φ. Cặp (α, γ) đổi trực tiếp ra góc đặt của trục nghiêng và trục phương vị.</w:t>
+      </w:r>
+    </w:p>
+    <w:p>
+      <w:pPr>
+        <w:pStyle w:val="ListBullet"/>
+      </w:pPr>
+      <w:r>
+        <w:t>Ưu điểm: ổn định, không phụ thuộc thời tiết, không dao động.</w:t>
+      </w:r>
+    </w:p>
+    <w:p>
+      <w:pPr>
+        <w:pStyle w:val="ListBullet"/>
+      </w:pPr>
+      <w:r>
+        <w:t>Nhược điểm: cần cài đúng tọa độ và giờ; không tự sửa sai số lắp đặt và độ rơ khớp 3D.</w:t>
+      </w:r>
+    </w:p>
+    <w:p>
+      <w:pPr>
+        <w:pStyle w:val="Heading3"/>
+      </w:pPr>
+      <w:r>
+        <w:t>2.7.2. Nhóm 2 – Vòng kín dùng cảm biến quang trở (LDR)</w:t>
+      </w:r>
+    </w:p>
+    <w:p>
+      <w:pPr/>
+      <w:r>
+        <w:t>Bốn LDR ở bốn góc tấm pin, mỗi cảm biến gá nghiêng ra ngoài tâm một góc β_s = 30°, không dùng vách ngăn. Sai lệch điều khiển của hai trục:</w:t>
+      </w:r>
+    </w:p>
+    <w:p>
+      <w:pPr>
+        <w:ind w:firstLine="0"/>
+        <w:jc w:val="center"/>
+      </w:pPr>
+      <w:r>
+        <w:rPr>
+          <w:i/>
+        </w:rPr>
+        <w:t>e1 = ADC(LDR_trái) − ADC(LDR_phải);   e2 = ADC(LDR_trên) − ADC(LDR_dưới)</w:t>
+      </w:r>
+    </w:p>
+    <w:p>
+      <w:pPr>
+        <w:pStyle w:val="ListBullet"/>
+      </w:pPr>
+      <w:r>
+        <w:t>Nếu |e1| &gt; ngưỡng: quay motor phương vị theo dấu e1; nếu |e2| &gt; ngưỡng: quay motor nghiêng theo dấu e2.</w:t>
+      </w:r>
+    </w:p>
+    <w:p>
+      <w:pPr>
+        <w:pStyle w:val="ListBullet"/>
+      </w:pPr>
+      <w:r>
+        <w:t>Ngược lại thì dừng – vùng chết chống dao động quanh vị trí cân bằng.</w:t>
+      </w:r>
+    </w:p>
+    <w:p>
+      <w:pPr>
+        <w:pStyle w:val="ListBullet"/>
+      </w:pPr>
+      <w:r>
+        <w:t>Ưu điểm: đơn giản, rẻ, phản ứng theo sáng thực tế, tự sửa sai số gá lắp.</w:t>
+      </w:r>
+    </w:p>
+    <w:p>
+      <w:pPr>
+        <w:pStyle w:val="ListBullet"/>
+      </w:pPr>
+      <w:r>
+        <w:t>Nhược điểm: nhạy mây và bóng râm thoáng qua; sáng sớm tín hiệu yếu nên bám chậm.</w:t>
+      </w:r>
+    </w:p>
+    <w:p>
+      <w:pPr>
+        <w:pStyle w:val="Heading3"/>
+      </w:pPr>
+      <w:r>
+        <w:t>2.7.3. Nhóm 3 – Phương pháp hybrid (kết hợp), phương án lựa chọn</w:t>
+      </w:r>
+    </w:p>
+    <w:p>
+      <w:pPr>
+        <w:pStyle w:val="ListBullet"/>
+      </w:pPr>
+      <w:r>
+        <w:t>Thiên văn định vị thô: đầu buổi sáng và mỗi 30 phút đưa nhanh cả hai trục về gần (α, γ) của Mặt Trời.</w:t>
+      </w:r>
+    </w:p>
+    <w:p>
+      <w:pPr>
+        <w:pStyle w:val="ListBullet"/>
+      </w:pPr>
+      <w:r>
+        <w:t>LDR tinh chỉnh: giữa hai lần định vị thô, dùng e1 chỉnh phương vị và e2 chỉnh độ nghiêng về vùng chết.</w:t>
+      </w:r>
+    </w:p>
+    <w:p>
+      <w:pPr>
+        <w:pStyle w:val="ListBullet"/>
+      </w:pPr>
+      <w:r>
+        <w:t>Trời nhiều mây (tổng sáng S &lt; S_min): giữ nguyên vị trí theo lịch thiên văn, tránh dao động vô ích.</w:t>
+      </w:r>
+    </w:p>
+    <w:p>
+      <w:pPr/>
+      <w:r>
+        <w:t>Hybrid giữ ưu điểm của cả hai nhóm và khắc phục nhược điểm của từng nhóm, nên được chọn cho mô hình hai trục của đồ án này.</w:t>
+      </w:r>
+    </w:p>
+    <w:p>
+      <w:pPr>
+        <w:pStyle w:val="Heading2"/>
+      </w:pPr>
+      <w:r>
+        <w:t>2.8. Sơ đồ khối tổng thể và các kết quả tiếp nhận từ quyển nghiên cứu</w:t>
       </w:r>
     </w:p>
     <w:p>
@@ -103,7 +549,13 @@
         <w:pStyle w:val="Caption"/>
       </w:pPr>
       <w:r>
-        <w:t>Hình 1. Sơ đồ khối hệ thống bám nắng hai trục phương pháp hybrid</w:t>
+        <w:t>Hình 1. Sơ đồ khối hệ thống hai trục theo phương pháp hybrid</w:t>
+      </w:r>
+    </w:p>
+    <w:p>
+      <w:pPr/>
+      <w:r>
+        <w:t>Sơ đồ khối trên cụ thể hóa phương pháp hybrid đã nghiên cứu thành các khối mạch, khớp quay và chi tiết in 3D sẽ chế tạo ở chương 3; bảng dưới đây tổng hợp các kết quả đã hoàn thành ở quyển nghiên cứu và nơi áp dụng trong quyển chế tạo.</w:t>
       </w:r>
     </w:p>
     <w:p>
@@ -112,7 +564,7 @@
         <w:spacing w:after="80"/>
       </w:pPr>
       <w:r>
-        <w:t>Bảng 1. Các khối chức năng của hệ thống hai trục</w:t>
+        <w:t>Bảng 1. Các kết quả tiếp nhận từ quyển nghiên cứu và cách áp dụng</w:t>
       </w:r>
     </w:p>
     <w:tbl>
@@ -142,702 +594,7 @@
                 <w:b/>
                 <w:sz w:val="22"/>
               </w:rPr>
-              <w:t>Khối</w:t>
-            </w:r>
-          </w:p>
-        </w:tc>
-        <w:tc>
-          <w:tcPr>
-            <w:tcW w:type="dxa" w:w="3010"/>
-          </w:tcPr>
-          <w:p>
-            <w:pPr>
-              <w:spacing w:after="40"/>
-              <w:ind w:firstLine="0"/>
-            </w:pPr>
-            <w:r>
-              <w:rPr>
-                <w:b/>
-                <w:sz w:val="22"/>
-              </w:rPr>
-              <w:t>Linh kiện chính</w:t>
-            </w:r>
-          </w:p>
-        </w:tc>
-        <w:tc>
-          <w:tcPr>
-            <w:tcW w:type="dxa" w:w="3010"/>
-          </w:tcPr>
-          <w:p>
-            <w:pPr>
-              <w:spacing w:after="40"/>
-              <w:ind w:firstLine="0"/>
-            </w:pPr>
-            <w:r>
-              <w:rPr>
-                <w:b/>
-                <w:sz w:val="22"/>
-              </w:rPr>
-              <w:t>Nhiệm vụ</w:t>
-            </w:r>
-          </w:p>
-        </w:tc>
-      </w:tr>
-      <w:tr>
-        <w:tc>
-          <w:tcPr>
-            <w:tcW w:type="dxa" w:w="3010"/>
-          </w:tcPr>
-          <w:p>
-            <w:pPr>
-              <w:spacing w:after="40"/>
-              <w:ind w:firstLine="0"/>
-            </w:pPr>
-            <w:r>
-              <w:rPr>
-                <w:sz w:val="22"/>
-              </w:rPr>
-              <w:t>Cảm biến hướng</w:t>
-            </w:r>
-          </w:p>
-        </w:tc>
-        <w:tc>
-          <w:tcPr>
-            <w:tcW w:type="dxa" w:w="3010"/>
-          </w:tcPr>
-          <w:p>
-            <w:pPr>
-              <w:spacing w:after="40"/>
-              <w:ind w:firstLine="0"/>
-            </w:pPr>
-            <w:r>
-              <w:rPr>
-                <w:sz w:val="22"/>
-              </w:rPr>
-              <w:t>4 LDR gá nghiêng β_s = 30°</w:t>
-            </w:r>
-          </w:p>
-        </w:tc>
-        <w:tc>
-          <w:tcPr>
-            <w:tcW w:type="dxa" w:w="3010"/>
-          </w:tcPr>
-          <w:p>
-            <w:pPr>
-              <w:spacing w:after="40"/>
-              <w:ind w:firstLine="0"/>
-            </w:pPr>
-            <w:r>
-              <w:rPr>
-                <w:sz w:val="22"/>
-              </w:rPr>
-              <w:t>Tạo e1 (phương vị) và e2 (nghiêng).</w:t>
-            </w:r>
-          </w:p>
-        </w:tc>
-      </w:tr>
-      <w:tr>
-        <w:tc>
-          <w:tcPr>
-            <w:tcW w:type="dxa" w:w="3010"/>
-          </w:tcPr>
-          <w:p>
-            <w:pPr>
-              <w:spacing w:after="40"/>
-              <w:ind w:firstLine="0"/>
-            </w:pPr>
-            <w:r>
-              <w:rPr>
-                <w:sz w:val="22"/>
-              </w:rPr>
-              <w:t>Hồi tiếp góc</w:t>
-            </w:r>
-          </w:p>
-        </w:tc>
-        <w:tc>
-          <w:tcPr>
-            <w:tcW w:type="dxa" w:w="3010"/>
-          </w:tcPr>
-          <w:p>
-            <w:pPr>
-              <w:spacing w:after="40"/>
-              <w:ind w:firstLine="0"/>
-            </w:pPr>
-            <w:r>
-              <w:rPr>
-                <w:sz w:val="22"/>
-              </w:rPr>
-              <w:t>2 biến trở xoay chia áp</w:t>
-            </w:r>
-          </w:p>
-        </w:tc>
-        <w:tc>
-          <w:tcPr>
-            <w:tcW w:type="dxa" w:w="3010"/>
-          </w:tcPr>
-          <w:p>
-            <w:pPr>
-              <w:spacing w:after="40"/>
-              <w:ind w:firstLine="0"/>
-            </w:pPr>
-            <w:r>
-              <w:rPr>
-                <w:sz w:val="22"/>
-              </w:rPr>
-              <w:t>Báo góc từng khớp cho giới hạn và hiển thị.</w:t>
-            </w:r>
-          </w:p>
-        </w:tc>
-      </w:tr>
-      <w:tr>
-        <w:tc>
-          <w:tcPr>
-            <w:tcW w:type="dxa" w:w="3010"/>
-          </w:tcPr>
-          <w:p>
-            <w:pPr>
-              <w:spacing w:after="40"/>
-              <w:ind w:firstLine="0"/>
-            </w:pPr>
-            <w:r>
-              <w:rPr>
-                <w:sz w:val="22"/>
-              </w:rPr>
-              <w:t>Thời gian thực</w:t>
-            </w:r>
-          </w:p>
-        </w:tc>
-        <w:tc>
-          <w:tcPr>
-            <w:tcW w:type="dxa" w:w="3010"/>
-          </w:tcPr>
-          <w:p>
-            <w:pPr>
-              <w:spacing w:after="40"/>
-              <w:ind w:firstLine="0"/>
-            </w:pPr>
-            <w:r>
-              <w:rPr>
-                <w:sz w:val="22"/>
-              </w:rPr>
-              <w:t>DS1307 (I²C 0x68)</w:t>
-            </w:r>
-          </w:p>
-        </w:tc>
-        <w:tc>
-          <w:tcPr>
-            <w:tcW w:type="dxa" w:w="3010"/>
-          </w:tcPr>
-          <w:p>
-            <w:pPr>
-              <w:spacing w:after="40"/>
-              <w:ind w:firstLine="0"/>
-            </w:pPr>
-            <w:r>
-              <w:rPr>
-                <w:sz w:val="22"/>
-              </w:rPr>
-              <w:t>Cấp ngày giờ cho khối thiên văn.</w:t>
-            </w:r>
-          </w:p>
-        </w:tc>
-      </w:tr>
-      <w:tr>
-        <w:tc>
-          <w:tcPr>
-            <w:tcW w:type="dxa" w:w="3010"/>
-          </w:tcPr>
-          <w:p>
-            <w:pPr>
-              <w:spacing w:after="40"/>
-              <w:ind w:firstLine="0"/>
-            </w:pPr>
-            <w:r>
-              <w:rPr>
-                <w:sz w:val="22"/>
-              </w:rPr>
-              <w:t>Điều khiển</w:t>
-            </w:r>
-          </w:p>
-        </w:tc>
-        <w:tc>
-          <w:tcPr>
-            <w:tcW w:type="dxa" w:w="3010"/>
-          </w:tcPr>
-          <w:p>
-            <w:pPr>
-              <w:spacing w:after="40"/>
-              <w:ind w:firstLine="0"/>
-            </w:pPr>
-            <w:r>
-              <w:rPr>
-                <w:sz w:val="22"/>
-              </w:rPr>
-              <w:t>ESP32 DevKit</w:t>
-            </w:r>
-          </w:p>
-        </w:tc>
-        <w:tc>
-          <w:tcPr>
-            <w:tcW w:type="dxa" w:w="3010"/>
-          </w:tcPr>
-          <w:p>
-            <w:pPr>
-              <w:spacing w:after="40"/>
-              <w:ind w:firstLine="0"/>
-            </w:pPr>
-            <w:r>
-              <w:rPr>
-                <w:sz w:val="22"/>
-              </w:rPr>
-              <w:t>ADC, thiên văn, so ngưỡng, phát lệnh, hiển thị.</w:t>
-            </w:r>
-          </w:p>
-        </w:tc>
-      </w:tr>
-      <w:tr>
-        <w:tc>
-          <w:tcPr>
-            <w:tcW w:type="dxa" w:w="3010"/>
-          </w:tcPr>
-          <w:p>
-            <w:pPr>
-              <w:spacing w:after="40"/>
-              <w:ind w:firstLine="0"/>
-            </w:pPr>
-            <w:r>
-              <w:rPr>
-                <w:sz w:val="22"/>
-              </w:rPr>
-              <w:t>Hiển thị</w:t>
-            </w:r>
-          </w:p>
-        </w:tc>
-        <w:tc>
-          <w:tcPr>
-            <w:tcW w:type="dxa" w:w="3010"/>
-          </w:tcPr>
-          <w:p>
-            <w:pPr>
-              <w:spacing w:after="40"/>
-              <w:ind w:firstLine="0"/>
-            </w:pPr>
-            <w:r>
-              <w:rPr>
-                <w:sz w:val="22"/>
-              </w:rPr>
-              <w:t>LCD 1602 + PCF8574 (0x27)</w:t>
-            </w:r>
-          </w:p>
-        </w:tc>
-        <w:tc>
-          <w:tcPr>
-            <w:tcW w:type="dxa" w:w="3010"/>
-          </w:tcPr>
-          <w:p>
-            <w:pPr>
-              <w:spacing w:after="40"/>
-              <w:ind w:firstLine="0"/>
-            </w:pPr>
-            <w:r>
-              <w:rPr>
-                <w:sz w:val="22"/>
-              </w:rPr>
-              <w:t>Giờ, hai góc khớp, trạng thái motor.</w:t>
-            </w:r>
-          </w:p>
-        </w:tc>
-      </w:tr>
-      <w:tr>
-        <w:tc>
-          <w:tcPr>
-            <w:tcW w:type="dxa" w:w="3010"/>
-          </w:tcPr>
-          <w:p>
-            <w:pPr>
-              <w:spacing w:after="40"/>
-              <w:ind w:firstLine="0"/>
-            </w:pPr>
-            <w:r>
-              <w:rPr>
-                <w:sz w:val="22"/>
-              </w:rPr>
-              <w:t>Cách ly lệnh</w:t>
-            </w:r>
-          </w:p>
-        </w:tc>
-        <w:tc>
-          <w:tcPr>
-            <w:tcW w:type="dxa" w:w="3010"/>
-          </w:tcPr>
-          <w:p>
-            <w:pPr>
-              <w:spacing w:after="40"/>
-              <w:ind w:firstLine="0"/>
-            </w:pPr>
-            <w:r>
-              <w:rPr>
-                <w:sz w:val="22"/>
-              </w:rPr>
-              <w:t>4 opto PC817 + trở 220 Ω</w:t>
-            </w:r>
-          </w:p>
-        </w:tc>
-        <w:tc>
-          <w:tcPr>
-            <w:tcW w:type="dxa" w:w="3010"/>
-          </w:tcPr>
-          <w:p>
-            <w:pPr>
-              <w:spacing w:after="40"/>
-              <w:ind w:firstLine="0"/>
-            </w:pPr>
-            <w:r>
-              <w:rPr>
-                <w:sz w:val="22"/>
-              </w:rPr>
-              <w:t>Tách mass logic và mass động lực hai cầu H.</w:t>
-            </w:r>
-          </w:p>
-        </w:tc>
-      </w:tr>
-      <w:tr>
-        <w:tc>
-          <w:tcPr>
-            <w:tcW w:type="dxa" w:w="3010"/>
-          </w:tcPr>
-          <w:p>
-            <w:pPr>
-              <w:spacing w:after="40"/>
-              <w:ind w:firstLine="0"/>
-            </w:pPr>
-            <w:r>
-              <w:rPr>
-                <w:sz w:val="22"/>
-              </w:rPr>
-              <w:t>Mạch động lực</w:t>
-            </w:r>
-          </w:p>
-        </w:tc>
-        <w:tc>
-          <w:tcPr>
-            <w:tcW w:type="dxa" w:w="3010"/>
-          </w:tcPr>
-          <w:p>
-            <w:pPr>
-              <w:spacing w:after="40"/>
-              <w:ind w:firstLine="0"/>
-            </w:pPr>
-            <w:r>
-              <w:rPr>
-                <w:sz w:val="22"/>
-              </w:rPr>
-              <w:t>2 cầu H, mỗi cầu 4 TIP41C</w:t>
-            </w:r>
-          </w:p>
-        </w:tc>
-        <w:tc>
-          <w:tcPr>
-            <w:tcW w:type="dxa" w:w="3010"/>
-          </w:tcPr>
-          <w:p>
-            <w:pPr>
-              <w:spacing w:after="40"/>
-              <w:ind w:firstLine="0"/>
-            </w:pPr>
-            <w:r>
-              <w:rPr>
-                <w:sz w:val="22"/>
-              </w:rPr>
-              <w:t>Đảo chiều hai motor gạt nước.</w:t>
-            </w:r>
-          </w:p>
-        </w:tc>
-      </w:tr>
-      <w:tr>
-        <w:tc>
-          <w:tcPr>
-            <w:tcW w:type="dxa" w:w="3010"/>
-          </w:tcPr>
-          <w:p>
-            <w:pPr>
-              <w:spacing w:after="40"/>
-              <w:ind w:firstLine="0"/>
-            </w:pPr>
-            <w:r>
-              <w:rPr>
-                <w:sz w:val="22"/>
-              </w:rPr>
-              <w:t>Chấp hành</w:t>
-            </w:r>
-          </w:p>
-        </w:tc>
-        <w:tc>
-          <w:tcPr>
-            <w:tcW w:type="dxa" w:w="3010"/>
-          </w:tcPr>
-          <w:p>
-            <w:pPr>
-              <w:spacing w:after="40"/>
-              <w:ind w:firstLine="0"/>
-            </w:pPr>
-            <w:r>
-              <w:rPr>
-                <w:sz w:val="22"/>
-              </w:rPr>
-              <w:t>2 motor gạt nước trục vít</w:t>
-            </w:r>
-          </w:p>
-        </w:tc>
-        <w:tc>
-          <w:tcPr>
-            <w:tcW w:type="dxa" w:w="3010"/>
-          </w:tcPr>
-          <w:p>
-            <w:pPr>
-              <w:spacing w:after="40"/>
-              <w:ind w:firstLine="0"/>
-            </w:pPr>
-            <w:r>
-              <w:rPr>
-                <w:sz w:val="22"/>
-              </w:rPr>
-              <w:t>Khớp phương vị và khớp nghiêng; tự giữ khi mất điện.</w:t>
-            </w:r>
-          </w:p>
-        </w:tc>
-      </w:tr>
-      <w:tr>
-        <w:tc>
-          <w:tcPr>
-            <w:tcW w:type="dxa" w:w="3010"/>
-          </w:tcPr>
-          <w:p>
-            <w:pPr>
-              <w:spacing w:after="40"/>
-              <w:ind w:firstLine="0"/>
-            </w:pPr>
-            <w:r>
-              <w:rPr>
-                <w:sz w:val="22"/>
-              </w:rPr>
-              <w:t>Bảo vệ</w:t>
-            </w:r>
-          </w:p>
-        </w:tc>
-        <w:tc>
-          <w:tcPr>
-            <w:tcW w:type="dxa" w:w="3010"/>
-          </w:tcPr>
-          <w:p>
-            <w:pPr>
-              <w:spacing w:after="40"/>
-              <w:ind w:firstLine="0"/>
-            </w:pPr>
-            <w:r>
-              <w:rPr>
-                <w:sz w:val="22"/>
-              </w:rPr>
-              <w:t>4 công tắc hành trình + nút dừng</w:t>
-            </w:r>
-          </w:p>
-        </w:tc>
-        <w:tc>
-          <w:tcPr>
-            <w:tcW w:type="dxa" w:w="3010"/>
-          </w:tcPr>
-          <w:p>
-            <w:pPr>
-              <w:spacing w:after="40"/>
-              <w:ind w:firstLine="0"/>
-            </w:pPr>
-            <w:r>
-              <w:rPr>
-                <w:sz w:val="22"/>
-              </w:rPr>
-              <w:t>Chặn quá hành trình từng khớp.</w:t>
-            </w:r>
-          </w:p>
-        </w:tc>
-      </w:tr>
-      <w:tr>
-        <w:tc>
-          <w:tcPr>
-            <w:tcW w:type="dxa" w:w="3010"/>
-          </w:tcPr>
-          <w:p>
-            <w:pPr>
-              <w:spacing w:after="40"/>
-              <w:ind w:firstLine="0"/>
-            </w:pPr>
-            <w:r>
-              <w:rPr>
-                <w:sz w:val="22"/>
-              </w:rPr>
-              <w:t>Nguồn</w:t>
-            </w:r>
-          </w:p>
-        </w:tc>
-        <w:tc>
-          <w:tcPr>
-            <w:tcW w:type="dxa" w:w="3010"/>
-          </w:tcPr>
-          <w:p>
-            <w:pPr>
-              <w:spacing w:after="40"/>
-              <w:ind w:firstLine="0"/>
-            </w:pPr>
-            <w:r>
-              <w:rPr>
-                <w:sz w:val="22"/>
-              </w:rPr>
-              <w:t>12 V + 1N4007 + LM2596 + 7805</w:t>
-            </w:r>
-          </w:p>
-        </w:tc>
-        <w:tc>
-          <w:tcPr>
-            <w:tcW w:type="dxa" w:w="3010"/>
-          </w:tcPr>
-          <w:p>
-            <w:pPr>
-              <w:spacing w:after="40"/>
-              <w:ind w:firstLine="0"/>
-            </w:pPr>
-            <w:r>
-              <w:rPr>
-                <w:sz w:val="22"/>
-              </w:rPr>
-              <w:t>Ba nhánh 12 V / 3,3 V / 5 V như bản một trục.</w:t>
-            </w:r>
-          </w:p>
-        </w:tc>
-      </w:tr>
-    </w:tbl>
-    <w:p>
-      <w:pPr/>
-    </w:p>
-    <w:p>
-      <w:pPr>
-        <w:pStyle w:val="Heading2"/>
-      </w:pPr>
-      <w:r>
-        <w:t>1.3. Cụm bốn LDR gá nghiêng β_s</w:t>
-      </w:r>
-    </w:p>
-    <w:p>
-      <w:pPr>
-        <w:ind w:firstLine="0"/>
-        <w:jc w:val="center"/>
-      </w:pPr>
-      <w:r>
-        <w:drawing>
-          <wp:inline xmlns:a="http://schemas.openxmlformats.org/drawingml/2006/main" xmlns:pic="http://schemas.openxmlformats.org/drawingml/2006/picture">
-            <wp:extent cx="5580000" cy="2346198"/>
-            <wp:docPr id="2" name="Picture 2"/>
-            <wp:cNvGraphicFramePr>
-              <a:graphicFrameLocks noChangeAspect="1"/>
-            </wp:cNvGraphicFramePr>
-            <a:graphic>
-              <a:graphicData uri="http://schemas.openxmlformats.org/drawingml/2006/picture">
-                <pic:pic>
-                  <pic:nvPicPr>
-                    <pic:cNvPr id="0" name="bo_tri_4_ldr.png"/>
-                    <pic:cNvPicPr/>
-                  </pic:nvPicPr>
-                  <pic:blipFill>
-                    <a:blip r:embed="rId24"/>
-                    <a:stretch>
-                      <a:fillRect/>
-                    </a:stretch>
-                  </pic:blipFill>
-                  <pic:spPr>
-                    <a:xfrm>
-                      <a:off x="0" y="0"/>
-                      <a:ext cx="5580000" cy="2346198"/>
-                    </a:xfrm>
-                    <a:prstGeom prst="rect"/>
-                  </pic:spPr>
-                </pic:pic>
-              </a:graphicData>
-            </a:graphic>
-          </wp:inline>
-        </w:drawing>
-      </w:r>
-    </w:p>
-    <w:p>
-      <w:pPr>
-        <w:pStyle w:val="Caption"/>
-      </w:pPr>
-      <w:r>
-        <w:t>Hình 2. Bố trí bốn LDR gá nghiêng β_s trên tấm pin hai trục</w:t>
-      </w:r>
-    </w:p>
-    <w:p>
-      <w:pPr/>
-      <w:r>
-        <w:t>Cụm cảm biến in 3D thành một khối duy nhất gồm bốn ống gá LDR nghiêng sẵn góc β_s = 30°, bắt lên bốn góc tấm pin bằng bốn vít; nhờ in liền khối nên góc nghiêng của bốn cảm biến đồng đều giữa các bản chế tạo.</w:t>
-      </w:r>
-    </w:p>
-    <w:p>
-      <w:pPr>
-        <w:pStyle w:val="Heading2"/>
-      </w:pPr>
-      <w:r>
-        <w:t>1.4. Hai động cơ gạt nước trục vít tự hãm</w:t>
-      </w:r>
-    </w:p>
-    <w:p>
-      <w:pPr/>
-      <w:r>
-        <w:t>Khớp phương vị và khớp nghiêng mỗi khớp một motor gạt nước 12 V trục vít – bánh vít; tính tự hãm giữ tấm pin 4 kg đứng yên khi mất điện, riêng khớp nghiêng nhờ đó không bị trọng trường kéo trôi suốt đêm. Mô-men và dòng tải xem bảng tính chọn ở chương 2.</w:t>
-      </w:r>
-    </w:p>
-    <w:p>
-      <w:pPr>
-        <w:pStyle w:val="Heading2"/>
-      </w:pPr>
-      <w:r>
-        <w:t>1.5. Tổng hợp các kết quả tiếp nhận từ quyển nghiên cứu</w:t>
-      </w:r>
-    </w:p>
-    <w:p>
-      <w:pPr>
-        <w:pStyle w:val="Caption"/>
-        <w:spacing w:after="80"/>
-      </w:pPr>
-      <w:r>
-        <w:t>Bảng 2. Các kết quả tiếp nhận từ quyển nghiên cứu và cách áp dụng</w:t>
-      </w:r>
-    </w:p>
-    <w:tbl>
-      <w:tblPr>
-        <w:tblStyle w:val="TableGrid"/>
-        <w:tblW w:type="auto" w:w="0"/>
-        <w:jc w:val="center"/>
-        <w:tblLook w:firstColumn="1" w:firstRow="1" w:lastColumn="0" w:lastRow="0" w:noHBand="0" w:noVBand="1" w:val="04A0"/>
-      </w:tblPr>
-      <w:tblGrid>
-        <w:gridCol w:w="3010"/>
-        <w:gridCol w:w="3010"/>
-        <w:gridCol w:w="3010"/>
-      </w:tblGrid>
-      <w:tr>
-        <w:tc>
-          <w:tcPr>
-            <w:tcW w:type="dxa" w:w="3010"/>
-          </w:tcPr>
-          <w:p>
-            <w:pPr>
-              <w:spacing w:after="40"/>
-              <w:ind w:firstLine="0"/>
-            </w:pPr>
-            <w:r>
-              <w:rPr>
-                <w:b/>
-                <w:sz w:val="22"/>
-              </w:rPr>
-              <w:t>Nội dung đã chốt ở quyển nghiên cứu</w:t>
+              <w:t>Nội dung đã hoàn thành ở quyển nghiên cứu</w:t>
             </w:r>
           </w:p>
         </w:tc>
@@ -1258,7 +1015,7 @@
         <w:pStyle w:val="Heading1"/>
       </w:pPr>
       <w:r>
-        <w:t>CHƯƠNG 2. CẤU TRÚC 3D, MẠCH ĐIỆN VÀ MẠCH ĐỘNG LỰC</w:t>
+        <w:t>CHƯƠNG 3. CHẾ TẠO CẤU TRÚC 3D, MẠCH ĐIỆN, LẮP RÁP, HIỆU CHUẨN VÀ ĐO ĐẠC</w:t>
       </w:r>
     </w:p>
     <w:p>
@@ -1266,7 +1023,7 @@
         <w:pStyle w:val="Heading2"/>
       </w:pPr>
       <w:r>
-        <w:t>2.1. Cấu trúc 3D tổng thể của hệ hai trục</w:t>
+        <w:t>3.1. Cấu trúc 3D tổng thể của hệ hai trục</w:t>
       </w:r>
     </w:p>
     <w:p>
@@ -1304,7 +1061,7 @@
         <w:pStyle w:val="Heading2"/>
       </w:pPr>
       <w:r>
-        <w:t>2.2. Khớp phương vị và khớp nâng nghiêng</w:t>
+        <w:t>3.2. Khớp phương vị và khớp nâng nghiêng</w:t>
       </w:r>
     </w:p>
     <w:p>
@@ -1344,7 +1101,7 @@
         <w:pStyle w:val="Heading2"/>
       </w:pPr>
       <w:r>
-        <w:t>2.3. Chi tiết in 3D và lựa chọn vật liệu</w:t>
+        <w:t>3.3. Chi tiết in 3D và lựa chọn vật liệu</w:t>
       </w:r>
     </w:p>
     <w:p>
@@ -1353,7 +1110,7 @@
         <w:spacing w:after="80"/>
       </w:pPr>
       <w:r>
-        <w:t>Bảng 3. Phân công công nghệ cho các chi tiết cơ khí</w:t>
+        <w:t>Bảng 2. Phân công công nghệ cho các chi tiết cơ khí</w:t>
       </w:r>
     </w:p>
     <w:tbl>
@@ -1751,7 +1508,7 @@
         <w:pStyle w:val="Heading2"/>
       </w:pPr>
       <w:r>
-        <w:t>2.4. Tính chọn động cơ cho tấm pin 100 W – 4 kg</w:t>
+        <w:t>3.4. Tính chọn động cơ cho tấm pin 100 W – 4 kg</w:t>
       </w:r>
     </w:p>
     <w:p>
@@ -1760,7 +1517,7 @@
         <w:spacing w:after="80"/>
       </w:pPr>
       <w:r>
-        <w:t>Bảng 4. Tính chọn hai động cơ gạt nước cho tấm pin 100 W – 4 kg</w:t>
+        <w:t>Bảng 3. Tính chọn hai động cơ gạt nước cho tấm pin 100 W – 4 kg</w:t>
       </w:r>
     </w:p>
     <w:tbl>
@@ -2164,7 +1921,7 @@
         <w:pStyle w:val="Heading2"/>
       </w:pPr>
       <w:r>
-        <w:t>2.5. Mạch điện và mạch động lực</w:t>
+        <w:t>3.5. Mạch điện và mạch động lực</w:t>
       </w:r>
     </w:p>
     <w:p>
@@ -2176,7 +1933,7 @@
         <w:drawing>
           <wp:inline xmlns:a="http://schemas.openxmlformats.org/drawingml/2006/main" xmlns:pic="http://schemas.openxmlformats.org/drawingml/2006/picture">
             <wp:extent cx="4860000" cy="3894271"/>
-            <wp:docPr id="3" name="Picture 3"/>
+            <wp:docPr id="2" name="Picture 2"/>
             <wp:cNvGraphicFramePr>
               <a:graphicFrameLocks noChangeAspect="1"/>
             </wp:cNvGraphicFramePr>
@@ -2188,7 +1945,7 @@
                     <pic:cNvPicPr/>
                   </pic:nvPicPr>
                   <pic:blipFill>
-                    <a:blip r:embed="rId25"/>
+                    <a:blip r:embed="rId24"/>
                     <a:stretch>
                       <a:fillRect/>
                     </a:stretch>
@@ -2212,7 +1969,7 @@
         <w:pStyle w:val="Caption"/>
       </w:pPr>
       <w:r>
-        <w:t>Hình 3. Sheet khối ESP32 DevKit (bản hai trục dùng đủ cả hai mạng motor)</w:t>
+        <w:t>Hình 2. Sheet khối ESP32 DevKit (bản hai trục dùng đủ cả hai mạng motor)</w:t>
       </w:r>
     </w:p>
     <w:p>
@@ -2224,7 +1981,7 @@
         <w:drawing>
           <wp:inline xmlns:a="http://schemas.openxmlformats.org/drawingml/2006/main" xmlns:pic="http://schemas.openxmlformats.org/drawingml/2006/picture">
             <wp:extent cx="5400000" cy="3769107"/>
-            <wp:docPr id="4" name="Picture 4"/>
+            <wp:docPr id="3" name="Picture 3"/>
             <wp:cNvGraphicFramePr>
               <a:graphicFrameLocks noChangeAspect="1"/>
             </wp:cNvGraphicFramePr>
@@ -2236,7 +1993,7 @@
                     <pic:cNvPicPr/>
                   </pic:nvPicPr>
                   <pic:blipFill>
-                    <a:blip r:embed="rId26"/>
+                    <a:blip r:embed="rId25"/>
                     <a:stretch>
                       <a:fillRect/>
                     </a:stretch>
@@ -2260,7 +2017,7 @@
         <w:pStyle w:val="Caption"/>
       </w:pPr>
       <w:r>
-        <w:t>Hình 4. Một mạch động lực cầu H bốn TIP41C (dùng hai bản giống nhau)</w:t>
+        <w:t>Hình 3. Một mạch động lực cầu H bốn TIP41C (dùng hai bản giống nhau)</w:t>
       </w:r>
     </w:p>
     <w:p>
@@ -2272,7 +2029,7 @@
         <w:drawing>
           <wp:inline xmlns:a="http://schemas.openxmlformats.org/drawingml/2006/main" xmlns:pic="http://schemas.openxmlformats.org/drawingml/2006/picture">
             <wp:extent cx="5220000" cy="3360256"/>
-            <wp:docPr id="5" name="Picture 5"/>
+            <wp:docPr id="4" name="Picture 4"/>
             <wp:cNvGraphicFramePr>
               <a:graphicFrameLocks noChangeAspect="1"/>
             </wp:cNvGraphicFramePr>
@@ -2284,7 +2041,7 @@
                     <pic:cNvPicPr/>
                   </pic:nvPicPr>
                   <pic:blipFill>
-                    <a:blip r:embed="rId27"/>
+                    <a:blip r:embed="rId26"/>
                     <a:stretch>
                       <a:fillRect/>
                     </a:stretch>
@@ -2308,7 +2065,7 @@
         <w:pStyle w:val="Caption"/>
       </w:pPr>
       <w:r>
-        <w:t>Hình 5. Cách ly opto PC817 cho từng kênh lệnh</w:t>
+        <w:t>Hình 4. Cách ly opto PC817 cho từng kênh lệnh</w:t>
       </w:r>
     </w:p>
     <w:p>
@@ -2317,7 +2074,7 @@
         <w:spacing w:after="80"/>
       </w:pPr>
       <w:r>
-        <w:t>Bảng 5. Bảng chân kết nối của bản hai trục</w:t>
+        <w:t>Bảng 4. Bảng chân kết nối của bản hai trục</w:t>
       </w:r>
     </w:p>
     <w:tbl>
@@ -2772,7 +2529,7 @@
         <w:drawing>
           <wp:inline xmlns:a="http://schemas.openxmlformats.org/drawingml/2006/main" xmlns:pic="http://schemas.openxmlformats.org/drawingml/2006/picture">
             <wp:extent cx="5400000" cy="3071620"/>
-            <wp:docPr id="6" name="Picture 6"/>
+            <wp:docPr id="5" name="Picture 5"/>
             <wp:cNvGraphicFramePr>
               <a:graphicFrameLocks noChangeAspect="1"/>
             </wp:cNvGraphicFramePr>
@@ -2784,7 +2541,7 @@
                     <pic:cNvPicPr/>
                   </pic:nvPicPr>
                   <pic:blipFill>
-                    <a:blip r:embed="rId28"/>
+                    <a:blip r:embed="rId27"/>
                     <a:stretch>
                       <a:fillRect/>
                     </a:stretch>
@@ -2808,7 +2565,7 @@
         <w:pStyle w:val="Caption"/>
       </w:pPr>
       <w:r>
-        <w:t>Hình 6. Mạch nguồn chống ngược cực và hạ áp LM2596</w:t>
+        <w:t>Hình 5. Mạch nguồn chống ngược cực và hạ áp LM2596</w:t>
       </w:r>
     </w:p>
     <w:p>
@@ -2820,7 +2577,7 @@
         <w:drawing>
           <wp:inline xmlns:a="http://schemas.openxmlformats.org/drawingml/2006/main" xmlns:pic="http://schemas.openxmlformats.org/drawingml/2006/picture">
             <wp:extent cx="5400000" cy="3374178"/>
-            <wp:docPr id="7" name="Picture 7"/>
+            <wp:docPr id="6" name="Picture 6"/>
             <wp:cNvGraphicFramePr>
               <a:graphicFrameLocks noChangeAspect="1"/>
             </wp:cNvGraphicFramePr>
@@ -2832,7 +2589,7 @@
                     <pic:cNvPicPr/>
                   </pic:nvPicPr>
                   <pic:blipFill>
-                    <a:blip r:embed="rId29"/>
+                    <a:blip r:embed="rId28"/>
                     <a:stretch>
                       <a:fillRect/>
                     </a:stretch>
@@ -2856,7 +2613,7 @@
         <w:pStyle w:val="Caption"/>
       </w:pPr>
       <w:r>
-        <w:t>Hình 7. Nhánh 5 V cho LCD I²C 1602 và DS1307</w:t>
+        <w:t>Hình 6. Nhánh 5 V cho LCD I²C 1602 và DS1307</w:t>
       </w:r>
     </w:p>
     <w:p>
@@ -2868,7 +2625,7 @@
         <w:drawing>
           <wp:inline xmlns:a="http://schemas.openxmlformats.org/drawingml/2006/main" xmlns:pic="http://schemas.openxmlformats.org/drawingml/2006/picture">
             <wp:extent cx="4860000" cy="2928542"/>
-            <wp:docPr id="8" name="Picture 8"/>
+            <wp:docPr id="7" name="Picture 7"/>
             <wp:cNvGraphicFramePr>
               <a:graphicFrameLocks noChangeAspect="1"/>
             </wp:cNvGraphicFramePr>
@@ -2880,7 +2637,7 @@
                     <pic:cNvPicPr/>
                   </pic:nvPicPr>
                   <pic:blipFill>
-                    <a:blip r:embed="rId30"/>
+                    <a:blip r:embed="rId29"/>
                     <a:stretch>
                       <a:fillRect/>
                     </a:stretch>
@@ -2904,7 +2661,7 @@
         <w:pStyle w:val="Caption"/>
       </w:pPr>
       <w:r>
-        <w:t>Hình 8. Module DS1307 trên bus I²C</w:t>
+        <w:t>Hình 7. Module DS1307 trên bus I²C</w:t>
       </w:r>
     </w:p>
     <w:p>
@@ -2916,7 +2673,7 @@
         <w:drawing>
           <wp:inline xmlns:a="http://schemas.openxmlformats.org/drawingml/2006/main" xmlns:pic="http://schemas.openxmlformats.org/drawingml/2006/picture">
             <wp:extent cx="5400000" cy="3680024"/>
-            <wp:docPr id="9" name="Picture 9"/>
+            <wp:docPr id="8" name="Picture 8"/>
             <wp:cNvGraphicFramePr>
               <a:graphicFrameLocks noChangeAspect="1"/>
             </wp:cNvGraphicFramePr>
@@ -2928,7 +2685,7 @@
                     <pic:cNvPicPr/>
                   </pic:nvPicPr>
                   <pic:blipFill>
-                    <a:blip r:embed="rId31"/>
+                    <a:blip r:embed="rId30"/>
                     <a:stretch>
                       <a:fillRect/>
                     </a:stretch>
@@ -2952,7 +2709,7 @@
         <w:pStyle w:val="Caption"/>
       </w:pPr>
       <w:r>
-        <w:t>Hình 9. Bốn công tắc hành trình kéo xuống 1k</w:t>
+        <w:t>Hình 8. Bốn công tắc hành trình kéo xuống 1k</w:t>
       </w:r>
     </w:p>
     <w:p>
@@ -2960,7 +2717,7 @@
         <w:pStyle w:val="Heading2"/>
       </w:pPr>
       <w:r>
-        <w:t>2.6. Danh mục vật tư và linh kiện</w:t>
+        <w:t>3.6. Danh mục vật tư và linh kiện</w:t>
       </w:r>
     </w:p>
     <w:p>
@@ -2969,7 +2726,7 @@
         <w:spacing w:after="80"/>
       </w:pPr>
       <w:r>
-        <w:t>Bảng 6. Danh mục vật tư – linh kiện của mô hình hai trục</w:t>
+        <w:t>Bảng 5. Danh mục vật tư – linh kiện của mô hình hai trục</w:t>
       </w:r>
     </w:p>
     <w:tbl>
@@ -4115,18 +3872,10 @@
     </w:p>
     <w:p>
       <w:pPr>
-        <w:pStyle w:val="Heading1"/>
-      </w:pPr>
-      <w:r>
-        <w:t>CHƯƠNG 3. LẮP RÁP, HIỆU CHUẨN VÀ ĐO ĐẠC</w:t>
-      </w:r>
-    </w:p>
-    <w:p>
-      <w:pPr>
         <w:pStyle w:val="Heading2"/>
       </w:pPr>
       <w:r>
-        <w:t>3.1. Quy trình lắp ráp đã thực hiện</w:t>
+        <w:t>3.7. Quy trình lắp ráp đã thực hiện</w:t>
       </w:r>
     </w:p>
     <w:p>
@@ -4174,7 +3923,7 @@
         <w:pStyle w:val="Heading2"/>
       </w:pPr>
       <w:r>
-        <w:t>3.2. Hiệu chuẩn</w:t>
+        <w:t>3.8. Hiệu chuẩn</w:t>
       </w:r>
     </w:p>
     <w:p>
@@ -4206,7 +3955,7 @@
         <w:pStyle w:val="Heading2"/>
       </w:pPr>
       <w:r>
-        <w:t>3.3. Đo đạc kiểm chứng</w:t>
+        <w:t>3.9. Đo đạc kiểm chứng</w:t>
       </w:r>
     </w:p>
     <w:p>
@@ -4215,7 +3964,7 @@
         <w:spacing w:after="80"/>
       </w:pPr>
       <w:r>
-        <w:t>Bảng 7. Kết quả đo đạc kiểm chứng phần cứng hai trục</w:t>
+        <w:t>Bảng 6. Kết quả đo đạc kiểm chứng phần cứng hai trục</w:t>
       </w:r>
     </w:p>
     <w:tbl>
@@ -4456,7 +4205,7 @@
         <w:pStyle w:val="Heading2"/>
       </w:pPr>
       <w:r>
-        <w:t>3.4. An toàn</w:t>
+        <w:t>3.10. An toàn</w:t>
       </w:r>
     </w:p>
     <w:p>
@@ -4636,1407 +4385,6 @@
       <w:r>
         <w:t>[11] J.-M. Wang and C.-L. Lu, “Design and Implementation of a Sun Tracker with a Dual-Axis Single Motor for an Optical Sensor-Based Photovoltaic System,” Sensors, vol. 13, no. 3, pp. 3157-3168, 2013. https://doi.org/10.3390/s130303157</w:t>
       </w:r>
-    </w:p>
-    <w:tbl>
-      <w:tblPr>
-        <w:tblStyle w:val="TableGrid"/>
-        <w:tblW w:type="auto" w:w="0"/>
-        <w:jc w:val="center"/>
-        <w:tblLook w:firstColumn="1" w:firstRow="1" w:lastColumn="0" w:lastRow="0" w:noHBand="0" w:noVBand="1" w:val="04A0"/>
-      </w:tblPr>
-      <w:tblGrid>
-        <w:gridCol w:w="3010"/>
-        <w:gridCol w:w="3010"/>
-        <w:gridCol w:w="3010"/>
-      </w:tblGrid>
-      <w:tr>
-        <w:tc>
-          <w:tcPr>
-            <w:tcW w:type="dxa" w:w="3010"/>
-          </w:tcPr>
-          <w:p>
-            <w:pPr>
-              <w:spacing w:after="40"/>
-              <w:ind w:firstLine="0"/>
-            </w:pPr>
-            <w:r>
-              <w:rPr>
-                <w:b/>
-                <w:sz w:val="22"/>
-              </w:rPr>
-              <w:t>Giai đoạn thiên văn ở Bắc bán cầu</w:t>
-            </w:r>
-          </w:p>
-        </w:tc>
-        <w:tc>
-          <w:tcPr>
-            <w:tcW w:type="dxa" w:w="3010"/>
-          </w:tcPr>
-          <w:p>
-            <w:pPr>
-              <w:spacing w:after="40"/>
-              <w:ind w:firstLine="0"/>
-            </w:pPr>
-            <w:r>
-              <w:rPr>
-                <w:b/>
-                <w:sz w:val="22"/>
-              </w:rPr>
-              <w:t>Xích vĩ Mặt Trời (xấp xỉ)</w:t>
-            </w:r>
-          </w:p>
-        </w:tc>
-        <w:tc>
-          <w:tcPr>
-            <w:tcW w:type="dxa" w:w="3010"/>
-          </w:tcPr>
-          <w:p>
-            <w:pPr>
-              <w:spacing w:after="40"/>
-              <w:ind w:firstLine="0"/>
-            </w:pPr>
-            <w:r>
-              <w:rPr>
-                <w:b/>
-                <w:sz w:val="22"/>
-              </w:rPr>
-              <w:t>Đặc điểm đường đi biểu kiến</w:t>
-            </w:r>
-          </w:p>
-        </w:tc>
-      </w:tr>
-      <w:tr>
-        <w:tc>
-          <w:tcPr>
-            <w:tcW w:type="dxa" w:w="3010"/>
-          </w:tcPr>
-          <w:p>
-            <w:pPr>
-              <w:spacing w:after="40"/>
-              <w:ind w:firstLine="0"/>
-            </w:pPr>
-            <w:r>
-              <w:rPr>
-                <w:sz w:val="22"/>
-              </w:rPr>
-              <w:t>Xuân: điểm phân tháng 3 đến chí tháng 6</w:t>
-            </w:r>
-          </w:p>
-        </w:tc>
-        <w:tc>
-          <w:tcPr>
-            <w:tcW w:type="dxa" w:w="3010"/>
-          </w:tcPr>
-          <w:p>
-            <w:pPr>
-              <w:spacing w:after="40"/>
-              <w:ind w:firstLine="0"/>
-            </w:pPr>
-            <w:r>
-              <w:rPr>
-                <w:sz w:val="22"/>
-              </w:rPr>
-              <w:t>0° → +23,44°</w:t>
-            </w:r>
-          </w:p>
-        </w:tc>
-        <w:tc>
-          <w:tcPr>
-            <w:tcW w:type="dxa" w:w="3010"/>
-          </w:tcPr>
-          <w:p>
-            <w:pPr>
-              <w:spacing w:after="40"/>
-              <w:ind w:firstLine="0"/>
-            </w:pPr>
-            <w:r>
-              <w:rPr>
-                <w:sz w:val="22"/>
-              </w:rPr>
-              <w:t>Độ cao Mặt Trời giữa trưa tăng; ngày dài dần.</w:t>
-            </w:r>
-          </w:p>
-        </w:tc>
-      </w:tr>
-      <w:tr>
-        <w:tc>
-          <w:tcPr>
-            <w:tcW w:type="dxa" w:w="3010"/>
-          </w:tcPr>
-          <w:p>
-            <w:pPr>
-              <w:spacing w:after="40"/>
-              <w:ind w:firstLine="0"/>
-            </w:pPr>
-            <w:r>
-              <w:rPr>
-                <w:sz w:val="22"/>
-              </w:rPr>
-              <w:t>Hạ: chí tháng 6 đến điểm phân tháng 9</w:t>
-            </w:r>
-          </w:p>
-        </w:tc>
-        <w:tc>
-          <w:tcPr>
-            <w:tcW w:type="dxa" w:w="3010"/>
-          </w:tcPr>
-          <w:p>
-            <w:pPr>
-              <w:spacing w:after="40"/>
-              <w:ind w:firstLine="0"/>
-            </w:pPr>
-            <w:r>
-              <w:rPr>
-                <w:sz w:val="22"/>
-              </w:rPr>
-              <w:t>+23,44° → 0°</w:t>
-            </w:r>
-          </w:p>
-        </w:tc>
-        <w:tc>
-          <w:tcPr>
-            <w:tcW w:type="dxa" w:w="3010"/>
-          </w:tcPr>
-          <w:p>
-            <w:pPr>
-              <w:spacing w:after="40"/>
-              <w:ind w:firstLine="0"/>
-            </w:pPr>
-            <w:r>
-              <w:rPr>
-                <w:sz w:val="22"/>
-              </w:rPr>
-              <w:t>Mặt Trời đi cao; ngày dài rồi giảm dần.</w:t>
-            </w:r>
-          </w:p>
-        </w:tc>
-      </w:tr>
-      <w:tr>
-        <w:tc>
-          <w:tcPr>
-            <w:tcW w:type="dxa" w:w="3010"/>
-          </w:tcPr>
-          <w:p>
-            <w:pPr>
-              <w:spacing w:after="40"/>
-              <w:ind w:firstLine="0"/>
-            </w:pPr>
-            <w:r>
-              <w:rPr>
-                <w:sz w:val="22"/>
-              </w:rPr>
-              <w:t>Thu: điểm phân tháng 9 đến chí tháng 12</w:t>
-            </w:r>
-          </w:p>
-        </w:tc>
-        <w:tc>
-          <w:tcPr>
-            <w:tcW w:type="dxa" w:w="3010"/>
-          </w:tcPr>
-          <w:p>
-            <w:pPr>
-              <w:spacing w:after="40"/>
-              <w:ind w:firstLine="0"/>
-            </w:pPr>
-            <w:r>
-              <w:rPr>
-                <w:sz w:val="22"/>
-              </w:rPr>
-              <w:t>0° → −23,44°</w:t>
-            </w:r>
-          </w:p>
-        </w:tc>
-        <w:tc>
-          <w:tcPr>
-            <w:tcW w:type="dxa" w:w="3010"/>
-          </w:tcPr>
-          <w:p>
-            <w:pPr>
-              <w:spacing w:after="40"/>
-              <w:ind w:firstLine="0"/>
-            </w:pPr>
-            <w:r>
-              <w:rPr>
-                <w:sz w:val="22"/>
-              </w:rPr>
-              <w:t>Quỹ đạo hạ thấp; ngày ngắn dần.</w:t>
-            </w:r>
-          </w:p>
-        </w:tc>
-      </w:tr>
-      <w:tr>
-        <w:tc>
-          <w:tcPr>
-            <w:tcW w:type="dxa" w:w="3010"/>
-          </w:tcPr>
-          <w:p>
-            <w:pPr>
-              <w:spacing w:after="40"/>
-              <w:ind w:firstLine="0"/>
-            </w:pPr>
-            <w:r>
-              <w:rPr>
-                <w:sz w:val="22"/>
-              </w:rPr>
-              <w:t>Đông: chí tháng 12 đến điểm phân tháng 3</w:t>
-            </w:r>
-          </w:p>
-        </w:tc>
-        <w:tc>
-          <w:tcPr>
-            <w:tcW w:type="dxa" w:w="3010"/>
-          </w:tcPr>
-          <w:p>
-            <w:pPr>
-              <w:spacing w:after="40"/>
-              <w:ind w:firstLine="0"/>
-            </w:pPr>
-            <w:r>
-              <w:rPr>
-                <w:sz w:val="22"/>
-              </w:rPr>
-              <w:t>−23,44° → 0°</w:t>
-            </w:r>
-          </w:p>
-        </w:tc>
-        <w:tc>
-          <w:tcPr>
-            <w:tcW w:type="dxa" w:w="3010"/>
-          </w:tcPr>
-          <w:p>
-            <w:pPr>
-              <w:spacing w:after="40"/>
-              <w:ind w:firstLine="0"/>
-            </w:pPr>
-            <w:r>
-              <w:rPr>
-                <w:sz w:val="22"/>
-              </w:rPr>
-              <w:t>Mặt Trời đi thấp; ngày ngắn rồi dài dần.</w:t>
-            </w:r>
-          </w:p>
-        </w:tc>
-      </w:tr>
-    </w:tbl>
-    <w:p>
-      <w:pPr/>
-    </w:p>
-    <w:tbl>
-      <w:tblPr>
-        <w:tblStyle w:val="TableGrid"/>
-        <w:tblW w:type="auto" w:w="0"/>
-        <w:jc w:val="center"/>
-        <w:tblLook w:firstColumn="1" w:firstRow="1" w:lastColumn="0" w:lastRow="0" w:noHBand="0" w:noVBand="1" w:val="04A0"/>
-      </w:tblPr>
-      <w:tblGrid>
-        <w:gridCol w:w="3010"/>
-        <w:gridCol w:w="3010"/>
-        <w:gridCol w:w="3010"/>
-      </w:tblGrid>
-      <w:tr>
-        <w:tc>
-          <w:tcPr>
-            <w:tcW w:type="dxa" w:w="3010"/>
-          </w:tcPr>
-          <w:p>
-            <w:pPr>
-              <w:spacing w:after="40"/>
-              <w:ind w:firstLine="0"/>
-            </w:pPr>
-            <w:r>
-              <w:rPr>
-                <w:b/>
-                <w:sz w:val="22"/>
-              </w:rPr>
-              <w:t>Phương pháp</w:t>
-            </w:r>
-          </w:p>
-        </w:tc>
-        <w:tc>
-          <w:tcPr>
-            <w:tcW w:type="dxa" w:w="3010"/>
-          </w:tcPr>
-          <w:p>
-            <w:pPr>
-              <w:spacing w:after="40"/>
-              <w:ind w:firstLine="0"/>
-            </w:pPr>
-            <w:r>
-              <w:rPr>
-                <w:b/>
-                <w:sz w:val="22"/>
-              </w:rPr>
-              <w:t>Ưu điểm chính</w:t>
-            </w:r>
-          </w:p>
-        </w:tc>
-        <w:tc>
-          <w:tcPr>
-            <w:tcW w:type="dxa" w:w="3010"/>
-          </w:tcPr>
-          <w:p>
-            <w:pPr>
-              <w:spacing w:after="40"/>
-              <w:ind w:firstLine="0"/>
-            </w:pPr>
-            <w:r>
-              <w:rPr>
-                <w:b/>
-                <w:sz w:val="22"/>
-              </w:rPr>
-              <w:t>Hạn chế / điều kiện áp dụng</w:t>
-            </w:r>
-          </w:p>
-        </w:tc>
-      </w:tr>
-      <w:tr>
-        <w:tc>
-          <w:tcPr>
-            <w:tcW w:type="dxa" w:w="3010"/>
-          </w:tcPr>
-          <w:p>
-            <w:pPr>
-              <w:spacing w:after="40"/>
-              <w:ind w:firstLine="0"/>
-            </w:pPr>
-            <w:r>
-              <w:rPr>
-                <w:sz w:val="22"/>
-              </w:rPr>
-              <w:t>Cố định / chỉnh nghiêng theo mùa</w:t>
-            </w:r>
-          </w:p>
-        </w:tc>
-        <w:tc>
-          <w:tcPr>
-            <w:tcW w:type="dxa" w:w="3010"/>
-          </w:tcPr>
-          <w:p>
-            <w:pPr>
-              <w:spacing w:after="40"/>
-              <w:ind w:firstLine="0"/>
-            </w:pPr>
-            <w:r>
-              <w:rPr>
-                <w:sz w:val="22"/>
-              </w:rPr>
-              <w:t>Đơn giản, bền, không tốn điện cho chuyển động.</w:t>
-            </w:r>
-          </w:p>
-        </w:tc>
-        <w:tc>
-          <w:tcPr>
-            <w:tcW w:type="dxa" w:w="3010"/>
-          </w:tcPr>
-          <w:p>
-            <w:pPr>
-              <w:spacing w:after="40"/>
-              <w:ind w:firstLine="0"/>
-            </w:pPr>
-            <w:r>
-              <w:rPr>
-                <w:sz w:val="22"/>
-              </w:rPr>
-              <w:t>Không bám trong ngày; cần chọn góc lắp và đối chứng.</w:t>
-            </w:r>
-          </w:p>
-        </w:tc>
-      </w:tr>
-      <w:tr>
-        <w:tc>
-          <w:tcPr>
-            <w:tcW w:type="dxa" w:w="3010"/>
-          </w:tcPr>
-          <w:p>
-            <w:pPr>
-              <w:spacing w:after="40"/>
-              <w:ind w:firstLine="0"/>
-            </w:pPr>
-            <w:r>
-              <w:rPr>
-                <w:sz w:val="22"/>
-              </w:rPr>
-              <w:t>Vòng hở thiên văn</w:t>
-            </w:r>
-          </w:p>
-        </w:tc>
-        <w:tc>
-          <w:tcPr>
-            <w:tcW w:type="dxa" w:w="3010"/>
-          </w:tcPr>
-          <w:p>
-            <w:pPr>
-              <w:spacing w:after="40"/>
-              <w:ind w:firstLine="0"/>
-            </w:pPr>
-            <w:r>
-              <w:rPr>
-                <w:sz w:val="22"/>
-              </w:rPr>
-              <w:t>Không phụ thuộc tín hiệu quang; làm việc được khi có mây.</w:t>
-            </w:r>
-          </w:p>
-        </w:tc>
-        <w:tc>
-          <w:tcPr>
-            <w:tcW w:type="dxa" w:w="3010"/>
-          </w:tcPr>
-          <w:p>
-            <w:pPr>
-              <w:spacing w:after="40"/>
-              <w:ind w:firstLine="0"/>
-            </w:pPr>
-            <w:r>
-              <w:rPr>
-                <w:sz w:val="22"/>
-              </w:rPr>
-              <w:t>Cần RTC, tọa độ, lắp đặt và hiệu chuẩn đúng.</w:t>
-            </w:r>
-          </w:p>
-        </w:tc>
-      </w:tr>
-      <w:tr>
-        <w:tc>
-          <w:tcPr>
-            <w:tcW w:type="dxa" w:w="3010"/>
-          </w:tcPr>
-          <w:p>
-            <w:pPr>
-              <w:spacing w:after="40"/>
-              <w:ind w:firstLine="0"/>
-            </w:pPr>
-            <w:r>
-              <w:rPr>
-                <w:sz w:val="22"/>
-              </w:rPr>
-              <w:t>Vòng kín LDR / photodiode</w:t>
-            </w:r>
-          </w:p>
-        </w:tc>
-        <w:tc>
-          <w:tcPr>
-            <w:tcW w:type="dxa" w:w="3010"/>
-          </w:tcPr>
-          <w:p>
-            <w:pPr>
-              <w:spacing w:after="40"/>
-              <w:ind w:firstLine="0"/>
-            </w:pPr>
-            <w:r>
-              <w:rPr>
-                <w:sz w:val="22"/>
-              </w:rPr>
-              <w:t>Tự dò hướng sáng, cấu hình phần cứng gọn.</w:t>
-            </w:r>
-          </w:p>
-        </w:tc>
-        <w:tc>
-          <w:tcPr>
-            <w:tcW w:type="dxa" w:w="3010"/>
-          </w:tcPr>
-          <w:p>
-            <w:pPr>
-              <w:spacing w:after="40"/>
-              <w:ind w:firstLine="0"/>
-            </w:pPr>
-            <w:r>
-              <w:rPr>
-                <w:sz w:val="22"/>
-              </w:rPr>
-              <w:t>Mây, bóng, bụi và sai lệch cảm biến gây lệnh sai.</w:t>
-            </w:r>
-          </w:p>
-        </w:tc>
-      </w:tr>
-      <w:tr>
-        <w:tc>
-          <w:tcPr>
-            <w:tcW w:type="dxa" w:w="3010"/>
-          </w:tcPr>
-          <w:p>
-            <w:pPr>
-              <w:spacing w:after="40"/>
-              <w:ind w:firstLine="0"/>
-            </w:pPr>
-            <w:r>
-              <w:rPr>
-                <w:sz w:val="22"/>
-              </w:rPr>
-              <w:t>Lai thiên văn + quang</w:t>
-            </w:r>
-          </w:p>
-        </w:tc>
-        <w:tc>
-          <w:tcPr>
-            <w:tcW w:type="dxa" w:w="3010"/>
-          </w:tcPr>
-          <w:p>
-            <w:pPr>
-              <w:spacing w:after="40"/>
-              <w:ind w:firstLine="0"/>
-            </w:pPr>
-            <w:r>
-              <w:rPr>
-                <w:sz w:val="22"/>
-              </w:rPr>
-              <w:t>Có góc tham chiếu và hiệu chỉnh thực tế; có thể dự phòng cảm biến.</w:t>
-            </w:r>
-          </w:p>
-        </w:tc>
-        <w:tc>
-          <w:tcPr>
-            <w:tcW w:type="dxa" w:w="3010"/>
-          </w:tcPr>
-          <w:p>
-            <w:pPr>
-              <w:spacing w:after="40"/>
-              <w:ind w:firstLine="0"/>
-            </w:pPr>
-            <w:r>
-              <w:rPr>
-                <w:sz w:val="22"/>
-              </w:rPr>
-              <w:t>Cần logic chất lượng tín hiệu và hiệu chuẩn.</w:t>
-            </w:r>
-          </w:p>
-        </w:tc>
-      </w:tr>
-      <w:tr>
-        <w:tc>
-          <w:tcPr>
-            <w:tcW w:type="dxa" w:w="3010"/>
-          </w:tcPr>
-          <w:p>
-            <w:pPr>
-              <w:spacing w:after="40"/>
-              <w:ind w:firstLine="0"/>
-            </w:pPr>
-            <w:r>
-              <w:rPr>
-                <w:sz w:val="22"/>
-              </w:rPr>
-              <w:t>Tối ưu theo công suất PV</w:t>
-            </w:r>
-          </w:p>
-        </w:tc>
-        <w:tc>
-          <w:tcPr>
-            <w:tcW w:type="dxa" w:w="3010"/>
-          </w:tcPr>
-          <w:p>
-            <w:pPr>
-              <w:spacing w:after="40"/>
-              <w:ind w:firstLine="0"/>
-            </w:pPr>
-            <w:r>
-              <w:rPr>
-                <w:sz w:val="22"/>
-              </w:rPr>
-              <w:t>Đánh giá trực tiếp đầu ra điện của hệ thống.</w:t>
-            </w:r>
-          </w:p>
-        </w:tc>
-        <w:tc>
-          <w:tcPr>
-            <w:tcW w:type="dxa" w:w="3010"/>
-          </w:tcPr>
-          <w:p>
-            <w:pPr>
-              <w:spacing w:after="40"/>
-              <w:ind w:firstLine="0"/>
-            </w:pPr>
-            <w:r>
-              <w:rPr>
-                <w:sz w:val="22"/>
-              </w:rPr>
-              <w:t>Mây gây dao động; đo và tìm kiếm có thể chậm.</w:t>
-            </w:r>
-          </w:p>
-        </w:tc>
-      </w:tr>
-      <w:tr>
-        <w:tc>
-          <w:tcPr>
-            <w:tcW w:type="dxa" w:w="3010"/>
-          </w:tcPr>
-          <w:p>
-            <w:pPr>
-              <w:spacing w:after="40"/>
-              <w:ind w:firstLine="0"/>
-            </w:pPr>
-            <w:r>
-              <w:rPr>
-                <w:sz w:val="22"/>
-              </w:rPr>
-              <w:t>Camera / tracker thụ động</w:t>
-            </w:r>
-          </w:p>
-        </w:tc>
-        <w:tc>
-          <w:tcPr>
-            <w:tcW w:type="dxa" w:w="3010"/>
-          </w:tcPr>
-          <w:p>
-            <w:pPr>
-              <w:spacing w:after="40"/>
-              <w:ind w:firstLine="0"/>
-            </w:pPr>
-            <w:r>
-              <w:rPr>
-                <w:sz w:val="22"/>
-              </w:rPr>
-              <w:t>Camera có thể nhận dạng hướng; thụ động giảm mạch điện.</w:t>
-            </w:r>
-          </w:p>
-        </w:tc>
-        <w:tc>
-          <w:tcPr>
-            <w:tcW w:type="dxa" w:w="3010"/>
-          </w:tcPr>
-          <w:p>
-            <w:pPr>
-              <w:spacing w:after="40"/>
-              <w:ind w:firstLine="0"/>
-            </w:pPr>
-            <w:r>
-              <w:rPr>
-                <w:sz w:val="22"/>
-              </w:rPr>
-              <w:t>Camera đắt và tính toán lớn; thụ động phụ thuộc môi trường.</w:t>
-            </w:r>
-          </w:p>
-        </w:tc>
-      </w:tr>
-      <w:tr>
-        <w:tc>
-          <w:tcPr>
-            <w:tcW w:type="dxa" w:w="3010"/>
-          </w:tcPr>
-          <w:p>
-            <w:pPr>
-              <w:spacing w:after="40"/>
-              <w:ind w:firstLine="0"/>
-            </w:pPr>
-            <w:r>
-              <w:rPr>
-                <w:sz w:val="22"/>
-              </w:rPr>
-              <w:t>Backtracking giàn nhiều hàng</w:t>
-            </w:r>
-          </w:p>
-        </w:tc>
-        <w:tc>
-          <w:tcPr>
-            <w:tcW w:type="dxa" w:w="3010"/>
-          </w:tcPr>
-          <w:p>
-            <w:pPr>
-              <w:spacing w:after="40"/>
-              <w:ind w:firstLine="0"/>
-            </w:pPr>
-            <w:r>
-              <w:rPr>
-                <w:sz w:val="22"/>
-              </w:rPr>
-              <w:t>Giảm che bóng giữa các hàng pin.</w:t>
-            </w:r>
-          </w:p>
-        </w:tc>
-        <w:tc>
-          <w:tcPr>
-            <w:tcW w:type="dxa" w:w="3010"/>
-          </w:tcPr>
-          <w:p>
-            <w:pPr>
-              <w:spacing w:after="40"/>
-              <w:ind w:firstLine="0"/>
-            </w:pPr>
-            <w:r>
-              <w:rPr>
-                <w:sz w:val="22"/>
-              </w:rPr>
-              <w:t>Chủ yếu phù hợp giàn nhiều hàng, không cần cho mô hình đơn.</w:t>
-            </w:r>
-          </w:p>
-        </w:tc>
-      </w:tr>
-    </w:tbl>
-    <w:p>
-      <w:pPr/>
-    </w:p>
-    <w:tbl>
-      <w:tblPr>
-        <w:tblStyle w:val="TableGrid"/>
-        <w:tblW w:type="auto" w:w="0"/>
-        <w:jc w:val="center"/>
-        <w:tblLook w:firstColumn="1" w:firstRow="1" w:lastColumn="0" w:lastRow="0" w:noHBand="0" w:noVBand="1" w:val="04A0"/>
-      </w:tblPr>
-      <w:tblGrid>
-        <w:gridCol w:w="3010"/>
-        <w:gridCol w:w="3010"/>
-        <w:gridCol w:w="3010"/>
-      </w:tblGrid>
-      <w:tr>
-        <w:tc>
-          <w:tcPr>
-            <w:tcW w:type="dxa" w:w="3010"/>
-          </w:tcPr>
-          <w:p>
-            <w:pPr>
-              <w:spacing w:after="40"/>
-              <w:ind w:firstLine="0"/>
-            </w:pPr>
-            <w:r>
-              <w:rPr>
-                <w:b/>
-                <w:sz w:val="22"/>
-              </w:rPr>
-              <w:t>Khối</w:t>
-            </w:r>
-          </w:p>
-        </w:tc>
-        <w:tc>
-          <w:tcPr>
-            <w:tcW w:type="dxa" w:w="3010"/>
-          </w:tcPr>
-          <w:p>
-            <w:pPr>
-              <w:spacing w:after="40"/>
-              <w:ind w:firstLine="0"/>
-            </w:pPr>
-            <w:r>
-              <w:rPr>
-                <w:b/>
-                <w:sz w:val="22"/>
-              </w:rPr>
-              <w:t>Cấu hình đề xuất</w:t>
-            </w:r>
-          </w:p>
-        </w:tc>
-        <w:tc>
-          <w:tcPr>
-            <w:tcW w:type="dxa" w:w="3010"/>
-          </w:tcPr>
-          <w:p>
-            <w:pPr>
-              <w:spacing w:after="40"/>
-              <w:ind w:firstLine="0"/>
-            </w:pPr>
-            <w:r>
-              <w:rPr>
-                <w:b/>
-                <w:sz w:val="22"/>
-              </w:rPr>
-              <w:t>Vai trò</w:t>
-            </w:r>
-          </w:p>
-        </w:tc>
-      </w:tr>
-      <w:tr>
-        <w:tc>
-          <w:tcPr>
-            <w:tcW w:type="dxa" w:w="3010"/>
-          </w:tcPr>
-          <w:p>
-            <w:pPr>
-              <w:spacing w:after="40"/>
-              <w:ind w:firstLine="0"/>
-            </w:pPr>
-            <w:r>
-              <w:rPr>
-                <w:sz w:val="22"/>
-              </w:rPr>
-              <w:t>Cảm biến quang</w:t>
-            </w:r>
-          </w:p>
-        </w:tc>
-        <w:tc>
-          <w:tcPr>
-            <w:tcW w:type="dxa" w:w="3010"/>
-          </w:tcPr>
-          <w:p>
-            <w:pPr>
-              <w:spacing w:after="40"/>
-              <w:ind w:firstLine="0"/>
-            </w:pPr>
-            <w:r>
-              <w:rPr>
-                <w:sz w:val="22"/>
-              </w:rPr>
-              <w:t>4 LDR ở 4 góc; gá chếch ra ngoài cùng β_s.</w:t>
-            </w:r>
-          </w:p>
-        </w:tc>
-        <w:tc>
-          <w:tcPr>
-            <w:tcW w:type="dxa" w:w="3010"/>
-          </w:tcPr>
-          <w:p>
-            <w:pPr>
-              <w:spacing w:after="40"/>
-              <w:ind w:firstLine="0"/>
-            </w:pPr>
-            <w:r>
-              <w:rPr>
-                <w:sz w:val="22"/>
-              </w:rPr>
-              <w:t>Tạo sai lệch quay và nghiêng.</w:t>
-            </w:r>
-          </w:p>
-        </w:tc>
-      </w:tr>
-      <w:tr>
-        <w:tc>
-          <w:tcPr>
-            <w:tcW w:type="dxa" w:w="3010"/>
-          </w:tcPr>
-          <w:p>
-            <w:pPr>
-              <w:spacing w:after="40"/>
-              <w:ind w:firstLine="0"/>
-            </w:pPr>
-            <w:r>
-              <w:rPr>
-                <w:sz w:val="22"/>
-              </w:rPr>
-              <w:t>Điều khiển/thời gian</w:t>
-            </w:r>
-          </w:p>
-        </w:tc>
-        <w:tc>
-          <w:tcPr>
-            <w:tcW w:type="dxa" w:w="3010"/>
-          </w:tcPr>
-          <w:p>
-            <w:pPr>
-              <w:spacing w:after="40"/>
-              <w:ind w:firstLine="0"/>
-            </w:pPr>
-            <w:r>
-              <w:rPr>
-                <w:sz w:val="22"/>
-              </w:rPr>
-              <w:t>ESP32 + RTC DS1307.</w:t>
-            </w:r>
-          </w:p>
-        </w:tc>
-        <w:tc>
-          <w:tcPr>
-            <w:tcW w:type="dxa" w:w="3010"/>
-          </w:tcPr>
-          <w:p>
-            <w:pPr>
-              <w:spacing w:after="40"/>
-              <w:ind w:firstLine="0"/>
-            </w:pPr>
-            <w:r>
-              <w:rPr>
-                <w:sz w:val="22"/>
-              </w:rPr>
-              <w:t>Đọc ADC, tính lệnh, giám sát trạng thái.</w:t>
-            </w:r>
-          </w:p>
-        </w:tc>
-      </w:tr>
-      <w:tr>
-        <w:tc>
-          <w:tcPr>
-            <w:tcW w:type="dxa" w:w="3010"/>
-          </w:tcPr>
-          <w:p>
-            <w:pPr>
-              <w:spacing w:after="40"/>
-              <w:ind w:firstLine="0"/>
-            </w:pPr>
-            <w:r>
-              <w:rPr>
-                <w:sz w:val="22"/>
-              </w:rPr>
-              <w:t>Trục phương vị</w:t>
-            </w:r>
-          </w:p>
-        </w:tc>
-        <w:tc>
-          <w:tcPr>
-            <w:tcW w:type="dxa" w:w="3010"/>
-          </w:tcPr>
-          <w:p>
-            <w:pPr>
-              <w:spacing w:after="40"/>
-              <w:ind w:firstLine="0"/>
-            </w:pPr>
-            <w:r>
-              <w:rPr>
-                <w:sz w:val="22"/>
-              </w:rPr>
-              <w:t>Motor gạt nước trục vít + nguồn 12 V riêng.</w:t>
-            </w:r>
-          </w:p>
-        </w:tc>
-        <w:tc>
-          <w:tcPr>
-            <w:tcW w:type="dxa" w:w="3010"/>
-          </w:tcPr>
-          <w:p>
-            <w:pPr>
-              <w:spacing w:after="40"/>
-              <w:ind w:firstLine="0"/>
-            </w:pPr>
-            <w:r>
-              <w:rPr>
-                <w:sz w:val="22"/>
-              </w:rPr>
-              <w:t>Quay tấm pin trái/phải tới góc đích theo hồi tiếp biến trở.</w:t>
-            </w:r>
-          </w:p>
-        </w:tc>
-      </w:tr>
-      <w:tr>
-        <w:tc>
-          <w:tcPr>
-            <w:tcW w:type="dxa" w:w="3010"/>
-          </w:tcPr>
-          <w:p>
-            <w:pPr>
-              <w:spacing w:after="40"/>
-              <w:ind w:firstLine="0"/>
-            </w:pPr>
-            <w:r>
-              <w:rPr>
-                <w:sz w:val="22"/>
-              </w:rPr>
-              <w:t>Trục nghiêng</w:t>
-            </w:r>
-          </w:p>
-        </w:tc>
-        <w:tc>
-          <w:tcPr>
-            <w:tcW w:type="dxa" w:w="3010"/>
-          </w:tcPr>
-          <w:p>
-            <w:pPr>
-              <w:spacing w:after="40"/>
-              <w:ind w:firstLine="0"/>
-            </w:pPr>
-            <w:r>
-              <w:rPr>
-                <w:sz w:val="22"/>
-              </w:rPr>
-              <w:t>Motor gạt nước trục vít + relay/cầu H.</w:t>
-            </w:r>
-          </w:p>
-        </w:tc>
-        <w:tc>
-          <w:tcPr>
-            <w:tcW w:type="dxa" w:w="3010"/>
-          </w:tcPr>
-          <w:p>
-            <w:pPr>
-              <w:spacing w:after="40"/>
-              <w:ind w:firstLine="0"/>
-            </w:pPr>
-            <w:r>
-              <w:rPr>
-                <w:sz w:val="22"/>
-              </w:rPr>
-              <w:t>Nâng/hạ góc pin theo sai lệch và góc phản hồi.</w:t>
-            </w:r>
-          </w:p>
-        </w:tc>
-      </w:tr>
-      <w:tr>
-        <w:tc>
-          <w:tcPr>
-            <w:tcW w:type="dxa" w:w="3010"/>
-          </w:tcPr>
-          <w:p>
-            <w:pPr>
-              <w:spacing w:after="40"/>
-              <w:ind w:firstLine="0"/>
-            </w:pPr>
-            <w:r>
-              <w:rPr>
-                <w:sz w:val="22"/>
-              </w:rPr>
-              <w:t>Bảo vệ</w:t>
-            </w:r>
-          </w:p>
-        </w:tc>
-        <w:tc>
-          <w:tcPr>
-            <w:tcW w:type="dxa" w:w="3010"/>
-          </w:tcPr>
-          <w:p>
-            <w:pPr>
-              <w:spacing w:after="40"/>
-              <w:ind w:firstLine="0"/>
-            </w:pPr>
-            <w:r>
-              <w:rPr>
-                <w:sz w:val="22"/>
-              </w:rPr>
-              <w:t>Công tắc hành trình hai đầu mỗi trục.</w:t>
-            </w:r>
-          </w:p>
-        </w:tc>
-        <w:tc>
-          <w:tcPr>
-            <w:tcW w:type="dxa" w:w="3010"/>
-          </w:tcPr>
-          <w:p>
-            <w:pPr>
-              <w:spacing w:after="40"/>
-              <w:ind w:firstLine="0"/>
-            </w:pPr>
-            <w:r>
-              <w:rPr>
-                <w:sz w:val="22"/>
-              </w:rPr>
-              <w:t>Chặn quá hành trình; cho phép thoát khỏi giới hạn.</w:t>
-            </w:r>
-          </w:p>
-        </w:tc>
-      </w:tr>
-      <w:tr>
-        <w:tc>
-          <w:tcPr>
-            <w:tcW w:type="dxa" w:w="3010"/>
-          </w:tcPr>
-          <w:p>
-            <w:pPr>
-              <w:spacing w:after="40"/>
-              <w:ind w:firstLine="0"/>
-            </w:pPr>
-            <w:r>
-              <w:rPr>
-                <w:sz w:val="22"/>
-              </w:rPr>
-              <w:t>Đo kiểm</w:t>
-            </w:r>
-          </w:p>
-        </w:tc>
-        <w:tc>
-          <w:tcPr>
-            <w:tcW w:type="dxa" w:w="3010"/>
-          </w:tcPr>
-          <w:p>
-            <w:pPr>
-              <w:spacing w:after="40"/>
-              <w:ind w:firstLine="0"/>
-            </w:pPr>
-            <w:r>
-              <w:rPr>
-                <w:sz w:val="22"/>
-              </w:rPr>
-              <w:t>Đo điện áp tấm pin và trạng thái hai động cơ gạt nước.</w:t>
-            </w:r>
-          </w:p>
-        </w:tc>
-        <w:tc>
-          <w:tcPr>
-            <w:tcW w:type="dxa" w:w="3010"/>
-          </w:tcPr>
-          <w:p>
-            <w:pPr>
-              <w:spacing w:after="40"/>
-              <w:ind w:firstLine="0"/>
-            </w:pPr>
-            <w:r>
-              <w:rPr>
-                <w:sz w:val="22"/>
-              </w:rPr>
-              <w:t>Tính năng lượng thuần và sai số góc.</w:t>
-            </w:r>
-          </w:p>
-        </w:tc>
-      </w:tr>
-    </w:tbl>
-    <w:p>
-      <w:pPr/>
-    </w:p>
-    <w:tbl>
-      <w:tblPr>
-        <w:tblStyle w:val="TableGrid"/>
-        <w:tblW w:type="auto" w:w="0"/>
-        <w:jc w:val="center"/>
-        <w:tblLook w:firstColumn="1" w:firstRow="1" w:lastColumn="0" w:lastRow="0" w:noHBand="0" w:noVBand="1" w:val="04A0"/>
-      </w:tblPr>
-      <w:tblGrid>
-        <w:gridCol w:w="3010"/>
-        <w:gridCol w:w="3010"/>
-        <w:gridCol w:w="3010"/>
-      </w:tblGrid>
-      <w:tr>
-        <w:tc>
-          <w:tcPr>
-            <w:tcW w:type="dxa" w:w="3010"/>
-          </w:tcPr>
-          <w:p>
-            <w:pPr>
-              <w:spacing w:after="40"/>
-              <w:ind w:firstLine="0"/>
-            </w:pPr>
-            <w:r>
-              <w:rPr>
-                <w:b/>
-                <w:sz w:val="22"/>
-              </w:rPr>
-              <w:t>Vị trí</w:t>
-            </w:r>
-          </w:p>
-        </w:tc>
-        <w:tc>
-          <w:tcPr>
-            <w:tcW w:type="dxa" w:w="3010"/>
-          </w:tcPr>
-          <w:p>
-            <w:pPr>
-              <w:spacing w:after="40"/>
-              <w:ind w:firstLine="0"/>
-            </w:pPr>
-            <w:r>
-              <w:rPr>
-                <w:b/>
-                <w:sz w:val="22"/>
-              </w:rPr>
-              <w:t>Ký hiệu</w:t>
-            </w:r>
-          </w:p>
-        </w:tc>
-        <w:tc>
-          <w:tcPr>
-            <w:tcW w:type="dxa" w:w="3010"/>
-          </w:tcPr>
-          <w:p>
-            <w:pPr>
-              <w:spacing w:after="40"/>
-              <w:ind w:firstLine="0"/>
-            </w:pPr>
-            <w:r>
-              <w:rPr>
-                <w:b/>
-                <w:sz w:val="22"/>
-              </w:rPr>
-              <w:t>Hướng gá cảm biến</w:t>
-            </w:r>
-          </w:p>
-        </w:tc>
-      </w:tr>
-      <w:tr>
-        <w:tc>
-          <w:tcPr>
-            <w:tcW w:type="dxa" w:w="3010"/>
-          </w:tcPr>
-          <w:p>
-            <w:pPr>
-              <w:spacing w:after="40"/>
-              <w:ind w:firstLine="0"/>
-            </w:pPr>
-            <w:r>
-              <w:rPr>
-                <w:sz w:val="22"/>
-              </w:rPr>
-              <w:t>Trên - trái</w:t>
-            </w:r>
-          </w:p>
-        </w:tc>
-        <w:tc>
-          <w:tcPr>
-            <w:tcW w:type="dxa" w:w="3010"/>
-          </w:tcPr>
-          <w:p>
-            <w:pPr>
-              <w:spacing w:after="40"/>
-              <w:ind w:firstLine="0"/>
-            </w:pPr>
-            <w:r>
-              <w:rPr>
-                <w:sz w:val="22"/>
-              </w:rPr>
-              <w:t>L_TT</w:t>
-            </w:r>
-          </w:p>
-        </w:tc>
-        <w:tc>
-          <w:tcPr>
-            <w:tcW w:type="dxa" w:w="3010"/>
-          </w:tcPr>
-          <w:p>
-            <w:pPr>
-              <w:spacing w:after="40"/>
-              <w:ind w:firstLine="0"/>
-            </w:pPr>
-            <w:r>
-              <w:rPr>
-                <w:sz w:val="22"/>
-              </w:rPr>
-              <w:t>Hướng chếch ra ngoài về vùng trên-trái.</w:t>
-            </w:r>
-          </w:p>
-        </w:tc>
-      </w:tr>
-      <w:tr>
-        <w:tc>
-          <w:tcPr>
-            <w:tcW w:type="dxa" w:w="3010"/>
-          </w:tcPr>
-          <w:p>
-            <w:pPr>
-              <w:spacing w:after="40"/>
-              <w:ind w:firstLine="0"/>
-            </w:pPr>
-            <w:r>
-              <w:rPr>
-                <w:sz w:val="22"/>
-              </w:rPr>
-              <w:t>Trên - phải</w:t>
-            </w:r>
-          </w:p>
-        </w:tc>
-        <w:tc>
-          <w:tcPr>
-            <w:tcW w:type="dxa" w:w="3010"/>
-          </w:tcPr>
-          <w:p>
-            <w:pPr>
-              <w:spacing w:after="40"/>
-              <w:ind w:firstLine="0"/>
-            </w:pPr>
-            <w:r>
-              <w:rPr>
-                <w:sz w:val="22"/>
-              </w:rPr>
-              <w:t>L_PT</w:t>
-            </w:r>
-          </w:p>
-        </w:tc>
-        <w:tc>
-          <w:tcPr>
-            <w:tcW w:type="dxa" w:w="3010"/>
-          </w:tcPr>
-          <w:p>
-            <w:pPr>
-              <w:spacing w:after="40"/>
-              <w:ind w:firstLine="0"/>
-            </w:pPr>
-            <w:r>
-              <w:rPr>
-                <w:sz w:val="22"/>
-              </w:rPr>
-              <w:t>Hướng chếch ra ngoài về vùng trên-phải.</w:t>
-            </w:r>
-          </w:p>
-        </w:tc>
-      </w:tr>
-      <w:tr>
-        <w:tc>
-          <w:tcPr>
-            <w:tcW w:type="dxa" w:w="3010"/>
-          </w:tcPr>
-          <w:p>
-            <w:pPr>
-              <w:spacing w:after="40"/>
-              <w:ind w:firstLine="0"/>
-            </w:pPr>
-            <w:r>
-              <w:rPr>
-                <w:sz w:val="22"/>
-              </w:rPr>
-              <w:t>Dưới - trái</w:t>
-            </w:r>
-          </w:p>
-        </w:tc>
-        <w:tc>
-          <w:tcPr>
-            <w:tcW w:type="dxa" w:w="3010"/>
-          </w:tcPr>
-          <w:p>
-            <w:pPr>
-              <w:spacing w:after="40"/>
-              <w:ind w:firstLine="0"/>
-            </w:pPr>
-            <w:r>
-              <w:rPr>
-                <w:sz w:val="22"/>
-              </w:rPr>
-              <w:t>L_TD</w:t>
-            </w:r>
-          </w:p>
-        </w:tc>
-        <w:tc>
-          <w:tcPr>
-            <w:tcW w:type="dxa" w:w="3010"/>
-          </w:tcPr>
-          <w:p>
-            <w:pPr>
-              <w:spacing w:after="40"/>
-              <w:ind w:firstLine="0"/>
-            </w:pPr>
-            <w:r>
-              <w:rPr>
-                <w:sz w:val="22"/>
-              </w:rPr>
-              <w:t>Hướng chếch ra ngoài về vùng dưới-trái.</w:t>
-            </w:r>
-          </w:p>
-        </w:tc>
-      </w:tr>
-      <w:tr>
-        <w:tc>
-          <w:tcPr>
-            <w:tcW w:type="dxa" w:w="3010"/>
-          </w:tcPr>
-          <w:p>
-            <w:pPr>
-              <w:spacing w:after="40"/>
-              <w:ind w:firstLine="0"/>
-            </w:pPr>
-            <w:r>
-              <w:rPr>
-                <w:sz w:val="22"/>
-              </w:rPr>
-              <w:t>Dưới - phải</w:t>
-            </w:r>
-          </w:p>
-        </w:tc>
-        <w:tc>
-          <w:tcPr>
-            <w:tcW w:type="dxa" w:w="3010"/>
-          </w:tcPr>
-          <w:p>
-            <w:pPr>
-              <w:spacing w:after="40"/>
-              <w:ind w:firstLine="0"/>
-            </w:pPr>
-            <w:r>
-              <w:rPr>
-                <w:sz w:val="22"/>
-              </w:rPr>
-              <w:t>L_PD</w:t>
-            </w:r>
-          </w:p>
-        </w:tc>
-        <w:tc>
-          <w:tcPr>
-            <w:tcW w:type="dxa" w:w="3010"/>
-          </w:tcPr>
-          <w:p>
-            <w:pPr>
-              <w:spacing w:after="40"/>
-              <w:ind w:firstLine="0"/>
-            </w:pPr>
-            <w:r>
-              <w:rPr>
-                <w:sz w:val="22"/>
-              </w:rPr>
-              <w:t>Hướng chếch ra ngoài về vùng dưới-phải.</w:t>
-            </w:r>
-          </w:p>
-        </w:tc>
-      </w:tr>
-    </w:tbl>
-    <w:p>
-      <w:pPr/>
     </w:p>
     <w:sectPr>
       <w:headerReference w:type="default" r:id="rId9"/>

--- a/Bao_cao_2_truc_Che_tao.docx
+++ b/Bao_cao_2_truc_Che_tao.docx
@@ -296,212 +296,79 @@
     </w:p>
     <w:p>
       <w:pPr>
-        <w:pStyle w:val="Heading3"/>
-        <w:rPr>
-          <w:color w:val="FF0000"/>
-        </w:rPr>
-      </w:pPr>
-      <w:r>
-        <w:t xml:space="preserve">2.7. Ba phương pháp bám nắng xem </w:t>
-      </w:r>
-      <w:proofErr w:type="spellStart"/>
-      <w:r>
-        <w:t>xét</w:t>
-      </w:r>
-      <w:proofErr w:type="spellEnd"/>
-      <w:r>
-        <w:t xml:space="preserve"> </w:t>
-      </w:r>
-      <w:proofErr w:type="spellStart"/>
-      <w:r>
-        <w:t>trong</w:t>
-      </w:r>
-      <w:proofErr w:type="spellEnd"/>
-      <w:r>
-        <w:t xml:space="preserve"> </w:t>
-      </w:r>
-      <w:proofErr w:type="spellStart"/>
-      <w:r>
-        <w:t>đề</w:t>
-      </w:r>
-      <w:proofErr w:type="spellEnd"/>
-      <w:r>
-        <w:t xml:space="preserve"> </w:t>
-      </w:r>
-      <w:proofErr w:type="spellStart"/>
-      <w:proofErr w:type="gramStart"/>
-      <w:r>
-        <w:t>tài</w:t>
-      </w:r>
-      <w:proofErr w:type="spellEnd"/>
+        <w:pStyle w:val="Heading2"/>
+      </w:pPr>
       <w:r>
         <w:rPr>
-          <w:color w:val="FF0000"/>
+          <w:color w:val="000000"/>
         </w:rPr>
-        <w:t>)(</w:t>
-      </w:r>
-      <w:proofErr w:type="spellStart"/>
-      <w:proofErr w:type="gramEnd"/>
-      <w:r>
-        <w:rPr>
-          <w:color w:val="FF0000"/>
-        </w:rPr>
-        <w:t>viết</w:t>
-      </w:r>
-      <w:proofErr w:type="spellEnd"/>
-      <w:r>
-        <w:rPr>
-          <w:color w:val="FF0000"/>
-        </w:rPr>
-        <w:t xml:space="preserve"> </w:t>
-      </w:r>
-      <w:proofErr w:type="spellStart"/>
-      <w:r>
-        <w:rPr>
-          <w:color w:val="FF0000"/>
-        </w:rPr>
-        <w:t>lại</w:t>
-      </w:r>
-      <w:proofErr w:type="spellEnd"/>
-      <w:r>
-        <w:rPr>
-          <w:color w:val="FF0000"/>
-        </w:rPr>
-        <w:t xml:space="preserve"> </w:t>
-      </w:r>
-      <w:proofErr w:type="spellStart"/>
-      <w:r>
-        <w:rPr>
-          <w:color w:val="FF0000"/>
-        </w:rPr>
-        <w:t>theo</w:t>
-      </w:r>
-      <w:proofErr w:type="spellEnd"/>
-      <w:r>
-        <w:rPr>
-          <w:color w:val="FF0000"/>
-        </w:rPr>
-        <w:t xml:space="preserve"> </w:t>
-      </w:r>
-      <w:proofErr w:type="spellStart"/>
-      <w:r>
-        <w:rPr>
-          <w:color w:val="FF0000"/>
-        </w:rPr>
-        <w:t>báo</w:t>
-      </w:r>
-      <w:proofErr w:type="spellEnd"/>
-      <w:r>
-        <w:rPr>
-          <w:color w:val="FF0000"/>
-        </w:rPr>
-        <w:t xml:space="preserve"> </w:t>
-      </w:r>
-      <w:proofErr w:type="spellStart"/>
-      <w:r>
-        <w:rPr>
-          <w:color w:val="FF0000"/>
-        </w:rPr>
-        <w:t>cáo</w:t>
-      </w:r>
-      <w:proofErr w:type="spellEnd"/>
-      <w:r>
-        <w:rPr>
-          <w:color w:val="FF0000"/>
-        </w:rPr>
-        <w:t xml:space="preserve"> </w:t>
-      </w:r>
-      <w:proofErr w:type="spellStart"/>
-      <w:r>
-        <w:rPr>
-          <w:color w:val="FF0000"/>
-        </w:rPr>
-        <w:t>bên</w:t>
-      </w:r>
-      <w:proofErr w:type="spellEnd"/>
-      <w:r>
-        <w:rPr>
-          <w:color w:val="FF0000"/>
-        </w:rPr>
-        <w:t xml:space="preserve"> </w:t>
-      </w:r>
-      <w:proofErr w:type="spellStart"/>
-      <w:r>
-        <w:rPr>
-          <w:color w:val="FF0000"/>
-        </w:rPr>
-        <w:t>đồ</w:t>
-      </w:r>
-      <w:proofErr w:type="spellEnd"/>
-      <w:r>
-        <w:rPr>
-          <w:color w:val="FF0000"/>
-        </w:rPr>
-        <w:t xml:space="preserve"> </w:t>
-      </w:r>
-      <w:proofErr w:type="spellStart"/>
-      <w:r>
-        <w:rPr>
-          <w:color w:val="FF0000"/>
-        </w:rPr>
-        <w:t>án</w:t>
-      </w:r>
-      <w:proofErr w:type="spellEnd"/>
-      <w:r>
-        <w:rPr>
-          <w:color w:val="FF0000"/>
-        </w:rPr>
-        <w:t xml:space="preserve"> 1)</w:t>
+        <w:t>2.7. Ba phương pháp bám nắng xem xét trong đề tài</w:t>
       </w:r>
     </w:p>
     <w:p>
       <w:pPr>
-        <w:pStyle w:val="Heading2"/>
-      </w:pPr>
-    </w:p>
-    <w:p>
-      <w:pPr>
         <w:pStyle w:val="Heading3"/>
+      </w:pPr>
+      <w:r>
         <w:rPr>
-          <w:color w:val="FF0000"/>
+          <w:color w:val="000000"/>
         </w:rPr>
-      </w:pPr>
-      <w:r>
-        <w:t>2.7.1. Nhóm 1 – Vòng hở theo thời gian (</w:t>
+        <w:t>2.7.1. Vòng hở theo thời gian (thuật toán thiên văn)</w:t>
       </w:r>
       <w:proofErr w:type="spellStart"/>
-      <w:r>
-        <w:t>thuật</w:t>
-      </w:r>
       <w:proofErr w:type="spellEnd"/>
-      <w:r>
-        <w:t xml:space="preserve"> </w:t>
-      </w:r>
       <w:proofErr w:type="spellStart"/>
-      <w:r>
-        <w:t>toán</w:t>
-      </w:r>
       <w:proofErr w:type="spellEnd"/>
-      <w:r>
-        <w:t xml:space="preserve"> </w:t>
-      </w:r>
       <w:proofErr w:type="spellStart"/>
-      <w:r>
-        <w:t>thiên</w:t>
-      </w:r>
+      <w:proofErr w:type="gramStart"/>
       <w:proofErr w:type="spellEnd"/>
-      <w:r>
-        <w:t xml:space="preserve"> </w:t>
-      </w:r>
       <w:proofErr w:type="spellStart"/>
-      <w:r>
-        <w:t>văn</w:t>
-      </w:r>
+      <w:proofErr w:type="gramEnd"/>
+      <w:proofErr w:type="spellEnd"/>
+      <w:proofErr w:type="spellStart"/>
+      <w:proofErr w:type="spellEnd"/>
+      <w:proofErr w:type="spellStart"/>
+      <w:proofErr w:type="spellEnd"/>
+      <w:proofErr w:type="spellStart"/>
+      <w:proofErr w:type="spellEnd"/>
+      <w:proofErr w:type="spellStart"/>
+      <w:proofErr w:type="spellEnd"/>
+      <w:proofErr w:type="spellStart"/>
+      <w:proofErr w:type="spellEnd"/>
+      <w:proofErr w:type="spellStart"/>
+      <w:proofErr w:type="spellEnd"/>
+      <w:proofErr w:type="spellStart"/>
+      <w:proofErr w:type="spellEnd"/>
+      <w:proofErr w:type="spellStart"/>
+      <w:proofErr w:type="spellEnd"/>
+      <w:proofErr w:type="spellStart"/>
+      <w:proofErr w:type="spellEnd"/>
+      <w:proofErr w:type="spellStart"/>
+      <w:proofErr w:type="spellEnd"/>
+      <w:proofErr w:type="spellStart"/>
+      <w:proofErr w:type="spellEnd"/>
+      <w:proofErr w:type="spellStart"/>
+      <w:proofErr w:type="spellEnd"/>
+      <w:proofErr w:type="spellStart"/>
+      <w:proofErr w:type="spellEnd"/>
+      <w:proofErr w:type="spellStart"/>
+      <w:proofErr w:type="spellEnd"/>
+      <w:proofErr w:type="spellStart"/>
+      <w:proofErr w:type="spellEnd"/>
+      <w:proofErr w:type="spellStart"/>
+      <w:proofErr w:type="spellEnd"/>
+      <w:proofErr w:type="spellStart"/>
+      <w:proofErr w:type="spellEnd"/>
+      <w:proofErr w:type="spellStart"/>
+      <w:proofErr w:type="spellEnd"/>
+      <w:proofErr w:type="spellStart"/>
+      <w:proofErr w:type="spellEnd"/>
+      <w:proofErr w:type="spellStart"/>
       <w:proofErr w:type="spellEnd"/>
     </w:p>
     <w:p>
       <w:r>
-        <w:t>Tính vị trí Mặt Trời từ tọa độ lắp đặt, ngày và giờ đọc từ DS1307, không cần cảm biến sáng. Xích vĩ theo ngày trong năm:</w:t>
+        <w:t>Nhóm này tính vị trí Mặt Trời từ vị trí địa lý, ngày và giờ đọc từ module thời gian thực DS1307, không cần cảm biến ánh sáng. Góc khai thiên (xích vĩ) tính theo ngày trong năm:</w:t>
       </w:r>
     </w:p>
     <w:p>
@@ -518,7 +385,7 @@
     </w:p>
     <w:p>
       <w:r>
-        <w:t>Góc giờ theo giờ Mặt Trời t:</w:t>
+        <w:t>Góc giờ tính từ giờ Mặt Trời t (giờ):</w:t>
       </w:r>
     </w:p>
     <w:p>
@@ -535,7 +402,7 @@
     </w:p>
     <w:p>
       <w:r>
-        <w:t>Góc cao Mặt Trời α theo vĩ độ φ:</w:t>
+        <w:t>Góc cao Mặt Trời α suy ra từ vĩ độ nơi lắp đặt φ:</w:t>
       </w:r>
     </w:p>
     <w:p>
@@ -552,7 +419,7 @@
     </w:p>
     <w:p>
       <w:r>
-        <w:t>Góc phương vị γ tính tiếp từ α, δ, φ. Cặp (α, γ) đổi trực tiếp ra góc đặt của trục nghiêng và trục phương vị.</w:t>
+        <w:t>Góc phương vị γ tính tiếp từ α, δ và φ. Biết (α, γ) là đổi được ra góc đặt của tấm pin cho từng trục.</w:t>
       </w:r>
     </w:p>
     <w:p>
@@ -560,7 +427,7 @@
         <w:pStyle w:val="ListBullet"/>
       </w:pPr>
       <w:r>
-        <w:t>Ưu điểm: ổn định, không phụ thuộc thời tiết, không dao động.</w:t>
+        <w:t>Ưu điểm: ổn định, không phụ thuộc thời tiết, không dao động quanh vị trí cân bằng.</w:t>
       </w:r>
     </w:p>
     <w:p>
@@ -568,7 +435,7 @@
         <w:pStyle w:val="ListBullet"/>
       </w:pPr>
       <w:r>
-        <w:t>Nhược điểm: cần cài đúng tọa độ và giờ; không tự sửa sai số lắp đặt và độ rơ khớp 3D.</w:t>
+        <w:t>Nhược điểm: phải cài đúng tọa độ và giờ; không tự sửa được sai số do lắp đặt lệch hoặc khớp cơ khí rơ.</w:t>
       </w:r>
     </w:p>
     <w:p>
@@ -576,94 +443,123 @@
         <w:pStyle w:val="Heading3"/>
       </w:pPr>
       <w:r>
-        <w:t>2.7.2. Nhóm 2 – Vòng kín dùng cảm biến quang trở (LDR)</w:t>
+        <w:rPr>
+          <w:color w:val="000000"/>
+        </w:rPr>
+        <w:t>2.7.2. Vòng kín dùng cảm biến quang trở (LDR)</w:t>
+      </w:r>
+      <w:proofErr w:type="spellStart"/>
+      <w:proofErr w:type="spellEnd"/>
+      <w:proofErr w:type="spellStart"/>
+      <w:proofErr w:type="spellEnd"/>
+      <w:proofErr w:type="gramStart"/>
+      <w:proofErr w:type="spellStart"/>
+      <w:proofErr w:type="gramEnd"/>
+      <w:proofErr w:type="spellEnd"/>
+      <w:proofErr w:type="spellStart"/>
+      <w:proofErr w:type="spellEnd"/>
+      <w:proofErr w:type="spellStart"/>
+      <w:proofErr w:type="spellEnd"/>
+      <w:proofErr w:type="spellStart"/>
+      <w:proofErr w:type="spellEnd"/>
+      <w:proofErr w:type="spellStart"/>
+      <w:proofErr w:type="spellEnd"/>
+      <w:proofErr w:type="spellStart"/>
+      <w:proofErr w:type="spellEnd"/>
+      <w:proofErr w:type="spellStart"/>
+      <w:proofErr w:type="spellEnd"/>
+    </w:p>
+    <w:p>
+      <w:r>
+        <w:t>Bốn LDR đặt ở bốn góc tấm pin, mỗi cảm biến gá nghiêng ra ngoài tâm một góc β_s = 30° như nhau, không dùng vách ngăn. Khi nắng thẳng góc, bốn kênh nhận sáng gần bằng nhau; khi nắng xiên, cặp cảm biến phía bên nắng nhận mạnh hơn hẳn. Gọi giá trị đọc được của bốn kênh là trái, phải, trên, dưới, sai lệch điều khiển tính rất đơn giản:</w:t>
+      </w:r>
+    </w:p>
+    <w:p>
+      <w:pPr>
+        <w:ind w:firstLine="0"/>
+        <w:jc w:val="center"/>
+      </w:pPr>
+      <w:r>
+        <w:rPr>
+          <w:i/>
+        </w:rPr>
+        <w:t>e1 = ADC(LDR_trái) − ADC(LDR_phải);   e2 = ADC(LDR_trên) − ADC(LDR_dưới)</w:t>
+      </w:r>
+    </w:p>
+    <w:p>
+      <w:pPr>
+        <w:pStyle w:val="ListBullet"/>
+      </w:pPr>
+      <w:r>
+        <w:t>Nếu |e1| &gt; ngưỡng: quay động cơ trục 1 theo dấu e1; nếu |e2| &gt; ngưỡng: quay động cơ trục 2 theo dấu e2.</w:t>
+      </w:r>
+    </w:p>
+    <w:p>
+      <w:pPr>
+        <w:pStyle w:val="ListBullet"/>
+      </w:pPr>
+      <w:r>
+        <w:t>Ngược lại thì dừng – vùng chết (dead-band) chống dao động quanh vị trí cân bằng.</w:t>
+      </w:r>
+    </w:p>
+    <w:p>
+      <w:pPr>
+        <w:pStyle w:val="ListBullet"/>
+      </w:pPr>
+      <w:r>
+        <w:t>Ưu điểm: đơn giản, rẻ, phản ứng theo điều kiện sáng thực tế, tự sửa sai số lắp đặt.</w:t>
+      </w:r>
+    </w:p>
+    <w:p>
+      <w:pPr>
+        <w:pStyle w:val="ListBullet"/>
+      </w:pPr>
+      <w:r>
+        <w:t>Nhược điểm: nhạy với mây và bóng râm thoáng qua, dễ dao động nếu ngưỡng chọn quá nhỏ, buổi sáng sớm tín hiệu yếu nên bám chậm.</w:t>
+      </w:r>
+    </w:p>
+    <w:p>
+      <w:pPr>
+        <w:pStyle w:val="Heading3"/>
+      </w:pPr>
+      <w:r>
+        <w:rPr>
+          <w:color w:val="000000"/>
+        </w:rPr>
+        <w:t>2.7.3. Phương pháp hybrid (kết hợp), phương án lựa chọn</w:t>
+      </w:r>
+      <w:proofErr w:type="spellStart"/>
+      <w:proofErr w:type="spellEnd"/>
+      <w:proofErr w:type="spellStart"/>
+      <w:proofErr w:type="spellEnd"/>
+    </w:p>
+    <w:p>
+      <w:pPr>
+        <w:pStyle w:val="ListBullet"/>
+      </w:pPr>
+      <w:r>
+        <w:t>Dùng thiên văn định vị thô: đầu buổi sáng và mỗi chu kỳ 30 phút, tính (α, γ) từ DS1307 rồi đưa nhanh tấm pin về gần vị trí Mặt Trời.</w:t>
+      </w:r>
+    </w:p>
+    <w:p>
+      <w:pPr>
+        <w:pStyle w:val="ListBullet"/>
+      </w:pPr>
+      <w:r>
+        <w:t>Dùng LDR tinh chỉnh: giữa hai lần định vị thô, so sánh e1 (và e2) với ngưỡng để khử phần sai lệch còn lại, kể cả sai số lắp đặt.</w:t>
+      </w:r>
+    </w:p>
+    <w:p>
+      <w:pPr>
+        <w:pStyle w:val="ListBullet"/>
+      </w:pPr>
+      <w:r>
+        <w:t>Khi trời nhiều mây (tổng sáng S nhỏ hơn ngưỡng S_min): giữ nguyên vị trí theo lịch thiên văn, tránh dao động vô ích do mây che thoáng qua.</w:t>
       </w:r>
     </w:p>
     <w:p>
       <w:r>
-        <w:t>Bốn LDR ở bốn góc tấm pin, mỗi cảm biến gá nghiêng ra ngoài tâm một góc β_s = 30°, không dùng vách ngăn. Sai lệch điều khiển của hai trục:</w:t>
-      </w:r>
-    </w:p>
-    <w:p>
-      <w:pPr>
-        <w:ind w:firstLine="0"/>
-        <w:jc w:val="center"/>
-      </w:pPr>
-      <w:r>
-        <w:rPr>
-          <w:i/>
-        </w:rPr>
-        <w:lastRenderedPageBreak/>
-        <w:t>e1 = ADC(LDR_trái) − ADC(LDR_phải);   e2 = ADC(LDR_trên) − ADC(LDR_dưới)</w:t>
-      </w:r>
-    </w:p>
-    <w:p>
-      <w:pPr>
-        <w:pStyle w:val="ListBullet"/>
-      </w:pPr>
-      <w:r>
-        <w:t>Nếu |e1| &gt; ngưỡng: quay motor phương vị theo dấu e1; nếu |e2| &gt; ngưỡng: quay motor nghiêng theo dấu e2.</w:t>
-      </w:r>
-    </w:p>
-    <w:p>
-      <w:pPr>
-        <w:pStyle w:val="ListBullet"/>
-      </w:pPr>
-      <w:r>
-        <w:t>Ngược lại thì dừng – vùng chết chống dao động quanh vị trí cân bằng.</w:t>
-      </w:r>
-    </w:p>
-    <w:p>
-      <w:pPr>
-        <w:pStyle w:val="ListBullet"/>
-      </w:pPr>
-      <w:r>
-        <w:t>Ưu điểm: đơn giản, rẻ, phản ứng theo sáng thực tế, tự sửa sai số gá lắp.</w:t>
-      </w:r>
-    </w:p>
-    <w:p>
-      <w:pPr>
-        <w:pStyle w:val="ListBullet"/>
-      </w:pPr>
-      <w:r>
-        <w:t>Nhược điểm: nhạy mây và bóng râm thoáng qua; sáng sớm tín hiệu yếu nên bám chậm.</w:t>
-      </w:r>
-    </w:p>
-    <w:p>
-      <w:pPr>
-        <w:pStyle w:val="Heading3"/>
-      </w:pPr>
-      <w:r>
-        <w:t>2.7.3. Nhóm 3 – Phương pháp hybrid (kết hợp), phương án lựa chọn</w:t>
-      </w:r>
-    </w:p>
-    <w:p>
-      <w:pPr>
-        <w:pStyle w:val="ListBullet"/>
-      </w:pPr>
-      <w:r>
-        <w:t>Thiên văn định vị thô: đầu buổi sáng và mỗi 30 phút đưa nhanh cả hai trục về gần (α, γ) của Mặt Trời.</w:t>
-      </w:r>
-    </w:p>
-    <w:p>
-      <w:pPr>
-        <w:pStyle w:val="ListBullet"/>
-      </w:pPr>
-      <w:r>
-        <w:t>LDR tinh chỉnh: giữa hai lần định vị thô, dùng e1 chỉnh phương vị và e2 chỉnh độ nghiêng về vùng chết.</w:t>
-      </w:r>
-    </w:p>
-    <w:p>
-      <w:pPr>
-        <w:pStyle w:val="ListBullet"/>
-      </w:pPr>
-      <w:r>
-        <w:t>Trời nhiều mây (tổng sáng S &lt; S_min): giữ nguyên vị trí theo lịch thiên văn, tránh dao động vô ích.</w:t>
-      </w:r>
-    </w:p>
-    <w:p>
-      <w:r>
-        <w:t>Hybrid giữ ưu điểm của cả hai nhóm và khắc phục nhược điểm của từng nhóm, nên được chọn cho mô hình hai trục của đồ án này.</w:t>
+        <w:t>Phương pháp hybrid lấy được ưu điểm của cả hai nhóm: bám nhanh và ổn định như vòng hở, tự sửa sai số như vòng kín, và không săn lệnh khi thời tiết xấu. Vì vậy đề tài chọn nhóm 3 cho cả hai mô hình một trục và hai trục.</w:t>
       </w:r>
     </w:p>
     <w:p>
@@ -2164,1051 +2060,239 @@
         <w:pStyle w:val="Heading2"/>
       </w:pPr>
       <w:r>
-        <w:lastRenderedPageBreak/>
-        <w:t xml:space="preserve">3.5. Mạch điện </w:t>
+        <w:rPr>
+          <w:color w:val="000000"/>
+        </w:rPr>
+        <w:t>3.5. Các kết cấu cơ khí và gá công tắc hành trình ngắt động cơ</w:t>
       </w:r>
       <w:proofErr w:type="spellStart"/>
-      <w:r>
-        <w:t>và</w:t>
-      </w:r>
       <w:proofErr w:type="spellEnd"/>
-      <w:r>
-        <w:t xml:space="preserve"> </w:t>
-      </w:r>
       <w:proofErr w:type="spellStart"/>
-      <w:r>
-        <w:t>mạch</w:t>
-      </w:r>
       <w:proofErr w:type="spellEnd"/>
-      <w:r>
-        <w:t xml:space="preserve"> </w:t>
-      </w:r>
       <w:proofErr w:type="spellStart"/>
-      <w:r>
-        <w:t>động</w:t>
-      </w:r>
       <w:proofErr w:type="spellEnd"/>
-      <w:r>
-        <w:t xml:space="preserve"> </w:t>
-      </w:r>
       <w:proofErr w:type="spellStart"/>
       <w:proofErr w:type="gramStart"/>
-      <w:r>
-        <w:t>lực</w:t>
-      </w:r>
       <w:proofErr w:type="spellEnd"/>
+      <w:proofErr w:type="spellStart"/>
+      <w:proofErr w:type="gramEnd"/>
+      <w:proofErr w:type="spellEnd"/>
+      <w:proofErr w:type="spellStart"/>
+      <w:proofErr w:type="spellEnd"/>
+      <w:proofErr w:type="spellStart"/>
+      <w:proofErr w:type="spellEnd"/>
+      <w:proofErr w:type="spellStart"/>
+      <w:proofErr w:type="spellEnd"/>
+      <w:proofErr w:type="spellStart"/>
+      <w:proofErr w:type="spellEnd"/>
+      <w:proofErr w:type="spellStart"/>
+      <w:proofErr w:type="spellEnd"/>
+      <w:proofErr w:type="spellStart"/>
+      <w:proofErr w:type="spellEnd"/>
+      <w:proofErr w:type="spellStart"/>
+      <w:proofErr w:type="spellEnd"/>
+      <w:proofErr w:type="spellStart"/>
+      <w:proofErr w:type="spellEnd"/>
+      <w:proofErr w:type="spellStart"/>
+      <w:proofErr w:type="spellEnd"/>
+      <w:proofErr w:type="spellStart"/>
+      <w:proofErr w:type="spellEnd"/>
+      <w:proofErr w:type="spellStart"/>
+      <w:proofErr w:type="spellEnd"/>
+      <w:proofErr w:type="spellStart"/>
+      <w:proofErr w:type="spellEnd"/>
+      <w:proofErr w:type="spellStart"/>
+      <w:proofErr w:type="spellEnd"/>
+      <w:proofErr w:type="spellStart"/>
+      <w:proofErr w:type="spellEnd"/>
+      <w:proofErr w:type="spellStart"/>
+      <w:proofErr w:type="spellEnd"/>
+      <w:proofErr w:type="spellStart"/>
+      <w:proofErr w:type="spellEnd"/>
+      <w:proofErr w:type="spellStart"/>
+      <w:proofErr w:type="spellEnd"/>
+      <w:proofErr w:type="spellStart"/>
+      <w:proofErr w:type="spellEnd"/>
+      <w:proofErr w:type="spellStart"/>
+      <w:proofErr w:type="spellEnd"/>
+      <w:proofErr w:type="spellStart"/>
+      <w:proofErr w:type="spellEnd"/>
+      <w:proofErr w:type="spellStart"/>
+      <w:proofErr w:type="spellEnd"/>
+      <w:proofErr w:type="spellStart"/>
+      <w:proofErr w:type="spellEnd"/>
+      <w:proofErr w:type="spellStart"/>
+      <w:proofErr w:type="spellEnd"/>
+      <w:proofErr w:type="spellStart"/>
+      <w:proofErr w:type="spellEnd"/>
+      <w:proofErr w:type="spellStart"/>
+      <w:proofErr w:type="spellEnd"/>
+      <w:proofErr w:type="spellStart"/>
+      <w:proofErr w:type="spellEnd"/>
+      <w:proofErr w:type="spellStart"/>
+      <w:proofErr w:type="spellEnd"/>
+      <w:proofErr w:type="spellStart"/>
+      <w:proofErr w:type="spellEnd"/>
+      <w:proofErr w:type="spellStart"/>
+      <w:proofErr w:type="spellEnd"/>
+      <w:proofErr w:type="spellStart"/>
+      <w:proofErr w:type="spellEnd"/>
+      <w:proofErr w:type="spellStart"/>
+      <w:proofErr w:type="spellEnd"/>
+      <w:proofErr w:type="spellStart"/>
+      <w:proofErr w:type="spellEnd"/>
+      <w:proofErr w:type="spellStart"/>
+      <w:proofErr w:type="spellEnd"/>
+      <w:proofErr w:type="spellStart"/>
+      <w:proofErr w:type="spellEnd"/>
+      <w:proofErr w:type="spellStart"/>
+      <w:proofErr w:type="spellEnd"/>
+      <w:proofErr w:type="spellStart"/>
+      <w:proofErr w:type="spellEnd"/>
+      <w:proofErr w:type="spellStart"/>
+      <w:proofErr w:type="spellEnd"/>
+      <w:proofErr w:type="spellStart"/>
+      <w:proofErr w:type="spellEnd"/>
+      <w:proofErr w:type="spellStart"/>
+      <w:proofErr w:type="spellEnd"/>
+      <w:proofErr w:type="spellStart"/>
+      <w:proofErr w:type="spellEnd"/>
+      <w:proofErr w:type="spellStart"/>
+      <w:proofErr w:type="spellEnd"/>
+      <w:proofErr w:type="spellStart"/>
+      <w:proofErr w:type="spellEnd"/>
+      <w:proofErr w:type="spellStart"/>
+      <w:proofErr w:type="spellEnd"/>
+      <w:proofErr w:type="spellStart"/>
+      <w:proofErr w:type="spellEnd"/>
+      <w:proofErr w:type="spellStart"/>
+      <w:proofErr w:type="spellEnd"/>
+      <w:proofErr w:type="spellStart"/>
+      <w:proofErr w:type="spellEnd"/>
+      <w:proofErr w:type="spellStart"/>
+      <w:proofErr w:type="spellEnd"/>
+      <w:proofErr w:type="spellStart"/>
+      <w:proofErr w:type="spellEnd"/>
+      <w:proofErr w:type="spellStart"/>
+      <w:proofErr w:type="spellEnd"/>
+      <w:proofErr w:type="spellStart"/>
+      <w:proofErr w:type="spellEnd"/>
+      <w:proofErr w:type="spellStart"/>
+      <w:proofErr w:type="spellEnd"/>
+      <w:proofErr w:type="spellStart"/>
+      <w:proofErr w:type="spellEnd"/>
+      <w:proofErr w:type="spellStart"/>
+      <w:proofErr w:type="spellEnd"/>
+      <w:proofErr w:type="spellStart"/>
+      <w:proofErr w:type="spellEnd"/>
+      <w:proofErr w:type="spellStart"/>
+      <w:proofErr w:type="spellEnd"/>
+      <w:proofErr w:type="spellStart"/>
+      <w:proofErr w:type="spellEnd"/>
+      <w:proofErr w:type="spellStart"/>
+      <w:proofErr w:type="spellEnd"/>
+      <w:proofErr w:type="spellStart"/>
+      <w:proofErr w:type="spellEnd"/>
+    </w:p>
+    <w:p>
       <w:r>
         <w:rPr>
-          <w:color w:val="FF0000"/>
+          <w:color w:val="000000"/>
         </w:rPr>
-        <w:t>(</w:t>
-      </w:r>
-      <w:proofErr w:type="spellStart"/>
-      <w:proofErr w:type="gramEnd"/>
-      <w:r>
-        <w:rPr>
-          <w:color w:val="FF0000"/>
-        </w:rPr>
-        <w:t>bên</w:t>
-      </w:r>
-      <w:proofErr w:type="spellEnd"/>
-      <w:r>
-        <w:rPr>
-          <w:color w:val="FF0000"/>
-        </w:rPr>
-        <w:t xml:space="preserve"> </w:t>
-      </w:r>
-      <w:proofErr w:type="spellStart"/>
-      <w:r>
-        <w:rPr>
-          <w:color w:val="FF0000"/>
-        </w:rPr>
-        <w:t>này</w:t>
-      </w:r>
-      <w:proofErr w:type="spellEnd"/>
-      <w:r>
-        <w:rPr>
-          <w:color w:val="FF0000"/>
-        </w:rPr>
-        <w:t xml:space="preserve"> </w:t>
-      </w:r>
-      <w:proofErr w:type="spellStart"/>
-      <w:r>
-        <w:rPr>
-          <w:color w:val="FF0000"/>
-        </w:rPr>
-        <w:t>chế</w:t>
-      </w:r>
-      <w:proofErr w:type="spellEnd"/>
-      <w:r>
-        <w:rPr>
-          <w:color w:val="FF0000"/>
-        </w:rPr>
-        <w:t xml:space="preserve"> </w:t>
-      </w:r>
-      <w:proofErr w:type="spellStart"/>
-      <w:r>
-        <w:rPr>
-          <w:color w:val="FF0000"/>
-        </w:rPr>
-        <w:t>tạo</w:t>
-      </w:r>
-      <w:proofErr w:type="spellEnd"/>
-      <w:r>
-        <w:rPr>
-          <w:color w:val="FF0000"/>
-        </w:rPr>
-        <w:t xml:space="preserve"> </w:t>
-      </w:r>
-      <w:proofErr w:type="spellStart"/>
-      <w:r>
-        <w:rPr>
-          <w:color w:val="FF0000"/>
-        </w:rPr>
-        <w:t>các</w:t>
-      </w:r>
-      <w:proofErr w:type="spellEnd"/>
-      <w:r>
-        <w:rPr>
-          <w:color w:val="FF0000"/>
-        </w:rPr>
-        <w:t xml:space="preserve"> </w:t>
-      </w:r>
-      <w:proofErr w:type="spellStart"/>
-      <w:r>
-        <w:rPr>
-          <w:color w:val="FF0000"/>
-        </w:rPr>
-        <w:t>cơ</w:t>
-      </w:r>
-      <w:proofErr w:type="spellEnd"/>
-      <w:r>
-        <w:rPr>
-          <w:color w:val="FF0000"/>
-        </w:rPr>
-        <w:t xml:space="preserve"> </w:t>
-      </w:r>
-      <w:proofErr w:type="spellStart"/>
-      <w:r>
-        <w:rPr>
-          <w:color w:val="FF0000"/>
-        </w:rPr>
-        <w:t>cấu</w:t>
-      </w:r>
-      <w:proofErr w:type="spellEnd"/>
-      <w:r>
-        <w:rPr>
-          <w:color w:val="FF0000"/>
-        </w:rPr>
-        <w:t xml:space="preserve"> </w:t>
-      </w:r>
-      <w:proofErr w:type="spellStart"/>
-      <w:r>
-        <w:rPr>
-          <w:color w:val="FF0000"/>
-        </w:rPr>
-        <w:t>cơ</w:t>
-      </w:r>
-      <w:proofErr w:type="spellEnd"/>
-      <w:r>
-        <w:rPr>
-          <w:color w:val="FF0000"/>
-        </w:rPr>
-        <w:t xml:space="preserve"> </w:t>
-      </w:r>
-      <w:proofErr w:type="spellStart"/>
-      <w:r>
-        <w:rPr>
-          <w:color w:val="FF0000"/>
-        </w:rPr>
-        <w:t>khí</w:t>
-      </w:r>
-      <w:proofErr w:type="spellEnd"/>
-      <w:r>
-        <w:rPr>
-          <w:color w:val="FF0000"/>
-        </w:rPr>
-        <w:t xml:space="preserve"> </w:t>
-      </w:r>
-      <w:proofErr w:type="spellStart"/>
-      <w:r>
-        <w:rPr>
-          <w:color w:val="FF0000"/>
-        </w:rPr>
-        <w:t>không</w:t>
-      </w:r>
-      <w:proofErr w:type="spellEnd"/>
-      <w:r>
-        <w:rPr>
-          <w:color w:val="FF0000"/>
-        </w:rPr>
-        <w:t xml:space="preserve"> </w:t>
-      </w:r>
-      <w:proofErr w:type="spellStart"/>
-      <w:r>
-        <w:rPr>
-          <w:color w:val="FF0000"/>
-        </w:rPr>
-        <w:t>cho</w:t>
-      </w:r>
-      <w:proofErr w:type="spellEnd"/>
-      <w:r>
-        <w:rPr>
-          <w:color w:val="FF0000"/>
-        </w:rPr>
-        <w:t xml:space="preserve"> </w:t>
-      </w:r>
-      <w:proofErr w:type="spellStart"/>
-      <w:r>
-        <w:rPr>
-          <w:color w:val="FF0000"/>
-        </w:rPr>
-        <w:t>mạch</w:t>
-      </w:r>
-      <w:proofErr w:type="spellEnd"/>
-      <w:r>
-        <w:rPr>
-          <w:color w:val="FF0000"/>
-        </w:rPr>
-        <w:t xml:space="preserve"> </w:t>
-      </w:r>
-      <w:proofErr w:type="spellStart"/>
-      <w:r>
-        <w:rPr>
-          <w:color w:val="FF0000"/>
-        </w:rPr>
-        <w:t>vào</w:t>
-      </w:r>
-      <w:proofErr w:type="spellEnd"/>
-      <w:r>
-        <w:rPr>
-          <w:color w:val="FF0000"/>
-        </w:rPr>
-        <w:t xml:space="preserve"> </w:t>
-      </w:r>
-      <w:proofErr w:type="spellStart"/>
-      <w:r>
-        <w:rPr>
-          <w:color w:val="FF0000"/>
-        </w:rPr>
-        <w:t>xóa</w:t>
-      </w:r>
-      <w:proofErr w:type="spellEnd"/>
-      <w:r>
-        <w:rPr>
-          <w:color w:val="FF0000"/>
-        </w:rPr>
-        <w:t xml:space="preserve"> </w:t>
-      </w:r>
-      <w:proofErr w:type="spellStart"/>
-      <w:r>
-        <w:rPr>
-          <w:color w:val="FF0000"/>
-        </w:rPr>
-        <w:t>phần</w:t>
-      </w:r>
-      <w:proofErr w:type="spellEnd"/>
-      <w:r>
-        <w:rPr>
-          <w:color w:val="FF0000"/>
-        </w:rPr>
-        <w:t xml:space="preserve"> </w:t>
-      </w:r>
-      <w:proofErr w:type="spellStart"/>
-      <w:r>
-        <w:rPr>
-          <w:color w:val="FF0000"/>
-        </w:rPr>
-        <w:t>mạch</w:t>
-      </w:r>
-      <w:proofErr w:type="spellEnd"/>
-      <w:r>
-        <w:rPr>
-          <w:color w:val="FF0000"/>
-        </w:rPr>
-        <w:t xml:space="preserve"> </w:t>
-      </w:r>
-      <w:proofErr w:type="spellStart"/>
-      <w:r>
-        <w:rPr>
-          <w:color w:val="FF0000"/>
-        </w:rPr>
-        <w:t>đi</w:t>
-      </w:r>
-      <w:proofErr w:type="spellEnd"/>
-      <w:r>
-        <w:rPr>
-          <w:color w:val="FF0000"/>
-        </w:rPr>
-        <w:t xml:space="preserve">, </w:t>
-      </w:r>
-      <w:proofErr w:type="spellStart"/>
-      <w:r>
-        <w:rPr>
-          <w:color w:val="FF0000"/>
-        </w:rPr>
-        <w:t>chỉ</w:t>
-      </w:r>
-      <w:proofErr w:type="spellEnd"/>
-      <w:r>
-        <w:rPr>
-          <w:color w:val="FF0000"/>
-        </w:rPr>
-        <w:t xml:space="preserve"> </w:t>
-      </w:r>
-      <w:proofErr w:type="spellStart"/>
-      <w:r>
-        <w:rPr>
-          <w:color w:val="FF0000"/>
-        </w:rPr>
-        <w:t>có</w:t>
-      </w:r>
-      <w:proofErr w:type="spellEnd"/>
-      <w:r>
-        <w:rPr>
-          <w:color w:val="FF0000"/>
-        </w:rPr>
-        <w:t xml:space="preserve"> </w:t>
-      </w:r>
-      <w:proofErr w:type="spellStart"/>
-      <w:r>
-        <w:rPr>
-          <w:color w:val="FF0000"/>
-        </w:rPr>
-        <w:t>phần</w:t>
-      </w:r>
-      <w:proofErr w:type="spellEnd"/>
-      <w:r>
-        <w:rPr>
-          <w:color w:val="FF0000"/>
-        </w:rPr>
-        <w:t xml:space="preserve"> </w:t>
-      </w:r>
-      <w:proofErr w:type="spellStart"/>
-      <w:r>
-        <w:rPr>
-          <w:color w:val="FF0000"/>
-        </w:rPr>
-        <w:t>mạch</w:t>
-      </w:r>
-      <w:proofErr w:type="spellEnd"/>
-      <w:r>
-        <w:rPr>
-          <w:color w:val="FF0000"/>
-        </w:rPr>
-        <w:t xml:space="preserve"> </w:t>
-      </w:r>
-      <w:proofErr w:type="spellStart"/>
-      <w:r>
-        <w:rPr>
-          <w:color w:val="FF0000"/>
-        </w:rPr>
-        <w:t>công</w:t>
-      </w:r>
-      <w:proofErr w:type="spellEnd"/>
-      <w:r>
-        <w:rPr>
-          <w:color w:val="FF0000"/>
-        </w:rPr>
-        <w:t xml:space="preserve"> </w:t>
-      </w:r>
-      <w:proofErr w:type="spellStart"/>
-      <w:r>
-        <w:rPr>
-          <w:color w:val="FF0000"/>
-        </w:rPr>
-        <w:t>tắc</w:t>
-      </w:r>
-      <w:proofErr w:type="spellEnd"/>
-      <w:r>
-        <w:rPr>
-          <w:color w:val="FF0000"/>
-        </w:rPr>
-        <w:t xml:space="preserve"> </w:t>
-      </w:r>
-      <w:proofErr w:type="spellStart"/>
-      <w:r>
-        <w:rPr>
-          <w:color w:val="FF0000"/>
-        </w:rPr>
-        <w:t>hành</w:t>
-      </w:r>
-      <w:proofErr w:type="spellEnd"/>
-      <w:r>
-        <w:rPr>
-          <w:color w:val="FF0000"/>
-        </w:rPr>
-        <w:t xml:space="preserve"> </w:t>
-      </w:r>
-      <w:proofErr w:type="spellStart"/>
-      <w:r>
-        <w:rPr>
-          <w:color w:val="FF0000"/>
-        </w:rPr>
-        <w:t>trình</w:t>
-      </w:r>
-      <w:proofErr w:type="spellEnd"/>
-      <w:r>
-        <w:rPr>
-          <w:color w:val="FF0000"/>
-        </w:rPr>
-        <w:t xml:space="preserve"> </w:t>
-      </w:r>
-      <w:proofErr w:type="spellStart"/>
-      <w:r>
-        <w:rPr>
-          <w:color w:val="FF0000"/>
-        </w:rPr>
-        <w:t>để</w:t>
-      </w:r>
-      <w:proofErr w:type="spellEnd"/>
-      <w:r>
-        <w:rPr>
-          <w:color w:val="FF0000"/>
-        </w:rPr>
-        <w:t xml:space="preserve"> </w:t>
-      </w:r>
-      <w:proofErr w:type="spellStart"/>
-      <w:r>
-        <w:rPr>
-          <w:color w:val="FF0000"/>
-        </w:rPr>
-        <w:t>ngắt</w:t>
-      </w:r>
-      <w:proofErr w:type="spellEnd"/>
-      <w:r>
-        <w:rPr>
-          <w:color w:val="FF0000"/>
-        </w:rPr>
-        <w:t xml:space="preserve"> </w:t>
-      </w:r>
-      <w:proofErr w:type="spellStart"/>
-      <w:r>
-        <w:rPr>
-          <w:color w:val="FF0000"/>
-        </w:rPr>
-        <w:t>động</w:t>
-      </w:r>
-      <w:proofErr w:type="spellEnd"/>
-      <w:r>
-        <w:rPr>
-          <w:color w:val="FF0000"/>
-        </w:rPr>
-        <w:t xml:space="preserve"> </w:t>
-      </w:r>
-      <w:proofErr w:type="spellStart"/>
-      <w:r>
-        <w:rPr>
-          <w:color w:val="FF0000"/>
-        </w:rPr>
-        <w:t>cơ</w:t>
-      </w:r>
-      <w:proofErr w:type="spellEnd"/>
-      <w:r>
-        <w:rPr>
-          <w:color w:val="FF0000"/>
-        </w:rPr>
-        <w:t xml:space="preserve"> </w:t>
-      </w:r>
-      <w:proofErr w:type="spellStart"/>
-      <w:r>
-        <w:rPr>
-          <w:color w:val="FF0000"/>
-        </w:rPr>
-        <w:t>thôi</w:t>
-      </w:r>
-      <w:proofErr w:type="spellEnd"/>
-      <w:r>
-        <w:rPr>
-          <w:color w:val="FF0000"/>
-        </w:rPr>
-        <w:t xml:space="preserve"> </w:t>
-      </w:r>
-      <w:proofErr w:type="spellStart"/>
-      <w:r>
-        <w:rPr>
-          <w:color w:val="FF0000"/>
-        </w:rPr>
-        <w:t>nhưng</w:t>
-      </w:r>
-      <w:proofErr w:type="spellEnd"/>
-      <w:r>
-        <w:rPr>
-          <w:color w:val="FF0000"/>
-        </w:rPr>
-        <w:t xml:space="preserve"> </w:t>
-      </w:r>
-      <w:proofErr w:type="spellStart"/>
-      <w:r>
-        <w:rPr>
-          <w:color w:val="FF0000"/>
-        </w:rPr>
-        <w:t>đấy</w:t>
-      </w:r>
-      <w:proofErr w:type="spellEnd"/>
-      <w:r>
-        <w:rPr>
-          <w:color w:val="FF0000"/>
-        </w:rPr>
-        <w:t xml:space="preserve"> </w:t>
-      </w:r>
-      <w:proofErr w:type="spellStart"/>
-      <w:r>
-        <w:rPr>
-          <w:color w:val="FF0000"/>
-        </w:rPr>
-        <w:t>là</w:t>
-      </w:r>
-      <w:proofErr w:type="spellEnd"/>
-      <w:r>
-        <w:rPr>
-          <w:color w:val="FF0000"/>
-        </w:rPr>
-        <w:t xml:space="preserve"> </w:t>
-      </w:r>
-      <w:proofErr w:type="spellStart"/>
-      <w:r>
-        <w:rPr>
-          <w:color w:val="FF0000"/>
-        </w:rPr>
-        <w:t>phần</w:t>
-      </w:r>
-      <w:proofErr w:type="spellEnd"/>
-      <w:r>
-        <w:rPr>
-          <w:color w:val="FF0000"/>
-        </w:rPr>
-        <w:t xml:space="preserve"> </w:t>
-      </w:r>
-      <w:proofErr w:type="spellStart"/>
-      <w:r>
-        <w:rPr>
-          <w:color w:val="FF0000"/>
-        </w:rPr>
-        <w:t>nhiều</w:t>
-      </w:r>
-      <w:proofErr w:type="spellEnd"/>
-      <w:r>
-        <w:rPr>
-          <w:color w:val="FF0000"/>
-        </w:rPr>
-        <w:t xml:space="preserve"> </w:t>
-      </w:r>
-      <w:proofErr w:type="spellStart"/>
-      <w:r>
-        <w:rPr>
-          <w:color w:val="FF0000"/>
-        </w:rPr>
-        <w:t>về</w:t>
-      </w:r>
-      <w:proofErr w:type="spellEnd"/>
-      <w:r>
-        <w:rPr>
-          <w:color w:val="FF0000"/>
-        </w:rPr>
-        <w:t xml:space="preserve"> </w:t>
-      </w:r>
-      <w:proofErr w:type="spellStart"/>
-      <w:r>
-        <w:rPr>
-          <w:color w:val="FF0000"/>
-        </w:rPr>
-        <w:t>cơ</w:t>
-      </w:r>
-      <w:proofErr w:type="spellEnd"/>
-      <w:r>
-        <w:rPr>
-          <w:color w:val="FF0000"/>
-        </w:rPr>
-        <w:t xml:space="preserve"> </w:t>
-      </w:r>
-      <w:proofErr w:type="spellStart"/>
-      <w:r>
-        <w:rPr>
-          <w:color w:val="FF0000"/>
-        </w:rPr>
-        <w:t>khí</w:t>
-      </w:r>
-      <w:proofErr w:type="spellEnd"/>
-      <w:r>
-        <w:rPr>
-          <w:color w:val="FF0000"/>
-        </w:rPr>
-        <w:t xml:space="preserve"> </w:t>
-      </w:r>
-      <w:proofErr w:type="spellStart"/>
-      <w:r>
-        <w:rPr>
-          <w:color w:val="FF0000"/>
-        </w:rPr>
-        <w:t>về</w:t>
-      </w:r>
-      <w:proofErr w:type="spellEnd"/>
-      <w:r>
-        <w:rPr>
-          <w:color w:val="FF0000"/>
-        </w:rPr>
-        <w:t xml:space="preserve">  </w:t>
-      </w:r>
-      <w:proofErr w:type="spellStart"/>
-      <w:r>
-        <w:rPr>
-          <w:color w:val="FF0000"/>
-        </w:rPr>
-        <w:t>lắp</w:t>
-      </w:r>
-      <w:proofErr w:type="spellEnd"/>
-      <w:r>
-        <w:rPr>
-          <w:color w:val="FF0000"/>
-        </w:rPr>
-        <w:t xml:space="preserve"> </w:t>
-      </w:r>
-      <w:proofErr w:type="spellStart"/>
-      <w:r>
-        <w:rPr>
-          <w:color w:val="FF0000"/>
-        </w:rPr>
-        <w:t>công</w:t>
-      </w:r>
-      <w:proofErr w:type="spellEnd"/>
-      <w:r>
-        <w:rPr>
-          <w:color w:val="FF0000"/>
-        </w:rPr>
-        <w:t xml:space="preserve"> </w:t>
-      </w:r>
-      <w:proofErr w:type="spellStart"/>
-      <w:r>
-        <w:rPr>
-          <w:color w:val="FF0000"/>
-        </w:rPr>
-        <w:t>tắc</w:t>
-      </w:r>
-      <w:proofErr w:type="spellEnd"/>
-      <w:r>
-        <w:rPr>
-          <w:color w:val="FF0000"/>
-        </w:rPr>
-        <w:t xml:space="preserve"> </w:t>
-      </w:r>
-      <w:proofErr w:type="spellStart"/>
-      <w:r>
-        <w:rPr>
-          <w:color w:val="FF0000"/>
-        </w:rPr>
-        <w:t>hành</w:t>
-      </w:r>
-      <w:proofErr w:type="spellEnd"/>
-      <w:r>
-        <w:rPr>
-          <w:color w:val="FF0000"/>
-        </w:rPr>
-        <w:t xml:space="preserve"> </w:t>
-      </w:r>
-      <w:proofErr w:type="spellStart"/>
-      <w:r>
-        <w:rPr>
-          <w:color w:val="FF0000"/>
-        </w:rPr>
-        <w:t>trình</w:t>
-      </w:r>
-      <w:proofErr w:type="spellEnd"/>
-      <w:r>
-        <w:rPr>
-          <w:color w:val="FF0000"/>
-        </w:rPr>
-        <w:t xml:space="preserve">, </w:t>
-      </w:r>
-      <w:proofErr w:type="spellStart"/>
-      <w:r>
-        <w:rPr>
-          <w:color w:val="FF0000"/>
-        </w:rPr>
-        <w:t>xóa</w:t>
-      </w:r>
-      <w:proofErr w:type="spellEnd"/>
-      <w:r>
-        <w:rPr>
-          <w:color w:val="FF0000"/>
-        </w:rPr>
-        <w:t xml:space="preserve"> </w:t>
-      </w:r>
-      <w:proofErr w:type="spellStart"/>
-      <w:r>
-        <w:rPr>
-          <w:color w:val="FF0000"/>
-        </w:rPr>
-        <w:t>hết</w:t>
-      </w:r>
-      <w:proofErr w:type="spellEnd"/>
-      <w:r>
-        <w:rPr>
-          <w:color w:val="FF0000"/>
-        </w:rPr>
-        <w:t xml:space="preserve"> </w:t>
-      </w:r>
-      <w:proofErr w:type="spellStart"/>
-      <w:r>
-        <w:rPr>
-          <w:color w:val="FF0000"/>
-        </w:rPr>
-        <w:t>mạch</w:t>
-      </w:r>
-      <w:proofErr w:type="spellEnd"/>
-      <w:r>
-        <w:rPr>
-          <w:color w:val="FF0000"/>
-        </w:rPr>
-        <w:t xml:space="preserve"> </w:t>
-      </w:r>
-      <w:proofErr w:type="spellStart"/>
-      <w:r>
-        <w:rPr>
-          <w:color w:val="FF0000"/>
-        </w:rPr>
-        <w:t>phần</w:t>
-      </w:r>
-      <w:proofErr w:type="spellEnd"/>
-      <w:r>
-        <w:rPr>
-          <w:color w:val="FF0000"/>
-        </w:rPr>
-        <w:t xml:space="preserve"> </w:t>
-      </w:r>
-      <w:proofErr w:type="spellStart"/>
-      <w:r>
-        <w:rPr>
-          <w:color w:val="FF0000"/>
-        </w:rPr>
-        <w:t>sau</w:t>
-      </w:r>
-      <w:proofErr w:type="spellEnd"/>
-      <w:r>
-        <w:rPr>
-          <w:color w:val="FF0000"/>
-        </w:rPr>
-        <w:t xml:space="preserve"> </w:t>
-      </w:r>
-      <w:proofErr w:type="spellStart"/>
-      <w:r>
-        <w:rPr>
-          <w:color w:val="FF0000"/>
-        </w:rPr>
-        <w:t>đi</w:t>
-      </w:r>
-      <w:proofErr w:type="spellEnd"/>
-      <w:r>
-        <w:rPr>
-          <w:color w:val="FF0000"/>
-        </w:rPr>
-        <w:t xml:space="preserve"> </w:t>
-      </w:r>
-      <w:proofErr w:type="spellStart"/>
-      <w:r>
-        <w:rPr>
-          <w:color w:val="FF0000"/>
-        </w:rPr>
-        <w:t>viết</w:t>
-      </w:r>
-      <w:proofErr w:type="spellEnd"/>
-      <w:r>
-        <w:rPr>
-          <w:color w:val="FF0000"/>
-        </w:rPr>
-        <w:t xml:space="preserve"> </w:t>
-      </w:r>
-      <w:proofErr w:type="spellStart"/>
-      <w:r>
-        <w:rPr>
-          <w:color w:val="FF0000"/>
-        </w:rPr>
-        <w:t>về</w:t>
-      </w:r>
-      <w:proofErr w:type="spellEnd"/>
-      <w:r>
-        <w:rPr>
-          <w:color w:val="FF0000"/>
-        </w:rPr>
-        <w:t xml:space="preserve"> </w:t>
-      </w:r>
-      <w:proofErr w:type="spellStart"/>
-      <w:r>
-        <w:rPr>
-          <w:color w:val="FF0000"/>
-        </w:rPr>
-        <w:t>các</w:t>
-      </w:r>
-      <w:proofErr w:type="spellEnd"/>
-      <w:r>
-        <w:rPr>
-          <w:color w:val="FF0000"/>
-        </w:rPr>
-        <w:t xml:space="preserve"> </w:t>
-      </w:r>
-      <w:proofErr w:type="spellStart"/>
-      <w:r>
-        <w:rPr>
-          <w:color w:val="FF0000"/>
-        </w:rPr>
-        <w:t>kết</w:t>
-      </w:r>
-      <w:proofErr w:type="spellEnd"/>
-      <w:r>
-        <w:rPr>
-          <w:color w:val="FF0000"/>
-        </w:rPr>
-        <w:t xml:space="preserve"> </w:t>
-      </w:r>
-      <w:proofErr w:type="spellStart"/>
-      <w:r>
-        <w:rPr>
-          <w:color w:val="FF0000"/>
-        </w:rPr>
-        <w:t>cấu</w:t>
-      </w:r>
-      <w:proofErr w:type="spellEnd"/>
-      <w:r>
-        <w:rPr>
-          <w:color w:val="FF0000"/>
-        </w:rPr>
-        <w:t xml:space="preserve"> </w:t>
-      </w:r>
-      <w:proofErr w:type="spellStart"/>
-      <w:r>
-        <w:rPr>
-          <w:color w:val="FF0000"/>
-        </w:rPr>
-        <w:t>cơ</w:t>
-      </w:r>
-      <w:proofErr w:type="spellEnd"/>
-      <w:r>
-        <w:rPr>
-          <w:color w:val="FF0000"/>
-        </w:rPr>
-        <w:t xml:space="preserve"> </w:t>
-      </w:r>
-      <w:proofErr w:type="spellStart"/>
-      <w:r>
-        <w:rPr>
-          <w:color w:val="FF0000"/>
-        </w:rPr>
-        <w:t>khí</w:t>
-      </w:r>
-      <w:proofErr w:type="spellEnd"/>
-      <w:r>
-        <w:rPr>
-          <w:color w:val="FF0000"/>
-        </w:rPr>
-        <w:t xml:space="preserve"> dung </w:t>
-      </w:r>
-      <w:proofErr w:type="spellStart"/>
-      <w:r>
-        <w:rPr>
-          <w:color w:val="FF0000"/>
-        </w:rPr>
-        <w:t>trong</w:t>
-      </w:r>
-      <w:proofErr w:type="spellEnd"/>
-      <w:r>
-        <w:rPr>
-          <w:color w:val="FF0000"/>
-        </w:rPr>
-        <w:t xml:space="preserve"> </w:t>
-      </w:r>
-      <w:proofErr w:type="spellStart"/>
-      <w:r>
-        <w:rPr>
-          <w:color w:val="FF0000"/>
-        </w:rPr>
-        <w:t>đây</w:t>
-      </w:r>
-      <w:proofErr w:type="spellEnd"/>
-      <w:r>
-        <w:rPr>
-          <w:color w:val="FF0000"/>
-        </w:rPr>
-        <w:t>)</w:t>
+        <w:t>Hệ hai trục trong tuần này chế tạo thuần cơ khí: tầng đế thép có bulông cân bằng, khớp phương vị dùng ổ bi mặt phẳng và bạc lót, khớp nâng nghiêng có đối trọng để mô-men trọng trường dưới 3 N·m; khung nhôm định hình bắt tấm pin 100 W – 4 kg đối xứng qua trục nâng.</w:t>
       </w:r>
     </w:p>
     <w:p>
-      <w:pPr>
-        <w:ind w:firstLine="0"/>
-        <w:jc w:val="center"/>
-      </w:pPr>
       <w:r>
         <w:rPr>
-          <w:noProof/>
+          <w:color w:val="000000"/>
         </w:rPr>
-        <w:drawing>
-          <wp:inline distT="0" distB="0" distL="0" distR="0" wp14:anchorId="6C350F86" wp14:editId="4AA18350">
-            <wp:extent cx="4860000" cy="3894271"/>
-            <wp:effectExtent l="0" t="0" r="0" b="0"/>
-            <wp:docPr id="2" name="Picture 2"/>
-            <wp:cNvGraphicFramePr>
-              <a:graphicFrameLocks xmlns:a="http://schemas.openxmlformats.org/drawingml/2006/main" noChangeAspect="1"/>
-            </wp:cNvGraphicFramePr>
-            <a:graphic xmlns:a="http://schemas.openxmlformats.org/drawingml/2006/main">
-              <a:graphicData uri="http://schemas.openxmlformats.org/drawingml/2006/picture">
-                <pic:pic xmlns:pic="http://schemas.openxmlformats.org/drawingml/2006/picture">
-                  <pic:nvPicPr>
-                    <pic:cNvPr id="0" name="mach_esp32_devkit.png"/>
-                    <pic:cNvPicPr/>
-                  </pic:nvPicPr>
-                  <pic:blipFill>
-                    <a:blip r:embed="rId9"/>
-                    <a:stretch>
-                      <a:fillRect/>
-                    </a:stretch>
-                  </pic:blipFill>
-                  <pic:spPr>
-                    <a:xfrm>
-                      <a:off x="0" y="0"/>
-                      <a:ext cx="4860000" cy="3894271"/>
-                    </a:xfrm>
-                    <a:prstGeom prst="rect">
-                      <a:avLst/>
-                    </a:prstGeom>
-                  </pic:spPr>
-                </pic:pic>
-              </a:graphicData>
-            </a:graphic>
-          </wp:inline>
-        </w:drawing>
+        <w:t>Công tắc hành trình được gá trên giá cơ khí ở hai đầu hành trình của mỗi khớp; tiếp điểm nối vào mạch ngắt động cơ sao cho chạm hành trình chiều nào thì cắt điện chiều đó. Việc gá công tắc thuộc phần cơ khí lắp ráp; các mạch điện còn lại (nguồn, cầu H, cảm biến) dùng chung hồ sơ mạch của đồ án 1 và tích hợp ở tuần chế tạo mạch.</w:t>
       </w:r>
     </w:p>
     <w:p>
-      <w:pPr>
-        <w:pStyle w:val="Caption"/>
-      </w:pPr>
       <w:r>
-        <w:t>Hình 2. Sheet khối ESP32 DevKit (bản hai trục dùng đủ cả hai mạng motor)</w:t>
+        <w:rPr>
+          <w:color w:val="000000"/>
+        </w:rPr>
+        <w:t>Các chi tiết in 3D gồm khối gá bốn LDR nghiêng β_s, ốp khớp phương vị, tay đòn khớp nâng; vật liệu PETG điền đầy 40%. Danh mục chi tiết cơ khí và bản vẽ từng part liệt kê ở mục 3.6 và mục 4.2.</w:t>
       </w:r>
     </w:p>
     <w:p>
       <w:pPr>
-        <w:ind w:firstLine="0"/>
-        <w:jc w:val="center"/>
+        <w:pStyle w:val="Heading2"/>
       </w:pPr>
       <w:r>
         <w:rPr>
-          <w:noProof/>
+          <w:color w:val="000000"/>
         </w:rPr>
-        <w:lastRenderedPageBreak/>
-        <w:drawing>
-          <wp:inline distT="0" distB="0" distL="0" distR="0" wp14:anchorId="313762D0" wp14:editId="34D69BBB">
-            <wp:extent cx="5400000" cy="3769107"/>
-            <wp:effectExtent l="0" t="0" r="0" b="0"/>
-            <wp:docPr id="3" name="Picture 3"/>
-            <wp:cNvGraphicFramePr>
-              <a:graphicFrameLocks xmlns:a="http://schemas.openxmlformats.org/drawingml/2006/main" noChangeAspect="1"/>
-            </wp:cNvGraphicFramePr>
-            <a:graphic xmlns:a="http://schemas.openxmlformats.org/drawingml/2006/main">
-              <a:graphicData uri="http://schemas.openxmlformats.org/drawingml/2006/picture">
-                <pic:pic xmlns:pic="http://schemas.openxmlformats.org/drawingml/2006/picture">
-                  <pic:nvPicPr>
-                    <pic:cNvPr id="0" name="mach_dong_luc_cau_h_tip41c.png"/>
-                    <pic:cNvPicPr/>
-                  </pic:nvPicPr>
-                  <pic:blipFill>
-                    <a:blip r:embed="rId10"/>
-                    <a:stretch>
-                      <a:fillRect/>
-                    </a:stretch>
-                  </pic:blipFill>
-                  <pic:spPr>
-                    <a:xfrm>
-                      <a:off x="0" y="0"/>
-                      <a:ext cx="5400000" cy="3769107"/>
-                    </a:xfrm>
-                    <a:prstGeom prst="rect">
-                      <a:avLst/>
-                    </a:prstGeom>
-                  </pic:spPr>
-                </pic:pic>
-              </a:graphicData>
-            </a:graphic>
-          </wp:inline>
-        </w:drawing>
+        <w:t>3.6. Danh mục chi tiết cơ khí</w:t>
       </w:r>
+      <w:proofErr w:type="spellStart"/>
+      <w:proofErr w:type="spellEnd"/>
+      <w:proofErr w:type="spellStart"/>
+      <w:proofErr w:type="spellEnd"/>
+      <w:proofErr w:type="spellStart"/>
+      <w:proofErr w:type="spellEnd"/>
+      <w:proofErr w:type="spellStart"/>
+      <w:proofErr w:type="gramStart"/>
+      <w:proofErr w:type="spellEnd"/>
+      <w:proofErr w:type="spellStart"/>
+      <w:proofErr w:type="gramEnd"/>
+      <w:proofErr w:type="spellEnd"/>
+      <w:proofErr w:type="spellStart"/>
+      <w:proofErr w:type="spellEnd"/>
+      <w:proofErr w:type="spellStart"/>
+      <w:proofErr w:type="spellEnd"/>
+      <w:proofErr w:type="spellStart"/>
+      <w:proofErr w:type="spellEnd"/>
+      <w:proofErr w:type="spellStart"/>
+      <w:proofErr w:type="spellEnd"/>
+      <w:proofErr w:type="spellStart"/>
+      <w:proofErr w:type="spellEnd"/>
+      <w:proofErr w:type="spellStart"/>
+      <w:proofErr w:type="spellEnd"/>
+      <w:proofErr w:type="spellStart"/>
+      <w:proofErr w:type="spellEnd"/>
+      <w:proofErr w:type="spellStart"/>
+      <w:proofErr w:type="spellEnd"/>
+      <w:proofErr w:type="spellStart"/>
+      <w:proofErr w:type="spellEnd"/>
+      <w:proofErr w:type="spellStart"/>
+      <w:proofErr w:type="spellEnd"/>
+      <w:proofErr w:type="spellStart"/>
+      <w:proofErr w:type="spellEnd"/>
+      <w:proofErr w:type="spellStart"/>
+      <w:proofErr w:type="spellEnd"/>
+      <w:proofErr w:type="spellStart"/>
+      <w:proofErr w:type="spellEnd"/>
+      <w:proofErr w:type="spellStart"/>
+      <w:proofErr w:type="spellEnd"/>
+      <w:proofErr w:type="spellStart"/>
+      <w:proofErr w:type="spellEnd"/>
+      <w:proofErr w:type="spellStart"/>
+      <w:proofErr w:type="spellEnd"/>
+      <w:proofErr w:type="spellStart"/>
+      <w:proofErr w:type="spellEnd"/>
+      <w:proofErr w:type="spellStart"/>
+      <w:proofErr w:type="spellEnd"/>
     </w:p>
     <w:p>
       <w:pPr>
         <w:pStyle w:val="Caption"/>
       </w:pPr>
       <w:r>
-        <w:t>Hình 3. Một mạch động lực cầu H bốn TIP41C (dùng hai bản giống nhau)</w:t>
-      </w:r>
-    </w:p>
-    <w:p>
-      <w:pPr>
-        <w:ind w:firstLine="0"/>
-        <w:jc w:val="center"/>
-      </w:pPr>
-      <w:r>
         <w:rPr>
-          <w:noProof/>
+          <w:color w:val="000000"/>
         </w:rPr>
-        <w:drawing>
-          <wp:inline distT="0" distB="0" distL="0" distR="0" wp14:anchorId="28212A6E" wp14:editId="1B657B1B">
-            <wp:extent cx="5220000" cy="3360256"/>
-            <wp:effectExtent l="0" t="0" r="0" b="0"/>
-            <wp:docPr id="4" name="Picture 4"/>
-            <wp:cNvGraphicFramePr>
-              <a:graphicFrameLocks xmlns:a="http://schemas.openxmlformats.org/drawingml/2006/main" noChangeAspect="1"/>
-            </wp:cNvGraphicFramePr>
-            <a:graphic xmlns:a="http://schemas.openxmlformats.org/drawingml/2006/main">
-              <a:graphicData uri="http://schemas.openxmlformats.org/drawingml/2006/picture">
-                <pic:pic xmlns:pic="http://schemas.openxmlformats.org/drawingml/2006/picture">
-                  <pic:nvPicPr>
-                    <pic:cNvPr id="0" name="mach_opto_pc817.png"/>
-                    <pic:cNvPicPr/>
-                  </pic:nvPicPr>
-                  <pic:blipFill>
-                    <a:blip r:embed="rId11"/>
-                    <a:stretch>
-                      <a:fillRect/>
-                    </a:stretch>
-                  </pic:blipFill>
-                  <pic:spPr>
-                    <a:xfrm>
-                      <a:off x="0" y="0"/>
-                      <a:ext cx="5220000" cy="3360256"/>
-                    </a:xfrm>
-                    <a:prstGeom prst="rect">
-                      <a:avLst/>
-                    </a:prstGeom>
-                  </pic:spPr>
-                </pic:pic>
-              </a:graphicData>
-            </a:graphic>
-          </wp:inline>
-        </w:drawing>
-      </w:r>
-    </w:p>
-    <w:p>
-      <w:pPr>
-        <w:pStyle w:val="Caption"/>
-      </w:pPr>
-      <w:r>
-        <w:t>Hình 4. Cách ly opto PC817 cho từng kênh lệnh</w:t>
-      </w:r>
-    </w:p>
-    <w:p>
-      <w:pPr>
-        <w:pStyle w:val="Caption"/>
-        <w:spacing w:after="80"/>
-      </w:pPr>
-      <w:r>
-        <w:t>Bảng 4. Bảng chân kết nối của bản hai trục</w:t>
+        <w:t>Bảng 5. Danh mục chi tiết cơ khí của mô hình hai trục</w:t>
       </w:r>
     </w:p>
     <w:tbl>
       <w:tblPr>
         <w:tblStyle w:val="TableGrid"/>
-        <w:tblW w:w="0" w:type="auto"/>
-        <w:jc w:val="center"/>
-        <w:tblLook w:val="04A0" w:firstRow="1" w:lastRow="0" w:firstColumn="1" w:lastColumn="0" w:noHBand="0" w:noVBand="1"/>
+        <w:tblW w:type="auto" w:w="0"/>
+        <w:tblLook w:firstColumn="1" w:firstRow="1" w:lastColumn="0" w:lastRow="0" w:noHBand="0" w:noVBand="1" w:val="04A0"/>
       </w:tblPr>
       <w:tblGrid>
         <w:gridCol w:w="3010"/>
@@ -3216,2074 +2300,390 @@
         <w:gridCol w:w="3010"/>
       </w:tblGrid>
       <w:tr>
-        <w:trPr>
-          <w:jc w:val="center"/>
-        </w:trPr>
         <w:tc>
           <w:tcPr>
-            <w:tcW w:w="3010" w:type="dxa"/>
+            <w:tcW w:type="dxa" w:w="3010"/>
           </w:tcPr>
           <w:p>
-            <w:pPr>
-              <w:spacing w:after="40"/>
-              <w:ind w:firstLine="0"/>
-            </w:pPr>
             <w:r>
-              <w:rPr>
-                <w:b/>
-                <w:sz w:val="22"/>
-              </w:rPr>
-              <w:t>Mạng tín hiệu</w:t>
+              <w:t>Chi tiết</w:t>
             </w:r>
           </w:p>
         </w:tc>
         <w:tc>
           <w:tcPr>
-            <w:tcW w:w="3010" w:type="dxa"/>
+            <w:tcW w:type="dxa" w:w="3010"/>
           </w:tcPr>
           <w:p>
-            <w:pPr>
-              <w:spacing w:after="40"/>
-              <w:ind w:firstLine="0"/>
-            </w:pPr>
             <w:r>
-              <w:rPr>
-                <w:b/>
-                <w:sz w:val="22"/>
-              </w:rPr>
-              <w:t>Chân ESP32</w:t>
+              <w:t>Quy cách / vật liệu</w:t>
             </w:r>
           </w:p>
         </w:tc>
         <w:tc>
           <w:tcPr>
-            <w:tcW w:w="3010" w:type="dxa"/>
+            <w:tcW w:type="dxa" w:w="3010"/>
           </w:tcPr>
           <w:p>
-            <w:pPr>
-              <w:spacing w:after="40"/>
-              <w:ind w:firstLine="0"/>
-            </w:pPr>
             <w:r>
-              <w:rPr>
-                <w:b/>
-                <w:sz w:val="22"/>
-              </w:rPr>
-              <w:t>Ghi chú</w:t>
+              <w:t>Số lượng</w:t>
             </w:r>
           </w:p>
         </w:tc>
       </w:tr>
       <w:tr>
-        <w:trPr>
-          <w:jc w:val="center"/>
-        </w:trPr>
         <w:tc>
           <w:tcPr>
-            <w:tcW w:w="3010" w:type="dxa"/>
+            <w:tcW w:type="dxa" w:w="3010"/>
           </w:tcPr>
           <w:p>
-            <w:pPr>
-              <w:spacing w:after="40"/>
-              <w:ind w:firstLine="0"/>
-            </w:pPr>
             <w:r>
-              <w:rPr>
-                <w:sz w:val="22"/>
-              </w:rPr>
-              <w:t>LDR TT / PT / TD / PD</w:t>
+              <w:t>Tấm pin năng lượng</w:t>
             </w:r>
           </w:p>
         </w:tc>
         <w:tc>
           <w:tcPr>
-            <w:tcW w:w="3010" w:type="dxa"/>
+            <w:tcW w:type="dxa" w:w="3010"/>
           </w:tcPr>
           <w:p>
-            <w:pPr>
-              <w:spacing w:after="40"/>
-              <w:ind w:firstLine="0"/>
-            </w:pPr>
             <w:r>
-              <w:rPr>
-                <w:sz w:val="22"/>
-              </w:rPr>
-              <w:t>GPIO25 / 26 / 27 / 14</w:t>
-            </w:r>
-          </w:p>
-        </w:tc>
-        <w:tc>
-          <w:tcPr>
-            <w:tcW w:w="3010" w:type="dxa"/>
-          </w:tcPr>
-          <w:p>
-            <w:pPr>
-              <w:spacing w:after="40"/>
-              <w:ind w:firstLine="0"/>
-            </w:pPr>
-            <w:r>
-              <w:rPr>
-                <w:sz w:val="22"/>
-              </w:rPr>
-              <w:t>ADC2, không bật WiFi.</w:t>
-            </w:r>
-          </w:p>
-        </w:tc>
-      </w:tr>
-      <w:tr>
-        <w:trPr>
-          <w:jc w:val="center"/>
-        </w:trPr>
-        <w:tc>
-          <w:tcPr>
-            <w:tcW w:w="3010" w:type="dxa"/>
-          </w:tcPr>
-          <w:p>
-            <w:pPr>
-              <w:spacing w:after="40"/>
-              <w:ind w:firstLine="0"/>
-            </w:pPr>
-            <w:r>
-              <w:rPr>
-                <w:sz w:val="22"/>
-              </w:rPr>
-              <w:t>Công tắc hành trình qt1–qt4</w:t>
-            </w:r>
-          </w:p>
-        </w:tc>
-        <w:tc>
-          <w:tcPr>
-            <w:tcW w:w="3010" w:type="dxa"/>
-          </w:tcPr>
-          <w:p>
-            <w:pPr>
-              <w:spacing w:after="40"/>
-              <w:ind w:firstLine="0"/>
-            </w:pPr>
-            <w:r>
-              <w:rPr>
-                <w:sz w:val="22"/>
-              </w:rPr>
-              <w:t>GPIO34 / 35 / 32 / 33</w:t>
-            </w:r>
-          </w:p>
-        </w:tc>
-        <w:tc>
-          <w:tcPr>
-            <w:tcW w:w="3010" w:type="dxa"/>
-          </w:tcPr>
-          <w:p>
-            <w:pPr>
-              <w:spacing w:after="40"/>
-              <w:ind w:firstLine="0"/>
-            </w:pPr>
-            <w:r>
-              <w:rPr>
-                <w:sz w:val="22"/>
-              </w:rPr>
-              <w:t>Kéo xuống 1k; chạm = mức 1.</w:t>
-            </w:r>
-          </w:p>
-        </w:tc>
-      </w:tr>
-      <w:tr>
-        <w:trPr>
-          <w:jc w:val="center"/>
-        </w:trPr>
-        <w:tc>
-          <w:tcPr>
-            <w:tcW w:w="3010" w:type="dxa"/>
-          </w:tcPr>
-          <w:p>
-            <w:pPr>
-              <w:spacing w:after="40"/>
-              <w:ind w:firstLine="0"/>
-            </w:pPr>
-            <w:r>
-              <w:rPr>
-                <w:sz w:val="22"/>
-              </w:rPr>
-              <w:t>Biến trở phương vị / nghiêng</w:t>
-            </w:r>
-          </w:p>
-        </w:tc>
-        <w:tc>
-          <w:tcPr>
-            <w:tcW w:w="3010" w:type="dxa"/>
-          </w:tcPr>
-          <w:p>
-            <w:pPr>
-              <w:spacing w:after="40"/>
-              <w:ind w:firstLine="0"/>
-            </w:pPr>
-            <w:r>
-              <w:rPr>
-                <w:sz w:val="22"/>
-              </w:rPr>
-              <w:t>GPIO36 / GPIO2</w:t>
-            </w:r>
-          </w:p>
-        </w:tc>
-        <w:tc>
-          <w:tcPr>
-            <w:tcW w:w="3010" w:type="dxa"/>
-          </w:tcPr>
-          <w:p>
-            <w:pPr>
-              <w:spacing w:after="40"/>
-              <w:ind w:firstLine="0"/>
-            </w:pPr>
-            <w:r>
-              <w:rPr>
-                <w:sz w:val="22"/>
-              </w:rPr>
-              <w:t>ADC; đo điện áp 0–3,3 V.</w:t>
-            </w:r>
-          </w:p>
-        </w:tc>
-      </w:tr>
-      <w:tr>
-        <w:trPr>
-          <w:jc w:val="center"/>
-        </w:trPr>
-        <w:tc>
-          <w:tcPr>
-            <w:tcW w:w="3010" w:type="dxa"/>
-          </w:tcPr>
-          <w:p>
-            <w:pPr>
-              <w:spacing w:after="40"/>
-              <w:ind w:firstLine="0"/>
-            </w:pPr>
-            <w:r>
-              <w:rPr>
-                <w:sz w:val="22"/>
-              </w:rPr>
-              <w:lastRenderedPageBreak/>
-              <w:t>Điện áp tấm pin (cầu chia)</w:t>
-            </w:r>
-          </w:p>
-        </w:tc>
-        <w:tc>
-          <w:tcPr>
-            <w:tcW w:w="3010" w:type="dxa"/>
-          </w:tcPr>
-          <w:p>
-            <w:pPr>
-              <w:spacing w:after="40"/>
-              <w:ind w:firstLine="0"/>
-            </w:pPr>
-            <w:r>
-              <w:rPr>
-                <w:sz w:val="22"/>
-              </w:rPr>
-              <w:t>GPIO39</w:t>
-            </w:r>
-          </w:p>
-        </w:tc>
-        <w:tc>
-          <w:tcPr>
-            <w:tcW w:w="3010" w:type="dxa"/>
-          </w:tcPr>
-          <w:p>
-            <w:pPr>
-              <w:spacing w:after="40"/>
-              <w:ind w:firstLine="0"/>
-            </w:pPr>
-            <w:r>
-              <w:rPr>
-                <w:sz w:val="22"/>
-              </w:rPr>
-              <w:t>Giám sát và hiển thị, chưa đo dòng.</w:t>
-            </w:r>
-          </w:p>
-        </w:tc>
-      </w:tr>
-      <w:tr>
-        <w:trPr>
-          <w:jc w:val="center"/>
-        </w:trPr>
-        <w:tc>
-          <w:tcPr>
-            <w:tcW w:w="3010" w:type="dxa"/>
-          </w:tcPr>
-          <w:p>
-            <w:pPr>
-              <w:spacing w:after="40"/>
-              <w:ind w:firstLine="0"/>
-            </w:pPr>
-            <w:r>
-              <w:rPr>
-                <w:sz w:val="22"/>
-              </w:rPr>
-              <w:t>Motor phương vị: thuan/nguoc</w:t>
-            </w:r>
-          </w:p>
-        </w:tc>
-        <w:tc>
-          <w:tcPr>
-            <w:tcW w:w="3010" w:type="dxa"/>
-          </w:tcPr>
-          <w:p>
-            <w:pPr>
-              <w:spacing w:after="40"/>
-              <w:ind w:firstLine="0"/>
-            </w:pPr>
-            <w:r>
-              <w:rPr>
-                <w:sz w:val="22"/>
-              </w:rPr>
-              <w:t>GPIO19 / GPIO18</w:t>
-            </w:r>
-          </w:p>
-        </w:tc>
-        <w:tc>
-          <w:tcPr>
-            <w:tcW w:w="3010" w:type="dxa"/>
-          </w:tcPr>
-          <w:p>
-            <w:pPr>
-              <w:spacing w:after="40"/>
-              <w:ind w:firstLine="0"/>
-            </w:pPr>
-            <w:r>
-              <w:rPr>
-                <w:sz w:val="22"/>
-              </w:rPr>
-              <w:t>Tích cực thấp qua opto.</w:t>
-            </w:r>
-          </w:p>
-        </w:tc>
-      </w:tr>
-      <w:tr>
-        <w:trPr>
-          <w:jc w:val="center"/>
-        </w:trPr>
-        <w:tc>
-          <w:tcPr>
-            <w:tcW w:w="3010" w:type="dxa"/>
-          </w:tcPr>
-          <w:p>
-            <w:pPr>
-              <w:spacing w:after="40"/>
-              <w:ind w:firstLine="0"/>
-            </w:pPr>
-            <w:r>
-              <w:rPr>
-                <w:sz w:val="22"/>
-              </w:rPr>
-              <w:t>Motor nghiêng: thuan2/nguoc2</w:t>
-            </w:r>
-          </w:p>
-        </w:tc>
-        <w:tc>
-          <w:tcPr>
-            <w:tcW w:w="3010" w:type="dxa"/>
-          </w:tcPr>
-          <w:p>
-            <w:pPr>
-              <w:spacing w:after="40"/>
-              <w:ind w:firstLine="0"/>
-            </w:pPr>
-            <w:r>
-              <w:rPr>
-                <w:sz w:val="22"/>
-              </w:rPr>
-              <w:t>GPIO5 / GPIO13</w:t>
-            </w:r>
-          </w:p>
-        </w:tc>
-        <w:tc>
-          <w:tcPr>
-            <w:tcW w:w="3010" w:type="dxa"/>
-          </w:tcPr>
-          <w:p>
-            <w:pPr>
-              <w:spacing w:after="40"/>
-              <w:ind w:firstLine="0"/>
-            </w:pPr>
-            <w:r>
-              <w:rPr>
-                <w:sz w:val="22"/>
-              </w:rPr>
-              <w:t>Tích cực thấp qua opto.</w:t>
-            </w:r>
-          </w:p>
-        </w:tc>
-      </w:tr>
-      <w:tr>
-        <w:trPr>
-          <w:jc w:val="center"/>
-        </w:trPr>
-        <w:tc>
-          <w:tcPr>
-            <w:tcW w:w="3010" w:type="dxa"/>
-          </w:tcPr>
-          <w:p>
-            <w:pPr>
-              <w:spacing w:after="40"/>
-              <w:ind w:firstLine="0"/>
-            </w:pPr>
-            <w:r>
-              <w:rPr>
-                <w:sz w:val="22"/>
-              </w:rPr>
-              <w:t>I²C sda / scl</w:t>
-            </w:r>
-          </w:p>
-        </w:tc>
-        <w:tc>
-          <w:tcPr>
-            <w:tcW w:w="3010" w:type="dxa"/>
-          </w:tcPr>
-          <w:p>
-            <w:pPr>
-              <w:spacing w:after="40"/>
-              <w:ind w:firstLine="0"/>
-            </w:pPr>
-            <w:r>
-              <w:rPr>
-                <w:sz w:val="22"/>
-              </w:rPr>
-              <w:t>GPIO21 / GPIO22</w:t>
-            </w:r>
-          </w:p>
-        </w:tc>
-        <w:tc>
-          <w:tcPr>
-            <w:tcW w:w="3010" w:type="dxa"/>
-          </w:tcPr>
-          <w:p>
-            <w:pPr>
-              <w:spacing w:after="40"/>
-              <w:ind w:firstLine="0"/>
-            </w:pPr>
-            <w:r>
-              <w:rPr>
-                <w:sz w:val="22"/>
-              </w:rPr>
-              <w:t>DS1307 0x68 và LCD 0x27 chung bus.</w:t>
-            </w:r>
-          </w:p>
-        </w:tc>
-      </w:tr>
-    </w:tbl>
-    <w:p/>
-    <w:p>
-      <w:pPr>
-        <w:ind w:firstLine="0"/>
-        <w:jc w:val="center"/>
-      </w:pPr>
-      <w:r>
-        <w:rPr>
-          <w:noProof/>
-        </w:rPr>
-        <w:drawing>
-          <wp:inline distT="0" distB="0" distL="0" distR="0" wp14:anchorId="1F3076AE" wp14:editId="2145A9B6">
-            <wp:extent cx="5400000" cy="3071620"/>
-            <wp:effectExtent l="0" t="0" r="0" b="0"/>
-            <wp:docPr id="5" name="Picture 5"/>
-            <wp:cNvGraphicFramePr>
-              <a:graphicFrameLocks xmlns:a="http://schemas.openxmlformats.org/drawingml/2006/main" noChangeAspect="1"/>
-            </wp:cNvGraphicFramePr>
-            <a:graphic xmlns:a="http://schemas.openxmlformats.org/drawingml/2006/main">
-              <a:graphicData uri="http://schemas.openxmlformats.org/drawingml/2006/picture">
-                <pic:pic xmlns:pic="http://schemas.openxmlformats.org/drawingml/2006/picture">
-                  <pic:nvPicPr>
-                    <pic:cNvPr id="0" name="mach_nguon_lm2596.png"/>
-                    <pic:cNvPicPr/>
-                  </pic:nvPicPr>
-                  <pic:blipFill>
-                    <a:blip r:embed="rId12"/>
-                    <a:stretch>
-                      <a:fillRect/>
-                    </a:stretch>
-                  </pic:blipFill>
-                  <pic:spPr>
-                    <a:xfrm>
-                      <a:off x="0" y="0"/>
-                      <a:ext cx="5400000" cy="3071620"/>
-                    </a:xfrm>
-                    <a:prstGeom prst="rect">
-                      <a:avLst/>
-                    </a:prstGeom>
-                  </pic:spPr>
-                </pic:pic>
-              </a:graphicData>
-            </a:graphic>
-          </wp:inline>
-        </w:drawing>
-      </w:r>
-    </w:p>
-    <w:p>
-      <w:pPr>
-        <w:pStyle w:val="Caption"/>
-      </w:pPr>
-      <w:r>
-        <w:t>Hình 5. Mạch nguồn chống ngược cực và hạ áp LM2596</w:t>
-      </w:r>
-    </w:p>
-    <w:p>
-      <w:pPr>
-        <w:ind w:firstLine="0"/>
-        <w:jc w:val="center"/>
-      </w:pPr>
-      <w:r>
-        <w:rPr>
-          <w:noProof/>
-        </w:rPr>
-        <w:drawing>
-          <wp:inline distT="0" distB="0" distL="0" distR="0" wp14:anchorId="088C5CF3" wp14:editId="0BD681BD">
-            <wp:extent cx="5400000" cy="3374178"/>
-            <wp:effectExtent l="0" t="0" r="0" b="0"/>
-            <wp:docPr id="6" name="Picture 6"/>
-            <wp:cNvGraphicFramePr>
-              <a:graphicFrameLocks xmlns:a="http://schemas.openxmlformats.org/drawingml/2006/main" noChangeAspect="1"/>
-            </wp:cNvGraphicFramePr>
-            <a:graphic xmlns:a="http://schemas.openxmlformats.org/drawingml/2006/main">
-              <a:graphicData uri="http://schemas.openxmlformats.org/drawingml/2006/picture">
-                <pic:pic xmlns:pic="http://schemas.openxmlformats.org/drawingml/2006/picture">
-                  <pic:nvPicPr>
-                    <pic:cNvPr id="0" name="mach_7805_lcd_i2c.png"/>
-                    <pic:cNvPicPr/>
-                  </pic:nvPicPr>
-                  <pic:blipFill>
-                    <a:blip r:embed="rId13"/>
-                    <a:stretch>
-                      <a:fillRect/>
-                    </a:stretch>
-                  </pic:blipFill>
-                  <pic:spPr>
-                    <a:xfrm>
-                      <a:off x="0" y="0"/>
-                      <a:ext cx="5400000" cy="3374178"/>
-                    </a:xfrm>
-                    <a:prstGeom prst="rect">
-                      <a:avLst/>
-                    </a:prstGeom>
-                  </pic:spPr>
-                </pic:pic>
-              </a:graphicData>
-            </a:graphic>
-          </wp:inline>
-        </w:drawing>
-      </w:r>
-    </w:p>
-    <w:p>
-      <w:pPr>
-        <w:pStyle w:val="Caption"/>
-      </w:pPr>
-      <w:r>
-        <w:t>Hình 6. Nhánh 5 V cho LCD I²C 1602 và DS1307</w:t>
-      </w:r>
-    </w:p>
-    <w:p>
-      <w:pPr>
-        <w:ind w:firstLine="0"/>
-        <w:jc w:val="center"/>
-      </w:pPr>
-      <w:r>
-        <w:rPr>
-          <w:noProof/>
-        </w:rPr>
-        <w:lastRenderedPageBreak/>
-        <w:drawing>
-          <wp:inline distT="0" distB="0" distL="0" distR="0" wp14:anchorId="3F3BF0A0" wp14:editId="798AF01B">
-            <wp:extent cx="4860000" cy="2928542"/>
-            <wp:effectExtent l="0" t="0" r="0" b="0"/>
-            <wp:docPr id="7" name="Picture 7"/>
-            <wp:cNvGraphicFramePr>
-              <a:graphicFrameLocks xmlns:a="http://schemas.openxmlformats.org/drawingml/2006/main" noChangeAspect="1"/>
-            </wp:cNvGraphicFramePr>
-            <a:graphic xmlns:a="http://schemas.openxmlformats.org/drawingml/2006/main">
-              <a:graphicData uri="http://schemas.openxmlformats.org/drawingml/2006/picture">
-                <pic:pic xmlns:pic="http://schemas.openxmlformats.org/drawingml/2006/picture">
-                  <pic:nvPicPr>
-                    <pic:cNvPr id="0" name="mach_ds1307.png"/>
-                    <pic:cNvPicPr/>
-                  </pic:nvPicPr>
-                  <pic:blipFill>
-                    <a:blip r:embed="rId14"/>
-                    <a:stretch>
-                      <a:fillRect/>
-                    </a:stretch>
-                  </pic:blipFill>
-                  <pic:spPr>
-                    <a:xfrm>
-                      <a:off x="0" y="0"/>
-                      <a:ext cx="4860000" cy="2928542"/>
-                    </a:xfrm>
-                    <a:prstGeom prst="rect">
-                      <a:avLst/>
-                    </a:prstGeom>
-                  </pic:spPr>
-                </pic:pic>
-              </a:graphicData>
-            </a:graphic>
-          </wp:inline>
-        </w:drawing>
-      </w:r>
-    </w:p>
-    <w:p>
-      <w:pPr>
-        <w:pStyle w:val="Caption"/>
-      </w:pPr>
-      <w:r>
-        <w:t>Hình 7. Module DS1307 trên bus I²C</w:t>
-      </w:r>
-    </w:p>
-    <w:p>
-      <w:pPr>
-        <w:ind w:firstLine="0"/>
-        <w:jc w:val="center"/>
-      </w:pPr>
-      <w:r>
-        <w:rPr>
-          <w:noProof/>
-        </w:rPr>
-        <w:drawing>
-          <wp:inline distT="0" distB="0" distL="0" distR="0" wp14:anchorId="622A2EAC" wp14:editId="074D67DC">
-            <wp:extent cx="5400000" cy="3680024"/>
-            <wp:effectExtent l="0" t="0" r="0" b="0"/>
-            <wp:docPr id="8" name="Picture 8"/>
-            <wp:cNvGraphicFramePr>
-              <a:graphicFrameLocks xmlns:a="http://schemas.openxmlformats.org/drawingml/2006/main" noChangeAspect="1"/>
-            </wp:cNvGraphicFramePr>
-            <a:graphic xmlns:a="http://schemas.openxmlformats.org/drawingml/2006/main">
-              <a:graphicData uri="http://schemas.openxmlformats.org/drawingml/2006/picture">
-                <pic:pic xmlns:pic="http://schemas.openxmlformats.org/drawingml/2006/picture">
-                  <pic:nvPicPr>
-                    <pic:cNvPr id="0" name="mach_cong_tac_hanh_trinh.png"/>
-                    <pic:cNvPicPr/>
-                  </pic:nvPicPr>
-                  <pic:blipFill>
-                    <a:blip r:embed="rId15"/>
-                    <a:stretch>
-                      <a:fillRect/>
-                    </a:stretch>
-                  </pic:blipFill>
-                  <pic:spPr>
-                    <a:xfrm>
-                      <a:off x="0" y="0"/>
-                      <a:ext cx="5400000" cy="3680024"/>
-                    </a:xfrm>
-                    <a:prstGeom prst="rect">
-                      <a:avLst/>
-                    </a:prstGeom>
-                  </pic:spPr>
-                </pic:pic>
-              </a:graphicData>
-            </a:graphic>
-          </wp:inline>
-        </w:drawing>
-      </w:r>
-    </w:p>
-    <w:p>
-      <w:pPr>
-        <w:pStyle w:val="Caption"/>
-      </w:pPr>
-      <w:r>
-        <w:t>Hình 8. Bốn công tắc hành trình kéo xuống 1k</w:t>
-      </w:r>
-    </w:p>
-    <w:p>
-      <w:pPr>
-        <w:pStyle w:val="Heading2"/>
-      </w:pPr>
-      <w:r>
-        <w:t xml:space="preserve">3.6. Danh mục vật </w:t>
-      </w:r>
-      <w:proofErr w:type="spellStart"/>
-      <w:r>
-        <w:t>tư</w:t>
-      </w:r>
-      <w:proofErr w:type="spellEnd"/>
-      <w:r>
-        <w:t xml:space="preserve"> </w:t>
-      </w:r>
-      <w:proofErr w:type="spellStart"/>
-      <w:r>
-        <w:t>và</w:t>
-      </w:r>
-      <w:proofErr w:type="spellEnd"/>
-      <w:r>
-        <w:t xml:space="preserve"> </w:t>
-      </w:r>
-      <w:proofErr w:type="spellStart"/>
-      <w:r>
-        <w:t>linh</w:t>
-      </w:r>
-      <w:proofErr w:type="spellEnd"/>
-      <w:r>
-        <w:t xml:space="preserve"> </w:t>
-      </w:r>
-      <w:proofErr w:type="spellStart"/>
-      <w:proofErr w:type="gramStart"/>
-      <w:r>
-        <w:t>kiện</w:t>
-      </w:r>
-      <w:proofErr w:type="spellEnd"/>
-      <w:r>
-        <w:t>(</w:t>
-      </w:r>
-      <w:proofErr w:type="spellStart"/>
-      <w:proofErr w:type="gramEnd"/>
-      <w:r>
-        <w:t>mục</w:t>
-      </w:r>
-      <w:proofErr w:type="spellEnd"/>
-      <w:r>
-        <w:t xml:space="preserve"> </w:t>
-      </w:r>
-      <w:proofErr w:type="spellStart"/>
-      <w:r>
-        <w:t>này</w:t>
-      </w:r>
-      <w:proofErr w:type="spellEnd"/>
-      <w:r>
-        <w:t xml:space="preserve"> </w:t>
-      </w:r>
-      <w:proofErr w:type="spellStart"/>
-      <w:r>
-        <w:t>thay</w:t>
-      </w:r>
-      <w:proofErr w:type="spellEnd"/>
-      <w:r>
-        <w:t xml:space="preserve"> </w:t>
-      </w:r>
-      <w:proofErr w:type="spellStart"/>
-      <w:r>
-        <w:t>lại</w:t>
-      </w:r>
-      <w:proofErr w:type="spellEnd"/>
-      <w:r>
-        <w:t xml:space="preserve"> </w:t>
-      </w:r>
-      <w:proofErr w:type="spellStart"/>
-      <w:r>
-        <w:t>bằng</w:t>
-      </w:r>
-      <w:proofErr w:type="spellEnd"/>
-      <w:r>
-        <w:t xml:space="preserve"> </w:t>
-      </w:r>
-      <w:proofErr w:type="spellStart"/>
-      <w:r>
-        <w:t>các</w:t>
-      </w:r>
-      <w:proofErr w:type="spellEnd"/>
-      <w:r>
-        <w:t xml:space="preserve"> chi </w:t>
-      </w:r>
-      <w:proofErr w:type="spellStart"/>
-      <w:r>
-        <w:t>tiết</w:t>
-      </w:r>
-      <w:proofErr w:type="spellEnd"/>
-      <w:r>
-        <w:t xml:space="preserve"> </w:t>
-      </w:r>
-      <w:proofErr w:type="spellStart"/>
-      <w:r>
-        <w:t>cơ</w:t>
-      </w:r>
-      <w:proofErr w:type="spellEnd"/>
-      <w:r>
-        <w:t xml:space="preserve"> </w:t>
-      </w:r>
-      <w:proofErr w:type="spellStart"/>
-      <w:r>
-        <w:t>khí</w:t>
-      </w:r>
-      <w:proofErr w:type="spellEnd"/>
-      <w:r>
-        <w:t xml:space="preserve"> </w:t>
-      </w:r>
-      <w:proofErr w:type="spellStart"/>
-      <w:r>
-        <w:t>như</w:t>
-      </w:r>
-      <w:proofErr w:type="spellEnd"/>
-      <w:r>
-        <w:t xml:space="preserve"> pin mt hay </w:t>
-      </w:r>
-      <w:proofErr w:type="spellStart"/>
-      <w:r>
-        <w:t>động</w:t>
-      </w:r>
-      <w:proofErr w:type="spellEnd"/>
-      <w:r>
-        <w:t xml:space="preserve"> </w:t>
-      </w:r>
-      <w:proofErr w:type="spellStart"/>
-      <w:r>
-        <w:t>cơ</w:t>
-      </w:r>
-      <w:proofErr w:type="spellEnd"/>
-      <w:r>
-        <w:t xml:space="preserve"> </w:t>
-      </w:r>
-      <w:proofErr w:type="spellStart"/>
-      <w:r>
-        <w:t>trục</w:t>
-      </w:r>
-      <w:proofErr w:type="spellEnd"/>
-      <w:r>
-        <w:t xml:space="preserve"> </w:t>
-      </w:r>
-      <w:proofErr w:type="spellStart"/>
-      <w:r>
-        <w:t>vít</w:t>
-      </w:r>
-      <w:proofErr w:type="spellEnd"/>
-      <w:r>
-        <w:t xml:space="preserve">, </w:t>
-      </w:r>
-      <w:proofErr w:type="spellStart"/>
-      <w:r>
-        <w:t>nhôm</w:t>
-      </w:r>
-      <w:proofErr w:type="spellEnd"/>
-      <w:r>
-        <w:t xml:space="preserve"> </w:t>
-      </w:r>
-      <w:proofErr w:type="spellStart"/>
-      <w:r>
-        <w:t>định</w:t>
-      </w:r>
-      <w:proofErr w:type="spellEnd"/>
-      <w:r>
-        <w:t xml:space="preserve"> </w:t>
-      </w:r>
-      <w:proofErr w:type="spellStart"/>
-      <w:r>
-        <w:t>hình</w:t>
-      </w:r>
-      <w:proofErr w:type="spellEnd"/>
-      <w:r>
-        <w:t xml:space="preserve">, </w:t>
-      </w:r>
-      <w:proofErr w:type="spellStart"/>
-      <w:r>
-        <w:t>mặt</w:t>
-      </w:r>
-      <w:proofErr w:type="spellEnd"/>
-      <w:r>
-        <w:t xml:space="preserve"> </w:t>
-      </w:r>
-      <w:proofErr w:type="spellStart"/>
-      <w:r>
-        <w:t>bích</w:t>
-      </w:r>
-      <w:proofErr w:type="spellEnd"/>
-      <w:r>
-        <w:t>,…)</w:t>
-      </w:r>
-    </w:p>
-    <w:p>
-      <w:pPr>
-        <w:pStyle w:val="Caption"/>
-        <w:spacing w:after="80"/>
-      </w:pPr>
-      <w:r>
-        <w:t>Bảng 5. Danh mục vật tư – linh kiện của mô hình hai trục</w:t>
-      </w:r>
-    </w:p>
-    <w:tbl>
-      <w:tblPr>
-        <w:tblStyle w:val="TableGrid"/>
-        <w:tblW w:w="0" w:type="auto"/>
-        <w:jc w:val="center"/>
-        <w:tblLook w:val="04A0" w:firstRow="1" w:lastRow="0" w:firstColumn="1" w:lastColumn="0" w:noHBand="0" w:noVBand="1"/>
-      </w:tblPr>
-      <w:tblGrid>
-        <w:gridCol w:w="2257"/>
-        <w:gridCol w:w="2257"/>
-        <w:gridCol w:w="2257"/>
-        <w:gridCol w:w="2257"/>
-      </w:tblGrid>
-      <w:tr>
-        <w:trPr>
-          <w:jc w:val="center"/>
-        </w:trPr>
-        <w:tc>
-          <w:tcPr>
-            <w:tcW w:w="2257" w:type="dxa"/>
-          </w:tcPr>
-          <w:p>
-            <w:pPr>
-              <w:spacing w:after="40"/>
-              <w:ind w:firstLine="0"/>
-            </w:pPr>
-            <w:r>
-              <w:rPr>
-                <w:b/>
-                <w:sz w:val="22"/>
-              </w:rPr>
-              <w:t>TT</w:t>
-            </w:r>
-          </w:p>
-        </w:tc>
-        <w:tc>
-          <w:tcPr>
-            <w:tcW w:w="2257" w:type="dxa"/>
-          </w:tcPr>
-          <w:p>
-            <w:pPr>
-              <w:spacing w:after="40"/>
-              <w:ind w:firstLine="0"/>
-            </w:pPr>
-            <w:r>
-              <w:rPr>
-                <w:b/>
-                <w:sz w:val="22"/>
-              </w:rPr>
-              <w:t>Hạng mục</w:t>
-            </w:r>
-          </w:p>
-        </w:tc>
-        <w:tc>
-          <w:tcPr>
-            <w:tcW w:w="2257" w:type="dxa"/>
-          </w:tcPr>
-          <w:p>
-            <w:pPr>
-              <w:spacing w:after="40"/>
-              <w:ind w:firstLine="0"/>
-            </w:pPr>
-            <w:r>
-              <w:rPr>
-                <w:b/>
-                <w:sz w:val="22"/>
-              </w:rPr>
-              <w:t>Thông số</w:t>
-            </w:r>
-          </w:p>
-        </w:tc>
-        <w:tc>
-          <w:tcPr>
-            <w:tcW w:w="2257" w:type="dxa"/>
-          </w:tcPr>
-          <w:p>
-            <w:pPr>
-              <w:spacing w:after="40"/>
-              <w:ind w:firstLine="0"/>
-            </w:pPr>
-            <w:r>
-              <w:rPr>
-                <w:b/>
-                <w:sz w:val="22"/>
-              </w:rPr>
-              <w:t>SL</w:t>
-            </w:r>
-          </w:p>
-        </w:tc>
-      </w:tr>
-      <w:tr>
-        <w:trPr>
-          <w:jc w:val="center"/>
-        </w:trPr>
-        <w:tc>
-          <w:tcPr>
-            <w:tcW w:w="2257" w:type="dxa"/>
-          </w:tcPr>
-          <w:p>
-            <w:pPr>
-              <w:spacing w:after="40"/>
-              <w:ind w:firstLine="0"/>
-            </w:pPr>
-            <w:r>
-              <w:rPr>
-                <w:sz w:val="22"/>
-              </w:rPr>
-              <w:t>1</w:t>
-            </w:r>
-          </w:p>
-        </w:tc>
-        <w:tc>
-          <w:tcPr>
-            <w:tcW w:w="2257" w:type="dxa"/>
-          </w:tcPr>
-          <w:p>
-            <w:pPr>
-              <w:spacing w:after="40"/>
-              <w:ind w:firstLine="0"/>
-            </w:pPr>
-            <w:r>
-              <w:rPr>
-                <w:sz w:val="22"/>
-              </w:rPr>
-              <w:t>Tấm pin mặt trời</w:t>
-            </w:r>
-          </w:p>
-        </w:tc>
-        <w:tc>
-          <w:tcPr>
-            <w:tcW w:w="2257" w:type="dxa"/>
-          </w:tcPr>
-          <w:p>
-            <w:pPr>
-              <w:spacing w:after="40"/>
-              <w:ind w:firstLine="0"/>
-            </w:pPr>
-            <w:r>
-              <w:rPr>
-                <w:sz w:val="22"/>
-              </w:rPr>
               <w:t>100 W, khoảng 4 kg</w:t>
             </w:r>
           </w:p>
         </w:tc>
         <w:tc>
           <w:tcPr>
-            <w:tcW w:w="2257" w:type="dxa"/>
+            <w:tcW w:type="dxa" w:w="3010"/>
           </w:tcPr>
           <w:p>
-            <w:pPr>
-              <w:spacing w:after="40"/>
-              <w:ind w:firstLine="0"/>
-            </w:pPr>
             <w:r>
-              <w:rPr>
-                <w:sz w:val="22"/>
-              </w:rPr>
               <w:t>1</w:t>
             </w:r>
           </w:p>
         </w:tc>
       </w:tr>
       <w:tr>
-        <w:trPr>
-          <w:jc w:val="center"/>
-        </w:trPr>
         <w:tc>
           <w:tcPr>
-            <w:tcW w:w="2257" w:type="dxa"/>
+            <w:tcW w:type="dxa" w:w="3010"/>
           </w:tcPr>
           <w:p>
-            <w:pPr>
-              <w:spacing w:after="40"/>
-              <w:ind w:firstLine="0"/>
-            </w:pPr>
             <w:r>
-              <w:rPr>
-                <w:sz w:val="22"/>
-              </w:rPr>
-              <w:t>2</w:t>
+              <w:t>Khung mang pin</w:t>
             </w:r>
           </w:p>
         </w:tc>
         <w:tc>
           <w:tcPr>
-            <w:tcW w:w="2257" w:type="dxa"/>
+            <w:tcW w:type="dxa" w:w="3010"/>
           </w:tcPr>
           <w:p>
-            <w:pPr>
-              <w:spacing w:after="40"/>
-              <w:ind w:firstLine="0"/>
-            </w:pPr>
             <w:r>
-              <w:rPr>
-                <w:sz w:val="22"/>
-              </w:rPr>
-              <w:t>Quang trở LDR</w:t>
+              <w:t>Nhôm định hình 30×30</w:t>
             </w:r>
           </w:p>
         </w:tc>
         <w:tc>
           <w:tcPr>
-            <w:tcW w:w="2257" w:type="dxa"/>
+            <w:tcW w:type="dxa" w:w="3010"/>
           </w:tcPr>
           <w:p>
-            <w:pPr>
-              <w:spacing w:after="40"/>
-              <w:ind w:firstLine="0"/>
-            </w:pPr>
             <w:r>
-              <w:rPr>
-                <w:sz w:val="22"/>
-              </w:rPr>
-              <w:t>GL5528 cùng lô</w:t>
+              <w:t>1 bộ</w:t>
+            </w:r>
+          </w:p>
+        </w:tc>
+      </w:tr>
+      <w:tr>
+        <w:tc>
+          <w:tcPr>
+            <w:tcW w:type="dxa" w:w="3010"/>
+          </w:tcPr>
+          <w:p>
+            <w:r>
+              <w:t>Tầng đế</w:t>
             </w:r>
           </w:p>
         </w:tc>
         <w:tc>
           <w:tcPr>
-            <w:tcW w:w="2257" w:type="dxa"/>
+            <w:tcW w:type="dxa" w:w="3010"/>
           </w:tcPr>
           <w:p>
-            <w:pPr>
-              <w:spacing w:after="40"/>
-              <w:ind w:firstLine="0"/>
-            </w:pPr>
             <w:r>
-              <w:rPr>
-                <w:sz w:val="22"/>
-              </w:rPr>
+              <w:t>Thép hộp, bulông cân bằng</w:t>
+            </w:r>
+          </w:p>
+        </w:tc>
+        <w:tc>
+          <w:tcPr>
+            <w:tcW w:type="dxa" w:w="3010"/>
+          </w:tcPr>
+          <w:p>
+            <w:r>
+              <w:t>1</w:t>
+            </w:r>
+          </w:p>
+        </w:tc>
+      </w:tr>
+      <w:tr>
+        <w:tc>
+          <w:tcPr>
+            <w:tcW w:type="dxa" w:w="3010"/>
+          </w:tcPr>
+          <w:p>
+            <w:r>
+              <w:t>Khớp phương vị</w:t>
+            </w:r>
+          </w:p>
+        </w:tc>
+        <w:tc>
+          <w:tcPr>
+            <w:tcW w:type="dxa" w:w="3010"/>
+          </w:tcPr>
+          <w:p>
+            <w:r>
+              <w:t>Ổ bi mặt phẳng + bạc lót</w:t>
+            </w:r>
+          </w:p>
+        </w:tc>
+        <w:tc>
+          <w:tcPr>
+            <w:tcW w:type="dxa" w:w="3010"/>
+          </w:tcPr>
+          <w:p>
+            <w:r>
+              <w:t>1</w:t>
+            </w:r>
+          </w:p>
+        </w:tc>
+      </w:tr>
+      <w:tr>
+        <w:tc>
+          <w:tcPr>
+            <w:tcW w:type="dxa" w:w="3010"/>
+          </w:tcPr>
+          <w:p>
+            <w:r>
+              <w:t>Trục nâng nghiêng</w:t>
+            </w:r>
+          </w:p>
+        </w:tc>
+        <w:tc>
+          <w:tcPr>
+            <w:tcW w:type="dxa" w:w="3010"/>
+          </w:tcPr>
+          <w:p>
+            <w:r>
+              <w:t>Thép tròn Ø20 + gối đỡ</w:t>
+            </w:r>
+          </w:p>
+        </w:tc>
+        <w:tc>
+          <w:tcPr>
+            <w:tcW w:type="dxa" w:w="3010"/>
+          </w:tcPr>
+          <w:p>
+            <w:r>
+              <w:t>2</w:t>
+            </w:r>
+          </w:p>
+        </w:tc>
+      </w:tr>
+      <w:tr>
+        <w:tc>
+          <w:tcPr>
+            <w:tcW w:type="dxa" w:w="3010"/>
+          </w:tcPr>
+          <w:p>
+            <w:r>
+              <w:t>Đối trọng cân mô-men</w:t>
+            </w:r>
+          </w:p>
+        </w:tc>
+        <w:tc>
+          <w:tcPr>
+            <w:tcW w:type="dxa" w:w="3010"/>
+          </w:tcPr>
+          <w:p>
+            <w:r>
+              <w:t>Thép 5 kg</w:t>
+            </w:r>
+          </w:p>
+        </w:tc>
+        <w:tc>
+          <w:tcPr>
+            <w:tcW w:type="dxa" w:w="3010"/>
+          </w:tcPr>
+          <w:p>
+            <w:r>
+              <w:t>2</w:t>
+            </w:r>
+          </w:p>
+        </w:tc>
+      </w:tr>
+      <w:tr>
+        <w:tc>
+          <w:tcPr>
+            <w:tcW w:type="dxa" w:w="3010"/>
+          </w:tcPr>
+          <w:p>
+            <w:r>
+              <w:t>Động cơ gạt nước</w:t>
+            </w:r>
+          </w:p>
+        </w:tc>
+        <w:tc>
+          <w:tcPr>
+            <w:tcW w:type="dxa" w:w="3010"/>
+          </w:tcPr>
+          <w:p>
+            <w:r>
+              <w:t>12 V, khoảng 60 W, trục vít tự hãm</w:t>
+            </w:r>
+          </w:p>
+        </w:tc>
+        <w:tc>
+          <w:tcPr>
+            <w:tcW w:type="dxa" w:w="3010"/>
+          </w:tcPr>
+          <w:p>
+            <w:r>
+              <w:t>2</w:t>
+            </w:r>
+          </w:p>
+        </w:tc>
+      </w:tr>
+      <w:tr>
+        <w:tc>
+          <w:tcPr>
+            <w:tcW w:type="dxa" w:w="3010"/>
+          </w:tcPr>
+          <w:p>
+            <w:r>
+              <w:t>Biến trở hồi tiếp góc</w:t>
+            </w:r>
+          </w:p>
+        </w:tc>
+        <w:tc>
+          <w:tcPr>
+            <w:tcW w:type="dxa" w:w="3010"/>
+          </w:tcPr>
+          <w:p>
+            <w:r>
+              <w:t>10 kΩ, gắn đồng trục</w:t>
+            </w:r>
+          </w:p>
+        </w:tc>
+        <w:tc>
+          <w:tcPr>
+            <w:tcW w:type="dxa" w:w="3010"/>
+          </w:tcPr>
+          <w:p>
+            <w:r>
+              <w:t>2</w:t>
+            </w:r>
+          </w:p>
+        </w:tc>
+      </w:tr>
+      <w:tr>
+        <w:tc>
+          <w:tcPr>
+            <w:tcW w:type="dxa" w:w="3010"/>
+          </w:tcPr>
+          <w:p>
+            <w:r>
+              <w:t>Khối gá bốn LDR</w:t>
+            </w:r>
+          </w:p>
+        </w:tc>
+        <w:tc>
+          <w:tcPr>
+            <w:tcW w:type="dxa" w:w="3010"/>
+          </w:tcPr>
+          <w:p>
+            <w:r>
+              <w:t>In PETG, nghiêng β_s = 30°</w:t>
+            </w:r>
+          </w:p>
+        </w:tc>
+        <w:tc>
+          <w:tcPr>
+            <w:tcW w:type="dxa" w:w="3010"/>
+          </w:tcPr>
+          <w:p>
+            <w:r>
+              <w:t>1</w:t>
+            </w:r>
+          </w:p>
+        </w:tc>
+      </w:tr>
+      <w:tr>
+        <w:tc>
+          <w:tcPr>
+            <w:tcW w:type="dxa" w:w="3010"/>
+          </w:tcPr>
+          <w:p>
+            <w:r>
+              <w:t>Công tắc hành trình + giá gá</w:t>
+            </w:r>
+          </w:p>
+        </w:tc>
+        <w:tc>
+          <w:tcPr>
+            <w:tcW w:type="dxa" w:w="3010"/>
+          </w:tcPr>
+          <w:p>
+            <w:r>
+              <w:t>Chặn hai đầu hành trình mỗi khớp</w:t>
+            </w:r>
+          </w:p>
+        </w:tc>
+        <w:tc>
+          <w:tcPr>
+            <w:tcW w:type="dxa" w:w="3010"/>
+          </w:tcPr>
+          <w:p>
+            <w:r>
               <w:t>4</w:t>
             </w:r>
           </w:p>
         </w:tc>
       </w:tr>
       <w:tr>
-        <w:trPr>
-          <w:jc w:val="center"/>
-        </w:trPr>
         <w:tc>
           <w:tcPr>
-            <w:tcW w:w="2257" w:type="dxa"/>
+            <w:tcW w:type="dxa" w:w="3010"/>
           </w:tcPr>
           <w:p>
-            <w:pPr>
-              <w:spacing w:after="40"/>
-              <w:ind w:firstLine="0"/>
-            </w:pPr>
             <w:r>
-              <w:rPr>
-                <w:sz w:val="22"/>
-              </w:rPr>
-              <w:t>3</w:t>
+              <w:t>Bulông, ốc, bản lề</w:t>
             </w:r>
           </w:p>
         </w:tc>
         <w:tc>
           <w:tcPr>
-            <w:tcW w:w="2257" w:type="dxa"/>
+            <w:tcW w:type="dxa" w:w="3010"/>
           </w:tcPr>
           <w:p>
-            <w:pPr>
-              <w:spacing w:after="40"/>
-              <w:ind w:firstLine="0"/>
-            </w:pPr>
             <w:r>
-              <w:rPr>
-                <w:sz w:val="22"/>
-              </w:rPr>
-              <w:t xml:space="preserve">Khối gá bốn LDR </w:t>
-            </w:r>
-            <w:r>
-              <w:rPr>
-                <w:sz w:val="22"/>
-              </w:rPr>
-              <w:lastRenderedPageBreak/>
-              <w:t>nghiêng β_s</w:t>
+              <w:t>Inox M5–M8</w:t>
             </w:r>
           </w:p>
         </w:tc>
         <w:tc>
           <w:tcPr>
-            <w:tcW w:w="2257" w:type="dxa"/>
+            <w:tcW w:type="dxa" w:w="3010"/>
           </w:tcPr>
           <w:p>
-            <w:pPr>
-              <w:spacing w:after="40"/>
-              <w:ind w:firstLine="0"/>
-            </w:pPr>
             <w:r>
-              <w:rPr>
-                <w:sz w:val="22"/>
-              </w:rPr>
-              <w:lastRenderedPageBreak/>
-              <w:t>In PETG liền khối</w:t>
-            </w:r>
-          </w:p>
-        </w:tc>
-        <w:tc>
-          <w:tcPr>
-            <w:tcW w:w="2257" w:type="dxa"/>
-          </w:tcPr>
-          <w:p>
-            <w:pPr>
-              <w:spacing w:after="40"/>
-              <w:ind w:firstLine="0"/>
-            </w:pPr>
-            <w:r>
-              <w:rPr>
-                <w:sz w:val="22"/>
-              </w:rPr>
-              <w:t>1</w:t>
-            </w:r>
-          </w:p>
-        </w:tc>
-      </w:tr>
-      <w:tr>
-        <w:trPr>
-          <w:jc w:val="center"/>
-        </w:trPr>
-        <w:tc>
-          <w:tcPr>
-            <w:tcW w:w="2257" w:type="dxa"/>
-          </w:tcPr>
-          <w:p>
-            <w:pPr>
-              <w:spacing w:after="40"/>
-              <w:ind w:firstLine="0"/>
-            </w:pPr>
-            <w:r>
-              <w:rPr>
-                <w:sz w:val="22"/>
-              </w:rPr>
-              <w:t>4</w:t>
-            </w:r>
-          </w:p>
-        </w:tc>
-        <w:tc>
-          <w:tcPr>
-            <w:tcW w:w="2257" w:type="dxa"/>
-          </w:tcPr>
-          <w:p>
-            <w:pPr>
-              <w:spacing w:after="40"/>
-              <w:ind w:firstLine="0"/>
-            </w:pPr>
-            <w:r>
-              <w:rPr>
-                <w:sz w:val="22"/>
-              </w:rPr>
-              <w:t>Bo điều khiển</w:t>
-            </w:r>
-          </w:p>
-        </w:tc>
-        <w:tc>
-          <w:tcPr>
-            <w:tcW w:w="2257" w:type="dxa"/>
-          </w:tcPr>
-          <w:p>
-            <w:pPr>
-              <w:spacing w:after="40"/>
-              <w:ind w:firstLine="0"/>
-            </w:pPr>
-            <w:r>
-              <w:rPr>
-                <w:sz w:val="22"/>
-              </w:rPr>
-              <w:t>ESP32 DevKit 38 chân</w:t>
-            </w:r>
-          </w:p>
-        </w:tc>
-        <w:tc>
-          <w:tcPr>
-            <w:tcW w:w="2257" w:type="dxa"/>
-          </w:tcPr>
-          <w:p>
-            <w:pPr>
-              <w:spacing w:after="40"/>
-              <w:ind w:firstLine="0"/>
-            </w:pPr>
-            <w:r>
-              <w:rPr>
-                <w:sz w:val="22"/>
-              </w:rPr>
-              <w:t>1</w:t>
-            </w:r>
-          </w:p>
-        </w:tc>
-      </w:tr>
-      <w:tr>
-        <w:trPr>
-          <w:jc w:val="center"/>
-        </w:trPr>
-        <w:tc>
-          <w:tcPr>
-            <w:tcW w:w="2257" w:type="dxa"/>
-          </w:tcPr>
-          <w:p>
-            <w:pPr>
-              <w:spacing w:after="40"/>
-              <w:ind w:firstLine="0"/>
-            </w:pPr>
-            <w:r>
-              <w:rPr>
-                <w:sz w:val="22"/>
-              </w:rPr>
-              <w:t>5</w:t>
-            </w:r>
-          </w:p>
-        </w:tc>
-        <w:tc>
-          <w:tcPr>
-            <w:tcW w:w="2257" w:type="dxa"/>
-          </w:tcPr>
-          <w:p>
-            <w:pPr>
-              <w:spacing w:after="40"/>
-              <w:ind w:firstLine="0"/>
-            </w:pPr>
-            <w:r>
-              <w:rPr>
-                <w:sz w:val="22"/>
-              </w:rPr>
-              <w:t>Module RTC</w:t>
-            </w:r>
-          </w:p>
-        </w:tc>
-        <w:tc>
-          <w:tcPr>
-            <w:tcW w:w="2257" w:type="dxa"/>
-          </w:tcPr>
-          <w:p>
-            <w:pPr>
-              <w:spacing w:after="40"/>
-              <w:ind w:firstLine="0"/>
-            </w:pPr>
-            <w:r>
-              <w:rPr>
-                <w:sz w:val="22"/>
-              </w:rPr>
-              <w:t>DS1307 có pin nuôi</w:t>
-            </w:r>
-          </w:p>
-        </w:tc>
-        <w:tc>
-          <w:tcPr>
-            <w:tcW w:w="2257" w:type="dxa"/>
-          </w:tcPr>
-          <w:p>
-            <w:pPr>
-              <w:spacing w:after="40"/>
-              <w:ind w:firstLine="0"/>
-            </w:pPr>
-            <w:r>
-              <w:rPr>
-                <w:sz w:val="22"/>
-              </w:rPr>
-              <w:t>1</w:t>
-            </w:r>
-          </w:p>
-        </w:tc>
-      </w:tr>
-      <w:tr>
-        <w:trPr>
-          <w:jc w:val="center"/>
-        </w:trPr>
-        <w:tc>
-          <w:tcPr>
-            <w:tcW w:w="2257" w:type="dxa"/>
-          </w:tcPr>
-          <w:p>
-            <w:pPr>
-              <w:spacing w:after="40"/>
-              <w:ind w:firstLine="0"/>
-            </w:pPr>
-            <w:r>
-              <w:rPr>
-                <w:sz w:val="22"/>
-              </w:rPr>
-              <w:t>6</w:t>
-            </w:r>
-          </w:p>
-        </w:tc>
-        <w:tc>
-          <w:tcPr>
-            <w:tcW w:w="2257" w:type="dxa"/>
-          </w:tcPr>
-          <w:p>
-            <w:pPr>
-              <w:spacing w:after="40"/>
-              <w:ind w:firstLine="0"/>
-            </w:pPr>
-            <w:r>
-              <w:rPr>
-                <w:sz w:val="22"/>
-              </w:rPr>
-              <w:t>Màn hình</w:t>
-            </w:r>
-          </w:p>
-        </w:tc>
-        <w:tc>
-          <w:tcPr>
-            <w:tcW w:w="2257" w:type="dxa"/>
-          </w:tcPr>
-          <w:p>
-            <w:pPr>
-              <w:spacing w:after="40"/>
-              <w:ind w:firstLine="0"/>
-            </w:pPr>
-            <w:r>
-              <w:rPr>
-                <w:sz w:val="22"/>
-              </w:rPr>
-              <w:t>LCD 1602 + PCF8574 I²C</w:t>
-            </w:r>
-          </w:p>
-        </w:tc>
-        <w:tc>
-          <w:tcPr>
-            <w:tcW w:w="2257" w:type="dxa"/>
-          </w:tcPr>
-          <w:p>
-            <w:pPr>
-              <w:spacing w:after="40"/>
-              <w:ind w:firstLine="0"/>
-            </w:pPr>
-            <w:r>
-              <w:rPr>
-                <w:sz w:val="22"/>
-              </w:rPr>
-              <w:t>1</w:t>
-            </w:r>
-          </w:p>
-        </w:tc>
-      </w:tr>
-      <w:tr>
-        <w:trPr>
-          <w:jc w:val="center"/>
-        </w:trPr>
-        <w:tc>
-          <w:tcPr>
-            <w:tcW w:w="2257" w:type="dxa"/>
-          </w:tcPr>
-          <w:p>
-            <w:pPr>
-              <w:spacing w:after="40"/>
-              <w:ind w:firstLine="0"/>
-            </w:pPr>
-            <w:r>
-              <w:rPr>
-                <w:sz w:val="22"/>
-              </w:rPr>
-              <w:t>7</w:t>
-            </w:r>
-          </w:p>
-        </w:tc>
-        <w:tc>
-          <w:tcPr>
-            <w:tcW w:w="2257" w:type="dxa"/>
-          </w:tcPr>
-          <w:p>
-            <w:pPr>
-              <w:spacing w:after="40"/>
-              <w:ind w:firstLine="0"/>
-            </w:pPr>
-            <w:r>
-              <w:rPr>
-                <w:sz w:val="22"/>
-              </w:rPr>
-              <w:t>Biến trở hồi tiếp</w:t>
-            </w:r>
-          </w:p>
-        </w:tc>
-        <w:tc>
-          <w:tcPr>
-            <w:tcW w:w="2257" w:type="dxa"/>
-          </w:tcPr>
-          <w:p>
-            <w:pPr>
-              <w:spacing w:after="40"/>
-              <w:ind w:firstLine="0"/>
-            </w:pPr>
-            <w:r>
-              <w:rPr>
-                <w:sz w:val="22"/>
-              </w:rPr>
-              <w:t>Xoay 10 k</w:t>
-            </w:r>
-          </w:p>
-        </w:tc>
-        <w:tc>
-          <w:tcPr>
-            <w:tcW w:w="2257" w:type="dxa"/>
-          </w:tcPr>
-          <w:p>
-            <w:pPr>
-              <w:spacing w:after="40"/>
-              <w:ind w:firstLine="0"/>
-            </w:pPr>
-            <w:r>
-              <w:rPr>
-                <w:sz w:val="22"/>
-              </w:rPr>
-              <w:t>2</w:t>
-            </w:r>
-          </w:p>
-        </w:tc>
-      </w:tr>
-      <w:tr>
-        <w:trPr>
-          <w:jc w:val="center"/>
-        </w:trPr>
-        <w:tc>
-          <w:tcPr>
-            <w:tcW w:w="2257" w:type="dxa"/>
-          </w:tcPr>
-          <w:p>
-            <w:pPr>
-              <w:spacing w:after="40"/>
-              <w:ind w:firstLine="0"/>
-            </w:pPr>
-            <w:r>
-              <w:rPr>
-                <w:sz w:val="22"/>
-              </w:rPr>
-              <w:t>8</w:t>
-            </w:r>
-          </w:p>
-        </w:tc>
-        <w:tc>
-          <w:tcPr>
-            <w:tcW w:w="2257" w:type="dxa"/>
-          </w:tcPr>
-          <w:p>
-            <w:pPr>
-              <w:spacing w:after="40"/>
-              <w:ind w:firstLine="0"/>
-            </w:pPr>
-            <w:r>
-              <w:rPr>
-                <w:sz w:val="22"/>
-              </w:rPr>
-              <w:t>Opto cách ly</w:t>
-            </w:r>
-          </w:p>
-        </w:tc>
-        <w:tc>
-          <w:tcPr>
-            <w:tcW w:w="2257" w:type="dxa"/>
-          </w:tcPr>
-          <w:p>
-            <w:pPr>
-              <w:spacing w:after="40"/>
-              <w:ind w:firstLine="0"/>
-            </w:pPr>
-            <w:r>
-              <w:rPr>
-                <w:sz w:val="22"/>
-              </w:rPr>
-              <w:t>PC817C + trở 220 Ω</w:t>
-            </w:r>
-          </w:p>
-        </w:tc>
-        <w:tc>
-          <w:tcPr>
-            <w:tcW w:w="2257" w:type="dxa"/>
-          </w:tcPr>
-          <w:p>
-            <w:pPr>
-              <w:spacing w:after="40"/>
-              <w:ind w:firstLine="0"/>
-            </w:pPr>
-            <w:r>
-              <w:rPr>
-                <w:sz w:val="22"/>
-              </w:rPr>
-              <w:t>4</w:t>
-            </w:r>
-          </w:p>
-        </w:tc>
-      </w:tr>
-      <w:tr>
-        <w:trPr>
-          <w:jc w:val="center"/>
-        </w:trPr>
-        <w:tc>
-          <w:tcPr>
-            <w:tcW w:w="2257" w:type="dxa"/>
-          </w:tcPr>
-          <w:p>
-            <w:pPr>
-              <w:spacing w:after="40"/>
-              <w:ind w:firstLine="0"/>
-            </w:pPr>
-            <w:r>
-              <w:rPr>
-                <w:sz w:val="22"/>
-              </w:rPr>
-              <w:t>9</w:t>
-            </w:r>
-          </w:p>
-        </w:tc>
-        <w:tc>
-          <w:tcPr>
-            <w:tcW w:w="2257" w:type="dxa"/>
-          </w:tcPr>
-          <w:p>
-            <w:pPr>
-              <w:spacing w:after="40"/>
-              <w:ind w:firstLine="0"/>
-            </w:pPr>
-            <w:r>
-              <w:rPr>
-                <w:sz w:val="22"/>
-              </w:rPr>
-              <w:t>Transistor công suất</w:t>
-            </w:r>
-          </w:p>
-        </w:tc>
-        <w:tc>
-          <w:tcPr>
-            <w:tcW w:w="2257" w:type="dxa"/>
-          </w:tcPr>
-          <w:p>
-            <w:pPr>
-              <w:spacing w:after="40"/>
-              <w:ind w:firstLine="0"/>
-            </w:pPr>
-            <w:r>
-              <w:rPr>
-                <w:sz w:val="22"/>
-              </w:rPr>
-              <w:t>TIP41C TO-220 + tản nhiệt</w:t>
-            </w:r>
-          </w:p>
-        </w:tc>
-        <w:tc>
-          <w:tcPr>
-            <w:tcW w:w="2257" w:type="dxa"/>
-          </w:tcPr>
-          <w:p>
-            <w:pPr>
-              <w:spacing w:after="40"/>
-              <w:ind w:firstLine="0"/>
-            </w:pPr>
-            <w:r>
-              <w:rPr>
-                <w:sz w:val="22"/>
-              </w:rPr>
-              <w:t>8</w:t>
-            </w:r>
-          </w:p>
-        </w:tc>
-      </w:tr>
-      <w:tr>
-        <w:trPr>
-          <w:jc w:val="center"/>
-        </w:trPr>
-        <w:tc>
-          <w:tcPr>
-            <w:tcW w:w="2257" w:type="dxa"/>
-          </w:tcPr>
-          <w:p>
-            <w:pPr>
-              <w:spacing w:after="40"/>
-              <w:ind w:firstLine="0"/>
-            </w:pPr>
-            <w:r>
-              <w:rPr>
-                <w:sz w:val="22"/>
-              </w:rPr>
-              <w:t>10</w:t>
-            </w:r>
-          </w:p>
-        </w:tc>
-        <w:tc>
-          <w:tcPr>
-            <w:tcW w:w="2257" w:type="dxa"/>
-          </w:tcPr>
-          <w:p>
-            <w:pPr>
-              <w:spacing w:after="40"/>
-              <w:ind w:firstLine="0"/>
-            </w:pPr>
-            <w:r>
-              <w:rPr>
-                <w:sz w:val="22"/>
-              </w:rPr>
-              <w:t>Diode</w:t>
-            </w:r>
-          </w:p>
-        </w:tc>
-        <w:tc>
-          <w:tcPr>
-            <w:tcW w:w="2257" w:type="dxa"/>
-          </w:tcPr>
-          <w:p>
-            <w:pPr>
-              <w:spacing w:after="40"/>
-              <w:ind w:firstLine="0"/>
-            </w:pPr>
-            <w:r>
-              <w:rPr>
-                <w:sz w:val="22"/>
-              </w:rPr>
-              <w:t>1N5408 (8), 1N4007 (1)</w:t>
-            </w:r>
-          </w:p>
-        </w:tc>
-        <w:tc>
-          <w:tcPr>
-            <w:tcW w:w="2257" w:type="dxa"/>
-          </w:tcPr>
-          <w:p>
-            <w:pPr>
-              <w:spacing w:after="40"/>
-              <w:ind w:firstLine="0"/>
-            </w:pPr>
-            <w:r>
-              <w:rPr>
-                <w:sz w:val="22"/>
-              </w:rPr>
-              <w:t>9</w:t>
-            </w:r>
-          </w:p>
-        </w:tc>
-      </w:tr>
-      <w:tr>
-        <w:trPr>
-          <w:jc w:val="center"/>
-        </w:trPr>
-        <w:tc>
-          <w:tcPr>
-            <w:tcW w:w="2257" w:type="dxa"/>
-          </w:tcPr>
-          <w:p>
-            <w:pPr>
-              <w:spacing w:after="40"/>
-              <w:ind w:firstLine="0"/>
-            </w:pPr>
-            <w:r>
-              <w:rPr>
-                <w:sz w:val="22"/>
-              </w:rPr>
-              <w:t>11</w:t>
-            </w:r>
-          </w:p>
-        </w:tc>
-        <w:tc>
-          <w:tcPr>
-            <w:tcW w:w="2257" w:type="dxa"/>
-          </w:tcPr>
-          <w:p>
-            <w:pPr>
-              <w:spacing w:after="40"/>
-              <w:ind w:firstLine="0"/>
-            </w:pPr>
-            <w:r>
-              <w:rPr>
-                <w:sz w:val="22"/>
-              </w:rPr>
-              <w:t>Ổn áp</w:t>
-            </w:r>
-          </w:p>
-        </w:tc>
-        <w:tc>
-          <w:tcPr>
-            <w:tcW w:w="2257" w:type="dxa"/>
-          </w:tcPr>
-          <w:p>
-            <w:pPr>
-              <w:spacing w:after="40"/>
-              <w:ind w:firstLine="0"/>
-            </w:pPr>
-            <w:r>
-              <w:rPr>
-                <w:sz w:val="22"/>
-              </w:rPr>
-              <w:t>LM2596 (3,3 V), 7805 (5 V)</w:t>
-            </w:r>
-          </w:p>
-        </w:tc>
-        <w:tc>
-          <w:tcPr>
-            <w:tcW w:w="2257" w:type="dxa"/>
-          </w:tcPr>
-          <w:p>
-            <w:pPr>
-              <w:spacing w:after="40"/>
-              <w:ind w:firstLine="0"/>
-            </w:pPr>
-            <w:r>
-              <w:rPr>
-                <w:sz w:val="22"/>
-              </w:rPr>
-              <w:t>1+1</w:t>
-            </w:r>
-          </w:p>
-        </w:tc>
-      </w:tr>
-      <w:tr>
-        <w:trPr>
-          <w:jc w:val="center"/>
-        </w:trPr>
-        <w:tc>
-          <w:tcPr>
-            <w:tcW w:w="2257" w:type="dxa"/>
-          </w:tcPr>
-          <w:p>
-            <w:pPr>
-              <w:spacing w:after="40"/>
-              <w:ind w:firstLine="0"/>
-            </w:pPr>
-            <w:r>
-              <w:rPr>
-                <w:sz w:val="22"/>
-              </w:rPr>
-              <w:t>12</w:t>
-            </w:r>
-          </w:p>
-        </w:tc>
-        <w:tc>
-          <w:tcPr>
-            <w:tcW w:w="2257" w:type="dxa"/>
-          </w:tcPr>
-          <w:p>
-            <w:pPr>
-              <w:spacing w:after="40"/>
-              <w:ind w:firstLine="0"/>
-            </w:pPr>
-            <w:r>
-              <w:rPr>
-                <w:sz w:val="22"/>
-              </w:rPr>
-              <w:t>Động cơ chấp hành</w:t>
-            </w:r>
-          </w:p>
-        </w:tc>
-        <w:tc>
-          <w:tcPr>
-            <w:tcW w:w="2257" w:type="dxa"/>
-          </w:tcPr>
-          <w:p>
-            <w:pPr>
-              <w:spacing w:after="40"/>
-              <w:ind w:firstLine="0"/>
-            </w:pPr>
-            <w:r>
-              <w:rPr>
-                <w:sz w:val="22"/>
-              </w:rPr>
-              <w:t>Motor gạt nước 12 V trục vít</w:t>
-            </w:r>
-          </w:p>
-        </w:tc>
-        <w:tc>
-          <w:tcPr>
-            <w:tcW w:w="2257" w:type="dxa"/>
-          </w:tcPr>
-          <w:p>
-            <w:pPr>
-              <w:spacing w:after="40"/>
-              <w:ind w:firstLine="0"/>
-            </w:pPr>
-            <w:r>
-              <w:rPr>
-                <w:sz w:val="22"/>
-              </w:rPr>
-              <w:t>2</w:t>
-            </w:r>
-          </w:p>
-        </w:tc>
-      </w:tr>
-      <w:tr>
-        <w:trPr>
-          <w:jc w:val="center"/>
-        </w:trPr>
-        <w:tc>
-          <w:tcPr>
-            <w:tcW w:w="2257" w:type="dxa"/>
-          </w:tcPr>
-          <w:p>
-            <w:pPr>
-              <w:spacing w:after="40"/>
-              <w:ind w:firstLine="0"/>
-            </w:pPr>
-            <w:r>
-              <w:rPr>
-                <w:sz w:val="22"/>
-              </w:rPr>
-              <w:t>13</w:t>
-            </w:r>
-          </w:p>
-        </w:tc>
-        <w:tc>
-          <w:tcPr>
-            <w:tcW w:w="2257" w:type="dxa"/>
-          </w:tcPr>
-          <w:p>
-            <w:pPr>
-              <w:spacing w:after="40"/>
-              <w:ind w:firstLine="0"/>
-            </w:pPr>
-            <w:r>
-              <w:rPr>
-                <w:sz w:val="22"/>
-              </w:rPr>
-              <w:t>Công tắc hành trình</w:t>
-            </w:r>
-          </w:p>
-        </w:tc>
-        <w:tc>
-          <w:tcPr>
-            <w:tcW w:w="2257" w:type="dxa"/>
-          </w:tcPr>
-          <w:p>
-            <w:pPr>
-              <w:spacing w:after="40"/>
-              <w:ind w:firstLine="0"/>
-            </w:pPr>
-            <w:r>
-              <w:rPr>
-                <w:sz w:val="22"/>
-              </w:rPr>
-              <w:t>Kéo xuống 1k</w:t>
-            </w:r>
-          </w:p>
-        </w:tc>
-        <w:tc>
-          <w:tcPr>
-            <w:tcW w:w="2257" w:type="dxa"/>
-          </w:tcPr>
-          <w:p>
-            <w:pPr>
-              <w:spacing w:after="40"/>
-              <w:ind w:firstLine="0"/>
-            </w:pPr>
-            <w:r>
-              <w:rPr>
-                <w:sz w:val="22"/>
-              </w:rPr>
-              <w:t>4</w:t>
-            </w:r>
-          </w:p>
-        </w:tc>
-      </w:tr>
-      <w:tr>
-        <w:trPr>
-          <w:jc w:val="center"/>
-        </w:trPr>
-        <w:tc>
-          <w:tcPr>
-            <w:tcW w:w="2257" w:type="dxa"/>
-          </w:tcPr>
-          <w:p>
-            <w:pPr>
-              <w:spacing w:after="40"/>
-              <w:ind w:firstLine="0"/>
-            </w:pPr>
-            <w:r>
-              <w:rPr>
-                <w:sz w:val="22"/>
-              </w:rPr>
-              <w:t>14</w:t>
-            </w:r>
-          </w:p>
-        </w:tc>
-        <w:tc>
-          <w:tcPr>
-            <w:tcW w:w="2257" w:type="dxa"/>
-          </w:tcPr>
-          <w:p>
-            <w:pPr>
-              <w:spacing w:after="40"/>
-              <w:ind w:firstLine="0"/>
-            </w:pPr>
-            <w:r>
-              <w:rPr>
-                <w:sz w:val="22"/>
-              </w:rPr>
-              <w:t>Nguồn</w:t>
-            </w:r>
-          </w:p>
-        </w:tc>
-        <w:tc>
-          <w:tcPr>
-            <w:tcW w:w="2257" w:type="dxa"/>
-          </w:tcPr>
-          <w:p>
-            <w:pPr>
-              <w:spacing w:after="40"/>
-              <w:ind w:firstLine="0"/>
-            </w:pPr>
-            <w:r>
-              <w:rPr>
-                <w:sz w:val="22"/>
-              </w:rPr>
-              <w:t>12 V 15 A + 2 cầu chì 5 A</w:t>
-            </w:r>
-          </w:p>
-        </w:tc>
-        <w:tc>
-          <w:tcPr>
-            <w:tcW w:w="2257" w:type="dxa"/>
-          </w:tcPr>
-          <w:p>
-            <w:pPr>
-              <w:spacing w:after="40"/>
-              <w:ind w:firstLine="0"/>
-            </w:pPr>
-            <w:r>
-              <w:rPr>
-                <w:sz w:val="22"/>
-              </w:rPr>
-              <w:t>1 bộ</w:t>
-            </w:r>
-          </w:p>
-        </w:tc>
-      </w:tr>
-      <w:tr>
-        <w:trPr>
-          <w:jc w:val="center"/>
-        </w:trPr>
-        <w:tc>
-          <w:tcPr>
-            <w:tcW w:w="2257" w:type="dxa"/>
-          </w:tcPr>
-          <w:p>
-            <w:pPr>
-              <w:spacing w:after="40"/>
-              <w:ind w:firstLine="0"/>
-            </w:pPr>
-            <w:r>
-              <w:rPr>
-                <w:sz w:val="22"/>
-              </w:rPr>
-              <w:t>15</w:t>
-            </w:r>
-          </w:p>
-        </w:tc>
-        <w:tc>
-          <w:tcPr>
-            <w:tcW w:w="2257" w:type="dxa"/>
-          </w:tcPr>
-          <w:p>
-            <w:pPr>
-              <w:spacing w:after="40"/>
-              <w:ind w:firstLine="0"/>
-            </w:pPr>
-            <w:r>
-              <w:rPr>
-                <w:sz w:val="22"/>
-              </w:rPr>
-              <w:t>Cơ khí + in 3D</w:t>
-            </w:r>
-          </w:p>
-        </w:tc>
-        <w:tc>
-          <w:tcPr>
-            <w:tcW w:w="2257" w:type="dxa"/>
-          </w:tcPr>
-          <w:p>
-            <w:pPr>
-              <w:spacing w:after="40"/>
-              <w:ind w:firstLine="0"/>
-            </w:pPr>
-            <w:r>
-              <w:rPr>
-                <w:sz w:val="22"/>
-              </w:rPr>
-              <w:t>Trục, bạc lót, đối trọng, chi tiết PETG</w:t>
-            </w:r>
-          </w:p>
-        </w:tc>
-        <w:tc>
-          <w:tcPr>
-            <w:tcW w:w="2257" w:type="dxa"/>
-          </w:tcPr>
-          <w:p>
-            <w:pPr>
-              <w:spacing w:after="40"/>
-              <w:ind w:firstLine="0"/>
-            </w:pPr>
-            <w:r>
-              <w:rPr>
-                <w:sz w:val="22"/>
-              </w:rPr>
               <w:t>1 bộ</w:t>
             </w:r>
           </w:p>
         </w:tc>
       </w:tr>
     </w:tbl>
-    <w:p/>
     <w:p>
       <w:pPr>
         <w:pStyle w:val="Heading2"/>
@@ -5293,207 +2693,73 @@
       </w:pPr>
       <w:r>
         <w:rPr>
-          <w:color w:val="FF0000"/>
+          <w:color w:val="000000"/>
         </w:rPr>
-        <w:t xml:space="preserve">3.7. Quy trình lắp </w:t>
+        <w:t>3.7. Quy trình lắp ráp cơ khí dự kiến</w:t>
       </w:r>
       <w:proofErr w:type="spellStart"/>
+      <w:proofErr w:type="spellEnd"/>
+      <w:proofErr w:type="spellStart"/>
+      <w:proofErr w:type="spellEnd"/>
+      <w:proofErr w:type="spellStart"/>
+      <w:proofErr w:type="spellEnd"/>
+      <w:proofErr w:type="spellStart"/>
+      <w:proofErr w:type="gramStart"/>
+      <w:proofErr w:type="spellEnd"/>
+      <w:proofErr w:type="spellStart"/>
+      <w:proofErr w:type="gramEnd"/>
+      <w:proofErr w:type="spellEnd"/>
+      <w:proofErr w:type="spellStart"/>
+      <w:proofErr w:type="spellEnd"/>
+      <w:proofErr w:type="spellStart"/>
+      <w:proofErr w:type="spellEnd"/>
+      <w:proofErr w:type="spellStart"/>
+      <w:proofErr w:type="spellEnd"/>
+      <w:proofErr w:type="spellStart"/>
+      <w:proofErr w:type="spellEnd"/>
+    </w:p>
+    <w:p>
+      <w:pPr>
+        <w:pStyle w:val="ListBullet"/>
+      </w:pPr>
       <w:r>
         <w:rPr>
-          <w:color w:val="FF0000"/>
+          <w:color w:val="000000"/>
         </w:rPr>
-        <w:t>ráp</w:t>
-      </w:r>
-      <w:proofErr w:type="spellEnd"/>
-      <w:r>
-        <w:rPr>
-          <w:color w:val="FF0000"/>
-        </w:rPr>
-        <w:t xml:space="preserve"> </w:t>
-      </w:r>
-      <w:proofErr w:type="spellStart"/>
-      <w:r>
-        <w:rPr>
-          <w:color w:val="FF0000"/>
-        </w:rPr>
-        <w:t>đã</w:t>
-      </w:r>
-      <w:proofErr w:type="spellEnd"/>
-      <w:r>
-        <w:rPr>
-          <w:color w:val="FF0000"/>
-        </w:rPr>
-        <w:t xml:space="preserve"> </w:t>
-      </w:r>
-      <w:proofErr w:type="spellStart"/>
-      <w:r>
-        <w:rPr>
-          <w:color w:val="FF0000"/>
-        </w:rPr>
-        <w:t>thực</w:t>
-      </w:r>
-      <w:proofErr w:type="spellEnd"/>
-      <w:r>
-        <w:rPr>
-          <w:color w:val="FF0000"/>
-        </w:rPr>
-        <w:t xml:space="preserve"> </w:t>
-      </w:r>
-      <w:proofErr w:type="spellStart"/>
-      <w:proofErr w:type="gramStart"/>
-      <w:r>
-        <w:rPr>
-          <w:color w:val="FF0000"/>
-        </w:rPr>
-        <w:t>hiện</w:t>
-      </w:r>
-      <w:proofErr w:type="spellEnd"/>
-      <w:r>
-        <w:rPr>
-          <w:color w:val="FF0000"/>
-        </w:rPr>
-        <w:t>(</w:t>
-      </w:r>
-      <w:proofErr w:type="spellStart"/>
-      <w:proofErr w:type="gramEnd"/>
-      <w:r>
-        <w:rPr>
-          <w:color w:val="FF0000"/>
-        </w:rPr>
-        <w:t>cơ</w:t>
-      </w:r>
-      <w:proofErr w:type="spellEnd"/>
-      <w:r>
-        <w:rPr>
-          <w:color w:val="FF0000"/>
-        </w:rPr>
-        <w:t xml:space="preserve"> </w:t>
-      </w:r>
-      <w:proofErr w:type="spellStart"/>
-      <w:r>
-        <w:rPr>
-          <w:color w:val="FF0000"/>
-        </w:rPr>
-        <w:t>khí</w:t>
-      </w:r>
-      <w:proofErr w:type="spellEnd"/>
-      <w:r>
-        <w:rPr>
-          <w:color w:val="FF0000"/>
-        </w:rPr>
-        <w:t xml:space="preserve"> </w:t>
-      </w:r>
-      <w:proofErr w:type="spellStart"/>
-      <w:r>
-        <w:rPr>
-          <w:color w:val="FF0000"/>
-        </w:rPr>
-        <w:t>không</w:t>
-      </w:r>
-      <w:proofErr w:type="spellEnd"/>
-      <w:r>
-        <w:rPr>
-          <w:color w:val="FF0000"/>
-        </w:rPr>
-        <w:t xml:space="preserve"> </w:t>
-      </w:r>
-      <w:proofErr w:type="spellStart"/>
-      <w:r>
-        <w:rPr>
-          <w:color w:val="FF0000"/>
-        </w:rPr>
-        <w:t>lắp</w:t>
-      </w:r>
-      <w:proofErr w:type="spellEnd"/>
-      <w:r>
-        <w:rPr>
-          <w:color w:val="FF0000"/>
-        </w:rPr>
-        <w:t xml:space="preserve"> </w:t>
-      </w:r>
-      <w:proofErr w:type="spellStart"/>
-      <w:r>
-        <w:rPr>
-          <w:color w:val="FF0000"/>
-        </w:rPr>
-        <w:t>điện</w:t>
-      </w:r>
-      <w:proofErr w:type="spellEnd"/>
-      <w:r>
-        <w:rPr>
-          <w:color w:val="FF0000"/>
-        </w:rPr>
-        <w:t>)</w:t>
+        <w:t>Lắp tầng đế và khớp phương vị: kiểm tra quay trơn 360° và giới hạn mềm ±120°.</w:t>
       </w:r>
     </w:p>
     <w:p>
       <w:pPr>
         <w:pStyle w:val="ListBullet"/>
-        <w:rPr>
-          <w:color w:val="FF0000"/>
-        </w:rPr>
       </w:pPr>
       <w:r>
         <w:rPr>
-          <w:color w:val="FF0000"/>
+          <w:color w:val="000000"/>
         </w:rPr>
-        <w:t>Hoàn thành thử bench hai mạch động lực và bốn kênh opto theo đúng bảng trạng thái cầu H.</w:t>
+        <w:t>Lắp khớp nâng nghiêng, đối trọng; cân mô-men trọng trường dưới 3 N·m.</w:t>
       </w:r>
     </w:p>
     <w:p>
       <w:pPr>
         <w:pStyle w:val="ListBullet"/>
-        <w:rPr>
-          <w:color w:val="FF0000"/>
-        </w:rPr>
       </w:pPr>
       <w:r>
         <w:rPr>
-          <w:color w:val="FF0000"/>
+          <w:color w:val="000000"/>
         </w:rPr>
-        <w:t>Hoàn thành lắp tầng đế và khớp phương vị: kiểm tra quay trơn 360° và giới hạn mềm ±120°.</w:t>
+        <w:t>In và lắp khối gá bốn LDR nghiêng β_s; đo lại bốn góc gá sau khi bắt vít.</w:t>
       </w:r>
     </w:p>
     <w:p>
       <w:pPr>
         <w:pStyle w:val="ListBullet"/>
-        <w:rPr>
-          <w:color w:val="FF0000"/>
-        </w:rPr>
       </w:pPr>
       <w:r>
         <w:rPr>
-          <w:color w:val="FF0000"/>
+          <w:color w:val="000000"/>
         </w:rPr>
-        <w:t>Hoàn thành lắp khớp nâng nghiêng, đối trọng và cân mô-men trọng trường dưới 3 N·m.</w:t>
-      </w:r>
-    </w:p>
-    <w:p>
-      <w:pPr>
-        <w:pStyle w:val="ListBullet"/>
-        <w:rPr>
-          <w:color w:val="FF0000"/>
-        </w:rPr>
-      </w:pPr>
-      <w:r>
-        <w:rPr>
-          <w:color w:val="FF0000"/>
-        </w:rPr>
-        <w:t>Hoàn thành in và lắp khối gá bốn LDR nghiêng β_s; đo lại bốn góc gá sau khi bắt vít.</w:t>
-      </w:r>
-    </w:p>
-    <w:p>
-      <w:pPr>
-        <w:pStyle w:val="ListBullet"/>
-        <w:rPr>
-          <w:color w:val="FF0000"/>
-        </w:rPr>
-      </w:pPr>
-      <w:r>
-        <w:rPr>
-          <w:color w:val="FF0000"/>
-        </w:rPr>
-        <w:t>Hoàn thành đấu nối theo sheet hai trục; đo thông mạch từng mạng trước khi cấp nguồn.</w:t>
+        <w:t>Gá công tắc hành trình ở hai đầu hành trình mỗi khớp; thử chặn hành trình bằng tay trước khi lắp động cơ.</w:t>
       </w:r>
     </w:p>
     <w:p>
@@ -5808,343 +3074,69 @@
         <w:pStyle w:val="Heading2"/>
       </w:pPr>
       <w:r>
-        <w:t xml:space="preserve">4.1. Kết quả đạt được trong </w:t>
+        <w:rPr>
+          <w:color w:val="000000"/>
+        </w:rPr>
+        <w:t>4.1. Kết quả đạt được trong tuần 5/10 – 10/10/2026</w:t>
       </w:r>
       <w:proofErr w:type="spellStart"/>
-      <w:r>
-        <w:t>tuần</w:t>
-      </w:r>
       <w:proofErr w:type="spellEnd"/>
-      <w:r>
-        <w:t xml:space="preserve"> 5/10 – 10/10/2026</w:t>
-      </w:r>
+      <w:proofErr w:type="spellStart"/>
+      <w:proofErr w:type="spellEnd"/>
+      <w:proofErr w:type="spellStart"/>
+      <w:proofErr w:type="spellEnd"/>
+      <w:proofErr w:type="spellStart"/>
+      <w:proofErr w:type="spellEnd"/>
+      <w:proofErr w:type="spellStart"/>
+      <w:proofErr w:type="spellEnd"/>
+      <w:proofErr w:type="spellStart"/>
+      <w:proofErr w:type="spellEnd"/>
+      <w:proofErr w:type="spellStart"/>
+      <w:proofErr w:type="spellEnd"/>
+      <w:proofErr w:type="spellStart"/>
+      <w:proofErr w:type="spellEnd"/>
+      <w:proofErr w:type="spellStart"/>
+      <w:proofErr w:type="spellEnd"/>
+      <w:proofErr w:type="spellStart"/>
+      <w:proofErr w:type="spellEnd"/>
+      <w:proofErr w:type="spellStart"/>
+      <w:proofErr w:type="spellEnd"/>
+      <w:proofErr w:type="spellStart"/>
+      <w:proofErr w:type="spellEnd"/>
+      <w:proofErr w:type="spellStart"/>
+      <w:proofErr w:type="spellEnd"/>
+      <w:proofErr w:type="spellStart"/>
+      <w:proofErr w:type="spellEnd"/>
+      <w:proofErr w:type="spellStart"/>
+      <w:proofErr w:type="spellEnd"/>
+      <w:proofErr w:type="spellStart"/>
+      <w:proofErr w:type="spellEnd"/>
+      <w:proofErr w:type="spellStart"/>
+      <w:proofErr w:type="spellEnd"/>
+      <w:proofErr w:type="spellStart"/>
+      <w:proofErr w:type="spellEnd"/>
+      <w:proofErr w:type="spellStart"/>
+      <w:proofErr w:type="spellEnd"/>
+      <w:proofErr w:type="spellStart"/>
+      <w:proofErr w:type="spellEnd"/>
+      <w:proofErr w:type="spellStart"/>
+      <w:proofErr w:type="spellEnd"/>
+      <w:proofErr w:type="spellStart"/>
+      <w:proofErr w:type="spellEnd"/>
+      <w:proofErr w:type="spellStart"/>
+      <w:proofErr w:type="spellEnd"/>
+      <w:proofErr w:type="spellStart"/>
+      <w:proofErr w:type="spellEnd"/>
+    </w:p>
+    <w:p>
+      <w:pPr>
+        <w:pStyle w:val="ListBullet"/>
+      </w:pPr>
       <w:r>
         <w:rPr>
-          <w:color w:val="FF0000"/>
+          <w:color w:val="000000"/>
         </w:rPr>
-        <w:t>(</w:t>
-      </w:r>
-      <w:proofErr w:type="spellStart"/>
-      <w:r>
-        <w:rPr>
-          <w:color w:val="FF0000"/>
-        </w:rPr>
-        <w:t>phần</w:t>
-      </w:r>
-      <w:proofErr w:type="spellEnd"/>
-      <w:r>
-        <w:rPr>
-          <w:color w:val="FF0000"/>
-        </w:rPr>
-        <w:t xml:space="preserve"> </w:t>
-      </w:r>
-      <w:proofErr w:type="spellStart"/>
-      <w:r>
-        <w:rPr>
-          <w:color w:val="FF0000"/>
-        </w:rPr>
-        <w:t>này</w:t>
-      </w:r>
-      <w:proofErr w:type="spellEnd"/>
-      <w:r>
-        <w:rPr>
-          <w:color w:val="FF0000"/>
-        </w:rPr>
-        <w:t xml:space="preserve"> </w:t>
-      </w:r>
-      <w:proofErr w:type="spellStart"/>
-      <w:r>
-        <w:rPr>
-          <w:color w:val="FF0000"/>
-        </w:rPr>
-        <w:t>giới</w:t>
-      </w:r>
-      <w:proofErr w:type="spellEnd"/>
-      <w:r>
-        <w:rPr>
-          <w:color w:val="FF0000"/>
-        </w:rPr>
-        <w:t xml:space="preserve"> </w:t>
-      </w:r>
-      <w:proofErr w:type="spellStart"/>
-      <w:r>
-        <w:rPr>
-          <w:color w:val="FF0000"/>
-        </w:rPr>
-        <w:t>thiệu</w:t>
-      </w:r>
-      <w:proofErr w:type="spellEnd"/>
-      <w:r>
-        <w:rPr>
-          <w:color w:val="FF0000"/>
-        </w:rPr>
-        <w:t xml:space="preserve"> </w:t>
-      </w:r>
-      <w:proofErr w:type="spellStart"/>
-      <w:r>
-        <w:rPr>
-          <w:color w:val="FF0000"/>
-        </w:rPr>
-        <w:t>một</w:t>
-      </w:r>
-      <w:proofErr w:type="spellEnd"/>
-      <w:r>
-        <w:rPr>
-          <w:color w:val="FF0000"/>
-        </w:rPr>
-        <w:t xml:space="preserve"> </w:t>
-      </w:r>
-      <w:proofErr w:type="spellStart"/>
-      <w:r>
-        <w:rPr>
-          <w:color w:val="FF0000"/>
-        </w:rPr>
-        <w:t>chút</w:t>
-      </w:r>
-      <w:proofErr w:type="spellEnd"/>
-      <w:r>
-        <w:rPr>
-          <w:color w:val="FF0000"/>
-        </w:rPr>
-        <w:t xml:space="preserve"> </w:t>
-      </w:r>
-      <w:proofErr w:type="spellStart"/>
-      <w:r>
-        <w:rPr>
-          <w:color w:val="FF0000"/>
-        </w:rPr>
-        <w:t>về</w:t>
-      </w:r>
-      <w:proofErr w:type="spellEnd"/>
-      <w:r>
-        <w:rPr>
-          <w:color w:val="FF0000"/>
-        </w:rPr>
-        <w:t xml:space="preserve"> </w:t>
-      </w:r>
-      <w:proofErr w:type="spellStart"/>
-      <w:r>
-        <w:rPr>
-          <w:color w:val="FF0000"/>
-        </w:rPr>
-        <w:t>phần</w:t>
-      </w:r>
-      <w:proofErr w:type="spellEnd"/>
-      <w:r>
-        <w:rPr>
-          <w:color w:val="FF0000"/>
-        </w:rPr>
-        <w:t xml:space="preserve"> </w:t>
-      </w:r>
-      <w:proofErr w:type="spellStart"/>
-      <w:r>
-        <w:rPr>
-          <w:color w:val="FF0000"/>
-        </w:rPr>
-        <w:t>mềm</w:t>
-      </w:r>
-      <w:proofErr w:type="spellEnd"/>
-      <w:r>
-        <w:rPr>
-          <w:color w:val="FF0000"/>
-        </w:rPr>
-        <w:t xml:space="preserve"> </w:t>
-      </w:r>
-      <w:proofErr w:type="spellStart"/>
-      <w:r>
-        <w:rPr>
-          <w:color w:val="FF0000"/>
-        </w:rPr>
-        <w:t>vẽ</w:t>
-      </w:r>
-      <w:proofErr w:type="spellEnd"/>
-      <w:r>
-        <w:rPr>
-          <w:color w:val="FF0000"/>
-        </w:rPr>
-        <w:t xml:space="preserve"> 3d so </w:t>
-      </w:r>
-      <w:proofErr w:type="spellStart"/>
-      <w:r>
-        <w:rPr>
-          <w:color w:val="FF0000"/>
-        </w:rPr>
-        <w:t>lidwork</w:t>
-      </w:r>
-      <w:proofErr w:type="spellEnd"/>
-      <w:r>
-        <w:rPr>
-          <w:color w:val="FF0000"/>
-        </w:rPr>
-        <w:t xml:space="preserve"> </w:t>
-      </w:r>
-      <w:proofErr w:type="spellStart"/>
-      <w:r>
-        <w:rPr>
-          <w:color w:val="FF0000"/>
-        </w:rPr>
-        <w:t>đirồi</w:t>
-      </w:r>
-      <w:proofErr w:type="spellEnd"/>
-      <w:r>
-        <w:rPr>
-          <w:color w:val="FF0000"/>
-        </w:rPr>
-        <w:t xml:space="preserve"> </w:t>
-      </w:r>
-      <w:proofErr w:type="spellStart"/>
-      <w:r>
-        <w:rPr>
-          <w:color w:val="FF0000"/>
-        </w:rPr>
-        <w:t>tìm</w:t>
-      </w:r>
-      <w:proofErr w:type="spellEnd"/>
-      <w:r>
-        <w:rPr>
-          <w:color w:val="FF0000"/>
-        </w:rPr>
-        <w:t xml:space="preserve"> </w:t>
-      </w:r>
-      <w:proofErr w:type="spellStart"/>
-      <w:r>
-        <w:rPr>
-          <w:color w:val="FF0000"/>
-        </w:rPr>
-        <w:t>vẽ</w:t>
-      </w:r>
-      <w:proofErr w:type="spellEnd"/>
-      <w:r>
-        <w:rPr>
-          <w:color w:val="FF0000"/>
-        </w:rPr>
-        <w:t xml:space="preserve"> </w:t>
-      </w:r>
-      <w:proofErr w:type="spellStart"/>
-      <w:r>
-        <w:rPr>
-          <w:color w:val="FF0000"/>
-        </w:rPr>
-        <w:t>các</w:t>
-      </w:r>
-      <w:proofErr w:type="spellEnd"/>
-      <w:r>
-        <w:rPr>
-          <w:color w:val="FF0000"/>
-        </w:rPr>
-        <w:t xml:space="preserve"> </w:t>
-      </w:r>
-      <w:proofErr w:type="spellStart"/>
-      <w:r>
-        <w:rPr>
-          <w:color w:val="FF0000"/>
-        </w:rPr>
-        <w:t>phần</w:t>
-      </w:r>
-      <w:proofErr w:type="spellEnd"/>
-      <w:r>
-        <w:rPr>
-          <w:color w:val="FF0000"/>
-        </w:rPr>
-        <w:t xml:space="preserve"> </w:t>
-      </w:r>
-      <w:proofErr w:type="spellStart"/>
-      <w:r>
-        <w:rPr>
-          <w:color w:val="FF0000"/>
-        </w:rPr>
-        <w:t>cơ</w:t>
-      </w:r>
-      <w:proofErr w:type="spellEnd"/>
-      <w:r>
-        <w:rPr>
-          <w:color w:val="FF0000"/>
-        </w:rPr>
-        <w:t xml:space="preserve"> </w:t>
-      </w:r>
-      <w:proofErr w:type="spellStart"/>
-      <w:r>
-        <w:rPr>
-          <w:color w:val="FF0000"/>
-        </w:rPr>
-        <w:t>bản</w:t>
-      </w:r>
-      <w:proofErr w:type="spellEnd"/>
-      <w:r>
-        <w:rPr>
-          <w:color w:val="FF0000"/>
-        </w:rPr>
-        <w:t xml:space="preserve"> </w:t>
-      </w:r>
-      <w:proofErr w:type="spellStart"/>
-      <w:r>
-        <w:rPr>
-          <w:color w:val="FF0000"/>
-        </w:rPr>
-        <w:t>mô</w:t>
-      </w:r>
-      <w:proofErr w:type="spellEnd"/>
-      <w:r>
-        <w:rPr>
-          <w:color w:val="FF0000"/>
-        </w:rPr>
-        <w:t xml:space="preserve"> </w:t>
-      </w:r>
-      <w:proofErr w:type="spellStart"/>
-      <w:r>
-        <w:rPr>
-          <w:color w:val="FF0000"/>
-        </w:rPr>
-        <w:t>phỏng</w:t>
-      </w:r>
-      <w:proofErr w:type="spellEnd"/>
-      <w:r>
-        <w:rPr>
-          <w:color w:val="FF0000"/>
-        </w:rPr>
-        <w:t xml:space="preserve"> </w:t>
-      </w:r>
-      <w:proofErr w:type="spellStart"/>
-      <w:r>
-        <w:rPr>
-          <w:color w:val="FF0000"/>
-        </w:rPr>
-        <w:t>kích</w:t>
-      </w:r>
-      <w:proofErr w:type="spellEnd"/>
-      <w:r>
-        <w:rPr>
-          <w:color w:val="FF0000"/>
-        </w:rPr>
-        <w:t xml:space="preserve"> </w:t>
-      </w:r>
-      <w:proofErr w:type="spellStart"/>
-      <w:r>
-        <w:rPr>
-          <w:color w:val="FF0000"/>
-        </w:rPr>
-        <w:t>thước</w:t>
-      </w:r>
-      <w:proofErr w:type="spellEnd"/>
-      <w:r>
-        <w:rPr>
-          <w:color w:val="FF0000"/>
-        </w:rPr>
-        <w:t xml:space="preserve"> </w:t>
-      </w:r>
-      <w:proofErr w:type="spellStart"/>
-      <w:r>
-        <w:rPr>
-          <w:color w:val="FF0000"/>
-        </w:rPr>
-        <w:t>trước</w:t>
-      </w:r>
-      <w:proofErr w:type="spellEnd"/>
-      <w:r>
-        <w:rPr>
-          <w:color w:val="FF0000"/>
-        </w:rPr>
-        <w:t>)</w:t>
+        <w:t>Làm quen phần mềm SolidWorks: dựng phác tầng đế, khớp phương vị và khớp nâng nghiêng của hệ hai trục.</w:t>
       </w:r>
     </w:p>
     <w:p>
@@ -6152,37 +3144,11 @@
         <w:pStyle w:val="ListBullet"/>
       </w:pPr>
       <w:r>
-        <w:t>Hoàn thành thiết kế khái niệm cấu trúc 3D ba tầng và phân công công nghệ cho từng chi tiết (in PETG hoặc gia công).</w:t>
+        <w:rPr>
+          <w:color w:val="000000"/>
+        </w:rPr>
+        <w:t>Mô phỏng kích thước sơ bộ các chi tiết theo tấm pin 100 W – 4 kg và hành trình hai khớp trước khi vẽ chính thức.</w:t>
       </w:r>
-    </w:p>
-    <w:p>
-      <w:pPr>
-        <w:pStyle w:val="ListBullet"/>
-      </w:pPr>
-      <w:r>
-        <w:t xml:space="preserve">Hoàn thành tính chọn hai động cơ gạt nước cho tấm pin 100 W – 4 kg và hai mạch động </w:t>
-      </w:r>
-      <w:proofErr w:type="spellStart"/>
-      <w:r>
-        <w:t>lực</w:t>
-      </w:r>
-      <w:proofErr w:type="spellEnd"/>
-      <w:r>
-        <w:t xml:space="preserve"> </w:t>
-      </w:r>
-      <w:proofErr w:type="spellStart"/>
-      <w:r>
-        <w:t>cầu</w:t>
-      </w:r>
-      <w:proofErr w:type="spellEnd"/>
-      <w:r>
-        <w:t xml:space="preserve"> H TIP41C.</w:t>
-      </w:r>
-    </w:p>
-    <w:p>
-      <w:pPr>
-        <w:pStyle w:val="ListBullet"/>
-      </w:pPr>
     </w:p>
     <w:p>
       <w:pPr>
@@ -6194,223 +3160,6 @@
     </w:p>
     <w:p>
       <w:pPr>
-        <w:rPr>
-          <w:color w:val="FF0000"/>
-        </w:rPr>
-      </w:pPr>
-      <w:r>
-        <w:rPr>
-          <w:color w:val="FF0000"/>
-        </w:rPr>
-        <w:t xml:space="preserve">Chi </w:t>
-      </w:r>
-      <w:proofErr w:type="spellStart"/>
-      <w:r>
-        <w:rPr>
-          <w:color w:val="FF0000"/>
-        </w:rPr>
-        <w:t>nhỏ</w:t>
-      </w:r>
-      <w:proofErr w:type="spellEnd"/>
-      <w:r>
-        <w:rPr>
-          <w:color w:val="FF0000"/>
-        </w:rPr>
-        <w:t xml:space="preserve"> </w:t>
-      </w:r>
-      <w:proofErr w:type="spellStart"/>
-      <w:r>
-        <w:rPr>
-          <w:color w:val="FF0000"/>
-        </w:rPr>
-        <w:t>các</w:t>
-      </w:r>
-      <w:proofErr w:type="spellEnd"/>
-      <w:r>
-        <w:rPr>
-          <w:color w:val="FF0000"/>
-        </w:rPr>
-        <w:t xml:space="preserve"> </w:t>
-      </w:r>
-      <w:proofErr w:type="spellStart"/>
-      <w:r>
-        <w:rPr>
-          <w:color w:val="FF0000"/>
-        </w:rPr>
-        <w:t>bản</w:t>
-      </w:r>
-      <w:proofErr w:type="spellEnd"/>
-      <w:r>
-        <w:rPr>
-          <w:color w:val="FF0000"/>
-        </w:rPr>
-        <w:t xml:space="preserve"> </w:t>
-      </w:r>
-      <w:proofErr w:type="spellStart"/>
-      <w:r>
-        <w:rPr>
-          <w:color w:val="FF0000"/>
-        </w:rPr>
-        <w:t>vẽ</w:t>
-      </w:r>
-      <w:proofErr w:type="spellEnd"/>
-      <w:r>
-        <w:rPr>
-          <w:color w:val="FF0000"/>
-        </w:rPr>
-        <w:t xml:space="preserve"> 3d </w:t>
-      </w:r>
-      <w:proofErr w:type="spellStart"/>
-      <w:r>
-        <w:rPr>
-          <w:color w:val="FF0000"/>
-        </w:rPr>
-        <w:t>ra</w:t>
-      </w:r>
-      <w:proofErr w:type="spellEnd"/>
-      <w:r>
-        <w:rPr>
-          <w:color w:val="FF0000"/>
-        </w:rPr>
-        <w:t xml:space="preserve"> </w:t>
-      </w:r>
-      <w:proofErr w:type="spellStart"/>
-      <w:r>
-        <w:rPr>
-          <w:color w:val="FF0000"/>
-        </w:rPr>
-        <w:t>nhiều</w:t>
-      </w:r>
-      <w:proofErr w:type="spellEnd"/>
-      <w:r>
-        <w:rPr>
-          <w:color w:val="FF0000"/>
-        </w:rPr>
-        <w:t xml:space="preserve"> part </w:t>
-      </w:r>
-      <w:proofErr w:type="spellStart"/>
-      <w:r>
-        <w:rPr>
-          <w:color w:val="FF0000"/>
-        </w:rPr>
-        <w:t>và</w:t>
-      </w:r>
-      <w:proofErr w:type="spellEnd"/>
-      <w:r>
-        <w:rPr>
-          <w:color w:val="FF0000"/>
-        </w:rPr>
-        <w:t xml:space="preserve"> </w:t>
-      </w:r>
-      <w:proofErr w:type="spellStart"/>
-      <w:r>
-        <w:rPr>
-          <w:color w:val="FF0000"/>
-        </w:rPr>
-        <w:t>để</w:t>
-      </w:r>
-      <w:proofErr w:type="spellEnd"/>
-      <w:r>
-        <w:rPr>
-          <w:color w:val="FF0000"/>
-        </w:rPr>
-        <w:t xml:space="preserve"> </w:t>
-      </w:r>
-      <w:proofErr w:type="spellStart"/>
-      <w:r>
-        <w:rPr>
-          <w:color w:val="FF0000"/>
-        </w:rPr>
-        <w:t>nó</w:t>
-      </w:r>
-      <w:proofErr w:type="spellEnd"/>
-      <w:r>
-        <w:rPr>
-          <w:color w:val="FF0000"/>
-        </w:rPr>
-        <w:t xml:space="preserve"> </w:t>
-      </w:r>
-      <w:proofErr w:type="spellStart"/>
-      <w:r>
-        <w:rPr>
-          <w:color w:val="FF0000"/>
-        </w:rPr>
-        <w:t>trong</w:t>
-      </w:r>
-      <w:proofErr w:type="spellEnd"/>
-      <w:r>
-        <w:rPr>
-          <w:color w:val="FF0000"/>
-        </w:rPr>
-        <w:t xml:space="preserve"> </w:t>
-      </w:r>
-      <w:proofErr w:type="spellStart"/>
-      <w:r>
-        <w:rPr>
-          <w:color w:val="FF0000"/>
-        </w:rPr>
-        <w:t>mục</w:t>
-      </w:r>
-      <w:proofErr w:type="spellEnd"/>
-      <w:r>
-        <w:rPr>
-          <w:color w:val="FF0000"/>
-        </w:rPr>
-        <w:t xml:space="preserve"> </w:t>
-      </w:r>
-      <w:proofErr w:type="spellStart"/>
-      <w:r>
-        <w:rPr>
-          <w:color w:val="FF0000"/>
-        </w:rPr>
-        <w:t>những</w:t>
-      </w:r>
-      <w:proofErr w:type="spellEnd"/>
-      <w:r>
-        <w:rPr>
-          <w:color w:val="FF0000"/>
-        </w:rPr>
-        <w:t xml:space="preserve"> </w:t>
-      </w:r>
-      <w:proofErr w:type="spellStart"/>
-      <w:r>
-        <w:rPr>
-          <w:color w:val="FF0000"/>
-        </w:rPr>
-        <w:t>việc</w:t>
-      </w:r>
-      <w:proofErr w:type="spellEnd"/>
-      <w:r>
-        <w:rPr>
-          <w:color w:val="FF0000"/>
-        </w:rPr>
-        <w:t xml:space="preserve"> </w:t>
-      </w:r>
-      <w:proofErr w:type="spellStart"/>
-      <w:r>
-        <w:rPr>
-          <w:color w:val="FF0000"/>
-        </w:rPr>
-        <w:t>cần</w:t>
-      </w:r>
-      <w:proofErr w:type="spellEnd"/>
-      <w:r>
-        <w:rPr>
-          <w:color w:val="FF0000"/>
-        </w:rPr>
-        <w:t xml:space="preserve"> </w:t>
-      </w:r>
-      <w:proofErr w:type="spellStart"/>
-      <w:r>
-        <w:rPr>
-          <w:color w:val="FF0000"/>
-        </w:rPr>
-        <w:t>vẽ</w:t>
-      </w:r>
-      <w:proofErr w:type="spellEnd"/>
-    </w:p>
-    <w:p>
-      <w:pPr>
         <w:pStyle w:val="ListBullet"/>
       </w:pPr>
       <w:r>
@@ -6431,6 +3180,17 @@
       </w:pPr>
       <w:r>
         <w:t>Đo nhiệt độ TIP41C của hai cầu H sau 30 phút hoạt động liên tục.</w:t>
+      </w:r>
+    </w:p>
+    <w:p>
+      <w:pPr>
+        <w:pStyle w:val="ListBullet"/>
+      </w:pPr>
+      <w:r>
+        <w:rPr>
+          <w:color w:val="000000"/>
+        </w:rPr>
+        <w:t>Chia nhỏ bản vẽ 3D thành nhiều part riêng (đế, khớp phương vị, khớp nâng, đối trọng, khối gá LDR, tay đòn) và vẽ lại từng part trong SolidWorks.</w:t>
       </w:r>
     </w:p>
     <w:p>

--- a/Bao_cao_2_truc_Che_tao.docx
+++ b/Bao_cao_2_truc_Che_tao.docx
@@ -7,6 +7,7 @@
         <w:pStyle w:val="Heading1"/>
       </w:pPr>
       <w:r>
+        <w:rPr/>
         <w:t>CHƯƠNG 1. TỔNG QUAN ĐỀ TÀI</w:t>
       </w:r>
     </w:p>
@@ -15,21 +16,25 @@
         <w:pStyle w:val="Heading2"/>
       </w:pPr>
       <w:r>
+        <w:rPr/>
         <w:t>1.1. Lý do chọn đề tài</w:t>
       </w:r>
     </w:p>
     <w:p>
       <w:r>
+        <w:rPr/>
         <w:t>Vị trí biểu kiến của Mặt Trời dịch chuyển theo giờ và thay đổi theo mùa. Với tấm pin lắp cố định, hướng pháp tuyến chỉ phù hợp với tia trực tiếp trong một số thời điểm; sai lệch góc làm giảm thành phần bức xạ trực tiếp thu được. Hệ bám nắng hai trục có thể thay đổi cả phương vị và góc cao, là một phương án kỹ thuật để khảo sát khả năng duy trì hướng pin gần với hướng Mặt Trời.</w:t>
       </w:r>
     </w:p>
     <w:p>
       <w:r>
+        <w:rPr/>
         <w:t>Các mô hình dùng cảm biến quang cần xử lý sai khác giữa các cảm biến, nhiễu và bóng che. Với bốn LDR đặt ở bốn góc, việc so sánh hai cặp chéo giúp xác định phía có điện trở nhỏ hơn, tức phía nhận ánh sáng mạnh hơn. Điều khiển suy ra góc cần quay rồi đọc lại sau mỗi chu kỳ giúp cơ cấu căn chỉnh mà không phải quay liên tục.</w:t>
       </w:r>
     </w:p>
     <w:p>
       <w:r>
+        <w:rPr/>
         <w:t>Đề tài được lựa chọn nhằm xây dựng thuật toán bám nắng hai trục dùng bốn LDR và hai động cơ gạt nước trục vít cho phương vị, độ nghiêng; tập trung vào cách lập ma trận điện trở, suy ra góc cần quay, giới hạn hành trình và chu kỳ đọc lại cảm biến.</w:t>
       </w:r>
     </w:p>
@@ -38,16 +43,19 @@
         <w:pStyle w:val="Heading2"/>
       </w:pPr>
       <w:r>
+        <w:rPr/>
         <w:t>1.2. Tổng quan về đề tài</w:t>
       </w:r>
     </w:p>
     <w:p>
       <w:r>
+        <w:rPr/>
         <w:t>Cụm bốn LDR đặt ở bốn góc mặt pin, mỗi cảm biến chếch ra ngoài một góc bằng nhau để phân biệt hướng sáng theo hai phương. ESP32 tính sai lệch quang theo ma trận bốn LDR, suy ra góc đích cho hai động cơ gạt nước trục vít ở cả phương vị và độ nghiêng, hồi tiếp góc bằng biến trở xoay; công tắc hành trình giới hạn chuyển động. Các nghiên cứu về tracker hai trục được dùng làm tài liệu tham khảo, không dùng kết quả của chúng thay cho phép đo trên mô hình này [10, 11].</w:t>
       </w:r>
     </w:p>
     <w:p>
       <w:r>
+        <w:rPr/>
         <w:t>Thuật toán của đề tài không cần tính góc đặt thiên văn trong vòng điều khiển chính: bộ điều khiển đọc ma trận bốn LDR, suy ra góc cần quay bằng quan hệ lượng giác, quay trực tiếp tới góc đích theo hồi tiếp biến trở và định kỳ đọc lại để hiệu chỉnh.</w:t>
       </w:r>
     </w:p>
@@ -56,11 +64,13 @@
         <w:pStyle w:val="Heading2"/>
       </w:pPr>
       <w:r>
+        <w:rPr/>
         <w:t>1.3. Mục tiêu nghiên cứu</w:t>
       </w:r>
     </w:p>
     <w:p>
       <w:r>
+        <w:rPr/>
         <w:t>Mục tiêu tổng quát là xây dựng thuật toán điều khiển mô hình tấm pin hai trục bằng cách so sánh điện trở của bốn LDR, điều khiển lần lượt hướng nghiêng và hướng xoay, sau đó tự đọc lại theo chu kỳ để duy trì trạng thái cân bằng ánh sáng.</w:t>
       </w:r>
     </w:p>
@@ -69,6 +79,7 @@
         <w:pStyle w:val="ListBullet"/>
       </w:pPr>
       <w:r>
+        <w:rPr/>
         <w:t>Tổng hợp nguyên lý các linh kiện, phương pháp bám nắng và quy ước xác định hướng nghiêng, hướng xoay của tấm pin.</w:t>
       </w:r>
     </w:p>
@@ -77,6 +88,7 @@
         <w:pStyle w:val="ListBullet"/>
       </w:pPr>
       <w:r>
+        <w:rPr/>
         <w:t>Đề xuất cụm bốn LDR, ESP32, hai động cơ gạt nước trục vít cho phương vị và độ nghiêng, hai biến trở hồi tiếp góc, RTC và công tắc hành trình.</w:t>
       </w:r>
     </w:p>
@@ -85,6 +97,7 @@
         <w:pStyle w:val="ListBullet"/>
       </w:pPr>
       <w:r>
+        <w:rPr/>
         <w:t>Xây dựng quy tắc ma trận bốn LDR, xác định phía nhận sáng mạnh hơn, suy ra góc cần quay cho từng trục và đọc lại sau mỗi chu kỳ.</w:t>
       </w:r>
     </w:p>
@@ -93,6 +106,7 @@
         <w:pStyle w:val="ListBullet"/>
       </w:pPr>
       <w:r>
+        <w:rPr/>
         <w:lastRenderedPageBreak/>
         <w:t>Lập quy trình kiểm tra hướng chuyển động, ngưỡng cân bằng, thời gian đọc lại và so sánh năng lượng với tấm pin cố định.</w:t>
       </w:r>
@@ -102,16 +116,19 @@
         <w:pStyle w:val="Heading2"/>
       </w:pPr>
       <w:r>
+        <w:rPr/>
         <w:t>1.4. Đối tượng và phạm vi nghiên cứu</w:t>
       </w:r>
     </w:p>
     <w:p>
       <w:r>
+        <w:rPr/>
         <w:t>Cấu hình đề xuất dùng ESP32, bốn LDR, hai động cơ gạt nước trục vít (phương vị và độ nghiêng) đóng cắt qua relay/cầu H, hai biến trở hồi tiếp góc, RTC và công tắc hành trình cho hai trục; photodiode được xem xét ở mức so sánh. Tọa độ lắp đặt, kích thước tấm pin, mô-men cơ cấu và giới hạn góc cần được xác định theo mô hình thực tế trước khi chế tạo.</w:t>
       </w:r>
     </w:p>
     <w:p>
       <w:r>
+        <w:rPr/>
         <w:t>Phạm vi tập trung vào đọc ma trận điện trở LDR, suy ra góc lệch hai hướng nghiêng/quay, điều khiển hai cơ cấu chấp hành quay tới góc đích và bảo vệ hành trình.</w:t>
       </w:r>
     </w:p>
@@ -120,11 +137,13 @@
         <w:pStyle w:val="Heading2"/>
       </w:pPr>
       <w:r>
+        <w:rPr/>
         <w:t>1.5. Kết quả dự kiến</w:t>
       </w:r>
     </w:p>
     <w:p>
       <w:r>
+        <w:rPr/>
         <w:t>Kết quả dự kiến gồm:</w:t>
       </w:r>
     </w:p>
@@ -133,6 +152,7 @@
         <w:pStyle w:val="ListBullet"/>
       </w:pPr>
       <w:r>
+        <w:rPr/>
         <w:t>Mô hình khối và phương án phần cứng hai trục có sơ đồ kết nối, giới hạn chuyển động và các bước hiệu chuẩn.</w:t>
       </w:r>
     </w:p>
@@ -141,6 +161,7 @@
         <w:pStyle w:val="ListBullet"/>
       </w:pPr>
       <w:r>
+        <w:rPr/>
         <w:t>Thuật toán ma trận điện trở 4 LDR suy ra góc đích, điều khiển motor phương vị và motor nghiêng quay tới góc đích, dừng khi vào vùng chết và tự đọc lại theo chu kỳ.</w:t>
       </w:r>
     </w:p>
@@ -149,6 +170,7 @@
         <w:pStyle w:val="ListBullet"/>
       </w:pPr>
       <w:r>
+        <w:rPr/>
         <w:t>Chương trình điều khiển ESP32 cùng quy trình kiểm thử từng cảm biến, hai động cơ gạt nước và công tắc hành trình.</w:t>
       </w:r>
     </w:p>
@@ -157,11 +179,13 @@
         <w:pStyle w:val="ListBullet"/>
       </w:pPr>
       <w:r>
+        <w:rPr/>
         <w:t>Bộ chỉ tiêu và quy trình ghi dữ liệu để so sánh các chế độ bám sau khi hoàn tất mô hình.</w:t>
       </w:r>
     </w:p>
     <w:p>
       <w:r>
+        <w:rPr/>
         <w:t>Đây là các sản phẩm dự kiến; kết quả định lượng về sai số hoặc năng lượng chỉ được bổ sung sau khi mô phỏng/đo kiểm trên cấu hình đã xác nhận.</w:t>
       </w:r>
     </w:p>
@@ -170,6 +194,7 @@
         <w:pStyle w:val="Heading1"/>
       </w:pPr>
       <w:r>
+        <w:rPr/>
         <w:t>CHƯƠNG 2. CƠ SỞ LÝ THUYẾT VÀ TỔNG QUAN LINH KIỆN</w:t>
       </w:r>
     </w:p>
@@ -178,24 +203,29 @@
         <w:pStyle w:val="Heading2"/>
       </w:pPr>
       <w:r>
+        <w:rPr/>
         <w:t>2.1. Pin năng lượng Mặt Trời</w:t>
       </w:r>
     </w:p>
     <w:p>
       <w:r>
+        <w:rPr/>
         <w:t>Mô-đun quang điện được cấu thành từ nhiều tế bào bán dẫn ghép nối tiếp/song song; mỗi tế bào biến đổi một phần bức xạ thành dòng điện một chiều. Mô-đun thường có kính mặt trước, lớp đóng gói, các tế bào, lớp mặt sau/ kính sau, khung và hộp nối; cấu tạo cụ thể tùy loại. Trong chuỗi tế bào có thể có diode bypass để hạn chế ảnh hưởng của che bóng cục bộ; diode này khác với photodiode dùng làm cảm biến ánh sáng.</w:t>
       </w:r>
     </w:p>
     <w:p>
       <w:r>
+        <w:rPr/>
         <w:t>Các thông số thường dùng để mô tả pin gồm Pmax, Voc, Isc, Vmp, Imp và hệ số nhiệt. Giá trị danh định được công bố theo điều kiện STC; ngoài thực tế, bức xạ, nhiệt độ tế bào, phổ ánh sáng, tải điện và bóng che làm đặc tuyến I-V thay đổi. Hướng đặt ảnh hưởng thành phần bức xạ trực tiếp; không thể suy ra công suất thực chỉ từ góc hình học hoặc điện áp hở mạch [3].</w:t>
       </w:r>
     </w:p>
     <w:p>
       <w:r>
+        <w:rPr/>
         <w:t xml:space="preserve">Trong phép thử tracker, đo U và I đồng thời, tính P = U×I và tích phân theo thời gian để thu năng lượng. Tấm đối chứng nên cùng loại, cùng tình trạng bề mặt và cùng tải; năng lượng </w:t>
       </w:r>
       <w:r>
+        <w:rPr/>
         <w:lastRenderedPageBreak/>
         <w:t>tiêu thụ của hai động cơ gạt nước, ESP32 và mạch phụ trợ phải được ghi riêng rồi trừ khi tính năng lượng thuần.</w:t>
       </w:r>
@@ -205,16 +235,19 @@
         <w:pStyle w:val="Heading2"/>
       </w:pPr>
       <w:r>
+        <w:rPr/>
         <w:t>2.2. Cảm biến quang trở (LDR)</w:t>
       </w:r>
     </w:p>
     <w:p>
       <w:r>
+        <w:rPr/>
         <w:t>Quang trở (Light Dependent Resistor - LDR) là linh kiện quang dẫn có điện trở thay đổi theo ánh sáng. Khi độ rọi tăng, điện trở LDR thường giảm; trong tối điện trở lớn hơn. Đặc tuyến này không tuyến tính, thay đổi theo phổ nguồn sáng, nhiệt độ, lô sản xuất và lịch sử chiếu sáng; tốc độ đáp ứng thường chậm hơn diode quang.</w:t>
       </w:r>
     </w:p>
     <w:p>
       <w:r>
+        <w:rPr/>
         <w:t>Trong mạch đo, LDR thường mắc với điện trở cố định thành cầu phân áp; ADC đọc điện áp tại điểm giữa để vi điều khiển xử lý. Chiều tăng/giảm của số ADC khi sáng phụ thuộc vị trí LDR trong cầu phân áp. Ưu điểm của LDR là rẻ, dễ tìm và mạch đơn giản; hạn chế là sai khác giữa mẫu, trôi theo môi trường và độ tuyến tính thấp, vì vậy cần bảo vệ khỏi bụi/ẩm và hiệu chuẩn nếu dùng cho phép đo định lượng.</w:t>
       </w:r>
     </w:p>
@@ -223,16 +256,19 @@
         <w:pStyle w:val="Heading2"/>
       </w:pPr>
       <w:r>
+        <w:rPr/>
         <w:t>2.3. Diode quang (photodiode)</w:t>
       </w:r>
     </w:p>
     <w:p>
       <w:r>
+        <w:rPr/>
         <w:t>Photodiode là cảm biến bán dẫn có tiếp giáp p-n hoặc PIN, biến photon thành dòng quang. Có thể dùng chế độ quang điện áp hoặc chế độ quang dẫn phân cực ngược; photodiode thường cho đáp ứng nhanh và phù hợp phát hiện biến thiên cường độ ánh sáng. Bước sóng đáp ứng phụ thuộc vật liệu và kiểu linh kiện.</w:t>
       </w:r>
     </w:p>
     <w:p>
       <w:r>
+        <w:rPr/>
         <w:t>Dòng đầu ra thường nhỏ, do đó mạch đo hay dùng bộ khuếch đại chuyển dòng-điện áp (TIA). Cần chọn điện trở hồi tiếp, tụ ổn định, phân cực, vùng phổ và che chắn phù hợp. Photodiode có thể cho đáp ứng lặp lại tốt hơn LDR nhưng giá thành và yêu cầu thiết kế mạch cao hơn; trong cấu hình này nó là phương án tham khảo, còn LDR là cụm cảm biến chính.</w:t>
       </w:r>
     </w:p>
@@ -241,16 +277,19 @@
         <w:pStyle w:val="Heading2"/>
       </w:pPr>
       <w:r>
+        <w:rPr/>
         <w:t>2.4. Bộ điều khiển ESP32 DevKit và các khối phụ trợ</w:t>
       </w:r>
     </w:p>
     <w:p>
       <w:r>
+        <w:rPr/>
         <w:t>Bộ điều khiển trung tâm là module ESP32 DevKit duy nhất cho cả hai trục. Bo có hai nhóm ADC 12 bit; đề tài không bật WiFi nên dùng được cả nhóm ADC2. Theo sheet nguyên lý: bốn kênh LDR vào GPIO25/26/27/14, biến trở hồi tiếp góc phương vị vào GPIO36, điện áp tấm pin qua cầu chia vào GPIO39, biến trở hồi tiếp góc nghiêng của bản hai trục dùng GPIO2; bốn công tắc hành trình qt1–qt4 vào GPIO34/35/32/33. ADC của ESP32 chỉ đo điện áp 0–3,3 V, phiên bản này chưa đo dòng điện.</w:t>
       </w:r>
     </w:p>
     <w:p>
       <w:r>
+        <w:rPr/>
         <w:t>Thời gian thực dùng module DS1307 (I²C 0x68, pin nuôi) cấp ngày giờ cho khối thiên văn; hiển thị dùng LCD 1602 kèm mạch chuyển I²C PCF8574 (0x27) chung bus SDA/SCL (GPIO21/22). Nguồn 12 V qua diode chống ngược cực 1N4007, LM2596 hạ 3,3 V cho ESP32 và nhánh 7805 riêng cấp 5 V cho LCD, DS1307.</w:t>
       </w:r>
     </w:p>
@@ -259,20 +298,24 @@
         <w:pStyle w:val="Heading2"/>
       </w:pPr>
       <w:r>
+        <w:rPr/>
         <w:t>2.5. Hai động cơ gạt nước và hai mạch động lực cầu H bốn TIP41C</w:t>
       </w:r>
     </w:p>
     <w:p>
       <w:r>
+        <w:rPr/>
         <w:t xml:space="preserve">Mỗi trục dùng một động cơ gạt nước kính ô tô 12 V kèm hộp giảm tốc trục vít – bánh vít. Cặp trục vít tự hãm nên khi ngắt lệnh hoặc mất điện tấm pin tự giữ vị trí dưới gió và trọng </w:t>
       </w:r>
       <w:r>
+        <w:rPr/>
         <w:lastRenderedPageBreak/>
         <w:t>lượng bản thân; điều này đặc biệt quan trọng với trục nghiêng luôn chịu mô-men trọng trường. Mô-men motor phù hợp tấm pin 100 W nặng khoảng 4 kg ở gió vừa phải.</w:t>
       </w:r>
     </w:p>
     <w:p>
       <w:r>
+        <w:rPr/>
         <w:t>Mỗi motor có một mạch động lực cầu H ghép từ bốn transistor TIP41C (NPN, 6 A, 100 V, TO-220), bazơ qua trở 10 k và diode bảo vệ trả xung ngược về nguồn và mass. Lệnh dkxuoi/dknguoc đi qua opto PC817 cách ly mass 3,3 V và mass 12 V, tích cực mức thấp: dkxuoi = 0 cho cặp chéo trái dẫn, dknguoc = 0 cho cặp chéo phải dẫn, cả hai bằng 1 thì cầu H khóa và motor tự giữ.</w:t>
       </w:r>
     </w:p>
@@ -281,16 +324,19 @@
         <w:pStyle w:val="Heading2"/>
       </w:pPr>
       <w:r>
+        <w:rPr/>
         <w:t>2.6. Công tắc hành trình</w:t>
       </w:r>
     </w:p>
     <w:p>
       <w:r>
+        <w:rPr/>
         <w:t>Công tắc hành trình phát hiện vị trí cuối của cơ cấu bằng tiếp điểm cơ điện có cần gạt/con lăn hoặc nút nhấn. Các chân COM-NO-NC cho phép chọn trạng thái tín hiệu; tiếp điểm NC có thể giúp phát hiện đứt dây khi được thiết kế theo nguyên tắc fail-safe. Cần xét lực nhấn, hành trình, dòng tiếp điểm, tuổi thọ và môi trường lắp đặt.</w:t>
       </w:r>
     </w:p>
     <w:p>
       <w:r>
+        <w:rPr/>
         <w:t>Mỗi trục có thể dùng một cặp công tắc ở hai đầu hoặc cấu hình home kết hợp giới hạn mềm; mô hình này dự kiến dùng giới hạn vật lý cho cả trục phương vị và trục nghiêng. Tín hiệu đưa về ESP32 để dừng lệnh quay motor theo hướng nguy hiểm, có chống dội; nơi cần bảo vệ cao hơn có thể đưa tiếp điểm vào đường liên động của relay/cầu H. Khi một đầu tác động, vẫn cho phép chạy ngược để rời công tắc.</w:t>
       </w:r>
     </w:p>
@@ -368,6 +414,7 @@
     </w:p>
     <w:p>
       <w:r>
+        <w:rPr/>
         <w:t>Nhóm này tính vị trí Mặt Trời từ vị trí địa lý, ngày và giờ đọc từ module thời gian thực DS1307, không cần cảm biến ánh sáng. Góc khai thiên (xích vĩ) tính theo ngày trong năm:</w:t>
       </w:r>
     </w:p>
@@ -385,6 +432,7 @@
     </w:p>
     <w:p>
       <w:r>
+        <w:rPr/>
         <w:t>Góc giờ tính từ giờ Mặt Trời t (giờ):</w:t>
       </w:r>
     </w:p>
@@ -402,6 +450,7 @@
     </w:p>
     <w:p>
       <w:r>
+        <w:rPr/>
         <w:t>Góc cao Mặt Trời α suy ra từ vĩ độ nơi lắp đặt φ:</w:t>
       </w:r>
     </w:p>
@@ -419,6 +468,7 @@
     </w:p>
     <w:p>
       <w:r>
+        <w:rPr/>
         <w:t>Góc phương vị γ tính tiếp từ α, δ và φ. Biết (α, γ) là đổi được ra góc đặt của tấm pin cho từng trục.</w:t>
       </w:r>
     </w:p>
@@ -427,6 +477,7 @@
         <w:pStyle w:val="ListBullet"/>
       </w:pPr>
       <w:r>
+        <w:rPr/>
         <w:t>Ưu điểm: ổn định, không phụ thuộc thời tiết, không dao động quanh vị trí cân bằng.</w:t>
       </w:r>
     </w:p>
@@ -435,6 +486,7 @@
         <w:pStyle w:val="ListBullet"/>
       </w:pPr>
       <w:r>
+        <w:rPr/>
         <w:t>Nhược điểm: phải cài đúng tọa độ và giờ; không tự sửa được sai số do lắp đặt lệch hoặc khớp cơ khí rơ.</w:t>
       </w:r>
     </w:p>
@@ -471,6 +523,7 @@
     </w:p>
     <w:p>
       <w:r>
+        <w:rPr/>
         <w:t>Bốn LDR đặt ở bốn góc tấm pin, mỗi cảm biến gá nghiêng ra ngoài tâm một góc β_s = 30° như nhau, không dùng vách ngăn. Khi nắng thẳng góc, bốn kênh nhận sáng gần bằng nhau; khi nắng xiên, cặp cảm biến phía bên nắng nhận mạnh hơn hẳn. Gọi giá trị đọc được của bốn kênh là trái, phải, trên, dưới, sai lệch điều khiển tính rất đơn giản:</w:t>
       </w:r>
     </w:p>
@@ -491,6 +544,7 @@
         <w:pStyle w:val="ListBullet"/>
       </w:pPr>
       <w:r>
+        <w:rPr/>
         <w:t>Nếu |e1| &gt; ngưỡng: quay động cơ trục 1 theo dấu e1; nếu |e2| &gt; ngưỡng: quay động cơ trục 2 theo dấu e2.</w:t>
       </w:r>
     </w:p>
@@ -499,6 +553,7 @@
         <w:pStyle w:val="ListBullet"/>
       </w:pPr>
       <w:r>
+        <w:rPr/>
         <w:t>Ngược lại thì dừng – vùng chết (dead-band) chống dao động quanh vị trí cân bằng.</w:t>
       </w:r>
     </w:p>
@@ -507,6 +562,7 @@
         <w:pStyle w:val="ListBullet"/>
       </w:pPr>
       <w:r>
+        <w:rPr/>
         <w:t>Ưu điểm: đơn giản, rẻ, phản ứng theo điều kiện sáng thực tế, tự sửa sai số lắp đặt.</w:t>
       </w:r>
     </w:p>
@@ -515,6 +571,7 @@
         <w:pStyle w:val="ListBullet"/>
       </w:pPr>
       <w:r>
+        <w:rPr/>
         <w:t>Nhược điểm: nhạy với mây và bóng râm thoáng qua, dễ dao động nếu ngưỡng chọn quá nhỏ, buổi sáng sớm tín hiệu yếu nên bám chậm.</w:t>
       </w:r>
     </w:p>
@@ -538,6 +595,7 @@
         <w:pStyle w:val="ListBullet"/>
       </w:pPr>
       <w:r>
+        <w:rPr/>
         <w:t>Dùng thiên văn định vị thô: đầu buổi sáng và mỗi chu kỳ 30 phút, tính (α, γ) từ DS1307 rồi đưa nhanh tấm pin về gần vị trí Mặt Trời.</w:t>
       </w:r>
     </w:p>
@@ -546,6 +604,7 @@
         <w:pStyle w:val="ListBullet"/>
       </w:pPr>
       <w:r>
+        <w:rPr/>
         <w:t>Dùng LDR tinh chỉnh: giữa hai lần định vị thô, so sánh e1 (và e2) với ngưỡng để khử phần sai lệch còn lại, kể cả sai số lắp đặt.</w:t>
       </w:r>
     </w:p>
@@ -554,11 +613,13 @@
         <w:pStyle w:val="ListBullet"/>
       </w:pPr>
       <w:r>
+        <w:rPr/>
         <w:t>Khi trời nhiều mây (tổng sáng S nhỏ hơn ngưỡng S_min): giữ nguyên vị trí theo lịch thiên văn, tránh dao động vô ích do mây che thoáng qua.</w:t>
       </w:r>
     </w:p>
     <w:p>
       <w:r>
+        <w:rPr/>
         <w:t>Phương pháp hybrid lấy được ưu điểm của cả hai nhóm: bám nhanh và ổn định như vòng hở, tự sửa sai số như vòng kín, và không săn lệnh khi thời tiết xấu. Vì vậy đề tài chọn nhóm 3 cho cả hai mô hình một trục và hai trục.</w:t>
       </w:r>
     </w:p>
@@ -567,6 +628,7 @@
         <w:pStyle w:val="Heading2"/>
       </w:pPr>
       <w:r>
+        <w:rPr/>
         <w:t>2.8. Sơ đồ khối tổng thể và các kết quả tiếp nhận từ quyển nghiên cứu</w:t>
       </w:r>
     </w:p>
@@ -621,11 +683,13 @@
         <w:pStyle w:val="Caption"/>
       </w:pPr>
       <w:r>
+        <w:rPr/>
         <w:t>Hình 1. Sơ đồ khối hệ thống hai trục theo phương pháp hybrid</w:t>
       </w:r>
     </w:p>
     <w:p>
       <w:r>
+        <w:rPr/>
         <w:t>Sơ đồ khối trên cụ thể hóa phương pháp hybrid đã nghiên cứu thành các khối mạch, khớp quay và chi tiết in 3D sẽ chế tạo ở chương 3; bảng dưới đây tổng hợp các kết quả đã hoàn thành ở quyển nghiên cứu và nơi áp dụng trong quyển chế tạo.</w:t>
       </w:r>
     </w:p>
@@ -635,6 +699,7 @@
         <w:spacing w:after="80"/>
       </w:pPr>
       <w:r>
+        <w:rPr/>
         <w:t>Bảng 1. Các kết quả tiếp nhận từ quyển nghiên cứu và cách áp dụng</w:t>
       </w:r>
     </w:p>
@@ -1117,6 +1182,7 @@
         <w:pStyle w:val="Heading1"/>
       </w:pPr>
       <w:r>
+        <w:rPr/>
         <w:t>CHƯƠNG 3. CHẾ TẠO CẤU TRÚC 3D, MẠCH ĐIỆN, LẮP RÁP, HIỆU CHUẨN VÀ ĐO ĐẠC</w:t>
       </w:r>
     </w:p>
@@ -1125,11 +1191,13 @@
         <w:pStyle w:val="Heading2"/>
       </w:pPr>
       <w:r>
+        <w:rPr/>
         <w:t>3.1. Cấu trúc 3D tổng thể của hệ hai trục</w:t>
       </w:r>
     </w:p>
     <w:p>
       <w:r>
+        <w:rPr/>
         <w:t>Hệ hai trục được thiết kế dạng mô-đun 3D gồm ba tầng chồng lên nhau: tầng đế cố định mang khớp phương vị, tầng thân quay mang khớp nâng nghiêng, và tầng khung mang tấm pin 100 W cùng cụm LDR. Mỗi tầng là một cụm chi tiết riêng có thể in hoặc gia công độc lập rồi lắp ráp bằng bulông, giúp thay thế từng phần khi hiệu chỉnh. Bản vẽ 3D chi tiết từng chi tiết đang được hoàn thiện và sẽ bổ sung vào mục này.</w:t>
       </w:r>
     </w:p>
@@ -1138,6 +1206,7 @@
         <w:pStyle w:val="ListBullet"/>
       </w:pPr>
       <w:r>
+        <w:rPr/>
         <w:t>Tầng 1 – đế cố định: đĩa thép tròn bắt xuống mái hoặc bàn thử, có bốn bulông cân bằng và lỗ luồn dây.</w:t>
       </w:r>
     </w:p>
@@ -1146,6 +1215,7 @@
         <w:pStyle w:val="ListBullet"/>
       </w:pPr>
       <w:r>
+        <w:rPr/>
         <w:t>Tầng 2 – thân quay phương vị: ống trục thép lồng trên bạc lót của đế, mang motor phương vị và khớp nâng; quay trơn 360° nhưng được giới hạn mềm ±120° bằng công tắc hành trình.</w:t>
       </w:r>
     </w:p>
@@ -1154,6 +1224,7 @@
         <w:pStyle w:val="ListBullet"/>
       </w:pPr>
       <w:r>
+        <w:rPr/>
         <w:t>Tầng 3 – khung nghiêng: hai tai bên mang trục nghiêng đặt sát trọng tâm tấm pin, một phía bắt tay đòn motor nghiêng, phía đối diện có đối trọng tháo lắp được để cân mô-men trọng trường.</w:t>
       </w:r>
     </w:p>
@@ -1162,6 +1233,7 @@
         <w:pStyle w:val="Heading2"/>
       </w:pPr>
       <w:r>
+        <w:rPr/>
         <w:t>3.2. Khớp phương vị và khớp nâng nghiêng</w:t>
       </w:r>
     </w:p>
@@ -1170,6 +1242,7 @@
         <w:pStyle w:val="ListBullet"/>
       </w:pPr>
       <w:r>
+        <w:rPr/>
         <w:t>Khớp phương vị: trục thép tròn đứng, bạc lót đồng chống mòn, motor gạt nước đặt bên trong thân quay truyền động qua tay đòn bán kính 0,12 m để tăng mô-men.</w:t>
       </w:r>
     </w:p>
@@ -1178,6 +1251,7 @@
         <w:pStyle w:val="ListBullet"/>
       </w:pPr>
       <w:r>
+        <w:rPr/>
         <w:lastRenderedPageBreak/>
         <w:t>Khớp nâng nghiêng: trục ngang vuông góc trục phương vị, hai gối in PETG bắt vào thân quay; motor nghiêng đặt dưới thấp để hạ trọng tâm, truyền qua tay đòn 0,10 m.</w:t>
       </w:r>
@@ -1187,6 +1261,7 @@
         <w:pStyle w:val="ListBullet"/>
       </w:pPr>
       <w:r>
+        <w:rPr/>
         <w:t>Đối trọng khớp nghiêng: khối thép trượt trên thanh ren, chỉnh một lần khi lắp pin để mô-men trọng trường còn dưới 3 N·m.</w:t>
       </w:r>
     </w:p>
@@ -1195,6 +1270,7 @@
         <w:pStyle w:val="ListBullet"/>
       </w:pPr>
       <w:r>
+        <w:rPr/>
         <w:t>Biến trở hồi tiếp của mỗi khớp gắn đồng trục phía đối diện motor; bốn công tắc hành trình gá trên đế và thân quay tại vị trí chặn cơ khí.</w:t>
       </w:r>
     </w:p>
@@ -1203,6 +1279,7 @@
         <w:pStyle w:val="Heading2"/>
       </w:pPr>
       <w:r>
+        <w:rPr/>
         <w:t>3.3. Chi tiết in 3D và lựa chọn vật liệu</w:t>
       </w:r>
     </w:p>
@@ -1212,6 +1289,7 @@
         <w:spacing w:after="80"/>
       </w:pPr>
       <w:r>
+        <w:rPr/>
         <w:t>Bảng 2. Phân công công nghệ cho các chi tiết cơ khí</w:t>
       </w:r>
     </w:p>
@@ -1629,6 +1707,7 @@
         <w:pStyle w:val="Heading2"/>
       </w:pPr>
       <w:r>
+        <w:rPr/>
         <w:t>3.4. Tính chọn động cơ cho tấm pin 100 W – 4 kg</w:t>
       </w:r>
     </w:p>
@@ -1638,6 +1717,7 @@
         <w:spacing w:after="80"/>
       </w:pPr>
       <w:r>
+        <w:rPr/>
         <w:t>Bảng 3. Tính chọn hai động cơ gạt nước cho tấm pin 100 W – 4 kg</w:t>
       </w:r>
     </w:p>
@@ -2052,6 +2132,7 @@
     <w:p/>
     <w:p>
       <w:r>
+        <w:rPr/>
         <w:t>Cả hai khớp dùng cùng loại motor gạt nước 12 V khoảng 60 W; khi gió trên 8 m/s chương trình đưa tấm pin về vị trí nghỉ nằm ngang để giảm mô-men gió, phù hợp hệ số an toàn trong bảng. Dòng tải dưới 6 A nên vừa giới hạn của TIP41C ở mạch động lực.</w:t>
       </w:r>
     </w:p>
@@ -2306,6 +2387,9 @@
           </w:tcPr>
           <w:p>
             <w:r>
+              <w:rPr>
+                <w:sz w:val="22"/>
+              </w:rPr>
               <w:t>Chi tiết</w:t>
             </w:r>
           </w:p>
@@ -2316,6 +2400,9 @@
           </w:tcPr>
           <w:p>
             <w:r>
+              <w:rPr>
+                <w:sz w:val="22"/>
+              </w:rPr>
               <w:t>Quy cách / vật liệu</w:t>
             </w:r>
           </w:p>
@@ -2326,6 +2413,9 @@
           </w:tcPr>
           <w:p>
             <w:r>
+              <w:rPr>
+                <w:sz w:val="22"/>
+              </w:rPr>
               <w:t>Số lượng</w:t>
             </w:r>
           </w:p>
@@ -2338,6 +2428,9 @@
           </w:tcPr>
           <w:p>
             <w:r>
+              <w:rPr>
+                <w:sz w:val="22"/>
+              </w:rPr>
               <w:t>Tấm pin năng lượng</w:t>
             </w:r>
           </w:p>
@@ -2348,6 +2441,9 @@
           </w:tcPr>
           <w:p>
             <w:r>
+              <w:rPr>
+                <w:sz w:val="22"/>
+              </w:rPr>
               <w:t>100 W, khoảng 4 kg</w:t>
             </w:r>
           </w:p>
@@ -2358,6 +2454,9 @@
           </w:tcPr>
           <w:p>
             <w:r>
+              <w:rPr>
+                <w:sz w:val="22"/>
+              </w:rPr>
               <w:t>1</w:t>
             </w:r>
           </w:p>
@@ -2370,6 +2469,9 @@
           </w:tcPr>
           <w:p>
             <w:r>
+              <w:rPr>
+                <w:sz w:val="22"/>
+              </w:rPr>
               <w:t>Khung mang pin</w:t>
             </w:r>
           </w:p>
@@ -2380,6 +2482,9 @@
           </w:tcPr>
           <w:p>
             <w:r>
+              <w:rPr>
+                <w:sz w:val="22"/>
+              </w:rPr>
               <w:t>Nhôm định hình 30×30</w:t>
             </w:r>
           </w:p>
@@ -2390,6 +2495,9 @@
           </w:tcPr>
           <w:p>
             <w:r>
+              <w:rPr>
+                <w:sz w:val="22"/>
+              </w:rPr>
               <w:t>1 bộ</w:t>
             </w:r>
           </w:p>
@@ -2402,6 +2510,9 @@
           </w:tcPr>
           <w:p>
             <w:r>
+              <w:rPr>
+                <w:sz w:val="22"/>
+              </w:rPr>
               <w:t>Tầng đế</w:t>
             </w:r>
           </w:p>
@@ -2412,6 +2523,9 @@
           </w:tcPr>
           <w:p>
             <w:r>
+              <w:rPr>
+                <w:sz w:val="22"/>
+              </w:rPr>
               <w:t>Thép hộp, bulông cân bằng</w:t>
             </w:r>
           </w:p>
@@ -2422,6 +2536,9 @@
           </w:tcPr>
           <w:p>
             <w:r>
+              <w:rPr>
+                <w:sz w:val="22"/>
+              </w:rPr>
               <w:t>1</w:t>
             </w:r>
           </w:p>
@@ -2434,6 +2551,9 @@
           </w:tcPr>
           <w:p>
             <w:r>
+              <w:rPr>
+                <w:sz w:val="22"/>
+              </w:rPr>
               <w:t>Khớp phương vị</w:t>
             </w:r>
           </w:p>
@@ -2444,6 +2564,9 @@
           </w:tcPr>
           <w:p>
             <w:r>
+              <w:rPr>
+                <w:sz w:val="22"/>
+              </w:rPr>
               <w:t>Ổ bi mặt phẳng + bạc lót</w:t>
             </w:r>
           </w:p>
@@ -2454,6 +2577,9 @@
           </w:tcPr>
           <w:p>
             <w:r>
+              <w:rPr>
+                <w:sz w:val="22"/>
+              </w:rPr>
               <w:t>1</w:t>
             </w:r>
           </w:p>
@@ -2466,6 +2592,9 @@
           </w:tcPr>
           <w:p>
             <w:r>
+              <w:rPr>
+                <w:sz w:val="22"/>
+              </w:rPr>
               <w:t>Trục nâng nghiêng</w:t>
             </w:r>
           </w:p>
@@ -2476,6 +2605,9 @@
           </w:tcPr>
           <w:p>
             <w:r>
+              <w:rPr>
+                <w:sz w:val="22"/>
+              </w:rPr>
               <w:t>Thép tròn Ø20 + gối đỡ</w:t>
             </w:r>
           </w:p>
@@ -2486,6 +2618,9 @@
           </w:tcPr>
           <w:p>
             <w:r>
+              <w:rPr>
+                <w:sz w:val="22"/>
+              </w:rPr>
               <w:t>2</w:t>
             </w:r>
           </w:p>
@@ -2498,6 +2633,9 @@
           </w:tcPr>
           <w:p>
             <w:r>
+              <w:rPr>
+                <w:sz w:val="22"/>
+              </w:rPr>
               <w:t>Đối trọng cân mô-men</w:t>
             </w:r>
           </w:p>
@@ -2508,6 +2646,9 @@
           </w:tcPr>
           <w:p>
             <w:r>
+              <w:rPr>
+                <w:sz w:val="22"/>
+              </w:rPr>
               <w:t>Thép 5 kg</w:t>
             </w:r>
           </w:p>
@@ -2518,6 +2659,9 @@
           </w:tcPr>
           <w:p>
             <w:r>
+              <w:rPr>
+                <w:sz w:val="22"/>
+              </w:rPr>
               <w:t>2</w:t>
             </w:r>
           </w:p>
@@ -2530,6 +2674,9 @@
           </w:tcPr>
           <w:p>
             <w:r>
+              <w:rPr>
+                <w:sz w:val="22"/>
+              </w:rPr>
               <w:t>Động cơ gạt nước</w:t>
             </w:r>
           </w:p>
@@ -2540,6 +2687,9 @@
           </w:tcPr>
           <w:p>
             <w:r>
+              <w:rPr>
+                <w:sz w:val="22"/>
+              </w:rPr>
               <w:t>12 V, khoảng 60 W, trục vít tự hãm</w:t>
             </w:r>
           </w:p>
@@ -2550,6 +2700,9 @@
           </w:tcPr>
           <w:p>
             <w:r>
+              <w:rPr>
+                <w:sz w:val="22"/>
+              </w:rPr>
               <w:t>2</w:t>
             </w:r>
           </w:p>
@@ -2562,6 +2715,9 @@
           </w:tcPr>
           <w:p>
             <w:r>
+              <w:rPr>
+                <w:sz w:val="22"/>
+              </w:rPr>
               <w:t>Biến trở hồi tiếp góc</w:t>
             </w:r>
           </w:p>
@@ -2572,6 +2728,9 @@
           </w:tcPr>
           <w:p>
             <w:r>
+              <w:rPr>
+                <w:sz w:val="22"/>
+              </w:rPr>
               <w:t>10 kΩ, gắn đồng trục</w:t>
             </w:r>
           </w:p>
@@ -2582,6 +2741,9 @@
           </w:tcPr>
           <w:p>
             <w:r>
+              <w:rPr>
+                <w:sz w:val="22"/>
+              </w:rPr>
               <w:t>2</w:t>
             </w:r>
           </w:p>
@@ -2594,6 +2756,9 @@
           </w:tcPr>
           <w:p>
             <w:r>
+              <w:rPr>
+                <w:sz w:val="22"/>
+              </w:rPr>
               <w:t>Khối gá bốn LDR</w:t>
             </w:r>
           </w:p>
@@ -2604,6 +2769,9 @@
           </w:tcPr>
           <w:p>
             <w:r>
+              <w:rPr>
+                <w:sz w:val="22"/>
+              </w:rPr>
               <w:t>In PETG, nghiêng β_s = 30°</w:t>
             </w:r>
           </w:p>
@@ -2614,6 +2782,9 @@
           </w:tcPr>
           <w:p>
             <w:r>
+              <w:rPr>
+                <w:sz w:val="22"/>
+              </w:rPr>
               <w:t>1</w:t>
             </w:r>
           </w:p>
@@ -2626,6 +2797,9 @@
           </w:tcPr>
           <w:p>
             <w:r>
+              <w:rPr>
+                <w:sz w:val="22"/>
+              </w:rPr>
               <w:t>Công tắc hành trình + giá gá</w:t>
             </w:r>
           </w:p>
@@ -2636,6 +2810,9 @@
           </w:tcPr>
           <w:p>
             <w:r>
+              <w:rPr>
+                <w:sz w:val="22"/>
+              </w:rPr>
               <w:t>Chặn hai đầu hành trình mỗi khớp</w:t>
             </w:r>
           </w:p>
@@ -2646,6 +2823,9 @@
           </w:tcPr>
           <w:p>
             <w:r>
+              <w:rPr>
+                <w:sz w:val="22"/>
+              </w:rPr>
               <w:t>4</w:t>
             </w:r>
           </w:p>
@@ -2658,6 +2838,9 @@
           </w:tcPr>
           <w:p>
             <w:r>
+              <w:rPr>
+                <w:sz w:val="22"/>
+              </w:rPr>
               <w:t>Bulông, ốc, bản lề</w:t>
             </w:r>
           </w:p>
@@ -2668,6 +2851,9 @@
           </w:tcPr>
           <w:p>
             <w:r>
+              <w:rPr>
+                <w:sz w:val="22"/>
+              </w:rPr>
               <w:t>Inox M5–M8</w:t>
             </w:r>
           </w:p>
@@ -2678,6 +2864,9 @@
           </w:tcPr>
           <w:p>
             <w:r>
+              <w:rPr>
+                <w:sz w:val="22"/>
+              </w:rPr>
               <w:t>1 bộ</w:t>
             </w:r>
           </w:p>
@@ -2767,6 +2956,7 @@
         <w:pStyle w:val="Heading2"/>
       </w:pPr>
       <w:r>
+        <w:rPr/>
         <w:t>3.8. Hiệu chuẩn</w:t>
       </w:r>
     </w:p>
@@ -2775,6 +2965,7 @@
         <w:pStyle w:val="ListBullet"/>
       </w:pPr>
       <w:r>
+        <w:rPr/>
         <w:t>Hoàn thành hiệu chuẩn K_cal bốn kênh LDR và hai biến trở hồi tiếp ba điểm cho từng khớp.</w:t>
       </w:r>
     </w:p>
@@ -2783,6 +2974,7 @@
         <w:pStyle w:val="ListBullet"/>
       </w:pPr>
       <w:r>
+        <w:rPr/>
         <w:t>Hoàn thành đồng bộ DS1307 và thử trôi giờ 24 giờ; chỉnh tương phản LCD PCF8574.</w:t>
       </w:r>
     </w:p>
@@ -2791,6 +2983,7 @@
         <w:pStyle w:val="ListBullet"/>
       </w:pPr>
       <w:r>
+        <w:rPr/>
         <w:t>Hoàn thành kiểm tra liên động bốn công tắc hành trình trên bench cho cả hai khớp.</w:t>
       </w:r>
     </w:p>
@@ -2799,6 +2992,7 @@
         <w:pStyle w:val="Heading2"/>
       </w:pPr>
       <w:r>
+        <w:rPr/>
         <w:t>3.9. Đo đạc kiểm chứng</w:t>
       </w:r>
     </w:p>
@@ -2808,6 +3002,7 @@
         <w:spacing w:after="80"/>
       </w:pPr>
       <w:r>
+        <w:rPr/>
         <w:t>Bảng 6. Kết quả đo đạc kiểm chứng phần cứng hai trục</w:t>
       </w:r>
     </w:p>
@@ -3066,6 +3261,7 @@
         <w:pStyle w:val="Heading1"/>
       </w:pPr>
       <w:r>
+        <w:rPr/>
         <w:t>CHƯƠNG 4. TIẾN ĐỘ THỰC HIỆN VÀ KẾ HOẠCH TUẦN NÀY</w:t>
       </w:r>
     </w:p>
@@ -3155,6 +3351,7 @@
         <w:pStyle w:val="Heading2"/>
       </w:pPr>
       <w:r>
+        <w:rPr/>
         <w:t>4.2. Các công việc còn lại của tuần này (5/10 – 10/10/2026)</w:t>
       </w:r>
     </w:p>
@@ -3163,6 +3360,7 @@
         <w:pStyle w:val="ListBullet"/>
       </w:pPr>
       <w:r>
+        <w:rPr/>
         <w:t>Hoàn thiện bản vẽ 3D chi tiết khớp nâng nghiêng có đối trọng và xuất file in.</w:t>
       </w:r>
     </w:p>
@@ -3171,6 +3369,7 @@
         <w:pStyle w:val="ListBullet"/>
       </w:pPr>
       <w:r>
+        <w:rPr/>
         <w:t>Chạy thử ngoài trời trọn ngày, ghi log hai góc khớp đối chiếu mô phỏng.</w:t>
       </w:r>
     </w:p>
@@ -3179,6 +3378,7 @@
         <w:pStyle w:val="ListBullet"/>
       </w:pPr>
       <w:r>
+        <w:rPr/>
         <w:t>Đo nhiệt độ TIP41C của hai cầu H sau 30 phút hoạt động liên tục.</w:t>
       </w:r>
     </w:p>
@@ -3198,62 +3398,74 @@
         <w:pStyle w:val="Heading1"/>
       </w:pPr>
       <w:r>
+        <w:rPr/>
         <w:t>TÀI LIỆU THAM KHẢO</w:t>
       </w:r>
     </w:p>
     <w:p>
       <w:r>
+        <w:rPr/>
         <w:t>[1] I. Reda and A. Andreas, “Solar Position Algorithm for Solar Radiation Applications,” NREL/TP-560-34302, 2008. https://docs.nrel.gov/docs/fy08osti/34302.pdf</w:t>
       </w:r>
     </w:p>
     <w:p>
       <w:r>
+        <w:rPr/>
         <w:t>[2] I. Reda and A. Andreas, “Solar position algorithm for solar radiation applications,” Solar Energy, vol. 76, no. 5, pp. 577-589, 2004.</w:t>
       </w:r>
     </w:p>
     <w:p>
       <w:r>
+        <w:rPr/>
         <w:t>[3] J. A. Duffie and W. A. Beckman, Solar Engineering of Thermal Processes, 4th ed., John Wiley &amp; Sons, 2013.</w:t>
       </w:r>
     </w:p>
     <w:p>
       <w:r>
+        <w:rPr/>
         <w:t>[4] R. F. Fuentes-Morales et al., “Control algorithms applied to active solar tracking systems: A review,” Solar Energy, vol. 212, pp. 203-219, 2020. https://doi.org/10.1016/j.solener.2020.10.071</w:t>
       </w:r>
     </w:p>
     <w:p>
       <w:r>
+        <w:rPr/>
         <w:t>[5] H. Mousazadeh et al., “A review of principle and sun-tracking methods for maximizing solar systems output,” Renewable and Sustainable Energy Reviews, vol. 13, no. 8, pp. 1800-1818, 2009.</w:t>
       </w:r>
     </w:p>
     <w:p>
       <w:r>
+        <w:rPr/>
         <w:lastRenderedPageBreak/>
         <w:t>[6] A. Awasthi et al., “Review on sun tracking technology in solar PV system,” Energy Reports, vol. 6, pp. 392-405, 2020.</w:t>
       </w:r>
     </w:p>
     <w:p>
       <w:r>
+        <w:rPr/>
         <w:t>[7] A. R. Amelia et al., “Technologies of solar tracking systems: A review,” IOP Conference Series: Materials Science and Engineering, vol. 767, 012052, 2020.</w:t>
       </w:r>
     </w:p>
     <w:p>
       <w:r>
+        <w:rPr/>
         <w:t>[8] Espressif Systems, ESP32 Series Datasheet. https://www.espressif.com/sites/default/files/documentation/esp32_datasheet_en.pdf</w:t>
       </w:r>
     </w:p>
     <w:p>
       <w:r>
+        <w:rPr/>
         <w:t>[9] Maxim Integrated, DS1307 64 x 8, Serial I2C Real-Time Clock, Datasheet. https://www.analog.com/media/en/technical-documentation/data-sheets/DS1307.pdf</w:t>
       </w:r>
     </w:p>
     <w:p>
       <w:r>
+        <w:rPr/>
         <w:t>[10] A. El Hammoumi et al., “A simple and low-cost active dual-axis solar tracker,” Energy Science &amp; Engineering, vol. 6, no. 5, pp. 607-620, 2018. https://doi.org/10.1002/ese3.236</w:t>
       </w:r>
     </w:p>
     <w:p>
       <w:r>
+        <w:rPr/>
         <w:t>[11] J.-M. Wang and C.-L. Lu, “Design and Implementation of a Sun Tracker with a Dual-Axis Single Motor for an Optical Sensor-Based Photovoltaic System,” Sensors, vol. 13, no. 3, pp. 3157-3168, 2013. https://doi.org/10.3390/s130303157</w:t>
       </w:r>
     </w:p>
@@ -3997,7 +4209,7 @@
     </w:pPr>
     <w:rPr>
       <w:rFonts w:ascii="Times New Roman" w:eastAsia="Times New Roman" w:hAnsi="Times New Roman"/>
-      <w:sz w:val="24"/>
+      <w:sz w:val="26"/>
     </w:rPr>
   </w:style>
   <w:style w:type="paragraph" w:styleId="Heading1">
@@ -4047,7 +4259,7 @@
       <w:b/>
       <w:bCs/>
       <w:color w:val="1F4E79"/>
-      <w:sz w:val="26"/>
+      <w:sz w:val="32"/>
       <w:szCs w:val="26"/>
     </w:rPr>
   </w:style>
@@ -4073,6 +4285,7 @@
       <w:b/>
       <w:bCs/>
       <w:color w:val="404040"/>
+      <w:sz w:val="28"/>
     </w:rPr>
   </w:style>
   <w:style w:type="paragraph" w:styleId="Heading4">
@@ -4796,7 +5009,7 @@
     <w:rPr>
       <w:bCs/>
       <w:color w:val="505050"/>
-      <w:sz w:val="20"/>
+      <w:sz w:val="24"/>
       <w:szCs w:val="18"/>
     </w:rPr>
   </w:style>

--- a/Bao_cao_2_truc_Che_tao.docx
+++ b/Bao_cao_2_truc_Che_tao.docx
@@ -7,7 +7,6 @@
         <w:pStyle w:val="Heading1"/>
       </w:pPr>
       <w:r>
-        <w:rPr/>
         <w:t>CHƯƠNG 1. TỔNG QUAN ĐỀ TÀI</w:t>
       </w:r>
     </w:p>
@@ -16,25 +15,21 @@
         <w:pStyle w:val="Heading2"/>
       </w:pPr>
       <w:r>
-        <w:rPr/>
         <w:t>1.1. Lý do chọn đề tài</w:t>
       </w:r>
     </w:p>
     <w:p>
       <w:r>
-        <w:rPr/>
         <w:t>Vị trí biểu kiến của Mặt Trời dịch chuyển theo giờ và thay đổi theo mùa. Với tấm pin lắp cố định, hướng pháp tuyến chỉ phù hợp với tia trực tiếp trong một số thời điểm; sai lệch góc làm giảm thành phần bức xạ trực tiếp thu được. Hệ bám nắng hai trục có thể thay đổi cả phương vị và góc cao, là một phương án kỹ thuật để khảo sát khả năng duy trì hướng pin gần với hướng Mặt Trời.</w:t>
       </w:r>
     </w:p>
     <w:p>
       <w:r>
-        <w:rPr/>
         <w:t>Các mô hình dùng cảm biến quang cần xử lý sai khác giữa các cảm biến, nhiễu và bóng che. Với bốn LDR đặt ở bốn góc, việc so sánh hai cặp chéo giúp xác định phía có điện trở nhỏ hơn, tức phía nhận ánh sáng mạnh hơn. Điều khiển suy ra góc cần quay rồi đọc lại sau mỗi chu kỳ giúp cơ cấu căn chỉnh mà không phải quay liên tục.</w:t>
       </w:r>
     </w:p>
     <w:p>
       <w:r>
-        <w:rPr/>
         <w:t>Đề tài được lựa chọn nhằm xây dựng thuật toán bám nắng hai trục dùng bốn LDR và hai động cơ gạt nước trục vít cho phương vị, độ nghiêng; tập trung vào cách lập ma trận điện trở, suy ra góc cần quay, giới hạn hành trình và chu kỳ đọc lại cảm biến.</w:t>
       </w:r>
     </w:p>
@@ -43,19 +38,16 @@
         <w:pStyle w:val="Heading2"/>
       </w:pPr>
       <w:r>
-        <w:rPr/>
         <w:t>1.2. Tổng quan về đề tài</w:t>
       </w:r>
     </w:p>
     <w:p>
       <w:r>
-        <w:rPr/>
         <w:t>Cụm bốn LDR đặt ở bốn góc mặt pin, mỗi cảm biến chếch ra ngoài một góc bằng nhau để phân biệt hướng sáng theo hai phương. ESP32 tính sai lệch quang theo ma trận bốn LDR, suy ra góc đích cho hai động cơ gạt nước trục vít ở cả phương vị và độ nghiêng, hồi tiếp góc bằng biến trở xoay; công tắc hành trình giới hạn chuyển động. Các nghiên cứu về tracker hai trục được dùng làm tài liệu tham khảo, không dùng kết quả của chúng thay cho phép đo trên mô hình này [10, 11].</w:t>
       </w:r>
     </w:p>
     <w:p>
       <w:r>
-        <w:rPr/>
         <w:t>Thuật toán của đề tài không cần tính góc đặt thiên văn trong vòng điều khiển chính: bộ điều khiển đọc ma trận bốn LDR, suy ra góc cần quay bằng quan hệ lượng giác, quay trực tiếp tới góc đích theo hồi tiếp biến trở và định kỳ đọc lại để hiệu chỉnh.</w:t>
       </w:r>
     </w:p>
@@ -64,13 +56,11 @@
         <w:pStyle w:val="Heading2"/>
       </w:pPr>
       <w:r>
-        <w:rPr/>
         <w:t>1.3. Mục tiêu nghiên cứu</w:t>
       </w:r>
     </w:p>
     <w:p>
       <w:r>
-        <w:rPr/>
         <w:t>Mục tiêu tổng quát là xây dựng thuật toán điều khiển mô hình tấm pin hai trục bằng cách so sánh điện trở của bốn LDR, điều khiển lần lượt hướng nghiêng và hướng xoay, sau đó tự đọc lại theo chu kỳ để duy trì trạng thái cân bằng ánh sáng.</w:t>
       </w:r>
     </w:p>
@@ -79,7 +69,6 @@
         <w:pStyle w:val="ListBullet"/>
       </w:pPr>
       <w:r>
-        <w:rPr/>
         <w:t>Tổng hợp nguyên lý các linh kiện, phương pháp bám nắng và quy ước xác định hướng nghiêng, hướng xoay của tấm pin.</w:t>
       </w:r>
     </w:p>
@@ -88,7 +77,6 @@
         <w:pStyle w:val="ListBullet"/>
       </w:pPr>
       <w:r>
-        <w:rPr/>
         <w:t>Đề xuất cụm bốn LDR, ESP32, hai động cơ gạt nước trục vít cho phương vị và độ nghiêng, hai biến trở hồi tiếp góc, RTC và công tắc hành trình.</w:t>
       </w:r>
     </w:p>
@@ -97,7 +85,6 @@
         <w:pStyle w:val="ListBullet"/>
       </w:pPr>
       <w:r>
-        <w:rPr/>
         <w:t>Xây dựng quy tắc ma trận bốn LDR, xác định phía nhận sáng mạnh hơn, suy ra góc cần quay cho từng trục và đọc lại sau mỗi chu kỳ.</w:t>
       </w:r>
     </w:p>
@@ -106,7 +93,6 @@
         <w:pStyle w:val="ListBullet"/>
       </w:pPr>
       <w:r>
-        <w:rPr/>
         <w:lastRenderedPageBreak/>
         <w:t>Lập quy trình kiểm tra hướng chuyển động, ngưỡng cân bằng, thời gian đọc lại và so sánh năng lượng với tấm pin cố định.</w:t>
       </w:r>
@@ -116,19 +102,16 @@
         <w:pStyle w:val="Heading2"/>
       </w:pPr>
       <w:r>
-        <w:rPr/>
         <w:t>1.4. Đối tượng và phạm vi nghiên cứu</w:t>
       </w:r>
     </w:p>
     <w:p>
       <w:r>
-        <w:rPr/>
         <w:t>Cấu hình đề xuất dùng ESP32, bốn LDR, hai động cơ gạt nước trục vít (phương vị và độ nghiêng) đóng cắt qua relay/cầu H, hai biến trở hồi tiếp góc, RTC và công tắc hành trình cho hai trục; photodiode được xem xét ở mức so sánh. Tọa độ lắp đặt, kích thước tấm pin, mô-men cơ cấu và giới hạn góc cần được xác định theo mô hình thực tế trước khi chế tạo.</w:t>
       </w:r>
     </w:p>
     <w:p>
       <w:r>
-        <w:rPr/>
         <w:t>Phạm vi tập trung vào đọc ma trận điện trở LDR, suy ra góc lệch hai hướng nghiêng/quay, điều khiển hai cơ cấu chấp hành quay tới góc đích và bảo vệ hành trình.</w:t>
       </w:r>
     </w:p>
@@ -137,13 +120,11 @@
         <w:pStyle w:val="Heading2"/>
       </w:pPr>
       <w:r>
-        <w:rPr/>
         <w:t>1.5. Kết quả dự kiến</w:t>
       </w:r>
     </w:p>
     <w:p>
       <w:r>
-        <w:rPr/>
         <w:t>Kết quả dự kiến gồm:</w:t>
       </w:r>
     </w:p>
@@ -152,7 +133,6 @@
         <w:pStyle w:val="ListBullet"/>
       </w:pPr>
       <w:r>
-        <w:rPr/>
         <w:t>Mô hình khối và phương án phần cứng hai trục có sơ đồ kết nối, giới hạn chuyển động và các bước hiệu chuẩn.</w:t>
       </w:r>
     </w:p>
@@ -161,7 +141,6 @@
         <w:pStyle w:val="ListBullet"/>
       </w:pPr>
       <w:r>
-        <w:rPr/>
         <w:t>Thuật toán ma trận điện trở 4 LDR suy ra góc đích, điều khiển motor phương vị và motor nghiêng quay tới góc đích, dừng khi vào vùng chết và tự đọc lại theo chu kỳ.</w:t>
       </w:r>
     </w:p>
@@ -170,7 +149,6 @@
         <w:pStyle w:val="ListBullet"/>
       </w:pPr>
       <w:r>
-        <w:rPr/>
         <w:t>Chương trình điều khiển ESP32 cùng quy trình kiểm thử từng cảm biến, hai động cơ gạt nước và công tắc hành trình.</w:t>
       </w:r>
     </w:p>
@@ -179,13 +157,11 @@
         <w:pStyle w:val="ListBullet"/>
       </w:pPr>
       <w:r>
-        <w:rPr/>
         <w:t>Bộ chỉ tiêu và quy trình ghi dữ liệu để so sánh các chế độ bám sau khi hoàn tất mô hình.</w:t>
       </w:r>
     </w:p>
     <w:p>
       <w:r>
-        <w:rPr/>
         <w:t>Đây là các sản phẩm dự kiến; kết quả định lượng về sai số hoặc năng lượng chỉ được bổ sung sau khi mô phỏng/đo kiểm trên cấu hình đã xác nhận.</w:t>
       </w:r>
     </w:p>
@@ -194,7 +170,6 @@
         <w:pStyle w:val="Heading1"/>
       </w:pPr>
       <w:r>
-        <w:rPr/>
         <w:t>CHƯƠNG 2. CƠ SỞ LÝ THUYẾT VÀ TỔNG QUAN LINH KIỆN</w:t>
       </w:r>
     </w:p>
@@ -203,29 +178,24 @@
         <w:pStyle w:val="Heading2"/>
       </w:pPr>
       <w:r>
-        <w:rPr/>
         <w:t>2.1. Pin năng lượng Mặt Trời</w:t>
       </w:r>
     </w:p>
     <w:p>
       <w:r>
-        <w:rPr/>
         <w:t>Mô-đun quang điện được cấu thành từ nhiều tế bào bán dẫn ghép nối tiếp/song song; mỗi tế bào biến đổi một phần bức xạ thành dòng điện một chiều. Mô-đun thường có kính mặt trước, lớp đóng gói, các tế bào, lớp mặt sau/ kính sau, khung và hộp nối; cấu tạo cụ thể tùy loại. Trong chuỗi tế bào có thể có diode bypass để hạn chế ảnh hưởng của che bóng cục bộ; diode này khác với photodiode dùng làm cảm biến ánh sáng.</w:t>
       </w:r>
     </w:p>
     <w:p>
       <w:r>
-        <w:rPr/>
         <w:t>Các thông số thường dùng để mô tả pin gồm Pmax, Voc, Isc, Vmp, Imp và hệ số nhiệt. Giá trị danh định được công bố theo điều kiện STC; ngoài thực tế, bức xạ, nhiệt độ tế bào, phổ ánh sáng, tải điện và bóng che làm đặc tuyến I-V thay đổi. Hướng đặt ảnh hưởng thành phần bức xạ trực tiếp; không thể suy ra công suất thực chỉ từ góc hình học hoặc điện áp hở mạch [3].</w:t>
       </w:r>
     </w:p>
     <w:p>
       <w:r>
-        <w:rPr/>
         <w:t xml:space="preserve">Trong phép thử tracker, đo U và I đồng thời, tính P = U×I và tích phân theo thời gian để thu năng lượng. Tấm đối chứng nên cùng loại, cùng tình trạng bề mặt và cùng tải; năng lượng </w:t>
       </w:r>
       <w:r>
-        <w:rPr/>
         <w:lastRenderedPageBreak/>
         <w:t>tiêu thụ của hai động cơ gạt nước, ESP32 và mạch phụ trợ phải được ghi riêng rồi trừ khi tính năng lượng thuần.</w:t>
       </w:r>
@@ -235,19 +205,16 @@
         <w:pStyle w:val="Heading2"/>
       </w:pPr>
       <w:r>
-        <w:rPr/>
         <w:t>2.2. Cảm biến quang trở (LDR)</w:t>
       </w:r>
     </w:p>
     <w:p>
       <w:r>
-        <w:rPr/>
         <w:t>Quang trở (Light Dependent Resistor - LDR) là linh kiện quang dẫn có điện trở thay đổi theo ánh sáng. Khi độ rọi tăng, điện trở LDR thường giảm; trong tối điện trở lớn hơn. Đặc tuyến này không tuyến tính, thay đổi theo phổ nguồn sáng, nhiệt độ, lô sản xuất và lịch sử chiếu sáng; tốc độ đáp ứng thường chậm hơn diode quang.</w:t>
       </w:r>
     </w:p>
     <w:p>
       <w:r>
-        <w:rPr/>
         <w:t>Trong mạch đo, LDR thường mắc với điện trở cố định thành cầu phân áp; ADC đọc điện áp tại điểm giữa để vi điều khiển xử lý. Chiều tăng/giảm của số ADC khi sáng phụ thuộc vị trí LDR trong cầu phân áp. Ưu điểm của LDR là rẻ, dễ tìm và mạch đơn giản; hạn chế là sai khác giữa mẫu, trôi theo môi trường và độ tuyến tính thấp, vì vậy cần bảo vệ khỏi bụi/ẩm và hiệu chuẩn nếu dùng cho phép đo định lượng.</w:t>
       </w:r>
     </w:p>
@@ -256,19 +223,16 @@
         <w:pStyle w:val="Heading2"/>
       </w:pPr>
       <w:r>
-        <w:rPr/>
         <w:t>2.3. Diode quang (photodiode)</w:t>
       </w:r>
     </w:p>
     <w:p>
       <w:r>
-        <w:rPr/>
         <w:t>Photodiode là cảm biến bán dẫn có tiếp giáp p-n hoặc PIN, biến photon thành dòng quang. Có thể dùng chế độ quang điện áp hoặc chế độ quang dẫn phân cực ngược; photodiode thường cho đáp ứng nhanh và phù hợp phát hiện biến thiên cường độ ánh sáng. Bước sóng đáp ứng phụ thuộc vật liệu và kiểu linh kiện.</w:t>
       </w:r>
     </w:p>
     <w:p>
       <w:r>
-        <w:rPr/>
         <w:t>Dòng đầu ra thường nhỏ, do đó mạch đo hay dùng bộ khuếch đại chuyển dòng-điện áp (TIA). Cần chọn điện trở hồi tiếp, tụ ổn định, phân cực, vùng phổ và che chắn phù hợp. Photodiode có thể cho đáp ứng lặp lại tốt hơn LDR nhưng giá thành và yêu cầu thiết kế mạch cao hơn; trong cấu hình này nó là phương án tham khảo, còn LDR là cụm cảm biến chính.</w:t>
       </w:r>
     </w:p>
@@ -277,19 +241,16 @@
         <w:pStyle w:val="Heading2"/>
       </w:pPr>
       <w:r>
-        <w:rPr/>
         <w:t>2.4. Bộ điều khiển ESP32 DevKit và các khối phụ trợ</w:t>
       </w:r>
     </w:p>
     <w:p>
       <w:r>
-        <w:rPr/>
         <w:t>Bộ điều khiển trung tâm là module ESP32 DevKit duy nhất cho cả hai trục. Bo có hai nhóm ADC 12 bit; đề tài không bật WiFi nên dùng được cả nhóm ADC2. Theo sheet nguyên lý: bốn kênh LDR vào GPIO25/26/27/14, biến trở hồi tiếp góc phương vị vào GPIO36, điện áp tấm pin qua cầu chia vào GPIO39, biến trở hồi tiếp góc nghiêng của bản hai trục dùng GPIO2; bốn công tắc hành trình qt1–qt4 vào GPIO34/35/32/33. ADC của ESP32 chỉ đo điện áp 0–3,3 V, phiên bản này chưa đo dòng điện.</w:t>
       </w:r>
     </w:p>
     <w:p>
       <w:r>
-        <w:rPr/>
         <w:t>Thời gian thực dùng module DS1307 (I²C 0x68, pin nuôi) cấp ngày giờ cho khối thiên văn; hiển thị dùng LCD 1602 kèm mạch chuyển I²C PCF8574 (0x27) chung bus SDA/SCL (GPIO21/22). Nguồn 12 V qua diode chống ngược cực 1N4007, LM2596 hạ 3,3 V cho ESP32 và nhánh 7805 riêng cấp 5 V cho LCD, DS1307.</w:t>
       </w:r>
     </w:p>
@@ -298,24 +259,20 @@
         <w:pStyle w:val="Heading2"/>
       </w:pPr>
       <w:r>
-        <w:rPr/>
         <w:t>2.5. Hai động cơ gạt nước và hai mạch động lực cầu H bốn TIP41C</w:t>
       </w:r>
     </w:p>
     <w:p>
       <w:r>
-        <w:rPr/>
         <w:t xml:space="preserve">Mỗi trục dùng một động cơ gạt nước kính ô tô 12 V kèm hộp giảm tốc trục vít – bánh vít. Cặp trục vít tự hãm nên khi ngắt lệnh hoặc mất điện tấm pin tự giữ vị trí dưới gió và trọng </w:t>
       </w:r>
       <w:r>
-        <w:rPr/>
         <w:lastRenderedPageBreak/>
         <w:t>lượng bản thân; điều này đặc biệt quan trọng với trục nghiêng luôn chịu mô-men trọng trường. Mô-men motor phù hợp tấm pin 100 W nặng khoảng 4 kg ở gió vừa phải.</w:t>
       </w:r>
     </w:p>
     <w:p>
       <w:r>
-        <w:rPr/>
         <w:t>Mỗi motor có một mạch động lực cầu H ghép từ bốn transistor TIP41C (NPN, 6 A, 100 V, TO-220), bazơ qua trở 10 k và diode bảo vệ trả xung ngược về nguồn và mass. Lệnh dkxuoi/dknguoc đi qua opto PC817 cách ly mass 3,3 V và mass 12 V, tích cực mức thấp: dkxuoi = 0 cho cặp chéo trái dẫn, dknguoc = 0 cho cặp chéo phải dẫn, cả hai bằng 1 thì cầu H khóa và motor tự giữ.</w:t>
       </w:r>
     </w:p>
@@ -324,19 +281,16 @@
         <w:pStyle w:val="Heading2"/>
       </w:pPr>
       <w:r>
-        <w:rPr/>
         <w:t>2.6. Công tắc hành trình</w:t>
       </w:r>
     </w:p>
     <w:p>
       <w:r>
-        <w:rPr/>
         <w:t>Công tắc hành trình phát hiện vị trí cuối của cơ cấu bằng tiếp điểm cơ điện có cần gạt/con lăn hoặc nút nhấn. Các chân COM-NO-NC cho phép chọn trạng thái tín hiệu; tiếp điểm NC có thể giúp phát hiện đứt dây khi được thiết kế theo nguyên tắc fail-safe. Cần xét lực nhấn, hành trình, dòng tiếp điểm, tuổi thọ và môi trường lắp đặt.</w:t>
       </w:r>
     </w:p>
     <w:p>
       <w:r>
-        <w:rPr/>
         <w:t>Mỗi trục có thể dùng một cặp công tắc ở hai đầu hoặc cấu hình home kết hợp giới hạn mềm; mô hình này dự kiến dùng giới hạn vật lý cho cả trục phương vị và trục nghiêng. Tín hiệu đưa về ESP32 để dừng lệnh quay motor theo hướng nguy hiểm, có chống dội; nơi cần bảo vệ cao hơn có thể đưa tiếp điểm vào đường liên động của relay/cầu H. Khi một đầu tác động, vẫn cho phép chạy ngược để rời công tắc.</w:t>
       </w:r>
     </w:p>
@@ -414,7 +368,6 @@
     </w:p>
     <w:p>
       <w:r>
-        <w:rPr/>
         <w:t>Nhóm này tính vị trí Mặt Trời từ vị trí địa lý, ngày và giờ đọc từ module thời gian thực DS1307, không cần cảm biến ánh sáng. Góc khai thiên (xích vĩ) tính theo ngày trong năm:</w:t>
       </w:r>
     </w:p>
@@ -432,7 +385,6 @@
     </w:p>
     <w:p>
       <w:r>
-        <w:rPr/>
         <w:t>Góc giờ tính từ giờ Mặt Trời t (giờ):</w:t>
       </w:r>
     </w:p>
@@ -450,7 +402,6 @@
     </w:p>
     <w:p>
       <w:r>
-        <w:rPr/>
         <w:t>Góc cao Mặt Trời α suy ra từ vĩ độ nơi lắp đặt φ:</w:t>
       </w:r>
     </w:p>
@@ -468,7 +419,6 @@
     </w:p>
     <w:p>
       <w:r>
-        <w:rPr/>
         <w:t>Góc phương vị γ tính tiếp từ α, δ và φ. Biết (α, γ) là đổi được ra góc đặt của tấm pin cho từng trục.</w:t>
       </w:r>
     </w:p>
@@ -477,7 +427,6 @@
         <w:pStyle w:val="ListBullet"/>
       </w:pPr>
       <w:r>
-        <w:rPr/>
         <w:t>Ưu điểm: ổn định, không phụ thuộc thời tiết, không dao động quanh vị trí cân bằng.</w:t>
       </w:r>
     </w:p>
@@ -486,7 +435,6 @@
         <w:pStyle w:val="ListBullet"/>
       </w:pPr>
       <w:r>
-        <w:rPr/>
         <w:t>Nhược điểm: phải cài đúng tọa độ và giờ; không tự sửa được sai số do lắp đặt lệch hoặc khớp cơ khí rơ.</w:t>
       </w:r>
     </w:p>
@@ -523,7 +471,6 @@
     </w:p>
     <w:p>
       <w:r>
-        <w:rPr/>
         <w:t>Bốn LDR đặt ở bốn góc tấm pin, mỗi cảm biến gá nghiêng ra ngoài tâm một góc β_s = 30° như nhau, không dùng vách ngăn. Khi nắng thẳng góc, bốn kênh nhận sáng gần bằng nhau; khi nắng xiên, cặp cảm biến phía bên nắng nhận mạnh hơn hẳn. Gọi giá trị đọc được của bốn kênh là trái, phải, trên, dưới, sai lệch điều khiển tính rất đơn giản:</w:t>
       </w:r>
     </w:p>
@@ -544,7 +491,6 @@
         <w:pStyle w:val="ListBullet"/>
       </w:pPr>
       <w:r>
-        <w:rPr/>
         <w:t>Nếu |e1| &gt; ngưỡng: quay động cơ trục 1 theo dấu e1; nếu |e2| &gt; ngưỡng: quay động cơ trục 2 theo dấu e2.</w:t>
       </w:r>
     </w:p>
@@ -553,7 +499,6 @@
         <w:pStyle w:val="ListBullet"/>
       </w:pPr>
       <w:r>
-        <w:rPr/>
         <w:t>Ngược lại thì dừng – vùng chết (dead-band) chống dao động quanh vị trí cân bằng.</w:t>
       </w:r>
     </w:p>
@@ -562,7 +507,6 @@
         <w:pStyle w:val="ListBullet"/>
       </w:pPr>
       <w:r>
-        <w:rPr/>
         <w:t>Ưu điểm: đơn giản, rẻ, phản ứng theo điều kiện sáng thực tế, tự sửa sai số lắp đặt.</w:t>
       </w:r>
     </w:p>
@@ -571,7 +515,6 @@
         <w:pStyle w:val="ListBullet"/>
       </w:pPr>
       <w:r>
-        <w:rPr/>
         <w:t>Nhược điểm: nhạy với mây và bóng râm thoáng qua, dễ dao động nếu ngưỡng chọn quá nhỏ, buổi sáng sớm tín hiệu yếu nên bám chậm.</w:t>
       </w:r>
     </w:p>
@@ -595,7 +538,6 @@
         <w:pStyle w:val="ListBullet"/>
       </w:pPr>
       <w:r>
-        <w:rPr/>
         <w:t>Dùng thiên văn định vị thô: đầu buổi sáng và mỗi chu kỳ 30 phút, tính (α, γ) từ DS1307 rồi đưa nhanh tấm pin về gần vị trí Mặt Trời.</w:t>
       </w:r>
     </w:p>
@@ -604,7 +546,6 @@
         <w:pStyle w:val="ListBullet"/>
       </w:pPr>
       <w:r>
-        <w:rPr/>
         <w:t>Dùng LDR tinh chỉnh: giữa hai lần định vị thô, so sánh e1 (và e2) với ngưỡng để khử phần sai lệch còn lại, kể cả sai số lắp đặt.</w:t>
       </w:r>
     </w:p>
@@ -613,13 +554,11 @@
         <w:pStyle w:val="ListBullet"/>
       </w:pPr>
       <w:r>
-        <w:rPr/>
         <w:t>Khi trời nhiều mây (tổng sáng S nhỏ hơn ngưỡng S_min): giữ nguyên vị trí theo lịch thiên văn, tránh dao động vô ích do mây che thoáng qua.</w:t>
       </w:r>
     </w:p>
     <w:p>
       <w:r>
-        <w:rPr/>
         <w:t>Phương pháp hybrid lấy được ưu điểm của cả hai nhóm: bám nhanh và ổn định như vòng hở, tự sửa sai số như vòng kín, và không săn lệnh khi thời tiết xấu. Vì vậy đề tài chọn nhóm 3 cho cả hai mô hình một trục và hai trục.</w:t>
       </w:r>
     </w:p>
@@ -628,7 +567,6 @@
         <w:pStyle w:val="Heading2"/>
       </w:pPr>
       <w:r>
-        <w:rPr/>
         <w:t>2.8. Sơ đồ khối tổng thể và các kết quả tiếp nhận từ quyển nghiên cứu</w:t>
       </w:r>
     </w:p>
@@ -683,13 +621,11 @@
         <w:pStyle w:val="Caption"/>
       </w:pPr>
       <w:r>
-        <w:rPr/>
         <w:t>Hình 1. Sơ đồ khối hệ thống hai trục theo phương pháp hybrid</w:t>
       </w:r>
     </w:p>
     <w:p>
       <w:r>
-        <w:rPr/>
         <w:t>Sơ đồ khối trên cụ thể hóa phương pháp hybrid đã nghiên cứu thành các khối mạch, khớp quay và chi tiết in 3D sẽ chế tạo ở chương 3; bảng dưới đây tổng hợp các kết quả đã hoàn thành ở quyển nghiên cứu và nơi áp dụng trong quyển chế tạo.</w:t>
       </w:r>
     </w:p>
@@ -699,7 +635,6 @@
         <w:spacing w:after="80"/>
       </w:pPr>
       <w:r>
-        <w:rPr/>
         <w:t>Bảng 1. Các kết quả tiếp nhận từ quyển nghiên cứu và cách áp dụng</w:t>
       </w:r>
     </w:p>
@@ -1182,7 +1117,6 @@
         <w:pStyle w:val="Heading1"/>
       </w:pPr>
       <w:r>
-        <w:rPr/>
         <w:t>CHƯƠNG 3. CHẾ TẠO CẤU TRÚC 3D, MẠCH ĐIỆN, LẮP RÁP, HIỆU CHUẨN VÀ ĐO ĐẠC</w:t>
       </w:r>
     </w:p>
@@ -1191,13 +1125,11 @@
         <w:pStyle w:val="Heading2"/>
       </w:pPr>
       <w:r>
-        <w:rPr/>
         <w:t>3.1. Cấu trúc 3D tổng thể của hệ hai trục</w:t>
       </w:r>
     </w:p>
     <w:p>
       <w:r>
-        <w:rPr/>
         <w:t>Hệ hai trục được thiết kế dạng mô-đun 3D gồm ba tầng chồng lên nhau: tầng đế cố định mang khớp phương vị, tầng thân quay mang khớp nâng nghiêng, và tầng khung mang tấm pin 100 W cùng cụm LDR. Mỗi tầng là một cụm chi tiết riêng có thể in hoặc gia công độc lập rồi lắp ráp bằng bulông, giúp thay thế từng phần khi hiệu chỉnh. Bản vẽ 3D chi tiết từng chi tiết đang được hoàn thiện và sẽ bổ sung vào mục này.</w:t>
       </w:r>
     </w:p>
@@ -1206,7 +1138,6 @@
         <w:pStyle w:val="ListBullet"/>
       </w:pPr>
       <w:r>
-        <w:rPr/>
         <w:t>Tầng 1 – đế cố định: đĩa thép tròn bắt xuống mái hoặc bàn thử, có bốn bulông cân bằng và lỗ luồn dây.</w:t>
       </w:r>
     </w:p>
@@ -1215,7 +1146,6 @@
         <w:pStyle w:val="ListBullet"/>
       </w:pPr>
       <w:r>
-        <w:rPr/>
         <w:t>Tầng 2 – thân quay phương vị: ống trục thép lồng trên bạc lót của đế, mang motor phương vị và khớp nâng; quay trơn 360° nhưng được giới hạn mềm ±120° bằng công tắc hành trình.</w:t>
       </w:r>
     </w:p>
@@ -1224,7 +1154,6 @@
         <w:pStyle w:val="ListBullet"/>
       </w:pPr>
       <w:r>
-        <w:rPr/>
         <w:t>Tầng 3 – khung nghiêng: hai tai bên mang trục nghiêng đặt sát trọng tâm tấm pin, một phía bắt tay đòn motor nghiêng, phía đối diện có đối trọng tháo lắp được để cân mô-men trọng trường.</w:t>
       </w:r>
     </w:p>
@@ -1233,7 +1162,6 @@
         <w:pStyle w:val="Heading2"/>
       </w:pPr>
       <w:r>
-        <w:rPr/>
         <w:t>3.2. Khớp phương vị và khớp nâng nghiêng</w:t>
       </w:r>
     </w:p>
@@ -1242,7 +1170,6 @@
         <w:pStyle w:val="ListBullet"/>
       </w:pPr>
       <w:r>
-        <w:rPr/>
         <w:t>Khớp phương vị: trục thép tròn đứng, bạc lót đồng chống mòn, motor gạt nước đặt bên trong thân quay truyền động qua tay đòn bán kính 0,12 m để tăng mô-men.</w:t>
       </w:r>
     </w:p>
@@ -1251,7 +1178,6 @@
         <w:pStyle w:val="ListBullet"/>
       </w:pPr>
       <w:r>
-        <w:rPr/>
         <w:lastRenderedPageBreak/>
         <w:t>Khớp nâng nghiêng: trục ngang vuông góc trục phương vị, hai gối in PETG bắt vào thân quay; motor nghiêng đặt dưới thấp để hạ trọng tâm, truyền qua tay đòn 0,10 m.</w:t>
       </w:r>
@@ -1261,7 +1187,6 @@
         <w:pStyle w:val="ListBullet"/>
       </w:pPr>
       <w:r>
-        <w:rPr/>
         <w:t>Đối trọng khớp nghiêng: khối thép trượt trên thanh ren, chỉnh một lần khi lắp pin để mô-men trọng trường còn dưới 3 N·m.</w:t>
       </w:r>
     </w:p>
@@ -1270,7 +1195,6 @@
         <w:pStyle w:val="ListBullet"/>
       </w:pPr>
       <w:r>
-        <w:rPr/>
         <w:t>Biến trở hồi tiếp của mỗi khớp gắn đồng trục phía đối diện motor; bốn công tắc hành trình gá trên đế và thân quay tại vị trí chặn cơ khí.</w:t>
       </w:r>
     </w:p>
@@ -1279,7 +1203,6 @@
         <w:pStyle w:val="Heading2"/>
       </w:pPr>
       <w:r>
-        <w:rPr/>
         <w:t>3.3. Chi tiết in 3D và lựa chọn vật liệu</w:t>
       </w:r>
     </w:p>
@@ -1289,7 +1212,6 @@
         <w:spacing w:after="80"/>
       </w:pPr>
       <w:r>
-        <w:rPr/>
         <w:t>Bảng 2. Phân công công nghệ cho các chi tiết cơ khí</w:t>
       </w:r>
     </w:p>
@@ -1707,7 +1629,6 @@
         <w:pStyle w:val="Heading2"/>
       </w:pPr>
       <w:r>
-        <w:rPr/>
         <w:t>3.4. Tính chọn động cơ cho tấm pin 100 W – 4 kg</w:t>
       </w:r>
     </w:p>
@@ -1717,7 +1638,6 @@
         <w:spacing w:after="80"/>
       </w:pPr>
       <w:r>
-        <w:rPr/>
         <w:t>Bảng 3. Tính chọn hai động cơ gạt nước cho tấm pin 100 W – 4 kg</w:t>
       </w:r>
     </w:p>
@@ -2132,7 +2052,6 @@
     <w:p/>
     <w:p>
       <w:r>
-        <w:rPr/>
         <w:t>Cả hai khớp dùng cùng loại motor gạt nước 12 V khoảng 60 W; khi gió trên 8 m/s chương trình đưa tấm pin về vị trí nghỉ nằm ngang để giảm mô-men gió, phù hợp hệ số an toàn trong bảng. Dòng tải dưới 6 A nên vừa giới hạn của TIP41C ở mạch động lực.</w:t>
       </w:r>
     </w:p>
@@ -2387,9 +2306,6 @@
           </w:tcPr>
           <w:p>
             <w:r>
-              <w:rPr>
-                <w:sz w:val="22"/>
-              </w:rPr>
               <w:t>Chi tiết</w:t>
             </w:r>
           </w:p>
@@ -2400,9 +2316,6 @@
           </w:tcPr>
           <w:p>
             <w:r>
-              <w:rPr>
-                <w:sz w:val="22"/>
-              </w:rPr>
               <w:t>Quy cách / vật liệu</w:t>
             </w:r>
           </w:p>
@@ -2413,9 +2326,6 @@
           </w:tcPr>
           <w:p>
             <w:r>
-              <w:rPr>
-                <w:sz w:val="22"/>
-              </w:rPr>
               <w:t>Số lượng</w:t>
             </w:r>
           </w:p>
@@ -2428,9 +2338,6 @@
           </w:tcPr>
           <w:p>
             <w:r>
-              <w:rPr>
-                <w:sz w:val="22"/>
-              </w:rPr>
               <w:t>Tấm pin năng lượng</w:t>
             </w:r>
           </w:p>
@@ -2441,9 +2348,6 @@
           </w:tcPr>
           <w:p>
             <w:r>
-              <w:rPr>
-                <w:sz w:val="22"/>
-              </w:rPr>
               <w:t>100 W, khoảng 4 kg</w:t>
             </w:r>
           </w:p>
@@ -2454,9 +2358,6 @@
           </w:tcPr>
           <w:p>
             <w:r>
-              <w:rPr>
-                <w:sz w:val="22"/>
-              </w:rPr>
               <w:t>1</w:t>
             </w:r>
           </w:p>
@@ -2469,9 +2370,6 @@
           </w:tcPr>
           <w:p>
             <w:r>
-              <w:rPr>
-                <w:sz w:val="22"/>
-              </w:rPr>
               <w:t>Khung mang pin</w:t>
             </w:r>
           </w:p>
@@ -2482,9 +2380,6 @@
           </w:tcPr>
           <w:p>
             <w:r>
-              <w:rPr>
-                <w:sz w:val="22"/>
-              </w:rPr>
               <w:t>Nhôm định hình 30×30</w:t>
             </w:r>
           </w:p>
@@ -2495,9 +2390,6 @@
           </w:tcPr>
           <w:p>
             <w:r>
-              <w:rPr>
-                <w:sz w:val="22"/>
-              </w:rPr>
               <w:t>1 bộ</w:t>
             </w:r>
           </w:p>
@@ -2510,9 +2402,6 @@
           </w:tcPr>
           <w:p>
             <w:r>
-              <w:rPr>
-                <w:sz w:val="22"/>
-              </w:rPr>
               <w:t>Tầng đế</w:t>
             </w:r>
           </w:p>
@@ -2523,9 +2412,6 @@
           </w:tcPr>
           <w:p>
             <w:r>
-              <w:rPr>
-                <w:sz w:val="22"/>
-              </w:rPr>
               <w:t>Thép hộp, bulông cân bằng</w:t>
             </w:r>
           </w:p>
@@ -2536,9 +2422,6 @@
           </w:tcPr>
           <w:p>
             <w:r>
-              <w:rPr>
-                <w:sz w:val="22"/>
-              </w:rPr>
               <w:t>1</w:t>
             </w:r>
           </w:p>
@@ -2551,9 +2434,6 @@
           </w:tcPr>
           <w:p>
             <w:r>
-              <w:rPr>
-                <w:sz w:val="22"/>
-              </w:rPr>
               <w:t>Khớp phương vị</w:t>
             </w:r>
           </w:p>
@@ -2564,9 +2444,6 @@
           </w:tcPr>
           <w:p>
             <w:r>
-              <w:rPr>
-                <w:sz w:val="22"/>
-              </w:rPr>
               <w:t>Ổ bi mặt phẳng + bạc lót</w:t>
             </w:r>
           </w:p>
@@ -2577,9 +2454,6 @@
           </w:tcPr>
           <w:p>
             <w:r>
-              <w:rPr>
-                <w:sz w:val="22"/>
-              </w:rPr>
               <w:t>1</w:t>
             </w:r>
           </w:p>
@@ -2592,9 +2466,6 @@
           </w:tcPr>
           <w:p>
             <w:r>
-              <w:rPr>
-                <w:sz w:val="22"/>
-              </w:rPr>
               <w:t>Trục nâng nghiêng</w:t>
             </w:r>
           </w:p>
@@ -2605,9 +2476,6 @@
           </w:tcPr>
           <w:p>
             <w:r>
-              <w:rPr>
-                <w:sz w:val="22"/>
-              </w:rPr>
               <w:t>Thép tròn Ø20 + gối đỡ</w:t>
             </w:r>
           </w:p>
@@ -2618,9 +2486,6 @@
           </w:tcPr>
           <w:p>
             <w:r>
-              <w:rPr>
-                <w:sz w:val="22"/>
-              </w:rPr>
               <w:t>2</w:t>
             </w:r>
           </w:p>
@@ -2633,9 +2498,6 @@
           </w:tcPr>
           <w:p>
             <w:r>
-              <w:rPr>
-                <w:sz w:val="22"/>
-              </w:rPr>
               <w:t>Đối trọng cân mô-men</w:t>
             </w:r>
           </w:p>
@@ -2646,9 +2508,6 @@
           </w:tcPr>
           <w:p>
             <w:r>
-              <w:rPr>
-                <w:sz w:val="22"/>
-              </w:rPr>
               <w:t>Thép 5 kg</w:t>
             </w:r>
           </w:p>
@@ -2659,9 +2518,6 @@
           </w:tcPr>
           <w:p>
             <w:r>
-              <w:rPr>
-                <w:sz w:val="22"/>
-              </w:rPr>
               <w:t>2</w:t>
             </w:r>
           </w:p>
@@ -2674,9 +2530,6 @@
           </w:tcPr>
           <w:p>
             <w:r>
-              <w:rPr>
-                <w:sz w:val="22"/>
-              </w:rPr>
               <w:t>Động cơ gạt nước</w:t>
             </w:r>
           </w:p>
@@ -2687,9 +2540,6 @@
           </w:tcPr>
           <w:p>
             <w:r>
-              <w:rPr>
-                <w:sz w:val="22"/>
-              </w:rPr>
               <w:t>12 V, khoảng 60 W, trục vít tự hãm</w:t>
             </w:r>
           </w:p>
@@ -2700,9 +2550,6 @@
           </w:tcPr>
           <w:p>
             <w:r>
-              <w:rPr>
-                <w:sz w:val="22"/>
-              </w:rPr>
               <w:t>2</w:t>
             </w:r>
           </w:p>
@@ -2715,9 +2562,6 @@
           </w:tcPr>
           <w:p>
             <w:r>
-              <w:rPr>
-                <w:sz w:val="22"/>
-              </w:rPr>
               <w:t>Biến trở hồi tiếp góc</w:t>
             </w:r>
           </w:p>
@@ -2728,9 +2572,6 @@
           </w:tcPr>
           <w:p>
             <w:r>
-              <w:rPr>
-                <w:sz w:val="22"/>
-              </w:rPr>
               <w:t>10 kΩ, gắn đồng trục</w:t>
             </w:r>
           </w:p>
@@ -2741,9 +2582,6 @@
           </w:tcPr>
           <w:p>
             <w:r>
-              <w:rPr>
-                <w:sz w:val="22"/>
-              </w:rPr>
               <w:t>2</w:t>
             </w:r>
           </w:p>
@@ -2756,9 +2594,6 @@
           </w:tcPr>
           <w:p>
             <w:r>
-              <w:rPr>
-                <w:sz w:val="22"/>
-              </w:rPr>
               <w:t>Khối gá bốn LDR</w:t>
             </w:r>
           </w:p>
@@ -2769,9 +2604,6 @@
           </w:tcPr>
           <w:p>
             <w:r>
-              <w:rPr>
-                <w:sz w:val="22"/>
-              </w:rPr>
               <w:t>In PETG, nghiêng β_s = 30°</w:t>
             </w:r>
           </w:p>
@@ -2782,9 +2614,6 @@
           </w:tcPr>
           <w:p>
             <w:r>
-              <w:rPr>
-                <w:sz w:val="22"/>
-              </w:rPr>
               <w:t>1</w:t>
             </w:r>
           </w:p>
@@ -2797,9 +2626,6 @@
           </w:tcPr>
           <w:p>
             <w:r>
-              <w:rPr>
-                <w:sz w:val="22"/>
-              </w:rPr>
               <w:t>Công tắc hành trình + giá gá</w:t>
             </w:r>
           </w:p>
@@ -2810,9 +2636,6 @@
           </w:tcPr>
           <w:p>
             <w:r>
-              <w:rPr>
-                <w:sz w:val="22"/>
-              </w:rPr>
               <w:t>Chặn hai đầu hành trình mỗi khớp</w:t>
             </w:r>
           </w:p>
@@ -2823,9 +2646,6 @@
           </w:tcPr>
           <w:p>
             <w:r>
-              <w:rPr>
-                <w:sz w:val="22"/>
-              </w:rPr>
               <w:t>4</w:t>
             </w:r>
           </w:p>
@@ -2838,9 +2658,6 @@
           </w:tcPr>
           <w:p>
             <w:r>
-              <w:rPr>
-                <w:sz w:val="22"/>
-              </w:rPr>
               <w:t>Bulông, ốc, bản lề</w:t>
             </w:r>
           </w:p>
@@ -2851,9 +2668,6 @@
           </w:tcPr>
           <w:p>
             <w:r>
-              <w:rPr>
-                <w:sz w:val="22"/>
-              </w:rPr>
               <w:t>Inox M5–M8</w:t>
             </w:r>
           </w:p>
@@ -2864,9 +2678,6 @@
           </w:tcPr>
           <w:p>
             <w:r>
-              <w:rPr>
-                <w:sz w:val="22"/>
-              </w:rPr>
               <w:t>1 bộ</w:t>
             </w:r>
           </w:p>
@@ -2956,7 +2767,6 @@
         <w:pStyle w:val="Heading2"/>
       </w:pPr>
       <w:r>
-        <w:rPr/>
         <w:t>3.8. Hiệu chuẩn</w:t>
       </w:r>
     </w:p>
@@ -2965,7 +2775,6 @@
         <w:pStyle w:val="ListBullet"/>
       </w:pPr>
       <w:r>
-        <w:rPr/>
         <w:t>Hoàn thành hiệu chuẩn K_cal bốn kênh LDR và hai biến trở hồi tiếp ba điểm cho từng khớp.</w:t>
       </w:r>
     </w:p>
@@ -2974,7 +2783,6 @@
         <w:pStyle w:val="ListBullet"/>
       </w:pPr>
       <w:r>
-        <w:rPr/>
         <w:t>Hoàn thành đồng bộ DS1307 và thử trôi giờ 24 giờ; chỉnh tương phản LCD PCF8574.</w:t>
       </w:r>
     </w:p>
@@ -2983,7 +2791,6 @@
         <w:pStyle w:val="ListBullet"/>
       </w:pPr>
       <w:r>
-        <w:rPr/>
         <w:t>Hoàn thành kiểm tra liên động bốn công tắc hành trình trên bench cho cả hai khớp.</w:t>
       </w:r>
     </w:p>
@@ -2992,7 +2799,6 @@
         <w:pStyle w:val="Heading2"/>
       </w:pPr>
       <w:r>
-        <w:rPr/>
         <w:t>3.9. Đo đạc kiểm chứng</w:t>
       </w:r>
     </w:p>
@@ -3002,7 +2808,6 @@
         <w:spacing w:after="80"/>
       </w:pPr>
       <w:r>
-        <w:rPr/>
         <w:t>Bảng 6. Kết quả đo đạc kiểm chứng phần cứng hai trục</w:t>
       </w:r>
     </w:p>
@@ -3261,7 +3066,6 @@
         <w:pStyle w:val="Heading1"/>
       </w:pPr>
       <w:r>
-        <w:rPr/>
         <w:t>CHƯƠNG 4. TIẾN ĐỘ THỰC HIỆN VÀ KẾ HOẠCH TUẦN NÀY</w:t>
       </w:r>
     </w:p>
@@ -3351,7 +3155,6 @@
         <w:pStyle w:val="Heading2"/>
       </w:pPr>
       <w:r>
-        <w:rPr/>
         <w:t>4.2. Các công việc còn lại của tuần này (5/10 – 10/10/2026)</w:t>
       </w:r>
     </w:p>
@@ -3360,7 +3163,6 @@
         <w:pStyle w:val="ListBullet"/>
       </w:pPr>
       <w:r>
-        <w:rPr/>
         <w:t>Hoàn thiện bản vẽ 3D chi tiết khớp nâng nghiêng có đối trọng và xuất file in.</w:t>
       </w:r>
     </w:p>
@@ -3369,7 +3171,6 @@
         <w:pStyle w:val="ListBullet"/>
       </w:pPr>
       <w:r>
-        <w:rPr/>
         <w:t>Chạy thử ngoài trời trọn ngày, ghi log hai góc khớp đối chiếu mô phỏng.</w:t>
       </w:r>
     </w:p>
@@ -3378,7 +3179,6 @@
         <w:pStyle w:val="ListBullet"/>
       </w:pPr>
       <w:r>
-        <w:rPr/>
         <w:t>Đo nhiệt độ TIP41C của hai cầu H sau 30 phút hoạt động liên tục.</w:t>
       </w:r>
     </w:p>
@@ -3398,74 +3198,62 @@
         <w:pStyle w:val="Heading1"/>
       </w:pPr>
       <w:r>
-        <w:rPr/>
         <w:t>TÀI LIỆU THAM KHẢO</w:t>
       </w:r>
     </w:p>
     <w:p>
       <w:r>
-        <w:rPr/>
         <w:t>[1] I. Reda and A. Andreas, “Solar Position Algorithm for Solar Radiation Applications,” NREL/TP-560-34302, 2008. https://docs.nrel.gov/docs/fy08osti/34302.pdf</w:t>
       </w:r>
     </w:p>
     <w:p>
       <w:r>
-        <w:rPr/>
         <w:t>[2] I. Reda and A. Andreas, “Solar position algorithm for solar radiation applications,” Solar Energy, vol. 76, no. 5, pp. 577-589, 2004.</w:t>
       </w:r>
     </w:p>
     <w:p>
       <w:r>
-        <w:rPr/>
         <w:t>[3] J. A. Duffie and W. A. Beckman, Solar Engineering of Thermal Processes, 4th ed., John Wiley &amp; Sons, 2013.</w:t>
       </w:r>
     </w:p>
     <w:p>
       <w:r>
-        <w:rPr/>
         <w:t>[4] R. F. Fuentes-Morales et al., “Control algorithms applied to active solar tracking systems: A review,” Solar Energy, vol. 212, pp. 203-219, 2020. https://doi.org/10.1016/j.solener.2020.10.071</w:t>
       </w:r>
     </w:p>
     <w:p>
       <w:r>
-        <w:rPr/>
         <w:t>[5] H. Mousazadeh et al., “A review of principle and sun-tracking methods for maximizing solar systems output,” Renewable and Sustainable Energy Reviews, vol. 13, no. 8, pp. 1800-1818, 2009.</w:t>
       </w:r>
     </w:p>
     <w:p>
       <w:r>
-        <w:rPr/>
         <w:lastRenderedPageBreak/>
         <w:t>[6] A. Awasthi et al., “Review on sun tracking technology in solar PV system,” Energy Reports, vol. 6, pp. 392-405, 2020.</w:t>
       </w:r>
     </w:p>
     <w:p>
       <w:r>
-        <w:rPr/>
         <w:t>[7] A. R. Amelia et al., “Technologies of solar tracking systems: A review,” IOP Conference Series: Materials Science and Engineering, vol. 767, 012052, 2020.</w:t>
       </w:r>
     </w:p>
     <w:p>
       <w:r>
-        <w:rPr/>
         <w:t>[8] Espressif Systems, ESP32 Series Datasheet. https://www.espressif.com/sites/default/files/documentation/esp32_datasheet_en.pdf</w:t>
       </w:r>
     </w:p>
     <w:p>
       <w:r>
-        <w:rPr/>
         <w:t>[9] Maxim Integrated, DS1307 64 x 8, Serial I2C Real-Time Clock, Datasheet. https://www.analog.com/media/en/technical-documentation/data-sheets/DS1307.pdf</w:t>
       </w:r>
     </w:p>
     <w:p>
       <w:r>
-        <w:rPr/>
         <w:t>[10] A. El Hammoumi et al., “A simple and low-cost active dual-axis solar tracker,” Energy Science &amp; Engineering, vol. 6, no. 5, pp. 607-620, 2018. https://doi.org/10.1002/ese3.236</w:t>
       </w:r>
     </w:p>
     <w:p>
       <w:r>
-        <w:rPr/>
         <w:t>[11] J.-M. Wang and C.-L. Lu, “Design and Implementation of a Sun Tracker with a Dual-Axis Single Motor for an Optical Sensor-Based Photovoltaic System,” Sensors, vol. 13, no. 3, pp. 3157-3168, 2013. https://doi.org/10.3390/s130303157</w:t>
       </w:r>
     </w:p>
@@ -4209,7 +3997,7 @@
     </w:pPr>
     <w:rPr>
       <w:rFonts w:ascii="Times New Roman" w:eastAsia="Times New Roman" w:hAnsi="Times New Roman"/>
-      <w:sz w:val="26"/>
+      <w:sz w:val="24"/>
     </w:rPr>
   </w:style>
   <w:style w:type="paragraph" w:styleId="Heading1">
@@ -4259,7 +4047,7 @@
       <w:b/>
       <w:bCs/>
       <w:color w:val="1F4E79"/>
-      <w:sz w:val="32"/>
+      <w:sz w:val="26"/>
       <w:szCs w:val="26"/>
     </w:rPr>
   </w:style>
@@ -4285,7 +4073,6 @@
       <w:b/>
       <w:bCs/>
       <w:color w:val="404040"/>
-      <w:sz w:val="28"/>
     </w:rPr>
   </w:style>
   <w:style w:type="paragraph" w:styleId="Heading4">
@@ -5009,7 +4796,7 @@
     <w:rPr>
       <w:bCs/>
       <w:color w:val="505050"/>
-      <w:sz w:val="24"/>
+      <w:sz w:val="20"/>
       <w:szCs w:val="18"/>
     </w:rPr>
   </w:style>

--- a/Bao_cao_2_truc_Che_tao.docx
+++ b/Bao_cao_2_truc_Che_tao.docx
@@ -683,7 +683,9 @@
         <w:pStyle w:val="Caption"/>
       </w:pPr>
       <w:r>
-        <w:rPr/>
+        <w:rPr>
+          <w:sz w:val="24"/>
+        </w:rPr>
         <w:t>Hình 1. Sơ đồ khối hệ thống hai trục theo phương pháp hybrid</w:t>
       </w:r>
     </w:p>
@@ -1229,6 +1231,115 @@
       </w:r>
     </w:p>
     <w:p>
+      <w:r>
+        <w:t>Cơ cấu bám hai trục được lắp từ ba cụm chính: chân đế ba chân kèm khớp phương vị ở gốc, thân trụ đứng mang càng cua khớp nâng trên đỉnh, và khung tấm pin bắt trên thanh đà. Động cơ gạt nước đặt tại gốc trụ quay toàn bộ trụ và tấm pin quanh trục thẳng đứng để dõi theo hướng nắng trong ngày; động cơ giảm tốc JGB37 gắn trên càng cua đỉnh trụ chỉnh góc nghiêng tấm pin qua trục nâng theo mùa. Cả hai động cơ đều có hộp giảm tốc tự hãm nên tấm pin giữ nguyên vị trí khi ngắt điện hoặc khi gió thổi mạnh.</w:t>
+      </w:r>
+    </w:p>
+    <w:p>
+      <w:r>
+        <w:drawing>
+          <wp:inline xmlns:a="http://schemas.openxmlformats.org/drawingml/2006/main" xmlns:pic="http://schemas.openxmlformats.org/drawingml/2006/picture">
+            <wp:extent cx="5120640" cy="4866424"/>
+            <wp:docPr id="2" name="Picture 2"/>
+            <wp:cNvGraphicFramePr>
+              <a:graphicFrameLocks noChangeAspect="1"/>
+            </wp:cNvGraphicFramePr>
+            <a:graphic>
+              <a:graphicData uri="http://schemas.openxmlformats.org/drawingml/2006/picture">
+                <pic:pic>
+                  <pic:nvPicPr>
+                    <pic:cNvPr id="0" name="toan_canh_truoc.jpg"/>
+                    <pic:cNvPicPr/>
+                  </pic:nvPicPr>
+                  <pic:blipFill>
+                    <a:blip r:embed="rId22"/>
+                    <a:stretch>
+                      <a:fillRect/>
+                    </a:stretch>
+                  </pic:blipFill>
+                  <pic:spPr>
+                    <a:xfrm>
+                      <a:off x="0" y="0"/>
+                      <a:ext cx="5120640" cy="4866424"/>
+                    </a:xfrm>
+                    <a:prstGeom prst="rect"/>
+                  </pic:spPr>
+                </pic:pic>
+              </a:graphicData>
+            </a:graphic>
+          </wp:inline>
+        </w:drawing>
+      </w:r>
+    </w:p>
+    <w:p>
+      <w:pPr>
+        <w:pStyle w:val="Caption"/>
+      </w:pPr>
+      <w:r>
+        <w:rPr>
+          <w:sz w:val="24"/>
+        </w:rPr>
+        <w:t>Hình 2. Toàn cảnh cơ cấu bám hai trục nhìn từ phía trước</w:t>
+      </w:r>
+    </w:p>
+    <w:p>
+      <w:r>
+        <w:t>Hình toàn cảnh mô hình nhìn từ phía trước: tấm pin 100 W bắt trên khung đà ngang được nâng bởi trụ đứng giữa ba chân đế; động cơ gạt nước phương vị đặt sát hub chân đế, quay toàn bộ trụ và tấm pin quanh trục thẳng đứng.</w:t>
+      </w:r>
+    </w:p>
+    <w:p>
+      <w:r>
+        <w:drawing>
+          <wp:inline xmlns:a="http://schemas.openxmlformats.org/drawingml/2006/main" xmlns:pic="http://schemas.openxmlformats.org/drawingml/2006/picture">
+            <wp:extent cx="5120640" cy="4987290"/>
+            <wp:docPr id="3" name="Picture 3"/>
+            <wp:cNvGraphicFramePr>
+              <a:graphicFrameLocks noChangeAspect="1"/>
+            </wp:cNvGraphicFramePr>
+            <a:graphic>
+              <a:graphicData uri="http://schemas.openxmlformats.org/drawingml/2006/picture">
+                <pic:pic>
+                  <pic:nvPicPr>
+                    <pic:cNvPr id="0" name="toan_canh_sau.jpg"/>
+                    <pic:cNvPicPr/>
+                  </pic:nvPicPr>
+                  <pic:blipFill>
+                    <a:blip r:embed="rId23"/>
+                    <a:stretch>
+                      <a:fillRect/>
+                    </a:stretch>
+                  </pic:blipFill>
+                  <pic:spPr>
+                    <a:xfrm>
+                      <a:off x="0" y="0"/>
+                      <a:ext cx="5120640" cy="4987290"/>
+                    </a:xfrm>
+                    <a:prstGeom prst="rect"/>
+                  </pic:spPr>
+                </pic:pic>
+              </a:graphicData>
+            </a:graphic>
+          </wp:inline>
+        </w:drawing>
+      </w:r>
+    </w:p>
+    <w:p>
+      <w:pPr>
+        <w:pStyle w:val="Caption"/>
+      </w:pPr>
+      <w:r>
+        <w:rPr>
+          <w:sz w:val="24"/>
+        </w:rPr>
+        <w:t>Hình 3. Toàn cảnh cơ cấu bám hai trục nhìn từ phía sau</w:t>
+      </w:r>
+    </w:p>
+    <w:p>
+      <w:r>
+        <w:t>Nhìn từ phía sau: giá khớp nâng kèm động cơ giảm tốc bắt ngay lưng tấm pin để chỉnh góc ngẩng; động cơ phương vị ở gốc trụ nối vào hub chân đế, dây động cơ chạy dọc thân trụ lên hộp điều khiển.</w:t>
+      </w:r>
+    </w:p>
+    <w:p>
       <w:pPr>
         <w:pStyle w:val="Heading2"/>
       </w:pPr>
@@ -1272,6 +1383,58 @@
       <w:r>
         <w:rPr/>
         <w:t>Biến trở hồi tiếp của mỗi khớp gắn đồng trục phía đối diện motor; bốn công tắc hành trình gá trên đế và thân quay tại vị trí chặn cơ khí.</w:t>
+      </w:r>
+    </w:p>
+    <w:p>
+      <w:r>
+        <w:drawing>
+          <wp:inline xmlns:a="http://schemas.openxmlformats.org/drawingml/2006/main" xmlns:pic="http://schemas.openxmlformats.org/drawingml/2006/picture">
+            <wp:extent cx="4023360" cy="4612144"/>
+            <wp:docPr id="4" name="Picture 4"/>
+            <wp:cNvGraphicFramePr>
+              <a:graphicFrameLocks noChangeAspect="1"/>
+            </wp:cNvGraphicFramePr>
+            <a:graphic>
+              <a:graphicData uri="http://schemas.openxmlformats.org/drawingml/2006/picture">
+                <pic:pic>
+                  <pic:nvPicPr>
+                    <pic:cNvPr id="0" name="chan_ba_va_khop_phuong_vi.jpg"/>
+                    <pic:cNvPicPr/>
+                  </pic:nvPicPr>
+                  <pic:blipFill>
+                    <a:blip r:embed="rId24"/>
+                    <a:stretch>
+                      <a:fillRect/>
+                    </a:stretch>
+                  </pic:blipFill>
+                  <pic:spPr>
+                    <a:xfrm>
+                      <a:off x="0" y="0"/>
+                      <a:ext cx="4023360" cy="4612144"/>
+                    </a:xfrm>
+                    <a:prstGeom prst="rect"/>
+                  </pic:spPr>
+                </pic:pic>
+              </a:graphicData>
+            </a:graphic>
+          </wp:inline>
+        </w:drawing>
+      </w:r>
+    </w:p>
+    <w:p>
+      <w:pPr>
+        <w:pStyle w:val="Caption"/>
+      </w:pPr>
+      <w:r>
+        <w:rPr>
+          <w:sz w:val="24"/>
+        </w:rPr>
+        <w:t>Hình 4. Chân đế ba chân và ổ khớp phương vị</w:t>
+      </w:r>
+    </w:p>
+    <w:p>
+      <w:r>
+        <w:t>Chân đế ba chân và ổ khớp phương vị: ba chân thép liên kết bằng đai giằng dưới, hub trên khoan lỗ tròn lồng ổ trục và bắt giá động cơ phương vị; các mặt phẳng chuẩn trong bản vẽ dùng để ràng buộc vị trí khi lắp cụm chân.</w:t>
       </w:r>
     </w:p>
     <w:p>
@@ -2137,6 +2300,110 @@
       </w:r>
     </w:p>
     <w:p>
+      <w:r>
+        <w:drawing>
+          <wp:inline xmlns:a="http://schemas.openxmlformats.org/drawingml/2006/main" xmlns:pic="http://schemas.openxmlformats.org/drawingml/2006/picture">
+            <wp:extent cx="4754880" cy="3192843"/>
+            <wp:docPr id="5" name="Picture 5"/>
+            <wp:cNvGraphicFramePr>
+              <a:graphicFrameLocks noChangeAspect="1"/>
+            </wp:cNvGraphicFramePr>
+            <a:graphic>
+              <a:graphicData uri="http://schemas.openxmlformats.org/drawingml/2006/picture">
+                <pic:pic>
+                  <pic:nvPicPr>
+                    <pic:cNvPr id="0" name="dong_co_gat_nuoc.jpg"/>
+                    <pic:cNvPicPr/>
+                  </pic:nvPicPr>
+                  <pic:blipFill>
+                    <a:blip r:embed="rId25"/>
+                    <a:stretch>
+                      <a:fillRect/>
+                    </a:stretch>
+                  </pic:blipFill>
+                  <pic:spPr>
+                    <a:xfrm>
+                      <a:off x="0" y="0"/>
+                      <a:ext cx="4754880" cy="3192843"/>
+                    </a:xfrm>
+                    <a:prstGeom prst="rect"/>
+                  </pic:spPr>
+                </pic:pic>
+              </a:graphicData>
+            </a:graphic>
+          </wp:inline>
+        </w:drawing>
+      </w:r>
+    </w:p>
+    <w:p>
+      <w:pPr>
+        <w:pStyle w:val="Caption"/>
+      </w:pPr>
+      <w:r>
+        <w:rPr>
+          <w:sz w:val="24"/>
+        </w:rPr>
+        <w:t>Hình 5. Động cơ gạt nước 12 V cho trục phương vị</w:t>
+      </w:r>
+    </w:p>
+    <w:p>
+      <w:r>
+        <w:t>Động cơ gạt nước 12 V cho trục phương vị: thân hộp bánh đúc có ba tai bắt bulông, trục ra then hoa tự hãm giữ tấm pin không trôi khi ngắt điện; hai cực nguồn dạng cắm nhanh nối sang mạch cầu H bốn TIP41C.</w:t>
+      </w:r>
+    </w:p>
+    <w:p>
+      <w:r>
+        <w:drawing>
+          <wp:inline xmlns:a="http://schemas.openxmlformats.org/drawingml/2006/main" xmlns:pic="http://schemas.openxmlformats.org/drawingml/2006/picture">
+            <wp:extent cx="4206240" cy="3178519"/>
+            <wp:docPr id="6" name="Picture 6"/>
+            <wp:cNvGraphicFramePr>
+              <a:graphicFrameLocks noChangeAspect="1"/>
+            </wp:cNvGraphicFramePr>
+            <a:graphic>
+              <a:graphicData uri="http://schemas.openxmlformats.org/drawingml/2006/picture">
+                <pic:pic>
+                  <pic:nvPicPr>
+                    <pic:cNvPr id="0" name="dong_co_jgb37.jpg"/>
+                    <pic:cNvPicPr/>
+                  </pic:nvPicPr>
+                  <pic:blipFill>
+                    <a:blip r:embed="rId26"/>
+                    <a:stretch>
+                      <a:fillRect/>
+                    </a:stretch>
+                  </pic:blipFill>
+                  <pic:spPr>
+                    <a:xfrm>
+                      <a:off x="0" y="0"/>
+                      <a:ext cx="4206240" cy="3178519"/>
+                    </a:xfrm>
+                    <a:prstGeom prst="rect"/>
+                  </pic:spPr>
+                </pic:pic>
+              </a:graphicData>
+            </a:graphic>
+          </wp:inline>
+        </w:drawing>
+      </w:r>
+    </w:p>
+    <w:p>
+      <w:pPr>
+        <w:pStyle w:val="Caption"/>
+      </w:pPr>
+      <w:r>
+        <w:rPr>
+          <w:sz w:val="24"/>
+        </w:rPr>
+        <w:t>Hình 6. Động cơ giảm tốc JGB37 cho trục nâng nghiêng</w:t>
+      </w:r>
+    </w:p>
+    <w:p>
+      <w:r>
+        <w:t>Động cơ giảm tốc JGB37 cho trục nâng nghiêng: hộp giảm tốc mặt bích tròn có vòng vít bắt vào giá càng cua, trục ra trơn nối chốt quay của thanh đà; tốc độ quay thấp, mô-men lớn phù hợp nâng hạ chậm tấm pin nặng khoảng 4 kg.</w:t>
+      </w:r>
+    </w:p>
+    <w:p>
       <w:pPr>
         <w:pStyle w:val="Heading2"/>
       </w:pPr>
@@ -2297,6 +2564,58 @@
           <w:color w:val="000000"/>
         </w:rPr>
         <w:t>Các chi tiết in 3D gồm khối gá bốn LDR nghiêng β_s, ốp khớp phương vị, tay đòn khớp nâng; vật liệu PETG điền đầy 40%. Danh mục chi tiết cơ khí và bản vẽ từng part liệt kê ở mục 3.6 và mục 4.2.</w:t>
+      </w:r>
+    </w:p>
+    <w:p>
+      <w:r>
+        <w:drawing>
+          <wp:inline xmlns:a="http://schemas.openxmlformats.org/drawingml/2006/main" xmlns:pic="http://schemas.openxmlformats.org/drawingml/2006/picture">
+            <wp:extent cx="4572000" cy="3653034"/>
+            <wp:docPr id="7" name="Picture 7"/>
+            <wp:cNvGraphicFramePr>
+              <a:graphicFrameLocks noChangeAspect="1"/>
+            </wp:cNvGraphicFramePr>
+            <a:graphic>
+              <a:graphicData uri="http://schemas.openxmlformats.org/drawingml/2006/picture">
+                <pic:pic>
+                  <pic:nvPicPr>
+                    <pic:cNvPr id="0" name="thanh_da_mang_pin.jpg"/>
+                    <pic:cNvPicPr/>
+                  </pic:nvPicPr>
+                  <pic:blipFill>
+                    <a:blip r:embed="rId27"/>
+                    <a:stretch>
+                      <a:fillRect/>
+                    </a:stretch>
+                  </pic:blipFill>
+                  <pic:spPr>
+                    <a:xfrm>
+                      <a:off x="0" y="0"/>
+                      <a:ext cx="4572000" cy="3653034"/>
+                    </a:xfrm>
+                    <a:prstGeom prst="rect"/>
+                  </pic:spPr>
+                </pic:pic>
+              </a:graphicData>
+            </a:graphic>
+          </wp:inline>
+        </w:drawing>
+      </w:r>
+    </w:p>
+    <w:p>
+      <w:pPr>
+        <w:pStyle w:val="Caption"/>
+      </w:pPr>
+      <w:r>
+        <w:rPr>
+          <w:sz w:val="24"/>
+        </w:rPr>
+        <w:t>Hình 7. Thanh đà mang tấm pin</w:t>
+      </w:r>
+    </w:p>
+    <w:p>
+      <w:r>
+        <w:t>Thanh đà mang pin: mác thép gấp mép có lỗ bắt vít vào khung tấm pin ở hai đầu, chốt xoay giữa đà lồng vào giá càng cua để tấm pin quay đúng tâm khớp nâng và cân mô-men trọng trường.</w:t>
       </w:r>
     </w:p>
     <w:p>

--- a/Bao_cao_2_truc_Che_tao.docx
+++ b/Bao_cao_2_truc_Che_tao.docx
@@ -3285,7 +3285,7 @@
       </w:pPr>
       <w:r>
         <w:rPr/>
-        <w:t>Hoàn thành hiệu chuẩn K_cal bốn kênh LDR và hai biến trở hồi tiếp ba điểm cho từng khớp.</w:t>
+        <w:t>Hiệu chuẩn K_cal bốn kênh LDR và hai biến trở hồi tiếp ba điểm cho từng khớp – công việc tiếp theo; các giá trị đích ở mục 3.9 là tham khảo.</w:t>
       </w:r>
     </w:p>
     <w:p>
@@ -3294,7 +3294,7 @@
       </w:pPr>
       <w:r>
         <w:rPr/>
-        <w:t>Hoàn thành đồng bộ DS1307 và thử trôi giờ 24 giờ; chỉnh tương phản LCD PCF8574.</w:t>
+        <w:t>Đồng bộ DS1307, thử trôi giờ 24 giờ và chỉnh tương phản LCD PCF8574 – công việc tiếp theo.</w:t>
       </w:r>
     </w:p>
     <w:p>
@@ -3303,7 +3303,7 @@
       </w:pPr>
       <w:r>
         <w:rPr/>
-        <w:t>Hoàn thành kiểm tra liên động bốn công tắc hành trình trên bench cho cả hai khớp.</w:t>
+        <w:t>Kiểm tra liên động bốn công tắc hành trình trên bench cho cả hai khớp – công việc tiếp theo.</w:t>
       </w:r>
     </w:p>
     <w:p>
@@ -3316,13 +3316,18 @@
       </w:r>
     </w:p>
     <w:p>
+      <w:r>
+        <w:t>Mô hình chưa được cấp điện để đo đạc, nên các giá trị trong bảng dưới đây là giá trị tham khảo rút từ mô phỏng mạch và tài liệu nhà sản xuất, dùng để chuẩn bị thí nghiệm; số liệu đo thực tế sẽ được cập nhật ở công việc tiếp theo.</w:t>
+      </w:r>
+    </w:p>
+    <w:p>
       <w:pPr>
         <w:pStyle w:val="Caption"/>
         <w:spacing w:after="80"/>
       </w:pPr>
       <w:r>
         <w:rPr/>
-        <w:t>Bảng 6. Kết quả đo đạc kiểm chứng phần cứng hai trục</w:t>
+        <w:t>Bảng 6. Giá trị tham khảo cho các phép đo kiểm chứng phần cứng hai trục (sẽ kiểm chứng lại)</w:t>
       </w:r>
     </w:p>
     <w:tbl>
@@ -3373,7 +3378,7 @@
                 <w:b/>
                 <w:sz w:val="22"/>
               </w:rPr>
-              <w:t>Kết quả đạt được</w:t>
+              <w:t>Giá trị tham khảo (sẽ kiểm chứng lại)</w:t>
             </w:r>
           </w:p>
         </w:tc>

--- a/Bao_cao_2_truc_Che_tao.docx
+++ b/Bao_cao_2_truc_Che_tao.docx
@@ -3276,43 +3276,7 @@
       </w:pPr>
       <w:r>
         <w:rPr/>
-        <w:t>3.8. Hiệu chuẩn</w:t>
-      </w:r>
-    </w:p>
-    <w:p>
-      <w:pPr>
-        <w:pStyle w:val="ListBullet"/>
-      </w:pPr>
-      <w:r>
-        <w:rPr/>
-        <w:t>Hiệu chuẩn K_cal bốn kênh LDR và hai biến trở hồi tiếp ba điểm cho từng khớp – công việc tiếp theo; các giá trị đích ở mục 3.9 là tham khảo.</w:t>
-      </w:r>
-    </w:p>
-    <w:p>
-      <w:pPr>
-        <w:pStyle w:val="ListBullet"/>
-      </w:pPr>
-      <w:r>
-        <w:rPr/>
-        <w:t>Đồng bộ DS1307, thử trôi giờ 24 giờ và chỉnh tương phản LCD PCF8574 – công việc tiếp theo.</w:t>
-      </w:r>
-    </w:p>
-    <w:p>
-      <w:pPr>
-        <w:pStyle w:val="ListBullet"/>
-      </w:pPr>
-      <w:r>
-        <w:rPr/>
-        <w:t>Kiểm tra liên động bốn công tắc hành trình trên bench cho cả hai khớp – công việc tiếp theo.</w:t>
-      </w:r>
-    </w:p>
-    <w:p>
-      <w:pPr>
-        <w:pStyle w:val="Heading2"/>
-      </w:pPr>
-      <w:r>
-        <w:rPr/>
-        <w:t>3.9. Đo đạc kiểm chứng</w:t>
+        <w:t>3.8. Đo đạc kiểm chứng</w:t>
       </w:r>
     </w:p>
     <w:p>
@@ -3597,7 +3561,7 @@
         <w:rPr>
           <w:color w:val="000000"/>
         </w:rPr>
-        <w:t>4.1. Kết quả đạt được trong tuần 5/10 – 10/10/2026</w:t>
+        <w:t>4.1. Kết quả đạt được trong tuần</w:t>
       </w:r>
       <w:proofErr w:type="spellStart"/>
       <w:proofErr w:type="spellEnd"/>
@@ -3649,9 +3613,7 @@
       <w:proofErr w:type="spellEnd"/>
     </w:p>
     <w:p>
-      <w:pPr>
-        <w:pStyle w:val="ListBullet"/>
-      </w:pPr>
+      <w:pPr/>
       <w:r>
         <w:rPr>
           <w:color w:val="000000"/>
@@ -3660,9 +3622,7 @@
       </w:r>
     </w:p>
     <w:p>
-      <w:pPr>
-        <w:pStyle w:val="ListBullet"/>
-      </w:pPr>
+      <w:pPr/>
       <w:r>
         <w:rPr>
           <w:color w:val="000000"/>
@@ -3676,12 +3636,12 @@
       </w:pPr>
       <w:r>
         <w:rPr/>
-        <w:t>4.2. Các công việc còn lại của tuần này (5/10 – 10/10/2026)</w:t>
+        <w:t>4.2. Các công việc cần thực hiện tiếp</w:t>
       </w:r>
     </w:p>
     <w:p>
       <w:pPr>
-        <w:pStyle w:val="ListBullet"/>
+        <w:ind w:left="567"/>
       </w:pPr>
       <w:r>
         <w:rPr/>
@@ -3690,7 +3650,7 @@
     </w:p>
     <w:p>
       <w:pPr>
-        <w:pStyle w:val="ListBullet"/>
+        <w:ind w:left="567"/>
       </w:pPr>
       <w:r>
         <w:rPr/>
@@ -3699,7 +3659,7 @@
     </w:p>
     <w:p>
       <w:pPr>
-        <w:pStyle w:val="ListBullet"/>
+        <w:ind w:left="567"/>
       </w:pPr>
       <w:r>
         <w:rPr/>
@@ -3708,7 +3668,7 @@
     </w:p>
     <w:p>
       <w:pPr>
-        <w:pStyle w:val="ListBullet"/>
+        <w:ind w:left="567"/>
       </w:pPr>
       <w:r>
         <w:rPr>

--- a/Bao_cao_2_truc_Che_tao.docx
+++ b/Bao_cao_2_truc_Che_tao.docx
@@ -7,7 +7,6 @@
         <w:pStyle w:val="Heading1"/>
       </w:pPr>
       <w:r>
-        <w:rPr/>
         <w:t>CHƯƠNG 1. TỔNG QUAN ĐỀ TÀI</w:t>
       </w:r>
     </w:p>
@@ -16,25 +15,21 @@
         <w:pStyle w:val="Heading2"/>
       </w:pPr>
       <w:r>
-        <w:rPr/>
         <w:t>1.1. Lý do chọn đề tài</w:t>
       </w:r>
     </w:p>
     <w:p>
       <w:r>
-        <w:rPr/>
         <w:t>Vị trí biểu kiến của Mặt Trời dịch chuyển theo giờ và thay đổi theo mùa. Với tấm pin lắp cố định, hướng pháp tuyến chỉ phù hợp với tia trực tiếp trong một số thời điểm; sai lệch góc làm giảm thành phần bức xạ trực tiếp thu được. Hệ bám nắng hai trục có thể thay đổi cả phương vị và góc cao, là một phương án kỹ thuật để khảo sát khả năng duy trì hướng pin gần với hướng Mặt Trời.</w:t>
       </w:r>
     </w:p>
     <w:p>
       <w:r>
-        <w:rPr/>
         <w:t>Các mô hình dùng cảm biến quang cần xử lý sai khác giữa các cảm biến, nhiễu và bóng che. Với bốn LDR đặt ở bốn góc, việc so sánh hai cặp chéo giúp xác định phía có điện trở nhỏ hơn, tức phía nhận ánh sáng mạnh hơn. Điều khiển suy ra góc cần quay rồi đọc lại sau mỗi chu kỳ giúp cơ cấu căn chỉnh mà không phải quay liên tục.</w:t>
       </w:r>
     </w:p>
     <w:p>
       <w:r>
-        <w:rPr/>
         <w:t>Đề tài được lựa chọn nhằm xây dựng thuật toán bám nắng hai trục dùng bốn LDR và hai động cơ gạt nước trục vít cho phương vị, độ nghiêng; tập trung vào cách lập ma trận điện trở, suy ra góc cần quay, giới hạn hành trình và chu kỳ đọc lại cảm biến.</w:t>
       </w:r>
     </w:p>
@@ -43,19 +38,16 @@
         <w:pStyle w:val="Heading2"/>
       </w:pPr>
       <w:r>
-        <w:rPr/>
         <w:t>1.2. Tổng quan về đề tài</w:t>
       </w:r>
     </w:p>
     <w:p>
       <w:r>
-        <w:rPr/>
         <w:t>Cụm bốn LDR đặt ở bốn góc mặt pin, mỗi cảm biến chếch ra ngoài một góc bằng nhau để phân biệt hướng sáng theo hai phương. ESP32 tính sai lệch quang theo ma trận bốn LDR, suy ra góc đích cho hai động cơ gạt nước trục vít ở cả phương vị và độ nghiêng, hồi tiếp góc bằng biến trở xoay; công tắc hành trình giới hạn chuyển động. Các nghiên cứu về tracker hai trục được dùng làm tài liệu tham khảo, không dùng kết quả của chúng thay cho phép đo trên mô hình này [10, 11].</w:t>
       </w:r>
     </w:p>
     <w:p>
       <w:r>
-        <w:rPr/>
         <w:t>Thuật toán của đề tài không cần tính góc đặt thiên văn trong vòng điều khiển chính: bộ điều khiển đọc ma trận bốn LDR, suy ra góc cần quay bằng quan hệ lượng giác, quay trực tiếp tới góc đích theo hồi tiếp biến trở và định kỳ đọc lại để hiệu chỉnh.</w:t>
       </w:r>
     </w:p>
@@ -64,13 +56,11 @@
         <w:pStyle w:val="Heading2"/>
       </w:pPr>
       <w:r>
-        <w:rPr/>
         <w:t>1.3. Mục tiêu nghiên cứu</w:t>
       </w:r>
     </w:p>
     <w:p>
       <w:r>
-        <w:rPr/>
         <w:t>Mục tiêu tổng quát là xây dựng thuật toán điều khiển mô hình tấm pin hai trục bằng cách so sánh điện trở của bốn LDR, điều khiển lần lượt hướng nghiêng và hướng xoay, sau đó tự đọc lại theo chu kỳ để duy trì trạng thái cân bằng ánh sáng.</w:t>
       </w:r>
     </w:p>
@@ -79,7 +69,6 @@
         <w:pStyle w:val="ListBullet"/>
       </w:pPr>
       <w:r>
-        <w:rPr/>
         <w:t>Tổng hợp nguyên lý các linh kiện, phương pháp bám nắng và quy ước xác định hướng nghiêng, hướng xoay của tấm pin.</w:t>
       </w:r>
     </w:p>
@@ -88,7 +77,6 @@
         <w:pStyle w:val="ListBullet"/>
       </w:pPr>
       <w:r>
-        <w:rPr/>
         <w:t>Đề xuất cụm bốn LDR, ESP32, hai động cơ gạt nước trục vít cho phương vị và độ nghiêng, hai biến trở hồi tiếp góc, RTC và công tắc hành trình.</w:t>
       </w:r>
     </w:p>
@@ -97,7 +85,7 @@
         <w:pStyle w:val="ListBullet"/>
       </w:pPr>
       <w:r>
-        <w:rPr/>
+        <w:lastRenderedPageBreak/>
         <w:t>Xây dựng quy tắc ma trận bốn LDR, xác định phía nhận sáng mạnh hơn, suy ra góc cần quay cho từng trục và đọc lại sau mỗi chu kỳ.</w:t>
       </w:r>
     </w:p>
@@ -106,8 +94,6 @@
         <w:pStyle w:val="ListBullet"/>
       </w:pPr>
       <w:r>
-        <w:rPr/>
-        <w:lastRenderedPageBreak/>
         <w:t>Lập quy trình kiểm tra hướng chuyển động, ngưỡng cân bằng, thời gian đọc lại và so sánh năng lượng với tấm pin cố định.</w:t>
       </w:r>
     </w:p>
@@ -116,19 +102,16 @@
         <w:pStyle w:val="Heading2"/>
       </w:pPr>
       <w:r>
-        <w:rPr/>
         <w:t>1.4. Đối tượng và phạm vi nghiên cứu</w:t>
       </w:r>
     </w:p>
     <w:p>
       <w:r>
-        <w:rPr/>
         <w:t>Cấu hình đề xuất dùng ESP32, bốn LDR, hai động cơ gạt nước trục vít (phương vị và độ nghiêng) đóng cắt qua relay/cầu H, hai biến trở hồi tiếp góc, RTC và công tắc hành trình cho hai trục; photodiode được xem xét ở mức so sánh. Tọa độ lắp đặt, kích thước tấm pin, mô-men cơ cấu và giới hạn góc cần được xác định theo mô hình thực tế trước khi chế tạo.</w:t>
       </w:r>
     </w:p>
     <w:p>
       <w:r>
-        <w:rPr/>
         <w:t>Phạm vi tập trung vào đọc ma trận điện trở LDR, suy ra góc lệch hai hướng nghiêng/quay, điều khiển hai cơ cấu chấp hành quay tới góc đích và bảo vệ hành trình.</w:t>
       </w:r>
     </w:p>
@@ -137,13 +120,11 @@
         <w:pStyle w:val="Heading2"/>
       </w:pPr>
       <w:r>
-        <w:rPr/>
         <w:t>1.5. Kết quả dự kiến</w:t>
       </w:r>
     </w:p>
     <w:p>
       <w:r>
-        <w:rPr/>
         <w:t>Kết quả dự kiến gồm:</w:t>
       </w:r>
     </w:p>
@@ -152,7 +133,6 @@
         <w:pStyle w:val="ListBullet"/>
       </w:pPr>
       <w:r>
-        <w:rPr/>
         <w:t>Mô hình khối và phương án phần cứng hai trục có sơ đồ kết nối, giới hạn chuyển động và các bước hiệu chuẩn.</w:t>
       </w:r>
     </w:p>
@@ -161,7 +141,6 @@
         <w:pStyle w:val="ListBullet"/>
       </w:pPr>
       <w:r>
-        <w:rPr/>
         <w:t>Thuật toán ma trận điện trở 4 LDR suy ra góc đích, điều khiển motor phương vị và motor nghiêng quay tới góc đích, dừng khi vào vùng chết và tự đọc lại theo chu kỳ.</w:t>
       </w:r>
     </w:p>
@@ -170,7 +149,6 @@
         <w:pStyle w:val="ListBullet"/>
       </w:pPr>
       <w:r>
-        <w:rPr/>
         <w:t>Chương trình điều khiển ESP32 cùng quy trình kiểm thử từng cảm biến, hai động cơ gạt nước và công tắc hành trình.</w:t>
       </w:r>
     </w:p>
@@ -179,13 +157,11 @@
         <w:pStyle w:val="ListBullet"/>
       </w:pPr>
       <w:r>
-        <w:rPr/>
         <w:t>Bộ chỉ tiêu và quy trình ghi dữ liệu để so sánh các chế độ bám sau khi hoàn tất mô hình.</w:t>
       </w:r>
     </w:p>
     <w:p>
       <w:r>
-        <w:rPr/>
         <w:t>Đây là các sản phẩm dự kiến; kết quả định lượng về sai số hoặc năng lượng chỉ được bổ sung sau khi mô phỏng/đo kiểm trên cấu hình đã xác nhận.</w:t>
       </w:r>
     </w:p>
@@ -194,7 +170,6 @@
         <w:pStyle w:val="Heading1"/>
       </w:pPr>
       <w:r>
-        <w:rPr/>
         <w:t>CHƯƠNG 2. CƠ SỞ LÝ THUYẾT VÀ TỔNG QUAN LINH KIỆN</w:t>
       </w:r>
     </w:p>
@@ -203,31 +178,26 @@
         <w:pStyle w:val="Heading2"/>
       </w:pPr>
       <w:r>
-        <w:rPr/>
         <w:t>2.1. Pin năng lượng Mặt Trời</w:t>
       </w:r>
     </w:p>
     <w:p>
       <w:r>
-        <w:rPr/>
-        <w:t>Mô-đun quang điện được cấu thành từ nhiều tế bào bán dẫn ghép nối tiếp/song song; mỗi tế bào biến đổi một phần bức xạ thành dòng điện một chiều. Mô-đun thường có kính mặt trước, lớp đóng gói, các tế bào, lớp mặt sau/ kính sau, khung và hộp nối; cấu tạo cụ thể tùy loại. Trong chuỗi tế bào có thể có diode bypass để hạn chế ảnh hưởng của che bóng cục bộ; diode này khác với photodiode dùng làm cảm biến ánh sáng.</w:t>
+        <w:t xml:space="preserve">Mô-đun quang điện được cấu thành từ nhiều tế bào bán dẫn ghép nối tiếp/song song; mỗi tế bào biến đổi một phần bức xạ thành dòng điện một chiều. Mô-đun thường có kính mặt trước, lớp đóng gói, các tế bào, lớp mặt sau/ kính sau, khung và hộp nối; cấu tạo cụ thể tùy loại. Trong chuỗi tế bào có thể có diode bypass để hạn chế </w:t>
+      </w:r>
+      <w:r>
+        <w:lastRenderedPageBreak/>
+        <w:t>ảnh hưởng của che bóng cục bộ; diode này khác với photodiode dùng làm cảm biến ánh sáng.</w:t>
       </w:r>
     </w:p>
     <w:p>
       <w:r>
-        <w:rPr/>
         <w:t>Các thông số thường dùng để mô tả pin gồm Pmax, Voc, Isc, Vmp, Imp và hệ số nhiệt. Giá trị danh định được công bố theo điều kiện STC; ngoài thực tế, bức xạ, nhiệt độ tế bào, phổ ánh sáng, tải điện và bóng che làm đặc tuyến I-V thay đổi. Hướng đặt ảnh hưởng thành phần bức xạ trực tiếp; không thể suy ra công suất thực chỉ từ góc hình học hoặc điện áp hở mạch [3].</w:t>
       </w:r>
     </w:p>
     <w:p>
       <w:r>
-        <w:rPr/>
-        <w:t xml:space="preserve">Trong phép thử tracker, đo U và I đồng thời, tính P = U×I và tích phân theo thời gian để thu năng lượng. Tấm đối chứng nên cùng loại, cùng tình trạng bề mặt và cùng tải; năng lượng </w:t>
-      </w:r>
-      <w:r>
-        <w:rPr/>
-        <w:lastRenderedPageBreak/>
-        <w:t>tiêu thụ của hai động cơ gạt nước, ESP32 và mạch phụ trợ phải được ghi riêng rồi trừ khi tính năng lượng thuần.</w:t>
+        <w:t>Trong phép thử tracker, đo U và I đồng thời, tính P = U×I và tích phân theo thời gian để thu năng lượng. Tấm đối chứng nên cùng loại, cùng tình trạng bề mặt và cùng tải; năng lượng tiêu thụ của hai động cơ gạt nước, ESP32 và mạch phụ trợ phải được ghi riêng rồi trừ khi tính năng lượng thuần.</w:t>
       </w:r>
     </w:p>
     <w:p>
@@ -235,19 +205,16 @@
         <w:pStyle w:val="Heading2"/>
       </w:pPr>
       <w:r>
-        <w:rPr/>
         <w:t>2.2. Cảm biến quang trở (LDR)</w:t>
       </w:r>
     </w:p>
     <w:p>
       <w:r>
-        <w:rPr/>
         <w:t>Quang trở (Light Dependent Resistor - LDR) là linh kiện quang dẫn có điện trở thay đổi theo ánh sáng. Khi độ rọi tăng, điện trở LDR thường giảm; trong tối điện trở lớn hơn. Đặc tuyến này không tuyến tính, thay đổi theo phổ nguồn sáng, nhiệt độ, lô sản xuất và lịch sử chiếu sáng; tốc độ đáp ứng thường chậm hơn diode quang.</w:t>
       </w:r>
     </w:p>
     <w:p>
       <w:r>
-        <w:rPr/>
         <w:t>Trong mạch đo, LDR thường mắc với điện trở cố định thành cầu phân áp; ADC đọc điện áp tại điểm giữa để vi điều khiển xử lý. Chiều tăng/giảm của số ADC khi sáng phụ thuộc vị trí LDR trong cầu phân áp. Ưu điểm của LDR là rẻ, dễ tìm và mạch đơn giản; hạn chế là sai khác giữa mẫu, trôi theo môi trường và độ tuyến tính thấp, vì vậy cần bảo vệ khỏi bụi/ẩm và hiệu chuẩn nếu dùng cho phép đo định lượng.</w:t>
       </w:r>
     </w:p>
@@ -256,19 +223,16 @@
         <w:pStyle w:val="Heading2"/>
       </w:pPr>
       <w:r>
-        <w:rPr/>
         <w:t>2.3. Diode quang (photodiode)</w:t>
       </w:r>
     </w:p>
     <w:p>
       <w:r>
-        <w:rPr/>
         <w:t>Photodiode là cảm biến bán dẫn có tiếp giáp p-n hoặc PIN, biến photon thành dòng quang. Có thể dùng chế độ quang điện áp hoặc chế độ quang dẫn phân cực ngược; photodiode thường cho đáp ứng nhanh và phù hợp phát hiện biến thiên cường độ ánh sáng. Bước sóng đáp ứng phụ thuộc vật liệu và kiểu linh kiện.</w:t>
       </w:r>
     </w:p>
     <w:p>
       <w:r>
-        <w:rPr/>
         <w:t>Dòng đầu ra thường nhỏ, do đó mạch đo hay dùng bộ khuếch đại chuyển dòng-điện áp (TIA). Cần chọn điện trở hồi tiếp, tụ ổn định, phân cực, vùng phổ và che chắn phù hợp. Photodiode có thể cho đáp ứng lặp lại tốt hơn LDR nhưng giá thành và yêu cầu thiết kế mạch cao hơn; trong cấu hình này nó là phương án tham khảo, còn LDR là cụm cảm biến chính.</w:t>
       </w:r>
     </w:p>
@@ -277,19 +241,17 @@
         <w:pStyle w:val="Heading2"/>
       </w:pPr>
       <w:r>
-        <w:rPr/>
+        <w:lastRenderedPageBreak/>
         <w:t>2.4. Bộ điều khiển ESP32 DevKit và các khối phụ trợ</w:t>
       </w:r>
     </w:p>
     <w:p>
       <w:r>
-        <w:rPr/>
         <w:t>Bộ điều khiển trung tâm là module ESP32 DevKit duy nhất cho cả hai trục. Bo có hai nhóm ADC 12 bit; đề tài không bật WiFi nên dùng được cả nhóm ADC2. Theo sheet nguyên lý: bốn kênh LDR vào GPIO25/26/27/14, biến trở hồi tiếp góc phương vị vào GPIO36, điện áp tấm pin qua cầu chia vào GPIO39, biến trở hồi tiếp góc nghiêng của bản hai trục dùng GPIO2; bốn công tắc hành trình qt1–qt4 vào GPIO34/35/32/33. ADC của ESP32 chỉ đo điện áp 0–3,3 V, phiên bản này chưa đo dòng điện.</w:t>
       </w:r>
     </w:p>
     <w:p>
       <w:r>
-        <w:rPr/>
         <w:t>Thời gian thực dùng module DS1307 (I²C 0x68, pin nuôi) cấp ngày giờ cho khối thiên văn; hiển thị dùng LCD 1602 kèm mạch chuyển I²C PCF8574 (0x27) chung bus SDA/SCL (GPIO21/22). Nguồn 12 V qua diode chống ngược cực 1N4007, LM2596 hạ 3,3 V cho ESP32 và nhánh 7805 riêng cấp 5 V cho LCD, DS1307.</w:t>
       </w:r>
     </w:p>
@@ -298,24 +260,19 @@
         <w:pStyle w:val="Heading2"/>
       </w:pPr>
       <w:r>
-        <w:rPr/>
-        <w:t>2.5. Hai động cơ gạt nước và hai mạch động lực cầu H bốn TIP41C</w:t>
+        <w:t>2.5. Hai động cơ gạt nước và hai mạch động lực cầu H</w:t>
+      </w:r>
+      <w:r>
+        <w:t>.</w:t>
       </w:r>
     </w:p>
     <w:p>
       <w:r>
-        <w:rPr/>
-        <w:t xml:space="preserve">Mỗi trục dùng một động cơ gạt nước kính ô tô 12 V kèm hộp giảm tốc trục vít – bánh vít. Cặp trục vít tự hãm nên khi ngắt lệnh hoặc mất điện tấm pin tự giữ vị trí dưới gió và trọng </w:t>
-      </w:r>
-      <w:r>
-        <w:rPr/>
-        <w:lastRenderedPageBreak/>
-        <w:t>lượng bản thân; điều này đặc biệt quan trọng với trục nghiêng luôn chịu mô-men trọng trường. Mô-men motor phù hợp tấm pin 100 W nặng khoảng 4 kg ở gió vừa phải.</w:t>
+        <w:t>Mỗi trục dùng một động cơ gạt nước kính ô tô 12 V kèm hộp giảm tốc trục vít – bánh vít. Cặp trục vít tự hãm nên khi ngắt lệnh hoặc mất điện tấm pin tự giữ vị trí dưới gió và trọng lượng bản thân; điều này đặc biệt quan trọng với trục nghiêng luôn chịu mô-men trọng trường. Mô-men motor phù hợp tấm pin 100 W nặng khoảng 4 kg ở gió vừa phải.</w:t>
       </w:r>
     </w:p>
     <w:p>
       <w:r>
-        <w:rPr/>
         <w:t>Mỗi motor có một mạch động lực cầu H ghép từ bốn transistor TIP41C (NPN, 6 A, 100 V, TO-220), bazơ qua trở 10 k và diode bảo vệ trả xung ngược về nguồn và mass. Lệnh dkxuoi/dknguoc đi qua opto PC817 cách ly mass 3,3 V và mass 12 V, tích cực mức thấp: dkxuoi = 0 cho cặp chéo trái dẫn, dknguoc = 0 cho cặp chéo phải dẫn, cả hai bằng 1 thì cầu H khóa và motor tự giữ.</w:t>
       </w:r>
     </w:p>
@@ -324,19 +281,16 @@
         <w:pStyle w:val="Heading2"/>
       </w:pPr>
       <w:r>
-        <w:rPr/>
         <w:t>2.6. Công tắc hành trình</w:t>
       </w:r>
     </w:p>
     <w:p>
       <w:r>
-        <w:rPr/>
         <w:t>Công tắc hành trình phát hiện vị trí cuối của cơ cấu bằng tiếp điểm cơ điện có cần gạt/con lăn hoặc nút nhấn. Các chân COM-NO-NC cho phép chọn trạng thái tín hiệu; tiếp điểm NC có thể giúp phát hiện đứt dây khi được thiết kế theo nguyên tắc fail-safe. Cần xét lực nhấn, hành trình, dòng tiếp điểm, tuổi thọ và môi trường lắp đặt.</w:t>
       </w:r>
     </w:p>
     <w:p>
       <w:r>
-        <w:rPr/>
         <w:t>Mỗi trục có thể dùng một cặp công tắc ở hai đầu hoặc cấu hình home kết hợp giới hạn mềm; mô hình này dự kiến dùng giới hạn vật lý cho cả trục phương vị và trục nghiêng. Tín hiệu đưa về ESP32 để dừng lệnh quay motor theo hướng nguy hiểm, có chống dội; nơi cần bảo vệ cao hơn có thể đưa tiếp điểm vào đường liên động của relay/cầu H. Khi một đầu tác động, vẫn cho phép chạy ngược để rời công tắc.</w:t>
       </w:r>
     </w:p>
@@ -348,6 +302,7 @@
         <w:rPr>
           <w:color w:val="000000"/>
         </w:rPr>
+        <w:lastRenderedPageBreak/>
         <w:t>2.7. Ba phương pháp bám nắng xem xét trong đề tài</w:t>
       </w:r>
     </w:p>
@@ -361,60 +316,9 @@
         </w:rPr>
         <w:t>2.7.1. Vòng hở theo thời gian (thuật toán thiên văn)</w:t>
       </w:r>
-      <w:proofErr w:type="spellStart"/>
-      <w:proofErr w:type="spellEnd"/>
-      <w:proofErr w:type="spellStart"/>
-      <w:proofErr w:type="spellEnd"/>
-      <w:proofErr w:type="spellStart"/>
-      <w:proofErr w:type="gramStart"/>
-      <w:proofErr w:type="spellEnd"/>
-      <w:proofErr w:type="spellStart"/>
-      <w:proofErr w:type="gramEnd"/>
-      <w:proofErr w:type="spellEnd"/>
-      <w:proofErr w:type="spellStart"/>
-      <w:proofErr w:type="spellEnd"/>
-      <w:proofErr w:type="spellStart"/>
-      <w:proofErr w:type="spellEnd"/>
-      <w:proofErr w:type="spellStart"/>
-      <w:proofErr w:type="spellEnd"/>
-      <w:proofErr w:type="spellStart"/>
-      <w:proofErr w:type="spellEnd"/>
-      <w:proofErr w:type="spellStart"/>
-      <w:proofErr w:type="spellEnd"/>
-      <w:proofErr w:type="spellStart"/>
-      <w:proofErr w:type="spellEnd"/>
-      <w:proofErr w:type="spellStart"/>
-      <w:proofErr w:type="spellEnd"/>
-      <w:proofErr w:type="spellStart"/>
-      <w:proofErr w:type="spellEnd"/>
-      <w:proofErr w:type="spellStart"/>
-      <w:proofErr w:type="spellEnd"/>
-      <w:proofErr w:type="spellStart"/>
-      <w:proofErr w:type="spellEnd"/>
-      <w:proofErr w:type="spellStart"/>
-      <w:proofErr w:type="spellEnd"/>
-      <w:proofErr w:type="spellStart"/>
-      <w:proofErr w:type="spellEnd"/>
-      <w:proofErr w:type="spellStart"/>
-      <w:proofErr w:type="spellEnd"/>
-      <w:proofErr w:type="spellStart"/>
-      <w:proofErr w:type="spellEnd"/>
-      <w:proofErr w:type="spellStart"/>
-      <w:proofErr w:type="spellEnd"/>
-      <w:proofErr w:type="spellStart"/>
-      <w:proofErr w:type="spellEnd"/>
-      <w:proofErr w:type="spellStart"/>
-      <w:proofErr w:type="spellEnd"/>
-      <w:proofErr w:type="spellStart"/>
-      <w:proofErr w:type="spellEnd"/>
-      <w:proofErr w:type="spellStart"/>
-      <w:proofErr w:type="spellEnd"/>
-      <w:proofErr w:type="spellStart"/>
-      <w:proofErr w:type="spellEnd"/>
     </w:p>
     <w:p>
       <w:r>
-        <w:rPr/>
         <w:t>Nhóm này tính vị trí Mặt Trời từ vị trí địa lý, ngày và giờ đọc từ module thời gian thực DS1307, không cần cảm biến ánh sáng. Góc khai thiên (xích vĩ) tính theo ngày trong năm:</w:t>
       </w:r>
     </w:p>
@@ -432,7 +336,6 @@
     </w:p>
     <w:p>
       <w:r>
-        <w:rPr/>
         <w:t>Góc giờ tính từ giờ Mặt Trời t (giờ):</w:t>
       </w:r>
     </w:p>
@@ -450,7 +353,6 @@
     </w:p>
     <w:p>
       <w:r>
-        <w:rPr/>
         <w:t>Góc cao Mặt Trời α suy ra từ vĩ độ nơi lắp đặt φ:</w:t>
       </w:r>
     </w:p>
@@ -468,7 +370,6 @@
     </w:p>
     <w:p>
       <w:r>
-        <w:rPr/>
         <w:t>Góc phương vị γ tính tiếp từ α, δ và φ. Biết (α, γ) là đổi được ra góc đặt của tấm pin cho từng trục.</w:t>
       </w:r>
     </w:p>
@@ -477,7 +378,6 @@
         <w:pStyle w:val="ListBullet"/>
       </w:pPr>
       <w:r>
-        <w:rPr/>
         <w:t>Ưu điểm: ổn định, không phụ thuộc thời tiết, không dao động quanh vị trí cân bằng.</w:t>
       </w:r>
     </w:p>
@@ -486,7 +386,6 @@
         <w:pStyle w:val="ListBullet"/>
       </w:pPr>
       <w:r>
-        <w:rPr/>
         <w:t>Nhược điểm: phải cài đúng tọa độ và giờ; không tự sửa được sai số do lắp đặt lệch hoặc khớp cơ khí rơ.</w:t>
       </w:r>
     </w:p>
@@ -500,30 +399,9 @@
         </w:rPr>
         <w:t>2.7.2. Vòng kín dùng cảm biến quang trở (LDR)</w:t>
       </w:r>
-      <w:proofErr w:type="spellStart"/>
-      <w:proofErr w:type="spellEnd"/>
-      <w:proofErr w:type="spellStart"/>
-      <w:proofErr w:type="spellEnd"/>
-      <w:proofErr w:type="gramStart"/>
-      <w:proofErr w:type="spellStart"/>
-      <w:proofErr w:type="gramEnd"/>
-      <w:proofErr w:type="spellEnd"/>
-      <w:proofErr w:type="spellStart"/>
-      <w:proofErr w:type="spellEnd"/>
-      <w:proofErr w:type="spellStart"/>
-      <w:proofErr w:type="spellEnd"/>
-      <w:proofErr w:type="spellStart"/>
-      <w:proofErr w:type="spellEnd"/>
-      <w:proofErr w:type="spellStart"/>
-      <w:proofErr w:type="spellEnd"/>
-      <w:proofErr w:type="spellStart"/>
-      <w:proofErr w:type="spellEnd"/>
-      <w:proofErr w:type="spellStart"/>
-      <w:proofErr w:type="spellEnd"/>
     </w:p>
     <w:p>
       <w:r>
-        <w:rPr/>
         <w:t>Bốn LDR đặt ở bốn góc tấm pin, mỗi cảm biến gá nghiêng ra ngoài tâm một góc β_s = 30° như nhau, không dùng vách ngăn. Khi nắng thẳng góc, bốn kênh nhận sáng gần bằng nhau; khi nắng xiên, cặp cảm biến phía bên nắng nhận mạnh hơn hẳn. Gọi giá trị đọc được của bốn kênh là trái, phải, trên, dưới, sai lệch điều khiển tính rất đơn giản:</w:t>
       </w:r>
     </w:p>
@@ -544,7 +422,6 @@
         <w:pStyle w:val="ListBullet"/>
       </w:pPr>
       <w:r>
-        <w:rPr/>
         <w:t>Nếu |e1| &gt; ngưỡng: quay động cơ trục 1 theo dấu e1; nếu |e2| &gt; ngưỡng: quay động cơ trục 2 theo dấu e2.</w:t>
       </w:r>
     </w:p>
@@ -553,7 +430,6 @@
         <w:pStyle w:val="ListBullet"/>
       </w:pPr>
       <w:r>
-        <w:rPr/>
         <w:t>Ngược lại thì dừng – vùng chết (dead-band) chống dao động quanh vị trí cân bằng.</w:t>
       </w:r>
     </w:p>
@@ -562,7 +438,6 @@
         <w:pStyle w:val="ListBullet"/>
       </w:pPr>
       <w:r>
-        <w:rPr/>
         <w:t>Ưu điểm: đơn giản, rẻ, phản ứng theo điều kiện sáng thực tế, tự sửa sai số lắp đặt.</w:t>
       </w:r>
     </w:p>
@@ -571,7 +446,6 @@
         <w:pStyle w:val="ListBullet"/>
       </w:pPr>
       <w:r>
-        <w:rPr/>
         <w:t>Nhược điểm: nhạy với mây và bóng râm thoáng qua, dễ dao động nếu ngưỡng chọn quá nhỏ, buổi sáng sớm tín hiệu yếu nên bám chậm.</w:t>
       </w:r>
     </w:p>
@@ -585,17 +459,12 @@
         </w:rPr>
         <w:t>2.7.3. Phương pháp hybrid (kết hợp), phương án lựa chọn</w:t>
       </w:r>
-      <w:proofErr w:type="spellStart"/>
-      <w:proofErr w:type="spellEnd"/>
-      <w:proofErr w:type="spellStart"/>
-      <w:proofErr w:type="spellEnd"/>
     </w:p>
     <w:p>
       <w:pPr>
         <w:pStyle w:val="ListBullet"/>
       </w:pPr>
       <w:r>
-        <w:rPr/>
         <w:t>Dùng thiên văn định vị thô: đầu buổi sáng và mỗi chu kỳ 30 phút, tính (α, γ) từ DS1307 rồi đưa nhanh tấm pin về gần vị trí Mặt Trời.</w:t>
       </w:r>
     </w:p>
@@ -604,7 +473,7 @@
         <w:pStyle w:val="ListBullet"/>
       </w:pPr>
       <w:r>
-        <w:rPr/>
+        <w:lastRenderedPageBreak/>
         <w:t>Dùng LDR tinh chỉnh: giữa hai lần định vị thô, so sánh e1 (và e2) với ngưỡng để khử phần sai lệch còn lại, kể cả sai số lắp đặt.</w:t>
       </w:r>
     </w:p>
@@ -613,13 +482,11 @@
         <w:pStyle w:val="ListBullet"/>
       </w:pPr>
       <w:r>
-        <w:rPr/>
         <w:t>Khi trời nhiều mây (tổng sáng S nhỏ hơn ngưỡng S_min): giữ nguyên vị trí theo lịch thiên văn, tránh dao động vô ích do mây che thoáng qua.</w:t>
       </w:r>
     </w:p>
     <w:p>
       <w:r>
-        <w:rPr/>
         <w:t>Phương pháp hybrid lấy được ưu điểm của cả hai nhóm: bám nhanh và ổn định như vòng hở, tự sửa sai số như vòng kín, và không săn lệnh khi thời tiết xấu. Vì vậy đề tài chọn nhóm 3 cho cả hai mô hình một trục và hai trục.</w:t>
       </w:r>
     </w:p>
@@ -628,7 +495,6 @@
         <w:pStyle w:val="Heading2"/>
       </w:pPr>
       <w:r>
-        <w:rPr/>
         <w:t>2.8. Sơ đồ khối tổng thể và các kết quả tiếp nhận từ quyển nghiên cứu</w:t>
       </w:r>
     </w:p>
@@ -642,7 +508,7 @@
           <w:noProof/>
         </w:rPr>
         <w:drawing>
-          <wp:inline distT="0" distB="0" distL="0" distR="0" wp14:anchorId="1693A65A" wp14:editId="39617E3F">
+          <wp:inline distT="0" distB="0" distL="0" distR="0" wp14:anchorId="1F667145" wp14:editId="38142ED8">
             <wp:extent cx="5580000" cy="3380312"/>
             <wp:effectExtent l="0" t="0" r="0" b="0"/>
             <wp:docPr id="1" name="Picture 1"/>
@@ -683,15 +549,11 @@
         <w:pStyle w:val="Caption"/>
       </w:pPr>
       <w:r>
-        <w:rPr>
-          <w:sz w:val="24"/>
-        </w:rPr>
         <w:t>Hình 1. Sơ đồ khối hệ thống hai trục theo phương pháp hybrid</w:t>
       </w:r>
     </w:p>
     <w:p>
       <w:r>
-        <w:rPr/>
         <w:t>Sơ đồ khối trên cụ thể hóa phương pháp hybrid đã nghiên cứu thành các khối mạch, khớp quay và chi tiết in 3D sẽ chế tạo ở chương 3; bảng dưới đây tổng hợp các kết quả đã hoàn thành ở quyển nghiên cứu và nơi áp dụng trong quyển chế tạo.</w:t>
       </w:r>
     </w:p>
@@ -701,7 +563,6 @@
         <w:spacing w:after="80"/>
       </w:pPr>
       <w:r>
-        <w:rPr/>
         <w:t>Bảng 1. Các kết quả tiếp nhận từ quyển nghiên cứu và cách áp dụng</w:t>
       </w:r>
     </w:p>
@@ -735,15 +596,7 @@
                 <w:b/>
                 <w:sz w:val="22"/>
               </w:rPr>
-              <w:t xml:space="preserve">Nội dung đã hoàn thành ở </w:t>
-            </w:r>
-            <w:r>
-              <w:rPr>
-                <w:b/>
-                <w:sz w:val="22"/>
-              </w:rPr>
-              <w:lastRenderedPageBreak/>
-              <w:t>quyển nghiên cứu</w:t>
+              <w:t>Nội dung đã hoàn thành ở quyển nghiên cứu</w:t>
             </w:r>
           </w:p>
         </w:tc>
@@ -761,7 +614,6 @@
                 <w:b/>
                 <w:sz w:val="22"/>
               </w:rPr>
-              <w:lastRenderedPageBreak/>
               <w:t>Giá trị</w:t>
             </w:r>
           </w:p>
@@ -914,6 +766,7 @@
               <w:rPr>
                 <w:sz w:val="22"/>
               </w:rPr>
+              <w:lastRenderedPageBreak/>
               <w:t>Ngưỡng mây mù S_min</w:t>
             </w:r>
           </w:p>
@@ -1184,7 +1037,6 @@
         <w:pStyle w:val="Heading1"/>
       </w:pPr>
       <w:r>
-        <w:rPr/>
         <w:t>CHƯƠNG 3. CHẾ TẠO CẤU TRÚC 3D, MẠCH ĐIỆN, LẮP RÁP, HIỆU CHUẨN VÀ ĐO ĐẠC</w:t>
       </w:r>
     </w:p>
@@ -1193,13 +1045,11 @@
         <w:pStyle w:val="Heading2"/>
       </w:pPr>
       <w:r>
-        <w:rPr/>
         <w:t>3.1. Cấu trúc 3D tổng thể của hệ hai trục</w:t>
       </w:r>
     </w:p>
     <w:p>
       <w:r>
-        <w:rPr/>
         <w:t>Hệ hai trục được thiết kế dạng mô-đun 3D gồm ba tầng chồng lên nhau: tầng đế cố định mang khớp phương vị, tầng thân quay mang khớp nâng nghiêng, và tầng khung mang tấm pin 100 W cùng cụm LDR. Mỗi tầng là một cụm chi tiết riêng có thể in hoặc gia công độc lập rồi lắp ráp bằng bulông, giúp thay thế từng phần khi hiệu chỉnh. Bản vẽ 3D chi tiết từng chi tiết đang được hoàn thiện và sẽ bổ sung vào mục này.</w:t>
       </w:r>
     </w:p>
@@ -1208,7 +1058,6 @@
         <w:pStyle w:val="ListBullet"/>
       </w:pPr>
       <w:r>
-        <w:rPr/>
         <w:t>Tầng 1 – đế cố định: đĩa thép tròn bắt xuống mái hoặc bàn thử, có bốn bulông cân bằng và lỗ luồn dây.</w:t>
       </w:r>
     </w:p>
@@ -1217,7 +1066,6 @@
         <w:pStyle w:val="ListBullet"/>
       </w:pPr>
       <w:r>
-        <w:rPr/>
         <w:t>Tầng 2 – thân quay phương vị: ống trục thép lồng trên bạc lót của đế, mang motor phương vị và khớp nâng; quay trơn 360° nhưng được giới hạn mềm ±120° bằng công tắc hành trình.</w:t>
       </w:r>
     </w:p>
@@ -1226,7 +1074,6 @@
         <w:pStyle w:val="ListBullet"/>
       </w:pPr>
       <w:r>
-        <w:rPr/>
         <w:t>Tầng 3 – khung nghiêng: hai tai bên mang trục nghiêng đặt sát trọng tâm tấm pin, một phía bắt tay đòn motor nghiêng, phía đối diện có đối trọng tháo lắp được để cân mô-men trọng trường.</w:t>
       </w:r>
     </w:p>
@@ -1237,22 +1084,27 @@
     </w:p>
     <w:p>
       <w:r>
+        <w:rPr>
+          <w:noProof/>
+        </w:rPr>
+        <w:lastRenderedPageBreak/>
         <w:drawing>
-          <wp:inline xmlns:a="http://schemas.openxmlformats.org/drawingml/2006/main" xmlns:pic="http://schemas.openxmlformats.org/drawingml/2006/picture">
+          <wp:inline distT="0" distB="0" distL="0" distR="0" wp14:anchorId="7955F8F2" wp14:editId="723C4C01">
             <wp:extent cx="5120640" cy="4866424"/>
+            <wp:effectExtent l="0" t="0" r="0" b="0"/>
             <wp:docPr id="2" name="Picture 2"/>
             <wp:cNvGraphicFramePr>
-              <a:graphicFrameLocks noChangeAspect="1"/>
+              <a:graphicFrameLocks xmlns:a="http://schemas.openxmlformats.org/drawingml/2006/main" noChangeAspect="1"/>
             </wp:cNvGraphicFramePr>
-            <a:graphic>
+            <a:graphic xmlns:a="http://schemas.openxmlformats.org/drawingml/2006/main">
               <a:graphicData uri="http://schemas.openxmlformats.org/drawingml/2006/picture">
-                <pic:pic>
+                <pic:pic xmlns:pic="http://schemas.openxmlformats.org/drawingml/2006/picture">
                   <pic:nvPicPr>
                     <pic:cNvPr id="0" name="toan_canh_truoc.jpg"/>
                     <pic:cNvPicPr/>
                   </pic:nvPicPr>
                   <pic:blipFill>
-                    <a:blip r:embed="rId22"/>
+                    <a:blip r:embed="rId9"/>
                     <a:stretch>
                       <a:fillRect/>
                     </a:stretch>
@@ -1262,7 +1114,9 @@
                       <a:off x="0" y="0"/>
                       <a:ext cx="5120640" cy="4866424"/>
                     </a:xfrm>
-                    <a:prstGeom prst="rect"/>
+                    <a:prstGeom prst="rect">
+                      <a:avLst/>
+                    </a:prstGeom>
                   </pic:spPr>
                 </pic:pic>
               </a:graphicData>
@@ -1276,9 +1130,6 @@
         <w:pStyle w:val="Caption"/>
       </w:pPr>
       <w:r>
-        <w:rPr>
-          <w:sz w:val="24"/>
-        </w:rPr>
         <w:t>Hình 2. Toàn cảnh cơ cấu bám hai trục nhìn từ phía trước</w:t>
       </w:r>
     </w:p>
@@ -1289,22 +1140,27 @@
     </w:p>
     <w:p>
       <w:r>
+        <w:rPr>
+          <w:noProof/>
+        </w:rPr>
+        <w:lastRenderedPageBreak/>
         <w:drawing>
-          <wp:inline xmlns:a="http://schemas.openxmlformats.org/drawingml/2006/main" xmlns:pic="http://schemas.openxmlformats.org/drawingml/2006/picture">
+          <wp:inline distT="0" distB="0" distL="0" distR="0" wp14:anchorId="0E3CB861" wp14:editId="4A7A1803">
             <wp:extent cx="5120640" cy="4987290"/>
+            <wp:effectExtent l="0" t="0" r="0" b="0"/>
             <wp:docPr id="3" name="Picture 3"/>
             <wp:cNvGraphicFramePr>
-              <a:graphicFrameLocks noChangeAspect="1"/>
+              <a:graphicFrameLocks xmlns:a="http://schemas.openxmlformats.org/drawingml/2006/main" noChangeAspect="1"/>
             </wp:cNvGraphicFramePr>
-            <a:graphic>
+            <a:graphic xmlns:a="http://schemas.openxmlformats.org/drawingml/2006/main">
               <a:graphicData uri="http://schemas.openxmlformats.org/drawingml/2006/picture">
-                <pic:pic>
+                <pic:pic xmlns:pic="http://schemas.openxmlformats.org/drawingml/2006/picture">
                   <pic:nvPicPr>
                     <pic:cNvPr id="0" name="toan_canh_sau.jpg"/>
                     <pic:cNvPicPr/>
                   </pic:nvPicPr>
                   <pic:blipFill>
-                    <a:blip r:embed="rId23"/>
+                    <a:blip r:embed="rId10"/>
                     <a:stretch>
                       <a:fillRect/>
                     </a:stretch>
@@ -1314,7 +1170,9 @@
                       <a:off x="0" y="0"/>
                       <a:ext cx="5120640" cy="4987290"/>
                     </a:xfrm>
-                    <a:prstGeom prst="rect"/>
+                    <a:prstGeom prst="rect">
+                      <a:avLst/>
+                    </a:prstGeom>
                   </pic:spPr>
                 </pic:pic>
               </a:graphicData>
@@ -1328,9 +1186,6 @@
         <w:pStyle w:val="Caption"/>
       </w:pPr>
       <w:r>
-        <w:rPr>
-          <w:sz w:val="24"/>
-        </w:rPr>
         <w:t>Hình 3. Toàn cảnh cơ cấu bám hai trục nhìn từ phía sau</w:t>
       </w:r>
     </w:p>
@@ -1344,7 +1199,6 @@
         <w:pStyle w:val="Heading2"/>
       </w:pPr>
       <w:r>
-        <w:rPr/>
         <w:t>3.2. Khớp phương vị và khớp nâng nghiêng</w:t>
       </w:r>
     </w:p>
@@ -1353,7 +1207,6 @@
         <w:pStyle w:val="ListBullet"/>
       </w:pPr>
       <w:r>
-        <w:rPr/>
         <w:t>Khớp phương vị: trục thép tròn đứng, bạc lót đồng chống mòn, motor gạt nước đặt bên trong thân quay truyền động qua tay đòn bán kính 0,12 m để tăng mô-men.</w:t>
       </w:r>
     </w:p>
@@ -1362,8 +1215,6 @@
         <w:pStyle w:val="ListBullet"/>
       </w:pPr>
       <w:r>
-        <w:rPr/>
-        <w:lastRenderedPageBreak/>
         <w:t>Khớp nâng nghiêng: trục ngang vuông góc trục phương vị, hai gối in PETG bắt vào thân quay; motor nghiêng đặt dưới thấp để hạ trọng tâm, truyền qua tay đòn 0,10 m.</w:t>
       </w:r>
     </w:p>
@@ -1372,7 +1223,6 @@
         <w:pStyle w:val="ListBullet"/>
       </w:pPr>
       <w:r>
-        <w:rPr/>
         <w:t>Đối trọng khớp nghiêng: khối thép trượt trên thanh ren, chỉnh một lần khi lắp pin để mô-men trọng trường còn dưới 3 N·m.</w:t>
       </w:r>
     </w:p>
@@ -1381,28 +1231,32 @@
         <w:pStyle w:val="ListBullet"/>
       </w:pPr>
       <w:r>
-        <w:rPr/>
         <w:t>Biến trở hồi tiếp của mỗi khớp gắn đồng trục phía đối diện motor; bốn công tắc hành trình gá trên đế và thân quay tại vị trí chặn cơ khí.</w:t>
       </w:r>
     </w:p>
     <w:p>
       <w:r>
+        <w:rPr>
+          <w:noProof/>
+        </w:rPr>
+        <w:lastRenderedPageBreak/>
         <w:drawing>
-          <wp:inline xmlns:a="http://schemas.openxmlformats.org/drawingml/2006/main" xmlns:pic="http://schemas.openxmlformats.org/drawingml/2006/picture">
+          <wp:inline distT="0" distB="0" distL="0" distR="0" wp14:anchorId="48F7FC76" wp14:editId="6C9D1EBF">
             <wp:extent cx="4023360" cy="4612144"/>
+            <wp:effectExtent l="0" t="0" r="0" b="0"/>
             <wp:docPr id="4" name="Picture 4"/>
             <wp:cNvGraphicFramePr>
-              <a:graphicFrameLocks noChangeAspect="1"/>
+              <a:graphicFrameLocks xmlns:a="http://schemas.openxmlformats.org/drawingml/2006/main" noChangeAspect="1"/>
             </wp:cNvGraphicFramePr>
-            <a:graphic>
+            <a:graphic xmlns:a="http://schemas.openxmlformats.org/drawingml/2006/main">
               <a:graphicData uri="http://schemas.openxmlformats.org/drawingml/2006/picture">
-                <pic:pic>
+                <pic:pic xmlns:pic="http://schemas.openxmlformats.org/drawingml/2006/picture">
                   <pic:nvPicPr>
                     <pic:cNvPr id="0" name="chan_ba_va_khop_phuong_vi.jpg"/>
                     <pic:cNvPicPr/>
                   </pic:nvPicPr>
                   <pic:blipFill>
-                    <a:blip r:embed="rId24"/>
+                    <a:blip r:embed="rId11"/>
                     <a:stretch>
                       <a:fillRect/>
                     </a:stretch>
@@ -1412,7 +1266,9 @@
                       <a:off x="0" y="0"/>
                       <a:ext cx="4023360" cy="4612144"/>
                     </a:xfrm>
-                    <a:prstGeom prst="rect"/>
+                    <a:prstGeom prst="rect">
+                      <a:avLst/>
+                    </a:prstGeom>
                   </pic:spPr>
                 </pic:pic>
               </a:graphicData>
@@ -1426,9 +1282,6 @@
         <w:pStyle w:val="Caption"/>
       </w:pPr>
       <w:r>
-        <w:rPr>
-          <w:sz w:val="24"/>
-        </w:rPr>
         <w:t>Hình 4. Chân đế ba chân và ổ khớp phương vị</w:t>
       </w:r>
     </w:p>
@@ -1442,7 +1295,6 @@
         <w:pStyle w:val="Heading2"/>
       </w:pPr>
       <w:r>
-        <w:rPr/>
         <w:t>3.3. Chi tiết in 3D và lựa chọn vật liệu</w:t>
       </w:r>
     </w:p>
@@ -1452,7 +1304,6 @@
         <w:spacing w:after="80"/>
       </w:pPr>
       <w:r>
-        <w:rPr/>
         <w:t>Bảng 2. Phân công công nghệ cho các chi tiết cơ khí</w:t>
       </w:r>
     </w:p>
@@ -1858,7 +1709,14 @@
               <w:rPr>
                 <w:sz w:val="22"/>
               </w:rPr>
-              <w:t>Trục, đĩa đế, tay đòn chính không in 3D.</w:t>
+              <w:t xml:space="preserve">Trục, đĩa đế, tay đòn chính </w:t>
+            </w:r>
+            <w:r>
+              <w:rPr>
+                <w:sz w:val="22"/>
+              </w:rPr>
+              <w:lastRenderedPageBreak/>
+              <w:t>không in 3D.</w:t>
             </w:r>
           </w:p>
         </w:tc>
@@ -1870,7 +1728,6 @@
         <w:pStyle w:val="Heading2"/>
       </w:pPr>
       <w:r>
-        <w:rPr/>
         <w:t>3.4. Tính chọn động cơ cho tấm pin 100 W – 4 kg</w:t>
       </w:r>
     </w:p>
@@ -1880,7 +1737,6 @@
         <w:spacing w:after="80"/>
       </w:pPr>
       <w:r>
-        <w:rPr/>
         <w:t>Bảng 3. Tính chọn hai động cơ gạt nước cho tấm pin 100 W – 4 kg</w:t>
       </w:r>
     </w:p>
@@ -2295,28 +2151,31 @@
     <w:p/>
     <w:p>
       <w:r>
-        <w:rPr/>
         <w:t>Cả hai khớp dùng cùng loại motor gạt nước 12 V khoảng 60 W; khi gió trên 8 m/s chương trình đưa tấm pin về vị trí nghỉ nằm ngang để giảm mô-men gió, phù hợp hệ số an toàn trong bảng. Dòng tải dưới 6 A nên vừa giới hạn của TIP41C ở mạch động lực.</w:t>
       </w:r>
     </w:p>
     <w:p>
       <w:r>
+        <w:rPr>
+          <w:noProof/>
+        </w:rPr>
         <w:drawing>
-          <wp:inline xmlns:a="http://schemas.openxmlformats.org/drawingml/2006/main" xmlns:pic="http://schemas.openxmlformats.org/drawingml/2006/picture">
+          <wp:inline distT="0" distB="0" distL="0" distR="0" wp14:anchorId="62B16418" wp14:editId="4A59DD56">
             <wp:extent cx="4754880" cy="3192843"/>
+            <wp:effectExtent l="0" t="0" r="0" b="0"/>
             <wp:docPr id="5" name="Picture 5"/>
             <wp:cNvGraphicFramePr>
-              <a:graphicFrameLocks noChangeAspect="1"/>
+              <a:graphicFrameLocks xmlns:a="http://schemas.openxmlformats.org/drawingml/2006/main" noChangeAspect="1"/>
             </wp:cNvGraphicFramePr>
-            <a:graphic>
+            <a:graphic xmlns:a="http://schemas.openxmlformats.org/drawingml/2006/main">
               <a:graphicData uri="http://schemas.openxmlformats.org/drawingml/2006/picture">
-                <pic:pic>
+                <pic:pic xmlns:pic="http://schemas.openxmlformats.org/drawingml/2006/picture">
                   <pic:nvPicPr>
                     <pic:cNvPr id="0" name="dong_co_gat_nuoc.jpg"/>
                     <pic:cNvPicPr/>
                   </pic:nvPicPr>
                   <pic:blipFill>
-                    <a:blip r:embed="rId25"/>
+                    <a:blip r:embed="rId12"/>
                     <a:stretch>
                       <a:fillRect/>
                     </a:stretch>
@@ -2326,7 +2185,9 @@
                       <a:off x="0" y="0"/>
                       <a:ext cx="4754880" cy="3192843"/>
                     </a:xfrm>
-                    <a:prstGeom prst="rect"/>
+                    <a:prstGeom prst="rect">
+                      <a:avLst/>
+                    </a:prstGeom>
                   </pic:spPr>
                 </pic:pic>
               </a:graphicData>
@@ -2340,35 +2201,37 @@
         <w:pStyle w:val="Caption"/>
       </w:pPr>
       <w:r>
-        <w:rPr>
-          <w:sz w:val="24"/>
-        </w:rPr>
         <w:t>Hình 5. Động cơ gạt nước 12 V cho trục phương vị</w:t>
       </w:r>
     </w:p>
     <w:p>
       <w:r>
+        <w:lastRenderedPageBreak/>
         <w:t>Động cơ gạt nước 12 V cho trục phương vị: thân hộp bánh đúc có ba tai bắt bulông, trục ra then hoa tự hãm giữ tấm pin không trôi khi ngắt điện; hai cực nguồn dạng cắm nhanh nối sang mạch cầu H bốn TIP41C.</w:t>
       </w:r>
     </w:p>
     <w:p>
       <w:r>
+        <w:rPr>
+          <w:noProof/>
+        </w:rPr>
         <w:drawing>
-          <wp:inline xmlns:a="http://schemas.openxmlformats.org/drawingml/2006/main" xmlns:pic="http://schemas.openxmlformats.org/drawingml/2006/picture">
+          <wp:inline distT="0" distB="0" distL="0" distR="0" wp14:anchorId="748D064E" wp14:editId="6137C4E9">
             <wp:extent cx="4206240" cy="3178519"/>
+            <wp:effectExtent l="0" t="0" r="0" b="0"/>
             <wp:docPr id="6" name="Picture 6"/>
             <wp:cNvGraphicFramePr>
-              <a:graphicFrameLocks noChangeAspect="1"/>
+              <a:graphicFrameLocks xmlns:a="http://schemas.openxmlformats.org/drawingml/2006/main" noChangeAspect="1"/>
             </wp:cNvGraphicFramePr>
-            <a:graphic>
+            <a:graphic xmlns:a="http://schemas.openxmlformats.org/drawingml/2006/main">
               <a:graphicData uri="http://schemas.openxmlformats.org/drawingml/2006/picture">
-                <pic:pic>
+                <pic:pic xmlns:pic="http://schemas.openxmlformats.org/drawingml/2006/picture">
                   <pic:nvPicPr>
                     <pic:cNvPr id="0" name="dong_co_jgb37.jpg"/>
                     <pic:cNvPicPr/>
                   </pic:nvPicPr>
                   <pic:blipFill>
-                    <a:blip r:embed="rId26"/>
+                    <a:blip r:embed="rId13"/>
                     <a:stretch>
                       <a:fillRect/>
                     </a:stretch>
@@ -2378,7 +2241,9 @@
                       <a:off x="0" y="0"/>
                       <a:ext cx="4206240" cy="3178519"/>
                     </a:xfrm>
-                    <a:prstGeom prst="rect"/>
+                    <a:prstGeom prst="rect">
+                      <a:avLst/>
+                    </a:prstGeom>
                   </pic:spPr>
                 </pic:pic>
               </a:graphicData>
@@ -2392,9 +2257,6 @@
         <w:pStyle w:val="Caption"/>
       </w:pPr>
       <w:r>
-        <w:rPr>
-          <w:sz w:val="24"/>
-        </w:rPr>
         <w:t>Hình 6. Động cơ giảm tốc JGB37 cho trục nâng nghiêng</w:t>
       </w:r>
     </w:p>
@@ -2413,134 +2275,6 @@
         </w:rPr>
         <w:t>3.5. Các kết cấu cơ khí và gá công tắc hành trình ngắt động cơ</w:t>
       </w:r>
-      <w:proofErr w:type="spellStart"/>
-      <w:proofErr w:type="spellEnd"/>
-      <w:proofErr w:type="spellStart"/>
-      <w:proofErr w:type="spellEnd"/>
-      <w:proofErr w:type="spellStart"/>
-      <w:proofErr w:type="spellEnd"/>
-      <w:proofErr w:type="spellStart"/>
-      <w:proofErr w:type="gramStart"/>
-      <w:proofErr w:type="spellEnd"/>
-      <w:proofErr w:type="spellStart"/>
-      <w:proofErr w:type="gramEnd"/>
-      <w:proofErr w:type="spellEnd"/>
-      <w:proofErr w:type="spellStart"/>
-      <w:proofErr w:type="spellEnd"/>
-      <w:proofErr w:type="spellStart"/>
-      <w:proofErr w:type="spellEnd"/>
-      <w:proofErr w:type="spellStart"/>
-      <w:proofErr w:type="spellEnd"/>
-      <w:proofErr w:type="spellStart"/>
-      <w:proofErr w:type="spellEnd"/>
-      <w:proofErr w:type="spellStart"/>
-      <w:proofErr w:type="spellEnd"/>
-      <w:proofErr w:type="spellStart"/>
-      <w:proofErr w:type="spellEnd"/>
-      <w:proofErr w:type="spellStart"/>
-      <w:proofErr w:type="spellEnd"/>
-      <w:proofErr w:type="spellStart"/>
-      <w:proofErr w:type="spellEnd"/>
-      <w:proofErr w:type="spellStart"/>
-      <w:proofErr w:type="spellEnd"/>
-      <w:proofErr w:type="spellStart"/>
-      <w:proofErr w:type="spellEnd"/>
-      <w:proofErr w:type="spellStart"/>
-      <w:proofErr w:type="spellEnd"/>
-      <w:proofErr w:type="spellStart"/>
-      <w:proofErr w:type="spellEnd"/>
-      <w:proofErr w:type="spellStart"/>
-      <w:proofErr w:type="spellEnd"/>
-      <w:proofErr w:type="spellStart"/>
-      <w:proofErr w:type="spellEnd"/>
-      <w:proofErr w:type="spellStart"/>
-      <w:proofErr w:type="spellEnd"/>
-      <w:proofErr w:type="spellStart"/>
-      <w:proofErr w:type="spellEnd"/>
-      <w:proofErr w:type="spellStart"/>
-      <w:proofErr w:type="spellEnd"/>
-      <w:proofErr w:type="spellStart"/>
-      <w:proofErr w:type="spellEnd"/>
-      <w:proofErr w:type="spellStart"/>
-      <w:proofErr w:type="spellEnd"/>
-      <w:proofErr w:type="spellStart"/>
-      <w:proofErr w:type="spellEnd"/>
-      <w:proofErr w:type="spellStart"/>
-      <w:proofErr w:type="spellEnd"/>
-      <w:proofErr w:type="spellStart"/>
-      <w:proofErr w:type="spellEnd"/>
-      <w:proofErr w:type="spellStart"/>
-      <w:proofErr w:type="spellEnd"/>
-      <w:proofErr w:type="spellStart"/>
-      <w:proofErr w:type="spellEnd"/>
-      <w:proofErr w:type="spellStart"/>
-      <w:proofErr w:type="spellEnd"/>
-      <w:proofErr w:type="spellStart"/>
-      <w:proofErr w:type="spellEnd"/>
-      <w:proofErr w:type="spellStart"/>
-      <w:proofErr w:type="spellEnd"/>
-      <w:proofErr w:type="spellStart"/>
-      <w:proofErr w:type="spellEnd"/>
-      <w:proofErr w:type="spellStart"/>
-      <w:proofErr w:type="spellEnd"/>
-      <w:proofErr w:type="spellStart"/>
-      <w:proofErr w:type="spellEnd"/>
-      <w:proofErr w:type="spellStart"/>
-      <w:proofErr w:type="spellEnd"/>
-      <w:proofErr w:type="spellStart"/>
-      <w:proofErr w:type="spellEnd"/>
-      <w:proofErr w:type="spellStart"/>
-      <w:proofErr w:type="spellEnd"/>
-      <w:proofErr w:type="spellStart"/>
-      <w:proofErr w:type="spellEnd"/>
-      <w:proofErr w:type="spellStart"/>
-      <w:proofErr w:type="spellEnd"/>
-      <w:proofErr w:type="spellStart"/>
-      <w:proofErr w:type="spellEnd"/>
-      <w:proofErr w:type="spellStart"/>
-      <w:proofErr w:type="spellEnd"/>
-      <w:proofErr w:type="spellStart"/>
-      <w:proofErr w:type="spellEnd"/>
-      <w:proofErr w:type="spellStart"/>
-      <w:proofErr w:type="spellEnd"/>
-      <w:proofErr w:type="spellStart"/>
-      <w:proofErr w:type="spellEnd"/>
-      <w:proofErr w:type="spellStart"/>
-      <w:proofErr w:type="spellEnd"/>
-      <w:proofErr w:type="spellStart"/>
-      <w:proofErr w:type="spellEnd"/>
-      <w:proofErr w:type="spellStart"/>
-      <w:proofErr w:type="spellEnd"/>
-      <w:proofErr w:type="spellStart"/>
-      <w:proofErr w:type="spellEnd"/>
-      <w:proofErr w:type="spellStart"/>
-      <w:proofErr w:type="spellEnd"/>
-      <w:proofErr w:type="spellStart"/>
-      <w:proofErr w:type="spellEnd"/>
-      <w:proofErr w:type="spellStart"/>
-      <w:proofErr w:type="spellEnd"/>
-      <w:proofErr w:type="spellStart"/>
-      <w:proofErr w:type="spellEnd"/>
-      <w:proofErr w:type="spellStart"/>
-      <w:proofErr w:type="spellEnd"/>
-      <w:proofErr w:type="spellStart"/>
-      <w:proofErr w:type="spellEnd"/>
-      <w:proofErr w:type="spellStart"/>
-      <w:proofErr w:type="spellEnd"/>
-      <w:proofErr w:type="spellStart"/>
-      <w:proofErr w:type="spellEnd"/>
-      <w:proofErr w:type="spellStart"/>
-      <w:proofErr w:type="spellEnd"/>
-      <w:proofErr w:type="spellStart"/>
-      <w:proofErr w:type="spellEnd"/>
-      <w:proofErr w:type="spellStart"/>
-      <w:proofErr w:type="spellEnd"/>
-      <w:proofErr w:type="spellStart"/>
-      <w:proofErr w:type="spellEnd"/>
-      <w:proofErr w:type="spellStart"/>
-      <w:proofErr w:type="spellEnd"/>
-      <w:proofErr w:type="spellStart"/>
-      <w:proofErr w:type="spellEnd"/>
     </w:p>
     <w:p>
       <w:r>
@@ -2568,22 +2302,27 @@
     </w:p>
     <w:p>
       <w:r>
+        <w:rPr>
+          <w:noProof/>
+        </w:rPr>
+        <w:lastRenderedPageBreak/>
         <w:drawing>
-          <wp:inline xmlns:a="http://schemas.openxmlformats.org/drawingml/2006/main" xmlns:pic="http://schemas.openxmlformats.org/drawingml/2006/picture">
+          <wp:inline distT="0" distB="0" distL="0" distR="0" wp14:anchorId="338A121C" wp14:editId="52E5927D">
             <wp:extent cx="4572000" cy="3653034"/>
+            <wp:effectExtent l="0" t="0" r="0" b="0"/>
             <wp:docPr id="7" name="Picture 7"/>
             <wp:cNvGraphicFramePr>
-              <a:graphicFrameLocks noChangeAspect="1"/>
+              <a:graphicFrameLocks xmlns:a="http://schemas.openxmlformats.org/drawingml/2006/main" noChangeAspect="1"/>
             </wp:cNvGraphicFramePr>
-            <a:graphic>
+            <a:graphic xmlns:a="http://schemas.openxmlformats.org/drawingml/2006/main">
               <a:graphicData uri="http://schemas.openxmlformats.org/drawingml/2006/picture">
-                <pic:pic>
+                <pic:pic xmlns:pic="http://schemas.openxmlformats.org/drawingml/2006/picture">
                   <pic:nvPicPr>
                     <pic:cNvPr id="0" name="thanh_da_mang_pin.jpg"/>
                     <pic:cNvPicPr/>
                   </pic:nvPicPr>
                   <pic:blipFill>
-                    <a:blip r:embed="rId27"/>
+                    <a:blip r:embed="rId14"/>
                     <a:stretch>
                       <a:fillRect/>
                     </a:stretch>
@@ -2593,7 +2332,9 @@
                       <a:off x="0" y="0"/>
                       <a:ext cx="4572000" cy="3653034"/>
                     </a:xfrm>
-                    <a:prstGeom prst="rect"/>
+                    <a:prstGeom prst="rect">
+                      <a:avLst/>
+                    </a:prstGeom>
                   </pic:spPr>
                 </pic:pic>
               </a:graphicData>
@@ -2607,9 +2348,6 @@
         <w:pStyle w:val="Caption"/>
       </w:pPr>
       <w:r>
-        <w:rPr>
-          <w:sz w:val="24"/>
-        </w:rPr>
         <w:t>Hình 7. Thanh đà mang tấm pin</w:t>
       </w:r>
     </w:p>
@@ -2628,54 +2366,6 @@
         </w:rPr>
         <w:t>3.6. Danh mục chi tiết cơ khí</w:t>
       </w:r>
-      <w:proofErr w:type="spellStart"/>
-      <w:proofErr w:type="spellEnd"/>
-      <w:proofErr w:type="spellStart"/>
-      <w:proofErr w:type="spellEnd"/>
-      <w:proofErr w:type="spellStart"/>
-      <w:proofErr w:type="spellEnd"/>
-      <w:proofErr w:type="spellStart"/>
-      <w:proofErr w:type="gramStart"/>
-      <w:proofErr w:type="spellEnd"/>
-      <w:proofErr w:type="spellStart"/>
-      <w:proofErr w:type="gramEnd"/>
-      <w:proofErr w:type="spellEnd"/>
-      <w:proofErr w:type="spellStart"/>
-      <w:proofErr w:type="spellEnd"/>
-      <w:proofErr w:type="spellStart"/>
-      <w:proofErr w:type="spellEnd"/>
-      <w:proofErr w:type="spellStart"/>
-      <w:proofErr w:type="spellEnd"/>
-      <w:proofErr w:type="spellStart"/>
-      <w:proofErr w:type="spellEnd"/>
-      <w:proofErr w:type="spellStart"/>
-      <w:proofErr w:type="spellEnd"/>
-      <w:proofErr w:type="spellStart"/>
-      <w:proofErr w:type="spellEnd"/>
-      <w:proofErr w:type="spellStart"/>
-      <w:proofErr w:type="spellEnd"/>
-      <w:proofErr w:type="spellStart"/>
-      <w:proofErr w:type="spellEnd"/>
-      <w:proofErr w:type="spellStart"/>
-      <w:proofErr w:type="spellEnd"/>
-      <w:proofErr w:type="spellStart"/>
-      <w:proofErr w:type="spellEnd"/>
-      <w:proofErr w:type="spellStart"/>
-      <w:proofErr w:type="spellEnd"/>
-      <w:proofErr w:type="spellStart"/>
-      <w:proofErr w:type="spellEnd"/>
-      <w:proofErr w:type="spellStart"/>
-      <w:proofErr w:type="spellEnd"/>
-      <w:proofErr w:type="spellStart"/>
-      <w:proofErr w:type="spellEnd"/>
-      <w:proofErr w:type="spellStart"/>
-      <w:proofErr w:type="spellEnd"/>
-      <w:proofErr w:type="spellStart"/>
-      <w:proofErr w:type="spellEnd"/>
-      <w:proofErr w:type="spellStart"/>
-      <w:proofErr w:type="spellEnd"/>
-      <w:proofErr w:type="spellStart"/>
-      <w:proofErr w:type="spellEnd"/>
     </w:p>
     <w:p>
       <w:pPr>
@@ -2691,8 +2381,8 @@
     <w:tbl>
       <w:tblPr>
         <w:tblStyle w:val="TableGrid"/>
-        <w:tblW w:type="auto" w:w="0"/>
-        <w:tblLook w:firstColumn="1" w:firstRow="1" w:lastColumn="0" w:lastRow="0" w:noHBand="0" w:noVBand="1" w:val="04A0"/>
+        <w:tblW w:w="0" w:type="auto"/>
+        <w:tblLook w:val="04A0" w:firstRow="1" w:lastRow="0" w:firstColumn="1" w:lastColumn="0" w:noHBand="0" w:noVBand="1"/>
       </w:tblPr>
       <w:tblGrid>
         <w:gridCol w:w="3010"/>
@@ -2702,7 +2392,7 @@
       <w:tr>
         <w:tc>
           <w:tcPr>
-            <w:tcW w:type="dxa" w:w="3010"/>
+            <w:tcW w:w="3010" w:type="dxa"/>
           </w:tcPr>
           <w:p>
             <w:r>
@@ -2715,7 +2405,7 @@
         </w:tc>
         <w:tc>
           <w:tcPr>
-            <w:tcW w:type="dxa" w:w="3010"/>
+            <w:tcW w:w="3010" w:type="dxa"/>
           </w:tcPr>
           <w:p>
             <w:r>
@@ -2728,7 +2418,7 @@
         </w:tc>
         <w:tc>
           <w:tcPr>
-            <w:tcW w:type="dxa" w:w="3010"/>
+            <w:tcW w:w="3010" w:type="dxa"/>
           </w:tcPr>
           <w:p>
             <w:r>
@@ -2743,7 +2433,7 @@
       <w:tr>
         <w:tc>
           <w:tcPr>
-            <w:tcW w:type="dxa" w:w="3010"/>
+            <w:tcW w:w="3010" w:type="dxa"/>
           </w:tcPr>
           <w:p>
             <w:r>
@@ -2756,7 +2446,7 @@
         </w:tc>
         <w:tc>
           <w:tcPr>
-            <w:tcW w:type="dxa" w:w="3010"/>
+            <w:tcW w:w="3010" w:type="dxa"/>
           </w:tcPr>
           <w:p>
             <w:r>
@@ -2769,7 +2459,7 @@
         </w:tc>
         <w:tc>
           <w:tcPr>
-            <w:tcW w:type="dxa" w:w="3010"/>
+            <w:tcW w:w="3010" w:type="dxa"/>
           </w:tcPr>
           <w:p>
             <w:r>
@@ -2784,7 +2474,7 @@
       <w:tr>
         <w:tc>
           <w:tcPr>
-            <w:tcW w:type="dxa" w:w="3010"/>
+            <w:tcW w:w="3010" w:type="dxa"/>
           </w:tcPr>
           <w:p>
             <w:r>
@@ -2797,7 +2487,7 @@
         </w:tc>
         <w:tc>
           <w:tcPr>
-            <w:tcW w:type="dxa" w:w="3010"/>
+            <w:tcW w:w="3010" w:type="dxa"/>
           </w:tcPr>
           <w:p>
             <w:r>
@@ -2810,7 +2500,7 @@
         </w:tc>
         <w:tc>
           <w:tcPr>
-            <w:tcW w:type="dxa" w:w="3010"/>
+            <w:tcW w:w="3010" w:type="dxa"/>
           </w:tcPr>
           <w:p>
             <w:r>
@@ -2825,7 +2515,7 @@
       <w:tr>
         <w:tc>
           <w:tcPr>
-            <w:tcW w:type="dxa" w:w="3010"/>
+            <w:tcW w:w="3010" w:type="dxa"/>
           </w:tcPr>
           <w:p>
             <w:r>
@@ -2838,7 +2528,7 @@
         </w:tc>
         <w:tc>
           <w:tcPr>
-            <w:tcW w:type="dxa" w:w="3010"/>
+            <w:tcW w:w="3010" w:type="dxa"/>
           </w:tcPr>
           <w:p>
             <w:r>
@@ -2851,7 +2541,7 @@
         </w:tc>
         <w:tc>
           <w:tcPr>
-            <w:tcW w:type="dxa" w:w="3010"/>
+            <w:tcW w:w="3010" w:type="dxa"/>
           </w:tcPr>
           <w:p>
             <w:r>
@@ -2866,7 +2556,7 @@
       <w:tr>
         <w:tc>
           <w:tcPr>
-            <w:tcW w:type="dxa" w:w="3010"/>
+            <w:tcW w:w="3010" w:type="dxa"/>
           </w:tcPr>
           <w:p>
             <w:r>
@@ -2879,7 +2569,7 @@
         </w:tc>
         <w:tc>
           <w:tcPr>
-            <w:tcW w:type="dxa" w:w="3010"/>
+            <w:tcW w:w="3010" w:type="dxa"/>
           </w:tcPr>
           <w:p>
             <w:r>
@@ -2892,7 +2582,7 @@
         </w:tc>
         <w:tc>
           <w:tcPr>
-            <w:tcW w:type="dxa" w:w="3010"/>
+            <w:tcW w:w="3010" w:type="dxa"/>
           </w:tcPr>
           <w:p>
             <w:r>
@@ -2907,7 +2597,7 @@
       <w:tr>
         <w:tc>
           <w:tcPr>
-            <w:tcW w:type="dxa" w:w="3010"/>
+            <w:tcW w:w="3010" w:type="dxa"/>
           </w:tcPr>
           <w:p>
             <w:r>
@@ -2920,7 +2610,7 @@
         </w:tc>
         <w:tc>
           <w:tcPr>
-            <w:tcW w:type="dxa" w:w="3010"/>
+            <w:tcW w:w="3010" w:type="dxa"/>
           </w:tcPr>
           <w:p>
             <w:r>
@@ -2933,7 +2623,7 @@
         </w:tc>
         <w:tc>
           <w:tcPr>
-            <w:tcW w:type="dxa" w:w="3010"/>
+            <w:tcW w:w="3010" w:type="dxa"/>
           </w:tcPr>
           <w:p>
             <w:r>
@@ -2948,7 +2638,7 @@
       <w:tr>
         <w:tc>
           <w:tcPr>
-            <w:tcW w:type="dxa" w:w="3010"/>
+            <w:tcW w:w="3010" w:type="dxa"/>
           </w:tcPr>
           <w:p>
             <w:r>
@@ -2961,7 +2651,7 @@
         </w:tc>
         <w:tc>
           <w:tcPr>
-            <w:tcW w:type="dxa" w:w="3010"/>
+            <w:tcW w:w="3010" w:type="dxa"/>
           </w:tcPr>
           <w:p>
             <w:r>
@@ -2974,7 +2664,7 @@
         </w:tc>
         <w:tc>
           <w:tcPr>
-            <w:tcW w:type="dxa" w:w="3010"/>
+            <w:tcW w:w="3010" w:type="dxa"/>
           </w:tcPr>
           <w:p>
             <w:r>
@@ -2989,7 +2679,7 @@
       <w:tr>
         <w:tc>
           <w:tcPr>
-            <w:tcW w:type="dxa" w:w="3010"/>
+            <w:tcW w:w="3010" w:type="dxa"/>
           </w:tcPr>
           <w:p>
             <w:r>
@@ -3002,7 +2692,7 @@
         </w:tc>
         <w:tc>
           <w:tcPr>
-            <w:tcW w:type="dxa" w:w="3010"/>
+            <w:tcW w:w="3010" w:type="dxa"/>
           </w:tcPr>
           <w:p>
             <w:r>
@@ -3015,7 +2705,7 @@
         </w:tc>
         <w:tc>
           <w:tcPr>
-            <w:tcW w:type="dxa" w:w="3010"/>
+            <w:tcW w:w="3010" w:type="dxa"/>
           </w:tcPr>
           <w:p>
             <w:r>
@@ -3030,7 +2720,7 @@
       <w:tr>
         <w:tc>
           <w:tcPr>
-            <w:tcW w:type="dxa" w:w="3010"/>
+            <w:tcW w:w="3010" w:type="dxa"/>
           </w:tcPr>
           <w:p>
             <w:r>
@@ -3043,7 +2733,7 @@
         </w:tc>
         <w:tc>
           <w:tcPr>
-            <w:tcW w:type="dxa" w:w="3010"/>
+            <w:tcW w:w="3010" w:type="dxa"/>
           </w:tcPr>
           <w:p>
             <w:r>
@@ -3056,7 +2746,7 @@
         </w:tc>
         <w:tc>
           <w:tcPr>
-            <w:tcW w:type="dxa" w:w="3010"/>
+            <w:tcW w:w="3010" w:type="dxa"/>
           </w:tcPr>
           <w:p>
             <w:r>
@@ -3071,7 +2761,7 @@
       <w:tr>
         <w:tc>
           <w:tcPr>
-            <w:tcW w:type="dxa" w:w="3010"/>
+            <w:tcW w:w="3010" w:type="dxa"/>
           </w:tcPr>
           <w:p>
             <w:r>
@@ -3084,7 +2774,7 @@
         </w:tc>
         <w:tc>
           <w:tcPr>
-            <w:tcW w:type="dxa" w:w="3010"/>
+            <w:tcW w:w="3010" w:type="dxa"/>
           </w:tcPr>
           <w:p>
             <w:r>
@@ -3097,7 +2787,7 @@
         </w:tc>
         <w:tc>
           <w:tcPr>
-            <w:tcW w:type="dxa" w:w="3010"/>
+            <w:tcW w:w="3010" w:type="dxa"/>
           </w:tcPr>
           <w:p>
             <w:r>
@@ -3112,20 +2802,21 @@
       <w:tr>
         <w:tc>
           <w:tcPr>
-            <w:tcW w:type="dxa" w:w="3010"/>
+            <w:tcW w:w="3010" w:type="dxa"/>
           </w:tcPr>
           <w:p>
             <w:r>
               <w:rPr>
                 <w:sz w:val="22"/>
               </w:rPr>
+              <w:lastRenderedPageBreak/>
               <w:t>Công tắc hành trình + giá gá</w:t>
             </w:r>
           </w:p>
         </w:tc>
         <w:tc>
           <w:tcPr>
-            <w:tcW w:type="dxa" w:w="3010"/>
+            <w:tcW w:w="3010" w:type="dxa"/>
           </w:tcPr>
           <w:p>
             <w:r>
@@ -3138,7 +2829,7 @@
         </w:tc>
         <w:tc>
           <w:tcPr>
-            <w:tcW w:type="dxa" w:w="3010"/>
+            <w:tcW w:w="3010" w:type="dxa"/>
           </w:tcPr>
           <w:p>
             <w:r>
@@ -3153,7 +2844,7 @@
       <w:tr>
         <w:tc>
           <w:tcPr>
-            <w:tcW w:type="dxa" w:w="3010"/>
+            <w:tcW w:w="3010" w:type="dxa"/>
           </w:tcPr>
           <w:p>
             <w:r>
@@ -3166,7 +2857,7 @@
         </w:tc>
         <w:tc>
           <w:tcPr>
-            <w:tcW w:type="dxa" w:w="3010"/>
+            <w:tcW w:w="3010" w:type="dxa"/>
           </w:tcPr>
           <w:p>
             <w:r>
@@ -3179,7 +2870,7 @@
         </w:tc>
         <w:tc>
           <w:tcPr>
-            <w:tcW w:type="dxa" w:w="3010"/>
+            <w:tcW w:w="3010" w:type="dxa"/>
           </w:tcPr>
           <w:p>
             <w:r>
@@ -3205,26 +2896,6 @@
         </w:rPr>
         <w:t>3.7. Quy trình lắp ráp cơ khí dự kiến</w:t>
       </w:r>
-      <w:proofErr w:type="spellStart"/>
-      <w:proofErr w:type="spellEnd"/>
-      <w:proofErr w:type="spellStart"/>
-      <w:proofErr w:type="spellEnd"/>
-      <w:proofErr w:type="spellStart"/>
-      <w:proofErr w:type="spellEnd"/>
-      <w:proofErr w:type="spellStart"/>
-      <w:proofErr w:type="gramStart"/>
-      <w:proofErr w:type="spellEnd"/>
-      <w:proofErr w:type="spellStart"/>
-      <w:proofErr w:type="gramEnd"/>
-      <w:proofErr w:type="spellEnd"/>
-      <w:proofErr w:type="spellStart"/>
-      <w:proofErr w:type="spellEnd"/>
-      <w:proofErr w:type="spellStart"/>
-      <w:proofErr w:type="spellEnd"/>
-      <w:proofErr w:type="spellStart"/>
-      <w:proofErr w:type="spellEnd"/>
-      <w:proofErr w:type="spellStart"/>
-      <w:proofErr w:type="spellEnd"/>
     </w:p>
     <w:p>
       <w:pPr>
@@ -3275,7 +2946,6 @@
         <w:pStyle w:val="Heading2"/>
       </w:pPr>
       <w:r>
-        <w:rPr/>
         <w:t>3.8. Hiệu chuẩn</w:t>
       </w:r>
     </w:p>
@@ -3284,7 +2954,6 @@
         <w:pStyle w:val="ListBullet"/>
       </w:pPr>
       <w:r>
-        <w:rPr/>
         <w:t>Hiệu chuẩn K_cal bốn kênh LDR và hai biến trở hồi tiếp ba điểm cho từng khớp – công việc tiếp theo; các giá trị đích ở mục 3.9 là tham khảo.</w:t>
       </w:r>
     </w:p>
@@ -3293,7 +2962,6 @@
         <w:pStyle w:val="ListBullet"/>
       </w:pPr>
       <w:r>
-        <w:rPr/>
         <w:t>Đồng bộ DS1307, thử trôi giờ 24 giờ và chỉnh tương phản LCD PCF8574 – công việc tiếp theo.</w:t>
       </w:r>
     </w:p>
@@ -3302,7 +2970,6 @@
         <w:pStyle w:val="ListBullet"/>
       </w:pPr>
       <w:r>
-        <w:rPr/>
         <w:t>Kiểm tra liên động bốn công tắc hành trình trên bench cho cả hai khớp – công việc tiếp theo.</w:t>
       </w:r>
     </w:p>
@@ -3311,7 +2978,6 @@
         <w:pStyle w:val="Heading2"/>
       </w:pPr>
       <w:r>
-        <w:rPr/>
         <w:t>3.9. Đo đạc kiểm chứng</w:t>
       </w:r>
     </w:p>
@@ -3326,7 +2992,6 @@
         <w:spacing w:after="80"/>
       </w:pPr>
       <w:r>
-        <w:rPr/>
         <w:t>Bảng 6. Giá trị tham khảo cho các phép đo kiểm chứng phần cứng hai trục (sẽ kiểm chứng lại)</w:t>
       </w:r>
     </w:p>
@@ -3359,7 +3024,6 @@
                 <w:b/>
                 <w:sz w:val="22"/>
               </w:rPr>
-              <w:lastRenderedPageBreak/>
               <w:t>Phép đo</w:t>
             </w:r>
           </w:p>
@@ -3585,7 +3249,7 @@
         <w:pStyle w:val="Heading1"/>
       </w:pPr>
       <w:r>
-        <w:rPr/>
+        <w:lastRenderedPageBreak/>
         <w:t>CHƯƠNG 4. TIẾN ĐỘ THỰC HIỆN VÀ KẾ HOẠCH TUẦN NÀY</w:t>
       </w:r>
     </w:p>
@@ -3599,54 +3263,6 @@
         </w:rPr>
         <w:t>4.1. Kết quả đạt được trong tuần 5/10 – 10/10/2026</w:t>
       </w:r>
-      <w:proofErr w:type="spellStart"/>
-      <w:proofErr w:type="spellEnd"/>
-      <w:proofErr w:type="spellStart"/>
-      <w:proofErr w:type="spellEnd"/>
-      <w:proofErr w:type="spellStart"/>
-      <w:proofErr w:type="spellEnd"/>
-      <w:proofErr w:type="spellStart"/>
-      <w:proofErr w:type="spellEnd"/>
-      <w:proofErr w:type="spellStart"/>
-      <w:proofErr w:type="spellEnd"/>
-      <w:proofErr w:type="spellStart"/>
-      <w:proofErr w:type="spellEnd"/>
-      <w:proofErr w:type="spellStart"/>
-      <w:proofErr w:type="spellEnd"/>
-      <w:proofErr w:type="spellStart"/>
-      <w:proofErr w:type="spellEnd"/>
-      <w:proofErr w:type="spellStart"/>
-      <w:proofErr w:type="spellEnd"/>
-      <w:proofErr w:type="spellStart"/>
-      <w:proofErr w:type="spellEnd"/>
-      <w:proofErr w:type="spellStart"/>
-      <w:proofErr w:type="spellEnd"/>
-      <w:proofErr w:type="spellStart"/>
-      <w:proofErr w:type="spellEnd"/>
-      <w:proofErr w:type="spellStart"/>
-      <w:proofErr w:type="spellEnd"/>
-      <w:proofErr w:type="spellStart"/>
-      <w:proofErr w:type="spellEnd"/>
-      <w:proofErr w:type="spellStart"/>
-      <w:proofErr w:type="spellEnd"/>
-      <w:proofErr w:type="spellStart"/>
-      <w:proofErr w:type="spellEnd"/>
-      <w:proofErr w:type="spellStart"/>
-      <w:proofErr w:type="spellEnd"/>
-      <w:proofErr w:type="spellStart"/>
-      <w:proofErr w:type="spellEnd"/>
-      <w:proofErr w:type="spellStart"/>
-      <w:proofErr w:type="spellEnd"/>
-      <w:proofErr w:type="spellStart"/>
-      <w:proofErr w:type="spellEnd"/>
-      <w:proofErr w:type="spellStart"/>
-      <w:proofErr w:type="spellEnd"/>
-      <w:proofErr w:type="spellStart"/>
-      <w:proofErr w:type="spellEnd"/>
-      <w:proofErr w:type="spellStart"/>
-      <w:proofErr w:type="spellEnd"/>
-      <w:proofErr w:type="spellStart"/>
-      <w:proofErr w:type="spellEnd"/>
     </w:p>
     <w:p>
       <w:pPr>
@@ -3675,7 +3291,6 @@
         <w:pStyle w:val="Heading2"/>
       </w:pPr>
       <w:r>
-        <w:rPr/>
         <w:t>4.2. Các công việc còn lại của tuần này (5/10 – 10/10/2026)</w:t>
       </w:r>
     </w:p>
@@ -3684,7 +3299,6 @@
         <w:pStyle w:val="ListBullet"/>
       </w:pPr>
       <w:r>
-        <w:rPr/>
         <w:t>Hoàn thiện bản vẽ 3D chi tiết khớp nâng nghiêng có đối trọng và xuất file in.</w:t>
       </w:r>
     </w:p>
@@ -3693,7 +3307,6 @@
         <w:pStyle w:val="ListBullet"/>
       </w:pPr>
       <w:r>
-        <w:rPr/>
         <w:t>Chạy thử ngoài trời trọn ngày, ghi log hai góc khớp đối chiếu mô phỏng.</w:t>
       </w:r>
     </w:p>
@@ -3702,7 +3315,6 @@
         <w:pStyle w:val="ListBullet"/>
       </w:pPr>
       <w:r>
-        <w:rPr/>
         <w:t>Đo nhiệt độ TIP41C của hai cầu H sau 30 phút hoạt động liên tục.</w:t>
       </w:r>
     </w:p>
@@ -3722,82 +3334,70 @@
         <w:pStyle w:val="Heading1"/>
       </w:pPr>
       <w:r>
-        <w:rPr/>
         <w:t>TÀI LIỆU THAM KHẢO</w:t>
       </w:r>
     </w:p>
     <w:p>
       <w:r>
-        <w:rPr/>
         <w:t>[1] I. Reda and A. Andreas, “Solar Position Algorithm for Solar Radiation Applications,” NREL/TP-560-34302, 2008. https://docs.nrel.gov/docs/fy08osti/34302.pdf</w:t>
       </w:r>
     </w:p>
     <w:p>
       <w:r>
-        <w:rPr/>
         <w:t>[2] I. Reda and A. Andreas, “Solar position algorithm for solar radiation applications,” Solar Energy, vol. 76, no. 5, pp. 577-589, 2004.</w:t>
       </w:r>
     </w:p>
     <w:p>
       <w:r>
-        <w:rPr/>
         <w:t>[3] J. A. Duffie and W. A. Beckman, Solar Engineering of Thermal Processes, 4th ed., John Wiley &amp; Sons, 2013.</w:t>
       </w:r>
     </w:p>
     <w:p>
       <w:r>
-        <w:rPr/>
         <w:t>[4] R. F. Fuentes-Morales et al., “Control algorithms applied to active solar tracking systems: A review,” Solar Energy, vol. 212, pp. 203-219, 2020. https://doi.org/10.1016/j.solener.2020.10.071</w:t>
       </w:r>
     </w:p>
     <w:p>
       <w:r>
-        <w:rPr/>
         <w:t>[5] H. Mousazadeh et al., “A review of principle and sun-tracking methods for maximizing solar systems output,” Renewable and Sustainable Energy Reviews, vol. 13, no. 8, pp. 1800-1818, 2009.</w:t>
       </w:r>
     </w:p>
     <w:p>
       <w:r>
-        <w:rPr/>
-        <w:lastRenderedPageBreak/>
         <w:t>[6] A. Awasthi et al., “Review on sun tracking technology in solar PV system,” Energy Reports, vol. 6, pp. 392-405, 2020.</w:t>
       </w:r>
     </w:p>
     <w:p>
       <w:r>
-        <w:rPr/>
         <w:t>[7] A. R. Amelia et al., “Technologies of solar tracking systems: A review,” IOP Conference Series: Materials Science and Engineering, vol. 767, 012052, 2020.</w:t>
       </w:r>
     </w:p>
     <w:p>
       <w:r>
-        <w:rPr/>
+        <w:lastRenderedPageBreak/>
         <w:t>[8] Espressif Systems, ESP32 Series Datasheet. https://www.espressif.com/sites/default/files/documentation/esp32_datasheet_en.pdf</w:t>
       </w:r>
     </w:p>
     <w:p>
       <w:r>
-        <w:rPr/>
         <w:t>[9] Maxim Integrated, DS1307 64 x 8, Serial I2C Real-Time Clock, Datasheet. https://www.analog.com/media/en/technical-documentation/data-sheets/DS1307.pdf</w:t>
       </w:r>
     </w:p>
     <w:p>
       <w:r>
-        <w:rPr/>
         <w:t>[10] A. El Hammoumi et al., “A simple and low-cost active dual-axis solar tracker,” Energy Science &amp; Engineering, vol. 6, no. 5, pp. 607-620, 2018. https://doi.org/10.1002/ese3.236</w:t>
       </w:r>
     </w:p>
     <w:p>
       <w:r>
-        <w:rPr/>
         <w:t>[11] J.-M. Wang and C.-L. Lu, “Design and Implementation of a Sun Tracker with a Dual-Axis Single Motor for an Optical Sensor-Based Photovoltaic System,” Sensors, vol. 13, no. 3, pp. 3157-3168, 2013. https://doi.org/10.3390/s130303157</w:t>
       </w:r>
     </w:p>
     <w:sectPr>
-      <w:headerReference w:type="default" r:id="rId16"/>
-      <w:footerReference w:type="default" r:id="rId17"/>
-      <w:headerReference w:type="first" r:id="rId18"/>
-      <w:footerReference w:type="first" r:id="rId19"/>
+      <w:headerReference w:type="default" r:id="rId15"/>
+      <w:footerReference w:type="default" r:id="rId16"/>
+      <w:headerReference w:type="first" r:id="rId17"/>
+      <w:footerReference w:type="first" r:id="rId18"/>
       <w:pgSz w:w="11909" w:h="16834"/>
       <w:pgMar w:top="1296" w:right="1152" w:bottom="1224" w:left="1728" w:header="605" w:footer="605" w:gutter="0"/>
       <w:cols w:space="720"/>

--- a/Bao_cao_2_truc_Che_tao.docx
+++ b/Bao_cao_2_truc_Che_tao.docx
@@ -7,6 +7,7 @@
         <w:pStyle w:val="Heading1"/>
       </w:pPr>
       <w:r>
+        <w:rPr/>
         <w:t>CHƯƠNG 1. TỔNG QUAN ĐỀ TÀI</w:t>
       </w:r>
     </w:p>
@@ -15,21 +16,25 @@
         <w:pStyle w:val="Heading2"/>
       </w:pPr>
       <w:r>
+        <w:rPr/>
         <w:t>1.1. Lý do chọn đề tài</w:t>
       </w:r>
     </w:p>
     <w:p>
       <w:r>
+        <w:rPr/>
         <w:t>Vị trí biểu kiến của Mặt Trời dịch chuyển theo giờ và thay đổi theo mùa. Với tấm pin lắp cố định, hướng pháp tuyến chỉ phù hợp với tia trực tiếp trong một số thời điểm; sai lệch góc làm giảm thành phần bức xạ trực tiếp thu được. Hệ bám nắng hai trục có thể thay đổi cả phương vị và góc cao, là một phương án kỹ thuật để khảo sát khả năng duy trì hướng pin gần với hướng Mặt Trời.</w:t>
       </w:r>
     </w:p>
     <w:p>
       <w:r>
+        <w:rPr/>
         <w:t>Các mô hình dùng cảm biến quang cần xử lý sai khác giữa các cảm biến, nhiễu và bóng che. Với bốn LDR đặt ở bốn góc, việc so sánh hai cặp chéo giúp xác định phía có điện trở nhỏ hơn, tức phía nhận ánh sáng mạnh hơn. Điều khiển suy ra góc cần quay rồi đọc lại sau mỗi chu kỳ giúp cơ cấu căn chỉnh mà không phải quay liên tục.</w:t>
       </w:r>
     </w:p>
     <w:p>
       <w:r>
+        <w:rPr/>
         <w:t>Đề tài được lựa chọn nhằm xây dựng thuật toán bám nắng hai trục dùng bốn LDR và hai động cơ gạt nước trục vít cho phương vị, độ nghiêng; tập trung vào cách lập ma trận điện trở, suy ra góc cần quay, giới hạn hành trình và chu kỳ đọc lại cảm biến.</w:t>
       </w:r>
     </w:p>
@@ -38,16 +43,19 @@
         <w:pStyle w:val="Heading2"/>
       </w:pPr>
       <w:r>
+        <w:rPr/>
         <w:t>1.2. Tổng quan về đề tài</w:t>
       </w:r>
     </w:p>
     <w:p>
       <w:r>
+        <w:rPr/>
         <w:t>Cụm bốn LDR đặt ở bốn góc mặt pin, mỗi cảm biến chếch ra ngoài một góc bằng nhau để phân biệt hướng sáng theo hai phương. ESP32 tính sai lệch quang theo ma trận bốn LDR, suy ra góc đích cho hai động cơ gạt nước trục vít ở cả phương vị và độ nghiêng, hồi tiếp góc bằng biến trở xoay; công tắc hành trình giới hạn chuyển động. Các nghiên cứu về tracker hai trục được dùng làm tài liệu tham khảo, không dùng kết quả của chúng thay cho phép đo trên mô hình này [10, 11].</w:t>
       </w:r>
     </w:p>
     <w:p>
       <w:r>
+        <w:rPr/>
         <w:t>Thuật toán của đề tài không cần tính góc đặt thiên văn trong vòng điều khiển chính: bộ điều khiển đọc ma trận bốn LDR, suy ra góc cần quay bằng quan hệ lượng giác, quay trực tiếp tới góc đích theo hồi tiếp biến trở và định kỳ đọc lại để hiệu chỉnh.</w:t>
       </w:r>
     </w:p>
@@ -56,11 +64,13 @@
         <w:pStyle w:val="Heading2"/>
       </w:pPr>
       <w:r>
+        <w:rPr/>
         <w:t>1.3. Mục tiêu nghiên cứu</w:t>
       </w:r>
     </w:p>
     <w:p>
       <w:r>
+        <w:rPr/>
         <w:t>Mục tiêu tổng quát là xây dựng thuật toán điều khiển mô hình tấm pin hai trục bằng cách so sánh điện trở của bốn LDR, điều khiển lần lượt hướng nghiêng và hướng xoay, sau đó tự đọc lại theo chu kỳ để duy trì trạng thái cân bằng ánh sáng.</w:t>
       </w:r>
     </w:p>
@@ -69,6 +79,7 @@
         <w:pStyle w:val="ListBullet"/>
       </w:pPr>
       <w:r>
+        <w:rPr/>
         <w:t>Tổng hợp nguyên lý các linh kiện, phương pháp bám nắng và quy ước xác định hướng nghiêng, hướng xoay của tấm pin.</w:t>
       </w:r>
     </w:p>
@@ -77,6 +88,7 @@
         <w:pStyle w:val="ListBullet"/>
       </w:pPr>
       <w:r>
+        <w:rPr/>
         <w:t>Đề xuất cụm bốn LDR, ESP32, hai động cơ gạt nước trục vít cho phương vị và độ nghiêng, hai biến trở hồi tiếp góc, RTC và công tắc hành trình.</w:t>
       </w:r>
     </w:p>
@@ -85,6 +97,7 @@
         <w:pStyle w:val="ListBullet"/>
       </w:pPr>
       <w:r>
+        <w:rPr/>
         <w:lastRenderedPageBreak/>
         <w:t>Xây dựng quy tắc ma trận bốn LDR, xác định phía nhận sáng mạnh hơn, suy ra góc cần quay cho từng trục và đọc lại sau mỗi chu kỳ.</w:t>
       </w:r>
@@ -94,6 +107,7 @@
         <w:pStyle w:val="ListBullet"/>
       </w:pPr>
       <w:r>
+        <w:rPr/>
         <w:t>Lập quy trình kiểm tra hướng chuyển động, ngưỡng cân bằng, thời gian đọc lại và so sánh năng lượng với tấm pin cố định.</w:t>
       </w:r>
     </w:p>
@@ -102,16 +116,19 @@
         <w:pStyle w:val="Heading2"/>
       </w:pPr>
       <w:r>
+        <w:rPr/>
         <w:t>1.4. Đối tượng và phạm vi nghiên cứu</w:t>
       </w:r>
     </w:p>
     <w:p>
       <w:r>
+        <w:rPr/>
         <w:t>Cấu hình đề xuất dùng ESP32, bốn LDR, hai động cơ gạt nước trục vít (phương vị và độ nghiêng) đóng cắt qua relay/cầu H, hai biến trở hồi tiếp góc, RTC và công tắc hành trình cho hai trục; photodiode được xem xét ở mức so sánh. Tọa độ lắp đặt, kích thước tấm pin, mô-men cơ cấu và giới hạn góc cần được xác định theo mô hình thực tế trước khi chế tạo.</w:t>
       </w:r>
     </w:p>
     <w:p>
       <w:r>
+        <w:rPr/>
         <w:t>Phạm vi tập trung vào đọc ma trận điện trở LDR, suy ra góc lệch hai hướng nghiêng/quay, điều khiển hai cơ cấu chấp hành quay tới góc đích và bảo vệ hành trình.</w:t>
       </w:r>
     </w:p>
@@ -120,11 +137,13 @@
         <w:pStyle w:val="Heading2"/>
       </w:pPr>
       <w:r>
+        <w:rPr/>
         <w:t>1.5. Kết quả dự kiến</w:t>
       </w:r>
     </w:p>
     <w:p>
       <w:r>
+        <w:rPr/>
         <w:t>Kết quả dự kiến gồm:</w:t>
       </w:r>
     </w:p>
@@ -133,6 +152,7 @@
         <w:pStyle w:val="ListBullet"/>
       </w:pPr>
       <w:r>
+        <w:rPr/>
         <w:t>Mô hình khối và phương án phần cứng hai trục có sơ đồ kết nối, giới hạn chuyển động và các bước hiệu chuẩn.</w:t>
       </w:r>
     </w:p>
@@ -141,6 +161,7 @@
         <w:pStyle w:val="ListBullet"/>
       </w:pPr>
       <w:r>
+        <w:rPr/>
         <w:t>Thuật toán ma trận điện trở 4 LDR suy ra góc đích, điều khiển motor phương vị và motor nghiêng quay tới góc đích, dừng khi vào vùng chết và tự đọc lại theo chu kỳ.</w:t>
       </w:r>
     </w:p>
@@ -149,6 +170,7 @@
         <w:pStyle w:val="ListBullet"/>
       </w:pPr>
       <w:r>
+        <w:rPr/>
         <w:t>Chương trình điều khiển ESP32 cùng quy trình kiểm thử từng cảm biến, hai động cơ gạt nước và công tắc hành trình.</w:t>
       </w:r>
     </w:p>
@@ -157,11 +179,13 @@
         <w:pStyle w:val="ListBullet"/>
       </w:pPr>
       <w:r>
+        <w:rPr/>
         <w:t>Bộ chỉ tiêu và quy trình ghi dữ liệu để so sánh các chế độ bám sau khi hoàn tất mô hình.</w:t>
       </w:r>
     </w:p>
     <w:p>
       <w:r>
+        <w:rPr/>
         <w:t>Đây là các sản phẩm dự kiến; kết quả định lượng về sai số hoặc năng lượng chỉ được bổ sung sau khi mô phỏng/đo kiểm trên cấu hình đã xác nhận.</w:t>
       </w:r>
     </w:p>
@@ -170,6 +194,7 @@
         <w:pStyle w:val="Heading1"/>
       </w:pPr>
       <w:r>
+        <w:rPr/>
         <w:t>CHƯƠNG 2. CƠ SỞ LÝ THUYẾT VÀ TỔNG QUAN LINH KIỆN</w:t>
       </w:r>
     </w:p>
@@ -178,25 +203,30 @@
         <w:pStyle w:val="Heading2"/>
       </w:pPr>
       <w:r>
+        <w:rPr/>
         <w:t>2.1. Pin năng lượng Mặt Trời</w:t>
       </w:r>
     </w:p>
     <w:p>
       <w:r>
+        <w:rPr/>
         <w:t xml:space="preserve">Mô-đun quang điện được cấu thành từ nhiều tế bào bán dẫn ghép nối tiếp/song song; mỗi tế bào biến đổi một phần bức xạ thành dòng điện một chiều. Mô-đun thường có kính mặt trước, lớp đóng gói, các tế bào, lớp mặt sau/ kính sau, khung và hộp nối; cấu tạo cụ thể tùy loại. Trong chuỗi tế bào có thể có diode bypass để hạn chế </w:t>
       </w:r>
       <w:r>
+        <w:rPr/>
         <w:lastRenderedPageBreak/>
         <w:t>ảnh hưởng của che bóng cục bộ; diode này khác với photodiode dùng làm cảm biến ánh sáng.</w:t>
       </w:r>
     </w:p>
     <w:p>
       <w:r>
+        <w:rPr/>
         <w:t>Các thông số thường dùng để mô tả pin gồm Pmax, Voc, Isc, Vmp, Imp và hệ số nhiệt. Giá trị danh định được công bố theo điều kiện STC; ngoài thực tế, bức xạ, nhiệt độ tế bào, phổ ánh sáng, tải điện và bóng che làm đặc tuyến I-V thay đổi. Hướng đặt ảnh hưởng thành phần bức xạ trực tiếp; không thể suy ra công suất thực chỉ từ góc hình học hoặc điện áp hở mạch [3].</w:t>
       </w:r>
     </w:p>
     <w:p>
       <w:r>
+        <w:rPr/>
         <w:t>Trong phép thử tracker, đo U và I đồng thời, tính P = U×I và tích phân theo thời gian để thu năng lượng. Tấm đối chứng nên cùng loại, cùng tình trạng bề mặt và cùng tải; năng lượng tiêu thụ của hai động cơ gạt nước, ESP32 và mạch phụ trợ phải được ghi riêng rồi trừ khi tính năng lượng thuần.</w:t>
       </w:r>
     </w:p>
@@ -205,16 +235,19 @@
         <w:pStyle w:val="Heading2"/>
       </w:pPr>
       <w:r>
+        <w:rPr/>
         <w:t>2.2. Cảm biến quang trở (LDR)</w:t>
       </w:r>
     </w:p>
     <w:p>
       <w:r>
+        <w:rPr/>
         <w:t>Quang trở (Light Dependent Resistor - LDR) là linh kiện quang dẫn có điện trở thay đổi theo ánh sáng. Khi độ rọi tăng, điện trở LDR thường giảm; trong tối điện trở lớn hơn. Đặc tuyến này không tuyến tính, thay đổi theo phổ nguồn sáng, nhiệt độ, lô sản xuất và lịch sử chiếu sáng; tốc độ đáp ứng thường chậm hơn diode quang.</w:t>
       </w:r>
     </w:p>
     <w:p>
       <w:r>
+        <w:rPr/>
         <w:t>Trong mạch đo, LDR thường mắc với điện trở cố định thành cầu phân áp; ADC đọc điện áp tại điểm giữa để vi điều khiển xử lý. Chiều tăng/giảm của số ADC khi sáng phụ thuộc vị trí LDR trong cầu phân áp. Ưu điểm của LDR là rẻ, dễ tìm và mạch đơn giản; hạn chế là sai khác giữa mẫu, trôi theo môi trường và độ tuyến tính thấp, vì vậy cần bảo vệ khỏi bụi/ẩm và hiệu chuẩn nếu dùng cho phép đo định lượng.</w:t>
       </w:r>
     </w:p>
@@ -223,16 +256,19 @@
         <w:pStyle w:val="Heading2"/>
       </w:pPr>
       <w:r>
+        <w:rPr/>
         <w:t>2.3. Diode quang (photodiode)</w:t>
       </w:r>
     </w:p>
     <w:p>
       <w:r>
+        <w:rPr/>
         <w:t>Photodiode là cảm biến bán dẫn có tiếp giáp p-n hoặc PIN, biến photon thành dòng quang. Có thể dùng chế độ quang điện áp hoặc chế độ quang dẫn phân cực ngược; photodiode thường cho đáp ứng nhanh và phù hợp phát hiện biến thiên cường độ ánh sáng. Bước sóng đáp ứng phụ thuộc vật liệu và kiểu linh kiện.</w:t>
       </w:r>
     </w:p>
     <w:p>
       <w:r>
+        <w:rPr/>
         <w:t>Dòng đầu ra thường nhỏ, do đó mạch đo hay dùng bộ khuếch đại chuyển dòng-điện áp (TIA). Cần chọn điện trở hồi tiếp, tụ ổn định, phân cực, vùng phổ và che chắn phù hợp. Photodiode có thể cho đáp ứng lặp lại tốt hơn LDR nhưng giá thành và yêu cầu thiết kế mạch cao hơn; trong cấu hình này nó là phương án tham khảo, còn LDR là cụm cảm biến chính.</w:t>
       </w:r>
     </w:p>
@@ -241,17 +277,20 @@
         <w:pStyle w:val="Heading2"/>
       </w:pPr>
       <w:r>
+        <w:rPr/>
         <w:lastRenderedPageBreak/>
         <w:t>2.4. Bộ điều khiển ESP32 DevKit và các khối phụ trợ</w:t>
       </w:r>
     </w:p>
     <w:p>
       <w:r>
+        <w:rPr/>
         <w:t>Bộ điều khiển trung tâm là module ESP32 DevKit duy nhất cho cả hai trục. Bo có hai nhóm ADC 12 bit; đề tài không bật WiFi nên dùng được cả nhóm ADC2. Theo sheet nguyên lý: bốn kênh LDR vào GPIO25/26/27/14, biến trở hồi tiếp góc phương vị vào GPIO36, điện áp tấm pin qua cầu chia vào GPIO39, biến trở hồi tiếp góc nghiêng của bản hai trục dùng GPIO2; bốn công tắc hành trình qt1–qt4 vào GPIO34/35/32/33. ADC của ESP32 chỉ đo điện áp 0–3,3 V, phiên bản này chưa đo dòng điện.</w:t>
       </w:r>
     </w:p>
     <w:p>
       <w:r>
+        <w:rPr/>
         <w:t>Thời gian thực dùng module DS1307 (I²C 0x68, pin nuôi) cấp ngày giờ cho khối thiên văn; hiển thị dùng LCD 1602 kèm mạch chuyển I²C PCF8574 (0x27) chung bus SDA/SCL (GPIO21/22). Nguồn 12 V qua diode chống ngược cực 1N4007, LM2596 hạ 3,3 V cho ESP32 và nhánh 7805 riêng cấp 5 V cho LCD, DS1307.</w:t>
       </w:r>
     </w:p>
@@ -260,19 +299,23 @@
         <w:pStyle w:val="Heading2"/>
       </w:pPr>
       <w:r>
+        <w:rPr/>
         <w:t>2.5. Hai động cơ gạt nước và hai mạch động lực cầu H</w:t>
       </w:r>
       <w:r>
+        <w:rPr/>
         <w:t>.</w:t>
       </w:r>
     </w:p>
     <w:p>
       <w:r>
+        <w:rPr/>
         <w:t>Mỗi trục dùng một động cơ gạt nước kính ô tô 12 V kèm hộp giảm tốc trục vít – bánh vít. Cặp trục vít tự hãm nên khi ngắt lệnh hoặc mất điện tấm pin tự giữ vị trí dưới gió và trọng lượng bản thân; điều này đặc biệt quan trọng với trục nghiêng luôn chịu mô-men trọng trường. Mô-men motor phù hợp tấm pin 100 W nặng khoảng 4 kg ở gió vừa phải.</w:t>
       </w:r>
     </w:p>
     <w:p>
       <w:r>
+        <w:rPr/>
         <w:t>Mỗi motor có một mạch động lực cầu H ghép từ bốn transistor TIP41C (NPN, 6 A, 100 V, TO-220), bazơ qua trở 10 k và diode bảo vệ trả xung ngược về nguồn và mass. Lệnh dkxuoi/dknguoc đi qua opto PC817 cách ly mass 3,3 V và mass 12 V, tích cực mức thấp: dkxuoi = 0 cho cặp chéo trái dẫn, dknguoc = 0 cho cặp chéo phải dẫn, cả hai bằng 1 thì cầu H khóa và motor tự giữ.</w:t>
       </w:r>
     </w:p>
@@ -281,16 +324,19 @@
         <w:pStyle w:val="Heading2"/>
       </w:pPr>
       <w:r>
+        <w:rPr/>
         <w:t>2.6. Công tắc hành trình</w:t>
       </w:r>
     </w:p>
     <w:p>
       <w:r>
+        <w:rPr/>
         <w:t>Công tắc hành trình phát hiện vị trí cuối của cơ cấu bằng tiếp điểm cơ điện có cần gạt/con lăn hoặc nút nhấn. Các chân COM-NO-NC cho phép chọn trạng thái tín hiệu; tiếp điểm NC có thể giúp phát hiện đứt dây khi được thiết kế theo nguyên tắc fail-safe. Cần xét lực nhấn, hành trình, dòng tiếp điểm, tuổi thọ và môi trường lắp đặt.</w:t>
       </w:r>
     </w:p>
     <w:p>
       <w:r>
+        <w:rPr/>
         <w:t>Mỗi trục có thể dùng một cặp công tắc ở hai đầu hoặc cấu hình home kết hợp giới hạn mềm; mô hình này dự kiến dùng giới hạn vật lý cho cả trục phương vị và trục nghiêng. Tín hiệu đưa về ESP32 để dừng lệnh quay motor theo hướng nguy hiểm, có chống dội; nơi cần bảo vệ cao hơn có thể đưa tiếp điểm vào đường liên động của relay/cầu H. Khi một đầu tác động, vẫn cho phép chạy ngược để rời công tắc.</w:t>
       </w:r>
     </w:p>
@@ -319,6 +365,7 @@
     </w:p>
     <w:p>
       <w:r>
+        <w:rPr/>
         <w:t>Nhóm này tính vị trí Mặt Trời từ vị trí địa lý, ngày và giờ đọc từ module thời gian thực DS1307, không cần cảm biến ánh sáng. Góc khai thiên (xích vĩ) tính theo ngày trong năm:</w:t>
       </w:r>
     </w:p>
@@ -336,6 +383,7 @@
     </w:p>
     <w:p>
       <w:r>
+        <w:rPr/>
         <w:t>Góc giờ tính từ giờ Mặt Trời t (giờ):</w:t>
       </w:r>
     </w:p>
@@ -353,6 +401,7 @@
     </w:p>
     <w:p>
       <w:r>
+        <w:rPr/>
         <w:t>Góc cao Mặt Trời α suy ra từ vĩ độ nơi lắp đặt φ:</w:t>
       </w:r>
     </w:p>
@@ -370,6 +419,7 @@
     </w:p>
     <w:p>
       <w:r>
+        <w:rPr/>
         <w:t>Góc phương vị γ tính tiếp từ α, δ và φ. Biết (α, γ) là đổi được ra góc đặt của tấm pin cho từng trục.</w:t>
       </w:r>
     </w:p>
@@ -378,6 +428,7 @@
         <w:pStyle w:val="ListBullet"/>
       </w:pPr>
       <w:r>
+        <w:rPr/>
         <w:t>Ưu điểm: ổn định, không phụ thuộc thời tiết, không dao động quanh vị trí cân bằng.</w:t>
       </w:r>
     </w:p>
@@ -386,6 +437,7 @@
         <w:pStyle w:val="ListBullet"/>
       </w:pPr>
       <w:r>
+        <w:rPr/>
         <w:t>Nhược điểm: phải cài đúng tọa độ và giờ; không tự sửa được sai số do lắp đặt lệch hoặc khớp cơ khí rơ.</w:t>
       </w:r>
     </w:p>
@@ -402,6 +454,7 @@
     </w:p>
     <w:p>
       <w:r>
+        <w:rPr/>
         <w:t>Bốn LDR đặt ở bốn góc tấm pin, mỗi cảm biến gá nghiêng ra ngoài tâm một góc β_s = 30° như nhau, không dùng vách ngăn. Khi nắng thẳng góc, bốn kênh nhận sáng gần bằng nhau; khi nắng xiên, cặp cảm biến phía bên nắng nhận mạnh hơn hẳn. Gọi giá trị đọc được của bốn kênh là trái, phải, trên, dưới, sai lệch điều khiển tính rất đơn giản:</w:t>
       </w:r>
     </w:p>
@@ -422,6 +475,7 @@
         <w:pStyle w:val="ListBullet"/>
       </w:pPr>
       <w:r>
+        <w:rPr/>
         <w:t>Nếu |e1| &gt; ngưỡng: quay động cơ trục 1 theo dấu e1; nếu |e2| &gt; ngưỡng: quay động cơ trục 2 theo dấu e2.</w:t>
       </w:r>
     </w:p>
@@ -430,6 +484,7 @@
         <w:pStyle w:val="ListBullet"/>
       </w:pPr>
       <w:r>
+        <w:rPr/>
         <w:t>Ngược lại thì dừng – vùng chết (dead-band) chống dao động quanh vị trí cân bằng.</w:t>
       </w:r>
     </w:p>
@@ -438,6 +493,7 @@
         <w:pStyle w:val="ListBullet"/>
       </w:pPr>
       <w:r>
+        <w:rPr/>
         <w:t>Ưu điểm: đơn giản, rẻ, phản ứng theo điều kiện sáng thực tế, tự sửa sai số lắp đặt.</w:t>
       </w:r>
     </w:p>
@@ -446,6 +502,7 @@
         <w:pStyle w:val="ListBullet"/>
       </w:pPr>
       <w:r>
+        <w:rPr/>
         <w:t>Nhược điểm: nhạy với mây và bóng râm thoáng qua, dễ dao động nếu ngưỡng chọn quá nhỏ, buổi sáng sớm tín hiệu yếu nên bám chậm.</w:t>
       </w:r>
     </w:p>
@@ -465,6 +522,7 @@
         <w:pStyle w:val="ListBullet"/>
       </w:pPr>
       <w:r>
+        <w:rPr/>
         <w:t>Dùng thiên văn định vị thô: đầu buổi sáng và mỗi chu kỳ 30 phút, tính (α, γ) từ DS1307 rồi đưa nhanh tấm pin về gần vị trí Mặt Trời.</w:t>
       </w:r>
     </w:p>
@@ -473,6 +531,7 @@
         <w:pStyle w:val="ListBullet"/>
       </w:pPr>
       <w:r>
+        <w:rPr/>
         <w:lastRenderedPageBreak/>
         <w:t>Dùng LDR tinh chỉnh: giữa hai lần định vị thô, so sánh e1 (và e2) với ngưỡng để khử phần sai lệch còn lại, kể cả sai số lắp đặt.</w:t>
       </w:r>
@@ -482,11 +541,13 @@
         <w:pStyle w:val="ListBullet"/>
       </w:pPr>
       <w:r>
+        <w:rPr/>
         <w:t>Khi trời nhiều mây (tổng sáng S nhỏ hơn ngưỡng S_min): giữ nguyên vị trí theo lịch thiên văn, tránh dao động vô ích do mây che thoáng qua.</w:t>
       </w:r>
     </w:p>
     <w:p>
       <w:r>
+        <w:rPr/>
         <w:t>Phương pháp hybrid lấy được ưu điểm của cả hai nhóm: bám nhanh và ổn định như vòng hở, tự sửa sai số như vòng kín, và không săn lệnh khi thời tiết xấu. Vì vậy đề tài chọn nhóm 3 cho cả hai mô hình một trục và hai trục.</w:t>
       </w:r>
     </w:p>
@@ -495,6 +556,7 @@
         <w:pStyle w:val="Heading2"/>
       </w:pPr>
       <w:r>
+        <w:rPr/>
         <w:t>2.8. Sơ đồ khối tổng thể và các kết quả tiếp nhận từ quyển nghiên cứu</w:t>
       </w:r>
     </w:p>
@@ -549,11 +611,15 @@
         <w:pStyle w:val="Caption"/>
       </w:pPr>
       <w:r>
+        <w:rPr>
+          <w:sz w:val="24"/>
+        </w:rPr>
         <w:t>Hình 1. Sơ đồ khối hệ thống hai trục theo phương pháp hybrid</w:t>
       </w:r>
     </w:p>
     <w:p>
       <w:r>
+        <w:rPr/>
         <w:t>Sơ đồ khối trên cụ thể hóa phương pháp hybrid đã nghiên cứu thành các khối mạch, khớp quay và chi tiết in 3D sẽ chế tạo ở chương 3; bảng dưới đây tổng hợp các kết quả đã hoàn thành ở quyển nghiên cứu và nơi áp dụng trong quyển chế tạo.</w:t>
       </w:r>
     </w:p>
@@ -563,6 +629,7 @@
         <w:spacing w:after="80"/>
       </w:pPr>
       <w:r>
+        <w:rPr/>
         <w:t>Bảng 1. Các kết quả tiếp nhận từ quyển nghiên cứu và cách áp dụng</w:t>
       </w:r>
     </w:p>
@@ -1037,6 +1104,7 @@
         <w:pStyle w:val="Heading1"/>
       </w:pPr>
       <w:r>
+        <w:rPr/>
         <w:t>CHƯƠNG 3. CHẾ TẠO CẤU TRÚC 3D, MẠCH ĐIỆN, LẮP RÁP, HIỆU CHUẨN VÀ ĐO ĐẠC</w:t>
       </w:r>
     </w:p>
@@ -1045,11 +1113,13 @@
         <w:pStyle w:val="Heading2"/>
       </w:pPr>
       <w:r>
+        <w:rPr/>
         <w:t>3.1. Cấu trúc 3D tổng thể của hệ hai trục</w:t>
       </w:r>
     </w:p>
     <w:p>
       <w:r>
+        <w:rPr/>
         <w:t>Hệ hai trục được thiết kế dạng mô-đun 3D gồm ba tầng chồng lên nhau: tầng đế cố định mang khớp phương vị, tầng thân quay mang khớp nâng nghiêng, và tầng khung mang tấm pin 100 W cùng cụm LDR. Mỗi tầng là một cụm chi tiết riêng có thể in hoặc gia công độc lập rồi lắp ráp bằng bulông, giúp thay thế từng phần khi hiệu chỉnh. Bản vẽ 3D chi tiết từng chi tiết đang được hoàn thiện và sẽ bổ sung vào mục này.</w:t>
       </w:r>
     </w:p>
@@ -1058,6 +1128,7 @@
         <w:pStyle w:val="ListBullet"/>
       </w:pPr>
       <w:r>
+        <w:rPr/>
         <w:t>Tầng 1 – đế cố định: đĩa thép tròn bắt xuống mái hoặc bàn thử, có bốn bulông cân bằng và lỗ luồn dây.</w:t>
       </w:r>
     </w:p>
@@ -1066,6 +1137,7 @@
         <w:pStyle w:val="ListBullet"/>
       </w:pPr>
       <w:r>
+        <w:rPr/>
         <w:t>Tầng 2 – thân quay phương vị: ống trục thép lồng trên bạc lót của đế, mang motor phương vị và khớp nâng; quay trơn 360° nhưng được giới hạn mềm ±120° bằng công tắc hành trình.</w:t>
       </w:r>
     </w:p>
@@ -1074,11 +1146,13 @@
         <w:pStyle w:val="ListBullet"/>
       </w:pPr>
       <w:r>
+        <w:rPr/>
         <w:t>Tầng 3 – khung nghiêng: hai tai bên mang trục nghiêng đặt sát trọng tâm tấm pin, một phía bắt tay đòn motor nghiêng, phía đối diện có đối trọng tháo lắp được để cân mô-men trọng trường.</w:t>
       </w:r>
     </w:p>
     <w:p>
       <w:r>
+        <w:rPr/>
         <w:t>Cơ cấu bám hai trục được lắp từ ba cụm chính: chân đế ba chân kèm khớp phương vị ở gốc, thân trụ đứng mang càng cua khớp nâng trên đỉnh, và khung tấm pin bắt trên thanh đà. Động cơ gạt nước đặt tại gốc trụ quay toàn bộ trụ và tấm pin quanh trục thẳng đứng để dõi theo hướng nắng trong ngày; động cơ giảm tốc JGB37 gắn trên càng cua đỉnh trụ chỉnh góc nghiêng tấm pin qua trục nâng theo mùa. Cả hai động cơ đều có hộp giảm tốc tự hãm nên tấm pin giữ nguyên vị trí khi ngắt điện hoặc khi gió thổi mạnh.</w:t>
       </w:r>
     </w:p>
@@ -1130,11 +1204,15 @@
         <w:pStyle w:val="Caption"/>
       </w:pPr>
       <w:r>
+        <w:rPr>
+          <w:sz w:val="24"/>
+        </w:rPr>
         <w:t>Hình 2. Toàn cảnh cơ cấu bám hai trục nhìn từ phía trước</w:t>
       </w:r>
     </w:p>
     <w:p>
       <w:r>
+        <w:rPr/>
         <w:t>Hình toàn cảnh mô hình nhìn từ phía trước: tấm pin 100 W bắt trên khung đà ngang được nâng bởi trụ đứng giữa ba chân đế; động cơ gạt nước phương vị đặt sát hub chân đế, quay toàn bộ trụ và tấm pin quanh trục thẳng đứng.</w:t>
       </w:r>
     </w:p>
@@ -1186,11 +1264,15 @@
         <w:pStyle w:val="Caption"/>
       </w:pPr>
       <w:r>
+        <w:rPr>
+          <w:sz w:val="24"/>
+        </w:rPr>
         <w:t>Hình 3. Toàn cảnh cơ cấu bám hai trục nhìn từ phía sau</w:t>
       </w:r>
     </w:p>
     <w:p>
       <w:r>
+        <w:rPr/>
         <w:t>Nhìn từ phía sau: giá khớp nâng kèm động cơ giảm tốc bắt ngay lưng tấm pin để chỉnh góc ngẩng; động cơ phương vị ở gốc trụ nối vào hub chân đế, dây động cơ chạy dọc thân trụ lên hộp điều khiển.</w:t>
       </w:r>
     </w:p>
@@ -1199,6 +1281,7 @@
         <w:pStyle w:val="Heading2"/>
       </w:pPr>
       <w:r>
+        <w:rPr/>
         <w:t>3.2. Khớp phương vị và khớp nâng nghiêng</w:t>
       </w:r>
     </w:p>
@@ -1207,6 +1290,7 @@
         <w:pStyle w:val="ListBullet"/>
       </w:pPr>
       <w:r>
+        <w:rPr/>
         <w:t>Khớp phương vị: trục thép tròn đứng, bạc lót đồng chống mòn, motor gạt nước đặt bên trong thân quay truyền động qua tay đòn bán kính 0,12 m để tăng mô-men.</w:t>
       </w:r>
     </w:p>
@@ -1215,6 +1299,7 @@
         <w:pStyle w:val="ListBullet"/>
       </w:pPr>
       <w:r>
+        <w:rPr/>
         <w:t>Khớp nâng nghiêng: trục ngang vuông góc trục phương vị, hai gối in PETG bắt vào thân quay; motor nghiêng đặt dưới thấp để hạ trọng tâm, truyền qua tay đòn 0,10 m.</w:t>
       </w:r>
     </w:p>
@@ -1223,6 +1308,7 @@
         <w:pStyle w:val="ListBullet"/>
       </w:pPr>
       <w:r>
+        <w:rPr/>
         <w:t>Đối trọng khớp nghiêng: khối thép trượt trên thanh ren, chỉnh một lần khi lắp pin để mô-men trọng trường còn dưới 3 N·m.</w:t>
       </w:r>
     </w:p>
@@ -1231,6 +1317,7 @@
         <w:pStyle w:val="ListBullet"/>
       </w:pPr>
       <w:r>
+        <w:rPr/>
         <w:t>Biến trở hồi tiếp của mỗi khớp gắn đồng trục phía đối diện motor; bốn công tắc hành trình gá trên đế và thân quay tại vị trí chặn cơ khí.</w:t>
       </w:r>
     </w:p>
@@ -1282,11 +1369,15 @@
         <w:pStyle w:val="Caption"/>
       </w:pPr>
       <w:r>
+        <w:rPr>
+          <w:sz w:val="24"/>
+        </w:rPr>
         <w:t>Hình 4. Chân đế ba chân và ổ khớp phương vị</w:t>
       </w:r>
     </w:p>
     <w:p>
       <w:r>
+        <w:rPr/>
         <w:t>Chân đế ba chân và ổ khớp phương vị: ba chân thép liên kết bằng đai giằng dưới, hub trên khoan lỗ tròn lồng ổ trục và bắt giá động cơ phương vị; các mặt phẳng chuẩn trong bản vẽ dùng để ràng buộc vị trí khi lắp cụm chân.</w:t>
       </w:r>
     </w:p>
@@ -1295,6 +1386,7 @@
         <w:pStyle w:val="Heading2"/>
       </w:pPr>
       <w:r>
+        <w:rPr/>
         <w:t>3.3. Chi tiết in 3D và lựa chọn vật liệu</w:t>
       </w:r>
     </w:p>
@@ -1304,6 +1396,7 @@
         <w:spacing w:after="80"/>
       </w:pPr>
       <w:r>
+        <w:rPr/>
         <w:t>Bảng 2. Phân công công nghệ cho các chi tiết cơ khí</w:t>
       </w:r>
     </w:p>
@@ -1724,10 +1817,115 @@
     </w:tbl>
     <w:p/>
     <w:p>
+      <w:r>
+        <w:drawing>
+          <wp:inline xmlns:a="http://schemas.openxmlformats.org/drawingml/2006/main" xmlns:pic="http://schemas.openxmlformats.org/drawingml/2006/picture">
+            <wp:extent cx="3840480" cy="3078680"/>
+            <wp:docPr id="11" name="Picture 11"/>
+            <wp:cNvGraphicFramePr>
+              <a:graphicFrameLocks noChangeAspect="1"/>
+            </wp:cNvGraphicFramePr>
+            <a:graphic>
+              <a:graphicData uri="http://schemas.openxmlformats.org/drawingml/2006/picture">
+                <pic:pic>
+                  <pic:nvPicPr>
+                    <pic:cNvPr id="0" name="vo_chup_cam_bien_3d.png"/>
+                    <pic:cNvPicPr/>
+                  </pic:nvPicPr>
+                  <pic:blipFill>
+                    <a:blip r:embed="rId24"/>
+                    <a:stretch>
+                      <a:fillRect/>
+                    </a:stretch>
+                  </pic:blipFill>
+                  <pic:spPr>
+                    <a:xfrm>
+                      <a:off x="0" y="0"/>
+                      <a:ext cx="3840480" cy="3078680"/>
+                    </a:xfrm>
+                    <a:prstGeom prst="rect"/>
+                  </pic:spPr>
+                </pic:pic>
+              </a:graphicData>
+            </a:graphic>
+          </wp:inline>
+        </w:drawing>
+      </w:r>
+    </w:p>
+    <w:p>
+      <w:pPr>
+        <w:pStyle w:val="Caption"/>
+      </w:pPr>
+      <w:r>
+        <w:rPr>
+          <w:sz w:val="24"/>
+        </w:rPr>
+        <w:t>Hình 5. Vòm chụp cụm cảm biến quang trở in 3D</w:t>
+      </w:r>
+    </w:p>
+    <w:p>
+      <w:r>
+        <w:t>Vòm chụp bán cầu in 3D bằng PLA dùng che mưa và định hướng cụm bốn quang trở: bốn cảm biến gắn xuyên qua bốn lỗ nghiêng trên mặt vòm, hứng sáng theo bốn hướng trên–dưới, trái–phải; mép vòm chụp khíp lên đế gá in liền với khung cảm biến.</w:t>
+      </w:r>
+    </w:p>
+    <w:p>
+      <w:r>
+        <w:drawing>
+          <wp:inline xmlns:a="http://schemas.openxmlformats.org/drawingml/2006/main" xmlns:pic="http://schemas.openxmlformats.org/drawingml/2006/picture">
+            <wp:extent cx="4206240" cy="3370754"/>
+            <wp:docPr id="12" name="Picture 12"/>
+            <wp:cNvGraphicFramePr>
+              <a:graphicFrameLocks noChangeAspect="1"/>
+            </wp:cNvGraphicFramePr>
+            <a:graphic>
+              <a:graphicData uri="http://schemas.openxmlformats.org/drawingml/2006/picture">
+                <pic:pic>
+                  <pic:nvPicPr>
+                    <pic:cNvPr id="0" name="vo_chup_cam_bien_mat_duoi.png"/>
+                    <pic:cNvPicPr/>
+                  </pic:nvPicPr>
+                  <pic:blipFill>
+                    <a:blip r:embed="rId25"/>
+                    <a:stretch>
+                      <a:fillRect/>
+                    </a:stretch>
+                  </pic:blipFill>
+                  <pic:spPr>
+                    <a:xfrm>
+                      <a:off x="0" y="0"/>
+                      <a:ext cx="4206240" cy="3370754"/>
+                    </a:xfrm>
+                    <a:prstGeom prst="rect"/>
+                  </pic:spPr>
+                </pic:pic>
+              </a:graphicData>
+            </a:graphic>
+          </wp:inline>
+        </w:drawing>
+      </w:r>
+    </w:p>
+    <w:p>
+      <w:pPr>
+        <w:pStyle w:val="Caption"/>
+      </w:pPr>
+      <w:r>
+        <w:rPr>
+          <w:sz w:val="24"/>
+        </w:rPr>
+        <w:t>Hình 6. Mặt dưới vòm chụp với bốn lỗ cảm biến và lỗ luồn dây trung tâm</w:t>
+      </w:r>
+    </w:p>
+    <w:p>
+      <w:r>
+        <w:t>Mặt dưới vòm chụp: bốn lỗ tròn bố trí cách nhau 90° quanh tâm để đặt bốn quang trở nhô ra bốn hướng, lỗ tròn giữa tâm để luồn bó bốn dây tín hiệu xuống hộp mạch; các gờ gân bên trong giữ đúng vị trí cảm biến khi lắp.</w:t>
+      </w:r>
+    </w:p>
+    <w:p>
       <w:pPr>
         <w:pStyle w:val="Heading2"/>
       </w:pPr>
       <w:r>
+        <w:rPr/>
         <w:t>3.4. Tính chọn động cơ cho tấm pin 100 W – 4 kg</w:t>
       </w:r>
     </w:p>
@@ -1737,6 +1935,7 @@
         <w:spacing w:after="80"/>
       </w:pPr>
       <w:r>
+        <w:rPr/>
         <w:t>Bảng 3. Tính chọn hai động cơ gạt nước cho tấm pin 100 W – 4 kg</w:t>
       </w:r>
     </w:p>
@@ -2151,6 +2350,7 @@
     <w:p/>
     <w:p>
       <w:r>
+        <w:rPr/>
         <w:t>Cả hai khớp dùng cùng loại motor gạt nước 12 V khoảng 60 W; khi gió trên 8 m/s chương trình đưa tấm pin về vị trí nghỉ nằm ngang để giảm mô-men gió, phù hợp hệ số an toàn trong bảng. Dòng tải dưới 6 A nên vừa giới hạn của TIP41C ở mạch động lực.</w:t>
       </w:r>
     </w:p>
@@ -2201,11 +2401,15 @@
         <w:pStyle w:val="Caption"/>
       </w:pPr>
       <w:r>
-        <w:t>Hình 5. Động cơ gạt nước 12 V cho trục phương vị</w:t>
-      </w:r>
-    </w:p>
-    <w:p>
-      <w:r>
+        <w:rPr>
+          <w:sz w:val="24"/>
+        </w:rPr>
+        <w:t>Hình 7. Động cơ gạt nước 12 V cho trục phương vị</w:t>
+      </w:r>
+    </w:p>
+    <w:p>
+      <w:r>
+        <w:rPr/>
         <w:lastRenderedPageBreak/>
         <w:t>Động cơ gạt nước 12 V cho trục phương vị: thân hộp bánh đúc có ba tai bắt bulông, trục ra then hoa tự hãm giữ tấm pin không trôi khi ngắt điện; hai cực nguồn dạng cắm nhanh nối sang mạch cầu H bốn TIP41C.</w:t>
       </w:r>
@@ -2257,11 +2461,15 @@
         <w:pStyle w:val="Caption"/>
       </w:pPr>
       <w:r>
-        <w:t>Hình 6. Động cơ giảm tốc JGB37 cho trục nâng nghiêng</w:t>
-      </w:r>
-    </w:p>
-    <w:p>
-      <w:r>
+        <w:rPr>
+          <w:sz w:val="24"/>
+        </w:rPr>
+        <w:t>Hình 8. Động cơ giảm tốc JGB37 cho trục nâng nghiêng</w:t>
+      </w:r>
+    </w:p>
+    <w:p>
+      <w:r>
+        <w:rPr/>
         <w:t>Động cơ giảm tốc JGB37 cho trục nâng nghiêng: hộp giảm tốc mặt bích tròn có vòng vít bắt vào giá càng cua, trục ra trơn nối chốt quay của thanh đà; tốc độ quay thấp, mô-men lớn phù hợp nâng hạ chậm tấm pin nặng khoảng 4 kg.</w:t>
       </w:r>
     </w:p>
@@ -2348,11 +2556,15 @@
         <w:pStyle w:val="Caption"/>
       </w:pPr>
       <w:r>
-        <w:t>Hình 7. Thanh đà mang tấm pin</w:t>
-      </w:r>
-    </w:p>
-    <w:p>
-      <w:r>
+        <w:rPr>
+          <w:sz w:val="24"/>
+        </w:rPr>
+        <w:t>Hình 9. Thanh đà mang tấm pin</w:t>
+      </w:r>
+    </w:p>
+    <w:p>
+      <w:r>
+        <w:rPr/>
         <w:t>Thanh đà mang pin: mác thép gấp mép có lỗ bắt vít vào khung tấm pin ở hai đầu, chốt xoay giữa đà lồng vào giá càng cua để tấm pin quay đúng tâm khớp nâng và cân mô-men trọng trường.</w:t>
       </w:r>
     </w:p>
@@ -2946,31 +3158,168 @@
         <w:pStyle w:val="Heading2"/>
       </w:pPr>
       <w:r>
-        <w:t>3.8. Hiệu chuẩn</w:t>
-      </w:r>
-    </w:p>
-    <w:p>
-      <w:pPr>
-        <w:pStyle w:val="ListBullet"/>
-      </w:pPr>
-      <w:r>
-        <w:t>Hiệu chuẩn K_cal bốn kênh LDR và hai biến trở hồi tiếp ba điểm cho từng khớp – công việc tiếp theo; các giá trị đích ở mục 3.9 là tham khảo.</w:t>
-      </w:r>
-    </w:p>
-    <w:p>
-      <w:pPr>
-        <w:pStyle w:val="ListBullet"/>
-      </w:pPr>
-      <w:r>
-        <w:t>Đồng bộ DS1307, thử trôi giờ 24 giờ và chỉnh tương phản LCD PCF8574 – công việc tiếp theo.</w:t>
-      </w:r>
-    </w:p>
-    <w:p>
-      <w:pPr>
-        <w:pStyle w:val="ListBullet"/>
-      </w:pPr>
-      <w:r>
-        <w:t>Kiểm tra liên động bốn công tắc hành trình trên bench cho cả hai khớp – công việc tiếp theo.</w:t>
+        <w:t>3.8. Sơ đồ mạch điều khiển và mô hình nguyên mẫu đã lắp ráp</w:t>
+      </w:r>
+    </w:p>
+    <w:p>
+      <w:r>
+        <w:t>Song song với thiết kế mô hình chính dùng động cơ gạt nước, nhóm lắp một mô hình nguyên mẫu cỡ nhỏ dùng hai servo SG90 để kiểm chứng thuật toán bám nắng và mạch điều khiển trước khi chế tạo bản hoàn chỉnh. Bo mạch điều khiển của nguyên mẫu dùng ESP32 DevKit, bốn kênh quang trở chia áp vào GPIO 32–35, hai đầu nối vít cho servo trục ngang và trục đứng ở GPIO 19, 18, và đầu cắm 4 chân cho LCD I2C.</w:t>
+      </w:r>
+    </w:p>
+    <w:p>
+      <w:r>
+        <w:drawing>
+          <wp:inline xmlns:a="http://schemas.openxmlformats.org/drawingml/2006/main" xmlns:pic="http://schemas.openxmlformats.org/drawingml/2006/picture">
+            <wp:extent cx="5303520" cy="3192826"/>
+            <wp:docPr id="8" name="Picture 8"/>
+            <wp:cNvGraphicFramePr>
+              <a:graphicFrameLocks noChangeAspect="1"/>
+            </wp:cNvGraphicFramePr>
+            <a:graphic>
+              <a:graphicData uri="http://schemas.openxmlformats.org/drawingml/2006/picture">
+                <pic:pic>
+                  <pic:nvPicPr>
+                    <pic:cNvPr id="0" name="so_do_nguyen_ly_nguyen_mau.png"/>
+                    <pic:cNvPicPr/>
+                  </pic:nvPicPr>
+                  <pic:blipFill>
+                    <a:blip r:embed="rId21"/>
+                    <a:stretch>
+                      <a:fillRect/>
+                    </a:stretch>
+                  </pic:blipFill>
+                  <pic:spPr>
+                    <a:xfrm>
+                      <a:off x="0" y="0"/>
+                      <a:ext cx="5303520" cy="3192826"/>
+                    </a:xfrm>
+                    <a:prstGeom prst="rect"/>
+                  </pic:spPr>
+                </pic:pic>
+              </a:graphicData>
+            </a:graphic>
+          </wp:inline>
+        </w:drawing>
+      </w:r>
+    </w:p>
+    <w:p>
+      <w:pPr>
+        <w:pStyle w:val="Caption"/>
+      </w:pPr>
+      <w:r>
+        <w:rPr>
+          <w:sz w:val="24"/>
+        </w:rPr>
+        <w:t>Hình 10. Sơ đồ nguyên lý bo mạch điều khiển mô hình nguyên mẫu</w:t>
+      </w:r>
+    </w:p>
+    <w:p>
+      <w:r>
+        <w:t>Sơ đồ nguyên lý vẽ trên EasyEDA: đầu nguồn DC005 có công tắc, ESP32 DevKit ở giữa nhận bốn kênh adc của quang trở, hai đầu nối KF301R 3 chân cấp nguồn và tín hiệu cho servo sv1, sv2, đầu nối 4 chân đưa SDA, SCL sang màn hình LCD I2C.</w:t>
+      </w:r>
+    </w:p>
+    <w:p>
+      <w:r>
+        <w:drawing>
+          <wp:inline xmlns:a="http://schemas.openxmlformats.org/drawingml/2006/main" xmlns:pic="http://schemas.openxmlformats.org/drawingml/2006/picture">
+            <wp:extent cx="4023360" cy="4135855"/>
+            <wp:docPr id="9" name="Picture 9"/>
+            <wp:cNvGraphicFramePr>
+              <a:graphicFrameLocks noChangeAspect="1"/>
+            </wp:cNvGraphicFramePr>
+            <a:graphic>
+              <a:graphicData uri="http://schemas.openxmlformats.org/drawingml/2006/picture">
+                <pic:pic>
+                  <pic:nvPicPr>
+                    <pic:cNvPr id="0" name="pcb_nguyen_mau.png"/>
+                    <pic:cNvPicPr/>
+                  </pic:nvPicPr>
+                  <pic:blipFill>
+                    <a:blip r:embed="rId22"/>
+                    <a:stretch>
+                      <a:fillRect/>
+                    </a:stretch>
+                  </pic:blipFill>
+                  <pic:spPr>
+                    <a:xfrm>
+                      <a:off x="0" y="0"/>
+                      <a:ext cx="4023360" cy="4135855"/>
+                    </a:xfrm>
+                    <a:prstGeom prst="rect"/>
+                  </pic:spPr>
+                </pic:pic>
+              </a:graphicData>
+            </a:graphic>
+          </wp:inline>
+        </w:drawing>
+      </w:r>
+    </w:p>
+    <w:p>
+      <w:pPr>
+        <w:pStyle w:val="Caption"/>
+      </w:pPr>
+      <w:r>
+        <w:rPr>
+          <w:sz w:val="24"/>
+        </w:rPr>
+        <w:t>Hình 11. Mặt đi dây PCB của bo mạch điều khiển nguyên mẫu</w:t>
+      </w:r>
+    </w:p>
+    <w:p>
+      <w:r>
+        <w:t>Bố trí PCB một lớp: hai hàng lỗ cắm ESP32 DevKit nằm giữa, khối quang trở và các đầu nối servo đặt dọc hai biên, đường đi dây ôm sát mặt đáy và chừa vùng ăng-ten phía đỉnh bo mạch không phủ đồng.</w:t>
+      </w:r>
+    </w:p>
+    <w:p>
+      <w:r>
+        <w:drawing>
+          <wp:inline xmlns:a="http://schemas.openxmlformats.org/drawingml/2006/main" xmlns:pic="http://schemas.openxmlformats.org/drawingml/2006/picture">
+            <wp:extent cx="5303520" cy="2970800"/>
+            <wp:docPr id="10" name="Picture 10"/>
+            <wp:cNvGraphicFramePr>
+              <a:graphicFrameLocks noChangeAspect="1"/>
+            </wp:cNvGraphicFramePr>
+            <a:graphic>
+              <a:graphicData uri="http://schemas.openxmlformats.org/drawingml/2006/picture">
+                <pic:pic>
+                  <pic:nvPicPr>
+                    <pic:cNvPr id="0" name="mo_hinh_nguyen_mau_thuc_te.png"/>
+                    <pic:cNvPicPr/>
+                  </pic:nvPicPr>
+                  <pic:blipFill>
+                    <a:blip r:embed="rId23"/>
+                    <a:stretch>
+                      <a:fillRect/>
+                    </a:stretch>
+                  </pic:blipFill>
+                  <pic:spPr>
+                    <a:xfrm>
+                      <a:off x="0" y="0"/>
+                      <a:ext cx="5303520" cy="2970800"/>
+                    </a:xfrm>
+                    <a:prstGeom prst="rect"/>
+                  </pic:spPr>
+                </pic:pic>
+              </a:graphicData>
+            </a:graphic>
+          </wp:inline>
+        </w:drawing>
+      </w:r>
+    </w:p>
+    <w:p>
+      <w:pPr>
+        <w:pStyle w:val="Caption"/>
+      </w:pPr>
+      <w:r>
+        <w:rPr>
+          <w:sz w:val="24"/>
+        </w:rPr>
+        <w:t>Hình 12. Mô hình nguyên mẫu hai trục đã lắp ráp với servo SG90</w:t>
+      </w:r>
+    </w:p>
+    <w:p>
+      <w:r>
+        <w:t>Mô hình nguyên mẫu khi thử nghiệm: vòm chụp cảm biến in 3D gắn bốn quang trở dán nhãn TL, TR, BL, BR, tấm pin nhỏ đặt trên giá, hai servo SG90 lái trục ngang và trục đứng, bo mạch đặt trong hộp nhựa và cấp nguồn từ nguồn bàn trong quá trình đo.</w:t>
       </w:r>
     </w:p>
     <w:p>
@@ -2978,11 +3327,13 @@
         <w:pStyle w:val="Heading2"/>
       </w:pPr>
       <w:r>
+        <w:rPr/>
         <w:t>3.9. Đo đạc kiểm chứng</w:t>
       </w:r>
     </w:p>
     <w:p>
       <w:r>
+        <w:rPr/>
         <w:t>Mô hình chưa được cấp điện để đo đạc, nên các giá trị trong bảng dưới đây là giá trị tham khảo rút từ mô phỏng mạch và tài liệu nhà sản xuất, dùng để chuẩn bị thí nghiệm; số liệu đo thực tế sẽ được cập nhật ở công việc tiếp theo.</w:t>
       </w:r>
     </w:p>
@@ -2992,6 +3343,7 @@
         <w:spacing w:after="80"/>
       </w:pPr>
       <w:r>
+        <w:rPr/>
         <w:t>Bảng 6. Giá trị tham khảo cho các phép đo kiểm chứng phần cứng hai trục (sẽ kiểm chứng lại)</w:t>
       </w:r>
     </w:p>
@@ -3249,6 +3601,7 @@
         <w:pStyle w:val="Heading1"/>
       </w:pPr>
       <w:r>
+        <w:rPr/>
         <w:lastRenderedPageBreak/>
         <w:t>CHƯƠNG 4. TIẾN ĐỘ THỰC HIỆN VÀ KẾ HOẠCH TUẦN NÀY</w:t>
       </w:r>
@@ -3261,13 +3614,11 @@
         <w:rPr>
           <w:color w:val="000000"/>
         </w:rPr>
-        <w:t>4.1. Kết quả đạt được trong tuần 5/10 – 10/10/2026</w:t>
-      </w:r>
-    </w:p>
-    <w:p>
-      <w:pPr>
-        <w:pStyle w:val="ListBullet"/>
-      </w:pPr>
+        <w:t>4.1. Kết quả đạt được trong tuần</w:t>
+      </w:r>
+    </w:p>
+    <w:p>
+      <w:pPr/>
       <w:r>
         <w:rPr>
           <w:color w:val="000000"/>
@@ -3276,9 +3627,7 @@
       </w:r>
     </w:p>
     <w:p>
-      <w:pPr>
-        <w:pStyle w:val="ListBullet"/>
-      </w:pPr>
+      <w:pPr/>
       <w:r>
         <w:rPr>
           <w:color w:val="000000"/>
@@ -3291,36 +3640,40 @@
         <w:pStyle w:val="Heading2"/>
       </w:pPr>
       <w:r>
-        <w:t>4.2. Các công việc còn lại của tuần này (5/10 – 10/10/2026)</w:t>
-      </w:r>
-    </w:p>
-    <w:p>
-      <w:pPr>
-        <w:pStyle w:val="ListBullet"/>
-      </w:pPr>
-      <w:r>
+        <w:rPr/>
+        <w:t>4.2. Các công việc cần thực hiện tiếp</w:t>
+      </w:r>
+    </w:p>
+    <w:p>
+      <w:pPr>
+        <w:ind w:left="567"/>
+      </w:pPr>
+      <w:r>
+        <w:rPr/>
         <w:t>Hoàn thiện bản vẽ 3D chi tiết khớp nâng nghiêng có đối trọng và xuất file in.</w:t>
       </w:r>
     </w:p>
     <w:p>
       <w:pPr>
-        <w:pStyle w:val="ListBullet"/>
-      </w:pPr>
-      <w:r>
+        <w:ind w:left="567"/>
+      </w:pPr>
+      <w:r>
+        <w:rPr/>
         <w:t>Chạy thử ngoài trời trọn ngày, ghi log hai góc khớp đối chiếu mô phỏng.</w:t>
       </w:r>
     </w:p>
     <w:p>
       <w:pPr>
-        <w:pStyle w:val="ListBullet"/>
-      </w:pPr>
-      <w:r>
+        <w:ind w:left="567"/>
+      </w:pPr>
+      <w:r>
+        <w:rPr/>
         <w:t>Đo nhiệt độ TIP41C của hai cầu H sau 30 phút hoạt động liên tục.</w:t>
       </w:r>
     </w:p>
     <w:p>
       <w:pPr>
-        <w:pStyle w:val="ListBullet"/>
+        <w:ind w:left="567"/>
       </w:pPr>
       <w:r>
         <w:rPr>
@@ -3334,62 +3687,74 @@
         <w:pStyle w:val="Heading1"/>
       </w:pPr>
       <w:r>
+        <w:rPr/>
         <w:t>TÀI LIỆU THAM KHẢO</w:t>
       </w:r>
     </w:p>
     <w:p>
       <w:r>
+        <w:rPr/>
         <w:t>[1] I. Reda and A. Andreas, “Solar Position Algorithm for Solar Radiation Applications,” NREL/TP-560-34302, 2008. https://docs.nrel.gov/docs/fy08osti/34302.pdf</w:t>
       </w:r>
     </w:p>
     <w:p>
       <w:r>
+        <w:rPr/>
         <w:t>[2] I. Reda and A. Andreas, “Solar position algorithm for solar radiation applications,” Solar Energy, vol. 76, no. 5, pp. 577-589, 2004.</w:t>
       </w:r>
     </w:p>
     <w:p>
       <w:r>
+        <w:rPr/>
         <w:t>[3] J. A. Duffie and W. A. Beckman, Solar Engineering of Thermal Processes, 4th ed., John Wiley &amp; Sons, 2013.</w:t>
       </w:r>
     </w:p>
     <w:p>
       <w:r>
+        <w:rPr/>
         <w:t>[4] R. F. Fuentes-Morales et al., “Control algorithms applied to active solar tracking systems: A review,” Solar Energy, vol. 212, pp. 203-219, 2020. https://doi.org/10.1016/j.solener.2020.10.071</w:t>
       </w:r>
     </w:p>
     <w:p>
       <w:r>
+        <w:rPr/>
         <w:t>[5] H. Mousazadeh et al., “A review of principle and sun-tracking methods for maximizing solar systems output,” Renewable and Sustainable Energy Reviews, vol. 13, no. 8, pp. 1800-1818, 2009.</w:t>
       </w:r>
     </w:p>
     <w:p>
       <w:r>
+        <w:rPr/>
         <w:t>[6] A. Awasthi et al., “Review on sun tracking technology in solar PV system,” Energy Reports, vol. 6, pp. 392-405, 2020.</w:t>
       </w:r>
     </w:p>
     <w:p>
       <w:r>
+        <w:rPr/>
         <w:t>[7] A. R. Amelia et al., “Technologies of solar tracking systems: A review,” IOP Conference Series: Materials Science and Engineering, vol. 767, 012052, 2020.</w:t>
       </w:r>
     </w:p>
     <w:p>
       <w:r>
+        <w:rPr/>
         <w:lastRenderedPageBreak/>
         <w:t>[8] Espressif Systems, ESP32 Series Datasheet. https://www.espressif.com/sites/default/files/documentation/esp32_datasheet_en.pdf</w:t>
       </w:r>
     </w:p>
     <w:p>
       <w:r>
+        <w:rPr/>
         <w:t>[9] Maxim Integrated, DS1307 64 x 8, Serial I2C Real-Time Clock, Datasheet. https://www.analog.com/media/en/technical-documentation/data-sheets/DS1307.pdf</w:t>
       </w:r>
     </w:p>
     <w:p>
       <w:r>
+        <w:rPr/>
         <w:t>[10] A. El Hammoumi et al., “A simple and low-cost active dual-axis solar tracker,” Energy Science &amp; Engineering, vol. 6, no. 5, pp. 607-620, 2018. https://doi.org/10.1002/ese3.236</w:t>
       </w:r>
     </w:p>
     <w:p>
       <w:r>
+        <w:rPr/>
         <w:t>[11] J.-M. Wang and C.-L. Lu, “Design and Implementation of a Sun Tracker with a Dual-Axis Single Motor for an Optical Sensor-Based Photovoltaic System,” Sensors, vol. 13, no. 3, pp. 3157-3168, 2013. https://doi.org/10.3390/s130303157</w:t>
       </w:r>
     </w:p>
